--- a/dwh_design/Business_Template.docx
+++ b/dwh_design/Business_Template.docx
@@ -1829,21 +1829,7 @@
           <w:rFonts w:eastAsiaTheme="minorEastAsia" w:cstheme="minorBidi"/>
           <w:szCs w:val="32"/>
         </w:rPr>
-        <w:t>in the part 1.4 describe separated entities (dimension in the future) for both datasets (min 5 per each dataset)</w:t>
-      </w:r>
-      <w:r>
-        <w:rPr>
-          <w:rFonts w:eastAsiaTheme="minorEastAsia" w:cstheme="minorBidi"/>
-          <w:szCs w:val="32"/>
-        </w:rPr>
-        <w:t xml:space="preserve">, </w:t>
-      </w:r>
-      <w:r>
-        <w:rPr>
-          <w:rFonts w:eastAsiaTheme="minorEastAsia" w:cstheme="minorBidi"/>
-          <w:szCs w:val="32"/>
-        </w:rPr>
-        <w:t>describe differences between 2 datasets</w:t>
+        <w:t>in the part 1.4 describe separated entities (dimension in the future) for both datasets (min 5 per each dataset), describe differences between 2 datasets</w:t>
       </w:r>
     </w:p>
     <w:p>
@@ -5084,22 +5070,20 @@
           <w:b/>
           <w:bCs/>
         </w:rPr>
-        <w:t>Dim D</w:t>
-      </w:r>
-      <w:r>
-        <w:rPr>
-          <w:b/>
-          <w:bCs/>
-        </w:rPr>
-        <w:t>ate</w:t>
-      </w:r>
-    </w:p>
-    <w:p>
-      <w:pPr>
-        <w:pStyle w:val="BodyText"/>
-      </w:pPr>
-      <w:r>
-        <w:t>&lt;description&gt;</w:t>
+        <w:t>DIM_DATES</w:t>
+      </w:r>
+    </w:p>
+    <w:p>
+      <w:pPr>
+        <w:pStyle w:val="BodyText"/>
+      </w:pPr>
+      <w:proofErr w:type="gramStart"/>
+      <w:r>
+        <w:t>Provides</w:t>
+      </w:r>
+      <w:proofErr w:type="gramEnd"/>
+      <w:r>
+        <w:t xml:space="preserve"> detailed information about dates.</w:t>
       </w:r>
     </w:p>
     <w:p>
@@ -5233,11 +5217,9 @@
             <w:pPr>
               <w:pStyle w:val="BodyText"/>
             </w:pPr>
-            <w:proofErr w:type="spellStart"/>
-            <w:r>
-              <w:t>Date_key</w:t>
-            </w:r>
-            <w:proofErr w:type="spellEnd"/>
+            <w:r>
+              <w:t>DATE_ID</w:t>
+            </w:r>
           </w:p>
         </w:tc>
         <w:tc>
@@ -5280,7 +5262,7 @@
               <w:pStyle w:val="BodyText"/>
             </w:pPr>
             <w:r>
-              <w:t>Full date</w:t>
+              <w:t>FULL_DATE</w:t>
             </w:r>
           </w:p>
         </w:tc>
@@ -5323,11 +5305,9 @@
             <w:pPr>
               <w:pStyle w:val="BodyText"/>
             </w:pPr>
-            <w:proofErr w:type="spellStart"/>
-            <w:r>
-              <w:t>DayOfWeek_number</w:t>
-            </w:r>
-            <w:proofErr w:type="spellEnd"/>
+            <w:r>
+              <w:t>DAY_OF_THE_WEEK_NUMBER</w:t>
+            </w:r>
           </w:p>
         </w:tc>
         <w:tc>
@@ -5377,11 +5357,9 @@
             <w:pPr>
               <w:pStyle w:val="BodyText"/>
             </w:pPr>
-            <w:proofErr w:type="spellStart"/>
-            <w:r>
-              <w:t>DayOfWeek_desc</w:t>
-            </w:r>
-            <w:proofErr w:type="spellEnd"/>
+            <w:r>
+              <w:t>DEY_OF_THE_WEEK_DESC</w:t>
+            </w:r>
           </w:p>
         </w:tc>
         <w:tc>
@@ -5428,11 +5406,9 @@
             <w:pPr>
               <w:pStyle w:val="BodyText"/>
             </w:pPr>
-            <w:proofErr w:type="spellStart"/>
-            <w:r>
-              <w:t>Weekend_flag</w:t>
-            </w:r>
-            <w:proofErr w:type="spellEnd"/>
+            <w:r>
+              <w:t>IS_WEEKEND</w:t>
+            </w:r>
           </w:p>
         </w:tc>
         <w:tc>
@@ -5475,7 +5451,7 @@
               <w:pStyle w:val="BodyText"/>
             </w:pPr>
             <w:r>
-              <w:t>Day of month number</w:t>
+              <w:t>DAY_OF_THE_MONTH_NUMBER</w:t>
             </w:r>
           </w:p>
         </w:tc>
@@ -5519,7 +5495,7 @@
               <w:pStyle w:val="BodyText"/>
             </w:pPr>
             <w:r>
-              <w:t>Week number</w:t>
+              <w:t>WEEK_NUMBER</w:t>
             </w:r>
           </w:p>
         </w:tc>
@@ -5563,7 +5539,7 @@
               <w:pStyle w:val="BodyText"/>
             </w:pPr>
             <w:r>
-              <w:t>Month value</w:t>
+              <w:t>MONTH_NUMBER</w:t>
             </w:r>
           </w:p>
         </w:tc>
@@ -5612,7 +5588,10 @@
               <w:pStyle w:val="BodyText"/>
             </w:pPr>
             <w:r>
-              <w:t>Month desc</w:t>
+              <w:t>M</w:t>
+            </w:r>
+            <w:r>
+              <w:t>ONTH_DESC</w:t>
             </w:r>
           </w:p>
         </w:tc>
@@ -5661,7 +5640,10 @@
               <w:pStyle w:val="BodyText"/>
             </w:pPr>
             <w:r>
-              <w:t>Quarter value</w:t>
+              <w:t>Q</w:t>
+            </w:r>
+            <w:r>
+              <w:t>UARTER_NUMBER</w:t>
             </w:r>
           </w:p>
         </w:tc>
@@ -5710,7 +5692,7 @@
               <w:pStyle w:val="BodyText"/>
             </w:pPr>
             <w:r>
-              <w:t>Year value</w:t>
+              <w:t>YEAR_NUMBER</w:t>
             </w:r>
           </w:p>
         </w:tc>
@@ -5765,32 +5747,36 @@
           <w:b/>
           <w:bCs/>
         </w:rPr>
-        <w:t xml:space="preserve">Dim </w:t>
-      </w:r>
-      <w:r>
-        <w:rPr>
-          <w:b/>
-          <w:bCs/>
-        </w:rPr>
-        <w:t>Customer</w:t>
-      </w:r>
-    </w:p>
-    <w:p>
-      <w:pPr>
-        <w:pStyle w:val="BodyText"/>
-      </w:pPr>
-      <w:r>
-        <w:t>&lt;description&gt;</w:t>
-      </w:r>
-      <w:r>
-        <w:rPr>
-          <w:b/>
-          <w:bCs/>
-        </w:rPr>
-        <w:t>Sensitive fields excluded from DWH (PII/security):</w:t>
-      </w:r>
-      <w:r>
-        <w:t xml:space="preserve"> SSN, credit card number, CVV, IBAN, card expiration date</w:t>
+        <w:t>D</w:t>
+      </w:r>
+      <w:r>
+        <w:rPr>
+          <w:b/>
+          <w:bCs/>
+        </w:rPr>
+        <w:t>IM_CUSTOMERS</w:t>
+      </w:r>
+    </w:p>
+    <w:p>
+      <w:pPr>
+        <w:pStyle w:val="BodyText"/>
+        <w:rPr>
+          <w:b/>
+          <w:bCs/>
+        </w:rPr>
+      </w:pPr>
+      <w:r>
+        <w:t xml:space="preserve">Provides detailed information about customers. </w:t>
+      </w:r>
+      <w:r>
+        <w:rPr>
+          <w:b/>
+          <w:bCs/>
+        </w:rPr>
+        <w:t xml:space="preserve">Sensitive fields excluded </w:t>
+      </w:r>
+      <w:r>
+        <w:t>SSN, credit card number, CVV, IBAN, card expiration date</w:t>
       </w:r>
       <w:r>
         <w:t xml:space="preserve"> – not necessary for analysis.</w:t>
@@ -5929,7 +5915,10 @@
             </w:pPr>
             <w:r>
               <w:lastRenderedPageBreak/>
-              <w:t>Customer key</w:t>
+              <w:t>C</w:t>
+            </w:r>
+            <w:r>
+              <w:t>USTOMER_ID</w:t>
             </w:r>
           </w:p>
         </w:tc>
@@ -5973,7 +5962,7 @@
               <w:pStyle w:val="BodyText"/>
             </w:pPr>
             <w:r>
-              <w:t>Customer id</w:t>
+              <w:t>CUSTOMER_SRC_ID</w:t>
             </w:r>
           </w:p>
         </w:tc>
@@ -6022,7 +6011,10 @@
               <w:pStyle w:val="BodyText"/>
             </w:pPr>
             <w:r>
-              <w:t>Customer name</w:t>
+              <w:t>C</w:t>
+            </w:r>
+            <w:r>
+              <w:t>USTOMER_NAME</w:t>
             </w:r>
           </w:p>
         </w:tc>
@@ -6071,7 +6063,10 @@
               <w:pStyle w:val="BodyText"/>
             </w:pPr>
             <w:r>
-              <w:t>Customer gender</w:t>
+              <w:t>C</w:t>
+            </w:r>
+            <w:r>
+              <w:t>USTOMER_GENDER</w:t>
             </w:r>
           </w:p>
         </w:tc>
@@ -6120,7 +6115,10 @@
               <w:pStyle w:val="BodyText"/>
             </w:pPr>
             <w:r>
-              <w:t>Customer age</w:t>
+              <w:t>C</w:t>
+            </w:r>
+            <w:r>
+              <w:t>USTOMER_AGE</w:t>
             </w:r>
           </w:p>
         </w:tc>
@@ -6164,7 +6162,10 @@
               <w:pStyle w:val="BodyText"/>
             </w:pPr>
             <w:r>
-              <w:t>Customer email</w:t>
+              <w:t>C</w:t>
+            </w:r>
+            <w:r>
+              <w:t>USTOMER_EMAIL</w:t>
             </w:r>
           </w:p>
         </w:tc>
@@ -6213,7 +6214,10 @@
               <w:pStyle w:val="BodyText"/>
             </w:pPr>
             <w:r>
-              <w:t>Customer phone number</w:t>
+              <w:t>C</w:t>
+            </w:r>
+            <w:r>
+              <w:t>USTOMER_PHONE_NUMBER</w:t>
             </w:r>
           </w:p>
         </w:tc>
@@ -6262,7 +6266,10 @@
               <w:pStyle w:val="BodyText"/>
             </w:pPr>
             <w:r>
-              <w:t>Customer address</w:t>
+              <w:t>C</w:t>
+            </w:r>
+            <w:r>
+              <w:t>USTOMER_ADDRESS</w:t>
             </w:r>
           </w:p>
         </w:tc>
@@ -6311,7 +6318,7 @@
               <w:pStyle w:val="BodyText"/>
             </w:pPr>
             <w:r>
-              <w:t>Customer city</w:t>
+              <w:t>CUSTOMER_CITY</w:t>
             </w:r>
           </w:p>
         </w:tc>
@@ -6360,7 +6367,10 @@
               <w:pStyle w:val="BodyText"/>
             </w:pPr>
             <w:r>
-              <w:t>Customer state</w:t>
+              <w:t>C</w:t>
+            </w:r>
+            <w:r>
+              <w:t>USTOMER_STATE</w:t>
             </w:r>
           </w:p>
         </w:tc>
@@ -6409,7 +6419,10 @@
               <w:pStyle w:val="BodyText"/>
             </w:pPr>
             <w:r>
-              <w:t>Customer postal code</w:t>
+              <w:t>C</w:t>
+            </w:r>
+            <w:r>
+              <w:t>USTOMER_POSTAL_CODE</w:t>
             </w:r>
           </w:p>
         </w:tc>
@@ -6467,48 +6480,42 @@
           <w:b/>
           <w:bCs/>
         </w:rPr>
-        <w:t xml:space="preserve">Dim </w:t>
-      </w:r>
-      <w:r>
-        <w:rPr>
-          <w:b/>
-          <w:bCs/>
-        </w:rPr>
-        <w:t>Employee</w:t>
-      </w:r>
-    </w:p>
-    <w:p>
-      <w:pPr>
-        <w:pStyle w:val="BodyText"/>
-      </w:pPr>
-      <w:r>
-        <w:t>&lt;description&gt;</w:t>
-      </w:r>
-      <w:r>
-        <w:rPr>
-          <w:b/>
-          <w:bCs/>
-        </w:rPr>
-        <w:t>Sensitive fields excluded:</w:t>
-      </w:r>
-      <w:r>
-        <w:t xml:space="preserve"> SSN (</w:t>
-      </w:r>
-      <w:proofErr w:type="spellStart"/>
-      <w:r>
-        <w:t>ee_ssn</w:t>
-      </w:r>
-      <w:proofErr w:type="spellEnd"/>
-      <w:r>
-        <w:t xml:space="preserve">, </w:t>
-      </w:r>
-      <w:proofErr w:type="spellStart"/>
-      <w:r>
-        <w:t>employee_ssn</w:t>
-      </w:r>
-      <w:proofErr w:type="spellEnd"/>
-      <w:r>
-        <w:t>).</w:t>
+        <w:t>D</w:t>
+      </w:r>
+      <w:r>
+        <w:rPr>
+          <w:b/>
+          <w:bCs/>
+        </w:rPr>
+        <w:t>IM_EMPLOYEES</w:t>
+      </w:r>
+    </w:p>
+    <w:p>
+      <w:pPr>
+        <w:pStyle w:val="BodyText"/>
+      </w:pPr>
+      <w:r>
+        <w:t xml:space="preserve">Provides detailed information about employees. </w:t>
+      </w:r>
+      <w:r>
+        <w:rPr>
+          <w:b/>
+          <w:bCs/>
+        </w:rPr>
+        <w:t>Sensitive fields excluded</w:t>
+      </w:r>
+      <w:r>
+        <w:rPr>
+          <w:b/>
+          <w:bCs/>
+        </w:rPr>
+        <w:t>:</w:t>
+      </w:r>
+      <w:r>
+        <w:t xml:space="preserve"> SSN</w:t>
+      </w:r>
+      <w:r>
+        <w:t>.</w:t>
       </w:r>
     </w:p>
     <w:p>
@@ -6643,7 +6650,10 @@
               <w:pStyle w:val="BodyText"/>
             </w:pPr>
             <w:r>
-              <w:t>Employee key</w:t>
+              <w:t>E</w:t>
+            </w:r>
+            <w:r>
+              <w:t>MPLOYEE_ID</w:t>
             </w:r>
           </w:p>
         </w:tc>
@@ -6687,7 +6697,7 @@
               <w:pStyle w:val="BodyText"/>
             </w:pPr>
             <w:r>
-              <w:t>Employee id</w:t>
+              <w:t>EMPLOYEE_SRC_ID</w:t>
             </w:r>
           </w:p>
         </w:tc>
@@ -6736,7 +6746,10 @@
               <w:pStyle w:val="BodyText"/>
             </w:pPr>
             <w:r>
-              <w:t>Employee name</w:t>
+              <w:t>E</w:t>
+            </w:r>
+            <w:r>
+              <w:t>MPLOYEE_NAME</w:t>
             </w:r>
           </w:p>
         </w:tc>
@@ -6785,7 +6798,10 @@
               <w:pStyle w:val="BodyText"/>
             </w:pPr>
             <w:r>
-              <w:t>Employee gender</w:t>
+              <w:t>E</w:t>
+            </w:r>
+            <w:r>
+              <w:t>MPLOYEE_GENDER</w:t>
             </w:r>
           </w:p>
         </w:tc>
@@ -6834,7 +6850,10 @@
               <w:pStyle w:val="BodyText"/>
             </w:pPr>
             <w:r>
-              <w:t>Employee email</w:t>
+              <w:t>E</w:t>
+            </w:r>
+            <w:r>
+              <w:t>MPLOYEE_EMAIL</w:t>
             </w:r>
           </w:p>
         </w:tc>
@@ -6883,7 +6902,10 @@
               <w:pStyle w:val="BodyText"/>
             </w:pPr>
             <w:r>
-              <w:t>Employee phone number</w:t>
+              <w:t>E</w:t>
+            </w:r>
+            <w:r>
+              <w:t>MPLOYEE_PHONE_NUMBER</w:t>
             </w:r>
           </w:p>
         </w:tc>
@@ -6932,7 +6954,10 @@
               <w:pStyle w:val="BodyText"/>
             </w:pPr>
             <w:r>
-              <w:t>Employee address</w:t>
+              <w:t>E</w:t>
+            </w:r>
+            <w:r>
+              <w:t>MPLOYEE_ADDRESS</w:t>
             </w:r>
           </w:p>
         </w:tc>
@@ -6981,7 +7006,10 @@
               <w:pStyle w:val="BodyText"/>
             </w:pPr>
             <w:r>
-              <w:t>Employee city</w:t>
+              <w:t>E</w:t>
+            </w:r>
+            <w:r>
+              <w:t>MPLOYEE_CITY</w:t>
             </w:r>
           </w:p>
         </w:tc>
@@ -7030,7 +7058,7 @@
               <w:pStyle w:val="BodyText"/>
             </w:pPr>
             <w:r>
-              <w:t>Employee state</w:t>
+              <w:t>EMPLOYEE_STATE</w:t>
             </w:r>
           </w:p>
         </w:tc>
@@ -7079,7 +7107,10 @@
               <w:pStyle w:val="BodyText"/>
             </w:pPr>
             <w:r>
-              <w:t>Employee postal code</w:t>
+              <w:t>E</w:t>
+            </w:r>
+            <w:r>
+              <w:t>MPLOYEE_POSTAL_CODE</w:t>
             </w:r>
           </w:p>
         </w:tc>
@@ -7134,22 +7165,22 @@
           <w:b/>
           <w:bCs/>
         </w:rPr>
-        <w:t xml:space="preserve">Dim </w:t>
-      </w:r>
-      <w:r>
-        <w:rPr>
-          <w:b/>
-          <w:bCs/>
-        </w:rPr>
-        <w:t>Product</w:t>
-      </w:r>
-    </w:p>
-    <w:p>
-      <w:pPr>
-        <w:pStyle w:val="BodyText"/>
-      </w:pPr>
-      <w:r>
-        <w:t>&lt;description&gt;</w:t>
+        <w:t>D</w:t>
+      </w:r>
+      <w:r>
+        <w:rPr>
+          <w:b/>
+          <w:bCs/>
+        </w:rPr>
+        <w:t>IM_PRODUCTS</w:t>
+      </w:r>
+    </w:p>
+    <w:p>
+      <w:pPr>
+        <w:pStyle w:val="BodyText"/>
+      </w:pPr>
+      <w:r>
+        <w:t>Provides detailed information about products.</w:t>
       </w:r>
     </w:p>
     <w:p>
@@ -7284,7 +7315,10 @@
               <w:pStyle w:val="BodyText"/>
             </w:pPr>
             <w:r>
-              <w:t>Product key</w:t>
+              <w:t>P</w:t>
+            </w:r>
+            <w:r>
+              <w:t>RODUCT_ID</w:t>
             </w:r>
           </w:p>
         </w:tc>
@@ -7328,7 +7362,10 @@
               <w:pStyle w:val="BodyText"/>
             </w:pPr>
             <w:r>
-              <w:t>Product code</w:t>
+              <w:t>P</w:t>
+            </w:r>
+            <w:r>
+              <w:t>RODUCT_SRC_ID</w:t>
             </w:r>
           </w:p>
         </w:tc>
@@ -7378,7 +7415,10 @@
             </w:pPr>
             <w:r>
               <w:lastRenderedPageBreak/>
-              <w:t>Product top category</w:t>
+              <w:t>P</w:t>
+            </w:r>
+            <w:r>
+              <w:t>RODUCT_TOP_CATEGORY</w:t>
             </w:r>
           </w:p>
         </w:tc>
@@ -7427,7 +7467,10 @@
               <w:pStyle w:val="BodyText"/>
             </w:pPr>
             <w:r>
-              <w:t>Product category</w:t>
+              <w:t>P</w:t>
+            </w:r>
+            <w:r>
+              <w:t>RODUCT_CATEGORY</w:t>
             </w:r>
           </w:p>
         </w:tc>
@@ -7476,7 +7519,10 @@
               <w:pStyle w:val="BodyText"/>
             </w:pPr>
             <w:r>
-              <w:t>Product subcategory</w:t>
+              <w:t>P</w:t>
+            </w:r>
+            <w:r>
+              <w:t>RODUCT_SUBCATEGORY</w:t>
             </w:r>
           </w:p>
         </w:tc>
@@ -7525,7 +7571,7 @@
               <w:pStyle w:val="BodyText"/>
             </w:pPr>
             <w:r>
-              <w:t>Description</w:t>
+              <w:t>PRODUCT_DESCRIPTION</w:t>
             </w:r>
           </w:p>
         </w:tc>
@@ -7573,11 +7619,9 @@
             <w:pPr>
               <w:pStyle w:val="BodyText"/>
             </w:pPr>
-            <w:proofErr w:type="spellStart"/>
-            <w:r>
-              <w:t>Colour</w:t>
-            </w:r>
-            <w:proofErr w:type="spellEnd"/>
+            <w:r>
+              <w:t>PRODUCT_COLOUR</w:t>
+            </w:r>
           </w:p>
         </w:tc>
         <w:tc>
@@ -7630,7 +7674,7 @@
               <w:pStyle w:val="BodyText"/>
             </w:pPr>
             <w:r>
-              <w:t>Size</w:t>
+              <w:t>PRODUCT_SIZE</w:t>
             </w:r>
           </w:p>
         </w:tc>
@@ -7661,10 +7705,7 @@
             </w:r>
             <w:proofErr w:type="gramEnd"/>
             <w:r>
-              <w:t>2</w:t>
-            </w:r>
-            <w:r>
-              <w:t>0)</w:t>
+              <w:t>20)</w:t>
             </w:r>
           </w:p>
         </w:tc>
@@ -7681,11 +7722,9 @@
             <w:pPr>
               <w:pStyle w:val="BodyText"/>
             </w:pPr>
-            <w:proofErr w:type="spellStart"/>
-            <w:r>
-              <w:t>Min_amount</w:t>
-            </w:r>
-            <w:proofErr w:type="spellEnd"/>
+            <w:r>
+              <w:t>PRODUCT_MIN_AMOUNT</w:t>
+            </w:r>
           </w:p>
         </w:tc>
         <w:tc>
@@ -7739,22 +7778,22 @@
           <w:b/>
           <w:bCs/>
         </w:rPr>
-        <w:t xml:space="preserve">Dim </w:t>
-      </w:r>
-      <w:r>
-        <w:rPr>
-          <w:b/>
-          <w:bCs/>
-        </w:rPr>
-        <w:t>Store</w:t>
-      </w:r>
-    </w:p>
-    <w:p>
-      <w:pPr>
-        <w:pStyle w:val="BodyText"/>
-      </w:pPr>
-      <w:r>
-        <w:t>&lt;description&gt;</w:t>
+        <w:t>D</w:t>
+      </w:r>
+      <w:r>
+        <w:rPr>
+          <w:b/>
+          <w:bCs/>
+        </w:rPr>
+        <w:t>IM_STORES</w:t>
+      </w:r>
+    </w:p>
+    <w:p>
+      <w:pPr>
+        <w:pStyle w:val="BodyText"/>
+      </w:pPr>
+      <w:r>
+        <w:t xml:space="preserve">Provides detailed information about stores. </w:t>
       </w:r>
       <w:r>
         <w:t>For e-commerce records, store address fields are set to N/A, and channel is set to ECOMMERCE</w:t>
@@ -7892,7 +7931,7 @@
               <w:pStyle w:val="BodyText"/>
             </w:pPr>
             <w:r>
-              <w:t>Store key</w:t>
+              <w:t>STORE_ID</w:t>
             </w:r>
           </w:p>
         </w:tc>
@@ -7936,7 +7975,7 @@
               <w:pStyle w:val="BodyText"/>
             </w:pPr>
             <w:r>
-              <w:t>Store code</w:t>
+              <w:t>STORE_SRC_ID</w:t>
             </w:r>
           </w:p>
         </w:tc>
@@ -7985,7 +8024,7 @@
               <w:pStyle w:val="BodyText"/>
             </w:pPr>
             <w:r>
-              <w:t>Channel</w:t>
+              <w:t>CHANNEL</w:t>
             </w:r>
           </w:p>
         </w:tc>
@@ -8016,10 +8055,7 @@
             </w:r>
             <w:proofErr w:type="gramEnd"/>
             <w:r>
-              <w:t>2</w:t>
-            </w:r>
-            <w:r>
-              <w:t>0)</w:t>
+              <w:t>20)</w:t>
             </w:r>
           </w:p>
         </w:tc>
@@ -8037,7 +8073,7 @@
               <w:pStyle w:val="BodyText"/>
             </w:pPr>
             <w:r>
-              <w:t>Zone code</w:t>
+              <w:t>ZONE_CODE</w:t>
             </w:r>
           </w:p>
         </w:tc>
@@ -8086,7 +8122,10 @@
               <w:pStyle w:val="BodyText"/>
             </w:pPr>
             <w:r>
-              <w:t>Store address</w:t>
+              <w:t>S</w:t>
+            </w:r>
+            <w:r>
+              <w:t>TORE_ADDRESS</w:t>
             </w:r>
           </w:p>
         </w:tc>
@@ -8135,7 +8174,10 @@
               <w:pStyle w:val="BodyText"/>
             </w:pPr>
             <w:r>
-              <w:t xml:space="preserve">Store city </w:t>
+              <w:t>S</w:t>
+            </w:r>
+            <w:r>
+              <w:t>TORE_CITY</w:t>
             </w:r>
           </w:p>
         </w:tc>
@@ -8184,7 +8226,10 @@
               <w:pStyle w:val="BodyText"/>
             </w:pPr>
             <w:r>
-              <w:t>Store state</w:t>
+              <w:t>S</w:t>
+            </w:r>
+            <w:r>
+              <w:t>TORE_STATE</w:t>
             </w:r>
           </w:p>
         </w:tc>
@@ -8233,7 +8278,10 @@
               <w:pStyle w:val="BodyText"/>
             </w:pPr>
             <w:r>
-              <w:t>Store postal code</w:t>
+              <w:t>S</w:t>
+            </w:r>
+            <w:r>
+              <w:t>TORE_POSTAL_CODE</w:t>
             </w:r>
           </w:p>
         </w:tc>
@@ -8288,22 +8336,22 @@
           <w:b/>
           <w:bCs/>
         </w:rPr>
-        <w:t xml:space="preserve">Dim </w:t>
-      </w:r>
-      <w:r>
-        <w:rPr>
-          <w:b/>
-          <w:bCs/>
-        </w:rPr>
-        <w:t>Payment Type</w:t>
-      </w:r>
-    </w:p>
-    <w:p>
-      <w:pPr>
-        <w:pStyle w:val="BodyText"/>
-      </w:pPr>
-      <w:r>
-        <w:t>&lt;description&gt;</w:t>
+        <w:t>D</w:t>
+      </w:r>
+      <w:r>
+        <w:rPr>
+          <w:b/>
+          <w:bCs/>
+        </w:rPr>
+        <w:t>IM_PAYMENT_TYPES</w:t>
+      </w:r>
+    </w:p>
+    <w:p>
+      <w:pPr>
+        <w:pStyle w:val="BodyText"/>
+      </w:pPr>
+      <w:r>
+        <w:t>Junk dimension for payment types.</w:t>
       </w:r>
     </w:p>
     <w:p>
@@ -8438,7 +8486,10 @@
               <w:pStyle w:val="BodyText"/>
             </w:pPr>
             <w:r>
-              <w:t>Payment type key</w:t>
+              <w:t>P</w:t>
+            </w:r>
+            <w:r>
+              <w:t>AYMENT_TYPE_ID</w:t>
             </w:r>
           </w:p>
         </w:tc>
@@ -8482,10 +8533,10 @@
               <w:pStyle w:val="BodyText"/>
             </w:pPr>
             <w:r>
-              <w:t xml:space="preserve">Payment type </w:t>
-            </w:r>
-            <w:r>
-              <w:t>name</w:t>
+              <w:t>P</w:t>
+            </w:r>
+            <w:r>
+              <w:t>AYMENT_TYPE_NAME</w:t>
             </w:r>
           </w:p>
         </w:tc>
@@ -8711,13 +8762,13 @@
           <w:p>
             <w:pPr>
               <w:pStyle w:val="BodyText"/>
-              <w:jc w:val="center"/>
-            </w:pPr>
-            <w:proofErr w:type="spellStart"/>
-            <w:r>
-              <w:t>Sales_key</w:t>
-            </w:r>
-            <w:proofErr w:type="spellEnd"/>
+            </w:pPr>
+            <w:r>
+              <w:t>S</w:t>
+            </w:r>
+            <w:r>
+              <w:t>ALES_ID</w:t>
+            </w:r>
           </w:p>
         </w:tc>
         <w:tc>
@@ -8776,13 +8827,13 @@
           <w:p>
             <w:pPr>
               <w:pStyle w:val="BodyText"/>
-              <w:jc w:val="center"/>
-            </w:pPr>
-            <w:proofErr w:type="spellStart"/>
-            <w:r>
-              <w:t>Date_key</w:t>
-            </w:r>
-            <w:proofErr w:type="spellEnd"/>
+            </w:pPr>
+            <w:r>
+              <w:t>D</w:t>
+            </w:r>
+            <w:r>
+              <w:t>ATE_ID</w:t>
+            </w:r>
           </w:p>
         </w:tc>
         <w:tc>
@@ -8841,10 +8892,12 @@
           <w:p>
             <w:pPr>
               <w:pStyle w:val="BodyText"/>
-              <w:jc w:val="center"/>
-            </w:pPr>
-            <w:r>
-              <w:t>Customer_key</w:t>
+            </w:pPr>
+            <w:r>
+              <w:t>C</w:t>
+            </w:r>
+            <w:r>
+              <w:t>USTOMER_ID</w:t>
             </w:r>
           </w:p>
         </w:tc>
@@ -8904,13 +8957,10 @@
           <w:p>
             <w:pPr>
               <w:pStyle w:val="BodyText"/>
-              <w:jc w:val="center"/>
-            </w:pPr>
-            <w:proofErr w:type="spellStart"/>
-            <w:r>
-              <w:t>Employee_key</w:t>
-            </w:r>
-            <w:proofErr w:type="spellEnd"/>
+            </w:pPr>
+            <w:r>
+              <w:t>EMPLOYEE_ID</w:t>
+            </w:r>
           </w:p>
         </w:tc>
         <w:tc>
@@ -8969,13 +9019,13 @@
           <w:p>
             <w:pPr>
               <w:pStyle w:val="BodyText"/>
-              <w:jc w:val="center"/>
-            </w:pPr>
-            <w:proofErr w:type="spellStart"/>
-            <w:r>
-              <w:t>Product_key</w:t>
-            </w:r>
-            <w:proofErr w:type="spellEnd"/>
+            </w:pPr>
+            <w:r>
+              <w:t>P</w:t>
+            </w:r>
+            <w:r>
+              <w:t>RODUCT_ID</w:t>
+            </w:r>
           </w:p>
         </w:tc>
         <w:tc>
@@ -9034,13 +9084,13 @@
           <w:p>
             <w:pPr>
               <w:pStyle w:val="BodyText"/>
-              <w:jc w:val="center"/>
-            </w:pPr>
-            <w:proofErr w:type="spellStart"/>
-            <w:r>
-              <w:t>Store_key</w:t>
-            </w:r>
-            <w:proofErr w:type="spellEnd"/>
+            </w:pPr>
+            <w:r>
+              <w:t>S</w:t>
+            </w:r>
+            <w:r>
+              <w:t>TORE_ID</w:t>
+            </w:r>
           </w:p>
         </w:tc>
         <w:tc>
@@ -9099,13 +9149,13 @@
           <w:p>
             <w:pPr>
               <w:pStyle w:val="BodyText"/>
-              <w:jc w:val="center"/>
-            </w:pPr>
-            <w:proofErr w:type="spellStart"/>
-            <w:r>
-              <w:t>Payment_key</w:t>
-            </w:r>
-            <w:proofErr w:type="spellEnd"/>
+            </w:pPr>
+            <w:r>
+              <w:t>P</w:t>
+            </w:r>
+            <w:r>
+              <w:t>AYMENT_TYPE_ID</w:t>
+            </w:r>
           </w:p>
         </w:tc>
         <w:tc>
@@ -9123,7 +9173,10 @@
               <w:pStyle w:val="BodyText"/>
             </w:pPr>
             <w:r>
-              <w:t>Payment details (card information, payment method)</w:t>
+              <w:t xml:space="preserve">Payment </w:t>
+            </w:r>
+            <w:r>
+              <w:t>type</w:t>
             </w:r>
           </w:p>
         </w:tc>
@@ -9164,13 +9217,10 @@
           <w:p>
             <w:pPr>
               <w:pStyle w:val="BodyText"/>
-              <w:jc w:val="center"/>
-            </w:pPr>
-            <w:proofErr w:type="spellStart"/>
-            <w:r>
-              <w:t>Payment_id</w:t>
-            </w:r>
-            <w:proofErr w:type="spellEnd"/>
+            </w:pPr>
+            <w:r>
+              <w:t>PAYMENT_SRC_ID</w:t>
+            </w:r>
           </w:p>
         </w:tc>
         <w:tc>
@@ -9234,13 +9284,13 @@
           <w:p>
             <w:pPr>
               <w:pStyle w:val="BodyText"/>
-              <w:jc w:val="center"/>
-            </w:pPr>
-            <w:proofErr w:type="spellStart"/>
-            <w:r>
-              <w:t>Sales_amount</w:t>
-            </w:r>
-            <w:proofErr w:type="spellEnd"/>
+            </w:pPr>
+            <w:r>
+              <w:t>S</w:t>
+            </w:r>
+            <w:r>
+              <w:t>ALES_AMOUNT</w:t>
+            </w:r>
           </w:p>
         </w:tc>
         <w:tc>
@@ -9304,10 +9354,12 @@
           <w:p>
             <w:pPr>
               <w:pStyle w:val="BodyText"/>
-              <w:jc w:val="center"/>
-            </w:pPr>
-            <w:r>
-              <w:t>Discount</w:t>
+            </w:pPr>
+            <w:r>
+              <w:t>D</w:t>
+            </w:r>
+            <w:r>
+              <w:t>ISCOUNT</w:t>
             </w:r>
           </w:p>
         </w:tc>
@@ -9372,13 +9424,10 @@
           <w:p>
             <w:pPr>
               <w:pStyle w:val="BodyText"/>
-              <w:jc w:val="center"/>
-            </w:pPr>
-            <w:proofErr w:type="spellStart"/>
-            <w:r>
-              <w:t>Net_amount</w:t>
-            </w:r>
-            <w:proofErr w:type="spellEnd"/>
+            </w:pPr>
+            <w:r>
+              <w:t>NET AMOUNT</w:t>
+            </w:r>
           </w:p>
         </w:tc>
         <w:tc>
@@ -9447,10 +9496,12 @@
           <w:p>
             <w:pPr>
               <w:pStyle w:val="BodyText"/>
-              <w:jc w:val="center"/>
-            </w:pPr>
-            <w:r>
-              <w:t>Cost</w:t>
+            </w:pPr>
+            <w:r>
+              <w:t>C</w:t>
+            </w:r>
+            <w:r>
+              <w:t>OST</w:t>
             </w:r>
           </w:p>
         </w:tc>
@@ -9515,10 +9566,9 @@
           <w:p>
             <w:pPr>
               <w:pStyle w:val="BodyText"/>
-              <w:jc w:val="center"/>
-            </w:pPr>
-            <w:r>
-              <w:t>quantity</w:t>
+            </w:pPr>
+            <w:r>
+              <w:t>QUANTITY</w:t>
             </w:r>
           </w:p>
         </w:tc>
@@ -16851,12 +16901,17 @@
 </file>
 
 <file path=customXml/item2.xml><?xml version="1.0" encoding="utf-8"?>
-<?mso-contentType ?>
-<FormTemplates xmlns="http://schemas.microsoft.com/sharepoint/v3/contenttype/forms">
-  <Display>DocumentLibraryForm</Display>
-  <Edit>DocumentLibraryForm</Edit>
-  <New>DocumentLibraryForm</New>
-</FormTemplates>
+<p:properties xmlns:p="http://schemas.microsoft.com/office/2006/metadata/properties" xmlns:xsi="http://www.w3.org/2001/XMLSchema-instance" xmlns:pc="http://schemas.microsoft.com/office/infopath/2007/PartnerControls">
+  <documentManagement>
+    <SharedWithUsers xmlns="7f0dcb33-685e-48d8-b644-2ef2786c1229">
+      <UserInfo>
+        <DisplayName/>
+        <AccountId xsi:nil="true"/>
+        <AccountType/>
+      </UserInfo>
+    </SharedWithUsers>
+  </documentManagement>
+</p:properties>
 </file>
 
 <file path=customXml/item3.xml><?xml version="1.0" encoding="utf-8"?>
@@ -17045,17 +17100,12 @@
 </file>
 
 <file path=customXml/item4.xml><?xml version="1.0" encoding="utf-8"?>
-<p:properties xmlns:p="http://schemas.microsoft.com/office/2006/metadata/properties" xmlns:xsi="http://www.w3.org/2001/XMLSchema-instance" xmlns:pc="http://schemas.microsoft.com/office/infopath/2007/PartnerControls">
-  <documentManagement>
-    <SharedWithUsers xmlns="7f0dcb33-685e-48d8-b644-2ef2786c1229">
-      <UserInfo>
-        <DisplayName/>
-        <AccountId xsi:nil="true"/>
-        <AccountType/>
-      </UserInfo>
-    </SharedWithUsers>
-  </documentManagement>
-</p:properties>
+<?mso-contentType ?>
+<FormTemplates xmlns="http://schemas.microsoft.com/sharepoint/v3/contenttype/forms">
+  <Display>DocumentLibraryForm</Display>
+  <Edit>DocumentLibraryForm</Edit>
+  <New>DocumentLibraryForm</New>
+</FormTemplates>
 </file>
 
 <file path=customXml/itemProps1.xml><?xml version="1.0" encoding="utf-8"?>
@@ -17067,9 +17117,11 @@
 </file>
 
 <file path=customXml/itemProps2.xml><?xml version="1.0" encoding="utf-8"?>
-<ds:datastoreItem xmlns:ds="http://schemas.openxmlformats.org/officeDocument/2006/customXml" ds:itemID="{CEAD825D-2413-46BA-BB1F-DCE637B19B0C}">
+<ds:datastoreItem xmlns:ds="http://schemas.openxmlformats.org/officeDocument/2006/customXml" ds:itemID="{E4B4D352-B35B-4B3A-95D2-902933709BD2}">
   <ds:schemaRefs>
-    <ds:schemaRef ds:uri="http://schemas.microsoft.com/sharepoint/v3/contenttype/forms"/>
+    <ds:schemaRef ds:uri="http://schemas.microsoft.com/office/2006/metadata/properties"/>
+    <ds:schemaRef ds:uri="http://schemas.microsoft.com/office/infopath/2007/PartnerControls"/>
+    <ds:schemaRef ds:uri="7f0dcb33-685e-48d8-b644-2ef2786c1229"/>
   </ds:schemaRefs>
 </ds:datastoreItem>
 </file>
@@ -17094,11 +17146,9 @@
 </file>
 
 <file path=customXml/itemProps4.xml><?xml version="1.0" encoding="utf-8"?>
-<ds:datastoreItem xmlns:ds="http://schemas.openxmlformats.org/officeDocument/2006/customXml" ds:itemID="{E4B4D352-B35B-4B3A-95D2-902933709BD2}">
+<ds:datastoreItem xmlns:ds="http://schemas.openxmlformats.org/officeDocument/2006/customXml" ds:itemID="{CEAD825D-2413-46BA-BB1F-DCE637B19B0C}">
   <ds:schemaRefs>
-    <ds:schemaRef ds:uri="http://schemas.microsoft.com/office/2006/metadata/properties"/>
-    <ds:schemaRef ds:uri="http://schemas.microsoft.com/office/infopath/2007/PartnerControls"/>
-    <ds:schemaRef ds:uri="7f0dcb33-685e-48d8-b644-2ef2786c1229"/>
+    <ds:schemaRef ds:uri="http://schemas.microsoft.com/sharepoint/v3/contenttype/forms"/>
   </ds:schemaRefs>
 </ds:datastoreItem>
 </file>
--- a/dwh_design/Business_Template.docx
+++ b/dwh_design/Business_Template.docx
@@ -5244,7 +5244,7 @@
               <w:pStyle w:val="BodyText"/>
             </w:pPr>
             <w:r>
-              <w:t>INTEGER</w:t>
+              <w:t>BIGINT</w:t>
             </w:r>
           </w:p>
         </w:tc>
@@ -5915,10 +5915,7 @@
             </w:pPr>
             <w:r>
               <w:lastRenderedPageBreak/>
-              <w:t>C</w:t>
-            </w:r>
-            <w:r>
-              <w:t>USTOMER_ID</w:t>
+              <w:t>CUSTOMER_ID</w:t>
             </w:r>
           </w:p>
         </w:tc>
@@ -5944,7 +5941,7 @@
               <w:pStyle w:val="BodyText"/>
             </w:pPr>
             <w:r>
-              <w:t>INTEGER</w:t>
+              <w:t>BIGINT</w:t>
             </w:r>
           </w:p>
         </w:tc>
@@ -6011,10 +6008,7 @@
               <w:pStyle w:val="BodyText"/>
             </w:pPr>
             <w:r>
-              <w:t>C</w:t>
-            </w:r>
-            <w:r>
-              <w:t>USTOMER_NAME</w:t>
+              <w:t>CUSTOMER_NAME</w:t>
             </w:r>
           </w:p>
         </w:tc>
@@ -6063,10 +6057,7 @@
               <w:pStyle w:val="BodyText"/>
             </w:pPr>
             <w:r>
-              <w:t>C</w:t>
-            </w:r>
-            <w:r>
-              <w:t>USTOMER_GENDER</w:t>
+              <w:t>CUSTOMER_GENDER</w:t>
             </w:r>
           </w:p>
         </w:tc>
@@ -6115,10 +6106,7 @@
               <w:pStyle w:val="BodyText"/>
             </w:pPr>
             <w:r>
-              <w:t>C</w:t>
-            </w:r>
-            <w:r>
-              <w:t>USTOMER_AGE</w:t>
+              <w:t>CUSTOMER_AGE</w:t>
             </w:r>
           </w:p>
         </w:tc>
@@ -6162,10 +6150,7 @@
               <w:pStyle w:val="BodyText"/>
             </w:pPr>
             <w:r>
-              <w:t>C</w:t>
-            </w:r>
-            <w:r>
-              <w:t>USTOMER_EMAIL</w:t>
+              <w:t>CUSTOMER_EMAIL</w:t>
             </w:r>
           </w:p>
         </w:tc>
@@ -6214,10 +6199,7 @@
               <w:pStyle w:val="BodyText"/>
             </w:pPr>
             <w:r>
-              <w:t>C</w:t>
-            </w:r>
-            <w:r>
-              <w:t>USTOMER_PHONE_NUMBER</w:t>
+              <w:t>CUSTOMER_PHONE_NUMBER</w:t>
             </w:r>
           </w:p>
         </w:tc>
@@ -6266,10 +6248,7 @@
               <w:pStyle w:val="BodyText"/>
             </w:pPr>
             <w:r>
-              <w:t>C</w:t>
-            </w:r>
-            <w:r>
-              <w:t>USTOMER_ADDRESS</w:t>
+              <w:t>CUSTOMER_ADDRESS</w:t>
             </w:r>
           </w:p>
         </w:tc>
@@ -6367,10 +6346,7 @@
               <w:pStyle w:val="BodyText"/>
             </w:pPr>
             <w:r>
-              <w:t>C</w:t>
-            </w:r>
-            <w:r>
-              <w:t>USTOMER_STATE</w:t>
+              <w:t>CUSTOMER_STATE</w:t>
             </w:r>
           </w:p>
         </w:tc>
@@ -6419,10 +6395,7 @@
               <w:pStyle w:val="BodyText"/>
             </w:pPr>
             <w:r>
-              <w:t>C</w:t>
-            </w:r>
-            <w:r>
-              <w:t>USTOMER_POSTAL_CODE</w:t>
+              <w:t>CUSTOMER_POSTAL_CODE</w:t>
             </w:r>
           </w:p>
         </w:tc>
@@ -6650,10 +6623,7 @@
               <w:pStyle w:val="BodyText"/>
             </w:pPr>
             <w:r>
-              <w:t>E</w:t>
-            </w:r>
-            <w:r>
-              <w:t>MPLOYEE_ID</w:t>
+              <w:t>EMPLOYEE_ID</w:t>
             </w:r>
           </w:p>
         </w:tc>
@@ -6679,7 +6649,7 @@
               <w:pStyle w:val="BodyText"/>
             </w:pPr>
             <w:r>
-              <w:t>INTEGER</w:t>
+              <w:t>BIGINT</w:t>
             </w:r>
           </w:p>
         </w:tc>
@@ -6746,10 +6716,7 @@
               <w:pStyle w:val="BodyText"/>
             </w:pPr>
             <w:r>
-              <w:t>E</w:t>
-            </w:r>
-            <w:r>
-              <w:t>MPLOYEE_NAME</w:t>
+              <w:t>EMPLOYEE_NAME</w:t>
             </w:r>
           </w:p>
         </w:tc>
@@ -6798,10 +6765,7 @@
               <w:pStyle w:val="BodyText"/>
             </w:pPr>
             <w:r>
-              <w:t>E</w:t>
-            </w:r>
-            <w:r>
-              <w:t>MPLOYEE_GENDER</w:t>
+              <w:t>EMPLOYEE_GENDER</w:t>
             </w:r>
           </w:p>
         </w:tc>
@@ -6850,10 +6814,7 @@
               <w:pStyle w:val="BodyText"/>
             </w:pPr>
             <w:r>
-              <w:t>E</w:t>
-            </w:r>
-            <w:r>
-              <w:t>MPLOYEE_EMAIL</w:t>
+              <w:t>EMPLOYEE_EMAIL</w:t>
             </w:r>
           </w:p>
         </w:tc>
@@ -6902,10 +6863,7 @@
               <w:pStyle w:val="BodyText"/>
             </w:pPr>
             <w:r>
-              <w:t>E</w:t>
-            </w:r>
-            <w:r>
-              <w:t>MPLOYEE_PHONE_NUMBER</w:t>
+              <w:t>EMPLOYEE_PHONE_NUMBER</w:t>
             </w:r>
           </w:p>
         </w:tc>
@@ -6954,10 +6912,7 @@
               <w:pStyle w:val="BodyText"/>
             </w:pPr>
             <w:r>
-              <w:t>E</w:t>
-            </w:r>
-            <w:r>
-              <w:t>MPLOYEE_ADDRESS</w:t>
+              <w:t>EMPLOYEE_ADDRESS</w:t>
             </w:r>
           </w:p>
         </w:tc>
@@ -7006,10 +6961,7 @@
               <w:pStyle w:val="BodyText"/>
             </w:pPr>
             <w:r>
-              <w:t>E</w:t>
-            </w:r>
-            <w:r>
-              <w:t>MPLOYEE_CITY</w:t>
+              <w:t>EMPLOYEE_CITY</w:t>
             </w:r>
           </w:p>
         </w:tc>
@@ -7107,10 +7059,7 @@
               <w:pStyle w:val="BodyText"/>
             </w:pPr>
             <w:r>
-              <w:t>E</w:t>
-            </w:r>
-            <w:r>
-              <w:t>MPLOYEE_POSTAL_CODE</w:t>
+              <w:t>EMPLOYEE_POSTAL_CODE</w:t>
             </w:r>
           </w:p>
         </w:tc>
@@ -7315,10 +7264,7 @@
               <w:pStyle w:val="BodyText"/>
             </w:pPr>
             <w:r>
-              <w:t>P</w:t>
-            </w:r>
-            <w:r>
-              <w:t>RODUCT_ID</w:t>
+              <w:t>PRODUCT_ID</w:t>
             </w:r>
           </w:p>
         </w:tc>
@@ -7344,7 +7290,7 @@
               <w:pStyle w:val="BodyText"/>
             </w:pPr>
             <w:r>
-              <w:t>INTEGER</w:t>
+              <w:t>BIGINT</w:t>
             </w:r>
           </w:p>
         </w:tc>
@@ -7362,10 +7308,7 @@
               <w:pStyle w:val="BodyText"/>
             </w:pPr>
             <w:r>
-              <w:t>P</w:t>
-            </w:r>
-            <w:r>
-              <w:t>RODUCT_SRC_ID</w:t>
+              <w:t>PRODUCT_SRC_ID</w:t>
             </w:r>
           </w:p>
         </w:tc>
@@ -7415,10 +7358,7 @@
             </w:pPr>
             <w:r>
               <w:lastRenderedPageBreak/>
-              <w:t>P</w:t>
-            </w:r>
-            <w:r>
-              <w:t>RODUCT_TOP_CATEGORY</w:t>
+              <w:t>PRODUCT_TOP_CATEGORY</w:t>
             </w:r>
           </w:p>
         </w:tc>
@@ -7467,10 +7407,7 @@
               <w:pStyle w:val="BodyText"/>
             </w:pPr>
             <w:r>
-              <w:t>P</w:t>
-            </w:r>
-            <w:r>
-              <w:t>RODUCT_CATEGORY</w:t>
+              <w:t>PRODUCT_CATEGORY</w:t>
             </w:r>
           </w:p>
         </w:tc>
@@ -7519,10 +7456,7 @@
               <w:pStyle w:val="BodyText"/>
             </w:pPr>
             <w:r>
-              <w:t>P</w:t>
-            </w:r>
-            <w:r>
-              <w:t>RODUCT_SUBCATEGORY</w:t>
+              <w:t>PRODUCT_SUBCATEGORY</w:t>
             </w:r>
           </w:p>
         </w:tc>
@@ -7957,7 +7891,7 @@
               <w:pStyle w:val="BodyText"/>
             </w:pPr>
             <w:r>
-              <w:t>INTEGER</w:t>
+              <w:t>BIGINT</w:t>
             </w:r>
           </w:p>
         </w:tc>
@@ -8122,10 +8056,7 @@
               <w:pStyle w:val="BodyText"/>
             </w:pPr>
             <w:r>
-              <w:t>S</w:t>
-            </w:r>
-            <w:r>
-              <w:t>TORE_ADDRESS</w:t>
+              <w:t>STORE_ADDRESS</w:t>
             </w:r>
           </w:p>
         </w:tc>
@@ -8174,10 +8105,7 @@
               <w:pStyle w:val="BodyText"/>
             </w:pPr>
             <w:r>
-              <w:t>S</w:t>
-            </w:r>
-            <w:r>
-              <w:t>TORE_CITY</w:t>
+              <w:t>STORE_CITY</w:t>
             </w:r>
           </w:p>
         </w:tc>
@@ -8226,10 +8154,7 @@
               <w:pStyle w:val="BodyText"/>
             </w:pPr>
             <w:r>
-              <w:t>S</w:t>
-            </w:r>
-            <w:r>
-              <w:t>TORE_STATE</w:t>
+              <w:t>STORE_STATE</w:t>
             </w:r>
           </w:p>
         </w:tc>
@@ -8278,10 +8203,7 @@
               <w:pStyle w:val="BodyText"/>
             </w:pPr>
             <w:r>
-              <w:t>S</w:t>
-            </w:r>
-            <w:r>
-              <w:t>TORE_POSTAL_CODE</w:t>
+              <w:t>STORE_POSTAL_CODE</w:t>
             </w:r>
           </w:p>
         </w:tc>
@@ -8486,10 +8408,7 @@
               <w:pStyle w:val="BodyText"/>
             </w:pPr>
             <w:r>
-              <w:t>P</w:t>
-            </w:r>
-            <w:r>
-              <w:t>AYMENT_TYPE_ID</w:t>
+              <w:t>PAYMENT_TYPE_ID</w:t>
             </w:r>
           </w:p>
         </w:tc>
@@ -8515,7 +8434,7 @@
               <w:pStyle w:val="BodyText"/>
             </w:pPr>
             <w:r>
-              <w:t>INTEGER</w:t>
+              <w:t>BIGINT</w:t>
             </w:r>
           </w:p>
         </w:tc>
@@ -8533,10 +8452,7 @@
               <w:pStyle w:val="BodyText"/>
             </w:pPr>
             <w:r>
-              <w:t>P</w:t>
-            </w:r>
-            <w:r>
-              <w:t>AYMENT_TYPE_NAME</w:t>
+              <w:t>PAYMENT_TYPE_NAME</w:t>
             </w:r>
           </w:p>
         </w:tc>
@@ -8764,10 +8680,7 @@
               <w:pStyle w:val="BodyText"/>
             </w:pPr>
             <w:r>
-              <w:t>S</w:t>
-            </w:r>
-            <w:r>
-              <w:t>ALES_ID</w:t>
+              <w:t>SALES_ID</w:t>
             </w:r>
           </w:p>
         </w:tc>
@@ -8805,7 +8718,7 @@
               <w:pStyle w:val="BodyText"/>
             </w:pPr>
             <w:r>
-              <w:t>INTEGER</w:t>
+              <w:t>BIGINT</w:t>
             </w:r>
           </w:p>
         </w:tc>
@@ -8829,10 +8742,10 @@
               <w:pStyle w:val="BodyText"/>
             </w:pPr>
             <w:r>
-              <w:t>D</w:t>
-            </w:r>
-            <w:r>
-              <w:t>ATE_ID</w:t>
+              <w:t>H</w:t>
+            </w:r>
+            <w:r>
+              <w:t>DATE_ID</w:t>
             </w:r>
           </w:p>
         </w:tc>
@@ -8870,7 +8783,7 @@
               <w:pStyle w:val="BodyText"/>
             </w:pPr>
             <w:r>
-              <w:t>INTEGER</w:t>
+              <w:t>BIGINT</w:t>
             </w:r>
           </w:p>
         </w:tc>
@@ -8894,10 +8807,7 @@
               <w:pStyle w:val="BodyText"/>
             </w:pPr>
             <w:r>
-              <w:t>C</w:t>
-            </w:r>
-            <w:r>
-              <w:t>USTOMER_ID</w:t>
+              <w:t>CUSTOMER_ID</w:t>
             </w:r>
           </w:p>
         </w:tc>
@@ -8935,7 +8845,7 @@
               <w:pStyle w:val="BodyText"/>
             </w:pPr>
             <w:r>
-              <w:t>INTEGER</w:t>
+              <w:t>BIGINT</w:t>
             </w:r>
           </w:p>
         </w:tc>
@@ -8997,7 +8907,7 @@
               <w:pStyle w:val="BodyText"/>
             </w:pPr>
             <w:r>
-              <w:t>INTEGER</w:t>
+              <w:t>BIGINT</w:t>
             </w:r>
           </w:p>
         </w:tc>
@@ -9021,10 +8931,7 @@
               <w:pStyle w:val="BodyText"/>
             </w:pPr>
             <w:r>
-              <w:t>P</w:t>
-            </w:r>
-            <w:r>
-              <w:t>RODUCT_ID</w:t>
+              <w:t>PRODUCT_ID</w:t>
             </w:r>
           </w:p>
         </w:tc>
@@ -9062,7 +8969,7 @@
               <w:pStyle w:val="BodyText"/>
             </w:pPr>
             <w:r>
-              <w:t>INTEGER</w:t>
+              <w:t>BIGINT</w:t>
             </w:r>
           </w:p>
         </w:tc>
@@ -9086,10 +8993,7 @@
               <w:pStyle w:val="BodyText"/>
             </w:pPr>
             <w:r>
-              <w:t>S</w:t>
-            </w:r>
-            <w:r>
-              <w:t>TORE_ID</w:t>
+              <w:t>STORE_ID</w:t>
             </w:r>
           </w:p>
         </w:tc>
@@ -9127,7 +9031,7 @@
               <w:pStyle w:val="BodyText"/>
             </w:pPr>
             <w:r>
-              <w:t>INTEGER</w:t>
+              <w:t>BIGINT</w:t>
             </w:r>
           </w:p>
         </w:tc>
@@ -9151,10 +9055,7 @@
               <w:pStyle w:val="BodyText"/>
             </w:pPr>
             <w:r>
-              <w:t>P</w:t>
-            </w:r>
-            <w:r>
-              <w:t>AYMENT_TYPE_ID</w:t>
+              <w:t>PAYMENT_TYPE_ID</w:t>
             </w:r>
           </w:p>
         </w:tc>
@@ -9173,10 +9074,7 @@
               <w:pStyle w:val="BodyText"/>
             </w:pPr>
             <w:r>
-              <w:t xml:space="preserve">Payment </w:t>
-            </w:r>
-            <w:r>
-              <w:t>type</w:t>
+              <w:t>Payment type</w:t>
             </w:r>
           </w:p>
         </w:tc>
@@ -9195,7 +9093,7 @@
               <w:pStyle w:val="BodyText"/>
             </w:pPr>
             <w:r>
-              <w:t>INTEGER</w:t>
+              <w:t>BIGINT</w:t>
             </w:r>
           </w:p>
         </w:tc>
@@ -9286,10 +9184,7 @@
               <w:pStyle w:val="BodyText"/>
             </w:pPr>
             <w:r>
-              <w:t>S</w:t>
-            </w:r>
-            <w:r>
-              <w:t>ALES_AMOUNT</w:t>
+              <w:t>SALES_AMOUNT</w:t>
             </w:r>
           </w:p>
         </w:tc>
@@ -9356,10 +9251,7 @@
               <w:pStyle w:val="BodyText"/>
             </w:pPr>
             <w:r>
-              <w:t>D</w:t>
-            </w:r>
-            <w:r>
-              <w:t>ISCOUNT</w:t>
+              <w:t>DISCOUNT</w:t>
             </w:r>
           </w:p>
         </w:tc>
@@ -9498,10 +9390,7 @@
               <w:pStyle w:val="BodyText"/>
             </w:pPr>
             <w:r>
-              <w:t>C</w:t>
-            </w:r>
-            <w:r>
-              <w:t>OST</w:t>
+              <w:t>COST</w:t>
             </w:r>
           </w:p>
         </w:tc>
@@ -16011,6 +15900,7 @@
   <w:style w:type="character" w:default="1" w:styleId="DefaultParagraphFont">
     <w:name w:val="Default Paragraph Font"/>
     <w:uiPriority w:val="1"/>
+    <w:semiHidden/>
     <w:unhideWhenUsed/>
   </w:style>
   <w:style w:type="table" w:default="1" w:styleId="TableNormal">
@@ -16897,10 +16787,6 @@
 </file>
 
 <file path=customXml/item1.xml><?xml version="1.0" encoding="utf-8"?>
-<b:Sources xmlns:b="http://schemas.openxmlformats.org/officeDocument/2006/bibliography" xmlns="http://schemas.openxmlformats.org/officeDocument/2006/bibliography" SelectedStyle="\APASixthEditionOfficeOnline.xsl" StyleName="APA" Version="6"/>
-</file>
-
-<file path=customXml/item2.xml><?xml version="1.0" encoding="utf-8"?>
 <p:properties xmlns:p="http://schemas.microsoft.com/office/2006/metadata/properties" xmlns:xsi="http://www.w3.org/2001/XMLSchema-instance" xmlns:pc="http://schemas.microsoft.com/office/infopath/2007/PartnerControls">
   <documentManagement>
     <SharedWithUsers xmlns="7f0dcb33-685e-48d8-b644-2ef2786c1229">
@@ -16914,7 +16800,20 @@
 </p:properties>
 </file>
 
+<file path=customXml/item2.xml><?xml version="1.0" encoding="utf-8"?>
+<b:Sources xmlns:b="http://schemas.openxmlformats.org/officeDocument/2006/bibliography" xmlns="http://schemas.openxmlformats.org/officeDocument/2006/bibliography" SelectedStyle="\APASixthEditionOfficeOnline.xsl" StyleName="APA" Version="6"/>
+</file>
+
 <file path=customXml/item3.xml><?xml version="1.0" encoding="utf-8"?>
+<?mso-contentType ?>
+<FormTemplates xmlns="http://schemas.microsoft.com/sharepoint/v3/contenttype/forms">
+  <Display>DocumentLibraryForm</Display>
+  <Edit>DocumentLibraryForm</Edit>
+  <New>DocumentLibraryForm</New>
+</FormTemplates>
+</file>
+
+<file path=customXml/item4.xml><?xml version="1.0" encoding="utf-8"?>
 <ct:contentTypeSchema xmlns:ct="http://schemas.microsoft.com/office/2006/metadata/contentType" xmlns:ma="http://schemas.microsoft.com/office/2006/metadata/properties/metaAttributes" ct:_="" ma:_="" ma:contentTypeName="Document" ma:contentTypeID="0x010100B3483E581E535547A5C5133F57803043" ma:contentTypeVersion="7" ma:contentTypeDescription="Create a new document." ma:contentTypeScope="" ma:versionID="26f0e3c34181377a2b428b97b0aacf58">
   <xsd:schema xmlns:xsd="http://www.w3.org/2001/XMLSchema" xmlns:xs="http://www.w3.org/2001/XMLSchema" xmlns:p="http://schemas.microsoft.com/office/2006/metadata/properties" xmlns:ns2="0a074a96-e172-4849-a42b-0522bc04182b" xmlns:ns3="7f0dcb33-685e-48d8-b644-2ef2786c1229" targetNamespace="http://schemas.microsoft.com/office/2006/metadata/properties" ma:root="true" ma:fieldsID="c6eeec6c9df2cadb2fce64bd00511549" ns2:_="" ns3:_="">
     <xsd:import namespace="0a074a96-e172-4849-a42b-0522bc04182b"/>
@@ -17099,24 +16998,7 @@
 </ct:contentTypeSchema>
 </file>
 
-<file path=customXml/item4.xml><?xml version="1.0" encoding="utf-8"?>
-<?mso-contentType ?>
-<FormTemplates xmlns="http://schemas.microsoft.com/sharepoint/v3/contenttype/forms">
-  <Display>DocumentLibraryForm</Display>
-  <Edit>DocumentLibraryForm</Edit>
-  <New>DocumentLibraryForm</New>
-</FormTemplates>
-</file>
-
 <file path=customXml/itemProps1.xml><?xml version="1.0" encoding="utf-8"?>
-<ds:datastoreItem xmlns:ds="http://schemas.openxmlformats.org/officeDocument/2006/customXml" ds:itemID="{E17B8ADD-EB79-48B6-BB52-99D12F97A336}">
-  <ds:schemaRefs>
-    <ds:schemaRef ds:uri="http://schemas.openxmlformats.org/officeDocument/2006/bibliography"/>
-  </ds:schemaRefs>
-</ds:datastoreItem>
-</file>
-
-<file path=customXml/itemProps2.xml><?xml version="1.0" encoding="utf-8"?>
 <ds:datastoreItem xmlns:ds="http://schemas.openxmlformats.org/officeDocument/2006/customXml" ds:itemID="{E4B4D352-B35B-4B3A-95D2-902933709BD2}">
   <ds:schemaRefs>
     <ds:schemaRef ds:uri="http://schemas.microsoft.com/office/2006/metadata/properties"/>
@@ -17126,7 +17008,23 @@
 </ds:datastoreItem>
 </file>
 
+<file path=customXml/itemProps2.xml><?xml version="1.0" encoding="utf-8"?>
+<ds:datastoreItem xmlns:ds="http://schemas.openxmlformats.org/officeDocument/2006/customXml" ds:itemID="{E17B8ADD-EB79-48B6-BB52-99D12F97A336}">
+  <ds:schemaRefs>
+    <ds:schemaRef ds:uri="http://schemas.openxmlformats.org/officeDocument/2006/bibliography"/>
+  </ds:schemaRefs>
+</ds:datastoreItem>
+</file>
+
 <file path=customXml/itemProps3.xml><?xml version="1.0" encoding="utf-8"?>
+<ds:datastoreItem xmlns:ds="http://schemas.openxmlformats.org/officeDocument/2006/customXml" ds:itemID="{CEAD825D-2413-46BA-BB1F-DCE637B19B0C}">
+  <ds:schemaRefs>
+    <ds:schemaRef ds:uri="http://schemas.microsoft.com/sharepoint/v3/contenttype/forms"/>
+  </ds:schemaRefs>
+</ds:datastoreItem>
+</file>
+
+<file path=customXml/itemProps4.xml><?xml version="1.0" encoding="utf-8"?>
 <ds:datastoreItem xmlns:ds="http://schemas.openxmlformats.org/officeDocument/2006/customXml" ds:itemID="{2240CE2F-0274-489A-BA80-8887BFB6B269}">
   <ds:schemaRefs>
     <ds:schemaRef ds:uri="http://schemas.microsoft.com/office/2006/metadata/contentType"/>
@@ -17143,12 +17041,4 @@
     <ds:schemaRef ds:uri="http://schemas.microsoft.com/internal/obd"/>
   </ds:schemaRefs>
 </ds:datastoreItem>
-</file>
-
-<file path=customXml/itemProps4.xml><?xml version="1.0" encoding="utf-8"?>
-<ds:datastoreItem xmlns:ds="http://schemas.openxmlformats.org/officeDocument/2006/customXml" ds:itemID="{CEAD825D-2413-46BA-BB1F-DCE637B19B0C}">
-  <ds:schemaRefs>
-    <ds:schemaRef ds:uri="http://schemas.microsoft.com/sharepoint/v3/contenttype/forms"/>
-  </ds:schemaRefs>
-</ds:datastoreItem>
 </file>
--- a/dwh_design/Business_Template.docx
+++ b/dwh_design/Business_Template.docx
@@ -5793,13 +5793,7 @@
               <w:pStyle w:val="BodyText"/>
             </w:pPr>
             <w:r>
-              <w:t>C</w:t>
-            </w:r>
-            <w:r>
-              <w:t>ARD</w:t>
-            </w:r>
-            <w:r>
-              <w:t>_ID</w:t>
+              <w:t>CARD_ID</w:t>
             </w:r>
           </w:p>
         </w:tc>
@@ -5843,13 +5837,7 @@
               <w:pStyle w:val="BodyText"/>
             </w:pPr>
             <w:r>
-              <w:t>CARD</w:t>
-            </w:r>
-            <w:r>
-              <w:t>_</w:t>
-            </w:r>
-            <w:r>
-              <w:t>NUMBER</w:t>
+              <w:t>CARD_NUMBER</w:t>
             </w:r>
           </w:p>
         </w:tc>
@@ -5875,13 +5863,7 @@
               <w:pStyle w:val="BodyText"/>
             </w:pPr>
             <w:r>
-              <w:t>VARCHAR(</w:t>
-            </w:r>
-            <w:r>
-              <w:t>3</w:t>
-            </w:r>
-            <w:r>
-              <w:t>0)</w:t>
+              <w:t>VARCHAR(30)</w:t>
             </w:r>
           </w:p>
         </w:tc>
@@ -5899,10 +5881,7 @@
               <w:pStyle w:val="BodyText"/>
             </w:pPr>
             <w:r>
-              <w:t>C</w:t>
-            </w:r>
-            <w:r>
-              <w:t>ARD_CVV</w:t>
+              <w:t>CARD_CVV</w:t>
             </w:r>
           </w:p>
         </w:tc>
@@ -5928,13 +5907,7 @@
               <w:pStyle w:val="BodyText"/>
             </w:pPr>
             <w:r>
-              <w:t>VARCHAR(</w:t>
-            </w:r>
-            <w:r>
-              <w:t>5</w:t>
-            </w:r>
-            <w:r>
-              <w:t>)</w:t>
+              <w:t>VARCHAR(5)</w:t>
             </w:r>
           </w:p>
         </w:tc>
@@ -5952,10 +5925,7 @@
               <w:pStyle w:val="BodyText"/>
             </w:pPr>
             <w:r>
-              <w:t>C</w:t>
-            </w:r>
-            <w:r>
-              <w:t>ARD_IBAN</w:t>
+              <w:t>CARD_IBAN</w:t>
             </w:r>
           </w:p>
         </w:tc>
@@ -6689,10 +6659,7 @@
               <w:pStyle w:val="BodyText"/>
             </w:pPr>
             <w:r>
-              <w:t>EMPLOYEE</w:t>
-            </w:r>
-            <w:r>
-              <w:t>_SSN</w:t>
+              <w:t>EMPLOYEE_SSN</w:t>
             </w:r>
           </w:p>
         </w:tc>
@@ -13061,6 +13028,19 @@
     </w:p>
     <w:p>
       <w:pPr>
+        <w:widowControl/>
+        <w:spacing w:after="160" w:line="259" w:lineRule="auto"/>
+        <w:rPr>
+          <w:rFonts w:ascii="Trebuchet MS" w:hAnsi="Trebuchet MS"/>
+          <w:color w:val="464547"/>
+        </w:rPr>
+      </w:pPr>
+      <w:r>
+        <w:br w:type="page"/>
+      </w:r>
+    </w:p>
+    <w:p>
+      <w:pPr>
         <w:pStyle w:val="BodyText"/>
       </w:pPr>
     </w:p>
@@ -13089,6 +13069,7805 @@
         </w:numPr>
         <w:spacing w:before="60" w:after="120"/>
         <w:contextualSpacing/>
+      </w:pPr>
+    </w:p>
+    <w:p>
+      <w:pPr>
+        <w:pStyle w:val="Heading3"/>
+      </w:pPr>
+      <w:r>
+        <w:t>Source triplet</w:t>
+      </w:r>
+    </w:p>
+    <w:tbl>
+      <w:tblPr>
+        <w:tblW w:w="8190" w:type="dxa"/>
+        <w:tblInd w:w="-5" w:type="dxa"/>
+        <w:tblBorders>
+          <w:top w:val="single" w:sz="4" w:space="0" w:color="76CDD8"/>
+          <w:left w:val="single" w:sz="4" w:space="0" w:color="76CDD8"/>
+          <w:bottom w:val="single" w:sz="4" w:space="0" w:color="76CDD8"/>
+          <w:right w:val="single" w:sz="4" w:space="0" w:color="76CDD8"/>
+          <w:insideH w:val="single" w:sz="4" w:space="0" w:color="76CDD8"/>
+          <w:insideV w:val="single" w:sz="4" w:space="0" w:color="76CDD8"/>
+        </w:tblBorders>
+        <w:tblLayout w:type="fixed"/>
+        <w:tblLook w:val="0000" w:firstRow="0" w:lastRow="0" w:firstColumn="0" w:lastColumn="0" w:noHBand="0" w:noVBand="0"/>
+      </w:tblPr>
+      <w:tblGrid>
+        <w:gridCol w:w="1800"/>
+        <w:gridCol w:w="2250"/>
+        <w:gridCol w:w="2070"/>
+        <w:gridCol w:w="2070"/>
+      </w:tblGrid>
+      <w:tr>
+        <w:trPr>
+          <w:trHeight w:val="292"/>
+        </w:trPr>
+        <w:tc>
+          <w:tcPr>
+            <w:tcW w:w="1800" w:type="dxa"/>
+            <w:shd w:val="clear" w:color="auto" w:fill="76CDD8"/>
+          </w:tcPr>
+          <w:p>
+            <w:pPr>
+              <w:pStyle w:val="BodyText"/>
+              <w:widowControl w:val="0"/>
+              <w:spacing w:line="360" w:lineRule="auto"/>
+              <w:jc w:val="center"/>
+              <w:rPr>
+                <w:color w:val="FFFFFF" w:themeColor="background1"/>
+                <w:sz w:val="18"/>
+                <w:szCs w:val="18"/>
+              </w:rPr>
+            </w:pPr>
+            <w:r>
+              <w:t xml:space="preserve"> Column Name </w:t>
+            </w:r>
+          </w:p>
+        </w:tc>
+        <w:tc>
+          <w:tcPr>
+            <w:tcW w:w="2250" w:type="dxa"/>
+            <w:shd w:val="clear" w:color="auto" w:fill="76CDD8"/>
+          </w:tcPr>
+          <w:p>
+            <w:pPr>
+              <w:pStyle w:val="BodyText"/>
+              <w:widowControl w:val="0"/>
+              <w:spacing w:line="360" w:lineRule="auto"/>
+              <w:jc w:val="center"/>
+              <w:rPr>
+                <w:color w:val="FFFFFF" w:themeColor="background1"/>
+                <w:sz w:val="18"/>
+                <w:szCs w:val="18"/>
+              </w:rPr>
+            </w:pPr>
+            <w:r>
+              <w:t xml:space="preserve"> Data Type </w:t>
+            </w:r>
+          </w:p>
+        </w:tc>
+        <w:tc>
+          <w:tcPr>
+            <w:tcW w:w="2070" w:type="dxa"/>
+            <w:shd w:val="clear" w:color="auto" w:fill="76CDD8"/>
+          </w:tcPr>
+          <w:p>
+            <w:pPr>
+              <w:pStyle w:val="BodyText"/>
+              <w:widowControl w:val="0"/>
+              <w:spacing w:line="360" w:lineRule="auto"/>
+              <w:jc w:val="right"/>
+              <w:rPr>
+                <w:color w:val="FFFFFF" w:themeColor="background1"/>
+                <w:sz w:val="18"/>
+                <w:szCs w:val="18"/>
+              </w:rPr>
+            </w:pPr>
+            <w:r>
+              <w:t xml:space="preserve"> Notes </w:t>
+            </w:r>
+          </w:p>
+        </w:tc>
+        <w:tc>
+          <w:tcPr>
+            <w:tcW w:w="2070" w:type="dxa"/>
+            <w:shd w:val="clear" w:color="auto" w:fill="76CDD8"/>
+          </w:tcPr>
+          <w:p>
+            <w:pPr>
+              <w:pStyle w:val="BodyText"/>
+              <w:widowControl w:val="0"/>
+              <w:spacing w:line="360" w:lineRule="auto"/>
+              <w:jc w:val="right"/>
+              <w:rPr>
+                <w:color w:val="FFFFFF" w:themeColor="background1"/>
+                <w:sz w:val="18"/>
+                <w:szCs w:val="18"/>
+              </w:rPr>
+            </w:pPr>
+            <w:r>
+              <w:rPr>
+                <w:color w:val="FFFFFF" w:themeColor="background1"/>
+                <w:sz w:val="18"/>
+                <w:szCs w:val="18"/>
+              </w:rPr>
+              <w:t>Values</w:t>
+            </w:r>
+          </w:p>
+        </w:tc>
+      </w:tr>
+      <w:tr>
+        <w:trPr>
+          <w:trHeight w:val="432"/>
+        </w:trPr>
+        <w:tc>
+          <w:tcPr>
+            <w:tcW w:w="1800" w:type="dxa"/>
+          </w:tcPr>
+          <w:p>
+            <w:pPr>
+              <w:pStyle w:val="BodyText"/>
+            </w:pPr>
+            <w:r>
+              <w:t xml:space="preserve"> SOURCE_SYSTEM </w:t>
+            </w:r>
+          </w:p>
+        </w:tc>
+        <w:tc>
+          <w:tcPr>
+            <w:tcW w:w="2250" w:type="dxa"/>
+          </w:tcPr>
+          <w:p>
+            <w:pPr>
+              <w:pStyle w:val="BodyText"/>
+            </w:pPr>
+            <w:r>
+              <w:t xml:space="preserve"> VARCHAR(50) NOT NULL </w:t>
+            </w:r>
+          </w:p>
+        </w:tc>
+        <w:tc>
+          <w:tcPr>
+            <w:tcW w:w="2070" w:type="dxa"/>
+          </w:tcPr>
+          <w:p>
+            <w:pPr>
+              <w:pStyle w:val="BodyText"/>
+            </w:pPr>
+            <w:r>
+              <w:t xml:space="preserve"> Schema/system the row was loaded from </w:t>
+            </w:r>
+          </w:p>
+        </w:tc>
+        <w:tc>
+          <w:tcPr>
+            <w:tcW w:w="2070" w:type="dxa"/>
+          </w:tcPr>
+          <w:p>
+            <w:pPr>
+              <w:widowControl/>
+              <w:spacing w:after="160" w:line="259" w:lineRule="auto"/>
+            </w:pPr>
+            <w:r>
+              <w:t xml:space="preserve"> `'SA_ECOM'`, `'SA_RETAIL'` </w:t>
+            </w:r>
+          </w:p>
+        </w:tc>
+      </w:tr>
+      <w:tr>
+        <w:trPr>
+          <w:trHeight w:val="432"/>
+        </w:trPr>
+        <w:tc>
+          <w:tcPr>
+            <w:tcW w:w="1800" w:type="dxa"/>
+          </w:tcPr>
+          <w:p>
+            <w:pPr>
+              <w:pStyle w:val="BodyText"/>
+            </w:pPr>
+            <w:r>
+              <w:t xml:space="preserve"> SOURCE_ENTITY </w:t>
+            </w:r>
+          </w:p>
+        </w:tc>
+        <w:tc>
+          <w:tcPr>
+            <w:tcW w:w="2250" w:type="dxa"/>
+          </w:tcPr>
+          <w:p>
+            <w:pPr>
+              <w:pStyle w:val="BodyText"/>
+            </w:pPr>
+            <w:r>
+              <w:t xml:space="preserve"> VARCHAR(50) NOT NULL </w:t>
+            </w:r>
+          </w:p>
+        </w:tc>
+        <w:tc>
+          <w:tcPr>
+            <w:tcW w:w="2070" w:type="dxa"/>
+          </w:tcPr>
+          <w:p>
+            <w:pPr>
+              <w:pStyle w:val="BodyText"/>
+            </w:pPr>
+            <w:r>
+              <w:t xml:space="preserve"> Table the row was loaded from </w:t>
+            </w:r>
+          </w:p>
+        </w:tc>
+        <w:tc>
+          <w:tcPr>
+            <w:tcW w:w="2070" w:type="dxa"/>
+          </w:tcPr>
+          <w:p>
+            <w:pPr>
+              <w:widowControl/>
+              <w:spacing w:after="160" w:line="259" w:lineRule="auto"/>
+            </w:pPr>
+            <w:r>
+              <w:t xml:space="preserve"> `'SRC_ECOM_SALES'`, `'SRC_RETAIL_SALES'` </w:t>
+            </w:r>
+          </w:p>
+        </w:tc>
+      </w:tr>
+      <w:tr>
+        <w:trPr>
+          <w:trHeight w:val="432"/>
+        </w:trPr>
+        <w:tc>
+          <w:tcPr>
+            <w:tcW w:w="1800" w:type="dxa"/>
+          </w:tcPr>
+          <w:p>
+            <w:pPr>
+              <w:pStyle w:val="BodyText"/>
+            </w:pPr>
+            <w:r>
+              <w:t xml:space="preserve"> SOURCE_ID </w:t>
+            </w:r>
+          </w:p>
+        </w:tc>
+        <w:tc>
+          <w:tcPr>
+            <w:tcW w:w="2250" w:type="dxa"/>
+          </w:tcPr>
+          <w:p>
+            <w:pPr>
+              <w:pStyle w:val="BodyText"/>
+            </w:pPr>
+            <w:r>
+              <w:t xml:space="preserve"> VARCHAR(100) NOT NULL </w:t>
+            </w:r>
+          </w:p>
+        </w:tc>
+        <w:tc>
+          <w:tcPr>
+            <w:tcW w:w="2070" w:type="dxa"/>
+          </w:tcPr>
+          <w:p>
+            <w:pPr>
+              <w:pStyle w:val="BodyText"/>
+            </w:pPr>
+            <w:r>
+              <w:t xml:space="preserve"> Natural/business key identifying the row in source </w:t>
+            </w:r>
+          </w:p>
+        </w:tc>
+        <w:tc>
+          <w:tcPr>
+            <w:tcW w:w="2070" w:type="dxa"/>
+          </w:tcPr>
+          <w:p>
+            <w:pPr>
+              <w:widowControl/>
+              <w:spacing w:after="160" w:line="259" w:lineRule="auto"/>
+            </w:pPr>
+            <w:r>
+              <w:t xml:space="preserve"> `'USER40852829'`, `'503869453'` </w:t>
+            </w:r>
+          </w:p>
+        </w:tc>
+      </w:tr>
+    </w:tbl>
+    <w:p>
+      <w:pPr>
+        <w:pStyle w:val="ListBullet"/>
+        <w:numPr>
+          <w:ilvl w:val="0"/>
+          <w:numId w:val="0"/>
+        </w:numPr>
+        <w:spacing w:before="60" w:after="120"/>
+        <w:contextualSpacing/>
+      </w:pPr>
+    </w:p>
+    <w:p>
+      <w:pPr>
+        <w:pStyle w:val="Heading3"/>
+      </w:pPr>
+      <w:r>
+        <w:t>3NF Tables</w:t>
+      </w:r>
+    </w:p>
+    <w:p>
+      <w:pPr>
+        <w:pStyle w:val="Heading4"/>
+      </w:pPr>
+      <w:r>
+        <w:t>CE_SALES (fact table on 3NF — SCD Type 1)</w:t>
+      </w:r>
+    </w:p>
+    <w:tbl>
+      <w:tblPr>
+        <w:tblW w:w="0" w:type="auto"/>
+        <w:tblInd w:w="-5" w:type="dxa"/>
+        <w:tblBorders>
+          <w:top w:val="single" w:sz="4" w:space="0" w:color="76CDD8"/>
+          <w:left w:val="single" w:sz="4" w:space="0" w:color="76CDD8"/>
+          <w:bottom w:val="single" w:sz="4" w:space="0" w:color="76CDD8"/>
+          <w:right w:val="single" w:sz="4" w:space="0" w:color="76CDD8"/>
+          <w:insideH w:val="single" w:sz="4" w:space="0" w:color="76CDD8"/>
+          <w:insideV w:val="single" w:sz="4" w:space="0" w:color="76CDD8"/>
+        </w:tblBorders>
+        <w:tblLayout w:type="fixed"/>
+        <w:tblLook w:val="0000" w:firstRow="0" w:lastRow="0" w:firstColumn="0" w:lastColumn="0" w:noHBand="0" w:noVBand="0"/>
+      </w:tblPr>
+      <w:tblGrid>
+        <w:gridCol w:w="3073"/>
+        <w:gridCol w:w="3330"/>
+        <w:gridCol w:w="2790"/>
+      </w:tblGrid>
+      <w:tr>
+        <w:trPr>
+          <w:trHeight w:val="292"/>
+        </w:trPr>
+        <w:tc>
+          <w:tcPr>
+            <w:tcW w:w="3073" w:type="dxa"/>
+            <w:shd w:val="clear" w:color="auto" w:fill="76CDD8"/>
+          </w:tcPr>
+          <w:p>
+            <w:pPr>
+              <w:pStyle w:val="BodyText"/>
+              <w:widowControl w:val="0"/>
+              <w:spacing w:line="360" w:lineRule="auto"/>
+              <w:jc w:val="center"/>
+              <w:rPr>
+                <w:color w:val="FFFFFF" w:themeColor="background1"/>
+                <w:sz w:val="18"/>
+                <w:szCs w:val="18"/>
+              </w:rPr>
+            </w:pPr>
+            <w:r>
+              <w:t xml:space="preserve"> Column Name </w:t>
+            </w:r>
+          </w:p>
+        </w:tc>
+        <w:tc>
+          <w:tcPr>
+            <w:tcW w:w="3330" w:type="dxa"/>
+            <w:shd w:val="clear" w:color="auto" w:fill="76CDD8"/>
+          </w:tcPr>
+          <w:p>
+            <w:pPr>
+              <w:pStyle w:val="BodyText"/>
+              <w:widowControl w:val="0"/>
+              <w:spacing w:line="360" w:lineRule="auto"/>
+              <w:jc w:val="center"/>
+              <w:rPr>
+                <w:color w:val="FFFFFF" w:themeColor="background1"/>
+                <w:sz w:val="18"/>
+                <w:szCs w:val="18"/>
+              </w:rPr>
+            </w:pPr>
+            <w:r>
+              <w:t xml:space="preserve"> Data Type </w:t>
+            </w:r>
+          </w:p>
+        </w:tc>
+        <w:tc>
+          <w:tcPr>
+            <w:tcW w:w="2790" w:type="dxa"/>
+            <w:shd w:val="clear" w:color="auto" w:fill="76CDD8"/>
+          </w:tcPr>
+          <w:p>
+            <w:pPr>
+              <w:pStyle w:val="BodyText"/>
+              <w:widowControl w:val="0"/>
+              <w:spacing w:line="360" w:lineRule="auto"/>
+              <w:rPr>
+                <w:color w:val="FFFFFF" w:themeColor="background1"/>
+                <w:sz w:val="18"/>
+                <w:szCs w:val="18"/>
+              </w:rPr>
+            </w:pPr>
+            <w:r>
+              <w:t xml:space="preserve"> Notes </w:t>
+            </w:r>
+          </w:p>
+        </w:tc>
+      </w:tr>
+      <w:tr>
+        <w:trPr>
+          <w:trHeight w:val="432"/>
+        </w:trPr>
+        <w:tc>
+          <w:tcPr>
+            <w:tcW w:w="3073" w:type="dxa"/>
+          </w:tcPr>
+          <w:p>
+            <w:pPr>
+              <w:pStyle w:val="BodyText"/>
+            </w:pPr>
+            <w:r>
+              <w:t xml:space="preserve"> SALE_ID </w:t>
+            </w:r>
+          </w:p>
+        </w:tc>
+        <w:tc>
+          <w:tcPr>
+            <w:tcW w:w="3330" w:type="dxa"/>
+          </w:tcPr>
+          <w:p>
+            <w:pPr>
+              <w:pStyle w:val="BodyText"/>
+            </w:pPr>
+            <w:r>
+              <w:t xml:space="preserve"> BIGINT NOT NULL </w:t>
+            </w:r>
+          </w:p>
+        </w:tc>
+        <w:tc>
+          <w:tcPr>
+            <w:tcW w:w="2790" w:type="dxa"/>
+          </w:tcPr>
+          <w:p>
+            <w:pPr>
+              <w:pStyle w:val="BodyText"/>
+            </w:pPr>
+            <w:r>
+              <w:t xml:space="preserve"> PK — generated by sequence </w:t>
+            </w:r>
+          </w:p>
+        </w:tc>
+      </w:tr>
+      <w:tr>
+        <w:trPr>
+          <w:trHeight w:val="432"/>
+        </w:trPr>
+        <w:tc>
+          <w:tcPr>
+            <w:tcW w:w="3073" w:type="dxa"/>
+          </w:tcPr>
+          <w:p>
+            <w:pPr>
+              <w:pStyle w:val="BodyText"/>
+            </w:pPr>
+            <w:r>
+              <w:t xml:space="preserve"> SALE_SRC_ID </w:t>
+            </w:r>
+          </w:p>
+        </w:tc>
+        <w:tc>
+          <w:tcPr>
+            <w:tcW w:w="3330" w:type="dxa"/>
+          </w:tcPr>
+          <w:p>
+            <w:pPr>
+              <w:pStyle w:val="BodyText"/>
+            </w:pPr>
+            <w:r>
+              <w:t xml:space="preserve"> VARCHAR(50) NOT NULL </w:t>
+            </w:r>
+          </w:p>
+        </w:tc>
+        <w:tc>
+          <w:tcPr>
+            <w:tcW w:w="2790" w:type="dxa"/>
+          </w:tcPr>
+          <w:p>
+            <w:pPr>
+              <w:pStyle w:val="BodyText"/>
+            </w:pPr>
+            <w:r>
+              <w:t xml:space="preserve"> NK — original payment_id / bill_id </w:t>
+            </w:r>
+          </w:p>
+        </w:tc>
+      </w:tr>
+      <w:tr>
+        <w:trPr>
+          <w:trHeight w:val="432"/>
+        </w:trPr>
+        <w:tc>
+          <w:tcPr>
+            <w:tcW w:w="3073" w:type="dxa"/>
+          </w:tcPr>
+          <w:p>
+            <w:pPr>
+              <w:pStyle w:val="BodyText"/>
+            </w:pPr>
+            <w:r>
+              <w:t xml:space="preserve"> DATE_ID </w:t>
+            </w:r>
+          </w:p>
+        </w:tc>
+        <w:tc>
+          <w:tcPr>
+            <w:tcW w:w="3330" w:type="dxa"/>
+          </w:tcPr>
+          <w:p>
+            <w:pPr>
+              <w:pStyle w:val="BodyText"/>
+            </w:pPr>
+            <w:r>
+              <w:t xml:space="preserve"> BIGINT NOT NULL </w:t>
+            </w:r>
+          </w:p>
+        </w:tc>
+        <w:tc>
+          <w:tcPr>
+            <w:tcW w:w="2790" w:type="dxa"/>
+          </w:tcPr>
+          <w:p>
+            <w:pPr>
+              <w:pStyle w:val="BodyText"/>
+            </w:pPr>
+            <w:r>
+              <w:t xml:space="preserve"> FK </w:t>
+            </w:r>
+            <w:r>
+              <w:rPr>
+                <w:rFonts w:ascii="Arial" w:hAnsi="Arial" w:cs="Arial"/>
+              </w:rPr>
+              <w:t>→</w:t>
+            </w:r>
+            <w:r>
+              <w:t xml:space="preserve"> CE_DATES </w:t>
+            </w:r>
+          </w:p>
+        </w:tc>
+      </w:tr>
+      <w:tr>
+        <w:trPr>
+          <w:trHeight w:val="432"/>
+        </w:trPr>
+        <w:tc>
+          <w:tcPr>
+            <w:tcW w:w="3073" w:type="dxa"/>
+          </w:tcPr>
+          <w:p>
+            <w:pPr>
+              <w:pStyle w:val="BodyText"/>
+            </w:pPr>
+            <w:r>
+              <w:t xml:space="preserve"> CUSTOMER_ID </w:t>
+            </w:r>
+          </w:p>
+        </w:tc>
+        <w:tc>
+          <w:tcPr>
+            <w:tcW w:w="3330" w:type="dxa"/>
+          </w:tcPr>
+          <w:p>
+            <w:pPr>
+              <w:pStyle w:val="BodyText"/>
+            </w:pPr>
+            <w:r>
+              <w:t xml:space="preserve"> BIGINT NOT NULL </w:t>
+            </w:r>
+          </w:p>
+        </w:tc>
+        <w:tc>
+          <w:tcPr>
+            <w:tcW w:w="2790" w:type="dxa"/>
+          </w:tcPr>
+          <w:p>
+            <w:pPr>
+              <w:pStyle w:val="BodyText"/>
+            </w:pPr>
+            <w:r>
+              <w:t xml:space="preserve"> FK </w:t>
+            </w:r>
+            <w:r>
+              <w:rPr>
+                <w:rFonts w:ascii="Arial" w:hAnsi="Arial" w:cs="Arial"/>
+              </w:rPr>
+              <w:t>→</w:t>
+            </w:r>
+            <w:r>
+              <w:t xml:space="preserve"> CE_CUSTOMERS_SCD (logical only </w:t>
+            </w:r>
+            <w:r>
+              <w:rPr>
+                <w:rFonts w:cs="Trebuchet MS"/>
+              </w:rPr>
+              <w:t>—</w:t>
+            </w:r>
+            <w:r>
+              <w:t xml:space="preserve"> no DB constraint!) </w:t>
+            </w:r>
+          </w:p>
+        </w:tc>
+      </w:tr>
+      <w:tr>
+        <w:trPr>
+          <w:trHeight w:val="432"/>
+        </w:trPr>
+        <w:tc>
+          <w:tcPr>
+            <w:tcW w:w="3073" w:type="dxa"/>
+          </w:tcPr>
+          <w:p>
+            <w:pPr>
+              <w:pStyle w:val="BodyText"/>
+            </w:pPr>
+            <w:r>
+              <w:t xml:space="preserve"> CARD_ID </w:t>
+            </w:r>
+          </w:p>
+        </w:tc>
+        <w:tc>
+          <w:tcPr>
+            <w:tcW w:w="3330" w:type="dxa"/>
+          </w:tcPr>
+          <w:p>
+            <w:pPr>
+              <w:pStyle w:val="BodyText"/>
+            </w:pPr>
+            <w:r>
+              <w:t xml:space="preserve"> BIGINT NOT NULL </w:t>
+            </w:r>
+          </w:p>
+        </w:tc>
+        <w:tc>
+          <w:tcPr>
+            <w:tcW w:w="2790" w:type="dxa"/>
+          </w:tcPr>
+          <w:p>
+            <w:pPr>
+              <w:pStyle w:val="BodyText"/>
+            </w:pPr>
+            <w:r>
+              <w:t xml:space="preserve"> FK </w:t>
+            </w:r>
+            <w:r>
+              <w:rPr>
+                <w:rFonts w:ascii="Arial" w:hAnsi="Arial" w:cs="Arial"/>
+              </w:rPr>
+              <w:t>→</w:t>
+            </w:r>
+            <w:r>
+              <w:t xml:space="preserve"> CE_CREDIT_CARDS </w:t>
+            </w:r>
+          </w:p>
+        </w:tc>
+      </w:tr>
+      <w:tr>
+        <w:trPr>
+          <w:trHeight w:val="432"/>
+        </w:trPr>
+        <w:tc>
+          <w:tcPr>
+            <w:tcW w:w="3073" w:type="dxa"/>
+          </w:tcPr>
+          <w:p>
+            <w:pPr>
+              <w:pStyle w:val="BodyText"/>
+            </w:pPr>
+            <w:r>
+              <w:t xml:space="preserve"> EMPLOYEE_ID </w:t>
+            </w:r>
+          </w:p>
+        </w:tc>
+        <w:tc>
+          <w:tcPr>
+            <w:tcW w:w="3330" w:type="dxa"/>
+          </w:tcPr>
+          <w:p>
+            <w:pPr>
+              <w:pStyle w:val="BodyText"/>
+            </w:pPr>
+            <w:r>
+              <w:t xml:space="preserve"> BIGINT NOT NULL </w:t>
+            </w:r>
+          </w:p>
+        </w:tc>
+        <w:tc>
+          <w:tcPr>
+            <w:tcW w:w="2790" w:type="dxa"/>
+          </w:tcPr>
+          <w:p>
+            <w:pPr>
+              <w:pStyle w:val="BodyText"/>
+            </w:pPr>
+            <w:r>
+              <w:t xml:space="preserve"> FK </w:t>
+            </w:r>
+            <w:r>
+              <w:rPr>
+                <w:rFonts w:ascii="Arial" w:hAnsi="Arial" w:cs="Arial"/>
+              </w:rPr>
+              <w:t>→</w:t>
+            </w:r>
+            <w:r>
+              <w:t xml:space="preserve"> CE_EMPLOYEES </w:t>
+            </w:r>
+          </w:p>
+        </w:tc>
+      </w:tr>
+      <w:tr>
+        <w:trPr>
+          <w:trHeight w:val="432"/>
+        </w:trPr>
+        <w:tc>
+          <w:tcPr>
+            <w:tcW w:w="3073" w:type="dxa"/>
+          </w:tcPr>
+          <w:p>
+            <w:pPr>
+              <w:pStyle w:val="BodyText"/>
+            </w:pPr>
+            <w:r>
+              <w:t xml:space="preserve"> PRODUCT_ID </w:t>
+            </w:r>
+          </w:p>
+        </w:tc>
+        <w:tc>
+          <w:tcPr>
+            <w:tcW w:w="3330" w:type="dxa"/>
+          </w:tcPr>
+          <w:p>
+            <w:pPr>
+              <w:pStyle w:val="BodyText"/>
+            </w:pPr>
+            <w:r>
+              <w:t xml:space="preserve"> BIGINT NOT NULL </w:t>
+            </w:r>
+          </w:p>
+        </w:tc>
+        <w:tc>
+          <w:tcPr>
+            <w:tcW w:w="2790" w:type="dxa"/>
+          </w:tcPr>
+          <w:p>
+            <w:pPr>
+              <w:pStyle w:val="BodyText"/>
+            </w:pPr>
+            <w:r>
+              <w:t xml:space="preserve"> FK </w:t>
+            </w:r>
+            <w:r>
+              <w:rPr>
+                <w:rFonts w:ascii="Arial" w:hAnsi="Arial" w:cs="Arial"/>
+              </w:rPr>
+              <w:t>→</w:t>
+            </w:r>
+            <w:r>
+              <w:t xml:space="preserve"> CE_PRODUCTS </w:t>
+            </w:r>
+          </w:p>
+        </w:tc>
+      </w:tr>
+      <w:tr>
+        <w:trPr>
+          <w:trHeight w:val="432"/>
+        </w:trPr>
+        <w:tc>
+          <w:tcPr>
+            <w:tcW w:w="3073" w:type="dxa"/>
+          </w:tcPr>
+          <w:p>
+            <w:pPr>
+              <w:pStyle w:val="BodyText"/>
+            </w:pPr>
+            <w:r>
+              <w:t xml:space="preserve"> STORE_ID </w:t>
+            </w:r>
+          </w:p>
+        </w:tc>
+        <w:tc>
+          <w:tcPr>
+            <w:tcW w:w="3330" w:type="dxa"/>
+          </w:tcPr>
+          <w:p>
+            <w:pPr>
+              <w:pStyle w:val="BodyText"/>
+            </w:pPr>
+            <w:r>
+              <w:t xml:space="preserve"> BIGINT NOT NULL </w:t>
+            </w:r>
+          </w:p>
+        </w:tc>
+        <w:tc>
+          <w:tcPr>
+            <w:tcW w:w="2790" w:type="dxa"/>
+          </w:tcPr>
+          <w:p>
+            <w:pPr>
+              <w:pStyle w:val="BodyText"/>
+            </w:pPr>
+            <w:r>
+              <w:t xml:space="preserve"> FK </w:t>
+            </w:r>
+            <w:r>
+              <w:rPr>
+                <w:rFonts w:ascii="Arial" w:hAnsi="Arial" w:cs="Arial"/>
+              </w:rPr>
+              <w:t>→</w:t>
+            </w:r>
+            <w:r>
+              <w:t xml:space="preserve"> CE_STORES </w:t>
+            </w:r>
+          </w:p>
+        </w:tc>
+      </w:tr>
+      <w:tr>
+        <w:trPr>
+          <w:trHeight w:val="432"/>
+        </w:trPr>
+        <w:tc>
+          <w:tcPr>
+            <w:tcW w:w="3073" w:type="dxa"/>
+          </w:tcPr>
+          <w:p>
+            <w:pPr>
+              <w:pStyle w:val="BodyText"/>
+            </w:pPr>
+            <w:r>
+              <w:t xml:space="preserve"> PAYMENT_TYPE_ID </w:t>
+            </w:r>
+          </w:p>
+        </w:tc>
+        <w:tc>
+          <w:tcPr>
+            <w:tcW w:w="3330" w:type="dxa"/>
+          </w:tcPr>
+          <w:p>
+            <w:pPr>
+              <w:pStyle w:val="BodyText"/>
+            </w:pPr>
+            <w:r>
+              <w:t xml:space="preserve"> BIGINT NOT NULL </w:t>
+            </w:r>
+          </w:p>
+        </w:tc>
+        <w:tc>
+          <w:tcPr>
+            <w:tcW w:w="2790" w:type="dxa"/>
+          </w:tcPr>
+          <w:p>
+            <w:pPr>
+              <w:pStyle w:val="BodyText"/>
+            </w:pPr>
+            <w:r>
+              <w:t xml:space="preserve"> FK </w:t>
+            </w:r>
+            <w:r>
+              <w:rPr>
+                <w:rFonts w:ascii="Arial" w:hAnsi="Arial" w:cs="Arial"/>
+              </w:rPr>
+              <w:t>→</w:t>
+            </w:r>
+            <w:r>
+              <w:t xml:space="preserve"> CE_PAYMENT_TYPES </w:t>
+            </w:r>
+          </w:p>
+        </w:tc>
+      </w:tr>
+      <w:tr>
+        <w:trPr>
+          <w:trHeight w:val="432"/>
+        </w:trPr>
+        <w:tc>
+          <w:tcPr>
+            <w:tcW w:w="3073" w:type="dxa"/>
+          </w:tcPr>
+          <w:p>
+            <w:pPr>
+              <w:pStyle w:val="BodyText"/>
+            </w:pPr>
+            <w:r>
+              <w:t xml:space="preserve"> SALES_AMOUNT </w:t>
+            </w:r>
+          </w:p>
+        </w:tc>
+        <w:tc>
+          <w:tcPr>
+            <w:tcW w:w="3330" w:type="dxa"/>
+          </w:tcPr>
+          <w:p>
+            <w:pPr>
+              <w:pStyle w:val="BodyText"/>
+            </w:pPr>
+            <w:r>
+              <w:t xml:space="preserve"> DECIMAL(12,2) </w:t>
+            </w:r>
+          </w:p>
+        </w:tc>
+        <w:tc>
+          <w:tcPr>
+            <w:tcW w:w="2790" w:type="dxa"/>
+          </w:tcPr>
+          <w:p>
+            <w:pPr>
+              <w:pStyle w:val="BodyText"/>
+            </w:pPr>
+            <w:r>
+              <w:t xml:space="preserve"> KPI — nullable allowed </w:t>
+            </w:r>
+          </w:p>
+        </w:tc>
+      </w:tr>
+      <w:tr>
+        <w:trPr>
+          <w:trHeight w:val="432"/>
+        </w:trPr>
+        <w:tc>
+          <w:tcPr>
+            <w:tcW w:w="3073" w:type="dxa"/>
+          </w:tcPr>
+          <w:p>
+            <w:pPr>
+              <w:pStyle w:val="BodyText"/>
+            </w:pPr>
+            <w:r>
+              <w:t xml:space="preserve"> DISCOUNT </w:t>
+            </w:r>
+          </w:p>
+        </w:tc>
+        <w:tc>
+          <w:tcPr>
+            <w:tcW w:w="3330" w:type="dxa"/>
+          </w:tcPr>
+          <w:p>
+            <w:pPr>
+              <w:pStyle w:val="BodyText"/>
+            </w:pPr>
+            <w:r>
+              <w:t xml:space="preserve"> DECIMAL(12,2) </w:t>
+            </w:r>
+          </w:p>
+        </w:tc>
+        <w:tc>
+          <w:tcPr>
+            <w:tcW w:w="2790" w:type="dxa"/>
+          </w:tcPr>
+          <w:p>
+            <w:pPr>
+              <w:pStyle w:val="BodyText"/>
+            </w:pPr>
+            <w:r>
+              <w:t xml:space="preserve"> KPI — nullable allowed </w:t>
+            </w:r>
+          </w:p>
+        </w:tc>
+      </w:tr>
+      <w:tr>
+        <w:trPr>
+          <w:trHeight w:val="432"/>
+        </w:trPr>
+        <w:tc>
+          <w:tcPr>
+            <w:tcW w:w="3073" w:type="dxa"/>
+          </w:tcPr>
+          <w:p>
+            <w:pPr>
+              <w:pStyle w:val="BodyText"/>
+            </w:pPr>
+            <w:r>
+              <w:t xml:space="preserve"> NET_AMOUNT </w:t>
+            </w:r>
+          </w:p>
+        </w:tc>
+        <w:tc>
+          <w:tcPr>
+            <w:tcW w:w="3330" w:type="dxa"/>
+          </w:tcPr>
+          <w:p>
+            <w:pPr>
+              <w:pStyle w:val="BodyText"/>
+            </w:pPr>
+            <w:r>
+              <w:t xml:space="preserve"> DECIMAL(12,2) </w:t>
+            </w:r>
+          </w:p>
+        </w:tc>
+        <w:tc>
+          <w:tcPr>
+            <w:tcW w:w="2790" w:type="dxa"/>
+          </w:tcPr>
+          <w:p>
+            <w:pPr>
+              <w:pStyle w:val="BodyText"/>
+            </w:pPr>
+            <w:r>
+              <w:t xml:space="preserve"> KPI — derived: SALES_AMOUNT – DISCOUNT </w:t>
+            </w:r>
+          </w:p>
+        </w:tc>
+      </w:tr>
+      <w:tr>
+        <w:trPr>
+          <w:trHeight w:val="432"/>
+        </w:trPr>
+        <w:tc>
+          <w:tcPr>
+            <w:tcW w:w="3073" w:type="dxa"/>
+          </w:tcPr>
+          <w:p>
+            <w:pPr>
+              <w:pStyle w:val="BodyText"/>
+            </w:pPr>
+            <w:r>
+              <w:t xml:space="preserve"> COST </w:t>
+            </w:r>
+          </w:p>
+        </w:tc>
+        <w:tc>
+          <w:tcPr>
+            <w:tcW w:w="3330" w:type="dxa"/>
+          </w:tcPr>
+          <w:p>
+            <w:pPr>
+              <w:pStyle w:val="BodyText"/>
+            </w:pPr>
+            <w:r>
+              <w:t xml:space="preserve"> DECIMAL(12,2) </w:t>
+            </w:r>
+          </w:p>
+        </w:tc>
+        <w:tc>
+          <w:tcPr>
+            <w:tcW w:w="2790" w:type="dxa"/>
+          </w:tcPr>
+          <w:p>
+            <w:pPr>
+              <w:pStyle w:val="BodyText"/>
+            </w:pPr>
+            <w:r>
+              <w:t xml:space="preserve"> KPI — nullable allowed </w:t>
+            </w:r>
+          </w:p>
+        </w:tc>
+      </w:tr>
+      <w:tr>
+        <w:trPr>
+          <w:trHeight w:val="432"/>
+        </w:trPr>
+        <w:tc>
+          <w:tcPr>
+            <w:tcW w:w="3073" w:type="dxa"/>
+          </w:tcPr>
+          <w:p>
+            <w:pPr>
+              <w:pStyle w:val="BodyText"/>
+            </w:pPr>
+            <w:r>
+              <w:lastRenderedPageBreak/>
+              <w:t xml:space="preserve"> QUANTITY </w:t>
+            </w:r>
+          </w:p>
+        </w:tc>
+        <w:tc>
+          <w:tcPr>
+            <w:tcW w:w="3330" w:type="dxa"/>
+          </w:tcPr>
+          <w:p>
+            <w:pPr>
+              <w:pStyle w:val="BodyText"/>
+            </w:pPr>
+            <w:r>
+              <w:t xml:space="preserve"> INTEGER </w:t>
+            </w:r>
+          </w:p>
+        </w:tc>
+        <w:tc>
+          <w:tcPr>
+            <w:tcW w:w="2790" w:type="dxa"/>
+          </w:tcPr>
+          <w:p>
+            <w:pPr>
+              <w:pStyle w:val="BodyText"/>
+            </w:pPr>
+            <w:r>
+              <w:t xml:space="preserve"> KPI — nullable allowed </w:t>
+            </w:r>
+          </w:p>
+        </w:tc>
+      </w:tr>
+      <w:tr>
+        <w:trPr>
+          <w:trHeight w:val="432"/>
+        </w:trPr>
+        <w:tc>
+          <w:tcPr>
+            <w:tcW w:w="3073" w:type="dxa"/>
+          </w:tcPr>
+          <w:p>
+            <w:pPr>
+              <w:pStyle w:val="BodyText"/>
+            </w:pPr>
+            <w:r>
+              <w:t xml:space="preserve"> INSERT_DT </w:t>
+            </w:r>
+          </w:p>
+        </w:tc>
+        <w:tc>
+          <w:tcPr>
+            <w:tcW w:w="3330" w:type="dxa"/>
+          </w:tcPr>
+          <w:p>
+            <w:pPr>
+              <w:pStyle w:val="BodyText"/>
+            </w:pPr>
+            <w:r>
+              <w:t xml:space="preserve"> DATE NOT NULL </w:t>
+            </w:r>
+          </w:p>
+        </w:tc>
+        <w:tc>
+          <w:tcPr>
+            <w:tcW w:w="2790" w:type="dxa"/>
+          </w:tcPr>
+          <w:p>
+            <w:pPr>
+              <w:pStyle w:val="BodyText"/>
+            </w:pPr>
+            <w:r>
+              <w:t xml:space="preserve"> Row creation date </w:t>
+            </w:r>
+          </w:p>
+        </w:tc>
+      </w:tr>
+      <w:tr>
+        <w:trPr>
+          <w:trHeight w:val="432"/>
+        </w:trPr>
+        <w:tc>
+          <w:tcPr>
+            <w:tcW w:w="3073" w:type="dxa"/>
+          </w:tcPr>
+          <w:p>
+            <w:pPr>
+              <w:pStyle w:val="BodyText"/>
+            </w:pPr>
+            <w:r>
+              <w:t xml:space="preserve"> UPDATE_DT </w:t>
+            </w:r>
+          </w:p>
+        </w:tc>
+        <w:tc>
+          <w:tcPr>
+            <w:tcW w:w="3330" w:type="dxa"/>
+          </w:tcPr>
+          <w:p>
+            <w:pPr>
+              <w:pStyle w:val="BodyText"/>
+            </w:pPr>
+            <w:r>
+              <w:t xml:space="preserve"> DATE NOT NULL </w:t>
+            </w:r>
+          </w:p>
+        </w:tc>
+        <w:tc>
+          <w:tcPr>
+            <w:tcW w:w="2790" w:type="dxa"/>
+          </w:tcPr>
+          <w:p>
+            <w:pPr>
+              <w:pStyle w:val="BodyText"/>
+            </w:pPr>
+            <w:r>
+              <w:t xml:space="preserve"> Last update date </w:t>
+            </w:r>
+          </w:p>
+        </w:tc>
+      </w:tr>
+      <w:tr>
+        <w:trPr>
+          <w:trHeight w:val="432"/>
+        </w:trPr>
+        <w:tc>
+          <w:tcPr>
+            <w:tcW w:w="3073" w:type="dxa"/>
+          </w:tcPr>
+          <w:p>
+            <w:pPr>
+              <w:pStyle w:val="BodyText"/>
+            </w:pPr>
+            <w:r>
+              <w:t xml:space="preserve"> SOURCE_SYSTEM </w:t>
+            </w:r>
+          </w:p>
+        </w:tc>
+        <w:tc>
+          <w:tcPr>
+            <w:tcW w:w="3330" w:type="dxa"/>
+          </w:tcPr>
+          <w:p>
+            <w:pPr>
+              <w:pStyle w:val="BodyText"/>
+            </w:pPr>
+            <w:r>
+              <w:t xml:space="preserve"> VARCHAR(50) NOT NULL </w:t>
+            </w:r>
+          </w:p>
+        </w:tc>
+        <w:tc>
+          <w:tcPr>
+            <w:tcW w:w="2790" w:type="dxa"/>
+          </w:tcPr>
+          <w:p>
+            <w:pPr>
+              <w:pStyle w:val="BodyText"/>
+            </w:pPr>
+            <w:r>
+              <w:t xml:space="preserve"> Source triplet </w:t>
+            </w:r>
+          </w:p>
+        </w:tc>
+      </w:tr>
+      <w:tr>
+        <w:trPr>
+          <w:trHeight w:val="432"/>
+        </w:trPr>
+        <w:tc>
+          <w:tcPr>
+            <w:tcW w:w="3073" w:type="dxa"/>
+          </w:tcPr>
+          <w:p>
+            <w:pPr>
+              <w:pStyle w:val="BodyText"/>
+            </w:pPr>
+            <w:r>
+              <w:t xml:space="preserve"> SOURCE_ENTITY </w:t>
+            </w:r>
+          </w:p>
+        </w:tc>
+        <w:tc>
+          <w:tcPr>
+            <w:tcW w:w="3330" w:type="dxa"/>
+          </w:tcPr>
+          <w:p>
+            <w:pPr>
+              <w:pStyle w:val="BodyText"/>
+            </w:pPr>
+            <w:r>
+              <w:t xml:space="preserve"> VARCHAR(50) NOT NULL </w:t>
+            </w:r>
+          </w:p>
+        </w:tc>
+        <w:tc>
+          <w:tcPr>
+            <w:tcW w:w="2790" w:type="dxa"/>
+          </w:tcPr>
+          <w:p>
+            <w:pPr>
+              <w:pStyle w:val="BodyText"/>
+            </w:pPr>
+            <w:r>
+              <w:t xml:space="preserve"> Source triplet </w:t>
+            </w:r>
+          </w:p>
+        </w:tc>
+      </w:tr>
+      <w:tr>
+        <w:trPr>
+          <w:trHeight w:val="432"/>
+        </w:trPr>
+        <w:tc>
+          <w:tcPr>
+            <w:tcW w:w="3073" w:type="dxa"/>
+          </w:tcPr>
+          <w:p>
+            <w:pPr>
+              <w:pStyle w:val="BodyText"/>
+            </w:pPr>
+            <w:r>
+              <w:t xml:space="preserve"> SOURCE_ID </w:t>
+            </w:r>
+          </w:p>
+        </w:tc>
+        <w:tc>
+          <w:tcPr>
+            <w:tcW w:w="3330" w:type="dxa"/>
+          </w:tcPr>
+          <w:p>
+            <w:pPr>
+              <w:pStyle w:val="BodyText"/>
+            </w:pPr>
+            <w:r>
+              <w:t xml:space="preserve"> VARCHAR(100) NOT NULL </w:t>
+            </w:r>
+          </w:p>
+        </w:tc>
+        <w:tc>
+          <w:tcPr>
+            <w:tcW w:w="2790" w:type="dxa"/>
+          </w:tcPr>
+          <w:p>
+            <w:pPr>
+              <w:pStyle w:val="BodyText"/>
+            </w:pPr>
+            <w:r>
+              <w:t xml:space="preserve"> Source triplet — same as SALE_SRC_ID </w:t>
+            </w:r>
+          </w:p>
+        </w:tc>
+      </w:tr>
+    </w:tbl>
+    <w:p>
+      <w:pPr>
+        <w:pStyle w:val="BodyText"/>
+      </w:pPr>
+    </w:p>
+    <w:p>
+      <w:pPr>
+        <w:pStyle w:val="Heading4"/>
+      </w:pPr>
+      <w:r>
+        <w:t>CE_CUSTOMERS_SCD (SCD Type 2)</w:t>
+      </w:r>
+    </w:p>
+    <w:tbl>
+      <w:tblPr>
+        <w:tblW w:w="0" w:type="auto"/>
+        <w:tblInd w:w="-5" w:type="dxa"/>
+        <w:tblBorders>
+          <w:top w:val="single" w:sz="4" w:space="0" w:color="76CDD8"/>
+          <w:left w:val="single" w:sz="4" w:space="0" w:color="76CDD8"/>
+          <w:bottom w:val="single" w:sz="4" w:space="0" w:color="76CDD8"/>
+          <w:right w:val="single" w:sz="4" w:space="0" w:color="76CDD8"/>
+          <w:insideH w:val="single" w:sz="4" w:space="0" w:color="76CDD8"/>
+          <w:insideV w:val="single" w:sz="4" w:space="0" w:color="76CDD8"/>
+        </w:tblBorders>
+        <w:tblLayout w:type="fixed"/>
+        <w:tblLook w:val="0000" w:firstRow="0" w:lastRow="0" w:firstColumn="0" w:lastColumn="0" w:noHBand="0" w:noVBand="0"/>
+      </w:tblPr>
+      <w:tblGrid>
+        <w:gridCol w:w="3073"/>
+        <w:gridCol w:w="3330"/>
+        <w:gridCol w:w="2790"/>
+      </w:tblGrid>
+      <w:tr>
+        <w:trPr>
+          <w:trHeight w:val="292"/>
+        </w:trPr>
+        <w:tc>
+          <w:tcPr>
+            <w:tcW w:w="3073" w:type="dxa"/>
+            <w:shd w:val="clear" w:color="auto" w:fill="76CDD8"/>
+          </w:tcPr>
+          <w:p>
+            <w:pPr>
+              <w:pStyle w:val="BodyText"/>
+              <w:widowControl w:val="0"/>
+              <w:spacing w:line="360" w:lineRule="auto"/>
+              <w:jc w:val="center"/>
+              <w:rPr>
+                <w:color w:val="FFFFFF" w:themeColor="background1"/>
+                <w:sz w:val="18"/>
+                <w:szCs w:val="18"/>
+              </w:rPr>
+            </w:pPr>
+            <w:r>
+              <w:t xml:space="preserve"> Column Name </w:t>
+            </w:r>
+          </w:p>
+        </w:tc>
+        <w:tc>
+          <w:tcPr>
+            <w:tcW w:w="3330" w:type="dxa"/>
+            <w:shd w:val="clear" w:color="auto" w:fill="76CDD8"/>
+          </w:tcPr>
+          <w:p>
+            <w:pPr>
+              <w:pStyle w:val="BodyText"/>
+              <w:widowControl w:val="0"/>
+              <w:spacing w:line="360" w:lineRule="auto"/>
+              <w:jc w:val="center"/>
+              <w:rPr>
+                <w:color w:val="FFFFFF" w:themeColor="background1"/>
+                <w:sz w:val="18"/>
+                <w:szCs w:val="18"/>
+              </w:rPr>
+            </w:pPr>
+            <w:r>
+              <w:t xml:space="preserve"> Data Type </w:t>
+            </w:r>
+          </w:p>
+        </w:tc>
+        <w:tc>
+          <w:tcPr>
+            <w:tcW w:w="2790" w:type="dxa"/>
+            <w:shd w:val="clear" w:color="auto" w:fill="76CDD8"/>
+          </w:tcPr>
+          <w:p>
+            <w:pPr>
+              <w:pStyle w:val="BodyText"/>
+              <w:widowControl w:val="0"/>
+              <w:spacing w:line="360" w:lineRule="auto"/>
+              <w:rPr>
+                <w:color w:val="FFFFFF" w:themeColor="background1"/>
+                <w:sz w:val="18"/>
+                <w:szCs w:val="18"/>
+              </w:rPr>
+            </w:pPr>
+            <w:r>
+              <w:t xml:space="preserve"> Notes </w:t>
+            </w:r>
+          </w:p>
+        </w:tc>
+      </w:tr>
+      <w:tr>
+        <w:trPr>
+          <w:trHeight w:val="432"/>
+        </w:trPr>
+        <w:tc>
+          <w:tcPr>
+            <w:tcW w:w="3073" w:type="dxa"/>
+          </w:tcPr>
+          <w:p>
+            <w:pPr>
+              <w:pStyle w:val="BodyText"/>
+            </w:pPr>
+            <w:r>
+              <w:t xml:space="preserve"> CUSTOMER_ID </w:t>
+            </w:r>
+          </w:p>
+        </w:tc>
+        <w:tc>
+          <w:tcPr>
+            <w:tcW w:w="3330" w:type="dxa"/>
+          </w:tcPr>
+          <w:p>
+            <w:pPr>
+              <w:pStyle w:val="BodyText"/>
+            </w:pPr>
+            <w:r>
+              <w:t xml:space="preserve"> BIGINT NOT NULL </w:t>
+            </w:r>
+          </w:p>
+        </w:tc>
+        <w:tc>
+          <w:tcPr>
+            <w:tcW w:w="2790" w:type="dxa"/>
+          </w:tcPr>
+          <w:p>
+            <w:pPr>
+              <w:pStyle w:val="BodyText"/>
+            </w:pPr>
+            <w:r>
+              <w:t xml:space="preserve"> PK (composite: CUSTOMER_ID + START_DT) — sequence </w:t>
+            </w:r>
+          </w:p>
+        </w:tc>
+      </w:tr>
+      <w:tr>
+        <w:trPr>
+          <w:trHeight w:val="432"/>
+        </w:trPr>
+        <w:tc>
+          <w:tcPr>
+            <w:tcW w:w="3073" w:type="dxa"/>
+          </w:tcPr>
+          <w:p>
+            <w:pPr>
+              <w:pStyle w:val="BodyText"/>
+            </w:pPr>
+            <w:r>
+              <w:t xml:space="preserve"> CUSTOMER_SRC_ID </w:t>
+            </w:r>
+          </w:p>
+        </w:tc>
+        <w:tc>
+          <w:tcPr>
+            <w:tcW w:w="3330" w:type="dxa"/>
+          </w:tcPr>
+          <w:p>
+            <w:pPr>
+              <w:pStyle w:val="BodyText"/>
+            </w:pPr>
+            <w:r>
+              <w:t xml:space="preserve"> VARCHAR(50) NOT NULL </w:t>
+            </w:r>
+          </w:p>
+        </w:tc>
+        <w:tc>
+          <w:tcPr>
+            <w:tcW w:w="2790" w:type="dxa"/>
+          </w:tcPr>
+          <w:p>
+            <w:pPr>
+              <w:pStyle w:val="BodyText"/>
+            </w:pPr>
+            <w:r>
+              <w:t xml:space="preserve"> NK — user_id / customer_id from source </w:t>
+            </w:r>
+          </w:p>
+        </w:tc>
+      </w:tr>
+      <w:tr>
+        <w:trPr>
+          <w:trHeight w:val="432"/>
+        </w:trPr>
+        <w:tc>
+          <w:tcPr>
+            <w:tcW w:w="3073" w:type="dxa"/>
+          </w:tcPr>
+          <w:p>
+            <w:pPr>
+              <w:pStyle w:val="BodyText"/>
+            </w:pPr>
+            <w:r>
+              <w:t xml:space="preserve"> CUSTOMER_NAME </w:t>
+            </w:r>
+          </w:p>
+        </w:tc>
+        <w:tc>
+          <w:tcPr>
+            <w:tcW w:w="3330" w:type="dxa"/>
+          </w:tcPr>
+          <w:p>
+            <w:pPr>
+              <w:pStyle w:val="BodyText"/>
+            </w:pPr>
+            <w:r>
+              <w:t xml:space="preserve"> VARCHAR(100) NOT NULL </w:t>
+            </w:r>
+          </w:p>
+        </w:tc>
+        <w:tc>
+          <w:tcPr>
+            <w:tcW w:w="2790" w:type="dxa"/>
+          </w:tcPr>
+          <w:p>
+            <w:pPr>
+              <w:pStyle w:val="BodyText"/>
+            </w:pPr>
+            <w:r>
+              <w:t xml:space="preserve"> Full name </w:t>
+            </w:r>
+          </w:p>
+        </w:tc>
+      </w:tr>
+      <w:tr>
+        <w:trPr>
+          <w:trHeight w:val="432"/>
+        </w:trPr>
+        <w:tc>
+          <w:tcPr>
+            <w:tcW w:w="3073" w:type="dxa"/>
+          </w:tcPr>
+          <w:p>
+            <w:pPr>
+              <w:pStyle w:val="BodyText"/>
+            </w:pPr>
+            <w:r>
+              <w:t xml:space="preserve"> CUSTOMER_GENDER </w:t>
+            </w:r>
+          </w:p>
+        </w:tc>
+        <w:tc>
+          <w:tcPr>
+            <w:tcW w:w="3330" w:type="dxa"/>
+          </w:tcPr>
+          <w:p>
+            <w:pPr>
+              <w:pStyle w:val="BodyText"/>
+            </w:pPr>
+            <w:r>
+              <w:t xml:space="preserve"> CHAR(1) NOT NULL </w:t>
+            </w:r>
+          </w:p>
+        </w:tc>
+        <w:tc>
+          <w:tcPr>
+            <w:tcW w:w="2790" w:type="dxa"/>
+          </w:tcPr>
+          <w:p>
+            <w:pPr>
+              <w:pStyle w:val="BodyText"/>
+            </w:pPr>
+            <w:r>
+              <w:t xml:space="preserve"> M / F </w:t>
+            </w:r>
+          </w:p>
+        </w:tc>
+      </w:tr>
+      <w:tr>
+        <w:trPr>
+          <w:trHeight w:val="432"/>
+        </w:trPr>
+        <w:tc>
+          <w:tcPr>
+            <w:tcW w:w="3073" w:type="dxa"/>
+          </w:tcPr>
+          <w:p>
+            <w:pPr>
+              <w:pStyle w:val="BodyText"/>
+            </w:pPr>
+            <w:r>
+              <w:t xml:space="preserve"> CUSTOMER_AGE </w:t>
+            </w:r>
+          </w:p>
+        </w:tc>
+        <w:tc>
+          <w:tcPr>
+            <w:tcW w:w="3330" w:type="dxa"/>
+          </w:tcPr>
+          <w:p>
+            <w:pPr>
+              <w:pStyle w:val="BodyText"/>
+            </w:pPr>
+            <w:r>
+              <w:t xml:space="preserve"> INTEGER NOT NULL </w:t>
+            </w:r>
+          </w:p>
+        </w:tc>
+        <w:tc>
+          <w:tcPr>
+            <w:tcW w:w="2790" w:type="dxa"/>
+          </w:tcPr>
+          <w:p>
+            <w:pPr>
+              <w:pStyle w:val="BodyText"/>
+            </w:pPr>
+            <w:r>
+              <w:t xml:space="preserve"> Age in years </w:t>
+            </w:r>
+          </w:p>
+        </w:tc>
+      </w:tr>
+      <w:tr>
+        <w:trPr>
+          <w:trHeight w:val="432"/>
+        </w:trPr>
+        <w:tc>
+          <w:tcPr>
+            <w:tcW w:w="3073" w:type="dxa"/>
+          </w:tcPr>
+          <w:p>
+            <w:pPr>
+              <w:pStyle w:val="BodyText"/>
+            </w:pPr>
+            <w:r>
+              <w:t xml:space="preserve"> CUSTOMER_EMAIL </w:t>
+            </w:r>
+          </w:p>
+        </w:tc>
+        <w:tc>
+          <w:tcPr>
+            <w:tcW w:w="3330" w:type="dxa"/>
+          </w:tcPr>
+          <w:p>
+            <w:pPr>
+              <w:pStyle w:val="BodyText"/>
+            </w:pPr>
+            <w:r>
+              <w:t xml:space="preserve"> VARCHAR(100) NOT NULL </w:t>
+            </w:r>
+          </w:p>
+        </w:tc>
+        <w:tc>
+          <w:tcPr>
+            <w:tcW w:w="2790" w:type="dxa"/>
+          </w:tcPr>
+          <w:p>
+            <w:pPr>
+              <w:pStyle w:val="BodyText"/>
+            </w:pPr>
+            <w:r>
+              <w:t xml:space="preserve"> Email address </w:t>
+            </w:r>
+          </w:p>
+        </w:tc>
+      </w:tr>
+      <w:tr>
+        <w:trPr>
+          <w:trHeight w:val="432"/>
+        </w:trPr>
+        <w:tc>
+          <w:tcPr>
+            <w:tcW w:w="3073" w:type="dxa"/>
+          </w:tcPr>
+          <w:p>
+            <w:pPr>
+              <w:pStyle w:val="BodyText"/>
+            </w:pPr>
+            <w:r>
+              <w:t xml:space="preserve"> CUSTOMER_PHONE_NUMBER </w:t>
+            </w:r>
+          </w:p>
+        </w:tc>
+        <w:tc>
+          <w:tcPr>
+            <w:tcW w:w="3330" w:type="dxa"/>
+          </w:tcPr>
+          <w:p>
+            <w:pPr>
+              <w:pStyle w:val="BodyText"/>
+            </w:pPr>
+            <w:r>
+              <w:t xml:space="preserve"> VARCHAR(30) NOT NULL </w:t>
+            </w:r>
+          </w:p>
+        </w:tc>
+        <w:tc>
+          <w:tcPr>
+            <w:tcW w:w="2790" w:type="dxa"/>
+          </w:tcPr>
+          <w:p>
+            <w:pPr>
+              <w:pStyle w:val="BodyText"/>
+            </w:pPr>
+            <w:r>
+              <w:t xml:space="preserve"> Phone number </w:t>
+            </w:r>
+          </w:p>
+        </w:tc>
+      </w:tr>
+      <w:tr>
+        <w:trPr>
+          <w:trHeight w:val="432"/>
+        </w:trPr>
+        <w:tc>
+          <w:tcPr>
+            <w:tcW w:w="3073" w:type="dxa"/>
+          </w:tcPr>
+          <w:p>
+            <w:pPr>
+              <w:pStyle w:val="BodyText"/>
+            </w:pPr>
+            <w:r>
+              <w:t xml:space="preserve"> CUSTOMER_ADDRESS </w:t>
+            </w:r>
+          </w:p>
+        </w:tc>
+        <w:tc>
+          <w:tcPr>
+            <w:tcW w:w="3330" w:type="dxa"/>
+          </w:tcPr>
+          <w:p>
+            <w:pPr>
+              <w:pStyle w:val="BodyText"/>
+            </w:pPr>
+            <w:r>
+              <w:t xml:space="preserve"> VARCHAR(200) NOT NULL </w:t>
+            </w:r>
+          </w:p>
+        </w:tc>
+        <w:tc>
+          <w:tcPr>
+            <w:tcW w:w="2790" w:type="dxa"/>
+          </w:tcPr>
+          <w:p>
+            <w:pPr>
+              <w:pStyle w:val="BodyText"/>
+            </w:pPr>
+            <w:r>
+              <w:t xml:space="preserve"> Street address *(SCD2 tracked)* </w:t>
+            </w:r>
+          </w:p>
+        </w:tc>
+      </w:tr>
+      <w:tr>
+        <w:trPr>
+          <w:trHeight w:val="432"/>
+        </w:trPr>
+        <w:tc>
+          <w:tcPr>
+            <w:tcW w:w="3073" w:type="dxa"/>
+          </w:tcPr>
+          <w:p>
+            <w:pPr>
+              <w:pStyle w:val="BodyText"/>
+            </w:pPr>
+            <w:r>
+              <w:t xml:space="preserve"> CUSTOMER_CITY </w:t>
+            </w:r>
+          </w:p>
+        </w:tc>
+        <w:tc>
+          <w:tcPr>
+            <w:tcW w:w="3330" w:type="dxa"/>
+          </w:tcPr>
+          <w:p>
+            <w:pPr>
+              <w:pStyle w:val="BodyText"/>
+            </w:pPr>
+            <w:r>
+              <w:t xml:space="preserve"> VARCHAR(100) NOT NULL </w:t>
+            </w:r>
+          </w:p>
+        </w:tc>
+        <w:tc>
+          <w:tcPr>
+            <w:tcW w:w="2790" w:type="dxa"/>
+          </w:tcPr>
+          <w:p>
+            <w:pPr>
+              <w:pStyle w:val="BodyText"/>
+            </w:pPr>
+            <w:r>
+              <w:t xml:space="preserve"> City *(SCD2 tracked)* </w:t>
+            </w:r>
+          </w:p>
+        </w:tc>
+      </w:tr>
+      <w:tr>
+        <w:trPr>
+          <w:trHeight w:val="432"/>
+        </w:trPr>
+        <w:tc>
+          <w:tcPr>
+            <w:tcW w:w="3073" w:type="dxa"/>
+          </w:tcPr>
+          <w:p>
+            <w:pPr>
+              <w:pStyle w:val="BodyText"/>
+            </w:pPr>
+            <w:r>
+              <w:t xml:space="preserve"> CUSTOMER_STATE </w:t>
+            </w:r>
+          </w:p>
+        </w:tc>
+        <w:tc>
+          <w:tcPr>
+            <w:tcW w:w="3330" w:type="dxa"/>
+          </w:tcPr>
+          <w:p>
+            <w:pPr>
+              <w:pStyle w:val="BodyText"/>
+            </w:pPr>
+            <w:r>
+              <w:t xml:space="preserve"> CHAR(2) NOT NULL </w:t>
+            </w:r>
+          </w:p>
+        </w:tc>
+        <w:tc>
+          <w:tcPr>
+            <w:tcW w:w="2790" w:type="dxa"/>
+          </w:tcPr>
+          <w:p>
+            <w:pPr>
+              <w:pStyle w:val="BodyText"/>
+            </w:pPr>
+            <w:r>
+              <w:t xml:space="preserve"> State code *(SCD2 tracked)* </w:t>
+            </w:r>
+          </w:p>
+        </w:tc>
+      </w:tr>
+      <w:tr>
+        <w:trPr>
+          <w:trHeight w:val="432"/>
+        </w:trPr>
+        <w:tc>
+          <w:tcPr>
+            <w:tcW w:w="3073" w:type="dxa"/>
+          </w:tcPr>
+          <w:p>
+            <w:pPr>
+              <w:pStyle w:val="BodyText"/>
+            </w:pPr>
+            <w:r>
+              <w:t xml:space="preserve"> CUSTOMER_POSTAL_CODE </w:t>
+            </w:r>
+          </w:p>
+        </w:tc>
+        <w:tc>
+          <w:tcPr>
+            <w:tcW w:w="3330" w:type="dxa"/>
+          </w:tcPr>
+          <w:p>
+            <w:pPr>
+              <w:pStyle w:val="BodyText"/>
+            </w:pPr>
+            <w:r>
+              <w:t xml:space="preserve"> VARCHAR(10) NOT NULL </w:t>
+            </w:r>
+          </w:p>
+        </w:tc>
+        <w:tc>
+          <w:tcPr>
+            <w:tcW w:w="2790" w:type="dxa"/>
+          </w:tcPr>
+          <w:p>
+            <w:pPr>
+              <w:pStyle w:val="BodyText"/>
+            </w:pPr>
+            <w:r>
+              <w:t xml:space="preserve"> Postal code *(SCD2 tracked)* </w:t>
+            </w:r>
+          </w:p>
+        </w:tc>
+      </w:tr>
+      <w:tr>
+        <w:trPr>
+          <w:trHeight w:val="432"/>
+        </w:trPr>
+        <w:tc>
+          <w:tcPr>
+            <w:tcW w:w="3073" w:type="dxa"/>
+          </w:tcPr>
+          <w:p>
+            <w:pPr>
+              <w:pStyle w:val="BodyText"/>
+            </w:pPr>
+            <w:r>
+              <w:t xml:space="preserve"> CUSTOMER_SSN </w:t>
+            </w:r>
+          </w:p>
+        </w:tc>
+        <w:tc>
+          <w:tcPr>
+            <w:tcW w:w="3330" w:type="dxa"/>
+          </w:tcPr>
+          <w:p>
+            <w:pPr>
+              <w:pStyle w:val="BodyText"/>
+            </w:pPr>
+            <w:r>
+              <w:t xml:space="preserve"> VARCHAR(20) NOT NULL </w:t>
+            </w:r>
+          </w:p>
+        </w:tc>
+        <w:tc>
+          <w:tcPr>
+            <w:tcW w:w="2790" w:type="dxa"/>
+          </w:tcPr>
+          <w:p>
+            <w:pPr>
+              <w:pStyle w:val="BodyText"/>
+            </w:pPr>
+            <w:r>
+              <w:t xml:space="preserve"> SSN — sensitive </w:t>
+            </w:r>
+          </w:p>
+        </w:tc>
+      </w:tr>
+      <w:tr>
+        <w:trPr>
+          <w:trHeight w:val="432"/>
+        </w:trPr>
+        <w:tc>
+          <w:tcPr>
+            <w:tcW w:w="3073" w:type="dxa"/>
+          </w:tcPr>
+          <w:p>
+            <w:pPr>
+              <w:pStyle w:val="BodyText"/>
+            </w:pPr>
+            <w:r>
+              <w:t xml:space="preserve"> START_DT </w:t>
+            </w:r>
+          </w:p>
+        </w:tc>
+        <w:tc>
+          <w:tcPr>
+            <w:tcW w:w="3330" w:type="dxa"/>
+          </w:tcPr>
+          <w:p>
+            <w:pPr>
+              <w:pStyle w:val="BodyText"/>
+            </w:pPr>
+            <w:r>
+              <w:t xml:space="preserve"> DATE NOT NULL </w:t>
+            </w:r>
+          </w:p>
+        </w:tc>
+        <w:tc>
+          <w:tcPr>
+            <w:tcW w:w="2790" w:type="dxa"/>
+          </w:tcPr>
+          <w:p>
+            <w:pPr>
+              <w:pStyle w:val="BodyText"/>
+            </w:pPr>
+            <w:r>
+              <w:t xml:space="preserve"> SCD2 start date — default: 01/01/1990 </w:t>
+            </w:r>
+          </w:p>
+        </w:tc>
+      </w:tr>
+      <w:tr>
+        <w:trPr>
+          <w:trHeight w:val="432"/>
+        </w:trPr>
+        <w:tc>
+          <w:tcPr>
+            <w:tcW w:w="3073" w:type="dxa"/>
+          </w:tcPr>
+          <w:p>
+            <w:pPr>
+              <w:pStyle w:val="BodyText"/>
+            </w:pPr>
+            <w:r>
+              <w:t xml:space="preserve"> END_DT </w:t>
+            </w:r>
+          </w:p>
+        </w:tc>
+        <w:tc>
+          <w:tcPr>
+            <w:tcW w:w="3330" w:type="dxa"/>
+          </w:tcPr>
+          <w:p>
+            <w:pPr>
+              <w:pStyle w:val="BodyText"/>
+            </w:pPr>
+            <w:r>
+              <w:t xml:space="preserve"> DATE NOT NULL </w:t>
+            </w:r>
+          </w:p>
+        </w:tc>
+        <w:tc>
+          <w:tcPr>
+            <w:tcW w:w="2790" w:type="dxa"/>
+          </w:tcPr>
+          <w:p>
+            <w:pPr>
+              <w:pStyle w:val="BodyText"/>
+            </w:pPr>
+            <w:r>
+              <w:t xml:space="preserve"> SCD2 end date — default: 31/12/9999 </w:t>
+            </w:r>
+          </w:p>
+        </w:tc>
+      </w:tr>
+      <w:tr>
+        <w:trPr>
+          <w:trHeight w:val="432"/>
+        </w:trPr>
+        <w:tc>
+          <w:tcPr>
+            <w:tcW w:w="3073" w:type="dxa"/>
+          </w:tcPr>
+          <w:p>
+            <w:pPr>
+              <w:pStyle w:val="BodyText"/>
+            </w:pPr>
+            <w:r>
+              <w:t xml:space="preserve"> IS_ACTIVE </w:t>
+            </w:r>
+          </w:p>
+        </w:tc>
+        <w:tc>
+          <w:tcPr>
+            <w:tcW w:w="3330" w:type="dxa"/>
+          </w:tcPr>
+          <w:p>
+            <w:pPr>
+              <w:pStyle w:val="BodyText"/>
+            </w:pPr>
+            <w:r>
+              <w:t xml:space="preserve"> VARCHAR(1) NOT NULL </w:t>
+            </w:r>
+          </w:p>
+        </w:tc>
+        <w:tc>
+          <w:tcPr>
+            <w:tcW w:w="2790" w:type="dxa"/>
+          </w:tcPr>
+          <w:p>
+            <w:pPr>
+              <w:pStyle w:val="BodyText"/>
+            </w:pPr>
+            <w:r>
+              <w:t xml:space="preserve"> Y = current, N = expired </w:t>
+            </w:r>
+          </w:p>
+        </w:tc>
+      </w:tr>
+      <w:tr>
+        <w:trPr>
+          <w:trHeight w:val="432"/>
+        </w:trPr>
+        <w:tc>
+          <w:tcPr>
+            <w:tcW w:w="3073" w:type="dxa"/>
+          </w:tcPr>
+          <w:p>
+            <w:pPr>
+              <w:pStyle w:val="BodyText"/>
+            </w:pPr>
+            <w:r>
+              <w:t xml:space="preserve"> INSERT_DT </w:t>
+            </w:r>
+          </w:p>
+        </w:tc>
+        <w:tc>
+          <w:tcPr>
+            <w:tcW w:w="3330" w:type="dxa"/>
+          </w:tcPr>
+          <w:p>
+            <w:pPr>
+              <w:pStyle w:val="BodyText"/>
+            </w:pPr>
+            <w:r>
+              <w:t xml:space="preserve"> DATE NOT NULL </w:t>
+            </w:r>
+          </w:p>
+        </w:tc>
+        <w:tc>
+          <w:tcPr>
+            <w:tcW w:w="2790" w:type="dxa"/>
+          </w:tcPr>
+          <w:p>
+            <w:pPr>
+              <w:pStyle w:val="BodyText"/>
+            </w:pPr>
+            <w:r>
+              <w:t xml:space="preserve"> Row creation date </w:t>
+            </w:r>
+          </w:p>
+        </w:tc>
+      </w:tr>
+      <w:tr>
+        <w:trPr>
+          <w:trHeight w:val="432"/>
+        </w:trPr>
+        <w:tc>
+          <w:tcPr>
+            <w:tcW w:w="3073" w:type="dxa"/>
+          </w:tcPr>
+          <w:p>
+            <w:pPr>
+              <w:pStyle w:val="BodyText"/>
+            </w:pPr>
+            <w:r>
+              <w:t xml:space="preserve"> SOURCE_SYSTEM </w:t>
+            </w:r>
+          </w:p>
+        </w:tc>
+        <w:tc>
+          <w:tcPr>
+            <w:tcW w:w="3330" w:type="dxa"/>
+          </w:tcPr>
+          <w:p>
+            <w:pPr>
+              <w:pStyle w:val="BodyText"/>
+            </w:pPr>
+            <w:r>
+              <w:t xml:space="preserve"> VARCHAR(50) NOT NULL </w:t>
+            </w:r>
+          </w:p>
+        </w:tc>
+        <w:tc>
+          <w:tcPr>
+            <w:tcW w:w="2790" w:type="dxa"/>
+          </w:tcPr>
+          <w:p>
+            <w:pPr>
+              <w:pStyle w:val="BodyText"/>
+            </w:pPr>
+            <w:r>
+              <w:t xml:space="preserve"> Source triplet </w:t>
+            </w:r>
+          </w:p>
+        </w:tc>
+      </w:tr>
+      <w:tr>
+        <w:trPr>
+          <w:trHeight w:val="432"/>
+        </w:trPr>
+        <w:tc>
+          <w:tcPr>
+            <w:tcW w:w="3073" w:type="dxa"/>
+          </w:tcPr>
+          <w:p>
+            <w:pPr>
+              <w:pStyle w:val="BodyText"/>
+            </w:pPr>
+            <w:r>
+              <w:t xml:space="preserve"> SOURCE_ENTITY </w:t>
+            </w:r>
+          </w:p>
+        </w:tc>
+        <w:tc>
+          <w:tcPr>
+            <w:tcW w:w="3330" w:type="dxa"/>
+          </w:tcPr>
+          <w:p>
+            <w:pPr>
+              <w:pStyle w:val="BodyText"/>
+            </w:pPr>
+            <w:r>
+              <w:t xml:space="preserve"> VARCHAR(50) NOT NULL </w:t>
+            </w:r>
+          </w:p>
+        </w:tc>
+        <w:tc>
+          <w:tcPr>
+            <w:tcW w:w="2790" w:type="dxa"/>
+          </w:tcPr>
+          <w:p>
+            <w:pPr>
+              <w:pStyle w:val="BodyText"/>
+            </w:pPr>
+            <w:r>
+              <w:t xml:space="preserve"> Source triplet </w:t>
+            </w:r>
+          </w:p>
+        </w:tc>
+      </w:tr>
+      <w:tr>
+        <w:trPr>
+          <w:trHeight w:val="432"/>
+        </w:trPr>
+        <w:tc>
+          <w:tcPr>
+            <w:tcW w:w="3073" w:type="dxa"/>
+          </w:tcPr>
+          <w:p>
+            <w:pPr>
+              <w:pStyle w:val="BodyText"/>
+            </w:pPr>
+            <w:r>
+              <w:t xml:space="preserve"> SOURCE_ID </w:t>
+            </w:r>
+          </w:p>
+        </w:tc>
+        <w:tc>
+          <w:tcPr>
+            <w:tcW w:w="3330" w:type="dxa"/>
+          </w:tcPr>
+          <w:p>
+            <w:pPr>
+              <w:pStyle w:val="BodyText"/>
+            </w:pPr>
+            <w:r>
+              <w:t xml:space="preserve"> VARCHAR(100) NOT NULL </w:t>
+            </w:r>
+          </w:p>
+        </w:tc>
+        <w:tc>
+          <w:tcPr>
+            <w:tcW w:w="2790" w:type="dxa"/>
+          </w:tcPr>
+          <w:p>
+            <w:pPr>
+              <w:pStyle w:val="BodyText"/>
+            </w:pPr>
+            <w:r>
+              <w:t xml:space="preserve"> Source triplet </w:t>
+            </w:r>
+          </w:p>
+        </w:tc>
+      </w:tr>
+    </w:tbl>
+    <w:p>
+      <w:pPr>
+        <w:pStyle w:val="BodyText"/>
+      </w:pPr>
+    </w:p>
+    <w:p>
+      <w:pPr>
+        <w:pStyle w:val="Heading4"/>
+      </w:pPr>
+      <w:r>
+        <w:t>CE_CREDIT_CARDS (SCD Type 1)</w:t>
+      </w:r>
+    </w:p>
+    <w:tbl>
+      <w:tblPr>
+        <w:tblW w:w="0" w:type="auto"/>
+        <w:tblInd w:w="-5" w:type="dxa"/>
+        <w:tblBorders>
+          <w:top w:val="single" w:sz="4" w:space="0" w:color="76CDD8"/>
+          <w:left w:val="single" w:sz="4" w:space="0" w:color="76CDD8"/>
+          <w:bottom w:val="single" w:sz="4" w:space="0" w:color="76CDD8"/>
+          <w:right w:val="single" w:sz="4" w:space="0" w:color="76CDD8"/>
+          <w:insideH w:val="single" w:sz="4" w:space="0" w:color="76CDD8"/>
+          <w:insideV w:val="single" w:sz="4" w:space="0" w:color="76CDD8"/>
+        </w:tblBorders>
+        <w:tblLayout w:type="fixed"/>
+        <w:tblLook w:val="0000" w:firstRow="0" w:lastRow="0" w:firstColumn="0" w:lastColumn="0" w:noHBand="0" w:noVBand="0"/>
+      </w:tblPr>
+      <w:tblGrid>
+        <w:gridCol w:w="3073"/>
+        <w:gridCol w:w="3330"/>
+        <w:gridCol w:w="2790"/>
+      </w:tblGrid>
+      <w:tr>
+        <w:trPr>
+          <w:trHeight w:val="292"/>
+        </w:trPr>
+        <w:tc>
+          <w:tcPr>
+            <w:tcW w:w="3073" w:type="dxa"/>
+            <w:shd w:val="clear" w:color="auto" w:fill="76CDD8"/>
+          </w:tcPr>
+          <w:p>
+            <w:pPr>
+              <w:pStyle w:val="BodyText"/>
+              <w:widowControl w:val="0"/>
+              <w:spacing w:line="360" w:lineRule="auto"/>
+              <w:jc w:val="center"/>
+              <w:rPr>
+                <w:color w:val="FFFFFF" w:themeColor="background1"/>
+                <w:sz w:val="18"/>
+                <w:szCs w:val="18"/>
+              </w:rPr>
+            </w:pPr>
+            <w:r>
+              <w:t xml:space="preserve"> Column Name </w:t>
+            </w:r>
+          </w:p>
+        </w:tc>
+        <w:tc>
+          <w:tcPr>
+            <w:tcW w:w="3330" w:type="dxa"/>
+            <w:shd w:val="clear" w:color="auto" w:fill="76CDD8"/>
+          </w:tcPr>
+          <w:p>
+            <w:pPr>
+              <w:pStyle w:val="BodyText"/>
+              <w:widowControl w:val="0"/>
+              <w:spacing w:line="360" w:lineRule="auto"/>
+              <w:jc w:val="center"/>
+              <w:rPr>
+                <w:color w:val="FFFFFF" w:themeColor="background1"/>
+                <w:sz w:val="18"/>
+                <w:szCs w:val="18"/>
+              </w:rPr>
+            </w:pPr>
+            <w:r>
+              <w:t xml:space="preserve"> Data Type </w:t>
+            </w:r>
+          </w:p>
+        </w:tc>
+        <w:tc>
+          <w:tcPr>
+            <w:tcW w:w="2790" w:type="dxa"/>
+            <w:shd w:val="clear" w:color="auto" w:fill="76CDD8"/>
+          </w:tcPr>
+          <w:p>
+            <w:pPr>
+              <w:pStyle w:val="BodyText"/>
+              <w:widowControl w:val="0"/>
+              <w:spacing w:line="360" w:lineRule="auto"/>
+              <w:rPr>
+                <w:color w:val="FFFFFF" w:themeColor="background1"/>
+                <w:sz w:val="18"/>
+                <w:szCs w:val="18"/>
+              </w:rPr>
+            </w:pPr>
+            <w:r>
+              <w:t xml:space="preserve"> Notes </w:t>
+            </w:r>
+          </w:p>
+        </w:tc>
+      </w:tr>
+      <w:tr>
+        <w:trPr>
+          <w:trHeight w:val="432"/>
+        </w:trPr>
+        <w:tc>
+          <w:tcPr>
+            <w:tcW w:w="3073" w:type="dxa"/>
+          </w:tcPr>
+          <w:p>
+            <w:pPr>
+              <w:pStyle w:val="BodyText"/>
+            </w:pPr>
+            <w:r>
+              <w:t xml:space="preserve"> CARD_ID </w:t>
+            </w:r>
+          </w:p>
+        </w:tc>
+        <w:tc>
+          <w:tcPr>
+            <w:tcW w:w="3330" w:type="dxa"/>
+          </w:tcPr>
+          <w:p>
+            <w:pPr>
+              <w:pStyle w:val="BodyText"/>
+            </w:pPr>
+            <w:r>
+              <w:t xml:space="preserve"> BIGINT NOT NULL </w:t>
+            </w:r>
+          </w:p>
+        </w:tc>
+        <w:tc>
+          <w:tcPr>
+            <w:tcW w:w="2790" w:type="dxa"/>
+          </w:tcPr>
+          <w:p>
+            <w:pPr>
+              <w:pStyle w:val="BodyText"/>
+            </w:pPr>
+            <w:r>
+              <w:t xml:space="preserve"> PK — sequence </w:t>
+            </w:r>
+          </w:p>
+        </w:tc>
+      </w:tr>
+      <w:tr>
+        <w:trPr>
+          <w:trHeight w:val="432"/>
+        </w:trPr>
+        <w:tc>
+          <w:tcPr>
+            <w:tcW w:w="3073" w:type="dxa"/>
+          </w:tcPr>
+          <w:p>
+            <w:pPr>
+              <w:pStyle w:val="BodyText"/>
+            </w:pPr>
+            <w:r>
+              <w:t xml:space="preserve"> CARD_SRC_ID </w:t>
+            </w:r>
+          </w:p>
+        </w:tc>
+        <w:tc>
+          <w:tcPr>
+            <w:tcW w:w="3330" w:type="dxa"/>
+          </w:tcPr>
+          <w:p>
+            <w:pPr>
+              <w:pStyle w:val="BodyText"/>
+            </w:pPr>
+            <w:r>
+              <w:t xml:space="preserve"> VARCHAR(100) NOT NULL </w:t>
+            </w:r>
+          </w:p>
+        </w:tc>
+        <w:tc>
+          <w:tcPr>
+            <w:tcW w:w="2790" w:type="dxa"/>
+          </w:tcPr>
+          <w:p>
+            <w:pPr>
+              <w:pStyle w:val="BodyText"/>
+            </w:pPr>
+            <w:r>
+              <w:t xml:space="preserve"> NK — card number from source </w:t>
+            </w:r>
+          </w:p>
+        </w:tc>
+      </w:tr>
+      <w:tr>
+        <w:trPr>
+          <w:trHeight w:val="432"/>
+        </w:trPr>
+        <w:tc>
+          <w:tcPr>
+            <w:tcW w:w="3073" w:type="dxa"/>
+          </w:tcPr>
+          <w:p>
+            <w:pPr>
+              <w:pStyle w:val="BodyText"/>
+            </w:pPr>
+            <w:r>
+              <w:t xml:space="preserve"> CARD_NUMBER </w:t>
+            </w:r>
+          </w:p>
+        </w:tc>
+        <w:tc>
+          <w:tcPr>
+            <w:tcW w:w="3330" w:type="dxa"/>
+          </w:tcPr>
+          <w:p>
+            <w:pPr>
+              <w:pStyle w:val="BodyText"/>
+            </w:pPr>
+            <w:r>
+              <w:t xml:space="preserve"> VARCHAR(30) NOT NULL </w:t>
+            </w:r>
+          </w:p>
+        </w:tc>
+        <w:tc>
+          <w:tcPr>
+            <w:tcW w:w="2790" w:type="dxa"/>
+          </w:tcPr>
+          <w:p>
+            <w:pPr>
+              <w:pStyle w:val="BodyText"/>
+            </w:pPr>
+            <w:r>
+              <w:t xml:space="preserve"> Sensitive </w:t>
+            </w:r>
+          </w:p>
+        </w:tc>
+      </w:tr>
+      <w:tr>
+        <w:trPr>
+          <w:trHeight w:val="432"/>
+        </w:trPr>
+        <w:tc>
+          <w:tcPr>
+            <w:tcW w:w="3073" w:type="dxa"/>
+          </w:tcPr>
+          <w:p>
+            <w:pPr>
+              <w:pStyle w:val="BodyText"/>
+            </w:pPr>
+            <w:r>
+              <w:t xml:space="preserve"> CARD_CVV </w:t>
+            </w:r>
+          </w:p>
+        </w:tc>
+        <w:tc>
+          <w:tcPr>
+            <w:tcW w:w="3330" w:type="dxa"/>
+          </w:tcPr>
+          <w:p>
+            <w:pPr>
+              <w:pStyle w:val="BodyText"/>
+            </w:pPr>
+            <w:r>
+              <w:t xml:space="preserve"> VARCHAR(5) NOT NULL </w:t>
+            </w:r>
+          </w:p>
+        </w:tc>
+        <w:tc>
+          <w:tcPr>
+            <w:tcW w:w="2790" w:type="dxa"/>
+          </w:tcPr>
+          <w:p>
+            <w:pPr>
+              <w:pStyle w:val="BodyText"/>
+            </w:pPr>
+            <w:r>
+              <w:t xml:space="preserve"> Sensitive </w:t>
+            </w:r>
+          </w:p>
+        </w:tc>
+      </w:tr>
+      <w:tr>
+        <w:trPr>
+          <w:trHeight w:val="432"/>
+        </w:trPr>
+        <w:tc>
+          <w:tcPr>
+            <w:tcW w:w="3073" w:type="dxa"/>
+          </w:tcPr>
+          <w:p>
+            <w:pPr>
+              <w:pStyle w:val="BodyText"/>
+            </w:pPr>
+            <w:r>
+              <w:t xml:space="preserve"> CARD_IBAN </w:t>
+            </w:r>
+          </w:p>
+        </w:tc>
+        <w:tc>
+          <w:tcPr>
+            <w:tcW w:w="3330" w:type="dxa"/>
+          </w:tcPr>
+          <w:p>
+            <w:pPr>
+              <w:pStyle w:val="BodyText"/>
+            </w:pPr>
+            <w:r>
+              <w:t xml:space="preserve"> VARCHAR(34) NOT NULL </w:t>
+            </w:r>
+          </w:p>
+        </w:tc>
+        <w:tc>
+          <w:tcPr>
+            <w:tcW w:w="2790" w:type="dxa"/>
+          </w:tcPr>
+          <w:p>
+            <w:pPr>
+              <w:pStyle w:val="BodyText"/>
+            </w:pPr>
+            <w:r>
+              <w:t xml:space="preserve"> Sensitive </w:t>
+            </w:r>
+          </w:p>
+        </w:tc>
+      </w:tr>
+      <w:tr>
+        <w:trPr>
+          <w:trHeight w:val="432"/>
+        </w:trPr>
+        <w:tc>
+          <w:tcPr>
+            <w:tcW w:w="3073" w:type="dxa"/>
+          </w:tcPr>
+          <w:p>
+            <w:pPr>
+              <w:pStyle w:val="BodyText"/>
+            </w:pPr>
+            <w:r>
+              <w:t xml:space="preserve"> CARD_EXPIRATION_DT </w:t>
+            </w:r>
+          </w:p>
+        </w:tc>
+        <w:tc>
+          <w:tcPr>
+            <w:tcW w:w="3330" w:type="dxa"/>
+          </w:tcPr>
+          <w:p>
+            <w:pPr>
+              <w:pStyle w:val="BodyText"/>
+            </w:pPr>
+            <w:r>
+              <w:t xml:space="preserve"> VARCHAR(10) NOT NULL </w:t>
+            </w:r>
+          </w:p>
+        </w:tc>
+        <w:tc>
+          <w:tcPr>
+            <w:tcW w:w="2790" w:type="dxa"/>
+          </w:tcPr>
+          <w:p>
+            <w:pPr>
+              <w:pStyle w:val="BodyText"/>
+            </w:pPr>
+            <w:r>
+              <w:t xml:space="preserve"> Sensitive — named with _DT postfix </w:t>
+            </w:r>
+          </w:p>
+        </w:tc>
+      </w:tr>
+      <w:tr>
+        <w:trPr>
+          <w:trHeight w:val="432"/>
+        </w:trPr>
+        <w:tc>
+          <w:tcPr>
+            <w:tcW w:w="3073" w:type="dxa"/>
+          </w:tcPr>
+          <w:p>
+            <w:pPr>
+              <w:pStyle w:val="BodyText"/>
+            </w:pPr>
+            <w:r>
+              <w:t xml:space="preserve"> INSERT_DT </w:t>
+            </w:r>
+          </w:p>
+        </w:tc>
+        <w:tc>
+          <w:tcPr>
+            <w:tcW w:w="3330" w:type="dxa"/>
+          </w:tcPr>
+          <w:p>
+            <w:pPr>
+              <w:pStyle w:val="BodyText"/>
+            </w:pPr>
+            <w:r>
+              <w:t xml:space="preserve"> DATE NOT NULL </w:t>
+            </w:r>
+          </w:p>
+        </w:tc>
+        <w:tc>
+          <w:tcPr>
+            <w:tcW w:w="2790" w:type="dxa"/>
+          </w:tcPr>
+          <w:p>
+            <w:pPr>
+              <w:pStyle w:val="BodyText"/>
+            </w:pPr>
+            <w:r>
+              <w:t xml:space="preserve"> Row creation date </w:t>
+            </w:r>
+          </w:p>
+        </w:tc>
+      </w:tr>
+      <w:tr>
+        <w:trPr>
+          <w:trHeight w:val="432"/>
+        </w:trPr>
+        <w:tc>
+          <w:tcPr>
+            <w:tcW w:w="3073" w:type="dxa"/>
+          </w:tcPr>
+          <w:p>
+            <w:pPr>
+              <w:pStyle w:val="BodyText"/>
+            </w:pPr>
+            <w:r>
+              <w:t xml:space="preserve"> UPDATE_DT </w:t>
+            </w:r>
+          </w:p>
+        </w:tc>
+        <w:tc>
+          <w:tcPr>
+            <w:tcW w:w="3330" w:type="dxa"/>
+          </w:tcPr>
+          <w:p>
+            <w:pPr>
+              <w:pStyle w:val="BodyText"/>
+            </w:pPr>
+            <w:r>
+              <w:t xml:space="preserve"> DATE NOT NULL </w:t>
+            </w:r>
+          </w:p>
+        </w:tc>
+        <w:tc>
+          <w:tcPr>
+            <w:tcW w:w="2790" w:type="dxa"/>
+          </w:tcPr>
+          <w:p>
+            <w:pPr>
+              <w:pStyle w:val="BodyText"/>
+            </w:pPr>
+            <w:r>
+              <w:t xml:space="preserve"> Last update date </w:t>
+            </w:r>
+          </w:p>
+        </w:tc>
+      </w:tr>
+      <w:tr>
+        <w:trPr>
+          <w:trHeight w:val="432"/>
+        </w:trPr>
+        <w:tc>
+          <w:tcPr>
+            <w:tcW w:w="3073" w:type="dxa"/>
+          </w:tcPr>
+          <w:p>
+            <w:pPr>
+              <w:pStyle w:val="BodyText"/>
+            </w:pPr>
+            <w:r>
+              <w:t xml:space="preserve"> SOURCE_SYSTEM </w:t>
+            </w:r>
+          </w:p>
+        </w:tc>
+        <w:tc>
+          <w:tcPr>
+            <w:tcW w:w="3330" w:type="dxa"/>
+          </w:tcPr>
+          <w:p>
+            <w:pPr>
+              <w:pStyle w:val="BodyText"/>
+            </w:pPr>
+            <w:r>
+              <w:t xml:space="preserve"> VARCHAR(50) NOT NULL </w:t>
+            </w:r>
+          </w:p>
+        </w:tc>
+        <w:tc>
+          <w:tcPr>
+            <w:tcW w:w="2790" w:type="dxa"/>
+          </w:tcPr>
+          <w:p>
+            <w:pPr>
+              <w:pStyle w:val="BodyText"/>
+            </w:pPr>
+            <w:r>
+              <w:t xml:space="preserve"> Source triplet </w:t>
+            </w:r>
+          </w:p>
+        </w:tc>
+      </w:tr>
+      <w:tr>
+        <w:trPr>
+          <w:trHeight w:val="432"/>
+        </w:trPr>
+        <w:tc>
+          <w:tcPr>
+            <w:tcW w:w="3073" w:type="dxa"/>
+          </w:tcPr>
+          <w:p>
+            <w:pPr>
+              <w:pStyle w:val="BodyText"/>
+            </w:pPr>
+            <w:r>
+              <w:t xml:space="preserve"> SOURCE_ENTITY </w:t>
+            </w:r>
+          </w:p>
+        </w:tc>
+        <w:tc>
+          <w:tcPr>
+            <w:tcW w:w="3330" w:type="dxa"/>
+          </w:tcPr>
+          <w:p>
+            <w:pPr>
+              <w:pStyle w:val="BodyText"/>
+            </w:pPr>
+            <w:r>
+              <w:t xml:space="preserve"> VARCHAR(50) NOT NULL </w:t>
+            </w:r>
+          </w:p>
+        </w:tc>
+        <w:tc>
+          <w:tcPr>
+            <w:tcW w:w="2790" w:type="dxa"/>
+          </w:tcPr>
+          <w:p>
+            <w:pPr>
+              <w:pStyle w:val="BodyText"/>
+            </w:pPr>
+            <w:r>
+              <w:t xml:space="preserve"> Source triplet </w:t>
+            </w:r>
+          </w:p>
+        </w:tc>
+      </w:tr>
+      <w:tr>
+        <w:trPr>
+          <w:trHeight w:val="432"/>
+        </w:trPr>
+        <w:tc>
+          <w:tcPr>
+            <w:tcW w:w="3073" w:type="dxa"/>
+          </w:tcPr>
+          <w:p>
+            <w:pPr>
+              <w:pStyle w:val="BodyText"/>
+            </w:pPr>
+            <w:r>
+              <w:t xml:space="preserve"> SOURCE_ID </w:t>
+            </w:r>
+          </w:p>
+        </w:tc>
+        <w:tc>
+          <w:tcPr>
+            <w:tcW w:w="3330" w:type="dxa"/>
+          </w:tcPr>
+          <w:p>
+            <w:pPr>
+              <w:pStyle w:val="BodyText"/>
+            </w:pPr>
+            <w:r>
+              <w:t xml:space="preserve"> VARCHAR(100) NOT NULL </w:t>
+            </w:r>
+          </w:p>
+        </w:tc>
+        <w:tc>
+          <w:tcPr>
+            <w:tcW w:w="2790" w:type="dxa"/>
+          </w:tcPr>
+          <w:p>
+            <w:pPr>
+              <w:pStyle w:val="BodyText"/>
+            </w:pPr>
+            <w:r>
+              <w:t xml:space="preserve"> Source triplet </w:t>
+            </w:r>
+          </w:p>
+        </w:tc>
+      </w:tr>
+    </w:tbl>
+    <w:p>
+      <w:pPr>
+        <w:pStyle w:val="BodyText"/>
+      </w:pPr>
+    </w:p>
+    <w:p>
+      <w:pPr>
+        <w:pStyle w:val="Heading4"/>
+      </w:pPr>
+      <w:r>
+        <w:t>CE_EMPLOYEES (SCD Type 1)</w:t>
+      </w:r>
+    </w:p>
+    <w:p>
+      <w:pPr>
+        <w:pStyle w:val="BodyText"/>
+      </w:pPr>
+      <w:r>
+        <w:t>Single table for both sources: ecom (ee_id) and retail (employee_id)</w:t>
+      </w:r>
+    </w:p>
+    <w:p>
+      <w:pPr>
+        <w:pStyle w:val="BodyText"/>
+      </w:pPr>
+    </w:p>
+    <w:tbl>
+      <w:tblPr>
+        <w:tblW w:w="0" w:type="auto"/>
+        <w:tblInd w:w="-5" w:type="dxa"/>
+        <w:tblBorders>
+          <w:top w:val="single" w:sz="4" w:space="0" w:color="76CDD8"/>
+          <w:left w:val="single" w:sz="4" w:space="0" w:color="76CDD8"/>
+          <w:bottom w:val="single" w:sz="4" w:space="0" w:color="76CDD8"/>
+          <w:right w:val="single" w:sz="4" w:space="0" w:color="76CDD8"/>
+          <w:insideH w:val="single" w:sz="4" w:space="0" w:color="76CDD8"/>
+          <w:insideV w:val="single" w:sz="4" w:space="0" w:color="76CDD8"/>
+        </w:tblBorders>
+        <w:tblLayout w:type="fixed"/>
+        <w:tblLook w:val="0000" w:firstRow="0" w:lastRow="0" w:firstColumn="0" w:lastColumn="0" w:noHBand="0" w:noVBand="0"/>
+      </w:tblPr>
+      <w:tblGrid>
+        <w:gridCol w:w="3073"/>
+        <w:gridCol w:w="3330"/>
+        <w:gridCol w:w="2790"/>
+      </w:tblGrid>
+      <w:tr>
+        <w:trPr>
+          <w:trHeight w:val="292"/>
+        </w:trPr>
+        <w:tc>
+          <w:tcPr>
+            <w:tcW w:w="3073" w:type="dxa"/>
+            <w:shd w:val="clear" w:color="auto" w:fill="76CDD8"/>
+          </w:tcPr>
+          <w:p>
+            <w:pPr>
+              <w:pStyle w:val="BodyText"/>
+              <w:widowControl w:val="0"/>
+              <w:spacing w:line="360" w:lineRule="auto"/>
+              <w:jc w:val="center"/>
+              <w:rPr>
+                <w:color w:val="FFFFFF" w:themeColor="background1"/>
+                <w:sz w:val="18"/>
+                <w:szCs w:val="18"/>
+              </w:rPr>
+            </w:pPr>
+            <w:r>
+              <w:t xml:space="preserve"> Column Name </w:t>
+            </w:r>
+          </w:p>
+        </w:tc>
+        <w:tc>
+          <w:tcPr>
+            <w:tcW w:w="3330" w:type="dxa"/>
+            <w:shd w:val="clear" w:color="auto" w:fill="76CDD8"/>
+          </w:tcPr>
+          <w:p>
+            <w:pPr>
+              <w:pStyle w:val="BodyText"/>
+              <w:widowControl w:val="0"/>
+              <w:spacing w:line="360" w:lineRule="auto"/>
+              <w:jc w:val="center"/>
+              <w:rPr>
+                <w:color w:val="FFFFFF" w:themeColor="background1"/>
+                <w:sz w:val="18"/>
+                <w:szCs w:val="18"/>
+              </w:rPr>
+            </w:pPr>
+            <w:r>
+              <w:t xml:space="preserve"> Data Type </w:t>
+            </w:r>
+          </w:p>
+        </w:tc>
+        <w:tc>
+          <w:tcPr>
+            <w:tcW w:w="2790" w:type="dxa"/>
+            <w:shd w:val="clear" w:color="auto" w:fill="76CDD8"/>
+          </w:tcPr>
+          <w:p>
+            <w:pPr>
+              <w:pStyle w:val="BodyText"/>
+              <w:widowControl w:val="0"/>
+              <w:spacing w:line="360" w:lineRule="auto"/>
+              <w:rPr>
+                <w:color w:val="FFFFFF" w:themeColor="background1"/>
+                <w:sz w:val="18"/>
+                <w:szCs w:val="18"/>
+              </w:rPr>
+            </w:pPr>
+            <w:r>
+              <w:t xml:space="preserve"> Notes </w:t>
+            </w:r>
+          </w:p>
+        </w:tc>
+      </w:tr>
+      <w:tr>
+        <w:trPr>
+          <w:trHeight w:val="432"/>
+        </w:trPr>
+        <w:tc>
+          <w:tcPr>
+            <w:tcW w:w="3073" w:type="dxa"/>
+          </w:tcPr>
+          <w:p>
+            <w:pPr>
+              <w:pStyle w:val="BodyText"/>
+            </w:pPr>
+            <w:r>
+              <w:t xml:space="preserve"> EMPLOYEE_ID </w:t>
+            </w:r>
+          </w:p>
+        </w:tc>
+        <w:tc>
+          <w:tcPr>
+            <w:tcW w:w="3330" w:type="dxa"/>
+          </w:tcPr>
+          <w:p>
+            <w:pPr>
+              <w:pStyle w:val="BodyText"/>
+            </w:pPr>
+            <w:r>
+              <w:t xml:space="preserve"> BIGINT NOT NULL </w:t>
+            </w:r>
+          </w:p>
+        </w:tc>
+        <w:tc>
+          <w:tcPr>
+            <w:tcW w:w="2790" w:type="dxa"/>
+          </w:tcPr>
+          <w:p>
+            <w:pPr>
+              <w:pStyle w:val="BodyText"/>
+            </w:pPr>
+            <w:r>
+              <w:t xml:space="preserve"> PK — sequence </w:t>
+            </w:r>
+          </w:p>
+        </w:tc>
+      </w:tr>
+      <w:tr>
+        <w:trPr>
+          <w:trHeight w:val="432"/>
+        </w:trPr>
+        <w:tc>
+          <w:tcPr>
+            <w:tcW w:w="3073" w:type="dxa"/>
+          </w:tcPr>
+          <w:p>
+            <w:pPr>
+              <w:pStyle w:val="BodyText"/>
+            </w:pPr>
+            <w:r>
+              <w:t xml:space="preserve"> EMPLOYEE_SRC_ID </w:t>
+            </w:r>
+          </w:p>
+        </w:tc>
+        <w:tc>
+          <w:tcPr>
+            <w:tcW w:w="3330" w:type="dxa"/>
+          </w:tcPr>
+          <w:p>
+            <w:pPr>
+              <w:pStyle w:val="BodyText"/>
+            </w:pPr>
+            <w:r>
+              <w:t xml:space="preserve"> VARCHAR(50) NOT NULL </w:t>
+            </w:r>
+          </w:p>
+        </w:tc>
+        <w:tc>
+          <w:tcPr>
+            <w:tcW w:w="2790" w:type="dxa"/>
+          </w:tcPr>
+          <w:p>
+            <w:pPr>
+              <w:pStyle w:val="BodyText"/>
+            </w:pPr>
+            <w:r>
+              <w:t xml:space="preserve"> NK — ee_id / employee_id </w:t>
+            </w:r>
+          </w:p>
+        </w:tc>
+      </w:tr>
+      <w:tr>
+        <w:trPr>
+          <w:trHeight w:val="432"/>
+        </w:trPr>
+        <w:tc>
+          <w:tcPr>
+            <w:tcW w:w="3073" w:type="dxa"/>
+          </w:tcPr>
+          <w:p>
+            <w:pPr>
+              <w:pStyle w:val="BodyText"/>
+            </w:pPr>
+            <w:r>
+              <w:t xml:space="preserve"> EMPLOYEE_NAME </w:t>
+            </w:r>
+          </w:p>
+        </w:tc>
+        <w:tc>
+          <w:tcPr>
+            <w:tcW w:w="3330" w:type="dxa"/>
+          </w:tcPr>
+          <w:p>
+            <w:pPr>
+              <w:pStyle w:val="BodyText"/>
+            </w:pPr>
+            <w:r>
+              <w:t xml:space="preserve"> VARCHAR(100) NOT NULL </w:t>
+            </w:r>
+          </w:p>
+        </w:tc>
+        <w:tc>
+          <w:tcPr>
+            <w:tcW w:w="2790" w:type="dxa"/>
+          </w:tcPr>
+          <w:p>
+            <w:pPr>
+              <w:pStyle w:val="BodyText"/>
+            </w:pPr>
+            <w:r>
+              <w:t xml:space="preserve"> Full name </w:t>
+            </w:r>
+          </w:p>
+        </w:tc>
+      </w:tr>
+      <w:tr>
+        <w:trPr>
+          <w:trHeight w:val="432"/>
+        </w:trPr>
+        <w:tc>
+          <w:tcPr>
+            <w:tcW w:w="3073" w:type="dxa"/>
+          </w:tcPr>
+          <w:p>
+            <w:pPr>
+              <w:pStyle w:val="BodyText"/>
+            </w:pPr>
+            <w:r>
+              <w:t xml:space="preserve"> EMPLOYEE_GENDER </w:t>
+            </w:r>
+          </w:p>
+        </w:tc>
+        <w:tc>
+          <w:tcPr>
+            <w:tcW w:w="3330" w:type="dxa"/>
+          </w:tcPr>
+          <w:p>
+            <w:pPr>
+              <w:pStyle w:val="BodyText"/>
+            </w:pPr>
+            <w:r>
+              <w:t xml:space="preserve"> CHAR(1) NOT NULL </w:t>
+            </w:r>
+          </w:p>
+        </w:tc>
+        <w:tc>
+          <w:tcPr>
+            <w:tcW w:w="2790" w:type="dxa"/>
+          </w:tcPr>
+          <w:p>
+            <w:pPr>
+              <w:pStyle w:val="BodyText"/>
+            </w:pPr>
+            <w:r>
+              <w:t xml:space="preserve"> M / F </w:t>
+            </w:r>
+          </w:p>
+        </w:tc>
+      </w:tr>
+      <w:tr>
+        <w:trPr>
+          <w:trHeight w:val="432"/>
+        </w:trPr>
+        <w:tc>
+          <w:tcPr>
+            <w:tcW w:w="3073" w:type="dxa"/>
+          </w:tcPr>
+          <w:p>
+            <w:pPr>
+              <w:pStyle w:val="BodyText"/>
+            </w:pPr>
+            <w:r>
+              <w:t xml:space="preserve"> EMPLOYEE_EMAIL </w:t>
+            </w:r>
+          </w:p>
+        </w:tc>
+        <w:tc>
+          <w:tcPr>
+            <w:tcW w:w="3330" w:type="dxa"/>
+          </w:tcPr>
+          <w:p>
+            <w:pPr>
+              <w:pStyle w:val="BodyText"/>
+            </w:pPr>
+            <w:r>
+              <w:t xml:space="preserve"> VARCHAR(100) NOT NULL </w:t>
+            </w:r>
+          </w:p>
+        </w:tc>
+        <w:tc>
+          <w:tcPr>
+            <w:tcW w:w="2790" w:type="dxa"/>
+          </w:tcPr>
+          <w:p>
+            <w:pPr>
+              <w:pStyle w:val="BodyText"/>
+            </w:pPr>
+            <w:r>
+              <w:t xml:space="preserve"> Work email </w:t>
+            </w:r>
+          </w:p>
+        </w:tc>
+      </w:tr>
+      <w:tr>
+        <w:trPr>
+          <w:trHeight w:val="432"/>
+        </w:trPr>
+        <w:tc>
+          <w:tcPr>
+            <w:tcW w:w="3073" w:type="dxa"/>
+          </w:tcPr>
+          <w:p>
+            <w:pPr>
+              <w:pStyle w:val="BodyText"/>
+            </w:pPr>
+            <w:r>
+              <w:t xml:space="preserve"> EMPLOYEE_PHONE_NUMBER </w:t>
+            </w:r>
+          </w:p>
+        </w:tc>
+        <w:tc>
+          <w:tcPr>
+            <w:tcW w:w="3330" w:type="dxa"/>
+          </w:tcPr>
+          <w:p>
+            <w:pPr>
+              <w:pStyle w:val="BodyText"/>
+            </w:pPr>
+            <w:r>
+              <w:t xml:space="preserve"> VARCHAR(30) NOT NULL </w:t>
+            </w:r>
+          </w:p>
+        </w:tc>
+        <w:tc>
+          <w:tcPr>
+            <w:tcW w:w="2790" w:type="dxa"/>
+          </w:tcPr>
+          <w:p>
+            <w:pPr>
+              <w:pStyle w:val="BodyText"/>
+            </w:pPr>
+            <w:r>
+              <w:t xml:space="preserve"> Phone number </w:t>
+            </w:r>
+          </w:p>
+        </w:tc>
+      </w:tr>
+      <w:tr>
+        <w:trPr>
+          <w:trHeight w:val="432"/>
+        </w:trPr>
+        <w:tc>
+          <w:tcPr>
+            <w:tcW w:w="3073" w:type="dxa"/>
+          </w:tcPr>
+          <w:p>
+            <w:pPr>
+              <w:pStyle w:val="BodyText"/>
+            </w:pPr>
+            <w:r>
+              <w:t xml:space="preserve"> EMPLOYEE_ADDRESS </w:t>
+            </w:r>
+          </w:p>
+        </w:tc>
+        <w:tc>
+          <w:tcPr>
+            <w:tcW w:w="3330" w:type="dxa"/>
+          </w:tcPr>
+          <w:p>
+            <w:pPr>
+              <w:pStyle w:val="BodyText"/>
+            </w:pPr>
+            <w:r>
+              <w:t xml:space="preserve"> VARCHAR(200) NOT NULL </w:t>
+            </w:r>
+          </w:p>
+        </w:tc>
+        <w:tc>
+          <w:tcPr>
+            <w:tcW w:w="2790" w:type="dxa"/>
+          </w:tcPr>
+          <w:p>
+            <w:pPr>
+              <w:pStyle w:val="BodyText"/>
+            </w:pPr>
+            <w:r>
+              <w:t xml:space="preserve"> Street address </w:t>
+            </w:r>
+          </w:p>
+        </w:tc>
+      </w:tr>
+      <w:tr>
+        <w:trPr>
+          <w:trHeight w:val="432"/>
+        </w:trPr>
+        <w:tc>
+          <w:tcPr>
+            <w:tcW w:w="3073" w:type="dxa"/>
+          </w:tcPr>
+          <w:p>
+            <w:pPr>
+              <w:pStyle w:val="BodyText"/>
+            </w:pPr>
+            <w:r>
+              <w:t xml:space="preserve"> EMPLOYEE_CITY </w:t>
+            </w:r>
+          </w:p>
+        </w:tc>
+        <w:tc>
+          <w:tcPr>
+            <w:tcW w:w="3330" w:type="dxa"/>
+          </w:tcPr>
+          <w:p>
+            <w:pPr>
+              <w:pStyle w:val="BodyText"/>
+            </w:pPr>
+            <w:r>
+              <w:t xml:space="preserve"> VARCHAR(100) NOT NULL </w:t>
+            </w:r>
+          </w:p>
+        </w:tc>
+        <w:tc>
+          <w:tcPr>
+            <w:tcW w:w="2790" w:type="dxa"/>
+          </w:tcPr>
+          <w:p>
+            <w:pPr>
+              <w:pStyle w:val="BodyText"/>
+            </w:pPr>
+            <w:r>
+              <w:t xml:space="preserve"> City </w:t>
+            </w:r>
+          </w:p>
+        </w:tc>
+      </w:tr>
+      <w:tr>
+        <w:trPr>
+          <w:trHeight w:val="432"/>
+        </w:trPr>
+        <w:tc>
+          <w:tcPr>
+            <w:tcW w:w="3073" w:type="dxa"/>
+          </w:tcPr>
+          <w:p>
+            <w:pPr>
+              <w:pStyle w:val="BodyText"/>
+            </w:pPr>
+            <w:r>
+              <w:t xml:space="preserve"> EMPLOYEE_STATE </w:t>
+            </w:r>
+          </w:p>
+        </w:tc>
+        <w:tc>
+          <w:tcPr>
+            <w:tcW w:w="3330" w:type="dxa"/>
+          </w:tcPr>
+          <w:p>
+            <w:pPr>
+              <w:pStyle w:val="BodyText"/>
+            </w:pPr>
+            <w:r>
+              <w:t xml:space="preserve"> CHAR(2) NOT NULL </w:t>
+            </w:r>
+          </w:p>
+        </w:tc>
+        <w:tc>
+          <w:tcPr>
+            <w:tcW w:w="2790" w:type="dxa"/>
+          </w:tcPr>
+          <w:p>
+            <w:pPr>
+              <w:pStyle w:val="BodyText"/>
+            </w:pPr>
+            <w:r>
+              <w:t xml:space="preserve"> State code </w:t>
+            </w:r>
+          </w:p>
+        </w:tc>
+      </w:tr>
+      <w:tr>
+        <w:trPr>
+          <w:trHeight w:val="432"/>
+        </w:trPr>
+        <w:tc>
+          <w:tcPr>
+            <w:tcW w:w="3073" w:type="dxa"/>
+          </w:tcPr>
+          <w:p>
+            <w:pPr>
+              <w:pStyle w:val="BodyText"/>
+            </w:pPr>
+            <w:r>
+              <w:t xml:space="preserve"> EMPLOYEE_POSTAL_CODE </w:t>
+            </w:r>
+          </w:p>
+        </w:tc>
+        <w:tc>
+          <w:tcPr>
+            <w:tcW w:w="3330" w:type="dxa"/>
+          </w:tcPr>
+          <w:p>
+            <w:pPr>
+              <w:pStyle w:val="BodyText"/>
+            </w:pPr>
+            <w:r>
+              <w:t xml:space="preserve"> VARCHAR(10) NOT NULL </w:t>
+            </w:r>
+          </w:p>
+        </w:tc>
+        <w:tc>
+          <w:tcPr>
+            <w:tcW w:w="2790" w:type="dxa"/>
+          </w:tcPr>
+          <w:p>
+            <w:pPr>
+              <w:pStyle w:val="BodyText"/>
+            </w:pPr>
+            <w:r>
+              <w:t xml:space="preserve"> Postal code </w:t>
+            </w:r>
+          </w:p>
+        </w:tc>
+      </w:tr>
+      <w:tr>
+        <w:trPr>
+          <w:trHeight w:val="432"/>
+        </w:trPr>
+        <w:tc>
+          <w:tcPr>
+            <w:tcW w:w="3073" w:type="dxa"/>
+          </w:tcPr>
+          <w:p>
+            <w:pPr>
+              <w:pStyle w:val="BodyText"/>
+            </w:pPr>
+            <w:r>
+              <w:t xml:space="preserve"> EMPLOYEE_SSN </w:t>
+            </w:r>
+          </w:p>
+        </w:tc>
+        <w:tc>
+          <w:tcPr>
+            <w:tcW w:w="3330" w:type="dxa"/>
+          </w:tcPr>
+          <w:p>
+            <w:pPr>
+              <w:pStyle w:val="BodyText"/>
+            </w:pPr>
+            <w:r>
+              <w:t xml:space="preserve"> VARCHAR(20) NOT NULL </w:t>
+            </w:r>
+          </w:p>
+        </w:tc>
+        <w:tc>
+          <w:tcPr>
+            <w:tcW w:w="2790" w:type="dxa"/>
+          </w:tcPr>
+          <w:p>
+            <w:pPr>
+              <w:pStyle w:val="BodyText"/>
+            </w:pPr>
+            <w:r>
+              <w:t xml:space="preserve"> Sensitive </w:t>
+            </w:r>
+          </w:p>
+        </w:tc>
+      </w:tr>
+      <w:tr>
+        <w:trPr>
+          <w:trHeight w:val="432"/>
+        </w:trPr>
+        <w:tc>
+          <w:tcPr>
+            <w:tcW w:w="3073" w:type="dxa"/>
+          </w:tcPr>
+          <w:p>
+            <w:pPr>
+              <w:pStyle w:val="BodyText"/>
+            </w:pPr>
+            <w:r>
+              <w:t xml:space="preserve"> INSERT_DT </w:t>
+            </w:r>
+          </w:p>
+        </w:tc>
+        <w:tc>
+          <w:tcPr>
+            <w:tcW w:w="3330" w:type="dxa"/>
+          </w:tcPr>
+          <w:p>
+            <w:pPr>
+              <w:pStyle w:val="BodyText"/>
+            </w:pPr>
+            <w:r>
+              <w:t xml:space="preserve"> DATE NOT NULL </w:t>
+            </w:r>
+          </w:p>
+        </w:tc>
+        <w:tc>
+          <w:tcPr>
+            <w:tcW w:w="2790" w:type="dxa"/>
+          </w:tcPr>
+          <w:p>
+            <w:pPr>
+              <w:pStyle w:val="BodyText"/>
+            </w:pPr>
+            <w:r>
+              <w:t xml:space="preserve"> Row creation date </w:t>
+            </w:r>
+          </w:p>
+        </w:tc>
+      </w:tr>
+      <w:tr>
+        <w:trPr>
+          <w:trHeight w:val="432"/>
+        </w:trPr>
+        <w:tc>
+          <w:tcPr>
+            <w:tcW w:w="3073" w:type="dxa"/>
+          </w:tcPr>
+          <w:p>
+            <w:pPr>
+              <w:pStyle w:val="BodyText"/>
+            </w:pPr>
+            <w:r>
+              <w:lastRenderedPageBreak/>
+              <w:t xml:space="preserve"> UPDATE_DT </w:t>
+            </w:r>
+          </w:p>
+        </w:tc>
+        <w:tc>
+          <w:tcPr>
+            <w:tcW w:w="3330" w:type="dxa"/>
+          </w:tcPr>
+          <w:p>
+            <w:pPr>
+              <w:pStyle w:val="BodyText"/>
+            </w:pPr>
+            <w:r>
+              <w:t xml:space="preserve"> DATE NOT NULL </w:t>
+            </w:r>
+          </w:p>
+        </w:tc>
+        <w:tc>
+          <w:tcPr>
+            <w:tcW w:w="2790" w:type="dxa"/>
+          </w:tcPr>
+          <w:p>
+            <w:pPr>
+              <w:pStyle w:val="BodyText"/>
+            </w:pPr>
+            <w:r>
+              <w:t xml:space="preserve"> Last update date </w:t>
+            </w:r>
+          </w:p>
+        </w:tc>
+      </w:tr>
+      <w:tr>
+        <w:trPr>
+          <w:trHeight w:val="432"/>
+        </w:trPr>
+        <w:tc>
+          <w:tcPr>
+            <w:tcW w:w="3073" w:type="dxa"/>
+          </w:tcPr>
+          <w:p>
+            <w:pPr>
+              <w:pStyle w:val="BodyText"/>
+            </w:pPr>
+            <w:r>
+              <w:t xml:space="preserve"> SOURCE_SYSTEM </w:t>
+            </w:r>
+          </w:p>
+        </w:tc>
+        <w:tc>
+          <w:tcPr>
+            <w:tcW w:w="3330" w:type="dxa"/>
+          </w:tcPr>
+          <w:p>
+            <w:pPr>
+              <w:pStyle w:val="BodyText"/>
+            </w:pPr>
+            <w:r>
+              <w:t xml:space="preserve"> VARCHAR(50) NOT NULL </w:t>
+            </w:r>
+          </w:p>
+        </w:tc>
+        <w:tc>
+          <w:tcPr>
+            <w:tcW w:w="2790" w:type="dxa"/>
+          </w:tcPr>
+          <w:p>
+            <w:pPr>
+              <w:pStyle w:val="BodyText"/>
+            </w:pPr>
+            <w:r>
+              <w:t xml:space="preserve"> Source triplet </w:t>
+            </w:r>
+          </w:p>
+        </w:tc>
+      </w:tr>
+      <w:tr>
+        <w:trPr>
+          <w:trHeight w:val="432"/>
+        </w:trPr>
+        <w:tc>
+          <w:tcPr>
+            <w:tcW w:w="3073" w:type="dxa"/>
+          </w:tcPr>
+          <w:p>
+            <w:pPr>
+              <w:pStyle w:val="BodyText"/>
+            </w:pPr>
+            <w:r>
+              <w:t xml:space="preserve"> SOURCE_ENTITY </w:t>
+            </w:r>
+          </w:p>
+        </w:tc>
+        <w:tc>
+          <w:tcPr>
+            <w:tcW w:w="3330" w:type="dxa"/>
+          </w:tcPr>
+          <w:p>
+            <w:pPr>
+              <w:pStyle w:val="BodyText"/>
+            </w:pPr>
+            <w:r>
+              <w:t xml:space="preserve"> VARCHAR(50) NOT NULL </w:t>
+            </w:r>
+          </w:p>
+        </w:tc>
+        <w:tc>
+          <w:tcPr>
+            <w:tcW w:w="2790" w:type="dxa"/>
+          </w:tcPr>
+          <w:p>
+            <w:pPr>
+              <w:pStyle w:val="BodyText"/>
+            </w:pPr>
+            <w:r>
+              <w:t xml:space="preserve"> Source triplet </w:t>
+            </w:r>
+          </w:p>
+        </w:tc>
+      </w:tr>
+      <w:tr>
+        <w:trPr>
+          <w:trHeight w:val="432"/>
+        </w:trPr>
+        <w:tc>
+          <w:tcPr>
+            <w:tcW w:w="3073" w:type="dxa"/>
+          </w:tcPr>
+          <w:p>
+            <w:pPr>
+              <w:pStyle w:val="BodyText"/>
+            </w:pPr>
+            <w:r>
+              <w:t xml:space="preserve"> SOURCE_ID </w:t>
+            </w:r>
+          </w:p>
+        </w:tc>
+        <w:tc>
+          <w:tcPr>
+            <w:tcW w:w="3330" w:type="dxa"/>
+          </w:tcPr>
+          <w:p>
+            <w:pPr>
+              <w:pStyle w:val="BodyText"/>
+            </w:pPr>
+            <w:r>
+              <w:t xml:space="preserve"> VARCHAR(100) NOT NULL </w:t>
+            </w:r>
+          </w:p>
+        </w:tc>
+        <w:tc>
+          <w:tcPr>
+            <w:tcW w:w="2790" w:type="dxa"/>
+          </w:tcPr>
+          <w:p>
+            <w:pPr>
+              <w:pStyle w:val="BodyText"/>
+            </w:pPr>
+            <w:r>
+              <w:t xml:space="preserve"> Source triplet </w:t>
+            </w:r>
+          </w:p>
+        </w:tc>
+      </w:tr>
+    </w:tbl>
+    <w:p>
+      <w:pPr>
+        <w:pStyle w:val="BodyText"/>
+      </w:pPr>
+    </w:p>
+    <w:p>
+      <w:pPr>
+        <w:pStyle w:val="Heading4"/>
+      </w:pPr>
+      <w:r>
+        <w:t>CE_PRODUCTS (SCD Type 1)</w:t>
+      </w:r>
+    </w:p>
+    <w:tbl>
+      <w:tblPr>
+        <w:tblW w:w="0" w:type="auto"/>
+        <w:tblInd w:w="-5" w:type="dxa"/>
+        <w:tblBorders>
+          <w:top w:val="single" w:sz="4" w:space="0" w:color="76CDD8"/>
+          <w:left w:val="single" w:sz="4" w:space="0" w:color="76CDD8"/>
+          <w:bottom w:val="single" w:sz="4" w:space="0" w:color="76CDD8"/>
+          <w:right w:val="single" w:sz="4" w:space="0" w:color="76CDD8"/>
+          <w:insideH w:val="single" w:sz="4" w:space="0" w:color="76CDD8"/>
+          <w:insideV w:val="single" w:sz="4" w:space="0" w:color="76CDD8"/>
+        </w:tblBorders>
+        <w:tblLayout w:type="fixed"/>
+        <w:tblLook w:val="0000" w:firstRow="0" w:lastRow="0" w:firstColumn="0" w:lastColumn="0" w:noHBand="0" w:noVBand="0"/>
+      </w:tblPr>
+      <w:tblGrid>
+        <w:gridCol w:w="3073"/>
+        <w:gridCol w:w="3330"/>
+        <w:gridCol w:w="2790"/>
+      </w:tblGrid>
+      <w:tr>
+        <w:trPr>
+          <w:trHeight w:val="292"/>
+        </w:trPr>
+        <w:tc>
+          <w:tcPr>
+            <w:tcW w:w="3073" w:type="dxa"/>
+            <w:shd w:val="clear" w:color="auto" w:fill="76CDD8"/>
+          </w:tcPr>
+          <w:p>
+            <w:pPr>
+              <w:pStyle w:val="BodyText"/>
+              <w:widowControl w:val="0"/>
+              <w:spacing w:line="360" w:lineRule="auto"/>
+              <w:jc w:val="center"/>
+              <w:rPr>
+                <w:color w:val="FFFFFF" w:themeColor="background1"/>
+                <w:sz w:val="18"/>
+                <w:szCs w:val="18"/>
+              </w:rPr>
+            </w:pPr>
+            <w:r>
+              <w:t xml:space="preserve"> Column Name </w:t>
+            </w:r>
+          </w:p>
+        </w:tc>
+        <w:tc>
+          <w:tcPr>
+            <w:tcW w:w="3330" w:type="dxa"/>
+            <w:shd w:val="clear" w:color="auto" w:fill="76CDD8"/>
+          </w:tcPr>
+          <w:p>
+            <w:pPr>
+              <w:pStyle w:val="BodyText"/>
+              <w:widowControl w:val="0"/>
+              <w:spacing w:line="360" w:lineRule="auto"/>
+              <w:jc w:val="center"/>
+              <w:rPr>
+                <w:color w:val="FFFFFF" w:themeColor="background1"/>
+                <w:sz w:val="18"/>
+                <w:szCs w:val="18"/>
+              </w:rPr>
+            </w:pPr>
+            <w:r>
+              <w:t xml:space="preserve"> Data Type </w:t>
+            </w:r>
+          </w:p>
+        </w:tc>
+        <w:tc>
+          <w:tcPr>
+            <w:tcW w:w="2790" w:type="dxa"/>
+            <w:shd w:val="clear" w:color="auto" w:fill="76CDD8"/>
+          </w:tcPr>
+          <w:p>
+            <w:pPr>
+              <w:pStyle w:val="BodyText"/>
+              <w:widowControl w:val="0"/>
+              <w:spacing w:line="360" w:lineRule="auto"/>
+              <w:rPr>
+                <w:color w:val="FFFFFF" w:themeColor="background1"/>
+                <w:sz w:val="18"/>
+                <w:szCs w:val="18"/>
+              </w:rPr>
+            </w:pPr>
+            <w:r>
+              <w:t xml:space="preserve"> Notes </w:t>
+            </w:r>
+          </w:p>
+        </w:tc>
+      </w:tr>
+      <w:tr>
+        <w:trPr>
+          <w:trHeight w:val="432"/>
+        </w:trPr>
+        <w:tc>
+          <w:tcPr>
+            <w:tcW w:w="3073" w:type="dxa"/>
+          </w:tcPr>
+          <w:p>
+            <w:pPr>
+              <w:pStyle w:val="BodyText"/>
+            </w:pPr>
+            <w:r>
+              <w:t xml:space="preserve"> PRODUCT_ID </w:t>
+            </w:r>
+          </w:p>
+        </w:tc>
+        <w:tc>
+          <w:tcPr>
+            <w:tcW w:w="3330" w:type="dxa"/>
+          </w:tcPr>
+          <w:p>
+            <w:pPr>
+              <w:pStyle w:val="BodyText"/>
+            </w:pPr>
+            <w:r>
+              <w:t xml:space="preserve"> BIGINT NOT NULL </w:t>
+            </w:r>
+          </w:p>
+        </w:tc>
+        <w:tc>
+          <w:tcPr>
+            <w:tcW w:w="2790" w:type="dxa"/>
+          </w:tcPr>
+          <w:p>
+            <w:pPr>
+              <w:pStyle w:val="BodyText"/>
+            </w:pPr>
+            <w:r>
+              <w:t xml:space="preserve"> PK — sequence </w:t>
+            </w:r>
+          </w:p>
+        </w:tc>
+      </w:tr>
+      <w:tr>
+        <w:trPr>
+          <w:trHeight w:val="432"/>
+        </w:trPr>
+        <w:tc>
+          <w:tcPr>
+            <w:tcW w:w="3073" w:type="dxa"/>
+          </w:tcPr>
+          <w:p>
+            <w:pPr>
+              <w:pStyle w:val="BodyText"/>
+            </w:pPr>
+            <w:r>
+              <w:t xml:space="preserve"> PRODUCT_SRC_ID </w:t>
+            </w:r>
+          </w:p>
+        </w:tc>
+        <w:tc>
+          <w:tcPr>
+            <w:tcW w:w="3330" w:type="dxa"/>
+          </w:tcPr>
+          <w:p>
+            <w:pPr>
+              <w:pStyle w:val="BodyText"/>
+            </w:pPr>
+            <w:r>
+              <w:t xml:space="preserve"> VARCHAR(50) NOT NULL </w:t>
+            </w:r>
+          </w:p>
+        </w:tc>
+        <w:tc>
+          <w:tcPr>
+            <w:tcW w:w="2790" w:type="dxa"/>
+          </w:tcPr>
+          <w:p>
+            <w:pPr>
+              <w:pStyle w:val="BodyText"/>
+            </w:pPr>
+            <w:r>
+              <w:t xml:space="preserve"> NK — product_code </w:t>
+            </w:r>
+          </w:p>
+        </w:tc>
+      </w:tr>
+      <w:tr>
+        <w:trPr>
+          <w:trHeight w:val="432"/>
+        </w:trPr>
+        <w:tc>
+          <w:tcPr>
+            <w:tcW w:w="3073" w:type="dxa"/>
+          </w:tcPr>
+          <w:p>
+            <w:pPr>
+              <w:pStyle w:val="BodyText"/>
+            </w:pPr>
+            <w:r>
+              <w:t xml:space="preserve"> PRODUCT_SUBCATEGORY_ID </w:t>
+            </w:r>
+          </w:p>
+        </w:tc>
+        <w:tc>
+          <w:tcPr>
+            <w:tcW w:w="3330" w:type="dxa"/>
+          </w:tcPr>
+          <w:p>
+            <w:pPr>
+              <w:pStyle w:val="BodyText"/>
+            </w:pPr>
+            <w:r>
+              <w:t xml:space="preserve"> BIGINT NOT NULL </w:t>
+            </w:r>
+          </w:p>
+        </w:tc>
+        <w:tc>
+          <w:tcPr>
+            <w:tcW w:w="2790" w:type="dxa"/>
+          </w:tcPr>
+          <w:p>
+            <w:pPr>
+              <w:pStyle w:val="BodyText"/>
+            </w:pPr>
+            <w:r>
+              <w:t xml:space="preserve"> FK </w:t>
+            </w:r>
+            <w:r>
+              <w:rPr>
+                <w:rFonts w:ascii="Arial" w:hAnsi="Arial" w:cs="Arial"/>
+              </w:rPr>
+              <w:t>→</w:t>
+            </w:r>
+            <w:r>
+              <w:t xml:space="preserve"> CE_PRODUCT_SUBCATEGORIES </w:t>
+            </w:r>
+          </w:p>
+        </w:tc>
+      </w:tr>
+      <w:tr>
+        <w:trPr>
+          <w:trHeight w:val="432"/>
+        </w:trPr>
+        <w:tc>
+          <w:tcPr>
+            <w:tcW w:w="3073" w:type="dxa"/>
+          </w:tcPr>
+          <w:p>
+            <w:pPr>
+              <w:pStyle w:val="BodyText"/>
+            </w:pPr>
+            <w:r>
+              <w:t xml:space="preserve"> PRODUCT_DESCRIPTION </w:t>
+            </w:r>
+          </w:p>
+        </w:tc>
+        <w:tc>
+          <w:tcPr>
+            <w:tcW w:w="3330" w:type="dxa"/>
+          </w:tcPr>
+          <w:p>
+            <w:pPr>
+              <w:pStyle w:val="BodyText"/>
+            </w:pPr>
+            <w:r>
+              <w:t xml:space="preserve"> VARCHAR(200) NOT NULL </w:t>
+            </w:r>
+          </w:p>
+        </w:tc>
+        <w:tc>
+          <w:tcPr>
+            <w:tcW w:w="2790" w:type="dxa"/>
+          </w:tcPr>
+          <w:p>
+            <w:pPr>
+              <w:pStyle w:val="BodyText"/>
+            </w:pPr>
+            <w:r>
+              <w:t xml:space="preserve"> Full product description </w:t>
+            </w:r>
+          </w:p>
+        </w:tc>
+      </w:tr>
+      <w:tr>
+        <w:trPr>
+          <w:trHeight w:val="432"/>
+        </w:trPr>
+        <w:tc>
+          <w:tcPr>
+            <w:tcW w:w="3073" w:type="dxa"/>
+          </w:tcPr>
+          <w:p>
+            <w:pPr>
+              <w:pStyle w:val="BodyText"/>
+            </w:pPr>
+            <w:r>
+              <w:t xml:space="preserve"> PRODUCT_COLOUR </w:t>
+            </w:r>
+          </w:p>
+        </w:tc>
+        <w:tc>
+          <w:tcPr>
+            <w:tcW w:w="3330" w:type="dxa"/>
+          </w:tcPr>
+          <w:p>
+            <w:pPr>
+              <w:pStyle w:val="BodyText"/>
+            </w:pPr>
+            <w:r>
+              <w:t xml:space="preserve"> VARCHAR(50) NOT NULL </w:t>
+            </w:r>
+          </w:p>
+        </w:tc>
+        <w:tc>
+          <w:tcPr>
+            <w:tcW w:w="2790" w:type="dxa"/>
+          </w:tcPr>
+          <w:p>
+            <w:pPr>
+              <w:pStyle w:val="BodyText"/>
+            </w:pPr>
+            <w:r>
+              <w:t xml:space="preserve"> Colour — NOT-CAPTURED if unknown </w:t>
+            </w:r>
+          </w:p>
+        </w:tc>
+      </w:tr>
+      <w:tr>
+        <w:trPr>
+          <w:trHeight w:val="432"/>
+        </w:trPr>
+        <w:tc>
+          <w:tcPr>
+            <w:tcW w:w="3073" w:type="dxa"/>
+          </w:tcPr>
+          <w:p>
+            <w:pPr>
+              <w:pStyle w:val="BodyText"/>
+            </w:pPr>
+            <w:r>
+              <w:t xml:space="preserve"> PRODUCT_SIZE </w:t>
+            </w:r>
+          </w:p>
+        </w:tc>
+        <w:tc>
+          <w:tcPr>
+            <w:tcW w:w="3330" w:type="dxa"/>
+          </w:tcPr>
+          <w:p>
+            <w:pPr>
+              <w:pStyle w:val="BodyText"/>
+            </w:pPr>
+            <w:r>
+              <w:t xml:space="preserve"> VARCHAR(20) NOT NULL </w:t>
+            </w:r>
+          </w:p>
+        </w:tc>
+        <w:tc>
+          <w:tcPr>
+            <w:tcW w:w="2790" w:type="dxa"/>
+          </w:tcPr>
+          <w:p>
+            <w:pPr>
+              <w:pStyle w:val="BodyText"/>
+            </w:pPr>
+            <w:r>
+              <w:t xml:space="preserve"> Size — NOT-CAPTURED if unknown </w:t>
+            </w:r>
+          </w:p>
+        </w:tc>
+      </w:tr>
+      <w:tr>
+        <w:trPr>
+          <w:trHeight w:val="432"/>
+        </w:trPr>
+        <w:tc>
+          <w:tcPr>
+            <w:tcW w:w="3073" w:type="dxa"/>
+          </w:tcPr>
+          <w:p>
+            <w:pPr>
+              <w:pStyle w:val="BodyText"/>
+            </w:pPr>
+            <w:r>
+              <w:t xml:space="preserve"> PRODUCT_MIN_AMOUNT </w:t>
+            </w:r>
+          </w:p>
+        </w:tc>
+        <w:tc>
+          <w:tcPr>
+            <w:tcW w:w="3330" w:type="dxa"/>
+          </w:tcPr>
+          <w:p>
+            <w:pPr>
+              <w:pStyle w:val="BodyText"/>
+            </w:pPr>
+            <w:r>
+              <w:t xml:space="preserve"> DECIMAL(12,2) </w:t>
+            </w:r>
+          </w:p>
+        </w:tc>
+        <w:tc>
+          <w:tcPr>
+            <w:tcW w:w="2790" w:type="dxa"/>
+          </w:tcPr>
+          <w:p>
+            <w:pPr>
+              <w:pStyle w:val="BodyText"/>
+            </w:pPr>
+            <w:r>
+              <w:t xml:space="preserve"> Minimum/catalog price — KPI nullable </w:t>
+            </w:r>
+          </w:p>
+        </w:tc>
+      </w:tr>
+      <w:tr>
+        <w:trPr>
+          <w:trHeight w:val="432"/>
+        </w:trPr>
+        <w:tc>
+          <w:tcPr>
+            <w:tcW w:w="3073" w:type="dxa"/>
+          </w:tcPr>
+          <w:p>
+            <w:pPr>
+              <w:pStyle w:val="BodyText"/>
+            </w:pPr>
+            <w:r>
+              <w:t xml:space="preserve"> INSERT_DT </w:t>
+            </w:r>
+          </w:p>
+        </w:tc>
+        <w:tc>
+          <w:tcPr>
+            <w:tcW w:w="3330" w:type="dxa"/>
+          </w:tcPr>
+          <w:p>
+            <w:pPr>
+              <w:pStyle w:val="BodyText"/>
+            </w:pPr>
+            <w:r>
+              <w:t xml:space="preserve"> DATE NOT NULL </w:t>
+            </w:r>
+          </w:p>
+        </w:tc>
+        <w:tc>
+          <w:tcPr>
+            <w:tcW w:w="2790" w:type="dxa"/>
+          </w:tcPr>
+          <w:p>
+            <w:pPr>
+              <w:pStyle w:val="BodyText"/>
+            </w:pPr>
+            <w:r>
+              <w:t xml:space="preserve"> Row creation date </w:t>
+            </w:r>
+          </w:p>
+        </w:tc>
+      </w:tr>
+      <w:tr>
+        <w:trPr>
+          <w:trHeight w:val="432"/>
+        </w:trPr>
+        <w:tc>
+          <w:tcPr>
+            <w:tcW w:w="3073" w:type="dxa"/>
+          </w:tcPr>
+          <w:p>
+            <w:pPr>
+              <w:pStyle w:val="BodyText"/>
+            </w:pPr>
+            <w:r>
+              <w:t xml:space="preserve"> UPDATE_DT </w:t>
+            </w:r>
+          </w:p>
+        </w:tc>
+        <w:tc>
+          <w:tcPr>
+            <w:tcW w:w="3330" w:type="dxa"/>
+          </w:tcPr>
+          <w:p>
+            <w:pPr>
+              <w:pStyle w:val="BodyText"/>
+            </w:pPr>
+            <w:r>
+              <w:t xml:space="preserve"> DATE NOT NULL </w:t>
+            </w:r>
+          </w:p>
+        </w:tc>
+        <w:tc>
+          <w:tcPr>
+            <w:tcW w:w="2790" w:type="dxa"/>
+          </w:tcPr>
+          <w:p>
+            <w:pPr>
+              <w:pStyle w:val="BodyText"/>
+            </w:pPr>
+            <w:r>
+              <w:t xml:space="preserve"> Last update date </w:t>
+            </w:r>
+          </w:p>
+        </w:tc>
+      </w:tr>
+      <w:tr>
+        <w:trPr>
+          <w:trHeight w:val="432"/>
+        </w:trPr>
+        <w:tc>
+          <w:tcPr>
+            <w:tcW w:w="3073" w:type="dxa"/>
+          </w:tcPr>
+          <w:p>
+            <w:pPr>
+              <w:pStyle w:val="BodyText"/>
+            </w:pPr>
+            <w:r>
+              <w:t xml:space="preserve"> SOURCE_SYSTEM </w:t>
+            </w:r>
+          </w:p>
+        </w:tc>
+        <w:tc>
+          <w:tcPr>
+            <w:tcW w:w="3330" w:type="dxa"/>
+          </w:tcPr>
+          <w:p>
+            <w:pPr>
+              <w:pStyle w:val="BodyText"/>
+            </w:pPr>
+            <w:r>
+              <w:t xml:space="preserve"> VARCHAR(50) NOT NULL </w:t>
+            </w:r>
+          </w:p>
+        </w:tc>
+        <w:tc>
+          <w:tcPr>
+            <w:tcW w:w="2790" w:type="dxa"/>
+          </w:tcPr>
+          <w:p>
+            <w:pPr>
+              <w:pStyle w:val="BodyText"/>
+            </w:pPr>
+            <w:r>
+              <w:t xml:space="preserve"> Source triplet </w:t>
+            </w:r>
+          </w:p>
+        </w:tc>
+      </w:tr>
+      <w:tr>
+        <w:trPr>
+          <w:trHeight w:val="432"/>
+        </w:trPr>
+        <w:tc>
+          <w:tcPr>
+            <w:tcW w:w="3073" w:type="dxa"/>
+          </w:tcPr>
+          <w:p>
+            <w:pPr>
+              <w:pStyle w:val="BodyText"/>
+            </w:pPr>
+            <w:r>
+              <w:t xml:space="preserve"> SOURCE_ENTITY </w:t>
+            </w:r>
+          </w:p>
+        </w:tc>
+        <w:tc>
+          <w:tcPr>
+            <w:tcW w:w="3330" w:type="dxa"/>
+          </w:tcPr>
+          <w:p>
+            <w:pPr>
+              <w:pStyle w:val="BodyText"/>
+            </w:pPr>
+            <w:r>
+              <w:t xml:space="preserve"> VARCHAR(50) NOT NULL </w:t>
+            </w:r>
+          </w:p>
+        </w:tc>
+        <w:tc>
+          <w:tcPr>
+            <w:tcW w:w="2790" w:type="dxa"/>
+          </w:tcPr>
+          <w:p>
+            <w:pPr>
+              <w:pStyle w:val="BodyText"/>
+            </w:pPr>
+            <w:r>
+              <w:t xml:space="preserve"> Source triplet </w:t>
+            </w:r>
+          </w:p>
+        </w:tc>
+      </w:tr>
+      <w:tr>
+        <w:trPr>
+          <w:trHeight w:val="432"/>
+        </w:trPr>
+        <w:tc>
+          <w:tcPr>
+            <w:tcW w:w="3073" w:type="dxa"/>
+          </w:tcPr>
+          <w:p>
+            <w:pPr>
+              <w:pStyle w:val="BodyText"/>
+            </w:pPr>
+            <w:r>
+              <w:t xml:space="preserve"> SOURCE_ID </w:t>
+            </w:r>
+          </w:p>
+        </w:tc>
+        <w:tc>
+          <w:tcPr>
+            <w:tcW w:w="3330" w:type="dxa"/>
+          </w:tcPr>
+          <w:p>
+            <w:pPr>
+              <w:pStyle w:val="BodyText"/>
+            </w:pPr>
+            <w:r>
+              <w:t xml:space="preserve"> VARCHAR(100) NOT NULL </w:t>
+            </w:r>
+          </w:p>
+        </w:tc>
+        <w:tc>
+          <w:tcPr>
+            <w:tcW w:w="2790" w:type="dxa"/>
+          </w:tcPr>
+          <w:p>
+            <w:pPr>
+              <w:pStyle w:val="BodyText"/>
+            </w:pPr>
+            <w:r>
+              <w:t xml:space="preserve"> Source triplet </w:t>
+            </w:r>
+          </w:p>
+        </w:tc>
+      </w:tr>
+    </w:tbl>
+    <w:p>
+      <w:pPr>
+        <w:pStyle w:val="BodyText"/>
+      </w:pPr>
+    </w:p>
+    <w:p>
+      <w:pPr>
+        <w:pStyle w:val="Heading4"/>
+      </w:pPr>
+      <w:r>
+        <w:t>CE_PRODUCT_SUBCATEGORIES (SCD Type 1)</w:t>
+      </w:r>
+    </w:p>
+    <w:tbl>
+      <w:tblPr>
+        <w:tblW w:w="0" w:type="auto"/>
+        <w:tblInd w:w="-5" w:type="dxa"/>
+        <w:tblBorders>
+          <w:top w:val="single" w:sz="4" w:space="0" w:color="76CDD8"/>
+          <w:left w:val="single" w:sz="4" w:space="0" w:color="76CDD8"/>
+          <w:bottom w:val="single" w:sz="4" w:space="0" w:color="76CDD8"/>
+          <w:right w:val="single" w:sz="4" w:space="0" w:color="76CDD8"/>
+          <w:insideH w:val="single" w:sz="4" w:space="0" w:color="76CDD8"/>
+          <w:insideV w:val="single" w:sz="4" w:space="0" w:color="76CDD8"/>
+        </w:tblBorders>
+        <w:tblLayout w:type="fixed"/>
+        <w:tblLook w:val="0000" w:firstRow="0" w:lastRow="0" w:firstColumn="0" w:lastColumn="0" w:noHBand="0" w:noVBand="0"/>
+      </w:tblPr>
+      <w:tblGrid>
+        <w:gridCol w:w="3073"/>
+        <w:gridCol w:w="3330"/>
+        <w:gridCol w:w="2790"/>
+      </w:tblGrid>
+      <w:tr>
+        <w:trPr>
+          <w:trHeight w:val="292"/>
+        </w:trPr>
+        <w:tc>
+          <w:tcPr>
+            <w:tcW w:w="3073" w:type="dxa"/>
+            <w:shd w:val="clear" w:color="auto" w:fill="76CDD8"/>
+          </w:tcPr>
+          <w:p>
+            <w:pPr>
+              <w:pStyle w:val="BodyText"/>
+              <w:widowControl w:val="0"/>
+              <w:spacing w:line="360" w:lineRule="auto"/>
+              <w:jc w:val="center"/>
+              <w:rPr>
+                <w:color w:val="FFFFFF" w:themeColor="background1"/>
+                <w:sz w:val="18"/>
+                <w:szCs w:val="18"/>
+              </w:rPr>
+            </w:pPr>
+            <w:r>
+              <w:t xml:space="preserve"> Column Name </w:t>
+            </w:r>
+          </w:p>
+        </w:tc>
+        <w:tc>
+          <w:tcPr>
+            <w:tcW w:w="3330" w:type="dxa"/>
+            <w:shd w:val="clear" w:color="auto" w:fill="76CDD8"/>
+          </w:tcPr>
+          <w:p>
+            <w:pPr>
+              <w:pStyle w:val="BodyText"/>
+              <w:widowControl w:val="0"/>
+              <w:spacing w:line="360" w:lineRule="auto"/>
+              <w:jc w:val="center"/>
+              <w:rPr>
+                <w:color w:val="FFFFFF" w:themeColor="background1"/>
+                <w:sz w:val="18"/>
+                <w:szCs w:val="18"/>
+              </w:rPr>
+            </w:pPr>
+            <w:r>
+              <w:t xml:space="preserve"> Data Type </w:t>
+            </w:r>
+          </w:p>
+        </w:tc>
+        <w:tc>
+          <w:tcPr>
+            <w:tcW w:w="2790" w:type="dxa"/>
+            <w:shd w:val="clear" w:color="auto" w:fill="76CDD8"/>
+          </w:tcPr>
+          <w:p>
+            <w:pPr>
+              <w:pStyle w:val="BodyText"/>
+              <w:widowControl w:val="0"/>
+              <w:spacing w:line="360" w:lineRule="auto"/>
+              <w:rPr>
+                <w:color w:val="FFFFFF" w:themeColor="background1"/>
+                <w:sz w:val="18"/>
+                <w:szCs w:val="18"/>
+              </w:rPr>
+            </w:pPr>
+            <w:r>
+              <w:t xml:space="preserve"> Notes </w:t>
+            </w:r>
+          </w:p>
+        </w:tc>
+      </w:tr>
+      <w:tr>
+        <w:trPr>
+          <w:trHeight w:val="432"/>
+        </w:trPr>
+        <w:tc>
+          <w:tcPr>
+            <w:tcW w:w="3073" w:type="dxa"/>
+          </w:tcPr>
+          <w:p>
+            <w:pPr>
+              <w:pStyle w:val="BodyText"/>
+            </w:pPr>
+            <w:r>
+              <w:t xml:space="preserve"> PRODUCT_SUBCATEGORY_ID </w:t>
+            </w:r>
+          </w:p>
+        </w:tc>
+        <w:tc>
+          <w:tcPr>
+            <w:tcW w:w="3330" w:type="dxa"/>
+          </w:tcPr>
+          <w:p>
+            <w:pPr>
+              <w:pStyle w:val="BodyText"/>
+            </w:pPr>
+            <w:r>
+              <w:t xml:space="preserve"> BIGINT NOT NULL </w:t>
+            </w:r>
+          </w:p>
+        </w:tc>
+        <w:tc>
+          <w:tcPr>
+            <w:tcW w:w="2790" w:type="dxa"/>
+          </w:tcPr>
+          <w:p>
+            <w:pPr>
+              <w:pStyle w:val="BodyText"/>
+            </w:pPr>
+            <w:r>
+              <w:t xml:space="preserve"> PK — sequence </w:t>
+            </w:r>
+          </w:p>
+        </w:tc>
+      </w:tr>
+      <w:tr>
+        <w:trPr>
+          <w:trHeight w:val="432"/>
+        </w:trPr>
+        <w:tc>
+          <w:tcPr>
+            <w:tcW w:w="3073" w:type="dxa"/>
+          </w:tcPr>
+          <w:p>
+            <w:pPr>
+              <w:pStyle w:val="BodyText"/>
+            </w:pPr>
+            <w:r>
+              <w:t xml:space="preserve"> PRODUCT_SUBCATEGORY_SRC_ID </w:t>
+            </w:r>
+          </w:p>
+        </w:tc>
+        <w:tc>
+          <w:tcPr>
+            <w:tcW w:w="3330" w:type="dxa"/>
+          </w:tcPr>
+          <w:p>
+            <w:pPr>
+              <w:pStyle w:val="BodyText"/>
+            </w:pPr>
+            <w:r>
+              <w:t xml:space="preserve"> VARCHAR(100) NOT NULL </w:t>
+            </w:r>
+          </w:p>
+        </w:tc>
+        <w:tc>
+          <w:tcPr>
+            <w:tcW w:w="2790" w:type="dxa"/>
+          </w:tcPr>
+          <w:p>
+            <w:pPr>
+              <w:pStyle w:val="BodyText"/>
+            </w:pPr>
+            <w:r>
+              <w:t xml:space="preserve"> NK </w:t>
+            </w:r>
+          </w:p>
+        </w:tc>
+      </w:tr>
+      <w:tr>
+        <w:trPr>
+          <w:trHeight w:val="432"/>
+        </w:trPr>
+        <w:tc>
+          <w:tcPr>
+            <w:tcW w:w="3073" w:type="dxa"/>
+          </w:tcPr>
+          <w:p>
+            <w:pPr>
+              <w:pStyle w:val="BodyText"/>
+            </w:pPr>
+            <w:r>
+              <w:t xml:space="preserve"> PRODUCT_SUBCATEGORY_NAME </w:t>
+            </w:r>
+          </w:p>
+        </w:tc>
+        <w:tc>
+          <w:tcPr>
+            <w:tcW w:w="3330" w:type="dxa"/>
+          </w:tcPr>
+          <w:p>
+            <w:pPr>
+              <w:pStyle w:val="BodyText"/>
+            </w:pPr>
+            <w:r>
+              <w:t xml:space="preserve"> VARCHAR(100) NOT NULL </w:t>
+            </w:r>
+          </w:p>
+        </w:tc>
+        <w:tc>
+          <w:tcPr>
+            <w:tcW w:w="2790" w:type="dxa"/>
+          </w:tcPr>
+          <w:p>
+            <w:pPr>
+              <w:pStyle w:val="BodyText"/>
+            </w:pPr>
+            <w:r>
+              <w:t xml:space="preserve"> e.g. MENS SHIRT </w:t>
+            </w:r>
+          </w:p>
+        </w:tc>
+      </w:tr>
+      <w:tr>
+        <w:trPr>
+          <w:trHeight w:val="432"/>
+        </w:trPr>
+        <w:tc>
+          <w:tcPr>
+            <w:tcW w:w="3073" w:type="dxa"/>
+          </w:tcPr>
+          <w:p>
+            <w:pPr>
+              <w:pStyle w:val="BodyText"/>
+            </w:pPr>
+            <w:r>
+              <w:t xml:space="preserve"> PRODUCT_CATEGORY_ID </w:t>
+            </w:r>
+          </w:p>
+        </w:tc>
+        <w:tc>
+          <w:tcPr>
+            <w:tcW w:w="3330" w:type="dxa"/>
+          </w:tcPr>
+          <w:p>
+            <w:pPr>
+              <w:pStyle w:val="BodyText"/>
+            </w:pPr>
+            <w:r>
+              <w:t xml:space="preserve"> BIGINT NOT NULL </w:t>
+            </w:r>
+          </w:p>
+        </w:tc>
+        <w:tc>
+          <w:tcPr>
+            <w:tcW w:w="2790" w:type="dxa"/>
+          </w:tcPr>
+          <w:p>
+            <w:pPr>
+              <w:pStyle w:val="BodyText"/>
+            </w:pPr>
+            <w:r>
+              <w:t xml:space="preserve"> FK </w:t>
+            </w:r>
+            <w:r>
+              <w:rPr>
+                <w:rFonts w:ascii="Arial" w:hAnsi="Arial" w:cs="Arial"/>
+              </w:rPr>
+              <w:t>→</w:t>
+            </w:r>
+            <w:r>
+              <w:t xml:space="preserve"> CE_PRODUCT_CATEGORIES </w:t>
+            </w:r>
+          </w:p>
+        </w:tc>
+      </w:tr>
+      <w:tr>
+        <w:trPr>
+          <w:trHeight w:val="432"/>
+        </w:trPr>
+        <w:tc>
+          <w:tcPr>
+            <w:tcW w:w="3073" w:type="dxa"/>
+          </w:tcPr>
+          <w:p>
+            <w:pPr>
+              <w:pStyle w:val="BodyText"/>
+            </w:pPr>
+            <w:r>
+              <w:t xml:space="preserve"> INSERT_DT </w:t>
+            </w:r>
+          </w:p>
+        </w:tc>
+        <w:tc>
+          <w:tcPr>
+            <w:tcW w:w="3330" w:type="dxa"/>
+          </w:tcPr>
+          <w:p>
+            <w:pPr>
+              <w:pStyle w:val="BodyText"/>
+            </w:pPr>
+            <w:r>
+              <w:t xml:space="preserve"> DATE NOT NULL </w:t>
+            </w:r>
+          </w:p>
+        </w:tc>
+        <w:tc>
+          <w:tcPr>
+            <w:tcW w:w="2790" w:type="dxa"/>
+          </w:tcPr>
+          <w:p>
+            <w:pPr>
+              <w:pStyle w:val="BodyText"/>
+            </w:pPr>
+            <w:r>
+              <w:t xml:space="preserve"> </w:t>
+            </w:r>
+          </w:p>
+        </w:tc>
+      </w:tr>
+      <w:tr>
+        <w:trPr>
+          <w:trHeight w:val="432"/>
+        </w:trPr>
+        <w:tc>
+          <w:tcPr>
+            <w:tcW w:w="3073" w:type="dxa"/>
+          </w:tcPr>
+          <w:p>
+            <w:pPr>
+              <w:pStyle w:val="BodyText"/>
+            </w:pPr>
+            <w:r>
+              <w:lastRenderedPageBreak/>
+              <w:t xml:space="preserve"> UPDATE_DT </w:t>
+            </w:r>
+          </w:p>
+        </w:tc>
+        <w:tc>
+          <w:tcPr>
+            <w:tcW w:w="3330" w:type="dxa"/>
+          </w:tcPr>
+          <w:p>
+            <w:pPr>
+              <w:pStyle w:val="BodyText"/>
+            </w:pPr>
+            <w:r>
+              <w:t xml:space="preserve"> DATE NOT NULL </w:t>
+            </w:r>
+          </w:p>
+        </w:tc>
+        <w:tc>
+          <w:tcPr>
+            <w:tcW w:w="2790" w:type="dxa"/>
+          </w:tcPr>
+          <w:p>
+            <w:pPr>
+              <w:pStyle w:val="BodyText"/>
+            </w:pPr>
+            <w:r>
+              <w:t xml:space="preserve"> </w:t>
+            </w:r>
+          </w:p>
+        </w:tc>
+      </w:tr>
+      <w:tr>
+        <w:trPr>
+          <w:trHeight w:val="432"/>
+        </w:trPr>
+        <w:tc>
+          <w:tcPr>
+            <w:tcW w:w="3073" w:type="dxa"/>
+          </w:tcPr>
+          <w:p>
+            <w:pPr>
+              <w:pStyle w:val="BodyText"/>
+            </w:pPr>
+            <w:r>
+              <w:t xml:space="preserve"> SOURCE_SYSTEM </w:t>
+            </w:r>
+          </w:p>
+        </w:tc>
+        <w:tc>
+          <w:tcPr>
+            <w:tcW w:w="3330" w:type="dxa"/>
+          </w:tcPr>
+          <w:p>
+            <w:pPr>
+              <w:pStyle w:val="BodyText"/>
+            </w:pPr>
+            <w:r>
+              <w:t xml:space="preserve"> VARCHAR(50) NOT NULL </w:t>
+            </w:r>
+          </w:p>
+        </w:tc>
+        <w:tc>
+          <w:tcPr>
+            <w:tcW w:w="2790" w:type="dxa"/>
+          </w:tcPr>
+          <w:p>
+            <w:pPr>
+              <w:pStyle w:val="BodyText"/>
+            </w:pPr>
+            <w:r>
+              <w:t xml:space="preserve"> </w:t>
+            </w:r>
+          </w:p>
+        </w:tc>
+      </w:tr>
+      <w:tr>
+        <w:trPr>
+          <w:trHeight w:val="432"/>
+        </w:trPr>
+        <w:tc>
+          <w:tcPr>
+            <w:tcW w:w="3073" w:type="dxa"/>
+          </w:tcPr>
+          <w:p>
+            <w:pPr>
+              <w:pStyle w:val="BodyText"/>
+            </w:pPr>
+            <w:r>
+              <w:t xml:space="preserve"> SOURCE_ENTITY </w:t>
+            </w:r>
+          </w:p>
+        </w:tc>
+        <w:tc>
+          <w:tcPr>
+            <w:tcW w:w="3330" w:type="dxa"/>
+          </w:tcPr>
+          <w:p>
+            <w:pPr>
+              <w:pStyle w:val="BodyText"/>
+            </w:pPr>
+            <w:r>
+              <w:t xml:space="preserve"> VARCHAR(50) NOT NULL </w:t>
+            </w:r>
+          </w:p>
+        </w:tc>
+        <w:tc>
+          <w:tcPr>
+            <w:tcW w:w="2790" w:type="dxa"/>
+          </w:tcPr>
+          <w:p>
+            <w:pPr>
+              <w:pStyle w:val="BodyText"/>
+            </w:pPr>
+            <w:r>
+              <w:t xml:space="preserve"> </w:t>
+            </w:r>
+          </w:p>
+        </w:tc>
+      </w:tr>
+      <w:tr>
+        <w:trPr>
+          <w:trHeight w:val="432"/>
+        </w:trPr>
+        <w:tc>
+          <w:tcPr>
+            <w:tcW w:w="3073" w:type="dxa"/>
+          </w:tcPr>
+          <w:p>
+            <w:pPr>
+              <w:pStyle w:val="BodyText"/>
+            </w:pPr>
+            <w:r>
+              <w:t xml:space="preserve"> SOURCE_ID </w:t>
+            </w:r>
+          </w:p>
+        </w:tc>
+        <w:tc>
+          <w:tcPr>
+            <w:tcW w:w="3330" w:type="dxa"/>
+          </w:tcPr>
+          <w:p>
+            <w:pPr>
+              <w:pStyle w:val="BodyText"/>
+            </w:pPr>
+            <w:r>
+              <w:t xml:space="preserve"> VARCHAR(100) NOT NULL </w:t>
+            </w:r>
+          </w:p>
+        </w:tc>
+        <w:tc>
+          <w:tcPr>
+            <w:tcW w:w="2790" w:type="dxa"/>
+          </w:tcPr>
+          <w:p>
+            <w:pPr>
+              <w:pStyle w:val="BodyText"/>
+            </w:pPr>
+            <w:r>
+              <w:t xml:space="preserve"> </w:t>
+            </w:r>
+          </w:p>
+        </w:tc>
+      </w:tr>
+    </w:tbl>
+    <w:p>
+      <w:pPr>
+        <w:pStyle w:val="BodyText"/>
+      </w:pPr>
+    </w:p>
+    <w:p>
+      <w:pPr>
+        <w:pStyle w:val="Heading4"/>
+      </w:pPr>
+      <w:r>
+        <w:t>CE_PRODUCT_CATEGORIES (SCD Type 1)</w:t>
+      </w:r>
+    </w:p>
+    <w:tbl>
+      <w:tblPr>
+        <w:tblW w:w="0" w:type="auto"/>
+        <w:tblInd w:w="-5" w:type="dxa"/>
+        <w:tblBorders>
+          <w:top w:val="single" w:sz="4" w:space="0" w:color="76CDD8"/>
+          <w:left w:val="single" w:sz="4" w:space="0" w:color="76CDD8"/>
+          <w:bottom w:val="single" w:sz="4" w:space="0" w:color="76CDD8"/>
+          <w:right w:val="single" w:sz="4" w:space="0" w:color="76CDD8"/>
+          <w:insideH w:val="single" w:sz="4" w:space="0" w:color="76CDD8"/>
+          <w:insideV w:val="single" w:sz="4" w:space="0" w:color="76CDD8"/>
+        </w:tblBorders>
+        <w:tblLayout w:type="fixed"/>
+        <w:tblLook w:val="0000" w:firstRow="0" w:lastRow="0" w:firstColumn="0" w:lastColumn="0" w:noHBand="0" w:noVBand="0"/>
+      </w:tblPr>
+      <w:tblGrid>
+        <w:gridCol w:w="3073"/>
+        <w:gridCol w:w="3330"/>
+        <w:gridCol w:w="2790"/>
+      </w:tblGrid>
+      <w:tr>
+        <w:trPr>
+          <w:trHeight w:val="292"/>
+        </w:trPr>
+        <w:tc>
+          <w:tcPr>
+            <w:tcW w:w="3073" w:type="dxa"/>
+            <w:shd w:val="clear" w:color="auto" w:fill="76CDD8"/>
+          </w:tcPr>
+          <w:p>
+            <w:pPr>
+              <w:pStyle w:val="BodyText"/>
+              <w:widowControl w:val="0"/>
+              <w:spacing w:line="360" w:lineRule="auto"/>
+              <w:jc w:val="center"/>
+              <w:rPr>
+                <w:color w:val="FFFFFF" w:themeColor="background1"/>
+                <w:sz w:val="18"/>
+                <w:szCs w:val="18"/>
+              </w:rPr>
+            </w:pPr>
+            <w:r>
+              <w:t xml:space="preserve"> Column Name </w:t>
+            </w:r>
+          </w:p>
+        </w:tc>
+        <w:tc>
+          <w:tcPr>
+            <w:tcW w:w="3330" w:type="dxa"/>
+            <w:shd w:val="clear" w:color="auto" w:fill="76CDD8"/>
+          </w:tcPr>
+          <w:p>
+            <w:pPr>
+              <w:pStyle w:val="BodyText"/>
+              <w:widowControl w:val="0"/>
+              <w:spacing w:line="360" w:lineRule="auto"/>
+              <w:jc w:val="center"/>
+              <w:rPr>
+                <w:color w:val="FFFFFF" w:themeColor="background1"/>
+                <w:sz w:val="18"/>
+                <w:szCs w:val="18"/>
+              </w:rPr>
+            </w:pPr>
+            <w:r>
+              <w:t xml:space="preserve"> Data Type </w:t>
+            </w:r>
+          </w:p>
+        </w:tc>
+        <w:tc>
+          <w:tcPr>
+            <w:tcW w:w="2790" w:type="dxa"/>
+            <w:shd w:val="clear" w:color="auto" w:fill="76CDD8"/>
+          </w:tcPr>
+          <w:p>
+            <w:pPr>
+              <w:pStyle w:val="BodyText"/>
+              <w:widowControl w:val="0"/>
+              <w:spacing w:line="360" w:lineRule="auto"/>
+              <w:rPr>
+                <w:color w:val="FFFFFF" w:themeColor="background1"/>
+                <w:sz w:val="18"/>
+                <w:szCs w:val="18"/>
+              </w:rPr>
+            </w:pPr>
+            <w:r>
+              <w:t xml:space="preserve"> Notes </w:t>
+            </w:r>
+          </w:p>
+        </w:tc>
+      </w:tr>
+      <w:tr>
+        <w:trPr>
+          <w:trHeight w:val="432"/>
+        </w:trPr>
+        <w:tc>
+          <w:tcPr>
+            <w:tcW w:w="3073" w:type="dxa"/>
+          </w:tcPr>
+          <w:p>
+            <w:pPr>
+              <w:pStyle w:val="BodyText"/>
+            </w:pPr>
+            <w:r>
+              <w:t xml:space="preserve"> PRODUCT_CATEGORY_ID </w:t>
+            </w:r>
+          </w:p>
+        </w:tc>
+        <w:tc>
+          <w:tcPr>
+            <w:tcW w:w="3330" w:type="dxa"/>
+          </w:tcPr>
+          <w:p>
+            <w:pPr>
+              <w:pStyle w:val="BodyText"/>
+            </w:pPr>
+            <w:r>
+              <w:t xml:space="preserve"> BIGINT NOT NULL </w:t>
+            </w:r>
+          </w:p>
+        </w:tc>
+        <w:tc>
+          <w:tcPr>
+            <w:tcW w:w="2790" w:type="dxa"/>
+          </w:tcPr>
+          <w:p>
+            <w:pPr>
+              <w:pStyle w:val="BodyText"/>
+            </w:pPr>
+            <w:r>
+              <w:t xml:space="preserve"> PK — sequence </w:t>
+            </w:r>
+          </w:p>
+        </w:tc>
+      </w:tr>
+      <w:tr>
+        <w:trPr>
+          <w:trHeight w:val="432"/>
+        </w:trPr>
+        <w:tc>
+          <w:tcPr>
+            <w:tcW w:w="3073" w:type="dxa"/>
+          </w:tcPr>
+          <w:p>
+            <w:pPr>
+              <w:pStyle w:val="BodyText"/>
+            </w:pPr>
+            <w:r>
+              <w:t xml:space="preserve"> PRODUCT_CATEGORY_SRC_ID </w:t>
+            </w:r>
+          </w:p>
+        </w:tc>
+        <w:tc>
+          <w:tcPr>
+            <w:tcW w:w="3330" w:type="dxa"/>
+          </w:tcPr>
+          <w:p>
+            <w:pPr>
+              <w:pStyle w:val="BodyText"/>
+            </w:pPr>
+            <w:r>
+              <w:t xml:space="preserve"> VARCHAR(100) NOT NULL </w:t>
+            </w:r>
+          </w:p>
+        </w:tc>
+        <w:tc>
+          <w:tcPr>
+            <w:tcW w:w="2790" w:type="dxa"/>
+          </w:tcPr>
+          <w:p>
+            <w:pPr>
+              <w:pStyle w:val="BodyText"/>
+            </w:pPr>
+            <w:r>
+              <w:t xml:space="preserve"> NK </w:t>
+            </w:r>
+          </w:p>
+        </w:tc>
+      </w:tr>
+      <w:tr>
+        <w:trPr>
+          <w:trHeight w:val="432"/>
+        </w:trPr>
+        <w:tc>
+          <w:tcPr>
+            <w:tcW w:w="3073" w:type="dxa"/>
+          </w:tcPr>
+          <w:p>
+            <w:pPr>
+              <w:pStyle w:val="BodyText"/>
+            </w:pPr>
+            <w:r>
+              <w:t xml:space="preserve"> PRODUCT_CATEGORY_NAME </w:t>
+            </w:r>
+          </w:p>
+        </w:tc>
+        <w:tc>
+          <w:tcPr>
+            <w:tcW w:w="3330" w:type="dxa"/>
+          </w:tcPr>
+          <w:p>
+            <w:pPr>
+              <w:pStyle w:val="BodyText"/>
+            </w:pPr>
+            <w:r>
+              <w:t xml:space="preserve"> VARCHAR(100) NOT NULL </w:t>
+            </w:r>
+          </w:p>
+        </w:tc>
+        <w:tc>
+          <w:tcPr>
+            <w:tcW w:w="2790" w:type="dxa"/>
+          </w:tcPr>
+          <w:p>
+            <w:pPr>
+              <w:pStyle w:val="BodyText"/>
+            </w:pPr>
+            <w:r>
+              <w:t xml:space="preserve"> e.g. SHIRTS, TROUSERS </w:t>
+            </w:r>
+          </w:p>
+        </w:tc>
+      </w:tr>
+      <w:tr>
+        <w:trPr>
+          <w:trHeight w:val="432"/>
+        </w:trPr>
+        <w:tc>
+          <w:tcPr>
+            <w:tcW w:w="3073" w:type="dxa"/>
+          </w:tcPr>
+          <w:p>
+            <w:pPr>
+              <w:pStyle w:val="BodyText"/>
+            </w:pPr>
+            <w:r>
+              <w:t xml:space="preserve"> PRODUCT_TOP_CATEGORY_ID </w:t>
+            </w:r>
+          </w:p>
+        </w:tc>
+        <w:tc>
+          <w:tcPr>
+            <w:tcW w:w="3330" w:type="dxa"/>
+          </w:tcPr>
+          <w:p>
+            <w:pPr>
+              <w:pStyle w:val="BodyText"/>
+            </w:pPr>
+            <w:r>
+              <w:t xml:space="preserve"> BIGINT NOT NULL </w:t>
+            </w:r>
+          </w:p>
+        </w:tc>
+        <w:tc>
+          <w:tcPr>
+            <w:tcW w:w="2790" w:type="dxa"/>
+          </w:tcPr>
+          <w:p>
+            <w:pPr>
+              <w:pStyle w:val="BodyText"/>
+            </w:pPr>
+            <w:r>
+              <w:t xml:space="preserve"> FK </w:t>
+            </w:r>
+            <w:r>
+              <w:rPr>
+                <w:rFonts w:ascii="Arial" w:hAnsi="Arial" w:cs="Arial"/>
+              </w:rPr>
+              <w:t>→</w:t>
+            </w:r>
+            <w:r>
+              <w:t xml:space="preserve"> CE_PRODUCT_TOP_CATEGORIES </w:t>
+            </w:r>
+          </w:p>
+        </w:tc>
+      </w:tr>
+      <w:tr>
+        <w:trPr>
+          <w:trHeight w:val="432"/>
+        </w:trPr>
+        <w:tc>
+          <w:tcPr>
+            <w:tcW w:w="3073" w:type="dxa"/>
+          </w:tcPr>
+          <w:p>
+            <w:pPr>
+              <w:pStyle w:val="BodyText"/>
+            </w:pPr>
+            <w:r>
+              <w:t xml:space="preserve"> INSERT_DT </w:t>
+            </w:r>
+          </w:p>
+        </w:tc>
+        <w:tc>
+          <w:tcPr>
+            <w:tcW w:w="3330" w:type="dxa"/>
+          </w:tcPr>
+          <w:p>
+            <w:pPr>
+              <w:pStyle w:val="BodyText"/>
+            </w:pPr>
+            <w:r>
+              <w:t xml:space="preserve"> DATE NOT NULL </w:t>
+            </w:r>
+          </w:p>
+        </w:tc>
+        <w:tc>
+          <w:tcPr>
+            <w:tcW w:w="2790" w:type="dxa"/>
+          </w:tcPr>
+          <w:p>
+            <w:pPr>
+              <w:pStyle w:val="BodyText"/>
+            </w:pPr>
+            <w:r>
+              <w:t xml:space="preserve"> </w:t>
+            </w:r>
+          </w:p>
+        </w:tc>
+      </w:tr>
+      <w:tr>
+        <w:trPr>
+          <w:trHeight w:val="432"/>
+        </w:trPr>
+        <w:tc>
+          <w:tcPr>
+            <w:tcW w:w="3073" w:type="dxa"/>
+          </w:tcPr>
+          <w:p>
+            <w:pPr>
+              <w:pStyle w:val="BodyText"/>
+            </w:pPr>
+            <w:r>
+              <w:t xml:space="preserve"> UPDATE_DT </w:t>
+            </w:r>
+          </w:p>
+        </w:tc>
+        <w:tc>
+          <w:tcPr>
+            <w:tcW w:w="3330" w:type="dxa"/>
+          </w:tcPr>
+          <w:p>
+            <w:pPr>
+              <w:pStyle w:val="BodyText"/>
+            </w:pPr>
+            <w:r>
+              <w:t xml:space="preserve"> DATE NOT NULL </w:t>
+            </w:r>
+          </w:p>
+        </w:tc>
+        <w:tc>
+          <w:tcPr>
+            <w:tcW w:w="2790" w:type="dxa"/>
+          </w:tcPr>
+          <w:p>
+            <w:pPr>
+              <w:pStyle w:val="BodyText"/>
+            </w:pPr>
+            <w:r>
+              <w:t xml:space="preserve"> </w:t>
+            </w:r>
+          </w:p>
+        </w:tc>
+      </w:tr>
+      <w:tr>
+        <w:trPr>
+          <w:trHeight w:val="432"/>
+        </w:trPr>
+        <w:tc>
+          <w:tcPr>
+            <w:tcW w:w="3073" w:type="dxa"/>
+          </w:tcPr>
+          <w:p>
+            <w:pPr>
+              <w:pStyle w:val="BodyText"/>
+            </w:pPr>
+            <w:r>
+              <w:t xml:space="preserve"> SOURCE_SYSTEM </w:t>
+            </w:r>
+          </w:p>
+        </w:tc>
+        <w:tc>
+          <w:tcPr>
+            <w:tcW w:w="3330" w:type="dxa"/>
+          </w:tcPr>
+          <w:p>
+            <w:pPr>
+              <w:pStyle w:val="BodyText"/>
+            </w:pPr>
+            <w:r>
+              <w:t xml:space="preserve"> VARCHAR(50) NOT NULL </w:t>
+            </w:r>
+          </w:p>
+        </w:tc>
+        <w:tc>
+          <w:tcPr>
+            <w:tcW w:w="2790" w:type="dxa"/>
+          </w:tcPr>
+          <w:p>
+            <w:pPr>
+              <w:pStyle w:val="BodyText"/>
+            </w:pPr>
+            <w:r>
+              <w:t xml:space="preserve"> </w:t>
+            </w:r>
+          </w:p>
+        </w:tc>
+      </w:tr>
+      <w:tr>
+        <w:trPr>
+          <w:trHeight w:val="432"/>
+        </w:trPr>
+        <w:tc>
+          <w:tcPr>
+            <w:tcW w:w="3073" w:type="dxa"/>
+          </w:tcPr>
+          <w:p>
+            <w:pPr>
+              <w:pStyle w:val="BodyText"/>
+            </w:pPr>
+            <w:r>
+              <w:t xml:space="preserve"> SOURCE_ENTITY </w:t>
+            </w:r>
+          </w:p>
+        </w:tc>
+        <w:tc>
+          <w:tcPr>
+            <w:tcW w:w="3330" w:type="dxa"/>
+          </w:tcPr>
+          <w:p>
+            <w:pPr>
+              <w:pStyle w:val="BodyText"/>
+            </w:pPr>
+            <w:r>
+              <w:t xml:space="preserve"> VARCHAR(50) NOT NULL </w:t>
+            </w:r>
+          </w:p>
+        </w:tc>
+        <w:tc>
+          <w:tcPr>
+            <w:tcW w:w="2790" w:type="dxa"/>
+          </w:tcPr>
+          <w:p>
+            <w:pPr>
+              <w:pStyle w:val="BodyText"/>
+            </w:pPr>
+            <w:r>
+              <w:t xml:space="preserve"> </w:t>
+            </w:r>
+          </w:p>
+        </w:tc>
+      </w:tr>
+      <w:tr>
+        <w:trPr>
+          <w:trHeight w:val="432"/>
+        </w:trPr>
+        <w:tc>
+          <w:tcPr>
+            <w:tcW w:w="3073" w:type="dxa"/>
+          </w:tcPr>
+          <w:p>
+            <w:pPr>
+              <w:pStyle w:val="BodyText"/>
+            </w:pPr>
+            <w:r>
+              <w:t xml:space="preserve"> SOURCE_ID </w:t>
+            </w:r>
+          </w:p>
+        </w:tc>
+        <w:tc>
+          <w:tcPr>
+            <w:tcW w:w="3330" w:type="dxa"/>
+          </w:tcPr>
+          <w:p>
+            <w:pPr>
+              <w:pStyle w:val="BodyText"/>
+            </w:pPr>
+            <w:r>
+              <w:t xml:space="preserve"> VARCHAR(100) NOT NULL </w:t>
+            </w:r>
+          </w:p>
+        </w:tc>
+        <w:tc>
+          <w:tcPr>
+            <w:tcW w:w="2790" w:type="dxa"/>
+          </w:tcPr>
+          <w:p>
+            <w:pPr>
+              <w:pStyle w:val="BodyText"/>
+            </w:pPr>
+            <w:r>
+              <w:t xml:space="preserve"> </w:t>
+            </w:r>
+          </w:p>
+        </w:tc>
+      </w:tr>
+    </w:tbl>
+    <w:p>
+      <w:pPr>
+        <w:pStyle w:val="BodyText"/>
+      </w:pPr>
+    </w:p>
+    <w:p>
+      <w:pPr>
+        <w:pStyle w:val="Heading4"/>
+      </w:pPr>
+      <w:r>
+        <w:t>CE_PRODUCT_TOP_CATEGORIES (SCD Type 1)</w:t>
+      </w:r>
+    </w:p>
+    <w:tbl>
+      <w:tblPr>
+        <w:tblW w:w="0" w:type="auto"/>
+        <w:tblInd w:w="-5" w:type="dxa"/>
+        <w:tblBorders>
+          <w:top w:val="single" w:sz="4" w:space="0" w:color="76CDD8"/>
+          <w:left w:val="single" w:sz="4" w:space="0" w:color="76CDD8"/>
+          <w:bottom w:val="single" w:sz="4" w:space="0" w:color="76CDD8"/>
+          <w:right w:val="single" w:sz="4" w:space="0" w:color="76CDD8"/>
+          <w:insideH w:val="single" w:sz="4" w:space="0" w:color="76CDD8"/>
+          <w:insideV w:val="single" w:sz="4" w:space="0" w:color="76CDD8"/>
+        </w:tblBorders>
+        <w:tblLayout w:type="fixed"/>
+        <w:tblLook w:val="0000" w:firstRow="0" w:lastRow="0" w:firstColumn="0" w:lastColumn="0" w:noHBand="0" w:noVBand="0"/>
+      </w:tblPr>
+      <w:tblGrid>
+        <w:gridCol w:w="3073"/>
+        <w:gridCol w:w="3330"/>
+        <w:gridCol w:w="2790"/>
+      </w:tblGrid>
+      <w:tr>
+        <w:trPr>
+          <w:trHeight w:val="292"/>
+        </w:trPr>
+        <w:tc>
+          <w:tcPr>
+            <w:tcW w:w="3073" w:type="dxa"/>
+            <w:shd w:val="clear" w:color="auto" w:fill="76CDD8"/>
+          </w:tcPr>
+          <w:p>
+            <w:pPr>
+              <w:pStyle w:val="BodyText"/>
+              <w:widowControl w:val="0"/>
+              <w:spacing w:line="360" w:lineRule="auto"/>
+              <w:jc w:val="center"/>
+              <w:rPr>
+                <w:color w:val="FFFFFF" w:themeColor="background1"/>
+                <w:sz w:val="18"/>
+                <w:szCs w:val="18"/>
+              </w:rPr>
+            </w:pPr>
+            <w:r>
+              <w:t xml:space="preserve"> Column Name </w:t>
+            </w:r>
+          </w:p>
+        </w:tc>
+        <w:tc>
+          <w:tcPr>
+            <w:tcW w:w="3330" w:type="dxa"/>
+            <w:shd w:val="clear" w:color="auto" w:fill="76CDD8"/>
+          </w:tcPr>
+          <w:p>
+            <w:pPr>
+              <w:pStyle w:val="BodyText"/>
+              <w:widowControl w:val="0"/>
+              <w:spacing w:line="360" w:lineRule="auto"/>
+              <w:jc w:val="center"/>
+              <w:rPr>
+                <w:color w:val="FFFFFF" w:themeColor="background1"/>
+                <w:sz w:val="18"/>
+                <w:szCs w:val="18"/>
+              </w:rPr>
+            </w:pPr>
+            <w:r>
+              <w:t xml:space="preserve"> Data Type </w:t>
+            </w:r>
+          </w:p>
+        </w:tc>
+        <w:tc>
+          <w:tcPr>
+            <w:tcW w:w="2790" w:type="dxa"/>
+            <w:shd w:val="clear" w:color="auto" w:fill="76CDD8"/>
+          </w:tcPr>
+          <w:p>
+            <w:pPr>
+              <w:pStyle w:val="BodyText"/>
+              <w:widowControl w:val="0"/>
+              <w:spacing w:line="360" w:lineRule="auto"/>
+              <w:rPr>
+                <w:color w:val="FFFFFF" w:themeColor="background1"/>
+                <w:sz w:val="18"/>
+                <w:szCs w:val="18"/>
+              </w:rPr>
+            </w:pPr>
+            <w:r>
+              <w:t xml:space="preserve"> Notes </w:t>
+            </w:r>
+          </w:p>
+        </w:tc>
+      </w:tr>
+      <w:tr>
+        <w:trPr>
+          <w:trHeight w:val="432"/>
+        </w:trPr>
+        <w:tc>
+          <w:tcPr>
+            <w:tcW w:w="3073" w:type="dxa"/>
+          </w:tcPr>
+          <w:p>
+            <w:pPr>
+              <w:pStyle w:val="BodyText"/>
+              <w:jc w:val="center"/>
+            </w:pPr>
+            <w:r>
+              <w:t xml:space="preserve"> PRODUCT_TOP_CATEGORY_ID </w:t>
+            </w:r>
+          </w:p>
+        </w:tc>
+        <w:tc>
+          <w:tcPr>
+            <w:tcW w:w="3330" w:type="dxa"/>
+          </w:tcPr>
+          <w:p>
+            <w:pPr>
+              <w:pStyle w:val="BodyText"/>
+            </w:pPr>
+            <w:r>
+              <w:t xml:space="preserve"> BIGINT NOT NULL </w:t>
+            </w:r>
+          </w:p>
+        </w:tc>
+        <w:tc>
+          <w:tcPr>
+            <w:tcW w:w="2790" w:type="dxa"/>
+          </w:tcPr>
+          <w:p>
+            <w:pPr>
+              <w:pStyle w:val="BodyText"/>
+            </w:pPr>
+            <w:r>
+              <w:t xml:space="preserve"> PK — sequence </w:t>
+            </w:r>
+          </w:p>
+        </w:tc>
+      </w:tr>
+      <w:tr>
+        <w:trPr>
+          <w:trHeight w:val="432"/>
+        </w:trPr>
+        <w:tc>
+          <w:tcPr>
+            <w:tcW w:w="3073" w:type="dxa"/>
+          </w:tcPr>
+          <w:p>
+            <w:pPr>
+              <w:pStyle w:val="BodyText"/>
+              <w:jc w:val="center"/>
+            </w:pPr>
+            <w:r>
+              <w:t xml:space="preserve"> PRODUCT_TOP_CATEGORY_SRC_ID </w:t>
+            </w:r>
+          </w:p>
+        </w:tc>
+        <w:tc>
+          <w:tcPr>
+            <w:tcW w:w="3330" w:type="dxa"/>
+          </w:tcPr>
+          <w:p>
+            <w:pPr>
+              <w:pStyle w:val="BodyText"/>
+            </w:pPr>
+            <w:r>
+              <w:t xml:space="preserve"> VARCHAR(100) NOT NULL </w:t>
+            </w:r>
+          </w:p>
+        </w:tc>
+        <w:tc>
+          <w:tcPr>
+            <w:tcW w:w="2790" w:type="dxa"/>
+          </w:tcPr>
+          <w:p>
+            <w:pPr>
+              <w:pStyle w:val="BodyText"/>
+            </w:pPr>
+            <w:r>
+              <w:t xml:space="preserve"> NK </w:t>
+            </w:r>
+          </w:p>
+        </w:tc>
+      </w:tr>
+      <w:tr>
+        <w:trPr>
+          <w:trHeight w:val="432"/>
+        </w:trPr>
+        <w:tc>
+          <w:tcPr>
+            <w:tcW w:w="3073" w:type="dxa"/>
+          </w:tcPr>
+          <w:p>
+            <w:pPr>
+              <w:pStyle w:val="BodyText"/>
+              <w:jc w:val="center"/>
+            </w:pPr>
+            <w:r>
+              <w:t xml:space="preserve"> PRODUCT_TOP_CATEGORY_NAME </w:t>
+            </w:r>
+          </w:p>
+        </w:tc>
+        <w:tc>
+          <w:tcPr>
+            <w:tcW w:w="3330" w:type="dxa"/>
+          </w:tcPr>
+          <w:p>
+            <w:pPr>
+              <w:pStyle w:val="BodyText"/>
+            </w:pPr>
+            <w:r>
+              <w:t xml:space="preserve"> VARCHAR(100) NOT NULL </w:t>
+            </w:r>
+          </w:p>
+        </w:tc>
+        <w:tc>
+          <w:tcPr>
+            <w:tcW w:w="2790" w:type="dxa"/>
+          </w:tcPr>
+          <w:p>
+            <w:pPr>
+              <w:pStyle w:val="BodyText"/>
+            </w:pPr>
+            <w:r>
+              <w:t xml:space="preserve"> e.g. TOPS, BOTTOM </w:t>
+            </w:r>
+          </w:p>
+        </w:tc>
+      </w:tr>
+      <w:tr>
+        <w:trPr>
+          <w:trHeight w:val="432"/>
+        </w:trPr>
+        <w:tc>
+          <w:tcPr>
+            <w:tcW w:w="3073" w:type="dxa"/>
+          </w:tcPr>
+          <w:p>
+            <w:pPr>
+              <w:pStyle w:val="BodyText"/>
+              <w:jc w:val="center"/>
+            </w:pPr>
+            <w:r>
+              <w:t xml:space="preserve"> INSERT_DT </w:t>
+            </w:r>
+          </w:p>
+        </w:tc>
+        <w:tc>
+          <w:tcPr>
+            <w:tcW w:w="3330" w:type="dxa"/>
+          </w:tcPr>
+          <w:p>
+            <w:pPr>
+              <w:pStyle w:val="BodyText"/>
+            </w:pPr>
+            <w:r>
+              <w:t xml:space="preserve"> DATE NOT NULL </w:t>
+            </w:r>
+          </w:p>
+        </w:tc>
+        <w:tc>
+          <w:tcPr>
+            <w:tcW w:w="2790" w:type="dxa"/>
+          </w:tcPr>
+          <w:p>
+            <w:pPr>
+              <w:pStyle w:val="BodyText"/>
+            </w:pPr>
+            <w:r>
+              <w:t xml:space="preserve"> </w:t>
+            </w:r>
+          </w:p>
+        </w:tc>
+      </w:tr>
+      <w:tr>
+        <w:trPr>
+          <w:trHeight w:val="432"/>
+        </w:trPr>
+        <w:tc>
+          <w:tcPr>
+            <w:tcW w:w="3073" w:type="dxa"/>
+          </w:tcPr>
+          <w:p>
+            <w:pPr>
+              <w:pStyle w:val="BodyText"/>
+              <w:jc w:val="center"/>
+            </w:pPr>
+            <w:r>
+              <w:t xml:space="preserve"> UPDATE_DT </w:t>
+            </w:r>
+          </w:p>
+        </w:tc>
+        <w:tc>
+          <w:tcPr>
+            <w:tcW w:w="3330" w:type="dxa"/>
+          </w:tcPr>
+          <w:p>
+            <w:pPr>
+              <w:pStyle w:val="BodyText"/>
+            </w:pPr>
+            <w:r>
+              <w:t xml:space="preserve"> DATE NOT NULL </w:t>
+            </w:r>
+          </w:p>
+        </w:tc>
+        <w:tc>
+          <w:tcPr>
+            <w:tcW w:w="2790" w:type="dxa"/>
+          </w:tcPr>
+          <w:p>
+            <w:pPr>
+              <w:pStyle w:val="BodyText"/>
+            </w:pPr>
+            <w:r>
+              <w:t xml:space="preserve"> </w:t>
+            </w:r>
+          </w:p>
+        </w:tc>
+      </w:tr>
+      <w:tr>
+        <w:trPr>
+          <w:trHeight w:val="432"/>
+        </w:trPr>
+        <w:tc>
+          <w:tcPr>
+            <w:tcW w:w="3073" w:type="dxa"/>
+          </w:tcPr>
+          <w:p>
+            <w:pPr>
+              <w:pStyle w:val="BodyText"/>
+              <w:jc w:val="center"/>
+            </w:pPr>
+            <w:r>
+              <w:t xml:space="preserve"> SOURCE_SYSTEM </w:t>
+            </w:r>
+          </w:p>
+        </w:tc>
+        <w:tc>
+          <w:tcPr>
+            <w:tcW w:w="3330" w:type="dxa"/>
+          </w:tcPr>
+          <w:p>
+            <w:pPr>
+              <w:pStyle w:val="BodyText"/>
+            </w:pPr>
+            <w:r>
+              <w:t xml:space="preserve"> VARCHAR(50) NOT NULL </w:t>
+            </w:r>
+          </w:p>
+        </w:tc>
+        <w:tc>
+          <w:tcPr>
+            <w:tcW w:w="2790" w:type="dxa"/>
+          </w:tcPr>
+          <w:p>
+            <w:pPr>
+              <w:pStyle w:val="BodyText"/>
+            </w:pPr>
+            <w:r>
+              <w:t xml:space="preserve"> </w:t>
+            </w:r>
+          </w:p>
+        </w:tc>
+      </w:tr>
+      <w:tr>
+        <w:trPr>
+          <w:trHeight w:val="432"/>
+        </w:trPr>
+        <w:tc>
+          <w:tcPr>
+            <w:tcW w:w="3073" w:type="dxa"/>
+          </w:tcPr>
+          <w:p>
+            <w:pPr>
+              <w:pStyle w:val="BodyText"/>
+              <w:jc w:val="center"/>
+            </w:pPr>
+            <w:r>
+              <w:t xml:space="preserve"> SOURCE_ENTITY </w:t>
+            </w:r>
+          </w:p>
+        </w:tc>
+        <w:tc>
+          <w:tcPr>
+            <w:tcW w:w="3330" w:type="dxa"/>
+          </w:tcPr>
+          <w:p>
+            <w:pPr>
+              <w:pStyle w:val="BodyText"/>
+            </w:pPr>
+            <w:r>
+              <w:t xml:space="preserve"> VARCHAR(50) NOT NULL </w:t>
+            </w:r>
+          </w:p>
+        </w:tc>
+        <w:tc>
+          <w:tcPr>
+            <w:tcW w:w="2790" w:type="dxa"/>
+          </w:tcPr>
+          <w:p>
+            <w:pPr>
+              <w:pStyle w:val="BodyText"/>
+            </w:pPr>
+            <w:r>
+              <w:t xml:space="preserve"> </w:t>
+            </w:r>
+          </w:p>
+        </w:tc>
+      </w:tr>
+      <w:tr>
+        <w:trPr>
+          <w:trHeight w:val="432"/>
+        </w:trPr>
+        <w:tc>
+          <w:tcPr>
+            <w:tcW w:w="3073" w:type="dxa"/>
+          </w:tcPr>
+          <w:p>
+            <w:pPr>
+              <w:pStyle w:val="BodyText"/>
+              <w:jc w:val="center"/>
+            </w:pPr>
+            <w:r>
+              <w:t xml:space="preserve"> SOURCE_ID </w:t>
+            </w:r>
+          </w:p>
+        </w:tc>
+        <w:tc>
+          <w:tcPr>
+            <w:tcW w:w="3330" w:type="dxa"/>
+          </w:tcPr>
+          <w:p>
+            <w:pPr>
+              <w:pStyle w:val="BodyText"/>
+            </w:pPr>
+            <w:r>
+              <w:t xml:space="preserve"> VARCHAR(100) NOT NULL </w:t>
+            </w:r>
+          </w:p>
+        </w:tc>
+        <w:tc>
+          <w:tcPr>
+            <w:tcW w:w="2790" w:type="dxa"/>
+          </w:tcPr>
+          <w:p>
+            <w:pPr>
+              <w:pStyle w:val="BodyText"/>
+            </w:pPr>
+            <w:r>
+              <w:t xml:space="preserve"> </w:t>
+            </w:r>
+          </w:p>
+        </w:tc>
+      </w:tr>
+    </w:tbl>
+    <w:p>
+      <w:pPr>
+        <w:pStyle w:val="BodyText"/>
+      </w:pPr>
+    </w:p>
+    <w:p>
+      <w:pPr>
+        <w:pStyle w:val="Heading4"/>
+      </w:pPr>
+      <w:r>
+        <w:lastRenderedPageBreak/>
+        <w:t>CE_STORES (SCD Type 1)</w:t>
+      </w:r>
+    </w:p>
+    <w:tbl>
+      <w:tblPr>
+        <w:tblW w:w="0" w:type="auto"/>
+        <w:tblInd w:w="-5" w:type="dxa"/>
+        <w:tblBorders>
+          <w:top w:val="single" w:sz="4" w:space="0" w:color="76CDD8"/>
+          <w:left w:val="single" w:sz="4" w:space="0" w:color="76CDD8"/>
+          <w:bottom w:val="single" w:sz="4" w:space="0" w:color="76CDD8"/>
+          <w:right w:val="single" w:sz="4" w:space="0" w:color="76CDD8"/>
+          <w:insideH w:val="single" w:sz="4" w:space="0" w:color="76CDD8"/>
+          <w:insideV w:val="single" w:sz="4" w:space="0" w:color="76CDD8"/>
+        </w:tblBorders>
+        <w:tblLayout w:type="fixed"/>
+        <w:tblLook w:val="0000" w:firstRow="0" w:lastRow="0" w:firstColumn="0" w:lastColumn="0" w:noHBand="0" w:noVBand="0"/>
+      </w:tblPr>
+      <w:tblGrid>
+        <w:gridCol w:w="3073"/>
+        <w:gridCol w:w="3330"/>
+        <w:gridCol w:w="2790"/>
+      </w:tblGrid>
+      <w:tr>
+        <w:trPr>
+          <w:trHeight w:val="292"/>
+        </w:trPr>
+        <w:tc>
+          <w:tcPr>
+            <w:tcW w:w="3073" w:type="dxa"/>
+            <w:shd w:val="clear" w:color="auto" w:fill="76CDD8"/>
+          </w:tcPr>
+          <w:p>
+            <w:pPr>
+              <w:pStyle w:val="BodyText"/>
+              <w:widowControl w:val="0"/>
+              <w:spacing w:line="360" w:lineRule="auto"/>
+              <w:jc w:val="center"/>
+              <w:rPr>
+                <w:color w:val="FFFFFF" w:themeColor="background1"/>
+                <w:sz w:val="18"/>
+                <w:szCs w:val="18"/>
+              </w:rPr>
+            </w:pPr>
+            <w:r>
+              <w:t xml:space="preserve"> Column Name </w:t>
+            </w:r>
+          </w:p>
+        </w:tc>
+        <w:tc>
+          <w:tcPr>
+            <w:tcW w:w="3330" w:type="dxa"/>
+            <w:shd w:val="clear" w:color="auto" w:fill="76CDD8"/>
+          </w:tcPr>
+          <w:p>
+            <w:pPr>
+              <w:pStyle w:val="BodyText"/>
+              <w:widowControl w:val="0"/>
+              <w:spacing w:line="360" w:lineRule="auto"/>
+              <w:jc w:val="center"/>
+              <w:rPr>
+                <w:color w:val="FFFFFF" w:themeColor="background1"/>
+                <w:sz w:val="18"/>
+                <w:szCs w:val="18"/>
+              </w:rPr>
+            </w:pPr>
+            <w:r>
+              <w:t xml:space="preserve"> Data Type </w:t>
+            </w:r>
+          </w:p>
+        </w:tc>
+        <w:tc>
+          <w:tcPr>
+            <w:tcW w:w="2790" w:type="dxa"/>
+            <w:shd w:val="clear" w:color="auto" w:fill="76CDD8"/>
+          </w:tcPr>
+          <w:p>
+            <w:pPr>
+              <w:pStyle w:val="BodyText"/>
+              <w:widowControl w:val="0"/>
+              <w:spacing w:line="360" w:lineRule="auto"/>
+              <w:rPr>
+                <w:color w:val="FFFFFF" w:themeColor="background1"/>
+                <w:sz w:val="18"/>
+                <w:szCs w:val="18"/>
+              </w:rPr>
+            </w:pPr>
+            <w:r>
+              <w:t xml:space="preserve"> Notes </w:t>
+            </w:r>
+          </w:p>
+        </w:tc>
+      </w:tr>
+      <w:tr>
+        <w:trPr>
+          <w:trHeight w:val="432"/>
+        </w:trPr>
+        <w:tc>
+          <w:tcPr>
+            <w:tcW w:w="3073" w:type="dxa"/>
+          </w:tcPr>
+          <w:p>
+            <w:pPr>
+              <w:pStyle w:val="BodyText"/>
+            </w:pPr>
+            <w:r>
+              <w:t xml:space="preserve"> STORE_ID </w:t>
+            </w:r>
+          </w:p>
+        </w:tc>
+        <w:tc>
+          <w:tcPr>
+            <w:tcW w:w="3330" w:type="dxa"/>
+          </w:tcPr>
+          <w:p>
+            <w:pPr>
+              <w:pStyle w:val="BodyText"/>
+            </w:pPr>
+            <w:r>
+              <w:t xml:space="preserve"> BIGINT NOT NULL </w:t>
+            </w:r>
+          </w:p>
+        </w:tc>
+        <w:tc>
+          <w:tcPr>
+            <w:tcW w:w="2790" w:type="dxa"/>
+          </w:tcPr>
+          <w:p>
+            <w:pPr>
+              <w:pStyle w:val="BodyText"/>
+            </w:pPr>
+            <w:r>
+              <w:t xml:space="preserve"> PK — sequence </w:t>
+            </w:r>
+          </w:p>
+        </w:tc>
+      </w:tr>
+      <w:tr>
+        <w:trPr>
+          <w:trHeight w:val="432"/>
+        </w:trPr>
+        <w:tc>
+          <w:tcPr>
+            <w:tcW w:w="3073" w:type="dxa"/>
+          </w:tcPr>
+          <w:p>
+            <w:pPr>
+              <w:pStyle w:val="BodyText"/>
+            </w:pPr>
+            <w:r>
+              <w:t xml:space="preserve"> STORE_SRC_ID </w:t>
+            </w:r>
+          </w:p>
+        </w:tc>
+        <w:tc>
+          <w:tcPr>
+            <w:tcW w:w="3330" w:type="dxa"/>
+          </w:tcPr>
+          <w:p>
+            <w:pPr>
+              <w:pStyle w:val="BodyText"/>
+            </w:pPr>
+            <w:r>
+              <w:t xml:space="preserve"> VARCHAR(50) NOT NULL </w:t>
+            </w:r>
+          </w:p>
+        </w:tc>
+        <w:tc>
+          <w:tcPr>
+            <w:tcW w:w="2790" w:type="dxa"/>
+          </w:tcPr>
+          <w:p>
+            <w:pPr>
+              <w:pStyle w:val="BodyText"/>
+            </w:pPr>
+            <w:r>
+              <w:t xml:space="preserve"> NK — store_code / 'ECOMMERCE' </w:t>
+            </w:r>
+          </w:p>
+        </w:tc>
+      </w:tr>
+      <w:tr>
+        <w:trPr>
+          <w:trHeight w:val="432"/>
+        </w:trPr>
+        <w:tc>
+          <w:tcPr>
+            <w:tcW w:w="3073" w:type="dxa"/>
+          </w:tcPr>
+          <w:p>
+            <w:pPr>
+              <w:pStyle w:val="BodyText"/>
+            </w:pPr>
+            <w:r>
+              <w:t xml:space="preserve"> STORE_CHANNEL </w:t>
+            </w:r>
+          </w:p>
+        </w:tc>
+        <w:tc>
+          <w:tcPr>
+            <w:tcW w:w="3330" w:type="dxa"/>
+          </w:tcPr>
+          <w:p>
+            <w:pPr>
+              <w:pStyle w:val="BodyText"/>
+            </w:pPr>
+            <w:r>
+              <w:t xml:space="preserve"> VARCHAR(20) NOT NULL </w:t>
+            </w:r>
+          </w:p>
+        </w:tc>
+        <w:tc>
+          <w:tcPr>
+            <w:tcW w:w="2790" w:type="dxa"/>
+          </w:tcPr>
+          <w:p>
+            <w:pPr>
+              <w:pStyle w:val="BodyText"/>
+            </w:pPr>
+            <w:r>
+              <w:t xml:space="preserve"> RETAIL or ECOMMERCE </w:t>
+            </w:r>
+          </w:p>
+        </w:tc>
+      </w:tr>
+      <w:tr>
+        <w:trPr>
+          <w:trHeight w:val="432"/>
+        </w:trPr>
+        <w:tc>
+          <w:tcPr>
+            <w:tcW w:w="3073" w:type="dxa"/>
+          </w:tcPr>
+          <w:p>
+            <w:pPr>
+              <w:pStyle w:val="BodyText"/>
+            </w:pPr>
+            <w:r>
+              <w:t xml:space="preserve"> STORE_ZONE_CODE </w:t>
+            </w:r>
+          </w:p>
+        </w:tc>
+        <w:tc>
+          <w:tcPr>
+            <w:tcW w:w="3330" w:type="dxa"/>
+          </w:tcPr>
+          <w:p>
+            <w:pPr>
+              <w:pStyle w:val="BodyText"/>
+            </w:pPr>
+            <w:r>
+              <w:t xml:space="preserve"> VARCHAR(50) NOT NULL </w:t>
+            </w:r>
+          </w:p>
+        </w:tc>
+        <w:tc>
+          <w:tcPr>
+            <w:tcW w:w="2790" w:type="dxa"/>
+          </w:tcPr>
+          <w:p>
+            <w:pPr>
+              <w:pStyle w:val="BodyText"/>
+            </w:pPr>
+            <w:r>
+              <w:t xml:space="preserve"> South / East / West / North / N/A </w:t>
+            </w:r>
+          </w:p>
+        </w:tc>
+      </w:tr>
+      <w:tr>
+        <w:trPr>
+          <w:trHeight w:val="432"/>
+        </w:trPr>
+        <w:tc>
+          <w:tcPr>
+            <w:tcW w:w="3073" w:type="dxa"/>
+          </w:tcPr>
+          <w:p>
+            <w:pPr>
+              <w:pStyle w:val="BodyText"/>
+            </w:pPr>
+            <w:r>
+              <w:t xml:space="preserve"> STORE_ADDRESS </w:t>
+            </w:r>
+          </w:p>
+        </w:tc>
+        <w:tc>
+          <w:tcPr>
+            <w:tcW w:w="3330" w:type="dxa"/>
+          </w:tcPr>
+          <w:p>
+            <w:pPr>
+              <w:pStyle w:val="BodyText"/>
+            </w:pPr>
+            <w:r>
+              <w:t xml:space="preserve"> VARCHAR(200) NOT NULL </w:t>
+            </w:r>
+          </w:p>
+        </w:tc>
+        <w:tc>
+          <w:tcPr>
+            <w:tcW w:w="2790" w:type="dxa"/>
+          </w:tcPr>
+          <w:p>
+            <w:pPr>
+              <w:pStyle w:val="BodyText"/>
+            </w:pPr>
+            <w:r>
+              <w:t xml:space="preserve"> N/A for ecom </w:t>
+            </w:r>
+          </w:p>
+        </w:tc>
+      </w:tr>
+      <w:tr>
+        <w:trPr>
+          <w:trHeight w:val="432"/>
+        </w:trPr>
+        <w:tc>
+          <w:tcPr>
+            <w:tcW w:w="3073" w:type="dxa"/>
+          </w:tcPr>
+          <w:p>
+            <w:pPr>
+              <w:pStyle w:val="BodyText"/>
+            </w:pPr>
+            <w:r>
+              <w:t xml:space="preserve"> STORE_CITY </w:t>
+            </w:r>
+          </w:p>
+        </w:tc>
+        <w:tc>
+          <w:tcPr>
+            <w:tcW w:w="3330" w:type="dxa"/>
+          </w:tcPr>
+          <w:p>
+            <w:pPr>
+              <w:pStyle w:val="BodyText"/>
+            </w:pPr>
+            <w:r>
+              <w:t xml:space="preserve"> VARCHAR(100) NOT NULL </w:t>
+            </w:r>
+          </w:p>
+        </w:tc>
+        <w:tc>
+          <w:tcPr>
+            <w:tcW w:w="2790" w:type="dxa"/>
+          </w:tcPr>
+          <w:p>
+            <w:pPr>
+              <w:pStyle w:val="BodyText"/>
+            </w:pPr>
+            <w:r>
+              <w:t xml:space="preserve"> N/A for ecom </w:t>
+            </w:r>
+          </w:p>
+        </w:tc>
+      </w:tr>
+      <w:tr>
+        <w:trPr>
+          <w:trHeight w:val="432"/>
+        </w:trPr>
+        <w:tc>
+          <w:tcPr>
+            <w:tcW w:w="3073" w:type="dxa"/>
+          </w:tcPr>
+          <w:p>
+            <w:pPr>
+              <w:pStyle w:val="BodyText"/>
+            </w:pPr>
+            <w:r>
+              <w:t xml:space="preserve"> STORE_STATE </w:t>
+            </w:r>
+          </w:p>
+        </w:tc>
+        <w:tc>
+          <w:tcPr>
+            <w:tcW w:w="3330" w:type="dxa"/>
+          </w:tcPr>
+          <w:p>
+            <w:pPr>
+              <w:pStyle w:val="BodyText"/>
+            </w:pPr>
+            <w:r>
+              <w:t xml:space="preserve"> CHAR(2) NOT NULL </w:t>
+            </w:r>
+          </w:p>
+        </w:tc>
+        <w:tc>
+          <w:tcPr>
+            <w:tcW w:w="2790" w:type="dxa"/>
+          </w:tcPr>
+          <w:p>
+            <w:pPr>
+              <w:pStyle w:val="BodyText"/>
+            </w:pPr>
+            <w:r>
+              <w:t xml:space="preserve"> N/A for ecom </w:t>
+            </w:r>
+          </w:p>
+        </w:tc>
+      </w:tr>
+      <w:tr>
+        <w:trPr>
+          <w:trHeight w:val="432"/>
+        </w:trPr>
+        <w:tc>
+          <w:tcPr>
+            <w:tcW w:w="3073" w:type="dxa"/>
+          </w:tcPr>
+          <w:p>
+            <w:pPr>
+              <w:pStyle w:val="BodyText"/>
+            </w:pPr>
+            <w:r>
+              <w:t xml:space="preserve"> STORE_POSTAL_CODE </w:t>
+            </w:r>
+          </w:p>
+        </w:tc>
+        <w:tc>
+          <w:tcPr>
+            <w:tcW w:w="3330" w:type="dxa"/>
+          </w:tcPr>
+          <w:p>
+            <w:pPr>
+              <w:pStyle w:val="BodyText"/>
+            </w:pPr>
+            <w:r>
+              <w:t xml:space="preserve"> VARCHAR(10) NOT NULL </w:t>
+            </w:r>
+          </w:p>
+        </w:tc>
+        <w:tc>
+          <w:tcPr>
+            <w:tcW w:w="2790" w:type="dxa"/>
+          </w:tcPr>
+          <w:p>
+            <w:pPr>
+              <w:pStyle w:val="BodyText"/>
+            </w:pPr>
+            <w:r>
+              <w:t xml:space="preserve"> N/A for ecom </w:t>
+            </w:r>
+          </w:p>
+        </w:tc>
+      </w:tr>
+      <w:tr>
+        <w:trPr>
+          <w:trHeight w:val="432"/>
+        </w:trPr>
+        <w:tc>
+          <w:tcPr>
+            <w:tcW w:w="3073" w:type="dxa"/>
+          </w:tcPr>
+          <w:p>
+            <w:pPr>
+              <w:pStyle w:val="BodyText"/>
+            </w:pPr>
+            <w:r>
+              <w:t xml:space="preserve"> INSERT_DT </w:t>
+            </w:r>
+          </w:p>
+        </w:tc>
+        <w:tc>
+          <w:tcPr>
+            <w:tcW w:w="3330" w:type="dxa"/>
+          </w:tcPr>
+          <w:p>
+            <w:pPr>
+              <w:pStyle w:val="BodyText"/>
+            </w:pPr>
+            <w:r>
+              <w:t xml:space="preserve"> DATE NOT NULL </w:t>
+            </w:r>
+          </w:p>
+        </w:tc>
+        <w:tc>
+          <w:tcPr>
+            <w:tcW w:w="2790" w:type="dxa"/>
+          </w:tcPr>
+          <w:p>
+            <w:pPr>
+              <w:pStyle w:val="BodyText"/>
+            </w:pPr>
+            <w:r>
+              <w:t xml:space="preserve"> </w:t>
+            </w:r>
+          </w:p>
+        </w:tc>
+      </w:tr>
+      <w:tr>
+        <w:trPr>
+          <w:trHeight w:val="432"/>
+        </w:trPr>
+        <w:tc>
+          <w:tcPr>
+            <w:tcW w:w="3073" w:type="dxa"/>
+          </w:tcPr>
+          <w:p>
+            <w:pPr>
+              <w:pStyle w:val="BodyText"/>
+            </w:pPr>
+            <w:r>
+              <w:t xml:space="preserve"> UPDATE_DT </w:t>
+            </w:r>
+          </w:p>
+        </w:tc>
+        <w:tc>
+          <w:tcPr>
+            <w:tcW w:w="3330" w:type="dxa"/>
+          </w:tcPr>
+          <w:p>
+            <w:pPr>
+              <w:pStyle w:val="BodyText"/>
+            </w:pPr>
+            <w:r>
+              <w:t xml:space="preserve"> DATE NOT NULL </w:t>
+            </w:r>
+          </w:p>
+        </w:tc>
+        <w:tc>
+          <w:tcPr>
+            <w:tcW w:w="2790" w:type="dxa"/>
+          </w:tcPr>
+          <w:p>
+            <w:pPr>
+              <w:pStyle w:val="BodyText"/>
+            </w:pPr>
+            <w:r>
+              <w:t xml:space="preserve"> </w:t>
+            </w:r>
+          </w:p>
+        </w:tc>
+      </w:tr>
+      <w:tr>
+        <w:trPr>
+          <w:trHeight w:val="432"/>
+        </w:trPr>
+        <w:tc>
+          <w:tcPr>
+            <w:tcW w:w="3073" w:type="dxa"/>
+          </w:tcPr>
+          <w:p>
+            <w:pPr>
+              <w:pStyle w:val="BodyText"/>
+            </w:pPr>
+            <w:r>
+              <w:t xml:space="preserve"> SOURCE_SYSTEM </w:t>
+            </w:r>
+          </w:p>
+        </w:tc>
+        <w:tc>
+          <w:tcPr>
+            <w:tcW w:w="3330" w:type="dxa"/>
+          </w:tcPr>
+          <w:p>
+            <w:pPr>
+              <w:pStyle w:val="BodyText"/>
+            </w:pPr>
+            <w:r>
+              <w:t xml:space="preserve"> VARCHAR(50) NOT NULL </w:t>
+            </w:r>
+          </w:p>
+        </w:tc>
+        <w:tc>
+          <w:tcPr>
+            <w:tcW w:w="2790" w:type="dxa"/>
+          </w:tcPr>
+          <w:p>
+            <w:pPr>
+              <w:pStyle w:val="BodyText"/>
+            </w:pPr>
+            <w:r>
+              <w:t xml:space="preserve"> </w:t>
+            </w:r>
+          </w:p>
+        </w:tc>
+      </w:tr>
+      <w:tr>
+        <w:trPr>
+          <w:trHeight w:val="432"/>
+        </w:trPr>
+        <w:tc>
+          <w:tcPr>
+            <w:tcW w:w="3073" w:type="dxa"/>
+          </w:tcPr>
+          <w:p>
+            <w:pPr>
+              <w:pStyle w:val="BodyText"/>
+            </w:pPr>
+            <w:r>
+              <w:t xml:space="preserve"> SOURCE_ENTITY </w:t>
+            </w:r>
+          </w:p>
+        </w:tc>
+        <w:tc>
+          <w:tcPr>
+            <w:tcW w:w="3330" w:type="dxa"/>
+          </w:tcPr>
+          <w:p>
+            <w:pPr>
+              <w:pStyle w:val="BodyText"/>
+            </w:pPr>
+            <w:r>
+              <w:t xml:space="preserve"> VARCHAR(50) NOT NULL </w:t>
+            </w:r>
+          </w:p>
+        </w:tc>
+        <w:tc>
+          <w:tcPr>
+            <w:tcW w:w="2790" w:type="dxa"/>
+          </w:tcPr>
+          <w:p>
+            <w:pPr>
+              <w:pStyle w:val="BodyText"/>
+            </w:pPr>
+            <w:r>
+              <w:t xml:space="preserve"> </w:t>
+            </w:r>
+          </w:p>
+        </w:tc>
+      </w:tr>
+      <w:tr>
+        <w:trPr>
+          <w:trHeight w:val="432"/>
+        </w:trPr>
+        <w:tc>
+          <w:tcPr>
+            <w:tcW w:w="3073" w:type="dxa"/>
+          </w:tcPr>
+          <w:p>
+            <w:pPr>
+              <w:pStyle w:val="BodyText"/>
+            </w:pPr>
+            <w:r>
+              <w:t xml:space="preserve"> SOURCE_ID </w:t>
+            </w:r>
+          </w:p>
+        </w:tc>
+        <w:tc>
+          <w:tcPr>
+            <w:tcW w:w="3330" w:type="dxa"/>
+          </w:tcPr>
+          <w:p>
+            <w:pPr>
+              <w:pStyle w:val="BodyText"/>
+            </w:pPr>
+            <w:r>
+              <w:t xml:space="preserve"> VARCHAR(100) NOT NULL </w:t>
+            </w:r>
+          </w:p>
+        </w:tc>
+        <w:tc>
+          <w:tcPr>
+            <w:tcW w:w="2790" w:type="dxa"/>
+          </w:tcPr>
+          <w:p>
+            <w:pPr>
+              <w:pStyle w:val="BodyText"/>
+            </w:pPr>
+            <w:r>
+              <w:t xml:space="preserve"> </w:t>
+            </w:r>
+          </w:p>
+        </w:tc>
+      </w:tr>
+    </w:tbl>
+    <w:p>
+      <w:pPr>
+        <w:pStyle w:val="BodyText"/>
+      </w:pPr>
+    </w:p>
+    <w:p>
+      <w:pPr>
+        <w:pStyle w:val="Heading4"/>
+      </w:pPr>
+      <w:r>
+        <w:t>CE_PAYMENT_TYPES (SCD Type 0)</w:t>
+      </w:r>
+    </w:p>
+    <w:tbl>
+      <w:tblPr>
+        <w:tblW w:w="0" w:type="auto"/>
+        <w:tblInd w:w="-5" w:type="dxa"/>
+        <w:tblBorders>
+          <w:top w:val="single" w:sz="4" w:space="0" w:color="76CDD8"/>
+          <w:left w:val="single" w:sz="4" w:space="0" w:color="76CDD8"/>
+          <w:bottom w:val="single" w:sz="4" w:space="0" w:color="76CDD8"/>
+          <w:right w:val="single" w:sz="4" w:space="0" w:color="76CDD8"/>
+          <w:insideH w:val="single" w:sz="4" w:space="0" w:color="76CDD8"/>
+          <w:insideV w:val="single" w:sz="4" w:space="0" w:color="76CDD8"/>
+        </w:tblBorders>
+        <w:tblLayout w:type="fixed"/>
+        <w:tblLook w:val="0000" w:firstRow="0" w:lastRow="0" w:firstColumn="0" w:lastColumn="0" w:noHBand="0" w:noVBand="0"/>
+      </w:tblPr>
+      <w:tblGrid>
+        <w:gridCol w:w="3073"/>
+        <w:gridCol w:w="3330"/>
+        <w:gridCol w:w="2790"/>
+      </w:tblGrid>
+      <w:tr>
+        <w:trPr>
+          <w:trHeight w:val="292"/>
+        </w:trPr>
+        <w:tc>
+          <w:tcPr>
+            <w:tcW w:w="3073" w:type="dxa"/>
+            <w:shd w:val="clear" w:color="auto" w:fill="76CDD8"/>
+          </w:tcPr>
+          <w:p>
+            <w:pPr>
+              <w:pStyle w:val="BodyText"/>
+              <w:widowControl w:val="0"/>
+              <w:spacing w:line="360" w:lineRule="auto"/>
+              <w:jc w:val="center"/>
+              <w:rPr>
+                <w:color w:val="FFFFFF" w:themeColor="background1"/>
+                <w:sz w:val="18"/>
+                <w:szCs w:val="18"/>
+              </w:rPr>
+            </w:pPr>
+            <w:r>
+              <w:t xml:space="preserve"> Column Name </w:t>
+            </w:r>
+          </w:p>
+        </w:tc>
+        <w:tc>
+          <w:tcPr>
+            <w:tcW w:w="3330" w:type="dxa"/>
+            <w:shd w:val="clear" w:color="auto" w:fill="76CDD8"/>
+          </w:tcPr>
+          <w:p>
+            <w:pPr>
+              <w:pStyle w:val="BodyText"/>
+              <w:widowControl w:val="0"/>
+              <w:spacing w:line="360" w:lineRule="auto"/>
+              <w:jc w:val="center"/>
+              <w:rPr>
+                <w:color w:val="FFFFFF" w:themeColor="background1"/>
+                <w:sz w:val="18"/>
+                <w:szCs w:val="18"/>
+              </w:rPr>
+            </w:pPr>
+            <w:r>
+              <w:t xml:space="preserve"> Data Type </w:t>
+            </w:r>
+          </w:p>
+        </w:tc>
+        <w:tc>
+          <w:tcPr>
+            <w:tcW w:w="2790" w:type="dxa"/>
+            <w:shd w:val="clear" w:color="auto" w:fill="76CDD8"/>
+          </w:tcPr>
+          <w:p>
+            <w:pPr>
+              <w:pStyle w:val="BodyText"/>
+              <w:widowControl w:val="0"/>
+              <w:spacing w:line="360" w:lineRule="auto"/>
+              <w:rPr>
+                <w:color w:val="FFFFFF" w:themeColor="background1"/>
+                <w:sz w:val="18"/>
+                <w:szCs w:val="18"/>
+              </w:rPr>
+            </w:pPr>
+            <w:r>
+              <w:t xml:space="preserve"> Notes </w:t>
+            </w:r>
+          </w:p>
+        </w:tc>
+      </w:tr>
+      <w:tr>
+        <w:trPr>
+          <w:trHeight w:val="432"/>
+        </w:trPr>
+        <w:tc>
+          <w:tcPr>
+            <w:tcW w:w="3073" w:type="dxa"/>
+          </w:tcPr>
+          <w:p>
+            <w:pPr>
+              <w:pStyle w:val="BodyText"/>
+            </w:pPr>
+            <w:r>
+              <w:t xml:space="preserve"> PAYMENT_TYPE_ID </w:t>
+            </w:r>
+          </w:p>
+        </w:tc>
+        <w:tc>
+          <w:tcPr>
+            <w:tcW w:w="3330" w:type="dxa"/>
+          </w:tcPr>
+          <w:p>
+            <w:pPr>
+              <w:pStyle w:val="BodyText"/>
+            </w:pPr>
+            <w:r>
+              <w:t xml:space="preserve"> BIGINT NOT NULL </w:t>
+            </w:r>
+          </w:p>
+        </w:tc>
+        <w:tc>
+          <w:tcPr>
+            <w:tcW w:w="2790" w:type="dxa"/>
+          </w:tcPr>
+          <w:p>
+            <w:pPr>
+              <w:pStyle w:val="BodyText"/>
+            </w:pPr>
+            <w:r>
+              <w:t xml:space="preserve"> PK — sequence </w:t>
+            </w:r>
+          </w:p>
+        </w:tc>
+      </w:tr>
+      <w:tr>
+        <w:trPr>
+          <w:trHeight w:val="432"/>
+        </w:trPr>
+        <w:tc>
+          <w:tcPr>
+            <w:tcW w:w="3073" w:type="dxa"/>
+          </w:tcPr>
+          <w:p>
+            <w:pPr>
+              <w:pStyle w:val="BodyText"/>
+            </w:pPr>
+            <w:r>
+              <w:t xml:space="preserve"> PAYMENT_TYPE_SRC_ID </w:t>
+            </w:r>
+          </w:p>
+        </w:tc>
+        <w:tc>
+          <w:tcPr>
+            <w:tcW w:w="3330" w:type="dxa"/>
+          </w:tcPr>
+          <w:p>
+            <w:pPr>
+              <w:pStyle w:val="BodyText"/>
+            </w:pPr>
+            <w:r>
+              <w:t xml:space="preserve"> VARCHAR(20) NOT NULL </w:t>
+            </w:r>
+          </w:p>
+        </w:tc>
+        <w:tc>
+          <w:tcPr>
+            <w:tcW w:w="2790" w:type="dxa"/>
+          </w:tcPr>
+          <w:p>
+            <w:pPr>
+              <w:pStyle w:val="BodyText"/>
+            </w:pPr>
+            <w:r>
+              <w:t xml:space="preserve"> NK — payment_type / payment_method </w:t>
+            </w:r>
+          </w:p>
+        </w:tc>
+      </w:tr>
+      <w:tr>
+        <w:trPr>
+          <w:trHeight w:val="432"/>
+        </w:trPr>
+        <w:tc>
+          <w:tcPr>
+            <w:tcW w:w="3073" w:type="dxa"/>
+          </w:tcPr>
+          <w:p>
+            <w:pPr>
+              <w:pStyle w:val="BodyText"/>
+            </w:pPr>
+            <w:r>
+              <w:t xml:space="preserve"> PAYMENT_TYPE_NAME </w:t>
+            </w:r>
+          </w:p>
+        </w:tc>
+        <w:tc>
+          <w:tcPr>
+            <w:tcW w:w="3330" w:type="dxa"/>
+          </w:tcPr>
+          <w:p>
+            <w:pPr>
+              <w:pStyle w:val="BodyText"/>
+            </w:pPr>
+            <w:r>
+              <w:t xml:space="preserve"> VARCHAR(50) NOT NULL </w:t>
+            </w:r>
+          </w:p>
+        </w:tc>
+        <w:tc>
+          <w:tcPr>
+            <w:tcW w:w="2790" w:type="dxa"/>
+          </w:tcPr>
+          <w:p>
+            <w:pPr>
+              <w:pStyle w:val="BodyText"/>
+            </w:pPr>
+            <w:r>
+              <w:t xml:space="preserve"> Cash / Credit Card / Debit Card </w:t>
+            </w:r>
+          </w:p>
+        </w:tc>
+      </w:tr>
+      <w:tr>
+        <w:trPr>
+          <w:trHeight w:val="432"/>
+        </w:trPr>
+        <w:tc>
+          <w:tcPr>
+            <w:tcW w:w="3073" w:type="dxa"/>
+          </w:tcPr>
+          <w:p>
+            <w:pPr>
+              <w:pStyle w:val="BodyText"/>
+            </w:pPr>
+            <w:r>
+              <w:t xml:space="preserve"> INSERT_DT </w:t>
+            </w:r>
+          </w:p>
+        </w:tc>
+        <w:tc>
+          <w:tcPr>
+            <w:tcW w:w="3330" w:type="dxa"/>
+          </w:tcPr>
+          <w:p>
+            <w:pPr>
+              <w:pStyle w:val="BodyText"/>
+            </w:pPr>
+            <w:r>
+              <w:t xml:space="preserve"> DATE NOT NULL </w:t>
+            </w:r>
+          </w:p>
+        </w:tc>
+        <w:tc>
+          <w:tcPr>
+            <w:tcW w:w="2790" w:type="dxa"/>
+          </w:tcPr>
+          <w:p>
+            <w:pPr>
+              <w:pStyle w:val="BodyText"/>
+            </w:pPr>
+            <w:r>
+              <w:t xml:space="preserve"> </w:t>
+            </w:r>
+          </w:p>
+        </w:tc>
+      </w:tr>
+      <w:tr>
+        <w:trPr>
+          <w:trHeight w:val="432"/>
+        </w:trPr>
+        <w:tc>
+          <w:tcPr>
+            <w:tcW w:w="3073" w:type="dxa"/>
+          </w:tcPr>
+          <w:p>
+            <w:pPr>
+              <w:pStyle w:val="BodyText"/>
+            </w:pPr>
+            <w:r>
+              <w:t xml:space="preserve"> UPDATE_DT </w:t>
+            </w:r>
+          </w:p>
+        </w:tc>
+        <w:tc>
+          <w:tcPr>
+            <w:tcW w:w="3330" w:type="dxa"/>
+          </w:tcPr>
+          <w:p>
+            <w:pPr>
+              <w:pStyle w:val="BodyText"/>
+            </w:pPr>
+            <w:r>
+              <w:t xml:space="preserve"> DATE NOT NULL </w:t>
+            </w:r>
+          </w:p>
+        </w:tc>
+        <w:tc>
+          <w:tcPr>
+            <w:tcW w:w="2790" w:type="dxa"/>
+          </w:tcPr>
+          <w:p>
+            <w:pPr>
+              <w:pStyle w:val="BodyText"/>
+            </w:pPr>
+            <w:r>
+              <w:t xml:space="preserve"> </w:t>
+            </w:r>
+          </w:p>
+        </w:tc>
+      </w:tr>
+      <w:tr>
+        <w:trPr>
+          <w:trHeight w:val="432"/>
+        </w:trPr>
+        <w:tc>
+          <w:tcPr>
+            <w:tcW w:w="3073" w:type="dxa"/>
+          </w:tcPr>
+          <w:p>
+            <w:pPr>
+              <w:pStyle w:val="BodyText"/>
+            </w:pPr>
+            <w:r>
+              <w:t xml:space="preserve"> SOURCE_SYSTEM </w:t>
+            </w:r>
+          </w:p>
+        </w:tc>
+        <w:tc>
+          <w:tcPr>
+            <w:tcW w:w="3330" w:type="dxa"/>
+          </w:tcPr>
+          <w:p>
+            <w:pPr>
+              <w:pStyle w:val="BodyText"/>
+            </w:pPr>
+            <w:r>
+              <w:t xml:space="preserve"> VARCHAR(50) NOT NULL </w:t>
+            </w:r>
+          </w:p>
+        </w:tc>
+        <w:tc>
+          <w:tcPr>
+            <w:tcW w:w="2790" w:type="dxa"/>
+          </w:tcPr>
+          <w:p>
+            <w:pPr>
+              <w:pStyle w:val="BodyText"/>
+            </w:pPr>
+            <w:r>
+              <w:t xml:space="preserve"> </w:t>
+            </w:r>
+          </w:p>
+        </w:tc>
+      </w:tr>
+      <w:tr>
+        <w:trPr>
+          <w:trHeight w:val="432"/>
+        </w:trPr>
+        <w:tc>
+          <w:tcPr>
+            <w:tcW w:w="3073" w:type="dxa"/>
+          </w:tcPr>
+          <w:p>
+            <w:pPr>
+              <w:pStyle w:val="BodyText"/>
+            </w:pPr>
+            <w:r>
+              <w:t xml:space="preserve"> SOURCE_ENTITY </w:t>
+            </w:r>
+          </w:p>
+        </w:tc>
+        <w:tc>
+          <w:tcPr>
+            <w:tcW w:w="3330" w:type="dxa"/>
+          </w:tcPr>
+          <w:p>
+            <w:pPr>
+              <w:pStyle w:val="BodyText"/>
+            </w:pPr>
+            <w:r>
+              <w:t xml:space="preserve"> VARCHAR(50) NOT NULL </w:t>
+            </w:r>
+          </w:p>
+        </w:tc>
+        <w:tc>
+          <w:tcPr>
+            <w:tcW w:w="2790" w:type="dxa"/>
+          </w:tcPr>
+          <w:p>
+            <w:pPr>
+              <w:pStyle w:val="BodyText"/>
+            </w:pPr>
+            <w:r>
+              <w:t xml:space="preserve"> </w:t>
+            </w:r>
+          </w:p>
+        </w:tc>
+      </w:tr>
+      <w:tr>
+        <w:trPr>
+          <w:trHeight w:val="432"/>
+        </w:trPr>
+        <w:tc>
+          <w:tcPr>
+            <w:tcW w:w="3073" w:type="dxa"/>
+          </w:tcPr>
+          <w:p>
+            <w:pPr>
+              <w:pStyle w:val="BodyText"/>
+            </w:pPr>
+            <w:r>
+              <w:t xml:space="preserve"> SOURCE_ID </w:t>
+            </w:r>
+          </w:p>
+        </w:tc>
+        <w:tc>
+          <w:tcPr>
+            <w:tcW w:w="3330" w:type="dxa"/>
+          </w:tcPr>
+          <w:p>
+            <w:pPr>
+              <w:pStyle w:val="BodyText"/>
+            </w:pPr>
+            <w:r>
+              <w:t xml:space="preserve"> VARCHAR(100) NOT NULL </w:t>
+            </w:r>
+          </w:p>
+        </w:tc>
+        <w:tc>
+          <w:tcPr>
+            <w:tcW w:w="2790" w:type="dxa"/>
+          </w:tcPr>
+          <w:p>
+            <w:pPr>
+              <w:pStyle w:val="BodyText"/>
+            </w:pPr>
+            <w:r>
+              <w:t xml:space="preserve"> </w:t>
+            </w:r>
+          </w:p>
+        </w:tc>
+      </w:tr>
+    </w:tbl>
+    <w:p>
+      <w:pPr>
+        <w:pStyle w:val="BodyText"/>
+      </w:pPr>
+    </w:p>
+    <w:p>
+      <w:pPr>
+        <w:pStyle w:val="Heading4"/>
+      </w:pPr>
+      <w:r>
+        <w:t>CE_DATES (SCD Type 0)</w:t>
+      </w:r>
+    </w:p>
+    <w:tbl>
+      <w:tblPr>
+        <w:tblW w:w="0" w:type="auto"/>
+        <w:tblInd w:w="-5" w:type="dxa"/>
+        <w:tblBorders>
+          <w:top w:val="single" w:sz="4" w:space="0" w:color="76CDD8"/>
+          <w:left w:val="single" w:sz="4" w:space="0" w:color="76CDD8"/>
+          <w:bottom w:val="single" w:sz="4" w:space="0" w:color="76CDD8"/>
+          <w:right w:val="single" w:sz="4" w:space="0" w:color="76CDD8"/>
+          <w:insideH w:val="single" w:sz="4" w:space="0" w:color="76CDD8"/>
+          <w:insideV w:val="single" w:sz="4" w:space="0" w:color="76CDD8"/>
+        </w:tblBorders>
+        <w:tblLayout w:type="fixed"/>
+        <w:tblLook w:val="0000" w:firstRow="0" w:lastRow="0" w:firstColumn="0" w:lastColumn="0" w:noHBand="0" w:noVBand="0"/>
+      </w:tblPr>
+      <w:tblGrid>
+        <w:gridCol w:w="3073"/>
+        <w:gridCol w:w="3330"/>
+        <w:gridCol w:w="2790"/>
+      </w:tblGrid>
+      <w:tr>
+        <w:trPr>
+          <w:trHeight w:val="292"/>
+        </w:trPr>
+        <w:tc>
+          <w:tcPr>
+            <w:tcW w:w="3073" w:type="dxa"/>
+            <w:shd w:val="clear" w:color="auto" w:fill="76CDD8"/>
+          </w:tcPr>
+          <w:p>
+            <w:pPr>
+              <w:pStyle w:val="BodyText"/>
+              <w:widowControl w:val="0"/>
+              <w:spacing w:line="360" w:lineRule="auto"/>
+              <w:jc w:val="center"/>
+              <w:rPr>
+                <w:color w:val="FFFFFF" w:themeColor="background1"/>
+                <w:sz w:val="18"/>
+                <w:szCs w:val="18"/>
+              </w:rPr>
+            </w:pPr>
+            <w:r>
+              <w:t xml:space="preserve"> Column Name </w:t>
+            </w:r>
+          </w:p>
+        </w:tc>
+        <w:tc>
+          <w:tcPr>
+            <w:tcW w:w="3330" w:type="dxa"/>
+            <w:shd w:val="clear" w:color="auto" w:fill="76CDD8"/>
+          </w:tcPr>
+          <w:p>
+            <w:pPr>
+              <w:pStyle w:val="BodyText"/>
+              <w:widowControl w:val="0"/>
+              <w:spacing w:line="360" w:lineRule="auto"/>
+              <w:jc w:val="center"/>
+              <w:rPr>
+                <w:color w:val="FFFFFF" w:themeColor="background1"/>
+                <w:sz w:val="18"/>
+                <w:szCs w:val="18"/>
+              </w:rPr>
+            </w:pPr>
+            <w:r>
+              <w:t xml:space="preserve"> Data Type </w:t>
+            </w:r>
+          </w:p>
+        </w:tc>
+        <w:tc>
+          <w:tcPr>
+            <w:tcW w:w="2790" w:type="dxa"/>
+            <w:shd w:val="clear" w:color="auto" w:fill="76CDD8"/>
+          </w:tcPr>
+          <w:p>
+            <w:pPr>
+              <w:pStyle w:val="BodyText"/>
+              <w:widowControl w:val="0"/>
+              <w:spacing w:line="360" w:lineRule="auto"/>
+              <w:rPr>
+                <w:color w:val="FFFFFF" w:themeColor="background1"/>
+                <w:sz w:val="18"/>
+                <w:szCs w:val="18"/>
+              </w:rPr>
+            </w:pPr>
+            <w:r>
+              <w:t xml:space="preserve"> Notes </w:t>
+            </w:r>
+          </w:p>
+        </w:tc>
+      </w:tr>
+      <w:tr>
+        <w:trPr>
+          <w:trHeight w:val="432"/>
+        </w:trPr>
+        <w:tc>
+          <w:tcPr>
+            <w:tcW w:w="3073" w:type="dxa"/>
+          </w:tcPr>
+          <w:p>
+            <w:pPr>
+              <w:pStyle w:val="BodyText"/>
+            </w:pPr>
+            <w:r>
+              <w:lastRenderedPageBreak/>
+              <w:t xml:space="preserve"> DATE_ID </w:t>
+            </w:r>
+          </w:p>
+        </w:tc>
+        <w:tc>
+          <w:tcPr>
+            <w:tcW w:w="3330" w:type="dxa"/>
+          </w:tcPr>
+          <w:p>
+            <w:pPr>
+              <w:pStyle w:val="BodyText"/>
+            </w:pPr>
+            <w:r>
+              <w:t xml:space="preserve"> BIGINT NOT NULL </w:t>
+            </w:r>
+          </w:p>
+        </w:tc>
+        <w:tc>
+          <w:tcPr>
+            <w:tcW w:w="2790" w:type="dxa"/>
+          </w:tcPr>
+          <w:p>
+            <w:pPr>
+              <w:pStyle w:val="BodyText"/>
+            </w:pPr>
+            <w:r>
+              <w:t xml:space="preserve"> PK — sequence </w:t>
+            </w:r>
+          </w:p>
+        </w:tc>
+      </w:tr>
+      <w:tr>
+        <w:trPr>
+          <w:trHeight w:val="432"/>
+        </w:trPr>
+        <w:tc>
+          <w:tcPr>
+            <w:tcW w:w="3073" w:type="dxa"/>
+          </w:tcPr>
+          <w:p>
+            <w:pPr>
+              <w:pStyle w:val="BodyText"/>
+            </w:pPr>
+            <w:r>
+              <w:t xml:space="preserve"> DATE_SRC_ID </w:t>
+            </w:r>
+          </w:p>
+        </w:tc>
+        <w:tc>
+          <w:tcPr>
+            <w:tcW w:w="3330" w:type="dxa"/>
+          </w:tcPr>
+          <w:p>
+            <w:pPr>
+              <w:pStyle w:val="BodyText"/>
+            </w:pPr>
+            <w:r>
+              <w:t xml:space="preserve"> VARCHAR(10) NOT NULL </w:t>
+            </w:r>
+          </w:p>
+        </w:tc>
+        <w:tc>
+          <w:tcPr>
+            <w:tcW w:w="2790" w:type="dxa"/>
+          </w:tcPr>
+          <w:p>
+            <w:pPr>
+              <w:pStyle w:val="BodyText"/>
+            </w:pPr>
+            <w:r>
+              <w:t xml:space="preserve"> NK — YYYYMMDD </w:t>
+            </w:r>
+          </w:p>
+        </w:tc>
+      </w:tr>
+      <w:tr>
+        <w:trPr>
+          <w:trHeight w:val="432"/>
+        </w:trPr>
+        <w:tc>
+          <w:tcPr>
+            <w:tcW w:w="3073" w:type="dxa"/>
+          </w:tcPr>
+          <w:p>
+            <w:pPr>
+              <w:pStyle w:val="BodyText"/>
+            </w:pPr>
+            <w:r>
+              <w:t xml:space="preserve"> FULL_DT </w:t>
+            </w:r>
+          </w:p>
+        </w:tc>
+        <w:tc>
+          <w:tcPr>
+            <w:tcW w:w="3330" w:type="dxa"/>
+          </w:tcPr>
+          <w:p>
+            <w:pPr>
+              <w:pStyle w:val="BodyText"/>
+            </w:pPr>
+            <w:r>
+              <w:t xml:space="preserve"> DATE NOT NULL </w:t>
+            </w:r>
+          </w:p>
+        </w:tc>
+        <w:tc>
+          <w:tcPr>
+            <w:tcW w:w="2790" w:type="dxa"/>
+          </w:tcPr>
+          <w:p>
+            <w:pPr>
+              <w:pStyle w:val="BodyText"/>
+            </w:pPr>
+            <w:r>
+              <w:t xml:space="preserve"> Actual calendar date — _DT postfix </w:t>
+            </w:r>
+          </w:p>
+        </w:tc>
+      </w:tr>
+      <w:tr>
+        <w:trPr>
+          <w:trHeight w:val="432"/>
+        </w:trPr>
+        <w:tc>
+          <w:tcPr>
+            <w:tcW w:w="3073" w:type="dxa"/>
+          </w:tcPr>
+          <w:p>
+            <w:pPr>
+              <w:pStyle w:val="BodyText"/>
+            </w:pPr>
+            <w:r>
+              <w:t xml:space="preserve"> DAY_OF_WEEK_NUM </w:t>
+            </w:r>
+          </w:p>
+        </w:tc>
+        <w:tc>
+          <w:tcPr>
+            <w:tcW w:w="3330" w:type="dxa"/>
+          </w:tcPr>
+          <w:p>
+            <w:pPr>
+              <w:pStyle w:val="BodyText"/>
+            </w:pPr>
+            <w:r>
+              <w:t xml:space="preserve"> INTEGER NOT NULL </w:t>
+            </w:r>
+          </w:p>
+        </w:tc>
+        <w:tc>
+          <w:tcPr>
+            <w:tcW w:w="2790" w:type="dxa"/>
+          </w:tcPr>
+          <w:p>
+            <w:pPr>
+              <w:pStyle w:val="BodyText"/>
+            </w:pPr>
+            <w:r>
+              <w:t xml:space="preserve"> 1–7 </w:t>
+            </w:r>
+          </w:p>
+        </w:tc>
+      </w:tr>
+      <w:tr>
+        <w:trPr>
+          <w:trHeight w:val="432"/>
+        </w:trPr>
+        <w:tc>
+          <w:tcPr>
+            <w:tcW w:w="3073" w:type="dxa"/>
+          </w:tcPr>
+          <w:p>
+            <w:pPr>
+              <w:pStyle w:val="BodyText"/>
+            </w:pPr>
+            <w:r>
+              <w:t xml:space="preserve"> DAY_OF_WEEK_DESC </w:t>
+            </w:r>
+          </w:p>
+        </w:tc>
+        <w:tc>
+          <w:tcPr>
+            <w:tcW w:w="3330" w:type="dxa"/>
+          </w:tcPr>
+          <w:p>
+            <w:pPr>
+              <w:pStyle w:val="BodyText"/>
+            </w:pPr>
+            <w:r>
+              <w:t xml:space="preserve"> VARCHAR(25) NOT NULL </w:t>
+            </w:r>
+          </w:p>
+        </w:tc>
+        <w:tc>
+          <w:tcPr>
+            <w:tcW w:w="2790" w:type="dxa"/>
+          </w:tcPr>
+          <w:p>
+            <w:pPr>
+              <w:pStyle w:val="BodyText"/>
+            </w:pPr>
+            <w:r>
+              <w:t xml:space="preserve"> Monday–Sunday </w:t>
+            </w:r>
+          </w:p>
+        </w:tc>
+      </w:tr>
+      <w:tr>
+        <w:trPr>
+          <w:trHeight w:val="432"/>
+        </w:trPr>
+        <w:tc>
+          <w:tcPr>
+            <w:tcW w:w="3073" w:type="dxa"/>
+          </w:tcPr>
+          <w:p>
+            <w:pPr>
+              <w:pStyle w:val="BodyText"/>
+            </w:pPr>
+            <w:r>
+              <w:t xml:space="preserve"> IS_WEEKEND </w:t>
+            </w:r>
+          </w:p>
+        </w:tc>
+        <w:tc>
+          <w:tcPr>
+            <w:tcW w:w="3330" w:type="dxa"/>
+          </w:tcPr>
+          <w:p>
+            <w:pPr>
+              <w:pStyle w:val="BodyText"/>
+            </w:pPr>
+            <w:r>
+              <w:t xml:space="preserve"> INTEGER NOT NULL </w:t>
+            </w:r>
+          </w:p>
+        </w:tc>
+        <w:tc>
+          <w:tcPr>
+            <w:tcW w:w="2790" w:type="dxa"/>
+          </w:tcPr>
+          <w:p>
+            <w:pPr>
+              <w:pStyle w:val="BodyText"/>
+            </w:pPr>
+            <w:r>
+              <w:t xml:space="preserve"> 1 / 0 </w:t>
+            </w:r>
+          </w:p>
+        </w:tc>
+      </w:tr>
+      <w:tr>
+        <w:trPr>
+          <w:trHeight w:val="432"/>
+        </w:trPr>
+        <w:tc>
+          <w:tcPr>
+            <w:tcW w:w="3073" w:type="dxa"/>
+          </w:tcPr>
+          <w:p>
+            <w:pPr>
+              <w:pStyle w:val="BodyText"/>
+            </w:pPr>
+            <w:r>
+              <w:t xml:space="preserve"> DAY_OF_MONTH_NUM </w:t>
+            </w:r>
+          </w:p>
+        </w:tc>
+        <w:tc>
+          <w:tcPr>
+            <w:tcW w:w="3330" w:type="dxa"/>
+          </w:tcPr>
+          <w:p>
+            <w:pPr>
+              <w:pStyle w:val="BodyText"/>
+            </w:pPr>
+            <w:r>
+              <w:t xml:space="preserve"> INTEGER NOT NULL </w:t>
+            </w:r>
+          </w:p>
+        </w:tc>
+        <w:tc>
+          <w:tcPr>
+            <w:tcW w:w="2790" w:type="dxa"/>
+          </w:tcPr>
+          <w:p>
+            <w:pPr>
+              <w:pStyle w:val="BodyText"/>
+            </w:pPr>
+            <w:r>
+              <w:t xml:space="preserve"> 1–31 </w:t>
+            </w:r>
+          </w:p>
+        </w:tc>
+      </w:tr>
+      <w:tr>
+        <w:trPr>
+          <w:trHeight w:val="432"/>
+        </w:trPr>
+        <w:tc>
+          <w:tcPr>
+            <w:tcW w:w="3073" w:type="dxa"/>
+          </w:tcPr>
+          <w:p>
+            <w:pPr>
+              <w:pStyle w:val="BodyText"/>
+            </w:pPr>
+            <w:r>
+              <w:t xml:space="preserve"> WEEK_NUM </w:t>
+            </w:r>
+          </w:p>
+        </w:tc>
+        <w:tc>
+          <w:tcPr>
+            <w:tcW w:w="3330" w:type="dxa"/>
+          </w:tcPr>
+          <w:p>
+            <w:pPr>
+              <w:pStyle w:val="BodyText"/>
+            </w:pPr>
+            <w:r>
+              <w:t xml:space="preserve"> INTEGER NOT NULL </w:t>
+            </w:r>
+          </w:p>
+        </w:tc>
+        <w:tc>
+          <w:tcPr>
+            <w:tcW w:w="2790" w:type="dxa"/>
+          </w:tcPr>
+          <w:p>
+            <w:pPr>
+              <w:pStyle w:val="BodyText"/>
+            </w:pPr>
+            <w:r>
+              <w:t xml:space="preserve"> 1–52 </w:t>
+            </w:r>
+          </w:p>
+        </w:tc>
+      </w:tr>
+      <w:tr>
+        <w:trPr>
+          <w:trHeight w:val="432"/>
+        </w:trPr>
+        <w:tc>
+          <w:tcPr>
+            <w:tcW w:w="3073" w:type="dxa"/>
+          </w:tcPr>
+          <w:p>
+            <w:pPr>
+              <w:pStyle w:val="BodyText"/>
+            </w:pPr>
+            <w:r>
+              <w:t xml:space="preserve"> MONTH_NUM </w:t>
+            </w:r>
+          </w:p>
+        </w:tc>
+        <w:tc>
+          <w:tcPr>
+            <w:tcW w:w="3330" w:type="dxa"/>
+          </w:tcPr>
+          <w:p>
+            <w:pPr>
+              <w:pStyle w:val="BodyText"/>
+            </w:pPr>
+            <w:r>
+              <w:t xml:space="preserve"> CHAR(2) NOT NULL </w:t>
+            </w:r>
+          </w:p>
+        </w:tc>
+        <w:tc>
+          <w:tcPr>
+            <w:tcW w:w="2790" w:type="dxa"/>
+          </w:tcPr>
+          <w:p>
+            <w:pPr>
+              <w:pStyle w:val="BodyText"/>
+            </w:pPr>
+            <w:r>
+              <w:t xml:space="preserve"> 01–12 </w:t>
+            </w:r>
+          </w:p>
+        </w:tc>
+      </w:tr>
+      <w:tr>
+        <w:trPr>
+          <w:trHeight w:val="432"/>
+        </w:trPr>
+        <w:tc>
+          <w:tcPr>
+            <w:tcW w:w="3073" w:type="dxa"/>
+          </w:tcPr>
+          <w:p>
+            <w:pPr>
+              <w:pStyle w:val="BodyText"/>
+            </w:pPr>
+            <w:r>
+              <w:t xml:space="preserve"> MONTH_DESC </w:t>
+            </w:r>
+          </w:p>
+        </w:tc>
+        <w:tc>
+          <w:tcPr>
+            <w:tcW w:w="3330" w:type="dxa"/>
+          </w:tcPr>
+          <w:p>
+            <w:pPr>
+              <w:pStyle w:val="BodyText"/>
+            </w:pPr>
+            <w:r>
+              <w:t xml:space="preserve"> VARCHAR(25) NOT NULL </w:t>
+            </w:r>
+          </w:p>
+        </w:tc>
+        <w:tc>
+          <w:tcPr>
+            <w:tcW w:w="2790" w:type="dxa"/>
+          </w:tcPr>
+          <w:p>
+            <w:pPr>
+              <w:pStyle w:val="BodyText"/>
+            </w:pPr>
+            <w:r>
+              <w:t xml:space="preserve"> January–December </w:t>
+            </w:r>
+          </w:p>
+        </w:tc>
+      </w:tr>
+      <w:tr>
+        <w:trPr>
+          <w:trHeight w:val="432"/>
+        </w:trPr>
+        <w:tc>
+          <w:tcPr>
+            <w:tcW w:w="3073" w:type="dxa"/>
+          </w:tcPr>
+          <w:p>
+            <w:pPr>
+              <w:pStyle w:val="BodyText"/>
+            </w:pPr>
+            <w:r>
+              <w:t xml:space="preserve"> QUARTER_NUM </w:t>
+            </w:r>
+          </w:p>
+        </w:tc>
+        <w:tc>
+          <w:tcPr>
+            <w:tcW w:w="3330" w:type="dxa"/>
+          </w:tcPr>
+          <w:p>
+            <w:pPr>
+              <w:pStyle w:val="BodyText"/>
+            </w:pPr>
+            <w:r>
+              <w:t xml:space="preserve"> CHAR(1) NOT NULL </w:t>
+            </w:r>
+          </w:p>
+        </w:tc>
+        <w:tc>
+          <w:tcPr>
+            <w:tcW w:w="2790" w:type="dxa"/>
+          </w:tcPr>
+          <w:p>
+            <w:pPr>
+              <w:pStyle w:val="BodyText"/>
+            </w:pPr>
+            <w:r>
+              <w:t xml:space="preserve"> 1–4 </w:t>
+            </w:r>
+          </w:p>
+        </w:tc>
+      </w:tr>
+      <w:tr>
+        <w:trPr>
+          <w:trHeight w:val="432"/>
+        </w:trPr>
+        <w:tc>
+          <w:tcPr>
+            <w:tcW w:w="3073" w:type="dxa"/>
+          </w:tcPr>
+          <w:p>
+            <w:pPr>
+              <w:pStyle w:val="BodyText"/>
+            </w:pPr>
+            <w:r>
+              <w:t xml:space="preserve"> YEAR_NUM </w:t>
+            </w:r>
+          </w:p>
+        </w:tc>
+        <w:tc>
+          <w:tcPr>
+            <w:tcW w:w="3330" w:type="dxa"/>
+          </w:tcPr>
+          <w:p>
+            <w:pPr>
+              <w:pStyle w:val="BodyText"/>
+            </w:pPr>
+            <w:r>
+              <w:t xml:space="preserve"> CHAR(4) NOT NULL </w:t>
+            </w:r>
+          </w:p>
+        </w:tc>
+        <w:tc>
+          <w:tcPr>
+            <w:tcW w:w="2790" w:type="dxa"/>
+          </w:tcPr>
+          <w:p>
+            <w:pPr>
+              <w:pStyle w:val="BodyText"/>
+            </w:pPr>
+            <w:r>
+              <w:t xml:space="preserve"> YYYY </w:t>
+            </w:r>
+          </w:p>
+        </w:tc>
+      </w:tr>
+      <w:tr>
+        <w:trPr>
+          <w:trHeight w:val="432"/>
+        </w:trPr>
+        <w:tc>
+          <w:tcPr>
+            <w:tcW w:w="3073" w:type="dxa"/>
+          </w:tcPr>
+          <w:p>
+            <w:pPr>
+              <w:pStyle w:val="BodyText"/>
+            </w:pPr>
+            <w:r>
+              <w:t xml:space="preserve"> INSERT_DT </w:t>
+            </w:r>
+          </w:p>
+        </w:tc>
+        <w:tc>
+          <w:tcPr>
+            <w:tcW w:w="3330" w:type="dxa"/>
+          </w:tcPr>
+          <w:p>
+            <w:pPr>
+              <w:pStyle w:val="BodyText"/>
+            </w:pPr>
+            <w:r>
+              <w:t xml:space="preserve"> DATE NOT NULL </w:t>
+            </w:r>
+          </w:p>
+        </w:tc>
+        <w:tc>
+          <w:tcPr>
+            <w:tcW w:w="2790" w:type="dxa"/>
+          </w:tcPr>
+          <w:p>
+            <w:pPr>
+              <w:pStyle w:val="BodyText"/>
+            </w:pPr>
+            <w:r>
+              <w:t xml:space="preserve"> </w:t>
+            </w:r>
+          </w:p>
+        </w:tc>
+      </w:tr>
+      <w:tr>
+        <w:trPr>
+          <w:trHeight w:val="432"/>
+        </w:trPr>
+        <w:tc>
+          <w:tcPr>
+            <w:tcW w:w="3073" w:type="dxa"/>
+          </w:tcPr>
+          <w:p>
+            <w:pPr>
+              <w:pStyle w:val="BodyText"/>
+            </w:pPr>
+            <w:r>
+              <w:t xml:space="preserve"> UPDATE_DT </w:t>
+            </w:r>
+          </w:p>
+        </w:tc>
+        <w:tc>
+          <w:tcPr>
+            <w:tcW w:w="3330" w:type="dxa"/>
+          </w:tcPr>
+          <w:p>
+            <w:pPr>
+              <w:pStyle w:val="BodyText"/>
+            </w:pPr>
+            <w:r>
+              <w:t xml:space="preserve"> DATE NOT NULL </w:t>
+            </w:r>
+          </w:p>
+        </w:tc>
+        <w:tc>
+          <w:tcPr>
+            <w:tcW w:w="2790" w:type="dxa"/>
+          </w:tcPr>
+          <w:p>
+            <w:pPr>
+              <w:pStyle w:val="BodyText"/>
+            </w:pPr>
+            <w:r>
+              <w:t xml:space="preserve"> </w:t>
+            </w:r>
+          </w:p>
+        </w:tc>
+      </w:tr>
+      <w:tr>
+        <w:trPr>
+          <w:trHeight w:val="432"/>
+        </w:trPr>
+        <w:tc>
+          <w:tcPr>
+            <w:tcW w:w="3073" w:type="dxa"/>
+          </w:tcPr>
+          <w:p>
+            <w:pPr>
+              <w:pStyle w:val="BodyText"/>
+            </w:pPr>
+            <w:r>
+              <w:t xml:space="preserve"> SOURCE_SYSTEM </w:t>
+            </w:r>
+          </w:p>
+        </w:tc>
+        <w:tc>
+          <w:tcPr>
+            <w:tcW w:w="3330" w:type="dxa"/>
+          </w:tcPr>
+          <w:p>
+            <w:pPr>
+              <w:pStyle w:val="BodyText"/>
+            </w:pPr>
+            <w:r>
+              <w:t xml:space="preserve"> VARCHAR(50) NOT NULL </w:t>
+            </w:r>
+          </w:p>
+        </w:tc>
+        <w:tc>
+          <w:tcPr>
+            <w:tcW w:w="2790" w:type="dxa"/>
+          </w:tcPr>
+          <w:p>
+            <w:pPr>
+              <w:pStyle w:val="BodyText"/>
+            </w:pPr>
+            <w:r>
+              <w:t xml:space="preserve"> </w:t>
+            </w:r>
+          </w:p>
+        </w:tc>
+      </w:tr>
+      <w:tr>
+        <w:trPr>
+          <w:trHeight w:val="432"/>
+        </w:trPr>
+        <w:tc>
+          <w:tcPr>
+            <w:tcW w:w="3073" w:type="dxa"/>
+          </w:tcPr>
+          <w:p>
+            <w:pPr>
+              <w:pStyle w:val="BodyText"/>
+            </w:pPr>
+            <w:r>
+              <w:t xml:space="preserve"> SOURCE_ENTITY </w:t>
+            </w:r>
+          </w:p>
+        </w:tc>
+        <w:tc>
+          <w:tcPr>
+            <w:tcW w:w="3330" w:type="dxa"/>
+          </w:tcPr>
+          <w:p>
+            <w:pPr>
+              <w:pStyle w:val="BodyText"/>
+            </w:pPr>
+            <w:r>
+              <w:t xml:space="preserve"> VARCHAR(50) NOT NULL </w:t>
+            </w:r>
+          </w:p>
+        </w:tc>
+        <w:tc>
+          <w:tcPr>
+            <w:tcW w:w="2790" w:type="dxa"/>
+          </w:tcPr>
+          <w:p>
+            <w:pPr>
+              <w:pStyle w:val="BodyText"/>
+            </w:pPr>
+            <w:r>
+              <w:t xml:space="preserve"> </w:t>
+            </w:r>
+          </w:p>
+        </w:tc>
+      </w:tr>
+      <w:tr>
+        <w:trPr>
+          <w:trHeight w:val="432"/>
+        </w:trPr>
+        <w:tc>
+          <w:tcPr>
+            <w:tcW w:w="3073" w:type="dxa"/>
+          </w:tcPr>
+          <w:p>
+            <w:pPr>
+              <w:pStyle w:val="BodyText"/>
+            </w:pPr>
+            <w:r>
+              <w:t xml:space="preserve"> SOURCE_ID </w:t>
+            </w:r>
+          </w:p>
+        </w:tc>
+        <w:tc>
+          <w:tcPr>
+            <w:tcW w:w="3330" w:type="dxa"/>
+          </w:tcPr>
+          <w:p>
+            <w:pPr>
+              <w:pStyle w:val="BodyText"/>
+            </w:pPr>
+            <w:r>
+              <w:t xml:space="preserve"> VARCHAR(100) NOT NULL </w:t>
+            </w:r>
+          </w:p>
+        </w:tc>
+        <w:tc>
+          <w:tcPr>
+            <w:tcW w:w="2790" w:type="dxa"/>
+          </w:tcPr>
+          <w:p>
+            <w:pPr>
+              <w:pStyle w:val="BodyText"/>
+            </w:pPr>
+            <w:r>
+              <w:t xml:space="preserve"> </w:t>
+            </w:r>
+          </w:p>
+        </w:tc>
+      </w:tr>
+    </w:tbl>
+    <w:p>
+      <w:pPr>
+        <w:pStyle w:val="BodyText"/>
+      </w:pPr>
+    </w:p>
+    <w:p>
+      <w:pPr>
+        <w:pStyle w:val="BodyText"/>
       </w:pPr>
     </w:p>
     <w:p>
@@ -13160,7 +20939,6 @@
         <w:contextualSpacing/>
       </w:pPr>
       <w:r>
-        <w:lastRenderedPageBreak/>
         <w:t>Based on the datasets you have selected or generated according to the provided requirements your current task is as follows:</w:t>
       </w:r>
     </w:p>
@@ -13426,6 +21204,7 @@
           <w:color w:val="464547"/>
           <w:sz w:val="20"/>
         </w:rPr>
+        <w:lastRenderedPageBreak/>
         <w:t xml:space="preserve">In all tables, following the naming convention, include </w:t>
       </w:r>
       <w:r>
@@ -13854,6 +21633,19 @@
     </w:p>
     <w:p>
       <w:pPr>
+        <w:widowControl/>
+        <w:spacing w:after="160" w:line="259" w:lineRule="auto"/>
+        <w:rPr>
+          <w:rFonts w:ascii="Trebuchet MS" w:hAnsi="Trebuchet MS"/>
+          <w:color w:val="464547"/>
+        </w:rPr>
+      </w:pPr>
+      <w:r>
+        <w:br w:type="page"/>
+      </w:r>
+    </w:p>
+    <w:p>
+      <w:pPr>
         <w:pStyle w:val="BodyText"/>
       </w:pPr>
     </w:p>
@@ -14160,6 +21952,19 @@
     </w:p>
     <w:p>
       <w:pPr>
+        <w:widowControl/>
+        <w:spacing w:after="160" w:line="259" w:lineRule="auto"/>
+        <w:rPr>
+          <w:rFonts w:ascii="Trebuchet MS" w:hAnsi="Trebuchet MS"/>
+          <w:color w:val="464547"/>
+        </w:rPr>
+      </w:pPr>
+      <w:r>
+        <w:br w:type="page"/>
+      </w:r>
+    </w:p>
+    <w:p>
+      <w:pPr>
         <w:pStyle w:val="BodyText"/>
       </w:pPr>
     </w:p>
@@ -14177,6 +21982,24 @@
       <w:bookmarkEnd w:id="27"/>
       <w:bookmarkEnd w:id="28"/>
       <w:bookmarkEnd w:id="29"/>
+    </w:p>
+    <w:p>
+      <w:pPr>
+        <w:widowControl/>
+        <w:spacing w:after="160" w:line="259" w:lineRule="auto"/>
+        <w:rPr>
+          <w:rFonts w:ascii="Trebuchet MS" w:hAnsi="Trebuchet MS"/>
+          <w:color w:val="464547"/>
+        </w:rPr>
+      </w:pPr>
+      <w:r>
+        <w:br w:type="page"/>
+      </w:r>
+    </w:p>
+    <w:p>
+      <w:pPr>
+        <w:pStyle w:val="BodyText"/>
+      </w:pPr>
     </w:p>
     <w:p>
       <w:pPr>
@@ -19323,6 +27146,10 @@
 </file>
 
 <file path=customXml/item1.xml><?xml version="1.0" encoding="utf-8"?>
+<b:Sources xmlns:b="http://schemas.openxmlformats.org/officeDocument/2006/bibliography" xmlns="http://schemas.openxmlformats.org/officeDocument/2006/bibliography" SelectedStyle="\APASixthEditionOfficeOnline.xsl" StyleName="APA" Version="6"/>
+</file>
+
+<file path=customXml/item2.xml><?xml version="1.0" encoding="utf-8"?>
 <p:properties xmlns:p="http://schemas.microsoft.com/office/2006/metadata/properties" xmlns:xsi="http://www.w3.org/2001/XMLSchema-instance" xmlns:pc="http://schemas.microsoft.com/office/infopath/2007/PartnerControls">
   <documentManagement>
     <SharedWithUsers xmlns="7f0dcb33-685e-48d8-b644-2ef2786c1229">
@@ -19336,20 +27163,7 @@
 </p:properties>
 </file>
 
-<file path=customXml/item2.xml><?xml version="1.0" encoding="utf-8"?>
-<b:Sources xmlns:b="http://schemas.openxmlformats.org/officeDocument/2006/bibliography" xmlns="http://schemas.openxmlformats.org/officeDocument/2006/bibliography" SelectedStyle="\APASixthEditionOfficeOnline.xsl" StyleName="APA" Version="6"/>
-</file>
-
 <file path=customXml/item3.xml><?xml version="1.0" encoding="utf-8"?>
-<?mso-contentType ?>
-<FormTemplates xmlns="http://schemas.microsoft.com/sharepoint/v3/contenttype/forms">
-  <Display>DocumentLibraryForm</Display>
-  <Edit>DocumentLibraryForm</Edit>
-  <New>DocumentLibraryForm</New>
-</FormTemplates>
-</file>
-
-<file path=customXml/item4.xml><?xml version="1.0" encoding="utf-8"?>
 <ct:contentTypeSchema xmlns:ct="http://schemas.microsoft.com/office/2006/metadata/contentType" xmlns:ma="http://schemas.microsoft.com/office/2006/metadata/properties/metaAttributes" ct:_="" ma:_="" ma:contentTypeName="Document" ma:contentTypeID="0x010100B3483E581E535547A5C5133F57803043" ma:contentTypeVersion="7" ma:contentTypeDescription="Create a new document." ma:contentTypeScope="" ma:versionID="26f0e3c34181377a2b428b97b0aacf58">
   <xsd:schema xmlns:xsd="http://www.w3.org/2001/XMLSchema" xmlns:xs="http://www.w3.org/2001/XMLSchema" xmlns:p="http://schemas.microsoft.com/office/2006/metadata/properties" xmlns:ns2="0a074a96-e172-4849-a42b-0522bc04182b" xmlns:ns3="7f0dcb33-685e-48d8-b644-2ef2786c1229" targetNamespace="http://schemas.microsoft.com/office/2006/metadata/properties" ma:root="true" ma:fieldsID="c6eeec6c9df2cadb2fce64bd00511549" ns2:_="" ns3:_="">
     <xsd:import namespace="0a074a96-e172-4849-a42b-0522bc04182b"/>
@@ -19534,7 +27348,24 @@
 </ct:contentTypeSchema>
 </file>
 
+<file path=customXml/item4.xml><?xml version="1.0" encoding="utf-8"?>
+<?mso-contentType ?>
+<FormTemplates xmlns="http://schemas.microsoft.com/sharepoint/v3/contenttype/forms">
+  <Display>DocumentLibraryForm</Display>
+  <Edit>DocumentLibraryForm</Edit>
+  <New>DocumentLibraryForm</New>
+</FormTemplates>
+</file>
+
 <file path=customXml/itemProps1.xml><?xml version="1.0" encoding="utf-8"?>
+<ds:datastoreItem xmlns:ds="http://schemas.openxmlformats.org/officeDocument/2006/customXml" ds:itemID="{E17B8ADD-EB79-48B6-BB52-99D12F97A336}">
+  <ds:schemaRefs>
+    <ds:schemaRef ds:uri="http://schemas.openxmlformats.org/officeDocument/2006/bibliography"/>
+  </ds:schemaRefs>
+</ds:datastoreItem>
+</file>
+
+<file path=customXml/itemProps2.xml><?xml version="1.0" encoding="utf-8"?>
 <ds:datastoreItem xmlns:ds="http://schemas.openxmlformats.org/officeDocument/2006/customXml" ds:itemID="{E4B4D352-B35B-4B3A-95D2-902933709BD2}">
   <ds:schemaRefs>
     <ds:schemaRef ds:uri="http://schemas.microsoft.com/office/2006/metadata/properties"/>
@@ -19544,23 +27375,7 @@
 </ds:datastoreItem>
 </file>
 
-<file path=customXml/itemProps2.xml><?xml version="1.0" encoding="utf-8"?>
-<ds:datastoreItem xmlns:ds="http://schemas.openxmlformats.org/officeDocument/2006/customXml" ds:itemID="{E17B8ADD-EB79-48B6-BB52-99D12F97A336}">
-  <ds:schemaRefs>
-    <ds:schemaRef ds:uri="http://schemas.openxmlformats.org/officeDocument/2006/bibliography"/>
-  </ds:schemaRefs>
-</ds:datastoreItem>
-</file>
-
 <file path=customXml/itemProps3.xml><?xml version="1.0" encoding="utf-8"?>
-<ds:datastoreItem xmlns:ds="http://schemas.openxmlformats.org/officeDocument/2006/customXml" ds:itemID="{CEAD825D-2413-46BA-BB1F-DCE637B19B0C}">
-  <ds:schemaRefs>
-    <ds:schemaRef ds:uri="http://schemas.microsoft.com/sharepoint/v3/contenttype/forms"/>
-  </ds:schemaRefs>
-</ds:datastoreItem>
-</file>
-
-<file path=customXml/itemProps4.xml><?xml version="1.0" encoding="utf-8"?>
 <ds:datastoreItem xmlns:ds="http://schemas.openxmlformats.org/officeDocument/2006/customXml" ds:itemID="{2240CE2F-0274-489A-BA80-8887BFB6B269}">
   <ds:schemaRefs>
     <ds:schemaRef ds:uri="http://schemas.microsoft.com/office/2006/metadata/contentType"/>
@@ -19577,4 +27392,12 @@
     <ds:schemaRef ds:uri="http://schemas.microsoft.com/internal/obd"/>
   </ds:schemaRefs>
 </ds:datastoreItem>
+</file>
+
+<file path=customXml/itemProps4.xml><?xml version="1.0" encoding="utf-8"?>
+<ds:datastoreItem xmlns:ds="http://schemas.openxmlformats.org/officeDocument/2006/customXml" ds:itemID="{CEAD825D-2413-46BA-BB1F-DCE637B19B0C}">
+  <ds:schemaRefs>
+    <ds:schemaRef ds:uri="http://schemas.microsoft.com/sharepoint/v3/contenttype/forms"/>
+  </ds:schemaRefs>
+</ds:datastoreItem>
 </file>
--- a/dwh_design/Business_Template.docx
+++ b/dwh_design/Business_Template.docx
@@ -14990,7 +14990,27 @@
               <w:spacing w:line="360" w:lineRule="auto"/>
             </w:pPr>
             <w:r>
-              <w:t>`SA_ECOM`, `SA_RETAIL`</w:t>
+              <w:t>‘</w:t>
+            </w:r>
+            <w:r>
+              <w:t>SA_ECOM</w:t>
+            </w:r>
+            <w:proofErr w:type="gramStart"/>
+            <w:r>
+              <w:t>’</w:t>
+            </w:r>
+            <w:r>
+              <w:t xml:space="preserve">, </w:t>
+            </w:r>
+            <w:r>
+              <w:t>‘</w:t>
+            </w:r>
+            <w:proofErr w:type="gramEnd"/>
+            <w:r>
+              <w:t>SA_RETAIL</w:t>
+            </w:r>
+            <w:r>
+              <w:t>’</w:t>
             </w:r>
           </w:p>
         </w:tc>
@@ -15067,21 +15087,49 @@
                 <w:rFonts w:ascii="Trebuchet MS" w:hAnsi="Trebuchet MS"/>
                 <w:color w:val="464547"/>
               </w:rPr>
-              <w:t>`</w:t>
+              <w:t>‘</w:t>
             </w:r>
             <w:r>
               <w:rPr>
                 <w:rFonts w:ascii="Trebuchet MS" w:hAnsi="Trebuchet MS"/>
                 <w:color w:val="464547"/>
               </w:rPr>
-              <w:t>SRC_ECOM_SALES`, `SRC_RETAIL_SALES</w:t>
+              <w:t>SRC_ECOM_SALES</w:t>
             </w:r>
             <w:r>
               <w:rPr>
                 <w:rFonts w:ascii="Trebuchet MS" w:hAnsi="Trebuchet MS"/>
                 <w:color w:val="464547"/>
               </w:rPr>
-              <w:t>`</w:t>
+              <w:t>’</w:t>
+            </w:r>
+            <w:r>
+              <w:rPr>
+                <w:rFonts w:ascii="Trebuchet MS" w:hAnsi="Trebuchet MS"/>
+                <w:color w:val="464547"/>
+              </w:rPr>
+              <w:t xml:space="preserve">, </w:t>
+            </w:r>
+            <w:r>
+              <w:rPr>
+                <w:rFonts w:ascii="Trebuchet MS" w:hAnsi="Trebuchet MS"/>
+                <w:color w:val="464547"/>
+              </w:rPr>
+              <w:t>‘</w:t>
+            </w:r>
+            <w:r>
+              <w:rPr>
+                <w:rFonts w:ascii="Trebuchet MS" w:hAnsi="Trebuchet MS"/>
+                <w:color w:val="464547"/>
+              </w:rPr>
+              <w:t>SRC_RETAIL_SALES</w:t>
+            </w:r>
+            <w:r>
+              <w:rPr>
+                <w:rFonts w:ascii="Trebuchet MS" w:hAnsi="Trebuchet MS"/>
+                <w:color w:val="464547"/>
+              </w:rPr>
+              <w:t>’</w:t>
             </w:r>
           </w:p>
         </w:tc>
@@ -15155,19 +15203,28 @@
               <w:pStyle w:val="BodyText"/>
             </w:pPr>
             <w:r>
-              <w:t>`USER</w:t>
+              <w:t>‘</w:t>
+            </w:r>
+            <w:r>
+              <w:t>USER</w:t>
             </w:r>
             <w:r>
               <w:t>12312312</w:t>
             </w:r>
             <w:r>
-              <w:t>`, `</w:t>
+              <w:t>’</w:t>
+            </w:r>
+            <w:r>
+              <w:t xml:space="preserve">, </w:t>
+            </w:r>
+            <w:r>
+              <w:t>‘</w:t>
             </w:r>
             <w:r>
               <w:t>123123123</w:t>
             </w:r>
             <w:r>
-              <w:t>`</w:t>
+              <w:t>’</w:t>
             </w:r>
           </w:p>
         </w:tc>
@@ -23190,18 +23247,8980 @@
     </w:p>
     <w:p>
       <w:pPr>
+        <w:pStyle w:val="Heading2"/>
+      </w:pPr>
+      <w:bookmarkStart w:id="28" w:name="_Toc234316130"/>
+      <w:r>
+        <w:t>Dimensional model</w:t>
+      </w:r>
+      <w:bookmarkEnd w:id="28"/>
+    </w:p>
+    <w:p>
+      <w:pPr>
+        <w:pStyle w:val="BodyText"/>
+      </w:pPr>
+      <w:r>
+        <w:t>Schema: BL_DM</w:t>
+      </w:r>
+    </w:p>
+    <w:p>
+      <w:pPr>
+        <w:pStyle w:val="BodyText"/>
+      </w:pPr>
+      <w:r>
+        <w:t>Grain: one line-item per sales transaction (daily)</w:t>
+      </w:r>
+    </w:p>
+    <w:p>
+      <w:pPr>
+        <w:pStyle w:val="Heading3"/>
+      </w:pPr>
+      <w:r>
+        <w:t>DIM_TIME_DAY (SCD Type 0 – Calendar Dimension)</w:t>
+      </w:r>
+    </w:p>
+    <w:p>
+      <w:pPr>
+        <w:pStyle w:val="BodyText"/>
+      </w:pPr>
+      <w:r>
+        <w:t>Populated once; never updated from the normalized layer.</w:t>
+      </w:r>
+    </w:p>
+    <w:p>
+      <w:pPr>
+        <w:pStyle w:val="BodyText"/>
+      </w:pPr>
+    </w:p>
+    <w:tbl>
+      <w:tblPr>
+        <w:tblW w:w="5000" w:type="pct"/>
+        <w:tblInd w:w="-5" w:type="dxa"/>
+        <w:tblBorders>
+          <w:top w:val="single" w:sz="4" w:space="0" w:color="76CDD8"/>
+          <w:left w:val="single" w:sz="4" w:space="0" w:color="76CDD8"/>
+          <w:bottom w:val="single" w:sz="4" w:space="0" w:color="76CDD8"/>
+          <w:right w:val="single" w:sz="4" w:space="0" w:color="76CDD8"/>
+          <w:insideH w:val="single" w:sz="4" w:space="0" w:color="76CDD8"/>
+          <w:insideV w:val="single" w:sz="4" w:space="0" w:color="76CDD8"/>
+        </w:tblBorders>
+        <w:tblLayout w:type="fixed"/>
+        <w:tblLook w:val="0000" w:firstRow="0" w:lastRow="0" w:firstColumn="0" w:lastColumn="0" w:noHBand="0" w:noVBand="0"/>
+      </w:tblPr>
+      <w:tblGrid>
+        <w:gridCol w:w="2645"/>
+        <w:gridCol w:w="1675"/>
+        <w:gridCol w:w="2070"/>
+        <w:gridCol w:w="2957"/>
+      </w:tblGrid>
+      <w:tr>
+        <w:trPr>
+          <w:trHeight w:val="292"/>
+        </w:trPr>
+        <w:tc>
+          <w:tcPr>
+            <w:tcW w:w="2645" w:type="dxa"/>
+            <w:shd w:val="clear" w:color="auto" w:fill="76CDD8"/>
+          </w:tcPr>
+          <w:p>
+            <w:pPr>
+              <w:pStyle w:val="BodyText"/>
+              <w:widowControl w:val="0"/>
+              <w:spacing w:line="360" w:lineRule="auto"/>
+              <w:rPr>
+                <w:color w:val="FFFFFF" w:themeColor="background1"/>
+                <w:sz w:val="18"/>
+                <w:szCs w:val="18"/>
+              </w:rPr>
+            </w:pPr>
+            <w:r>
+              <w:t xml:space="preserve"> Column Name </w:t>
+            </w:r>
+          </w:p>
+        </w:tc>
+        <w:tc>
+          <w:tcPr>
+            <w:tcW w:w="1675" w:type="dxa"/>
+            <w:shd w:val="clear" w:color="auto" w:fill="76CDD8"/>
+          </w:tcPr>
+          <w:p>
+            <w:pPr>
+              <w:pStyle w:val="BodyText"/>
+              <w:widowControl w:val="0"/>
+              <w:spacing w:line="360" w:lineRule="auto"/>
+            </w:pPr>
+            <w:r>
+              <w:t xml:space="preserve"> Data Type </w:t>
+            </w:r>
+          </w:p>
+        </w:tc>
+        <w:tc>
+          <w:tcPr>
+            <w:tcW w:w="2070" w:type="dxa"/>
+            <w:shd w:val="clear" w:color="auto" w:fill="76CDD8"/>
+          </w:tcPr>
+          <w:p>
+            <w:pPr>
+              <w:pStyle w:val="BodyText"/>
+              <w:widowControl w:val="0"/>
+              <w:spacing w:line="360" w:lineRule="auto"/>
+              <w:rPr>
+                <w:color w:val="FFFFFF" w:themeColor="background1"/>
+                <w:sz w:val="18"/>
+                <w:szCs w:val="18"/>
+              </w:rPr>
+            </w:pPr>
+            <w:r>
+              <w:t xml:space="preserve"> Constraints </w:t>
+            </w:r>
+          </w:p>
+        </w:tc>
+        <w:tc>
+          <w:tcPr>
+            <w:tcW w:w="2957" w:type="dxa"/>
+            <w:shd w:val="clear" w:color="auto" w:fill="76CDD8"/>
+          </w:tcPr>
+          <w:p>
+            <w:pPr>
+              <w:pStyle w:val="BodyText"/>
+              <w:widowControl w:val="0"/>
+              <w:spacing w:line="360" w:lineRule="auto"/>
+            </w:pPr>
+            <w:r>
+              <w:t xml:space="preserve"> Notes </w:t>
+            </w:r>
+          </w:p>
+        </w:tc>
+      </w:tr>
+      <w:tr>
+        <w:trPr>
+          <w:trHeight w:val="432"/>
+        </w:trPr>
+        <w:tc>
+          <w:tcPr>
+            <w:tcW w:w="2645" w:type="dxa"/>
+          </w:tcPr>
+          <w:p>
+            <w:pPr>
+              <w:pStyle w:val="BodyText"/>
+            </w:pPr>
+            <w:r>
+              <w:t xml:space="preserve"> DATE_SURR_ID</w:t>
+            </w:r>
+          </w:p>
+        </w:tc>
+        <w:tc>
+          <w:tcPr>
+            <w:tcW w:w="1675" w:type="dxa"/>
+          </w:tcPr>
+          <w:p>
+            <w:pPr>
+              <w:pStyle w:val="BodyText"/>
+            </w:pPr>
+            <w:r>
+              <w:t xml:space="preserve"> BIGINT </w:t>
+            </w:r>
+          </w:p>
+        </w:tc>
+        <w:tc>
+          <w:tcPr>
+            <w:tcW w:w="2070" w:type="dxa"/>
+          </w:tcPr>
+          <w:p>
+            <w:pPr>
+              <w:pStyle w:val="BodyText"/>
+            </w:pPr>
+            <w:r>
+              <w:t xml:space="preserve"> NOT NULL, PK </w:t>
+            </w:r>
+          </w:p>
+        </w:tc>
+        <w:tc>
+          <w:tcPr>
+            <w:tcW w:w="2957" w:type="dxa"/>
+          </w:tcPr>
+          <w:p>
+            <w:pPr>
+              <w:pStyle w:val="BodyText"/>
+            </w:pPr>
+            <w:r>
+              <w:t xml:space="preserve"> Surrogate key – generated by sequence </w:t>
+            </w:r>
+          </w:p>
+        </w:tc>
+      </w:tr>
+      <w:tr>
+        <w:trPr>
+          <w:trHeight w:val="432"/>
+        </w:trPr>
+        <w:tc>
+          <w:tcPr>
+            <w:tcW w:w="2645" w:type="dxa"/>
+          </w:tcPr>
+          <w:p>
+            <w:pPr>
+              <w:pStyle w:val="BodyText"/>
+            </w:pPr>
+            <w:r>
+              <w:t xml:space="preserve"> DATE_SRC_ID</w:t>
+            </w:r>
+          </w:p>
+        </w:tc>
+        <w:tc>
+          <w:tcPr>
+            <w:tcW w:w="1675" w:type="dxa"/>
+          </w:tcPr>
+          <w:p>
+            <w:pPr>
+              <w:pStyle w:val="BodyText"/>
+            </w:pPr>
+            <w:r>
+              <w:t xml:space="preserve"> </w:t>
+            </w:r>
+            <w:proofErr w:type="gramStart"/>
+            <w:r>
+              <w:t>VARCHAR(</w:t>
+            </w:r>
+            <w:proofErr w:type="gramEnd"/>
+            <w:r>
+              <w:t xml:space="preserve">8) </w:t>
+            </w:r>
+          </w:p>
+        </w:tc>
+        <w:tc>
+          <w:tcPr>
+            <w:tcW w:w="2070" w:type="dxa"/>
+          </w:tcPr>
+          <w:p>
+            <w:pPr>
+              <w:pStyle w:val="BodyText"/>
+            </w:pPr>
+            <w:r>
+              <w:t xml:space="preserve"> NOT NULL </w:t>
+            </w:r>
+          </w:p>
+        </w:tc>
+        <w:tc>
+          <w:tcPr>
+            <w:tcW w:w="2957" w:type="dxa"/>
+          </w:tcPr>
+          <w:p>
+            <w:pPr>
+              <w:pStyle w:val="BodyText"/>
+            </w:pPr>
+            <w:r>
+              <w:t xml:space="preserve"> NK – YYYYMMDD format string </w:t>
+            </w:r>
+          </w:p>
+        </w:tc>
+      </w:tr>
+      <w:tr>
+        <w:trPr>
+          <w:trHeight w:val="432"/>
+        </w:trPr>
+        <w:tc>
+          <w:tcPr>
+            <w:tcW w:w="2645" w:type="dxa"/>
+          </w:tcPr>
+          <w:p>
+            <w:pPr>
+              <w:pStyle w:val="BodyText"/>
+            </w:pPr>
+            <w:r>
+              <w:t xml:space="preserve"> </w:t>
+            </w:r>
+            <w:r>
+              <w:t>FULL_DT</w:t>
+            </w:r>
+          </w:p>
+        </w:tc>
+        <w:tc>
+          <w:tcPr>
+            <w:tcW w:w="1675" w:type="dxa"/>
+          </w:tcPr>
+          <w:p>
+            <w:pPr>
+              <w:pStyle w:val="BodyText"/>
+            </w:pPr>
+            <w:r>
+              <w:t xml:space="preserve"> DATE </w:t>
+            </w:r>
+          </w:p>
+        </w:tc>
+        <w:tc>
+          <w:tcPr>
+            <w:tcW w:w="2070" w:type="dxa"/>
+          </w:tcPr>
+          <w:p>
+            <w:pPr>
+              <w:pStyle w:val="BodyText"/>
+            </w:pPr>
+            <w:r>
+              <w:t xml:space="preserve"> NOT NULL </w:t>
+            </w:r>
+          </w:p>
+        </w:tc>
+        <w:tc>
+          <w:tcPr>
+            <w:tcW w:w="2957" w:type="dxa"/>
+          </w:tcPr>
+          <w:p>
+            <w:pPr>
+              <w:pStyle w:val="BodyText"/>
+            </w:pPr>
+            <w:r>
+              <w:t xml:space="preserve"> Actual calendar date </w:t>
+            </w:r>
+          </w:p>
+        </w:tc>
+      </w:tr>
+      <w:tr>
+        <w:trPr>
+          <w:trHeight w:val="432"/>
+        </w:trPr>
+        <w:tc>
+          <w:tcPr>
+            <w:tcW w:w="2645" w:type="dxa"/>
+          </w:tcPr>
+          <w:p>
+            <w:pPr>
+              <w:pStyle w:val="BodyText"/>
+            </w:pPr>
+            <w:r>
+              <w:t xml:space="preserve"> DAY_OF_WEEK_NUM</w:t>
+            </w:r>
+          </w:p>
+        </w:tc>
+        <w:tc>
+          <w:tcPr>
+            <w:tcW w:w="1675" w:type="dxa"/>
+          </w:tcPr>
+          <w:p>
+            <w:pPr>
+              <w:pStyle w:val="BodyText"/>
+            </w:pPr>
+            <w:r>
+              <w:t xml:space="preserve"> INTEGER </w:t>
+            </w:r>
+          </w:p>
+        </w:tc>
+        <w:tc>
+          <w:tcPr>
+            <w:tcW w:w="2070" w:type="dxa"/>
+          </w:tcPr>
+          <w:p>
+            <w:pPr>
+              <w:pStyle w:val="BodyText"/>
+            </w:pPr>
+            <w:r>
+              <w:t xml:space="preserve"> NOT NULL </w:t>
+            </w:r>
+          </w:p>
+        </w:tc>
+        <w:tc>
+          <w:tcPr>
+            <w:tcW w:w="2957" w:type="dxa"/>
+          </w:tcPr>
+          <w:p>
+            <w:pPr>
+              <w:pStyle w:val="BodyText"/>
+            </w:pPr>
+            <w:r>
+              <w:t xml:space="preserve"> 1 (Monday) – 7 (Sunday) </w:t>
+            </w:r>
+          </w:p>
+        </w:tc>
+      </w:tr>
+      <w:tr>
+        <w:trPr>
+          <w:trHeight w:val="432"/>
+        </w:trPr>
+        <w:tc>
+          <w:tcPr>
+            <w:tcW w:w="2645" w:type="dxa"/>
+          </w:tcPr>
+          <w:p>
+            <w:pPr>
+              <w:pStyle w:val="BodyText"/>
+            </w:pPr>
+            <w:r>
+              <w:t xml:space="preserve"> DAY_OF_WEEK_DESC</w:t>
+            </w:r>
+          </w:p>
+        </w:tc>
+        <w:tc>
+          <w:tcPr>
+            <w:tcW w:w="1675" w:type="dxa"/>
+          </w:tcPr>
+          <w:p>
+            <w:pPr>
+              <w:pStyle w:val="BodyText"/>
+            </w:pPr>
+            <w:r>
+              <w:t xml:space="preserve"> </w:t>
+            </w:r>
+            <w:proofErr w:type="gramStart"/>
+            <w:r>
+              <w:t>VARCHAR(</w:t>
+            </w:r>
+            <w:proofErr w:type="gramEnd"/>
+            <w:r>
+              <w:t xml:space="preserve">25) </w:t>
+            </w:r>
+          </w:p>
+        </w:tc>
+        <w:tc>
+          <w:tcPr>
+            <w:tcW w:w="2070" w:type="dxa"/>
+          </w:tcPr>
+          <w:p>
+            <w:pPr>
+              <w:pStyle w:val="BodyText"/>
+            </w:pPr>
+            <w:r>
+              <w:t xml:space="preserve"> NOT NULL </w:t>
+            </w:r>
+          </w:p>
+        </w:tc>
+        <w:tc>
+          <w:tcPr>
+            <w:tcW w:w="2957" w:type="dxa"/>
+          </w:tcPr>
+          <w:p>
+            <w:pPr>
+              <w:pStyle w:val="BodyText"/>
+            </w:pPr>
+            <w:r>
+              <w:t xml:space="preserve"> Monday – Sunday </w:t>
+            </w:r>
+          </w:p>
+        </w:tc>
+      </w:tr>
+      <w:tr>
+        <w:trPr>
+          <w:trHeight w:val="432"/>
+        </w:trPr>
+        <w:tc>
+          <w:tcPr>
+            <w:tcW w:w="2645" w:type="dxa"/>
+          </w:tcPr>
+          <w:p>
+            <w:pPr>
+              <w:pStyle w:val="BodyText"/>
+            </w:pPr>
+            <w:r>
+              <w:t xml:space="preserve"> IS_WEEKEND</w:t>
+            </w:r>
+          </w:p>
+        </w:tc>
+        <w:tc>
+          <w:tcPr>
+            <w:tcW w:w="1675" w:type="dxa"/>
+          </w:tcPr>
+          <w:p>
+            <w:pPr>
+              <w:pStyle w:val="BodyText"/>
+            </w:pPr>
+            <w:r>
+              <w:t xml:space="preserve"> INTEGER </w:t>
+            </w:r>
+          </w:p>
+        </w:tc>
+        <w:tc>
+          <w:tcPr>
+            <w:tcW w:w="2070" w:type="dxa"/>
+          </w:tcPr>
+          <w:p>
+            <w:pPr>
+              <w:pStyle w:val="BodyText"/>
+            </w:pPr>
+            <w:r>
+              <w:t xml:space="preserve"> NOT NULL </w:t>
+            </w:r>
+          </w:p>
+        </w:tc>
+        <w:tc>
+          <w:tcPr>
+            <w:tcW w:w="2957" w:type="dxa"/>
+          </w:tcPr>
+          <w:p>
+            <w:pPr>
+              <w:pStyle w:val="BodyText"/>
+            </w:pPr>
+            <w:r>
+              <w:t xml:space="preserve"> 1 = weekend, 0 = weekday </w:t>
+            </w:r>
+          </w:p>
+        </w:tc>
+      </w:tr>
+      <w:tr>
+        <w:trPr>
+          <w:trHeight w:val="432"/>
+        </w:trPr>
+        <w:tc>
+          <w:tcPr>
+            <w:tcW w:w="2645" w:type="dxa"/>
+          </w:tcPr>
+          <w:p>
+            <w:pPr>
+              <w:pStyle w:val="BodyText"/>
+            </w:pPr>
+            <w:r>
+              <w:t xml:space="preserve"> DAY_OF_MONTH_NUM</w:t>
+            </w:r>
+          </w:p>
+        </w:tc>
+        <w:tc>
+          <w:tcPr>
+            <w:tcW w:w="1675" w:type="dxa"/>
+          </w:tcPr>
+          <w:p>
+            <w:pPr>
+              <w:pStyle w:val="BodyText"/>
+            </w:pPr>
+            <w:r>
+              <w:t xml:space="preserve"> INTEGER </w:t>
+            </w:r>
+          </w:p>
+        </w:tc>
+        <w:tc>
+          <w:tcPr>
+            <w:tcW w:w="2070" w:type="dxa"/>
+          </w:tcPr>
+          <w:p>
+            <w:pPr>
+              <w:pStyle w:val="BodyText"/>
+            </w:pPr>
+            <w:r>
+              <w:t xml:space="preserve"> NOT NULL </w:t>
+            </w:r>
+          </w:p>
+        </w:tc>
+        <w:tc>
+          <w:tcPr>
+            <w:tcW w:w="2957" w:type="dxa"/>
+          </w:tcPr>
+          <w:p>
+            <w:pPr>
+              <w:pStyle w:val="BodyText"/>
+            </w:pPr>
+            <w:r>
+              <w:t xml:space="preserve"> 1 – 31 </w:t>
+            </w:r>
+          </w:p>
+        </w:tc>
+      </w:tr>
+      <w:tr>
+        <w:trPr>
+          <w:trHeight w:val="432"/>
+        </w:trPr>
+        <w:tc>
+          <w:tcPr>
+            <w:tcW w:w="2645" w:type="dxa"/>
+          </w:tcPr>
+          <w:p>
+            <w:pPr>
+              <w:pStyle w:val="BodyText"/>
+            </w:pPr>
+            <w:r>
+              <w:t xml:space="preserve"> WEEK_NUM</w:t>
+            </w:r>
+          </w:p>
+        </w:tc>
+        <w:tc>
+          <w:tcPr>
+            <w:tcW w:w="1675" w:type="dxa"/>
+          </w:tcPr>
+          <w:p>
+            <w:pPr>
+              <w:pStyle w:val="BodyText"/>
+            </w:pPr>
+            <w:r>
+              <w:t xml:space="preserve"> INTEGER </w:t>
+            </w:r>
+          </w:p>
+        </w:tc>
+        <w:tc>
+          <w:tcPr>
+            <w:tcW w:w="2070" w:type="dxa"/>
+          </w:tcPr>
+          <w:p>
+            <w:pPr>
+              <w:pStyle w:val="BodyText"/>
+            </w:pPr>
+            <w:r>
+              <w:t xml:space="preserve"> NOT NULL </w:t>
+            </w:r>
+          </w:p>
+        </w:tc>
+        <w:tc>
+          <w:tcPr>
+            <w:tcW w:w="2957" w:type="dxa"/>
+          </w:tcPr>
+          <w:p>
+            <w:pPr>
+              <w:pStyle w:val="BodyText"/>
+            </w:pPr>
+            <w:r>
+              <w:t xml:space="preserve"> ISO week 1 – 52/53 </w:t>
+            </w:r>
+          </w:p>
+        </w:tc>
+      </w:tr>
+      <w:tr>
+        <w:trPr>
+          <w:trHeight w:val="432"/>
+        </w:trPr>
+        <w:tc>
+          <w:tcPr>
+            <w:tcW w:w="2645" w:type="dxa"/>
+          </w:tcPr>
+          <w:p>
+            <w:pPr>
+              <w:pStyle w:val="BodyText"/>
+            </w:pPr>
+            <w:r>
+              <w:t xml:space="preserve"> MONTH_NUM</w:t>
+            </w:r>
+          </w:p>
+        </w:tc>
+        <w:tc>
+          <w:tcPr>
+            <w:tcW w:w="1675" w:type="dxa"/>
+          </w:tcPr>
+          <w:p>
+            <w:pPr>
+              <w:pStyle w:val="BodyText"/>
+            </w:pPr>
+            <w:r>
+              <w:t xml:space="preserve"> </w:t>
+            </w:r>
+            <w:proofErr w:type="gramStart"/>
+            <w:r>
+              <w:t>CHAR(</w:t>
+            </w:r>
+            <w:proofErr w:type="gramEnd"/>
+            <w:r>
+              <w:t xml:space="preserve">2) </w:t>
+            </w:r>
+          </w:p>
+        </w:tc>
+        <w:tc>
+          <w:tcPr>
+            <w:tcW w:w="2070" w:type="dxa"/>
+          </w:tcPr>
+          <w:p>
+            <w:pPr>
+              <w:pStyle w:val="BodyText"/>
+            </w:pPr>
+            <w:r>
+              <w:t xml:space="preserve"> NOT NULL </w:t>
+            </w:r>
+          </w:p>
+        </w:tc>
+        <w:tc>
+          <w:tcPr>
+            <w:tcW w:w="2957" w:type="dxa"/>
+          </w:tcPr>
+          <w:p>
+            <w:pPr>
+              <w:pStyle w:val="BodyText"/>
+            </w:pPr>
+            <w:r>
+              <w:t xml:space="preserve"> 01 – 12 </w:t>
+            </w:r>
+          </w:p>
+        </w:tc>
+      </w:tr>
+      <w:tr>
+        <w:trPr>
+          <w:trHeight w:val="432"/>
+        </w:trPr>
+        <w:tc>
+          <w:tcPr>
+            <w:tcW w:w="2645" w:type="dxa"/>
+          </w:tcPr>
+          <w:p>
+            <w:pPr>
+              <w:pStyle w:val="BodyText"/>
+            </w:pPr>
+            <w:r>
+              <w:t xml:space="preserve"> MONTH_DESC</w:t>
+            </w:r>
+          </w:p>
+        </w:tc>
+        <w:tc>
+          <w:tcPr>
+            <w:tcW w:w="1675" w:type="dxa"/>
+          </w:tcPr>
+          <w:p>
+            <w:pPr>
+              <w:pStyle w:val="BodyText"/>
+            </w:pPr>
+            <w:r>
+              <w:t xml:space="preserve"> </w:t>
+            </w:r>
+            <w:proofErr w:type="gramStart"/>
+            <w:r>
+              <w:t>VARCHAR(</w:t>
+            </w:r>
+            <w:proofErr w:type="gramEnd"/>
+            <w:r>
+              <w:t xml:space="preserve">25) </w:t>
+            </w:r>
+          </w:p>
+        </w:tc>
+        <w:tc>
+          <w:tcPr>
+            <w:tcW w:w="2070" w:type="dxa"/>
+          </w:tcPr>
+          <w:p>
+            <w:pPr>
+              <w:pStyle w:val="BodyText"/>
+            </w:pPr>
+            <w:r>
+              <w:t xml:space="preserve"> NOT NULL </w:t>
+            </w:r>
+          </w:p>
+        </w:tc>
+        <w:tc>
+          <w:tcPr>
+            <w:tcW w:w="2957" w:type="dxa"/>
+          </w:tcPr>
+          <w:p>
+            <w:pPr>
+              <w:pStyle w:val="BodyText"/>
+            </w:pPr>
+            <w:r>
+              <w:t xml:space="preserve"> January – December </w:t>
+            </w:r>
+          </w:p>
+        </w:tc>
+      </w:tr>
+      <w:tr>
+        <w:trPr>
+          <w:trHeight w:val="432"/>
+        </w:trPr>
+        <w:tc>
+          <w:tcPr>
+            <w:tcW w:w="2645" w:type="dxa"/>
+          </w:tcPr>
+          <w:p>
+            <w:pPr>
+              <w:pStyle w:val="BodyText"/>
+            </w:pPr>
+            <w:r>
+              <w:t xml:space="preserve"> QUARTER_NUM</w:t>
+            </w:r>
+          </w:p>
+        </w:tc>
+        <w:tc>
+          <w:tcPr>
+            <w:tcW w:w="1675" w:type="dxa"/>
+          </w:tcPr>
+          <w:p>
+            <w:pPr>
+              <w:pStyle w:val="BodyText"/>
+            </w:pPr>
+            <w:r>
+              <w:t xml:space="preserve"> </w:t>
+            </w:r>
+            <w:proofErr w:type="gramStart"/>
+            <w:r>
+              <w:t>CHAR(</w:t>
+            </w:r>
+            <w:proofErr w:type="gramEnd"/>
+            <w:r>
+              <w:t xml:space="preserve">1) </w:t>
+            </w:r>
+          </w:p>
+        </w:tc>
+        <w:tc>
+          <w:tcPr>
+            <w:tcW w:w="2070" w:type="dxa"/>
+          </w:tcPr>
+          <w:p>
+            <w:pPr>
+              <w:pStyle w:val="BodyText"/>
+            </w:pPr>
+            <w:r>
+              <w:t xml:space="preserve"> NOT NULL </w:t>
+            </w:r>
+          </w:p>
+        </w:tc>
+        <w:tc>
+          <w:tcPr>
+            <w:tcW w:w="2957" w:type="dxa"/>
+          </w:tcPr>
+          <w:p>
+            <w:pPr>
+              <w:pStyle w:val="BodyText"/>
+            </w:pPr>
+            <w:r>
+              <w:t xml:space="preserve"> 1 – 4 </w:t>
+            </w:r>
+          </w:p>
+        </w:tc>
+      </w:tr>
+      <w:tr>
+        <w:trPr>
+          <w:trHeight w:val="432"/>
+        </w:trPr>
+        <w:tc>
+          <w:tcPr>
+            <w:tcW w:w="2645" w:type="dxa"/>
+          </w:tcPr>
+          <w:p>
+            <w:pPr>
+              <w:pStyle w:val="BodyText"/>
+            </w:pPr>
+            <w:r>
+              <w:t xml:space="preserve"> YEAR_NUM</w:t>
+            </w:r>
+          </w:p>
+        </w:tc>
+        <w:tc>
+          <w:tcPr>
+            <w:tcW w:w="1675" w:type="dxa"/>
+          </w:tcPr>
+          <w:p>
+            <w:pPr>
+              <w:pStyle w:val="BodyText"/>
+            </w:pPr>
+            <w:r>
+              <w:t xml:space="preserve"> </w:t>
+            </w:r>
+            <w:proofErr w:type="gramStart"/>
+            <w:r>
+              <w:t>CHAR(</w:t>
+            </w:r>
+            <w:proofErr w:type="gramEnd"/>
+            <w:r>
+              <w:t xml:space="preserve">4) </w:t>
+            </w:r>
+          </w:p>
+        </w:tc>
+        <w:tc>
+          <w:tcPr>
+            <w:tcW w:w="2070" w:type="dxa"/>
+          </w:tcPr>
+          <w:p>
+            <w:pPr>
+              <w:pStyle w:val="BodyText"/>
+            </w:pPr>
+            <w:r>
+              <w:t xml:space="preserve"> NOT NULL </w:t>
+            </w:r>
+          </w:p>
+        </w:tc>
+        <w:tc>
+          <w:tcPr>
+            <w:tcW w:w="2957" w:type="dxa"/>
+          </w:tcPr>
+          <w:p>
+            <w:pPr>
+              <w:pStyle w:val="BodyText"/>
+            </w:pPr>
+            <w:r>
+              <w:t xml:space="preserve"> YYYY </w:t>
+            </w:r>
+          </w:p>
+        </w:tc>
+      </w:tr>
+      <w:tr>
+        <w:trPr>
+          <w:trHeight w:val="432"/>
+        </w:trPr>
+        <w:tc>
+          <w:tcPr>
+            <w:tcW w:w="2645" w:type="dxa"/>
+          </w:tcPr>
+          <w:p>
+            <w:pPr>
+              <w:pStyle w:val="BodyText"/>
+            </w:pPr>
+            <w:r>
+              <w:t xml:space="preserve"> TA_</w:t>
+            </w:r>
+            <w:r>
+              <w:t>INSERT_DT</w:t>
+            </w:r>
+          </w:p>
+        </w:tc>
+        <w:tc>
+          <w:tcPr>
+            <w:tcW w:w="1675" w:type="dxa"/>
+          </w:tcPr>
+          <w:p>
+            <w:pPr>
+              <w:pStyle w:val="BodyText"/>
+            </w:pPr>
+            <w:r>
+              <w:t xml:space="preserve"> DATE </w:t>
+            </w:r>
+          </w:p>
+        </w:tc>
+        <w:tc>
+          <w:tcPr>
+            <w:tcW w:w="2070" w:type="dxa"/>
+          </w:tcPr>
+          <w:p>
+            <w:pPr>
+              <w:pStyle w:val="BodyText"/>
+            </w:pPr>
+            <w:r>
+              <w:t xml:space="preserve"> NOT NULL </w:t>
+            </w:r>
+          </w:p>
+        </w:tc>
+        <w:tc>
+          <w:tcPr>
+            <w:tcW w:w="2957" w:type="dxa"/>
+          </w:tcPr>
+          <w:p>
+            <w:pPr>
+              <w:pStyle w:val="BodyText"/>
+            </w:pPr>
+            <w:r>
+              <w:t xml:space="preserve"> row creation date </w:t>
+            </w:r>
+          </w:p>
+        </w:tc>
+      </w:tr>
+      <w:tr>
+        <w:trPr>
+          <w:trHeight w:val="432"/>
+        </w:trPr>
+        <w:tc>
+          <w:tcPr>
+            <w:tcW w:w="2645" w:type="dxa"/>
+          </w:tcPr>
+          <w:p>
+            <w:pPr>
+              <w:pStyle w:val="BodyText"/>
+            </w:pPr>
+            <w:r>
+              <w:t xml:space="preserve"> SOURCE_SYSTEM</w:t>
+            </w:r>
+          </w:p>
+        </w:tc>
+        <w:tc>
+          <w:tcPr>
+            <w:tcW w:w="1675" w:type="dxa"/>
+          </w:tcPr>
+          <w:p>
+            <w:pPr>
+              <w:pStyle w:val="BodyText"/>
+            </w:pPr>
+            <w:r>
+              <w:t xml:space="preserve"> </w:t>
+            </w:r>
+            <w:proofErr w:type="gramStart"/>
+            <w:r>
+              <w:t>VARCHAR(</w:t>
+            </w:r>
+            <w:proofErr w:type="gramEnd"/>
+            <w:r>
+              <w:t xml:space="preserve">50) </w:t>
+            </w:r>
+          </w:p>
+        </w:tc>
+        <w:tc>
+          <w:tcPr>
+            <w:tcW w:w="2070" w:type="dxa"/>
+          </w:tcPr>
+          <w:p>
+            <w:pPr>
+              <w:pStyle w:val="BodyText"/>
+            </w:pPr>
+            <w:r>
+              <w:t xml:space="preserve"> NOT NULL </w:t>
+            </w:r>
+          </w:p>
+        </w:tc>
+        <w:tc>
+          <w:tcPr>
+            <w:tcW w:w="2957" w:type="dxa"/>
+          </w:tcPr>
+          <w:p>
+            <w:pPr>
+              <w:pStyle w:val="BodyText"/>
+            </w:pPr>
+            <w:r>
+              <w:t xml:space="preserve"> 'MANUAL' </w:t>
+            </w:r>
+          </w:p>
+        </w:tc>
+      </w:tr>
+      <w:tr>
+        <w:trPr>
+          <w:trHeight w:val="432"/>
+        </w:trPr>
+        <w:tc>
+          <w:tcPr>
+            <w:tcW w:w="2645" w:type="dxa"/>
+          </w:tcPr>
+          <w:p>
+            <w:pPr>
+              <w:pStyle w:val="BodyText"/>
+            </w:pPr>
+            <w:r>
+              <w:t xml:space="preserve"> SOURCE_ENTITY</w:t>
+            </w:r>
+          </w:p>
+        </w:tc>
+        <w:tc>
+          <w:tcPr>
+            <w:tcW w:w="1675" w:type="dxa"/>
+          </w:tcPr>
+          <w:p>
+            <w:pPr>
+              <w:pStyle w:val="BodyText"/>
+            </w:pPr>
+            <w:r>
+              <w:t xml:space="preserve"> </w:t>
+            </w:r>
+            <w:proofErr w:type="gramStart"/>
+            <w:r>
+              <w:t>VARCHAR(</w:t>
+            </w:r>
+            <w:proofErr w:type="gramEnd"/>
+            <w:r>
+              <w:t xml:space="preserve">50) </w:t>
+            </w:r>
+          </w:p>
+        </w:tc>
+        <w:tc>
+          <w:tcPr>
+            <w:tcW w:w="2070" w:type="dxa"/>
+          </w:tcPr>
+          <w:p>
+            <w:pPr>
+              <w:pStyle w:val="BodyText"/>
+            </w:pPr>
+            <w:r>
+              <w:t xml:space="preserve"> NOT NULL </w:t>
+            </w:r>
+          </w:p>
+        </w:tc>
+        <w:tc>
+          <w:tcPr>
+            <w:tcW w:w="2957" w:type="dxa"/>
+          </w:tcPr>
+          <w:p>
+            <w:pPr>
+              <w:pStyle w:val="BodyText"/>
+            </w:pPr>
+            <w:r>
+              <w:t xml:space="preserve"> 'MANUAL' </w:t>
+            </w:r>
+          </w:p>
+        </w:tc>
+      </w:tr>
+    </w:tbl>
+    <w:p>
+      <w:pPr>
+        <w:pStyle w:val="BodyText"/>
+      </w:pPr>
+    </w:p>
+    <w:p>
+      <w:pPr>
+        <w:pStyle w:val="BodyText"/>
+      </w:pPr>
+      <w:r>
+        <w:t>Note: UPDATE_DT is intentionally absent – SCD Type 0 rows are never modified.</w:t>
+      </w:r>
+    </w:p>
+    <w:p>
+      <w:pPr>
+        <w:pStyle w:val="BodyText"/>
+      </w:pPr>
+    </w:p>
+    <w:p>
+      <w:pPr>
+        <w:pStyle w:val="Heading3"/>
+      </w:pPr>
+      <w:r>
+        <w:t>DIM_CUSTOMERS_SCD (SCD Type 2)</w:t>
+      </w:r>
+    </w:p>
+    <w:p>
+      <w:pPr>
+        <w:pStyle w:val="BodyText"/>
+      </w:pPr>
+      <w:r>
+        <w:t>Customer address/age changes must be historically tracked.</w:t>
+      </w:r>
+    </w:p>
+    <w:p>
+      <w:pPr>
+        <w:pStyle w:val="BodyText"/>
+      </w:pPr>
+    </w:p>
+    <w:tbl>
+      <w:tblPr>
+        <w:tblW w:w="5000" w:type="pct"/>
+        <w:tblInd w:w="-5" w:type="dxa"/>
+        <w:tblBorders>
+          <w:top w:val="single" w:sz="4" w:space="0" w:color="76CDD8"/>
+          <w:left w:val="single" w:sz="4" w:space="0" w:color="76CDD8"/>
+          <w:bottom w:val="single" w:sz="4" w:space="0" w:color="76CDD8"/>
+          <w:right w:val="single" w:sz="4" w:space="0" w:color="76CDD8"/>
+          <w:insideH w:val="single" w:sz="4" w:space="0" w:color="76CDD8"/>
+          <w:insideV w:val="single" w:sz="4" w:space="0" w:color="76CDD8"/>
+        </w:tblBorders>
+        <w:tblLayout w:type="fixed"/>
+        <w:tblLook w:val="0000" w:firstRow="0" w:lastRow="0" w:firstColumn="0" w:lastColumn="0" w:noHBand="0" w:noVBand="0"/>
+      </w:tblPr>
+      <w:tblGrid>
+        <w:gridCol w:w="2880"/>
+        <w:gridCol w:w="1800"/>
+        <w:gridCol w:w="1710"/>
+        <w:gridCol w:w="2957"/>
+      </w:tblGrid>
+      <w:tr>
+        <w:trPr>
+          <w:trHeight w:val="292"/>
+        </w:trPr>
+        <w:tc>
+          <w:tcPr>
+            <w:tcW w:w="2880" w:type="dxa"/>
+            <w:shd w:val="clear" w:color="auto" w:fill="76CDD8"/>
+          </w:tcPr>
+          <w:p>
+            <w:pPr>
+              <w:pStyle w:val="BodyText"/>
+              <w:widowControl w:val="0"/>
+              <w:spacing w:line="360" w:lineRule="auto"/>
+              <w:rPr>
+                <w:color w:val="FFFFFF" w:themeColor="background1"/>
+                <w:sz w:val="18"/>
+                <w:szCs w:val="18"/>
+              </w:rPr>
+            </w:pPr>
+            <w:r>
+              <w:t xml:space="preserve">Column Name </w:t>
+            </w:r>
+          </w:p>
+        </w:tc>
+        <w:tc>
+          <w:tcPr>
+            <w:tcW w:w="1800" w:type="dxa"/>
+            <w:shd w:val="clear" w:color="auto" w:fill="76CDD8"/>
+          </w:tcPr>
+          <w:p>
+            <w:pPr>
+              <w:pStyle w:val="BodyText"/>
+              <w:widowControl w:val="0"/>
+              <w:spacing w:line="360" w:lineRule="auto"/>
+            </w:pPr>
+            <w:r>
+              <w:t xml:space="preserve"> Data Type </w:t>
+            </w:r>
+          </w:p>
+        </w:tc>
+        <w:tc>
+          <w:tcPr>
+            <w:tcW w:w="1710" w:type="dxa"/>
+            <w:shd w:val="clear" w:color="auto" w:fill="76CDD8"/>
+          </w:tcPr>
+          <w:p>
+            <w:pPr>
+              <w:pStyle w:val="BodyText"/>
+              <w:widowControl w:val="0"/>
+              <w:spacing w:line="360" w:lineRule="auto"/>
+              <w:rPr>
+                <w:color w:val="FFFFFF" w:themeColor="background1"/>
+                <w:sz w:val="18"/>
+                <w:szCs w:val="18"/>
+              </w:rPr>
+            </w:pPr>
+            <w:r>
+              <w:t xml:space="preserve"> Constraints </w:t>
+            </w:r>
+          </w:p>
+        </w:tc>
+        <w:tc>
+          <w:tcPr>
+            <w:tcW w:w="2957" w:type="dxa"/>
+            <w:shd w:val="clear" w:color="auto" w:fill="76CDD8"/>
+          </w:tcPr>
+          <w:p>
+            <w:pPr>
+              <w:pStyle w:val="BodyText"/>
+              <w:widowControl w:val="0"/>
+              <w:spacing w:line="360" w:lineRule="auto"/>
+            </w:pPr>
+            <w:r>
+              <w:t xml:space="preserve"> Notes </w:t>
+            </w:r>
+          </w:p>
+        </w:tc>
+      </w:tr>
+      <w:tr>
+        <w:trPr>
+          <w:trHeight w:val="432"/>
+        </w:trPr>
+        <w:tc>
+          <w:tcPr>
+            <w:tcW w:w="2880" w:type="dxa"/>
+          </w:tcPr>
+          <w:p>
+            <w:pPr>
+              <w:pStyle w:val="BodyText"/>
+            </w:pPr>
+            <w:r>
+              <w:lastRenderedPageBreak/>
+              <w:t xml:space="preserve"> CUSTOMER_SURR_ID</w:t>
+            </w:r>
+          </w:p>
+        </w:tc>
+        <w:tc>
+          <w:tcPr>
+            <w:tcW w:w="1800" w:type="dxa"/>
+          </w:tcPr>
+          <w:p>
+            <w:pPr>
+              <w:pStyle w:val="BodyText"/>
+            </w:pPr>
+            <w:r>
+              <w:t xml:space="preserve"> BIGINT </w:t>
+            </w:r>
+          </w:p>
+        </w:tc>
+        <w:tc>
+          <w:tcPr>
+            <w:tcW w:w="1710" w:type="dxa"/>
+          </w:tcPr>
+          <w:p>
+            <w:pPr>
+              <w:pStyle w:val="BodyText"/>
+            </w:pPr>
+            <w:r>
+              <w:t xml:space="preserve"> NOT NULL, PK </w:t>
+            </w:r>
+          </w:p>
+        </w:tc>
+        <w:tc>
+          <w:tcPr>
+            <w:tcW w:w="2957" w:type="dxa"/>
+          </w:tcPr>
+          <w:p>
+            <w:pPr>
+              <w:pStyle w:val="BodyText"/>
+            </w:pPr>
+            <w:r>
+              <w:t xml:space="preserve"> Surrogate key – sequence </w:t>
+            </w:r>
+          </w:p>
+        </w:tc>
+      </w:tr>
+      <w:tr>
+        <w:trPr>
+          <w:trHeight w:val="432"/>
+        </w:trPr>
+        <w:tc>
+          <w:tcPr>
+            <w:tcW w:w="2880" w:type="dxa"/>
+          </w:tcPr>
+          <w:p>
+            <w:pPr>
+              <w:pStyle w:val="BodyText"/>
+            </w:pPr>
+            <w:r>
+              <w:t xml:space="preserve"> CUSTOMER_SRC_ID </w:t>
+            </w:r>
+          </w:p>
+        </w:tc>
+        <w:tc>
+          <w:tcPr>
+            <w:tcW w:w="1800" w:type="dxa"/>
+          </w:tcPr>
+          <w:p>
+            <w:pPr>
+              <w:pStyle w:val="BodyText"/>
+            </w:pPr>
+            <w:r>
+              <w:t xml:space="preserve"> </w:t>
+            </w:r>
+            <w:proofErr w:type="gramStart"/>
+            <w:r>
+              <w:t>VARCHAR(</w:t>
+            </w:r>
+            <w:proofErr w:type="gramEnd"/>
+            <w:r>
+              <w:t xml:space="preserve">50) </w:t>
+            </w:r>
+          </w:p>
+        </w:tc>
+        <w:tc>
+          <w:tcPr>
+            <w:tcW w:w="1710" w:type="dxa"/>
+          </w:tcPr>
+          <w:p>
+            <w:pPr>
+              <w:pStyle w:val="BodyText"/>
+            </w:pPr>
+            <w:r>
+              <w:t xml:space="preserve"> NOT NULL </w:t>
+            </w:r>
+          </w:p>
+        </w:tc>
+        <w:tc>
+          <w:tcPr>
+            <w:tcW w:w="2957" w:type="dxa"/>
+          </w:tcPr>
+          <w:p>
+            <w:pPr>
+              <w:pStyle w:val="BodyText"/>
+            </w:pPr>
+            <w:r>
+              <w:t xml:space="preserve"> NK – </w:t>
+            </w:r>
+            <w:proofErr w:type="spellStart"/>
+            <w:r>
+              <w:t>user_id</w:t>
+            </w:r>
+            <w:proofErr w:type="spellEnd"/>
+            <w:r>
+              <w:t xml:space="preserve"> / </w:t>
+            </w:r>
+            <w:proofErr w:type="spellStart"/>
+            <w:r>
+              <w:t>customer_id</w:t>
+            </w:r>
+            <w:proofErr w:type="spellEnd"/>
+            <w:r>
+              <w:t xml:space="preserve"> from source </w:t>
+            </w:r>
+          </w:p>
+        </w:tc>
+      </w:tr>
+      <w:tr>
+        <w:trPr>
+          <w:trHeight w:val="432"/>
+        </w:trPr>
+        <w:tc>
+          <w:tcPr>
+            <w:tcW w:w="2880" w:type="dxa"/>
+          </w:tcPr>
+          <w:p>
+            <w:pPr>
+              <w:pStyle w:val="BodyText"/>
+            </w:pPr>
+            <w:r>
+              <w:t xml:space="preserve"> CUSTOMER_NAME</w:t>
+            </w:r>
+          </w:p>
+        </w:tc>
+        <w:tc>
+          <w:tcPr>
+            <w:tcW w:w="1800" w:type="dxa"/>
+          </w:tcPr>
+          <w:p>
+            <w:pPr>
+              <w:pStyle w:val="BodyText"/>
+            </w:pPr>
+            <w:r>
+              <w:t xml:space="preserve"> </w:t>
+            </w:r>
+            <w:proofErr w:type="gramStart"/>
+            <w:r>
+              <w:t>VARCHAR(</w:t>
+            </w:r>
+            <w:proofErr w:type="gramEnd"/>
+            <w:r>
+              <w:t xml:space="preserve">100) </w:t>
+            </w:r>
+          </w:p>
+        </w:tc>
+        <w:tc>
+          <w:tcPr>
+            <w:tcW w:w="1710" w:type="dxa"/>
+          </w:tcPr>
+          <w:p>
+            <w:pPr>
+              <w:pStyle w:val="BodyText"/>
+            </w:pPr>
+            <w:r>
+              <w:t xml:space="preserve"> NOT NULL </w:t>
+            </w:r>
+          </w:p>
+        </w:tc>
+        <w:tc>
+          <w:tcPr>
+            <w:tcW w:w="2957" w:type="dxa"/>
+          </w:tcPr>
+          <w:p>
+            <w:pPr>
+              <w:pStyle w:val="BodyText"/>
+            </w:pPr>
+            <w:r>
+              <w:t xml:space="preserve"> Full name </w:t>
+            </w:r>
+          </w:p>
+        </w:tc>
+      </w:tr>
+      <w:tr>
+        <w:trPr>
+          <w:trHeight w:val="432"/>
+        </w:trPr>
+        <w:tc>
+          <w:tcPr>
+            <w:tcW w:w="2880" w:type="dxa"/>
+          </w:tcPr>
+          <w:p>
+            <w:pPr>
+              <w:pStyle w:val="BodyText"/>
+            </w:pPr>
+            <w:r>
+              <w:t xml:space="preserve"> CUSTOMER_GENDER</w:t>
+            </w:r>
+          </w:p>
+        </w:tc>
+        <w:tc>
+          <w:tcPr>
+            <w:tcW w:w="1800" w:type="dxa"/>
+          </w:tcPr>
+          <w:p>
+            <w:pPr>
+              <w:pStyle w:val="BodyText"/>
+            </w:pPr>
+            <w:r>
+              <w:t xml:space="preserve"> </w:t>
+            </w:r>
+            <w:proofErr w:type="gramStart"/>
+            <w:r>
+              <w:t>CHAR(</w:t>
+            </w:r>
+            <w:proofErr w:type="gramEnd"/>
+            <w:r>
+              <w:t xml:space="preserve">1) </w:t>
+            </w:r>
+          </w:p>
+        </w:tc>
+        <w:tc>
+          <w:tcPr>
+            <w:tcW w:w="1710" w:type="dxa"/>
+          </w:tcPr>
+          <w:p>
+            <w:pPr>
+              <w:pStyle w:val="BodyText"/>
+            </w:pPr>
+            <w:r>
+              <w:t xml:space="preserve"> NOT NULL </w:t>
+            </w:r>
+          </w:p>
+        </w:tc>
+        <w:tc>
+          <w:tcPr>
+            <w:tcW w:w="2957" w:type="dxa"/>
+          </w:tcPr>
+          <w:p>
+            <w:pPr>
+              <w:pStyle w:val="BodyText"/>
+            </w:pPr>
+            <w:r>
+              <w:t xml:space="preserve"> M / F </w:t>
+            </w:r>
+          </w:p>
+        </w:tc>
+      </w:tr>
+      <w:tr>
+        <w:trPr>
+          <w:trHeight w:val="432"/>
+        </w:trPr>
+        <w:tc>
+          <w:tcPr>
+            <w:tcW w:w="2880" w:type="dxa"/>
+          </w:tcPr>
+          <w:p>
+            <w:pPr>
+              <w:pStyle w:val="BodyText"/>
+            </w:pPr>
+            <w:r>
+              <w:t xml:space="preserve"> CUSTOMER_AGE</w:t>
+            </w:r>
+          </w:p>
+        </w:tc>
+        <w:tc>
+          <w:tcPr>
+            <w:tcW w:w="1800" w:type="dxa"/>
+          </w:tcPr>
+          <w:p>
+            <w:pPr>
+              <w:pStyle w:val="BodyText"/>
+            </w:pPr>
+            <w:r>
+              <w:t xml:space="preserve"> INTEGER </w:t>
+            </w:r>
+          </w:p>
+        </w:tc>
+        <w:tc>
+          <w:tcPr>
+            <w:tcW w:w="1710" w:type="dxa"/>
+          </w:tcPr>
+          <w:p>
+            <w:pPr>
+              <w:pStyle w:val="BodyText"/>
+            </w:pPr>
+            <w:r>
+              <w:t xml:space="preserve"> NOT NULL </w:t>
+            </w:r>
+          </w:p>
+        </w:tc>
+        <w:tc>
+          <w:tcPr>
+            <w:tcW w:w="2957" w:type="dxa"/>
+          </w:tcPr>
+          <w:p>
+            <w:pPr>
+              <w:pStyle w:val="BodyText"/>
+            </w:pPr>
+            <w:r>
+              <w:t xml:space="preserve"> Age at time of version </w:t>
+            </w:r>
+          </w:p>
+        </w:tc>
+      </w:tr>
+      <w:tr>
+        <w:trPr>
+          <w:trHeight w:val="432"/>
+        </w:trPr>
+        <w:tc>
+          <w:tcPr>
+            <w:tcW w:w="2880" w:type="dxa"/>
+          </w:tcPr>
+          <w:p>
+            <w:pPr>
+              <w:pStyle w:val="BodyText"/>
+            </w:pPr>
+            <w:r>
+              <w:t xml:space="preserve"> CUSTOMER_EMAIL</w:t>
+            </w:r>
+          </w:p>
+        </w:tc>
+        <w:tc>
+          <w:tcPr>
+            <w:tcW w:w="1800" w:type="dxa"/>
+          </w:tcPr>
+          <w:p>
+            <w:pPr>
+              <w:pStyle w:val="BodyText"/>
+            </w:pPr>
+            <w:r>
+              <w:t xml:space="preserve"> </w:t>
+            </w:r>
+            <w:proofErr w:type="gramStart"/>
+            <w:r>
+              <w:t>VARCHAR(</w:t>
+            </w:r>
+            <w:proofErr w:type="gramEnd"/>
+            <w:r>
+              <w:t xml:space="preserve">100) </w:t>
+            </w:r>
+          </w:p>
+        </w:tc>
+        <w:tc>
+          <w:tcPr>
+            <w:tcW w:w="1710" w:type="dxa"/>
+          </w:tcPr>
+          <w:p>
+            <w:pPr>
+              <w:pStyle w:val="BodyText"/>
+            </w:pPr>
+            <w:r>
+              <w:t xml:space="preserve"> NOT NULL </w:t>
+            </w:r>
+          </w:p>
+        </w:tc>
+        <w:tc>
+          <w:tcPr>
+            <w:tcW w:w="2957" w:type="dxa"/>
+          </w:tcPr>
+          <w:p>
+            <w:pPr>
+              <w:pStyle w:val="BodyText"/>
+            </w:pPr>
+            <w:r>
+              <w:t xml:space="preserve"> N/A for retail source </w:t>
+            </w:r>
+          </w:p>
+        </w:tc>
+      </w:tr>
+      <w:tr>
+        <w:trPr>
+          <w:trHeight w:val="432"/>
+        </w:trPr>
+        <w:tc>
+          <w:tcPr>
+            <w:tcW w:w="2880" w:type="dxa"/>
+          </w:tcPr>
+          <w:p>
+            <w:pPr>
+              <w:pStyle w:val="BodyText"/>
+            </w:pPr>
+            <w:r>
+              <w:t xml:space="preserve"> CUSTOMER_PHONE_NUMBER</w:t>
+            </w:r>
+          </w:p>
+        </w:tc>
+        <w:tc>
+          <w:tcPr>
+            <w:tcW w:w="1800" w:type="dxa"/>
+          </w:tcPr>
+          <w:p>
+            <w:pPr>
+              <w:pStyle w:val="BodyText"/>
+            </w:pPr>
+            <w:r>
+              <w:t xml:space="preserve"> </w:t>
+            </w:r>
+            <w:proofErr w:type="gramStart"/>
+            <w:r>
+              <w:t>VARCHAR(</w:t>
+            </w:r>
+            <w:proofErr w:type="gramEnd"/>
+            <w:r>
+              <w:t xml:space="preserve">30) </w:t>
+            </w:r>
+          </w:p>
+        </w:tc>
+        <w:tc>
+          <w:tcPr>
+            <w:tcW w:w="1710" w:type="dxa"/>
+          </w:tcPr>
+          <w:p>
+            <w:pPr>
+              <w:pStyle w:val="BodyText"/>
+            </w:pPr>
+            <w:r>
+              <w:t xml:space="preserve"> NOT NULL </w:t>
+            </w:r>
+          </w:p>
+        </w:tc>
+        <w:tc>
+          <w:tcPr>
+            <w:tcW w:w="2957" w:type="dxa"/>
+          </w:tcPr>
+          <w:p>
+            <w:pPr>
+              <w:pStyle w:val="BodyText"/>
+            </w:pPr>
+            <w:r>
+              <w:t xml:space="preserve"> Phone number </w:t>
+            </w:r>
+          </w:p>
+        </w:tc>
+      </w:tr>
+      <w:tr>
+        <w:trPr>
+          <w:trHeight w:val="432"/>
+        </w:trPr>
+        <w:tc>
+          <w:tcPr>
+            <w:tcW w:w="2880" w:type="dxa"/>
+          </w:tcPr>
+          <w:p>
+            <w:pPr>
+              <w:pStyle w:val="BodyText"/>
+            </w:pPr>
+            <w:r>
+              <w:t xml:space="preserve"> CUSTOMER_ADDRESS</w:t>
+            </w:r>
+          </w:p>
+        </w:tc>
+        <w:tc>
+          <w:tcPr>
+            <w:tcW w:w="1800" w:type="dxa"/>
+          </w:tcPr>
+          <w:p>
+            <w:pPr>
+              <w:pStyle w:val="BodyText"/>
+            </w:pPr>
+            <w:r>
+              <w:t xml:space="preserve"> </w:t>
+            </w:r>
+            <w:proofErr w:type="gramStart"/>
+            <w:r>
+              <w:t>VARCHAR(</w:t>
+            </w:r>
+            <w:proofErr w:type="gramEnd"/>
+            <w:r>
+              <w:t xml:space="preserve">200) </w:t>
+            </w:r>
+          </w:p>
+        </w:tc>
+        <w:tc>
+          <w:tcPr>
+            <w:tcW w:w="1710" w:type="dxa"/>
+          </w:tcPr>
+          <w:p>
+            <w:pPr>
+              <w:pStyle w:val="BodyText"/>
+            </w:pPr>
+            <w:r>
+              <w:t xml:space="preserve"> NOT NULL </w:t>
+            </w:r>
+          </w:p>
+        </w:tc>
+        <w:tc>
+          <w:tcPr>
+            <w:tcW w:w="2957" w:type="dxa"/>
+          </w:tcPr>
+          <w:p>
+            <w:pPr>
+              <w:pStyle w:val="BodyText"/>
+            </w:pPr>
+            <w:r>
+              <w:t xml:space="preserve"> Street address </w:t>
+            </w:r>
+          </w:p>
+        </w:tc>
+      </w:tr>
+      <w:tr>
+        <w:trPr>
+          <w:trHeight w:val="432"/>
+        </w:trPr>
+        <w:tc>
+          <w:tcPr>
+            <w:tcW w:w="2880" w:type="dxa"/>
+          </w:tcPr>
+          <w:p>
+            <w:pPr>
+              <w:pStyle w:val="BodyText"/>
+            </w:pPr>
+            <w:r>
+              <w:t xml:space="preserve"> CUSTOMER_CITY</w:t>
+            </w:r>
+          </w:p>
+        </w:tc>
+        <w:tc>
+          <w:tcPr>
+            <w:tcW w:w="1800" w:type="dxa"/>
+          </w:tcPr>
+          <w:p>
+            <w:pPr>
+              <w:pStyle w:val="BodyText"/>
+            </w:pPr>
+            <w:r>
+              <w:t xml:space="preserve"> </w:t>
+            </w:r>
+            <w:proofErr w:type="gramStart"/>
+            <w:r>
+              <w:t>VARCHAR(</w:t>
+            </w:r>
+            <w:proofErr w:type="gramEnd"/>
+            <w:r>
+              <w:t xml:space="preserve">100) </w:t>
+            </w:r>
+          </w:p>
+        </w:tc>
+        <w:tc>
+          <w:tcPr>
+            <w:tcW w:w="1710" w:type="dxa"/>
+          </w:tcPr>
+          <w:p>
+            <w:pPr>
+              <w:pStyle w:val="BodyText"/>
+            </w:pPr>
+            <w:r>
+              <w:t xml:space="preserve"> NOT NULL </w:t>
+            </w:r>
+          </w:p>
+        </w:tc>
+        <w:tc>
+          <w:tcPr>
+            <w:tcW w:w="2957" w:type="dxa"/>
+          </w:tcPr>
+          <w:p>
+            <w:pPr>
+              <w:pStyle w:val="BodyText"/>
+            </w:pPr>
+            <w:r>
+              <w:t xml:space="preserve"> City </w:t>
+            </w:r>
+          </w:p>
+        </w:tc>
+      </w:tr>
+      <w:tr>
+        <w:trPr>
+          <w:trHeight w:val="432"/>
+        </w:trPr>
+        <w:tc>
+          <w:tcPr>
+            <w:tcW w:w="2880" w:type="dxa"/>
+          </w:tcPr>
+          <w:p>
+            <w:pPr>
+              <w:pStyle w:val="BodyText"/>
+            </w:pPr>
+            <w:r>
+              <w:t xml:space="preserve"> CUSTOMER_STATE</w:t>
+            </w:r>
+          </w:p>
+        </w:tc>
+        <w:tc>
+          <w:tcPr>
+            <w:tcW w:w="1800" w:type="dxa"/>
+          </w:tcPr>
+          <w:p>
+            <w:pPr>
+              <w:pStyle w:val="BodyText"/>
+            </w:pPr>
+            <w:r>
+              <w:t xml:space="preserve"> </w:t>
+            </w:r>
+            <w:proofErr w:type="gramStart"/>
+            <w:r>
+              <w:t>CHAR(</w:t>
+            </w:r>
+            <w:proofErr w:type="gramEnd"/>
+            <w:r>
+              <w:t xml:space="preserve">2) </w:t>
+            </w:r>
+          </w:p>
+        </w:tc>
+        <w:tc>
+          <w:tcPr>
+            <w:tcW w:w="1710" w:type="dxa"/>
+          </w:tcPr>
+          <w:p>
+            <w:pPr>
+              <w:pStyle w:val="BodyText"/>
+            </w:pPr>
+            <w:r>
+              <w:t xml:space="preserve"> NOT NULL </w:t>
+            </w:r>
+          </w:p>
+        </w:tc>
+        <w:tc>
+          <w:tcPr>
+            <w:tcW w:w="2957" w:type="dxa"/>
+          </w:tcPr>
+          <w:p>
+            <w:pPr>
+              <w:pStyle w:val="BodyText"/>
+            </w:pPr>
+            <w:r>
+              <w:t xml:space="preserve"> State code </w:t>
+            </w:r>
+          </w:p>
+        </w:tc>
+      </w:tr>
+      <w:tr>
+        <w:trPr>
+          <w:trHeight w:val="432"/>
+        </w:trPr>
+        <w:tc>
+          <w:tcPr>
+            <w:tcW w:w="2880" w:type="dxa"/>
+          </w:tcPr>
+          <w:p>
+            <w:pPr>
+              <w:pStyle w:val="BodyText"/>
+            </w:pPr>
+            <w:r>
+              <w:t xml:space="preserve"> </w:t>
+            </w:r>
+            <w:r>
+              <w:t>C</w:t>
+            </w:r>
+            <w:r>
+              <w:t>USTOMER_POSTAL_CODE</w:t>
+            </w:r>
+          </w:p>
+        </w:tc>
+        <w:tc>
+          <w:tcPr>
+            <w:tcW w:w="1800" w:type="dxa"/>
+          </w:tcPr>
+          <w:p>
+            <w:pPr>
+              <w:pStyle w:val="BodyText"/>
+            </w:pPr>
+            <w:r>
+              <w:t xml:space="preserve"> </w:t>
+            </w:r>
+            <w:proofErr w:type="gramStart"/>
+            <w:r>
+              <w:t>VARCHAR(</w:t>
+            </w:r>
+            <w:proofErr w:type="gramEnd"/>
+            <w:r>
+              <w:t xml:space="preserve">10) </w:t>
+            </w:r>
+          </w:p>
+        </w:tc>
+        <w:tc>
+          <w:tcPr>
+            <w:tcW w:w="1710" w:type="dxa"/>
+          </w:tcPr>
+          <w:p>
+            <w:pPr>
+              <w:pStyle w:val="BodyText"/>
+            </w:pPr>
+            <w:r>
+              <w:t xml:space="preserve"> NOT NULL </w:t>
+            </w:r>
+          </w:p>
+        </w:tc>
+        <w:tc>
+          <w:tcPr>
+            <w:tcW w:w="2957" w:type="dxa"/>
+          </w:tcPr>
+          <w:p>
+            <w:pPr>
+              <w:pStyle w:val="BodyText"/>
+            </w:pPr>
+            <w:r>
+              <w:t xml:space="preserve"> Postal code </w:t>
+            </w:r>
+          </w:p>
+        </w:tc>
+      </w:tr>
+      <w:tr>
+        <w:trPr>
+          <w:trHeight w:val="432"/>
+        </w:trPr>
+        <w:tc>
+          <w:tcPr>
+            <w:tcW w:w="2880" w:type="dxa"/>
+          </w:tcPr>
+          <w:p>
+            <w:pPr>
+              <w:pStyle w:val="BodyText"/>
+            </w:pPr>
+            <w:r>
+              <w:t xml:space="preserve"> START_DT</w:t>
+            </w:r>
+          </w:p>
+        </w:tc>
+        <w:tc>
+          <w:tcPr>
+            <w:tcW w:w="1800" w:type="dxa"/>
+          </w:tcPr>
+          <w:p>
+            <w:pPr>
+              <w:pStyle w:val="BodyText"/>
+            </w:pPr>
+            <w:r>
+              <w:t xml:space="preserve"> DATE </w:t>
+            </w:r>
+          </w:p>
+        </w:tc>
+        <w:tc>
+          <w:tcPr>
+            <w:tcW w:w="1710" w:type="dxa"/>
+          </w:tcPr>
+          <w:p>
+            <w:pPr>
+              <w:pStyle w:val="BodyText"/>
+            </w:pPr>
+            <w:r>
+              <w:t xml:space="preserve"> NOT NULL </w:t>
+            </w:r>
+          </w:p>
+        </w:tc>
+        <w:tc>
+          <w:tcPr>
+            <w:tcW w:w="2957" w:type="dxa"/>
+          </w:tcPr>
+          <w:p>
+            <w:pPr>
+              <w:pStyle w:val="BodyText"/>
+            </w:pPr>
+            <w:r>
+              <w:t xml:space="preserve"> SCD2 start date. Default: 01/01/1990 </w:t>
+            </w:r>
+          </w:p>
+        </w:tc>
+      </w:tr>
+      <w:tr>
+        <w:trPr>
+          <w:trHeight w:val="432"/>
+        </w:trPr>
+        <w:tc>
+          <w:tcPr>
+            <w:tcW w:w="2880" w:type="dxa"/>
+          </w:tcPr>
+          <w:p>
+            <w:pPr>
+              <w:pStyle w:val="BodyText"/>
+            </w:pPr>
+            <w:r>
+              <w:t xml:space="preserve"> END_DT</w:t>
+            </w:r>
+          </w:p>
+        </w:tc>
+        <w:tc>
+          <w:tcPr>
+            <w:tcW w:w="1800" w:type="dxa"/>
+          </w:tcPr>
+          <w:p>
+            <w:pPr>
+              <w:pStyle w:val="BodyText"/>
+            </w:pPr>
+            <w:r>
+              <w:t xml:space="preserve"> DATE </w:t>
+            </w:r>
+          </w:p>
+        </w:tc>
+        <w:tc>
+          <w:tcPr>
+            <w:tcW w:w="1710" w:type="dxa"/>
+          </w:tcPr>
+          <w:p>
+            <w:pPr>
+              <w:pStyle w:val="BodyText"/>
+            </w:pPr>
+            <w:r>
+              <w:t xml:space="preserve"> NOT NULL </w:t>
+            </w:r>
+          </w:p>
+        </w:tc>
+        <w:tc>
+          <w:tcPr>
+            <w:tcW w:w="2957" w:type="dxa"/>
+          </w:tcPr>
+          <w:p>
+            <w:pPr>
+              <w:pStyle w:val="BodyText"/>
+            </w:pPr>
+            <w:r>
+              <w:t xml:space="preserve"> SCD2 end date. Default: 31/12/9999 </w:t>
+            </w:r>
+          </w:p>
+        </w:tc>
+      </w:tr>
+      <w:tr>
+        <w:trPr>
+          <w:trHeight w:val="432"/>
+        </w:trPr>
+        <w:tc>
+          <w:tcPr>
+            <w:tcW w:w="2880" w:type="dxa"/>
+          </w:tcPr>
+          <w:p>
+            <w:pPr>
+              <w:pStyle w:val="BodyText"/>
+            </w:pPr>
+            <w:r>
+              <w:t xml:space="preserve"> IS_ACTIVE</w:t>
+            </w:r>
+          </w:p>
+        </w:tc>
+        <w:tc>
+          <w:tcPr>
+            <w:tcW w:w="1800" w:type="dxa"/>
+          </w:tcPr>
+          <w:p>
+            <w:pPr>
+              <w:pStyle w:val="BodyText"/>
+            </w:pPr>
+            <w:r>
+              <w:t xml:space="preserve"> </w:t>
+            </w:r>
+            <w:proofErr w:type="gramStart"/>
+            <w:r>
+              <w:t>VARCHAR(</w:t>
+            </w:r>
+            <w:proofErr w:type="gramEnd"/>
+            <w:r>
+              <w:t xml:space="preserve">1) </w:t>
+            </w:r>
+          </w:p>
+        </w:tc>
+        <w:tc>
+          <w:tcPr>
+            <w:tcW w:w="1710" w:type="dxa"/>
+          </w:tcPr>
+          <w:p>
+            <w:pPr>
+              <w:pStyle w:val="BodyText"/>
+            </w:pPr>
+            <w:r>
+              <w:t xml:space="preserve"> NOT NULL </w:t>
+            </w:r>
+          </w:p>
+        </w:tc>
+        <w:tc>
+          <w:tcPr>
+            <w:tcW w:w="2957" w:type="dxa"/>
+          </w:tcPr>
+          <w:p>
+            <w:pPr>
+              <w:pStyle w:val="BodyText"/>
+            </w:pPr>
+            <w:r>
+              <w:t xml:space="preserve"> Y = current, N = expired </w:t>
+            </w:r>
+          </w:p>
+        </w:tc>
+      </w:tr>
+      <w:tr>
+        <w:trPr>
+          <w:trHeight w:val="432"/>
+        </w:trPr>
+        <w:tc>
+          <w:tcPr>
+            <w:tcW w:w="2880" w:type="dxa"/>
+          </w:tcPr>
+          <w:p>
+            <w:pPr>
+              <w:pStyle w:val="BodyText"/>
+            </w:pPr>
+            <w:r>
+              <w:t xml:space="preserve"> </w:t>
+            </w:r>
+            <w:r>
+              <w:t>TA_</w:t>
+            </w:r>
+            <w:r>
+              <w:t>INSERT_DT</w:t>
+            </w:r>
+          </w:p>
+        </w:tc>
+        <w:tc>
+          <w:tcPr>
+            <w:tcW w:w="1800" w:type="dxa"/>
+          </w:tcPr>
+          <w:p>
+            <w:pPr>
+              <w:pStyle w:val="BodyText"/>
+            </w:pPr>
+            <w:r>
+              <w:t xml:space="preserve"> DATE </w:t>
+            </w:r>
+          </w:p>
+        </w:tc>
+        <w:tc>
+          <w:tcPr>
+            <w:tcW w:w="1710" w:type="dxa"/>
+          </w:tcPr>
+          <w:p>
+            <w:pPr>
+              <w:pStyle w:val="BodyText"/>
+            </w:pPr>
+            <w:r>
+              <w:t xml:space="preserve"> NOT NULL </w:t>
+            </w:r>
+          </w:p>
+        </w:tc>
+        <w:tc>
+          <w:tcPr>
+            <w:tcW w:w="2957" w:type="dxa"/>
+          </w:tcPr>
+          <w:p>
+            <w:pPr>
+              <w:pStyle w:val="BodyText"/>
+            </w:pPr>
+            <w:r>
+              <w:t xml:space="preserve"> Row creation date </w:t>
+            </w:r>
+          </w:p>
+        </w:tc>
+      </w:tr>
+      <w:tr>
+        <w:trPr>
+          <w:trHeight w:val="432"/>
+        </w:trPr>
+        <w:tc>
+          <w:tcPr>
+            <w:tcW w:w="2880" w:type="dxa"/>
+          </w:tcPr>
+          <w:p>
+            <w:pPr>
+              <w:pStyle w:val="BodyText"/>
+            </w:pPr>
+            <w:r>
+              <w:t xml:space="preserve"> SOURCE_SYSTEM</w:t>
+            </w:r>
+          </w:p>
+        </w:tc>
+        <w:tc>
+          <w:tcPr>
+            <w:tcW w:w="1800" w:type="dxa"/>
+          </w:tcPr>
+          <w:p>
+            <w:pPr>
+              <w:pStyle w:val="BodyText"/>
+            </w:pPr>
+            <w:r>
+              <w:t xml:space="preserve"> </w:t>
+            </w:r>
+            <w:proofErr w:type="gramStart"/>
+            <w:r>
+              <w:t>VARCHAR(</w:t>
+            </w:r>
+            <w:proofErr w:type="gramEnd"/>
+            <w:r>
+              <w:t xml:space="preserve">50) </w:t>
+            </w:r>
+          </w:p>
+        </w:tc>
+        <w:tc>
+          <w:tcPr>
+            <w:tcW w:w="1710" w:type="dxa"/>
+          </w:tcPr>
+          <w:p>
+            <w:pPr>
+              <w:pStyle w:val="BodyText"/>
+            </w:pPr>
+            <w:r>
+              <w:t xml:space="preserve"> NOT NULL </w:t>
+            </w:r>
+          </w:p>
+        </w:tc>
+        <w:tc>
+          <w:tcPr>
+            <w:tcW w:w="2957" w:type="dxa"/>
+          </w:tcPr>
+          <w:p>
+            <w:pPr>
+              <w:pStyle w:val="BodyText"/>
+            </w:pPr>
+            <w:r>
+              <w:t xml:space="preserve"> SA_ECOM / SA_RETAIL </w:t>
+            </w:r>
+          </w:p>
+        </w:tc>
+      </w:tr>
+      <w:tr>
+        <w:trPr>
+          <w:trHeight w:val="432"/>
+        </w:trPr>
+        <w:tc>
+          <w:tcPr>
+            <w:tcW w:w="2880" w:type="dxa"/>
+          </w:tcPr>
+          <w:p>
+            <w:pPr>
+              <w:pStyle w:val="BodyText"/>
+            </w:pPr>
+            <w:r>
+              <w:t xml:space="preserve"> SOURCE_ENTITY</w:t>
+            </w:r>
+          </w:p>
+        </w:tc>
+        <w:tc>
+          <w:tcPr>
+            <w:tcW w:w="1800" w:type="dxa"/>
+          </w:tcPr>
+          <w:p>
+            <w:pPr>
+              <w:pStyle w:val="BodyText"/>
+            </w:pPr>
+            <w:r>
+              <w:t xml:space="preserve"> </w:t>
+            </w:r>
+            <w:proofErr w:type="gramStart"/>
+            <w:r>
+              <w:t>VARCHAR(</w:t>
+            </w:r>
+            <w:proofErr w:type="gramEnd"/>
+            <w:r>
+              <w:t xml:space="preserve">50) </w:t>
+            </w:r>
+          </w:p>
+        </w:tc>
+        <w:tc>
+          <w:tcPr>
+            <w:tcW w:w="1710" w:type="dxa"/>
+          </w:tcPr>
+          <w:p>
+            <w:pPr>
+              <w:pStyle w:val="BodyText"/>
+            </w:pPr>
+            <w:r>
+              <w:t xml:space="preserve"> NOT NULL </w:t>
+            </w:r>
+          </w:p>
+        </w:tc>
+        <w:tc>
+          <w:tcPr>
+            <w:tcW w:w="2957" w:type="dxa"/>
+          </w:tcPr>
+          <w:p>
+            <w:pPr>
+              <w:pStyle w:val="BodyText"/>
+            </w:pPr>
+            <w:r>
+              <w:t xml:space="preserve"> SRC_ECOM</w:t>
+            </w:r>
+            <w:r>
+              <w:t>_</w:t>
+            </w:r>
+            <w:r>
+              <w:t>SALES / SRC</w:t>
+            </w:r>
+            <w:r>
+              <w:t>_</w:t>
+            </w:r>
+            <w:r>
+              <w:t>RETAIL</w:t>
+            </w:r>
+            <w:r>
+              <w:t>_</w:t>
+            </w:r>
+            <w:r>
+              <w:t xml:space="preserve">SALES </w:t>
+            </w:r>
+          </w:p>
+        </w:tc>
+      </w:tr>
+    </w:tbl>
+    <w:p>
+      <w:pPr>
+        <w:pStyle w:val="BodyText"/>
+      </w:pPr>
+    </w:p>
+    <w:p>
+      <w:pPr>
+        <w:pStyle w:val="BodyText"/>
+      </w:pPr>
+      <w:r>
+        <w:t>Default row: CUSTOMER_SURR_ID = -1, all text columns = 'N/A', dates = defaults.</w:t>
+      </w:r>
+    </w:p>
+    <w:p>
+      <w:pPr>
+        <w:pStyle w:val="BodyText"/>
+      </w:pPr>
+    </w:p>
+    <w:p>
+      <w:pPr>
+        <w:pStyle w:val="Heading3"/>
+      </w:pPr>
+      <w:r>
+        <w:t>DIM_EMPLOYEES (SCD Type 1)</w:t>
+      </w:r>
+    </w:p>
+    <w:p>
+      <w:pPr>
+        <w:pStyle w:val="BodyText"/>
+      </w:pPr>
+      <w:r>
+        <w:t>Employee address/contact changes are administrative corrections; no history needed.</w:t>
+      </w:r>
+    </w:p>
+    <w:p>
+      <w:pPr>
+        <w:pStyle w:val="BodyText"/>
+      </w:pPr>
+    </w:p>
+    <w:tbl>
+      <w:tblPr>
+        <w:tblW w:w="5000" w:type="pct"/>
+        <w:tblInd w:w="-5" w:type="dxa"/>
+        <w:tblBorders>
+          <w:top w:val="single" w:sz="4" w:space="0" w:color="76CDD8"/>
+          <w:left w:val="single" w:sz="4" w:space="0" w:color="76CDD8"/>
+          <w:bottom w:val="single" w:sz="4" w:space="0" w:color="76CDD8"/>
+          <w:right w:val="single" w:sz="4" w:space="0" w:color="76CDD8"/>
+          <w:insideH w:val="single" w:sz="4" w:space="0" w:color="76CDD8"/>
+          <w:insideV w:val="single" w:sz="4" w:space="0" w:color="76CDD8"/>
+        </w:tblBorders>
+        <w:tblLayout w:type="fixed"/>
+        <w:tblLook w:val="0000" w:firstRow="0" w:lastRow="0" w:firstColumn="0" w:lastColumn="0" w:noHBand="0" w:noVBand="0"/>
+      </w:tblPr>
+      <w:tblGrid>
+        <w:gridCol w:w="2645"/>
+        <w:gridCol w:w="1675"/>
+        <w:gridCol w:w="2070"/>
+        <w:gridCol w:w="2957"/>
+      </w:tblGrid>
+      <w:tr>
+        <w:trPr>
+          <w:trHeight w:val="292"/>
+        </w:trPr>
+        <w:tc>
+          <w:tcPr>
+            <w:tcW w:w="2645" w:type="dxa"/>
+            <w:shd w:val="clear" w:color="auto" w:fill="76CDD8"/>
+          </w:tcPr>
+          <w:p>
+            <w:pPr>
+              <w:pStyle w:val="BodyText"/>
+              <w:widowControl w:val="0"/>
+              <w:spacing w:line="360" w:lineRule="auto"/>
+              <w:rPr>
+                <w:color w:val="FFFFFF" w:themeColor="background1"/>
+                <w:sz w:val="18"/>
+                <w:szCs w:val="18"/>
+              </w:rPr>
+            </w:pPr>
+            <w:r>
+              <w:t xml:space="preserve">Column Name </w:t>
+            </w:r>
+          </w:p>
+        </w:tc>
+        <w:tc>
+          <w:tcPr>
+            <w:tcW w:w="1675" w:type="dxa"/>
+            <w:shd w:val="clear" w:color="auto" w:fill="76CDD8"/>
+          </w:tcPr>
+          <w:p>
+            <w:pPr>
+              <w:pStyle w:val="BodyText"/>
+              <w:widowControl w:val="0"/>
+              <w:spacing w:line="360" w:lineRule="auto"/>
+            </w:pPr>
+            <w:r>
+              <w:t xml:space="preserve"> Data Type </w:t>
+            </w:r>
+          </w:p>
+        </w:tc>
+        <w:tc>
+          <w:tcPr>
+            <w:tcW w:w="2070" w:type="dxa"/>
+            <w:shd w:val="clear" w:color="auto" w:fill="76CDD8"/>
+          </w:tcPr>
+          <w:p>
+            <w:pPr>
+              <w:pStyle w:val="BodyText"/>
+              <w:widowControl w:val="0"/>
+              <w:spacing w:line="360" w:lineRule="auto"/>
+              <w:rPr>
+                <w:color w:val="FFFFFF" w:themeColor="background1"/>
+                <w:sz w:val="18"/>
+                <w:szCs w:val="18"/>
+              </w:rPr>
+            </w:pPr>
+            <w:r>
+              <w:t xml:space="preserve"> Constraints </w:t>
+            </w:r>
+          </w:p>
+        </w:tc>
+        <w:tc>
+          <w:tcPr>
+            <w:tcW w:w="2957" w:type="dxa"/>
+            <w:shd w:val="clear" w:color="auto" w:fill="76CDD8"/>
+          </w:tcPr>
+          <w:p>
+            <w:pPr>
+              <w:pStyle w:val="BodyText"/>
+              <w:widowControl w:val="0"/>
+              <w:spacing w:line="360" w:lineRule="auto"/>
+            </w:pPr>
+            <w:r>
+              <w:t xml:space="preserve"> Notes </w:t>
+            </w:r>
+          </w:p>
+        </w:tc>
+      </w:tr>
+      <w:tr>
+        <w:trPr>
+          <w:trHeight w:val="432"/>
+        </w:trPr>
+        <w:tc>
+          <w:tcPr>
+            <w:tcW w:w="2645" w:type="dxa"/>
+          </w:tcPr>
+          <w:p>
+            <w:pPr>
+              <w:pStyle w:val="BodyText"/>
+            </w:pPr>
+            <w:r>
+              <w:t xml:space="preserve"> EMPLOYEE_SURR_ID</w:t>
+            </w:r>
+          </w:p>
+        </w:tc>
+        <w:tc>
+          <w:tcPr>
+            <w:tcW w:w="1675" w:type="dxa"/>
+          </w:tcPr>
+          <w:p>
+            <w:pPr>
+              <w:pStyle w:val="BodyText"/>
+            </w:pPr>
+            <w:r>
+              <w:t xml:space="preserve"> BIGINT </w:t>
+            </w:r>
+          </w:p>
+        </w:tc>
+        <w:tc>
+          <w:tcPr>
+            <w:tcW w:w="2070" w:type="dxa"/>
+          </w:tcPr>
+          <w:p>
+            <w:pPr>
+              <w:pStyle w:val="BodyText"/>
+            </w:pPr>
+            <w:r>
+              <w:t xml:space="preserve"> NOT NULL, PK </w:t>
+            </w:r>
+          </w:p>
+        </w:tc>
+        <w:tc>
+          <w:tcPr>
+            <w:tcW w:w="2957" w:type="dxa"/>
+          </w:tcPr>
+          <w:p>
+            <w:pPr>
+              <w:pStyle w:val="BodyText"/>
+            </w:pPr>
+            <w:r>
+              <w:t xml:space="preserve"> Surrogate key – sequence </w:t>
+            </w:r>
+          </w:p>
+        </w:tc>
+      </w:tr>
+      <w:tr>
+        <w:trPr>
+          <w:trHeight w:val="432"/>
+        </w:trPr>
+        <w:tc>
+          <w:tcPr>
+            <w:tcW w:w="2645" w:type="dxa"/>
+          </w:tcPr>
+          <w:p>
+            <w:pPr>
+              <w:pStyle w:val="BodyText"/>
+            </w:pPr>
+            <w:r>
+              <w:t xml:space="preserve"> EMPLOYEE_SRC_ID</w:t>
+            </w:r>
+          </w:p>
+        </w:tc>
+        <w:tc>
+          <w:tcPr>
+            <w:tcW w:w="1675" w:type="dxa"/>
+          </w:tcPr>
+          <w:p>
+            <w:pPr>
+              <w:pStyle w:val="BodyText"/>
+            </w:pPr>
+            <w:r>
+              <w:t xml:space="preserve"> </w:t>
+            </w:r>
+            <w:proofErr w:type="gramStart"/>
+            <w:r>
+              <w:t>VARCHAR(</w:t>
+            </w:r>
+            <w:proofErr w:type="gramEnd"/>
+            <w:r>
+              <w:t xml:space="preserve">50) </w:t>
+            </w:r>
+          </w:p>
+        </w:tc>
+        <w:tc>
+          <w:tcPr>
+            <w:tcW w:w="2070" w:type="dxa"/>
+          </w:tcPr>
+          <w:p>
+            <w:pPr>
+              <w:pStyle w:val="BodyText"/>
+            </w:pPr>
+            <w:r>
+              <w:t xml:space="preserve"> NOT NULL </w:t>
+            </w:r>
+          </w:p>
+        </w:tc>
+        <w:tc>
+          <w:tcPr>
+            <w:tcW w:w="2957" w:type="dxa"/>
+          </w:tcPr>
+          <w:p>
+            <w:pPr>
+              <w:pStyle w:val="BodyText"/>
+            </w:pPr>
+            <w:r>
+              <w:t xml:space="preserve"> NK – </w:t>
+            </w:r>
+            <w:proofErr w:type="spellStart"/>
+            <w:r>
+              <w:t>ee</w:t>
+            </w:r>
+            <w:r>
+              <w:t>_</w:t>
+            </w:r>
+            <w:r>
+              <w:t>id</w:t>
+            </w:r>
+            <w:proofErr w:type="spellEnd"/>
+            <w:r>
+              <w:t xml:space="preserve"> / </w:t>
+            </w:r>
+            <w:proofErr w:type="spellStart"/>
+            <w:r>
+              <w:t>employee</w:t>
+            </w:r>
+            <w:r>
+              <w:t>_</w:t>
+            </w:r>
+            <w:r>
+              <w:t>id</w:t>
+            </w:r>
+            <w:proofErr w:type="spellEnd"/>
+            <w:r>
+              <w:t xml:space="preserve"> from source </w:t>
+            </w:r>
+          </w:p>
+        </w:tc>
+      </w:tr>
+      <w:tr>
+        <w:trPr>
+          <w:trHeight w:val="432"/>
+        </w:trPr>
+        <w:tc>
+          <w:tcPr>
+            <w:tcW w:w="2645" w:type="dxa"/>
+          </w:tcPr>
+          <w:p>
+            <w:pPr>
+              <w:pStyle w:val="BodyText"/>
+            </w:pPr>
+            <w:r>
+              <w:t xml:space="preserve"> EMPLOYEE_NAM</w:t>
+            </w:r>
+            <w:r>
+              <w:t>E</w:t>
+            </w:r>
+          </w:p>
+        </w:tc>
+        <w:tc>
+          <w:tcPr>
+            <w:tcW w:w="1675" w:type="dxa"/>
+          </w:tcPr>
+          <w:p>
+            <w:pPr>
+              <w:pStyle w:val="BodyText"/>
+            </w:pPr>
+            <w:r>
+              <w:t xml:space="preserve"> </w:t>
+            </w:r>
+            <w:proofErr w:type="gramStart"/>
+            <w:r>
+              <w:t>VARCHAR(</w:t>
+            </w:r>
+            <w:proofErr w:type="gramEnd"/>
+            <w:r>
+              <w:t xml:space="preserve">100) </w:t>
+            </w:r>
+          </w:p>
+        </w:tc>
+        <w:tc>
+          <w:tcPr>
+            <w:tcW w:w="2070" w:type="dxa"/>
+          </w:tcPr>
+          <w:p>
+            <w:pPr>
+              <w:pStyle w:val="BodyText"/>
+            </w:pPr>
+            <w:r>
+              <w:t xml:space="preserve"> NOT NULL </w:t>
+            </w:r>
+          </w:p>
+        </w:tc>
+        <w:tc>
+          <w:tcPr>
+            <w:tcW w:w="2957" w:type="dxa"/>
+          </w:tcPr>
+          <w:p>
+            <w:pPr>
+              <w:pStyle w:val="BodyText"/>
+            </w:pPr>
+            <w:r>
+              <w:t xml:space="preserve"> Full name </w:t>
+            </w:r>
+          </w:p>
+        </w:tc>
+      </w:tr>
+      <w:tr>
+        <w:trPr>
+          <w:trHeight w:val="432"/>
+        </w:trPr>
+        <w:tc>
+          <w:tcPr>
+            <w:tcW w:w="2645" w:type="dxa"/>
+          </w:tcPr>
+          <w:p>
+            <w:pPr>
+              <w:pStyle w:val="BodyText"/>
+            </w:pPr>
+            <w:r>
+              <w:t xml:space="preserve"> EMPLOYEE_GENDER</w:t>
+            </w:r>
+          </w:p>
+        </w:tc>
+        <w:tc>
+          <w:tcPr>
+            <w:tcW w:w="1675" w:type="dxa"/>
+          </w:tcPr>
+          <w:p>
+            <w:pPr>
+              <w:pStyle w:val="BodyText"/>
+            </w:pPr>
+            <w:r>
+              <w:t xml:space="preserve"> </w:t>
+            </w:r>
+            <w:proofErr w:type="gramStart"/>
+            <w:r>
+              <w:t>CHAR(</w:t>
+            </w:r>
+            <w:proofErr w:type="gramEnd"/>
+            <w:r>
+              <w:t xml:space="preserve">1) </w:t>
+            </w:r>
+          </w:p>
+        </w:tc>
+        <w:tc>
+          <w:tcPr>
+            <w:tcW w:w="2070" w:type="dxa"/>
+          </w:tcPr>
+          <w:p>
+            <w:pPr>
+              <w:pStyle w:val="BodyText"/>
+            </w:pPr>
+            <w:r>
+              <w:t xml:space="preserve"> NOT NULL </w:t>
+            </w:r>
+          </w:p>
+        </w:tc>
+        <w:tc>
+          <w:tcPr>
+            <w:tcW w:w="2957" w:type="dxa"/>
+          </w:tcPr>
+          <w:p>
+            <w:pPr>
+              <w:pStyle w:val="BodyText"/>
+            </w:pPr>
+            <w:r>
+              <w:t xml:space="preserve"> M / F </w:t>
+            </w:r>
+          </w:p>
+        </w:tc>
+      </w:tr>
+      <w:tr>
+        <w:trPr>
+          <w:trHeight w:val="432"/>
+        </w:trPr>
+        <w:tc>
+          <w:tcPr>
+            <w:tcW w:w="2645" w:type="dxa"/>
+          </w:tcPr>
+          <w:p>
+            <w:pPr>
+              <w:pStyle w:val="BodyText"/>
+            </w:pPr>
+            <w:r>
+              <w:t xml:space="preserve"> EMPLOYEE_EMAIL</w:t>
+            </w:r>
+          </w:p>
+        </w:tc>
+        <w:tc>
+          <w:tcPr>
+            <w:tcW w:w="1675" w:type="dxa"/>
+          </w:tcPr>
+          <w:p>
+            <w:pPr>
+              <w:pStyle w:val="BodyText"/>
+            </w:pPr>
+            <w:r>
+              <w:t xml:space="preserve"> </w:t>
+            </w:r>
+            <w:proofErr w:type="gramStart"/>
+            <w:r>
+              <w:t>VARCHAR(</w:t>
+            </w:r>
+            <w:proofErr w:type="gramEnd"/>
+            <w:r>
+              <w:t xml:space="preserve">100) </w:t>
+            </w:r>
+          </w:p>
+        </w:tc>
+        <w:tc>
+          <w:tcPr>
+            <w:tcW w:w="2070" w:type="dxa"/>
+          </w:tcPr>
+          <w:p>
+            <w:pPr>
+              <w:pStyle w:val="BodyText"/>
+            </w:pPr>
+            <w:r>
+              <w:t xml:space="preserve"> NOT NULL </w:t>
+            </w:r>
+          </w:p>
+        </w:tc>
+        <w:tc>
+          <w:tcPr>
+            <w:tcW w:w="2957" w:type="dxa"/>
+          </w:tcPr>
+          <w:p>
+            <w:pPr>
+              <w:pStyle w:val="BodyText"/>
+            </w:pPr>
+            <w:r>
+              <w:t xml:space="preserve"> Work email </w:t>
+            </w:r>
+          </w:p>
+        </w:tc>
+      </w:tr>
+      <w:tr>
+        <w:trPr>
+          <w:trHeight w:val="432"/>
+        </w:trPr>
+        <w:tc>
+          <w:tcPr>
+            <w:tcW w:w="2645" w:type="dxa"/>
+          </w:tcPr>
+          <w:p>
+            <w:pPr>
+              <w:pStyle w:val="BodyText"/>
+            </w:pPr>
+            <w:r>
+              <w:t xml:space="preserve"> EMPLOYEE_PHONE_NUMBER</w:t>
+            </w:r>
+          </w:p>
+        </w:tc>
+        <w:tc>
+          <w:tcPr>
+            <w:tcW w:w="1675" w:type="dxa"/>
+          </w:tcPr>
+          <w:p>
+            <w:pPr>
+              <w:pStyle w:val="BodyText"/>
+            </w:pPr>
+            <w:r>
+              <w:t xml:space="preserve"> </w:t>
+            </w:r>
+            <w:proofErr w:type="gramStart"/>
+            <w:r>
+              <w:t>VARCHAR(</w:t>
+            </w:r>
+            <w:proofErr w:type="gramEnd"/>
+            <w:r>
+              <w:t xml:space="preserve">30) </w:t>
+            </w:r>
+          </w:p>
+        </w:tc>
+        <w:tc>
+          <w:tcPr>
+            <w:tcW w:w="2070" w:type="dxa"/>
+          </w:tcPr>
+          <w:p>
+            <w:pPr>
+              <w:pStyle w:val="BodyText"/>
+            </w:pPr>
+            <w:r>
+              <w:t xml:space="preserve"> NOT NULL </w:t>
+            </w:r>
+          </w:p>
+        </w:tc>
+        <w:tc>
+          <w:tcPr>
+            <w:tcW w:w="2957" w:type="dxa"/>
+          </w:tcPr>
+          <w:p>
+            <w:pPr>
+              <w:pStyle w:val="BodyText"/>
+            </w:pPr>
+            <w:r>
+              <w:t xml:space="preserve"> Phone number </w:t>
+            </w:r>
+          </w:p>
+        </w:tc>
+      </w:tr>
+      <w:tr>
+        <w:trPr>
+          <w:trHeight w:val="432"/>
+        </w:trPr>
+        <w:tc>
+          <w:tcPr>
+            <w:tcW w:w="2645" w:type="dxa"/>
+          </w:tcPr>
+          <w:p>
+            <w:pPr>
+              <w:pStyle w:val="BodyText"/>
+            </w:pPr>
+            <w:r>
+              <w:lastRenderedPageBreak/>
+              <w:t xml:space="preserve"> EMPLOYEE_ADDRESS</w:t>
+            </w:r>
+          </w:p>
+        </w:tc>
+        <w:tc>
+          <w:tcPr>
+            <w:tcW w:w="1675" w:type="dxa"/>
+          </w:tcPr>
+          <w:p>
+            <w:pPr>
+              <w:pStyle w:val="BodyText"/>
+            </w:pPr>
+            <w:r>
+              <w:t xml:space="preserve"> </w:t>
+            </w:r>
+            <w:proofErr w:type="gramStart"/>
+            <w:r>
+              <w:t>VARCHAR(</w:t>
+            </w:r>
+            <w:proofErr w:type="gramEnd"/>
+            <w:r>
+              <w:t xml:space="preserve">200) </w:t>
+            </w:r>
+          </w:p>
+        </w:tc>
+        <w:tc>
+          <w:tcPr>
+            <w:tcW w:w="2070" w:type="dxa"/>
+          </w:tcPr>
+          <w:p>
+            <w:pPr>
+              <w:pStyle w:val="BodyText"/>
+            </w:pPr>
+            <w:r>
+              <w:t xml:space="preserve"> NOT NULL </w:t>
+            </w:r>
+          </w:p>
+        </w:tc>
+        <w:tc>
+          <w:tcPr>
+            <w:tcW w:w="2957" w:type="dxa"/>
+          </w:tcPr>
+          <w:p>
+            <w:pPr>
+              <w:pStyle w:val="BodyText"/>
+            </w:pPr>
+            <w:r>
+              <w:t xml:space="preserve"> Street address </w:t>
+            </w:r>
+          </w:p>
+        </w:tc>
+      </w:tr>
+      <w:tr>
+        <w:trPr>
+          <w:trHeight w:val="432"/>
+        </w:trPr>
+        <w:tc>
+          <w:tcPr>
+            <w:tcW w:w="2645" w:type="dxa"/>
+          </w:tcPr>
+          <w:p>
+            <w:pPr>
+              <w:pStyle w:val="BodyText"/>
+            </w:pPr>
+            <w:r>
+              <w:t xml:space="preserve"> EMPLOYEE_CITY</w:t>
+            </w:r>
+          </w:p>
+        </w:tc>
+        <w:tc>
+          <w:tcPr>
+            <w:tcW w:w="1675" w:type="dxa"/>
+          </w:tcPr>
+          <w:p>
+            <w:pPr>
+              <w:pStyle w:val="BodyText"/>
+            </w:pPr>
+            <w:r>
+              <w:t xml:space="preserve"> </w:t>
+            </w:r>
+            <w:proofErr w:type="gramStart"/>
+            <w:r>
+              <w:t>VARCHAR(</w:t>
+            </w:r>
+            <w:proofErr w:type="gramEnd"/>
+            <w:r>
+              <w:t xml:space="preserve">100) </w:t>
+            </w:r>
+          </w:p>
+        </w:tc>
+        <w:tc>
+          <w:tcPr>
+            <w:tcW w:w="2070" w:type="dxa"/>
+          </w:tcPr>
+          <w:p>
+            <w:pPr>
+              <w:pStyle w:val="BodyText"/>
+            </w:pPr>
+            <w:r>
+              <w:t xml:space="preserve"> NOT NULL </w:t>
+            </w:r>
+          </w:p>
+        </w:tc>
+        <w:tc>
+          <w:tcPr>
+            <w:tcW w:w="2957" w:type="dxa"/>
+          </w:tcPr>
+          <w:p>
+            <w:pPr>
+              <w:pStyle w:val="BodyText"/>
+            </w:pPr>
+            <w:r>
+              <w:t xml:space="preserve"> City </w:t>
+            </w:r>
+          </w:p>
+        </w:tc>
+      </w:tr>
+      <w:tr>
+        <w:trPr>
+          <w:trHeight w:val="432"/>
+        </w:trPr>
+        <w:tc>
+          <w:tcPr>
+            <w:tcW w:w="2645" w:type="dxa"/>
+          </w:tcPr>
+          <w:p>
+            <w:pPr>
+              <w:pStyle w:val="BodyText"/>
+            </w:pPr>
+            <w:r>
+              <w:t xml:space="preserve"> EMPLOYEE_STATE</w:t>
+            </w:r>
+          </w:p>
+        </w:tc>
+        <w:tc>
+          <w:tcPr>
+            <w:tcW w:w="1675" w:type="dxa"/>
+          </w:tcPr>
+          <w:p>
+            <w:pPr>
+              <w:pStyle w:val="BodyText"/>
+            </w:pPr>
+            <w:r>
+              <w:t xml:space="preserve"> </w:t>
+            </w:r>
+            <w:proofErr w:type="gramStart"/>
+            <w:r>
+              <w:t>CHAR(</w:t>
+            </w:r>
+            <w:proofErr w:type="gramEnd"/>
+            <w:r>
+              <w:t xml:space="preserve">2) </w:t>
+            </w:r>
+          </w:p>
+        </w:tc>
+        <w:tc>
+          <w:tcPr>
+            <w:tcW w:w="2070" w:type="dxa"/>
+          </w:tcPr>
+          <w:p>
+            <w:pPr>
+              <w:pStyle w:val="BodyText"/>
+            </w:pPr>
+            <w:r>
+              <w:t xml:space="preserve"> NOT NULL </w:t>
+            </w:r>
+          </w:p>
+        </w:tc>
+        <w:tc>
+          <w:tcPr>
+            <w:tcW w:w="2957" w:type="dxa"/>
+          </w:tcPr>
+          <w:p>
+            <w:pPr>
+              <w:pStyle w:val="BodyText"/>
+            </w:pPr>
+            <w:r>
+              <w:t xml:space="preserve"> State code </w:t>
+            </w:r>
+          </w:p>
+        </w:tc>
+      </w:tr>
+      <w:tr>
+        <w:trPr>
+          <w:trHeight w:val="432"/>
+        </w:trPr>
+        <w:tc>
+          <w:tcPr>
+            <w:tcW w:w="2645" w:type="dxa"/>
+          </w:tcPr>
+          <w:p>
+            <w:pPr>
+              <w:pStyle w:val="BodyText"/>
+            </w:pPr>
+            <w:r>
+              <w:t xml:space="preserve"> </w:t>
+            </w:r>
+            <w:r>
+              <w:t>E</w:t>
+            </w:r>
+            <w:r>
+              <w:t>MPLOYEE_POSTAL_CODE</w:t>
+            </w:r>
+          </w:p>
+        </w:tc>
+        <w:tc>
+          <w:tcPr>
+            <w:tcW w:w="1675" w:type="dxa"/>
+          </w:tcPr>
+          <w:p>
+            <w:pPr>
+              <w:pStyle w:val="BodyText"/>
+            </w:pPr>
+            <w:r>
+              <w:t xml:space="preserve"> </w:t>
+            </w:r>
+            <w:proofErr w:type="gramStart"/>
+            <w:r>
+              <w:t>VARCHAR(</w:t>
+            </w:r>
+            <w:proofErr w:type="gramEnd"/>
+            <w:r>
+              <w:t xml:space="preserve">10) </w:t>
+            </w:r>
+          </w:p>
+        </w:tc>
+        <w:tc>
+          <w:tcPr>
+            <w:tcW w:w="2070" w:type="dxa"/>
+          </w:tcPr>
+          <w:p>
+            <w:pPr>
+              <w:pStyle w:val="BodyText"/>
+            </w:pPr>
+            <w:r>
+              <w:t xml:space="preserve"> NOT NULL </w:t>
+            </w:r>
+          </w:p>
+        </w:tc>
+        <w:tc>
+          <w:tcPr>
+            <w:tcW w:w="2957" w:type="dxa"/>
+          </w:tcPr>
+          <w:p>
+            <w:pPr>
+              <w:pStyle w:val="BodyText"/>
+            </w:pPr>
+            <w:r>
+              <w:t xml:space="preserve"> Postal code </w:t>
+            </w:r>
+          </w:p>
+        </w:tc>
+      </w:tr>
+      <w:tr>
+        <w:trPr>
+          <w:trHeight w:val="432"/>
+        </w:trPr>
+        <w:tc>
+          <w:tcPr>
+            <w:tcW w:w="2645" w:type="dxa"/>
+          </w:tcPr>
+          <w:p>
+            <w:pPr>
+              <w:pStyle w:val="BodyText"/>
+            </w:pPr>
+            <w:r>
+              <w:t xml:space="preserve"> </w:t>
+            </w:r>
+            <w:r>
+              <w:t>TA_</w:t>
+            </w:r>
+            <w:r>
+              <w:t>INSERT_DT</w:t>
+            </w:r>
+          </w:p>
+        </w:tc>
+        <w:tc>
+          <w:tcPr>
+            <w:tcW w:w="1675" w:type="dxa"/>
+          </w:tcPr>
+          <w:p>
+            <w:pPr>
+              <w:pStyle w:val="BodyText"/>
+            </w:pPr>
+            <w:r>
+              <w:t xml:space="preserve"> DATE </w:t>
+            </w:r>
+          </w:p>
+        </w:tc>
+        <w:tc>
+          <w:tcPr>
+            <w:tcW w:w="2070" w:type="dxa"/>
+          </w:tcPr>
+          <w:p>
+            <w:pPr>
+              <w:pStyle w:val="BodyText"/>
+            </w:pPr>
+            <w:r>
+              <w:t xml:space="preserve"> NOT NULL </w:t>
+            </w:r>
+          </w:p>
+        </w:tc>
+        <w:tc>
+          <w:tcPr>
+            <w:tcW w:w="2957" w:type="dxa"/>
+          </w:tcPr>
+          <w:p>
+            <w:pPr>
+              <w:pStyle w:val="BodyText"/>
+            </w:pPr>
+            <w:r>
+              <w:t xml:space="preserve"> Row creation date </w:t>
+            </w:r>
+          </w:p>
+        </w:tc>
+      </w:tr>
+      <w:tr>
+        <w:trPr>
+          <w:trHeight w:val="432"/>
+        </w:trPr>
+        <w:tc>
+          <w:tcPr>
+            <w:tcW w:w="2645" w:type="dxa"/>
+          </w:tcPr>
+          <w:p>
+            <w:pPr>
+              <w:pStyle w:val="BodyText"/>
+            </w:pPr>
+            <w:r>
+              <w:t xml:space="preserve"> </w:t>
+            </w:r>
+            <w:r>
+              <w:t>TA_</w:t>
+            </w:r>
+            <w:r>
+              <w:t>UPDATE_DT</w:t>
+            </w:r>
+          </w:p>
+        </w:tc>
+        <w:tc>
+          <w:tcPr>
+            <w:tcW w:w="1675" w:type="dxa"/>
+          </w:tcPr>
+          <w:p>
+            <w:pPr>
+              <w:pStyle w:val="BodyText"/>
+            </w:pPr>
+            <w:r>
+              <w:t xml:space="preserve"> DATE </w:t>
+            </w:r>
+          </w:p>
+        </w:tc>
+        <w:tc>
+          <w:tcPr>
+            <w:tcW w:w="2070" w:type="dxa"/>
+          </w:tcPr>
+          <w:p>
+            <w:pPr>
+              <w:pStyle w:val="BodyText"/>
+            </w:pPr>
+            <w:r>
+              <w:t xml:space="preserve"> NOT NULL </w:t>
+            </w:r>
+          </w:p>
+        </w:tc>
+        <w:tc>
+          <w:tcPr>
+            <w:tcW w:w="2957" w:type="dxa"/>
+          </w:tcPr>
+          <w:p>
+            <w:pPr>
+              <w:pStyle w:val="BodyText"/>
+            </w:pPr>
+            <w:r>
+              <w:t xml:space="preserve"> Last modification date </w:t>
+            </w:r>
+          </w:p>
+        </w:tc>
+      </w:tr>
+      <w:tr>
+        <w:trPr>
+          <w:trHeight w:val="432"/>
+        </w:trPr>
+        <w:tc>
+          <w:tcPr>
+            <w:tcW w:w="2645" w:type="dxa"/>
+          </w:tcPr>
+          <w:p>
+            <w:pPr>
+              <w:pStyle w:val="BodyText"/>
+            </w:pPr>
+            <w:r>
+              <w:t xml:space="preserve"> SOURCE_SYSTEM</w:t>
+            </w:r>
+          </w:p>
+        </w:tc>
+        <w:tc>
+          <w:tcPr>
+            <w:tcW w:w="1675" w:type="dxa"/>
+          </w:tcPr>
+          <w:p>
+            <w:pPr>
+              <w:pStyle w:val="BodyText"/>
+            </w:pPr>
+            <w:r>
+              <w:t xml:space="preserve"> </w:t>
+            </w:r>
+            <w:proofErr w:type="gramStart"/>
+            <w:r>
+              <w:t>VARCHAR(</w:t>
+            </w:r>
+            <w:proofErr w:type="gramEnd"/>
+            <w:r>
+              <w:t xml:space="preserve">50) </w:t>
+            </w:r>
+          </w:p>
+        </w:tc>
+        <w:tc>
+          <w:tcPr>
+            <w:tcW w:w="2070" w:type="dxa"/>
+          </w:tcPr>
+          <w:p>
+            <w:pPr>
+              <w:pStyle w:val="BodyText"/>
+            </w:pPr>
+            <w:r>
+              <w:t xml:space="preserve"> NOT NULL </w:t>
+            </w:r>
+          </w:p>
+        </w:tc>
+        <w:tc>
+          <w:tcPr>
+            <w:tcW w:w="2957" w:type="dxa"/>
+          </w:tcPr>
+          <w:p>
+            <w:pPr>
+              <w:pStyle w:val="BodyText"/>
+            </w:pPr>
+            <w:r>
+              <w:t xml:space="preserve"> SA</w:t>
+            </w:r>
+            <w:r>
+              <w:t>_</w:t>
+            </w:r>
+            <w:r>
+              <w:t>ECOM / SA</w:t>
+            </w:r>
+            <w:r>
+              <w:t>_</w:t>
+            </w:r>
+            <w:r>
+              <w:t xml:space="preserve">RETAIL </w:t>
+            </w:r>
+          </w:p>
+        </w:tc>
+      </w:tr>
+      <w:tr>
+        <w:trPr>
+          <w:trHeight w:val="432"/>
+        </w:trPr>
+        <w:tc>
+          <w:tcPr>
+            <w:tcW w:w="2645" w:type="dxa"/>
+          </w:tcPr>
+          <w:p>
+            <w:pPr>
+              <w:pStyle w:val="BodyText"/>
+            </w:pPr>
+            <w:r>
+              <w:t xml:space="preserve"> SOURCE_ENTITY</w:t>
+            </w:r>
+          </w:p>
+        </w:tc>
+        <w:tc>
+          <w:tcPr>
+            <w:tcW w:w="1675" w:type="dxa"/>
+          </w:tcPr>
+          <w:p>
+            <w:pPr>
+              <w:pStyle w:val="BodyText"/>
+            </w:pPr>
+            <w:r>
+              <w:t xml:space="preserve"> </w:t>
+            </w:r>
+            <w:proofErr w:type="gramStart"/>
+            <w:r>
+              <w:t>VARCHAR(</w:t>
+            </w:r>
+            <w:proofErr w:type="gramEnd"/>
+            <w:r>
+              <w:t xml:space="preserve">50) </w:t>
+            </w:r>
+          </w:p>
+        </w:tc>
+        <w:tc>
+          <w:tcPr>
+            <w:tcW w:w="2070" w:type="dxa"/>
+          </w:tcPr>
+          <w:p>
+            <w:pPr>
+              <w:pStyle w:val="BodyText"/>
+            </w:pPr>
+            <w:r>
+              <w:t xml:space="preserve"> NOT NULL </w:t>
+            </w:r>
+          </w:p>
+        </w:tc>
+        <w:tc>
+          <w:tcPr>
+            <w:tcW w:w="2957" w:type="dxa"/>
+          </w:tcPr>
+          <w:p>
+            <w:pPr>
+              <w:pStyle w:val="BodyText"/>
+            </w:pPr>
+            <w:r>
+              <w:t xml:space="preserve"> SRC</w:t>
+            </w:r>
+            <w:r>
+              <w:t>_</w:t>
+            </w:r>
+            <w:r>
+              <w:t>ECOM</w:t>
+            </w:r>
+            <w:r>
+              <w:t>_</w:t>
+            </w:r>
+            <w:r>
+              <w:t>SALES / SRC</w:t>
+            </w:r>
+            <w:r>
+              <w:t>_</w:t>
+            </w:r>
+            <w:r>
+              <w:t>RETAIL</w:t>
+            </w:r>
+            <w:r>
+              <w:t>_</w:t>
+            </w:r>
+            <w:r>
+              <w:t xml:space="preserve">SALES </w:t>
+            </w:r>
+          </w:p>
+        </w:tc>
+      </w:tr>
+    </w:tbl>
+    <w:p>
+      <w:pPr>
+        <w:pStyle w:val="BodyText"/>
+      </w:pPr>
+    </w:p>
+    <w:p>
+      <w:pPr>
+        <w:pStyle w:val="BodyText"/>
+      </w:pPr>
+      <w:r>
+        <w:t xml:space="preserve">Default row: EMPLOYEE_SURR_ID = -1, all text columns = </w:t>
+      </w:r>
+      <w:r>
+        <w:t>‘</w:t>
+      </w:r>
+      <w:r>
+        <w:t>N/A</w:t>
+      </w:r>
+      <w:r>
+        <w:t>’</w:t>
+      </w:r>
+      <w:r>
+        <w:t>.</w:t>
+      </w:r>
+    </w:p>
+    <w:p>
+      <w:pPr>
+        <w:pStyle w:val="BodyText"/>
+      </w:pPr>
+    </w:p>
+    <w:p>
+      <w:pPr>
+        <w:pStyle w:val="Heading3"/>
+      </w:pPr>
+      <w:r>
+        <w:t xml:space="preserve">DIM_PRODUCTS_SCD (SCD Type 2 </w:t>
+      </w:r>
+      <w:r>
+        <w:t>-</w:t>
+      </w:r>
+      <w:r>
+        <w:t xml:space="preserve"> hierarchy flattene</w:t>
+      </w:r>
+      <w:r>
+        <w:t>d</w:t>
+      </w:r>
+      <w:r>
+        <w:t>)</w:t>
+      </w:r>
+    </w:p>
+    <w:p>
+      <w:pPr>
+        <w:pStyle w:val="BodyText"/>
+      </w:pPr>
+      <w:r>
+        <w:t>PRODUCT_MIN_AMOUNT (catalog price) changes require SCD2. Full category hierarchy flattened into one DIM.</w:t>
+      </w:r>
+    </w:p>
+    <w:p>
+      <w:pPr>
+        <w:pStyle w:val="BodyText"/>
+      </w:pPr>
+    </w:p>
+    <w:tbl>
+      <w:tblPr>
+        <w:tblW w:w="5000" w:type="pct"/>
+        <w:tblInd w:w="-5" w:type="dxa"/>
+        <w:tblBorders>
+          <w:top w:val="single" w:sz="4" w:space="0" w:color="76CDD8"/>
+          <w:left w:val="single" w:sz="4" w:space="0" w:color="76CDD8"/>
+          <w:bottom w:val="single" w:sz="4" w:space="0" w:color="76CDD8"/>
+          <w:right w:val="single" w:sz="4" w:space="0" w:color="76CDD8"/>
+          <w:insideH w:val="single" w:sz="4" w:space="0" w:color="76CDD8"/>
+          <w:insideV w:val="single" w:sz="4" w:space="0" w:color="76CDD8"/>
+        </w:tblBorders>
+        <w:tblLayout w:type="fixed"/>
+        <w:tblLook w:val="0000" w:firstRow="0" w:lastRow="0" w:firstColumn="0" w:lastColumn="0" w:noHBand="0" w:noVBand="0"/>
+      </w:tblPr>
+      <w:tblGrid>
+        <w:gridCol w:w="2645"/>
+        <w:gridCol w:w="1675"/>
+        <w:gridCol w:w="2070"/>
+        <w:gridCol w:w="2957"/>
+      </w:tblGrid>
+      <w:tr>
+        <w:trPr>
+          <w:trHeight w:val="292"/>
+        </w:trPr>
+        <w:tc>
+          <w:tcPr>
+            <w:tcW w:w="2645" w:type="dxa"/>
+            <w:shd w:val="clear" w:color="auto" w:fill="76CDD8"/>
+          </w:tcPr>
+          <w:p>
+            <w:pPr>
+              <w:pStyle w:val="BodyText"/>
+              <w:widowControl w:val="0"/>
+              <w:spacing w:line="360" w:lineRule="auto"/>
+              <w:rPr>
+                <w:color w:val="FFFFFF" w:themeColor="background1"/>
+                <w:sz w:val="18"/>
+                <w:szCs w:val="18"/>
+              </w:rPr>
+            </w:pPr>
+            <w:r>
+              <w:t xml:space="preserve">Column Name </w:t>
+            </w:r>
+          </w:p>
+        </w:tc>
+        <w:tc>
+          <w:tcPr>
+            <w:tcW w:w="1675" w:type="dxa"/>
+            <w:shd w:val="clear" w:color="auto" w:fill="76CDD8"/>
+          </w:tcPr>
+          <w:p>
+            <w:pPr>
+              <w:pStyle w:val="BodyText"/>
+              <w:widowControl w:val="0"/>
+              <w:spacing w:line="360" w:lineRule="auto"/>
+            </w:pPr>
+            <w:r>
+              <w:t xml:space="preserve"> Data Type </w:t>
+            </w:r>
+          </w:p>
+        </w:tc>
+        <w:tc>
+          <w:tcPr>
+            <w:tcW w:w="2070" w:type="dxa"/>
+            <w:shd w:val="clear" w:color="auto" w:fill="76CDD8"/>
+          </w:tcPr>
+          <w:p>
+            <w:pPr>
+              <w:pStyle w:val="BodyText"/>
+              <w:widowControl w:val="0"/>
+              <w:spacing w:line="360" w:lineRule="auto"/>
+              <w:rPr>
+                <w:color w:val="FFFFFF" w:themeColor="background1"/>
+                <w:sz w:val="18"/>
+                <w:szCs w:val="18"/>
+              </w:rPr>
+            </w:pPr>
+            <w:r>
+              <w:t xml:space="preserve"> Constraints </w:t>
+            </w:r>
+          </w:p>
+        </w:tc>
+        <w:tc>
+          <w:tcPr>
+            <w:tcW w:w="2957" w:type="dxa"/>
+            <w:shd w:val="clear" w:color="auto" w:fill="76CDD8"/>
+          </w:tcPr>
+          <w:p>
+            <w:pPr>
+              <w:pStyle w:val="BodyText"/>
+              <w:widowControl w:val="0"/>
+              <w:spacing w:line="360" w:lineRule="auto"/>
+            </w:pPr>
+            <w:r>
+              <w:t xml:space="preserve"> Notes </w:t>
+            </w:r>
+          </w:p>
+        </w:tc>
+      </w:tr>
+      <w:tr>
+        <w:trPr>
+          <w:trHeight w:val="432"/>
+        </w:trPr>
+        <w:tc>
+          <w:tcPr>
+            <w:tcW w:w="2645" w:type="dxa"/>
+          </w:tcPr>
+          <w:p>
+            <w:pPr>
+              <w:pStyle w:val="BodyText"/>
+            </w:pPr>
+            <w:r>
+              <w:t xml:space="preserve"> PRODUCT_SURR_ID</w:t>
+            </w:r>
+          </w:p>
+        </w:tc>
+        <w:tc>
+          <w:tcPr>
+            <w:tcW w:w="1675" w:type="dxa"/>
+          </w:tcPr>
+          <w:p>
+            <w:pPr>
+              <w:pStyle w:val="BodyText"/>
+            </w:pPr>
+            <w:r>
+              <w:t xml:space="preserve"> BIGINT </w:t>
+            </w:r>
+          </w:p>
+        </w:tc>
+        <w:tc>
+          <w:tcPr>
+            <w:tcW w:w="2070" w:type="dxa"/>
+          </w:tcPr>
+          <w:p>
+            <w:pPr>
+              <w:pStyle w:val="BodyText"/>
+            </w:pPr>
+            <w:r>
+              <w:t xml:space="preserve"> NOT NULL, PK </w:t>
+            </w:r>
+          </w:p>
+        </w:tc>
+        <w:tc>
+          <w:tcPr>
+            <w:tcW w:w="2957" w:type="dxa"/>
+          </w:tcPr>
+          <w:p>
+            <w:pPr>
+              <w:pStyle w:val="BodyText"/>
+            </w:pPr>
+            <w:r>
+              <w:t xml:space="preserve"> Surrogate key – sequence </w:t>
+            </w:r>
+          </w:p>
+        </w:tc>
+      </w:tr>
+      <w:tr>
+        <w:trPr>
+          <w:trHeight w:val="432"/>
+        </w:trPr>
+        <w:tc>
+          <w:tcPr>
+            <w:tcW w:w="2645" w:type="dxa"/>
+          </w:tcPr>
+          <w:p>
+            <w:pPr>
+              <w:pStyle w:val="BodyText"/>
+            </w:pPr>
+            <w:r>
+              <w:t xml:space="preserve"> PRODUCT_SRC_ID</w:t>
+            </w:r>
+          </w:p>
+        </w:tc>
+        <w:tc>
+          <w:tcPr>
+            <w:tcW w:w="1675" w:type="dxa"/>
+          </w:tcPr>
+          <w:p>
+            <w:pPr>
+              <w:pStyle w:val="BodyText"/>
+            </w:pPr>
+            <w:r>
+              <w:t xml:space="preserve"> </w:t>
+            </w:r>
+            <w:proofErr w:type="gramStart"/>
+            <w:r>
+              <w:t>VARCHAR(</w:t>
+            </w:r>
+            <w:proofErr w:type="gramEnd"/>
+            <w:r>
+              <w:t xml:space="preserve">50) </w:t>
+            </w:r>
+          </w:p>
+        </w:tc>
+        <w:tc>
+          <w:tcPr>
+            <w:tcW w:w="2070" w:type="dxa"/>
+          </w:tcPr>
+          <w:p>
+            <w:pPr>
+              <w:pStyle w:val="BodyText"/>
+            </w:pPr>
+            <w:r>
+              <w:t xml:space="preserve"> NOT NULL </w:t>
+            </w:r>
+          </w:p>
+        </w:tc>
+        <w:tc>
+          <w:tcPr>
+            <w:tcW w:w="2957" w:type="dxa"/>
+          </w:tcPr>
+          <w:p>
+            <w:pPr>
+              <w:pStyle w:val="BodyText"/>
+            </w:pPr>
+            <w:r>
+              <w:t xml:space="preserve"> NK – </w:t>
+            </w:r>
+            <w:proofErr w:type="spellStart"/>
+            <w:r>
+              <w:t>product</w:t>
+            </w:r>
+            <w:r>
+              <w:t>_</w:t>
+            </w:r>
+            <w:r>
+              <w:t>code</w:t>
+            </w:r>
+            <w:proofErr w:type="spellEnd"/>
+            <w:r>
+              <w:t xml:space="preserve"> from source </w:t>
+            </w:r>
+          </w:p>
+        </w:tc>
+      </w:tr>
+      <w:tr>
+        <w:trPr>
+          <w:trHeight w:val="432"/>
+        </w:trPr>
+        <w:tc>
+          <w:tcPr>
+            <w:tcW w:w="2645" w:type="dxa"/>
+          </w:tcPr>
+          <w:p>
+            <w:pPr>
+              <w:pStyle w:val="BodyText"/>
+            </w:pPr>
+            <w:r>
+              <w:t xml:space="preserve"> PRODUCT_DESCRIPTIO</w:t>
+            </w:r>
+            <w:r>
+              <w:t>N</w:t>
+            </w:r>
+            <w:r>
+              <w:t xml:space="preserve"> </w:t>
+            </w:r>
+          </w:p>
+        </w:tc>
+        <w:tc>
+          <w:tcPr>
+            <w:tcW w:w="1675" w:type="dxa"/>
+          </w:tcPr>
+          <w:p>
+            <w:pPr>
+              <w:pStyle w:val="BodyText"/>
+            </w:pPr>
+            <w:r>
+              <w:t xml:space="preserve"> </w:t>
+            </w:r>
+            <w:proofErr w:type="gramStart"/>
+            <w:r>
+              <w:t>VARCHAR(</w:t>
+            </w:r>
+            <w:proofErr w:type="gramEnd"/>
+            <w:r>
+              <w:t xml:space="preserve">200) </w:t>
+            </w:r>
+          </w:p>
+        </w:tc>
+        <w:tc>
+          <w:tcPr>
+            <w:tcW w:w="2070" w:type="dxa"/>
+          </w:tcPr>
+          <w:p>
+            <w:pPr>
+              <w:pStyle w:val="BodyText"/>
+            </w:pPr>
+            <w:r>
+              <w:t xml:space="preserve"> NOT NULL </w:t>
+            </w:r>
+          </w:p>
+        </w:tc>
+        <w:tc>
+          <w:tcPr>
+            <w:tcW w:w="2957" w:type="dxa"/>
+          </w:tcPr>
+          <w:p>
+            <w:pPr>
+              <w:pStyle w:val="BodyText"/>
+            </w:pPr>
+            <w:r>
+              <w:t xml:space="preserve"> Product description; </w:t>
+            </w:r>
+            <w:r>
+              <w:t xml:space="preserve">N/A for </w:t>
+            </w:r>
+            <w:proofErr w:type="gramStart"/>
+            <w:r>
+              <w:t>NOT-CAPTURED</w:t>
+            </w:r>
+            <w:proofErr w:type="gramEnd"/>
+            <w:r>
+              <w:t xml:space="preserve"> for </w:t>
+            </w:r>
+            <w:proofErr w:type="spellStart"/>
+            <w:r>
+              <w:t>ecom</w:t>
+            </w:r>
+            <w:proofErr w:type="spellEnd"/>
+            <w:r>
+              <w:t xml:space="preserve"> </w:t>
+            </w:r>
+          </w:p>
+        </w:tc>
+      </w:tr>
+      <w:tr>
+        <w:trPr>
+          <w:trHeight w:val="432"/>
+        </w:trPr>
+        <w:tc>
+          <w:tcPr>
+            <w:tcW w:w="2645" w:type="dxa"/>
+          </w:tcPr>
+          <w:p>
+            <w:pPr>
+              <w:pStyle w:val="BodyText"/>
+            </w:pPr>
+            <w:r>
+              <w:t xml:space="preserve"> PRODUCT_COLOUR</w:t>
+            </w:r>
+          </w:p>
+        </w:tc>
+        <w:tc>
+          <w:tcPr>
+            <w:tcW w:w="1675" w:type="dxa"/>
+          </w:tcPr>
+          <w:p>
+            <w:pPr>
+              <w:pStyle w:val="BodyText"/>
+            </w:pPr>
+            <w:r>
+              <w:t xml:space="preserve"> </w:t>
+            </w:r>
+            <w:proofErr w:type="gramStart"/>
+            <w:r>
+              <w:t>VARCHAR(</w:t>
+            </w:r>
+            <w:proofErr w:type="gramEnd"/>
+            <w:r>
+              <w:t xml:space="preserve">50) </w:t>
+            </w:r>
+          </w:p>
+        </w:tc>
+        <w:tc>
+          <w:tcPr>
+            <w:tcW w:w="2070" w:type="dxa"/>
+          </w:tcPr>
+          <w:p>
+            <w:pPr>
+              <w:pStyle w:val="BodyText"/>
+            </w:pPr>
+            <w:r>
+              <w:t xml:space="preserve"> NOT NULL </w:t>
+            </w:r>
+          </w:p>
+        </w:tc>
+        <w:tc>
+          <w:tcPr>
+            <w:tcW w:w="2957" w:type="dxa"/>
+          </w:tcPr>
+          <w:p>
+            <w:pPr>
+              <w:pStyle w:val="BodyText"/>
+            </w:pPr>
+            <w:r>
+              <w:t xml:space="preserve"> </w:t>
+            </w:r>
+            <w:proofErr w:type="spellStart"/>
+            <w:r>
+              <w:t>Colour</w:t>
+            </w:r>
+            <w:proofErr w:type="spellEnd"/>
+            <w:r>
+              <w:t xml:space="preserve">; </w:t>
+            </w:r>
+            <w:r>
+              <w:t>N/A for</w:t>
+            </w:r>
+            <w:r>
+              <w:t xml:space="preserve"> </w:t>
+            </w:r>
+            <w:proofErr w:type="gramStart"/>
+            <w:r>
+              <w:t>NOT-CAPTURED</w:t>
+            </w:r>
+            <w:proofErr w:type="gramEnd"/>
+            <w:r>
+              <w:t xml:space="preserve"> for </w:t>
+            </w:r>
+            <w:proofErr w:type="spellStart"/>
+            <w:r>
+              <w:t>ecom</w:t>
+            </w:r>
+            <w:proofErr w:type="spellEnd"/>
+            <w:r>
+              <w:t xml:space="preserve"> </w:t>
+            </w:r>
+          </w:p>
+        </w:tc>
+      </w:tr>
+      <w:tr>
+        <w:trPr>
+          <w:trHeight w:val="432"/>
+        </w:trPr>
+        <w:tc>
+          <w:tcPr>
+            <w:tcW w:w="2645" w:type="dxa"/>
+          </w:tcPr>
+          <w:p>
+            <w:pPr>
+              <w:pStyle w:val="BodyText"/>
+            </w:pPr>
+            <w:r>
+              <w:t xml:space="preserve"> PRODUCT_SIZE</w:t>
+            </w:r>
+          </w:p>
+        </w:tc>
+        <w:tc>
+          <w:tcPr>
+            <w:tcW w:w="1675" w:type="dxa"/>
+          </w:tcPr>
+          <w:p>
+            <w:pPr>
+              <w:pStyle w:val="BodyText"/>
+            </w:pPr>
+            <w:r>
+              <w:t xml:space="preserve"> </w:t>
+            </w:r>
+            <w:proofErr w:type="gramStart"/>
+            <w:r>
+              <w:t>VARCHAR(</w:t>
+            </w:r>
+            <w:proofErr w:type="gramEnd"/>
+            <w:r>
+              <w:t xml:space="preserve">20) </w:t>
+            </w:r>
+          </w:p>
+        </w:tc>
+        <w:tc>
+          <w:tcPr>
+            <w:tcW w:w="2070" w:type="dxa"/>
+          </w:tcPr>
+          <w:p>
+            <w:pPr>
+              <w:pStyle w:val="BodyText"/>
+            </w:pPr>
+            <w:r>
+              <w:t xml:space="preserve"> NOT NULL </w:t>
+            </w:r>
+          </w:p>
+        </w:tc>
+        <w:tc>
+          <w:tcPr>
+            <w:tcW w:w="2957" w:type="dxa"/>
+          </w:tcPr>
+          <w:p>
+            <w:pPr>
+              <w:pStyle w:val="BodyText"/>
+            </w:pPr>
+            <w:r>
+              <w:t xml:space="preserve"> Size</w:t>
+            </w:r>
+            <w:r>
+              <w:t xml:space="preserve">; </w:t>
+            </w:r>
+            <w:r>
+              <w:t>N/A for</w:t>
+            </w:r>
+            <w:r>
+              <w:t xml:space="preserve"> </w:t>
+            </w:r>
+            <w:proofErr w:type="gramStart"/>
+            <w:r>
+              <w:t>NOT-CAPTURED</w:t>
+            </w:r>
+            <w:proofErr w:type="gramEnd"/>
+            <w:r>
+              <w:t xml:space="preserve"> for </w:t>
+            </w:r>
+            <w:proofErr w:type="spellStart"/>
+            <w:r>
+              <w:t>ecom</w:t>
+            </w:r>
+            <w:proofErr w:type="spellEnd"/>
+            <w:r>
+              <w:t xml:space="preserve"> </w:t>
+            </w:r>
+          </w:p>
+        </w:tc>
+      </w:tr>
+      <w:tr>
+        <w:trPr>
+          <w:trHeight w:val="432"/>
+        </w:trPr>
+        <w:tc>
+          <w:tcPr>
+            <w:tcW w:w="2645" w:type="dxa"/>
+          </w:tcPr>
+          <w:p>
+            <w:pPr>
+              <w:pStyle w:val="BodyText"/>
+            </w:pPr>
+            <w:r>
+              <w:t xml:space="preserve"> PRODUCT_MIN_AMOUNT </w:t>
+            </w:r>
+          </w:p>
+        </w:tc>
+        <w:tc>
+          <w:tcPr>
+            <w:tcW w:w="1675" w:type="dxa"/>
+          </w:tcPr>
+          <w:p>
+            <w:pPr>
+              <w:pStyle w:val="BodyText"/>
+            </w:pPr>
+            <w:r>
+              <w:t xml:space="preserve"> </w:t>
+            </w:r>
+            <w:proofErr w:type="gramStart"/>
+            <w:r>
+              <w:t>DECIMAL(</w:t>
+            </w:r>
+            <w:proofErr w:type="gramEnd"/>
+            <w:r>
+              <w:t xml:space="preserve">12,2) </w:t>
+            </w:r>
+          </w:p>
+        </w:tc>
+        <w:tc>
+          <w:tcPr>
+            <w:tcW w:w="2070" w:type="dxa"/>
+          </w:tcPr>
+          <w:p>
+            <w:pPr>
+              <w:pStyle w:val="BodyText"/>
+            </w:pPr>
+            <w:r>
+              <w:t xml:space="preserve"> </w:t>
+            </w:r>
+            <w:r>
+              <w:t xml:space="preserve">NOT </w:t>
+            </w:r>
+            <w:r>
+              <w:t xml:space="preserve">NULL </w:t>
+            </w:r>
+          </w:p>
+        </w:tc>
+        <w:tc>
+          <w:tcPr>
+            <w:tcW w:w="2957" w:type="dxa"/>
+          </w:tcPr>
+          <w:p>
+            <w:pPr>
+              <w:pStyle w:val="BodyText"/>
+            </w:pPr>
+            <w:r>
+              <w:t xml:space="preserve"> Minimum/catalog price – KPI,</w:t>
+            </w:r>
+            <w:r>
+              <w:t xml:space="preserve"> </w:t>
+            </w:r>
+            <w:r>
+              <w:t>N/A for</w:t>
+            </w:r>
+            <w:r>
+              <w:t xml:space="preserve"> </w:t>
+            </w:r>
+            <w:proofErr w:type="spellStart"/>
+            <w:r>
+              <w:t>ecom</w:t>
+            </w:r>
+            <w:proofErr w:type="spellEnd"/>
+          </w:p>
+        </w:tc>
+      </w:tr>
+      <w:tr>
+        <w:trPr>
+          <w:trHeight w:val="432"/>
+        </w:trPr>
+        <w:tc>
+          <w:tcPr>
+            <w:tcW w:w="2645" w:type="dxa"/>
+          </w:tcPr>
+          <w:p>
+            <w:pPr>
+              <w:pStyle w:val="BodyText"/>
+            </w:pPr>
+            <w:r>
+              <w:t xml:space="preserve"> PRODUCT_SUBCATEGORY_ID</w:t>
+            </w:r>
+          </w:p>
+        </w:tc>
+        <w:tc>
+          <w:tcPr>
+            <w:tcW w:w="1675" w:type="dxa"/>
+          </w:tcPr>
+          <w:p>
+            <w:pPr>
+              <w:pStyle w:val="BodyText"/>
+            </w:pPr>
+            <w:r>
+              <w:t xml:space="preserve"> BIGINT </w:t>
+            </w:r>
+          </w:p>
+        </w:tc>
+        <w:tc>
+          <w:tcPr>
+            <w:tcW w:w="2070" w:type="dxa"/>
+          </w:tcPr>
+          <w:p>
+            <w:pPr>
+              <w:pStyle w:val="BodyText"/>
+            </w:pPr>
+            <w:r>
+              <w:t xml:space="preserve"> NOT NULL </w:t>
+            </w:r>
+          </w:p>
+        </w:tc>
+        <w:tc>
+          <w:tcPr>
+            <w:tcW w:w="2957" w:type="dxa"/>
+          </w:tcPr>
+          <w:p>
+            <w:pPr>
+              <w:pStyle w:val="BodyText"/>
+            </w:pPr>
+            <w:r>
+              <w:t xml:space="preserve"> From CE</w:t>
+            </w:r>
+            <w:r>
+              <w:t>_</w:t>
+            </w:r>
+            <w:r>
+              <w:t>PRODUCT</w:t>
+            </w:r>
+            <w:r>
+              <w:t>_</w:t>
+            </w:r>
+            <w:r>
+              <w:t xml:space="preserve">SUBCATEGORIES </w:t>
+            </w:r>
+          </w:p>
+        </w:tc>
+      </w:tr>
+      <w:tr>
+        <w:trPr>
+          <w:trHeight w:val="432"/>
+        </w:trPr>
+        <w:tc>
+          <w:tcPr>
+            <w:tcW w:w="2645" w:type="dxa"/>
+          </w:tcPr>
+          <w:p>
+            <w:pPr>
+              <w:pStyle w:val="BodyText"/>
+            </w:pPr>
+            <w:r>
+              <w:t xml:space="preserve"> PRODUCT_SUBCATEGORY_NAME</w:t>
+            </w:r>
+          </w:p>
+        </w:tc>
+        <w:tc>
+          <w:tcPr>
+            <w:tcW w:w="1675" w:type="dxa"/>
+          </w:tcPr>
+          <w:p>
+            <w:pPr>
+              <w:pStyle w:val="BodyText"/>
+            </w:pPr>
+            <w:r>
+              <w:t xml:space="preserve"> </w:t>
+            </w:r>
+            <w:proofErr w:type="gramStart"/>
+            <w:r>
+              <w:t>VARCHAR(</w:t>
+            </w:r>
+            <w:proofErr w:type="gramEnd"/>
+            <w:r>
+              <w:t xml:space="preserve">100) </w:t>
+            </w:r>
+          </w:p>
+        </w:tc>
+        <w:tc>
+          <w:tcPr>
+            <w:tcW w:w="2070" w:type="dxa"/>
+          </w:tcPr>
+          <w:p>
+            <w:pPr>
+              <w:pStyle w:val="BodyText"/>
+            </w:pPr>
+            <w:r>
+              <w:t xml:space="preserve"> NOT NULL </w:t>
+            </w:r>
+          </w:p>
+        </w:tc>
+        <w:tc>
+          <w:tcPr>
+            <w:tcW w:w="2957" w:type="dxa"/>
+          </w:tcPr>
+          <w:p>
+            <w:pPr>
+              <w:pStyle w:val="BodyText"/>
+            </w:pPr>
+            <w:r>
+              <w:t xml:space="preserve"> Flattened hierarchy level </w:t>
+            </w:r>
+          </w:p>
+        </w:tc>
+      </w:tr>
+      <w:tr>
+        <w:trPr>
+          <w:trHeight w:val="432"/>
+        </w:trPr>
+        <w:tc>
+          <w:tcPr>
+            <w:tcW w:w="2645" w:type="dxa"/>
+          </w:tcPr>
+          <w:p>
+            <w:pPr>
+              <w:pStyle w:val="BodyText"/>
+            </w:pPr>
+            <w:r>
+              <w:t xml:space="preserve"> PRODUCT_CATEGORY_ID</w:t>
+            </w:r>
+          </w:p>
+        </w:tc>
+        <w:tc>
+          <w:tcPr>
+            <w:tcW w:w="1675" w:type="dxa"/>
+          </w:tcPr>
+          <w:p>
+            <w:pPr>
+              <w:pStyle w:val="BodyText"/>
+            </w:pPr>
+            <w:r>
+              <w:t xml:space="preserve"> BIGINT </w:t>
+            </w:r>
+          </w:p>
+        </w:tc>
+        <w:tc>
+          <w:tcPr>
+            <w:tcW w:w="2070" w:type="dxa"/>
+          </w:tcPr>
+          <w:p>
+            <w:pPr>
+              <w:pStyle w:val="BodyText"/>
+            </w:pPr>
+            <w:r>
+              <w:t xml:space="preserve"> NOT NULL </w:t>
+            </w:r>
+          </w:p>
+        </w:tc>
+        <w:tc>
+          <w:tcPr>
+            <w:tcW w:w="2957" w:type="dxa"/>
+          </w:tcPr>
+          <w:p>
+            <w:pPr>
+              <w:pStyle w:val="BodyText"/>
+            </w:pPr>
+            <w:r>
+              <w:t xml:space="preserve"> From CE</w:t>
+            </w:r>
+            <w:r>
+              <w:t>_</w:t>
+            </w:r>
+            <w:r>
+              <w:t>PRODUCT</w:t>
+            </w:r>
+            <w:r>
+              <w:t>_</w:t>
+            </w:r>
+            <w:r>
+              <w:t xml:space="preserve">CATEGORIES </w:t>
+            </w:r>
+          </w:p>
+        </w:tc>
+      </w:tr>
+      <w:tr>
+        <w:trPr>
+          <w:trHeight w:val="432"/>
+        </w:trPr>
+        <w:tc>
+          <w:tcPr>
+            <w:tcW w:w="2645" w:type="dxa"/>
+          </w:tcPr>
+          <w:p>
+            <w:pPr>
+              <w:pStyle w:val="BodyText"/>
+            </w:pPr>
+            <w:r>
+              <w:t xml:space="preserve"> PRODUCT_CATEGORY_NAME</w:t>
+            </w:r>
+          </w:p>
+        </w:tc>
+        <w:tc>
+          <w:tcPr>
+            <w:tcW w:w="1675" w:type="dxa"/>
+          </w:tcPr>
+          <w:p>
+            <w:pPr>
+              <w:pStyle w:val="BodyText"/>
+            </w:pPr>
+            <w:r>
+              <w:t xml:space="preserve"> </w:t>
+            </w:r>
+            <w:proofErr w:type="gramStart"/>
+            <w:r>
+              <w:t>VARCHAR(</w:t>
+            </w:r>
+            <w:proofErr w:type="gramEnd"/>
+            <w:r>
+              <w:t xml:space="preserve">100) </w:t>
+            </w:r>
+          </w:p>
+        </w:tc>
+        <w:tc>
+          <w:tcPr>
+            <w:tcW w:w="2070" w:type="dxa"/>
+          </w:tcPr>
+          <w:p>
+            <w:pPr>
+              <w:pStyle w:val="BodyText"/>
+            </w:pPr>
+            <w:r>
+              <w:t xml:space="preserve"> NOT NULL </w:t>
+            </w:r>
+          </w:p>
+        </w:tc>
+        <w:tc>
+          <w:tcPr>
+            <w:tcW w:w="2957" w:type="dxa"/>
+          </w:tcPr>
+          <w:p>
+            <w:pPr>
+              <w:pStyle w:val="BodyText"/>
+            </w:pPr>
+            <w:r>
+              <w:t xml:space="preserve"> Flattened hierarchy level </w:t>
+            </w:r>
+          </w:p>
+        </w:tc>
+      </w:tr>
+      <w:tr>
+        <w:trPr>
+          <w:trHeight w:val="432"/>
+        </w:trPr>
+        <w:tc>
+          <w:tcPr>
+            <w:tcW w:w="2645" w:type="dxa"/>
+          </w:tcPr>
+          <w:p>
+            <w:pPr>
+              <w:pStyle w:val="BodyText"/>
+            </w:pPr>
+            <w:r>
+              <w:lastRenderedPageBreak/>
+              <w:t xml:space="preserve"> PRODUCT_TOP_CATEGORY_ID</w:t>
+            </w:r>
+          </w:p>
+        </w:tc>
+        <w:tc>
+          <w:tcPr>
+            <w:tcW w:w="1675" w:type="dxa"/>
+          </w:tcPr>
+          <w:p>
+            <w:pPr>
+              <w:pStyle w:val="BodyText"/>
+            </w:pPr>
+            <w:r>
+              <w:t xml:space="preserve"> BIGINT </w:t>
+            </w:r>
+          </w:p>
+        </w:tc>
+        <w:tc>
+          <w:tcPr>
+            <w:tcW w:w="2070" w:type="dxa"/>
+          </w:tcPr>
+          <w:p>
+            <w:pPr>
+              <w:pStyle w:val="BodyText"/>
+            </w:pPr>
+            <w:r>
+              <w:t xml:space="preserve"> NOT NULL </w:t>
+            </w:r>
+          </w:p>
+        </w:tc>
+        <w:tc>
+          <w:tcPr>
+            <w:tcW w:w="2957" w:type="dxa"/>
+          </w:tcPr>
+          <w:p>
+            <w:pPr>
+              <w:pStyle w:val="BodyText"/>
+            </w:pPr>
+            <w:r>
+              <w:t xml:space="preserve"> From CE</w:t>
+            </w:r>
+            <w:r>
+              <w:t>_</w:t>
+            </w:r>
+            <w:r>
+              <w:t>PRODUCT</w:t>
+            </w:r>
+            <w:r>
+              <w:t>_</w:t>
+            </w:r>
+            <w:r>
+              <w:t>TOP</w:t>
+            </w:r>
+            <w:r>
+              <w:t>_</w:t>
+            </w:r>
+            <w:proofErr w:type="gramStart"/>
+            <w:r>
+              <w:t xml:space="preserve">CATEGORIES </w:t>
+            </w:r>
+            <w:r>
+              <w:t>,</w:t>
+            </w:r>
+            <w:proofErr w:type="gramEnd"/>
+            <w:r>
+              <w:t xml:space="preserve"> -1</w:t>
+            </w:r>
+            <w:r>
+              <w:t xml:space="preserve"> for </w:t>
+            </w:r>
+            <w:proofErr w:type="spellStart"/>
+            <w:r>
+              <w:t>eco</w:t>
+            </w:r>
+            <w:r>
+              <w:t>m</w:t>
+            </w:r>
+            <w:proofErr w:type="spellEnd"/>
+          </w:p>
+        </w:tc>
+      </w:tr>
+      <w:tr>
+        <w:trPr>
+          <w:trHeight w:val="432"/>
+        </w:trPr>
+        <w:tc>
+          <w:tcPr>
+            <w:tcW w:w="2645" w:type="dxa"/>
+          </w:tcPr>
+          <w:p>
+            <w:pPr>
+              <w:pStyle w:val="BodyText"/>
+            </w:pPr>
+            <w:r>
+              <w:t xml:space="preserve"> PRODUCT_TOP_CATEGORY_NAME</w:t>
+            </w:r>
+          </w:p>
+        </w:tc>
+        <w:tc>
+          <w:tcPr>
+            <w:tcW w:w="1675" w:type="dxa"/>
+          </w:tcPr>
+          <w:p>
+            <w:pPr>
+              <w:pStyle w:val="BodyText"/>
+            </w:pPr>
+            <w:r>
+              <w:t xml:space="preserve"> </w:t>
+            </w:r>
+            <w:proofErr w:type="gramStart"/>
+            <w:r>
+              <w:t>VARCHAR(</w:t>
+            </w:r>
+            <w:proofErr w:type="gramEnd"/>
+            <w:r>
+              <w:t xml:space="preserve">100) </w:t>
+            </w:r>
+          </w:p>
+        </w:tc>
+        <w:tc>
+          <w:tcPr>
+            <w:tcW w:w="2070" w:type="dxa"/>
+          </w:tcPr>
+          <w:p>
+            <w:pPr>
+              <w:pStyle w:val="BodyText"/>
+            </w:pPr>
+            <w:r>
+              <w:t xml:space="preserve"> NOT NULL </w:t>
+            </w:r>
+          </w:p>
+        </w:tc>
+        <w:tc>
+          <w:tcPr>
+            <w:tcW w:w="2957" w:type="dxa"/>
+          </w:tcPr>
+          <w:p>
+            <w:pPr>
+              <w:pStyle w:val="BodyText"/>
+            </w:pPr>
+            <w:r>
+              <w:t xml:space="preserve"> Flattened hierarchy level (e.g. TOPS, BOTTOMS</w:t>
+            </w:r>
+            <w:proofErr w:type="gramStart"/>
+            <w:r>
+              <w:t xml:space="preserve">) </w:t>
+            </w:r>
+            <w:r>
+              <w:t>,</w:t>
+            </w:r>
+            <w:proofErr w:type="gramEnd"/>
+            <w:r>
+              <w:t xml:space="preserve"> </w:t>
+            </w:r>
+            <w:r>
+              <w:t xml:space="preserve">N/A for </w:t>
+            </w:r>
+            <w:proofErr w:type="spellStart"/>
+            <w:r>
+              <w:t>ecom</w:t>
+            </w:r>
+            <w:proofErr w:type="spellEnd"/>
+          </w:p>
+        </w:tc>
+      </w:tr>
+      <w:tr>
+        <w:trPr>
+          <w:trHeight w:val="432"/>
+        </w:trPr>
+        <w:tc>
+          <w:tcPr>
+            <w:tcW w:w="2645" w:type="dxa"/>
+          </w:tcPr>
+          <w:p>
+            <w:pPr>
+              <w:pStyle w:val="BodyText"/>
+            </w:pPr>
+            <w:r>
+              <w:t xml:space="preserve"> START_DT</w:t>
+            </w:r>
+          </w:p>
+        </w:tc>
+        <w:tc>
+          <w:tcPr>
+            <w:tcW w:w="1675" w:type="dxa"/>
+          </w:tcPr>
+          <w:p>
+            <w:pPr>
+              <w:pStyle w:val="BodyText"/>
+            </w:pPr>
+            <w:r>
+              <w:t xml:space="preserve"> DATE </w:t>
+            </w:r>
+          </w:p>
+        </w:tc>
+        <w:tc>
+          <w:tcPr>
+            <w:tcW w:w="2070" w:type="dxa"/>
+          </w:tcPr>
+          <w:p>
+            <w:pPr>
+              <w:pStyle w:val="BodyText"/>
+            </w:pPr>
+            <w:r>
+              <w:t xml:space="preserve"> NOT NULL </w:t>
+            </w:r>
+          </w:p>
+        </w:tc>
+        <w:tc>
+          <w:tcPr>
+            <w:tcW w:w="2957" w:type="dxa"/>
+          </w:tcPr>
+          <w:p>
+            <w:pPr>
+              <w:pStyle w:val="BodyText"/>
+            </w:pPr>
+            <w:r>
+              <w:t xml:space="preserve"> SCD2 start date. Default: 01/01/1990 </w:t>
+            </w:r>
+          </w:p>
+        </w:tc>
+      </w:tr>
+      <w:tr>
+        <w:trPr>
+          <w:trHeight w:val="432"/>
+        </w:trPr>
+        <w:tc>
+          <w:tcPr>
+            <w:tcW w:w="2645" w:type="dxa"/>
+          </w:tcPr>
+          <w:p>
+            <w:pPr>
+              <w:pStyle w:val="BodyText"/>
+            </w:pPr>
+            <w:r>
+              <w:t xml:space="preserve"> END_DT</w:t>
+            </w:r>
+          </w:p>
+        </w:tc>
+        <w:tc>
+          <w:tcPr>
+            <w:tcW w:w="1675" w:type="dxa"/>
+          </w:tcPr>
+          <w:p>
+            <w:pPr>
+              <w:pStyle w:val="BodyText"/>
+            </w:pPr>
+            <w:r>
+              <w:t xml:space="preserve"> DATE </w:t>
+            </w:r>
+          </w:p>
+        </w:tc>
+        <w:tc>
+          <w:tcPr>
+            <w:tcW w:w="2070" w:type="dxa"/>
+          </w:tcPr>
+          <w:p>
+            <w:pPr>
+              <w:pStyle w:val="BodyText"/>
+            </w:pPr>
+            <w:r>
+              <w:t xml:space="preserve"> NOT NULL </w:t>
+            </w:r>
+          </w:p>
+        </w:tc>
+        <w:tc>
+          <w:tcPr>
+            <w:tcW w:w="2957" w:type="dxa"/>
+          </w:tcPr>
+          <w:p>
+            <w:pPr>
+              <w:pStyle w:val="BodyText"/>
+            </w:pPr>
+            <w:r>
+              <w:t xml:space="preserve"> SCD2 end date. Default: 31/12/9999 </w:t>
+            </w:r>
+          </w:p>
+        </w:tc>
+      </w:tr>
+      <w:tr>
+        <w:trPr>
+          <w:trHeight w:val="432"/>
+        </w:trPr>
+        <w:tc>
+          <w:tcPr>
+            <w:tcW w:w="2645" w:type="dxa"/>
+          </w:tcPr>
+          <w:p>
+            <w:pPr>
+              <w:pStyle w:val="BodyText"/>
+            </w:pPr>
+            <w:r>
+              <w:t xml:space="preserve"> IS_ACTIVE</w:t>
+            </w:r>
+          </w:p>
+        </w:tc>
+        <w:tc>
+          <w:tcPr>
+            <w:tcW w:w="1675" w:type="dxa"/>
+          </w:tcPr>
+          <w:p>
+            <w:pPr>
+              <w:pStyle w:val="BodyText"/>
+            </w:pPr>
+            <w:r>
+              <w:t xml:space="preserve"> </w:t>
+            </w:r>
+            <w:proofErr w:type="gramStart"/>
+            <w:r>
+              <w:t>VARCHAR(</w:t>
+            </w:r>
+            <w:proofErr w:type="gramEnd"/>
+            <w:r>
+              <w:t xml:space="preserve">1) </w:t>
+            </w:r>
+          </w:p>
+        </w:tc>
+        <w:tc>
+          <w:tcPr>
+            <w:tcW w:w="2070" w:type="dxa"/>
+          </w:tcPr>
+          <w:p>
+            <w:pPr>
+              <w:pStyle w:val="BodyText"/>
+            </w:pPr>
+            <w:r>
+              <w:t xml:space="preserve"> NOT NULL </w:t>
+            </w:r>
+          </w:p>
+        </w:tc>
+        <w:tc>
+          <w:tcPr>
+            <w:tcW w:w="2957" w:type="dxa"/>
+          </w:tcPr>
+          <w:p>
+            <w:pPr>
+              <w:pStyle w:val="BodyText"/>
+            </w:pPr>
+            <w:r>
+              <w:t xml:space="preserve"> Y = current, N = expired </w:t>
+            </w:r>
+          </w:p>
+        </w:tc>
+      </w:tr>
+      <w:tr>
+        <w:trPr>
+          <w:trHeight w:val="432"/>
+        </w:trPr>
+        <w:tc>
+          <w:tcPr>
+            <w:tcW w:w="2645" w:type="dxa"/>
+          </w:tcPr>
+          <w:p>
+            <w:pPr>
+              <w:pStyle w:val="BodyText"/>
+            </w:pPr>
+            <w:r>
+              <w:t xml:space="preserve"> </w:t>
+            </w:r>
+            <w:r>
+              <w:t>TA_</w:t>
+            </w:r>
+            <w:r>
+              <w:t>INSERT_DT</w:t>
+            </w:r>
+          </w:p>
+        </w:tc>
+        <w:tc>
+          <w:tcPr>
+            <w:tcW w:w="1675" w:type="dxa"/>
+          </w:tcPr>
+          <w:p>
+            <w:pPr>
+              <w:pStyle w:val="BodyText"/>
+            </w:pPr>
+            <w:r>
+              <w:t xml:space="preserve"> DATE </w:t>
+            </w:r>
+          </w:p>
+        </w:tc>
+        <w:tc>
+          <w:tcPr>
+            <w:tcW w:w="2070" w:type="dxa"/>
+          </w:tcPr>
+          <w:p>
+            <w:pPr>
+              <w:pStyle w:val="BodyText"/>
+            </w:pPr>
+            <w:r>
+              <w:t xml:space="preserve"> NOT NULL </w:t>
+            </w:r>
+          </w:p>
+        </w:tc>
+        <w:tc>
+          <w:tcPr>
+            <w:tcW w:w="2957" w:type="dxa"/>
+          </w:tcPr>
+          <w:p>
+            <w:pPr>
+              <w:pStyle w:val="BodyText"/>
+            </w:pPr>
+            <w:r>
+              <w:t xml:space="preserve"> Row creation date </w:t>
+            </w:r>
+          </w:p>
+        </w:tc>
+      </w:tr>
+      <w:tr>
+        <w:trPr>
+          <w:trHeight w:val="432"/>
+        </w:trPr>
+        <w:tc>
+          <w:tcPr>
+            <w:tcW w:w="2645" w:type="dxa"/>
+          </w:tcPr>
+          <w:p>
+            <w:pPr>
+              <w:pStyle w:val="BodyText"/>
+            </w:pPr>
+            <w:r>
+              <w:t xml:space="preserve"> SOURCE_SYSTEM</w:t>
+            </w:r>
+          </w:p>
+        </w:tc>
+        <w:tc>
+          <w:tcPr>
+            <w:tcW w:w="1675" w:type="dxa"/>
+          </w:tcPr>
+          <w:p>
+            <w:pPr>
+              <w:pStyle w:val="BodyText"/>
+            </w:pPr>
+            <w:r>
+              <w:t xml:space="preserve"> </w:t>
+            </w:r>
+            <w:proofErr w:type="gramStart"/>
+            <w:r>
+              <w:t>VARCHAR(</w:t>
+            </w:r>
+            <w:proofErr w:type="gramEnd"/>
+            <w:r>
+              <w:t xml:space="preserve">50) </w:t>
+            </w:r>
+          </w:p>
+        </w:tc>
+        <w:tc>
+          <w:tcPr>
+            <w:tcW w:w="2070" w:type="dxa"/>
+          </w:tcPr>
+          <w:p>
+            <w:pPr>
+              <w:pStyle w:val="BodyText"/>
+            </w:pPr>
+            <w:r>
+              <w:t xml:space="preserve"> NOT NULL </w:t>
+            </w:r>
+          </w:p>
+        </w:tc>
+        <w:tc>
+          <w:tcPr>
+            <w:tcW w:w="2957" w:type="dxa"/>
+          </w:tcPr>
+          <w:p>
+            <w:pPr>
+              <w:pStyle w:val="BodyText"/>
+            </w:pPr>
+            <w:r>
+              <w:t xml:space="preserve"> SA</w:t>
+            </w:r>
+            <w:r>
+              <w:t>_</w:t>
+            </w:r>
+            <w:r>
+              <w:t>ECOM / SA</w:t>
+            </w:r>
+            <w:r>
+              <w:t>_</w:t>
+            </w:r>
+            <w:r>
+              <w:t xml:space="preserve">RETAIL </w:t>
+            </w:r>
+          </w:p>
+        </w:tc>
+      </w:tr>
+      <w:tr>
+        <w:trPr>
+          <w:trHeight w:val="432"/>
+        </w:trPr>
+        <w:tc>
+          <w:tcPr>
+            <w:tcW w:w="2645" w:type="dxa"/>
+          </w:tcPr>
+          <w:p>
+            <w:pPr>
+              <w:pStyle w:val="BodyText"/>
+            </w:pPr>
+            <w:r>
+              <w:t xml:space="preserve"> SOURCE_ENTITY</w:t>
+            </w:r>
+          </w:p>
+        </w:tc>
+        <w:tc>
+          <w:tcPr>
+            <w:tcW w:w="1675" w:type="dxa"/>
+          </w:tcPr>
+          <w:p>
+            <w:pPr>
+              <w:pStyle w:val="BodyText"/>
+            </w:pPr>
+            <w:r>
+              <w:t xml:space="preserve"> </w:t>
+            </w:r>
+            <w:proofErr w:type="gramStart"/>
+            <w:r>
+              <w:t>VARCHAR(</w:t>
+            </w:r>
+            <w:proofErr w:type="gramEnd"/>
+            <w:r>
+              <w:t xml:space="preserve">50) </w:t>
+            </w:r>
+          </w:p>
+        </w:tc>
+        <w:tc>
+          <w:tcPr>
+            <w:tcW w:w="2070" w:type="dxa"/>
+          </w:tcPr>
+          <w:p>
+            <w:pPr>
+              <w:pStyle w:val="BodyText"/>
+            </w:pPr>
+            <w:r>
+              <w:t xml:space="preserve"> NOT NULL </w:t>
+            </w:r>
+          </w:p>
+        </w:tc>
+        <w:tc>
+          <w:tcPr>
+            <w:tcW w:w="2957" w:type="dxa"/>
+          </w:tcPr>
+          <w:p>
+            <w:pPr>
+              <w:pStyle w:val="BodyText"/>
+            </w:pPr>
+            <w:r>
+              <w:t xml:space="preserve"> SRC</w:t>
+            </w:r>
+            <w:r>
+              <w:t>_</w:t>
+            </w:r>
+            <w:r>
+              <w:t>ECOM</w:t>
+            </w:r>
+            <w:r>
+              <w:t>_</w:t>
+            </w:r>
+            <w:r>
+              <w:t>SALES / SRC</w:t>
+            </w:r>
+            <w:r>
+              <w:t>_</w:t>
+            </w:r>
+            <w:r>
+              <w:t>RETAIL</w:t>
+            </w:r>
+            <w:r>
+              <w:t>_</w:t>
+            </w:r>
+            <w:r>
+              <w:t xml:space="preserve">SALES </w:t>
+            </w:r>
+          </w:p>
+        </w:tc>
+      </w:tr>
+    </w:tbl>
+    <w:p>
+      <w:pPr>
+        <w:pStyle w:val="BodyText"/>
+      </w:pPr>
+    </w:p>
+    <w:p>
+      <w:pPr>
+        <w:pStyle w:val="BodyText"/>
+      </w:pPr>
+      <w:r>
+        <w:t xml:space="preserve">Default row: PRODUCT_SURR_ID = -1, all text columns = </w:t>
+      </w:r>
+      <w:r>
+        <w:t>‘</w:t>
+      </w:r>
+      <w:r>
+        <w:t>N/A</w:t>
+      </w:r>
+      <w:r>
+        <w:t>’</w:t>
+      </w:r>
+      <w:r>
+        <w:t>.</w:t>
+      </w:r>
+      <w:r>
+        <w:t xml:space="preserve"> Data </w:t>
+      </w:r>
+      <w:proofErr w:type="gramStart"/>
+      <w:r>
+        <w:t>not present</w:t>
+      </w:r>
+      <w:proofErr w:type="gramEnd"/>
+      <w:r>
+        <w:t xml:space="preserve"> in </w:t>
+      </w:r>
+      <w:proofErr w:type="spellStart"/>
+      <w:r>
+        <w:t>ecom</w:t>
+      </w:r>
+      <w:proofErr w:type="spellEnd"/>
+      <w:r>
+        <w:t>: default -1 or N/A in text columns.</w:t>
+      </w:r>
+    </w:p>
+    <w:p>
+      <w:pPr>
+        <w:pStyle w:val="BodyText"/>
+      </w:pPr>
+    </w:p>
+    <w:p>
+      <w:pPr>
+        <w:pStyle w:val="Heading3"/>
+      </w:pPr>
+      <w:r>
+        <w:t>DIM_STORES (SCD Type 1)</w:t>
+      </w:r>
+    </w:p>
+    <w:p>
+      <w:pPr>
+        <w:pStyle w:val="BodyText"/>
+      </w:pPr>
+      <w:r>
+        <w:t>Store address/zone changes are corrections; no historical tracking required.</w:t>
+      </w:r>
+    </w:p>
+    <w:p>
+      <w:pPr>
+        <w:pStyle w:val="BodyText"/>
+        <w:tabs>
+          <w:tab w:val="left" w:pos="1780"/>
+        </w:tabs>
+      </w:pPr>
+      <w:r>
+        <w:tab/>
+      </w:r>
+    </w:p>
+    <w:tbl>
+      <w:tblPr>
+        <w:tblW w:w="5000" w:type="pct"/>
+        <w:tblInd w:w="-5" w:type="dxa"/>
+        <w:tblBorders>
+          <w:top w:val="single" w:sz="4" w:space="0" w:color="76CDD8"/>
+          <w:left w:val="single" w:sz="4" w:space="0" w:color="76CDD8"/>
+          <w:bottom w:val="single" w:sz="4" w:space="0" w:color="76CDD8"/>
+          <w:right w:val="single" w:sz="4" w:space="0" w:color="76CDD8"/>
+          <w:insideH w:val="single" w:sz="4" w:space="0" w:color="76CDD8"/>
+          <w:insideV w:val="single" w:sz="4" w:space="0" w:color="76CDD8"/>
+        </w:tblBorders>
+        <w:tblLayout w:type="fixed"/>
+        <w:tblLook w:val="0000" w:firstRow="0" w:lastRow="0" w:firstColumn="0" w:lastColumn="0" w:noHBand="0" w:noVBand="0"/>
+      </w:tblPr>
+      <w:tblGrid>
+        <w:gridCol w:w="2645"/>
+        <w:gridCol w:w="1675"/>
+        <w:gridCol w:w="2070"/>
+        <w:gridCol w:w="2957"/>
+      </w:tblGrid>
+      <w:tr>
+        <w:trPr>
+          <w:trHeight w:val="292"/>
+        </w:trPr>
+        <w:tc>
+          <w:tcPr>
+            <w:tcW w:w="2645" w:type="dxa"/>
+            <w:shd w:val="clear" w:color="auto" w:fill="76CDD8"/>
+          </w:tcPr>
+          <w:p>
+            <w:pPr>
+              <w:pStyle w:val="BodyText"/>
+              <w:widowControl w:val="0"/>
+              <w:spacing w:line="360" w:lineRule="auto"/>
+              <w:rPr>
+                <w:color w:val="FFFFFF" w:themeColor="background1"/>
+                <w:sz w:val="18"/>
+                <w:szCs w:val="18"/>
+              </w:rPr>
+            </w:pPr>
+            <w:r>
+              <w:t>C</w:t>
+            </w:r>
+            <w:r>
+              <w:t>o</w:t>
+            </w:r>
+            <w:r>
+              <w:t xml:space="preserve">lumn Name </w:t>
+            </w:r>
+          </w:p>
+        </w:tc>
+        <w:tc>
+          <w:tcPr>
+            <w:tcW w:w="1675" w:type="dxa"/>
+            <w:shd w:val="clear" w:color="auto" w:fill="76CDD8"/>
+          </w:tcPr>
+          <w:p>
+            <w:pPr>
+              <w:pStyle w:val="BodyText"/>
+              <w:widowControl w:val="0"/>
+              <w:spacing w:line="360" w:lineRule="auto"/>
+            </w:pPr>
+            <w:r>
+              <w:t xml:space="preserve"> Data Type </w:t>
+            </w:r>
+          </w:p>
+        </w:tc>
+        <w:tc>
+          <w:tcPr>
+            <w:tcW w:w="2070" w:type="dxa"/>
+            <w:shd w:val="clear" w:color="auto" w:fill="76CDD8"/>
+          </w:tcPr>
+          <w:p>
+            <w:pPr>
+              <w:pStyle w:val="BodyText"/>
+              <w:widowControl w:val="0"/>
+              <w:spacing w:line="360" w:lineRule="auto"/>
+              <w:rPr>
+                <w:color w:val="FFFFFF" w:themeColor="background1"/>
+                <w:sz w:val="18"/>
+                <w:szCs w:val="18"/>
+              </w:rPr>
+            </w:pPr>
+            <w:r>
+              <w:t xml:space="preserve"> Constraints </w:t>
+            </w:r>
+          </w:p>
+        </w:tc>
+        <w:tc>
+          <w:tcPr>
+            <w:tcW w:w="2957" w:type="dxa"/>
+            <w:shd w:val="clear" w:color="auto" w:fill="76CDD8"/>
+          </w:tcPr>
+          <w:p>
+            <w:pPr>
+              <w:pStyle w:val="BodyText"/>
+              <w:widowControl w:val="0"/>
+              <w:spacing w:line="360" w:lineRule="auto"/>
+            </w:pPr>
+            <w:r>
+              <w:t xml:space="preserve"> Notes </w:t>
+            </w:r>
+          </w:p>
+        </w:tc>
+      </w:tr>
+      <w:tr>
+        <w:trPr>
+          <w:trHeight w:val="432"/>
+        </w:trPr>
+        <w:tc>
+          <w:tcPr>
+            <w:tcW w:w="2645" w:type="dxa"/>
+          </w:tcPr>
+          <w:p>
+            <w:pPr>
+              <w:pStyle w:val="BodyText"/>
+            </w:pPr>
+            <w:r>
+              <w:t xml:space="preserve"> STORE_SURR_ID</w:t>
+            </w:r>
+          </w:p>
+        </w:tc>
+        <w:tc>
+          <w:tcPr>
+            <w:tcW w:w="1675" w:type="dxa"/>
+          </w:tcPr>
+          <w:p>
+            <w:pPr>
+              <w:pStyle w:val="BodyText"/>
+            </w:pPr>
+            <w:r>
+              <w:t xml:space="preserve"> BIGINT </w:t>
+            </w:r>
+          </w:p>
+        </w:tc>
+        <w:tc>
+          <w:tcPr>
+            <w:tcW w:w="2070" w:type="dxa"/>
+          </w:tcPr>
+          <w:p>
+            <w:pPr>
+              <w:pStyle w:val="BodyText"/>
+            </w:pPr>
+            <w:r>
+              <w:t xml:space="preserve"> NOT NULL, PK </w:t>
+            </w:r>
+          </w:p>
+        </w:tc>
+        <w:tc>
+          <w:tcPr>
+            <w:tcW w:w="2957" w:type="dxa"/>
+          </w:tcPr>
+          <w:p>
+            <w:pPr>
+              <w:pStyle w:val="BodyText"/>
+            </w:pPr>
+            <w:r>
+              <w:t xml:space="preserve"> Surrogate key – sequence </w:t>
+            </w:r>
+          </w:p>
+        </w:tc>
+      </w:tr>
+      <w:tr>
+        <w:trPr>
+          <w:trHeight w:val="432"/>
+        </w:trPr>
+        <w:tc>
+          <w:tcPr>
+            <w:tcW w:w="2645" w:type="dxa"/>
+          </w:tcPr>
+          <w:p>
+            <w:pPr>
+              <w:pStyle w:val="BodyText"/>
+            </w:pPr>
+            <w:r>
+              <w:t xml:space="preserve"> STORE_SRC_ID</w:t>
+            </w:r>
+          </w:p>
+        </w:tc>
+        <w:tc>
+          <w:tcPr>
+            <w:tcW w:w="1675" w:type="dxa"/>
+          </w:tcPr>
+          <w:p>
+            <w:pPr>
+              <w:pStyle w:val="BodyText"/>
+            </w:pPr>
+            <w:r>
+              <w:t xml:space="preserve"> </w:t>
+            </w:r>
+            <w:proofErr w:type="gramStart"/>
+            <w:r>
+              <w:t>VARCHAR(</w:t>
+            </w:r>
+            <w:proofErr w:type="gramEnd"/>
+            <w:r>
+              <w:t xml:space="preserve">50) </w:t>
+            </w:r>
+          </w:p>
+        </w:tc>
+        <w:tc>
+          <w:tcPr>
+            <w:tcW w:w="2070" w:type="dxa"/>
+          </w:tcPr>
+          <w:p>
+            <w:pPr>
+              <w:pStyle w:val="BodyText"/>
+            </w:pPr>
+            <w:r>
+              <w:t xml:space="preserve"> NOT NULL </w:t>
+            </w:r>
+          </w:p>
+        </w:tc>
+        <w:tc>
+          <w:tcPr>
+            <w:tcW w:w="2957" w:type="dxa"/>
+          </w:tcPr>
+          <w:p>
+            <w:pPr>
+              <w:pStyle w:val="BodyText"/>
+            </w:pPr>
+            <w:r>
+              <w:t xml:space="preserve"> NK – </w:t>
+            </w:r>
+            <w:proofErr w:type="spellStart"/>
+            <w:r>
+              <w:t>store</w:t>
+            </w:r>
+            <w:r>
+              <w:t>_</w:t>
+            </w:r>
+            <w:r>
+              <w:t>code</w:t>
+            </w:r>
+            <w:proofErr w:type="spellEnd"/>
+            <w:r>
+              <w:t xml:space="preserve"> / </w:t>
+            </w:r>
+            <w:r>
+              <w:t>‘</w:t>
+            </w:r>
+            <w:r>
+              <w:t>ECOMMERCE</w:t>
+            </w:r>
+            <w:r>
+              <w:t>’</w:t>
+            </w:r>
+            <w:r>
+              <w:t xml:space="preserve"> </w:t>
+            </w:r>
+          </w:p>
+        </w:tc>
+      </w:tr>
+      <w:tr>
+        <w:trPr>
+          <w:trHeight w:val="432"/>
+        </w:trPr>
+        <w:tc>
+          <w:tcPr>
+            <w:tcW w:w="2645" w:type="dxa"/>
+          </w:tcPr>
+          <w:p>
+            <w:pPr>
+              <w:pStyle w:val="BodyText"/>
+            </w:pPr>
+            <w:r>
+              <w:t xml:space="preserve"> STORE_CHANNEL</w:t>
+            </w:r>
+          </w:p>
+        </w:tc>
+        <w:tc>
+          <w:tcPr>
+            <w:tcW w:w="1675" w:type="dxa"/>
+          </w:tcPr>
+          <w:p>
+            <w:pPr>
+              <w:pStyle w:val="BodyText"/>
+            </w:pPr>
+            <w:r>
+              <w:t xml:space="preserve"> </w:t>
+            </w:r>
+            <w:proofErr w:type="gramStart"/>
+            <w:r>
+              <w:t>VARCHAR(</w:t>
+            </w:r>
+            <w:proofErr w:type="gramEnd"/>
+            <w:r>
+              <w:t xml:space="preserve">20) </w:t>
+            </w:r>
+          </w:p>
+        </w:tc>
+        <w:tc>
+          <w:tcPr>
+            <w:tcW w:w="2070" w:type="dxa"/>
+          </w:tcPr>
+          <w:p>
+            <w:pPr>
+              <w:pStyle w:val="BodyText"/>
+            </w:pPr>
+            <w:r>
+              <w:t xml:space="preserve"> NOT NULL </w:t>
+            </w:r>
+          </w:p>
+        </w:tc>
+        <w:tc>
+          <w:tcPr>
+            <w:tcW w:w="2957" w:type="dxa"/>
+          </w:tcPr>
+          <w:p>
+            <w:pPr>
+              <w:pStyle w:val="BodyText"/>
+            </w:pPr>
+            <w:r>
+              <w:t xml:space="preserve"> RETAIL or ECOMMERCE </w:t>
+            </w:r>
+          </w:p>
+        </w:tc>
+      </w:tr>
+      <w:tr>
+        <w:trPr>
+          <w:trHeight w:val="432"/>
+        </w:trPr>
+        <w:tc>
+          <w:tcPr>
+            <w:tcW w:w="2645" w:type="dxa"/>
+          </w:tcPr>
+          <w:p>
+            <w:pPr>
+              <w:pStyle w:val="BodyText"/>
+            </w:pPr>
+            <w:r>
+              <w:t xml:space="preserve"> STORE_ZONE_CODE</w:t>
+            </w:r>
+          </w:p>
+        </w:tc>
+        <w:tc>
+          <w:tcPr>
+            <w:tcW w:w="1675" w:type="dxa"/>
+          </w:tcPr>
+          <w:p>
+            <w:pPr>
+              <w:pStyle w:val="BodyText"/>
+            </w:pPr>
+            <w:r>
+              <w:t xml:space="preserve"> </w:t>
+            </w:r>
+            <w:proofErr w:type="gramStart"/>
+            <w:r>
+              <w:t>VARCHAR(</w:t>
+            </w:r>
+            <w:proofErr w:type="gramEnd"/>
+            <w:r>
+              <w:t xml:space="preserve">50) </w:t>
+            </w:r>
+          </w:p>
+        </w:tc>
+        <w:tc>
+          <w:tcPr>
+            <w:tcW w:w="2070" w:type="dxa"/>
+          </w:tcPr>
+          <w:p>
+            <w:pPr>
+              <w:pStyle w:val="BodyText"/>
+            </w:pPr>
+            <w:r>
+              <w:t xml:space="preserve"> NOT NULL </w:t>
+            </w:r>
+          </w:p>
+        </w:tc>
+        <w:tc>
+          <w:tcPr>
+            <w:tcW w:w="2957" w:type="dxa"/>
+          </w:tcPr>
+          <w:p>
+            <w:pPr>
+              <w:pStyle w:val="BodyText"/>
+            </w:pPr>
+            <w:r>
+              <w:t xml:space="preserve"> South/East/West/North/N/A </w:t>
+            </w:r>
+          </w:p>
+        </w:tc>
+      </w:tr>
+      <w:tr>
+        <w:trPr>
+          <w:trHeight w:val="432"/>
+        </w:trPr>
+        <w:tc>
+          <w:tcPr>
+            <w:tcW w:w="2645" w:type="dxa"/>
+          </w:tcPr>
+          <w:p>
+            <w:pPr>
+              <w:pStyle w:val="BodyText"/>
+            </w:pPr>
+            <w:r>
+              <w:t xml:space="preserve"> STORE_ADDRESS</w:t>
+            </w:r>
+          </w:p>
+        </w:tc>
+        <w:tc>
+          <w:tcPr>
+            <w:tcW w:w="1675" w:type="dxa"/>
+          </w:tcPr>
+          <w:p>
+            <w:pPr>
+              <w:pStyle w:val="BodyText"/>
+            </w:pPr>
+            <w:r>
+              <w:t xml:space="preserve"> </w:t>
+            </w:r>
+            <w:proofErr w:type="gramStart"/>
+            <w:r>
+              <w:t>VARCHAR(</w:t>
+            </w:r>
+            <w:proofErr w:type="gramEnd"/>
+            <w:r>
+              <w:t xml:space="preserve">200) </w:t>
+            </w:r>
+          </w:p>
+        </w:tc>
+        <w:tc>
+          <w:tcPr>
+            <w:tcW w:w="2070" w:type="dxa"/>
+          </w:tcPr>
+          <w:p>
+            <w:pPr>
+              <w:pStyle w:val="BodyText"/>
+            </w:pPr>
+            <w:r>
+              <w:t xml:space="preserve"> NOT NULL </w:t>
+            </w:r>
+          </w:p>
+        </w:tc>
+        <w:tc>
+          <w:tcPr>
+            <w:tcW w:w="2957" w:type="dxa"/>
+          </w:tcPr>
+          <w:p>
+            <w:pPr>
+              <w:pStyle w:val="BodyText"/>
+            </w:pPr>
+            <w:r>
+              <w:t xml:space="preserve"> N/A for </w:t>
+            </w:r>
+            <w:proofErr w:type="spellStart"/>
+            <w:r>
+              <w:t>ecom</w:t>
+            </w:r>
+            <w:proofErr w:type="spellEnd"/>
+            <w:r>
+              <w:t xml:space="preserve"> </w:t>
+            </w:r>
+          </w:p>
+        </w:tc>
+      </w:tr>
+      <w:tr>
+        <w:trPr>
+          <w:trHeight w:val="432"/>
+        </w:trPr>
+        <w:tc>
+          <w:tcPr>
+            <w:tcW w:w="2645" w:type="dxa"/>
+          </w:tcPr>
+          <w:p>
+            <w:pPr>
+              <w:pStyle w:val="BodyText"/>
+            </w:pPr>
+            <w:r>
+              <w:t xml:space="preserve"> STORE_CITY</w:t>
+            </w:r>
+          </w:p>
+        </w:tc>
+        <w:tc>
+          <w:tcPr>
+            <w:tcW w:w="1675" w:type="dxa"/>
+          </w:tcPr>
+          <w:p>
+            <w:pPr>
+              <w:pStyle w:val="BodyText"/>
+            </w:pPr>
+            <w:r>
+              <w:t xml:space="preserve"> </w:t>
+            </w:r>
+            <w:proofErr w:type="gramStart"/>
+            <w:r>
+              <w:t>VARCHAR(</w:t>
+            </w:r>
+            <w:proofErr w:type="gramEnd"/>
+            <w:r>
+              <w:t xml:space="preserve">100) </w:t>
+            </w:r>
+          </w:p>
+        </w:tc>
+        <w:tc>
+          <w:tcPr>
+            <w:tcW w:w="2070" w:type="dxa"/>
+          </w:tcPr>
+          <w:p>
+            <w:pPr>
+              <w:pStyle w:val="BodyText"/>
+            </w:pPr>
+            <w:r>
+              <w:t xml:space="preserve"> NOT NULL </w:t>
+            </w:r>
+          </w:p>
+        </w:tc>
+        <w:tc>
+          <w:tcPr>
+            <w:tcW w:w="2957" w:type="dxa"/>
+          </w:tcPr>
+          <w:p>
+            <w:pPr>
+              <w:pStyle w:val="BodyText"/>
+            </w:pPr>
+            <w:r>
+              <w:t xml:space="preserve"> N/A for </w:t>
+            </w:r>
+            <w:proofErr w:type="spellStart"/>
+            <w:r>
+              <w:t>ecom</w:t>
+            </w:r>
+            <w:proofErr w:type="spellEnd"/>
+            <w:r>
+              <w:t xml:space="preserve"> </w:t>
+            </w:r>
+          </w:p>
+        </w:tc>
+      </w:tr>
+      <w:tr>
+        <w:trPr>
+          <w:trHeight w:val="432"/>
+        </w:trPr>
+        <w:tc>
+          <w:tcPr>
+            <w:tcW w:w="2645" w:type="dxa"/>
+          </w:tcPr>
+          <w:p>
+            <w:pPr>
+              <w:pStyle w:val="BodyText"/>
+            </w:pPr>
+            <w:r>
+              <w:t xml:space="preserve"> STORE_STATE</w:t>
+            </w:r>
+          </w:p>
+        </w:tc>
+        <w:tc>
+          <w:tcPr>
+            <w:tcW w:w="1675" w:type="dxa"/>
+          </w:tcPr>
+          <w:p>
+            <w:pPr>
+              <w:pStyle w:val="BodyText"/>
+            </w:pPr>
+            <w:r>
+              <w:t xml:space="preserve"> </w:t>
+            </w:r>
+            <w:proofErr w:type="gramStart"/>
+            <w:r>
+              <w:t>CHAR(</w:t>
+            </w:r>
+            <w:proofErr w:type="gramEnd"/>
+            <w:r>
+              <w:t xml:space="preserve">2) </w:t>
+            </w:r>
+          </w:p>
+        </w:tc>
+        <w:tc>
+          <w:tcPr>
+            <w:tcW w:w="2070" w:type="dxa"/>
+          </w:tcPr>
+          <w:p>
+            <w:pPr>
+              <w:pStyle w:val="BodyText"/>
+            </w:pPr>
+            <w:r>
+              <w:t xml:space="preserve"> NOT NULL </w:t>
+            </w:r>
+          </w:p>
+        </w:tc>
+        <w:tc>
+          <w:tcPr>
+            <w:tcW w:w="2957" w:type="dxa"/>
+          </w:tcPr>
+          <w:p>
+            <w:pPr>
+              <w:pStyle w:val="BodyText"/>
+            </w:pPr>
+            <w:r>
+              <w:t xml:space="preserve"> N/A for </w:t>
+            </w:r>
+            <w:proofErr w:type="spellStart"/>
+            <w:r>
+              <w:t>ecom</w:t>
+            </w:r>
+            <w:proofErr w:type="spellEnd"/>
+            <w:r>
+              <w:t xml:space="preserve"> </w:t>
+            </w:r>
+          </w:p>
+        </w:tc>
+      </w:tr>
+      <w:tr>
+        <w:trPr>
+          <w:trHeight w:val="432"/>
+        </w:trPr>
+        <w:tc>
+          <w:tcPr>
+            <w:tcW w:w="2645" w:type="dxa"/>
+          </w:tcPr>
+          <w:p>
+            <w:pPr>
+              <w:pStyle w:val="BodyText"/>
+            </w:pPr>
+            <w:r>
+              <w:t xml:space="preserve"> STORE_POSTAL_CODE</w:t>
+            </w:r>
+          </w:p>
+        </w:tc>
+        <w:tc>
+          <w:tcPr>
+            <w:tcW w:w="1675" w:type="dxa"/>
+          </w:tcPr>
+          <w:p>
+            <w:pPr>
+              <w:pStyle w:val="BodyText"/>
+            </w:pPr>
+            <w:r>
+              <w:t xml:space="preserve"> </w:t>
+            </w:r>
+            <w:proofErr w:type="gramStart"/>
+            <w:r>
+              <w:t>VARCHAR(</w:t>
+            </w:r>
+            <w:proofErr w:type="gramEnd"/>
+            <w:r>
+              <w:t xml:space="preserve">10) </w:t>
+            </w:r>
+          </w:p>
+        </w:tc>
+        <w:tc>
+          <w:tcPr>
+            <w:tcW w:w="2070" w:type="dxa"/>
+          </w:tcPr>
+          <w:p>
+            <w:pPr>
+              <w:pStyle w:val="BodyText"/>
+            </w:pPr>
+            <w:r>
+              <w:t xml:space="preserve"> NOT NULL </w:t>
+            </w:r>
+          </w:p>
+        </w:tc>
+        <w:tc>
+          <w:tcPr>
+            <w:tcW w:w="2957" w:type="dxa"/>
+          </w:tcPr>
+          <w:p>
+            <w:pPr>
+              <w:pStyle w:val="BodyText"/>
+            </w:pPr>
+            <w:r>
+              <w:t xml:space="preserve"> N/A for </w:t>
+            </w:r>
+            <w:proofErr w:type="spellStart"/>
+            <w:r>
+              <w:t>ecom</w:t>
+            </w:r>
+            <w:proofErr w:type="spellEnd"/>
+            <w:r>
+              <w:t xml:space="preserve"> </w:t>
+            </w:r>
+          </w:p>
+        </w:tc>
+      </w:tr>
+      <w:tr>
+        <w:trPr>
+          <w:trHeight w:val="432"/>
+        </w:trPr>
+        <w:tc>
+          <w:tcPr>
+            <w:tcW w:w="2645" w:type="dxa"/>
+          </w:tcPr>
+          <w:p>
+            <w:pPr>
+              <w:pStyle w:val="BodyText"/>
+            </w:pPr>
+            <w:r>
+              <w:t xml:space="preserve"> </w:t>
+            </w:r>
+            <w:r>
+              <w:t>TA_</w:t>
+            </w:r>
+            <w:r>
+              <w:t>INSERT_DT</w:t>
+            </w:r>
+          </w:p>
+        </w:tc>
+        <w:tc>
+          <w:tcPr>
+            <w:tcW w:w="1675" w:type="dxa"/>
+          </w:tcPr>
+          <w:p>
+            <w:pPr>
+              <w:pStyle w:val="BodyText"/>
+            </w:pPr>
+            <w:r>
+              <w:t xml:space="preserve"> DATE </w:t>
+            </w:r>
+          </w:p>
+        </w:tc>
+        <w:tc>
+          <w:tcPr>
+            <w:tcW w:w="2070" w:type="dxa"/>
+          </w:tcPr>
+          <w:p>
+            <w:pPr>
+              <w:pStyle w:val="BodyText"/>
+            </w:pPr>
+            <w:r>
+              <w:t xml:space="preserve"> NOT NULL </w:t>
+            </w:r>
+          </w:p>
+        </w:tc>
+        <w:tc>
+          <w:tcPr>
+            <w:tcW w:w="2957" w:type="dxa"/>
+          </w:tcPr>
+          <w:p>
+            <w:pPr>
+              <w:pStyle w:val="BodyText"/>
+            </w:pPr>
+            <w:r>
+              <w:t xml:space="preserve"> Row creation date </w:t>
+            </w:r>
+          </w:p>
+        </w:tc>
+      </w:tr>
+      <w:tr>
+        <w:trPr>
+          <w:trHeight w:val="432"/>
+        </w:trPr>
+        <w:tc>
+          <w:tcPr>
+            <w:tcW w:w="2645" w:type="dxa"/>
+          </w:tcPr>
+          <w:p>
+            <w:pPr>
+              <w:pStyle w:val="BodyText"/>
+            </w:pPr>
+            <w:r>
+              <w:t xml:space="preserve"> </w:t>
+            </w:r>
+            <w:r>
+              <w:t>TA_</w:t>
+            </w:r>
+            <w:r>
+              <w:t>UPDATE_DT</w:t>
+            </w:r>
+          </w:p>
+        </w:tc>
+        <w:tc>
+          <w:tcPr>
+            <w:tcW w:w="1675" w:type="dxa"/>
+          </w:tcPr>
+          <w:p>
+            <w:pPr>
+              <w:pStyle w:val="BodyText"/>
+            </w:pPr>
+            <w:r>
+              <w:t xml:space="preserve"> DATE </w:t>
+            </w:r>
+          </w:p>
+        </w:tc>
+        <w:tc>
+          <w:tcPr>
+            <w:tcW w:w="2070" w:type="dxa"/>
+          </w:tcPr>
+          <w:p>
+            <w:pPr>
+              <w:pStyle w:val="BodyText"/>
+            </w:pPr>
+            <w:r>
+              <w:t xml:space="preserve"> NOT NULL </w:t>
+            </w:r>
+          </w:p>
+        </w:tc>
+        <w:tc>
+          <w:tcPr>
+            <w:tcW w:w="2957" w:type="dxa"/>
+          </w:tcPr>
+          <w:p>
+            <w:pPr>
+              <w:pStyle w:val="BodyText"/>
+            </w:pPr>
+            <w:r>
+              <w:t xml:space="preserve"> Last modification date </w:t>
+            </w:r>
+          </w:p>
+        </w:tc>
+      </w:tr>
+      <w:tr>
+        <w:trPr>
+          <w:trHeight w:val="432"/>
+        </w:trPr>
+        <w:tc>
+          <w:tcPr>
+            <w:tcW w:w="2645" w:type="dxa"/>
+          </w:tcPr>
+          <w:p>
+            <w:pPr>
+              <w:pStyle w:val="BodyText"/>
+            </w:pPr>
+            <w:r>
+              <w:t xml:space="preserve"> SOURCE_SYSTEM</w:t>
+            </w:r>
+          </w:p>
+        </w:tc>
+        <w:tc>
+          <w:tcPr>
+            <w:tcW w:w="1675" w:type="dxa"/>
+          </w:tcPr>
+          <w:p>
+            <w:pPr>
+              <w:pStyle w:val="BodyText"/>
+            </w:pPr>
+            <w:r>
+              <w:t xml:space="preserve"> </w:t>
+            </w:r>
+            <w:proofErr w:type="gramStart"/>
+            <w:r>
+              <w:t>VARCHAR(</w:t>
+            </w:r>
+            <w:proofErr w:type="gramEnd"/>
+            <w:r>
+              <w:t xml:space="preserve">50) </w:t>
+            </w:r>
+          </w:p>
+        </w:tc>
+        <w:tc>
+          <w:tcPr>
+            <w:tcW w:w="2070" w:type="dxa"/>
+          </w:tcPr>
+          <w:p>
+            <w:pPr>
+              <w:pStyle w:val="BodyText"/>
+            </w:pPr>
+            <w:r>
+              <w:t xml:space="preserve"> NOT NULL </w:t>
+            </w:r>
+          </w:p>
+        </w:tc>
+        <w:tc>
+          <w:tcPr>
+            <w:tcW w:w="2957" w:type="dxa"/>
+          </w:tcPr>
+          <w:p>
+            <w:pPr>
+              <w:pStyle w:val="BodyText"/>
+            </w:pPr>
+            <w:r>
+              <w:t xml:space="preserve"> SA</w:t>
+            </w:r>
+            <w:r>
+              <w:t>_</w:t>
+            </w:r>
+            <w:r>
+              <w:t>ECOM / SA</w:t>
+            </w:r>
+            <w:r>
+              <w:t>_</w:t>
+            </w:r>
+            <w:r>
+              <w:t xml:space="preserve">RETAIL </w:t>
+            </w:r>
+          </w:p>
+        </w:tc>
+      </w:tr>
+      <w:tr>
+        <w:trPr>
+          <w:trHeight w:val="432"/>
+        </w:trPr>
+        <w:tc>
+          <w:tcPr>
+            <w:tcW w:w="2645" w:type="dxa"/>
+          </w:tcPr>
+          <w:p>
+            <w:pPr>
+              <w:pStyle w:val="BodyText"/>
+            </w:pPr>
+            <w:r>
+              <w:t xml:space="preserve"> SOURCE_ENTITY</w:t>
+            </w:r>
+          </w:p>
+        </w:tc>
+        <w:tc>
+          <w:tcPr>
+            <w:tcW w:w="1675" w:type="dxa"/>
+          </w:tcPr>
+          <w:p>
+            <w:pPr>
+              <w:pStyle w:val="BodyText"/>
+            </w:pPr>
+            <w:r>
+              <w:t xml:space="preserve"> </w:t>
+            </w:r>
+            <w:proofErr w:type="gramStart"/>
+            <w:r>
+              <w:t>VARCHAR(</w:t>
+            </w:r>
+            <w:proofErr w:type="gramEnd"/>
+            <w:r>
+              <w:t xml:space="preserve">50) </w:t>
+            </w:r>
+          </w:p>
+        </w:tc>
+        <w:tc>
+          <w:tcPr>
+            <w:tcW w:w="2070" w:type="dxa"/>
+          </w:tcPr>
+          <w:p>
+            <w:pPr>
+              <w:pStyle w:val="BodyText"/>
+            </w:pPr>
+            <w:r>
+              <w:t xml:space="preserve"> NOT NULL </w:t>
+            </w:r>
+          </w:p>
+        </w:tc>
+        <w:tc>
+          <w:tcPr>
+            <w:tcW w:w="2957" w:type="dxa"/>
+          </w:tcPr>
+          <w:p>
+            <w:pPr>
+              <w:pStyle w:val="BodyText"/>
+            </w:pPr>
+            <w:r>
+              <w:t xml:space="preserve"> SRC</w:t>
+            </w:r>
+            <w:r>
+              <w:t>_</w:t>
+            </w:r>
+            <w:r>
+              <w:t>ECOM</w:t>
+            </w:r>
+            <w:r>
+              <w:t>_</w:t>
+            </w:r>
+            <w:r>
+              <w:t>SALES / SRC</w:t>
+            </w:r>
+            <w:r>
+              <w:t>_</w:t>
+            </w:r>
+            <w:r>
+              <w:t>RETAIL</w:t>
+            </w:r>
+            <w:r>
+              <w:t>_</w:t>
+            </w:r>
+            <w:r>
+              <w:t xml:space="preserve">SALES </w:t>
+            </w:r>
+          </w:p>
+        </w:tc>
+      </w:tr>
+    </w:tbl>
+    <w:p>
+      <w:pPr>
+        <w:pStyle w:val="BodyText"/>
+      </w:pPr>
+    </w:p>
+    <w:p>
+      <w:pPr>
+        <w:pStyle w:val="BodyText"/>
+      </w:pPr>
+      <w:r>
+        <w:t xml:space="preserve">Default row: STORE_SURR_ID = -1, all text columns = </w:t>
+      </w:r>
+      <w:r>
+        <w:t>‘</w:t>
+      </w:r>
+      <w:r>
+        <w:t>N/A</w:t>
+      </w:r>
+      <w:r>
+        <w:t>’</w:t>
+      </w:r>
+      <w:r>
+        <w:t>.</w:t>
+      </w:r>
+    </w:p>
+    <w:p>
+      <w:pPr>
+        <w:pStyle w:val="BodyText"/>
+      </w:pPr>
+    </w:p>
+    <w:p>
+      <w:pPr>
+        <w:pStyle w:val="Heading3"/>
+      </w:pPr>
+      <w:r>
+        <w:t>DIM_PAYMENT_TYPES (SCD Type 0 – Junk Dimension)</w:t>
+      </w:r>
+    </w:p>
+    <w:p>
+      <w:pPr>
+        <w:pStyle w:val="BodyText"/>
+      </w:pPr>
+      <w:r>
+        <w:t>Payment method labels are immutable reference values.</w:t>
+      </w:r>
+    </w:p>
+    <w:p>
+      <w:pPr>
+        <w:pStyle w:val="BodyText"/>
+      </w:pPr>
+    </w:p>
+    <w:tbl>
+      <w:tblPr>
+        <w:tblW w:w="5000" w:type="pct"/>
+        <w:tblInd w:w="-5" w:type="dxa"/>
+        <w:tblBorders>
+          <w:top w:val="single" w:sz="4" w:space="0" w:color="76CDD8"/>
+          <w:left w:val="single" w:sz="4" w:space="0" w:color="76CDD8"/>
+          <w:bottom w:val="single" w:sz="4" w:space="0" w:color="76CDD8"/>
+          <w:right w:val="single" w:sz="4" w:space="0" w:color="76CDD8"/>
+          <w:insideH w:val="single" w:sz="4" w:space="0" w:color="76CDD8"/>
+          <w:insideV w:val="single" w:sz="4" w:space="0" w:color="76CDD8"/>
+        </w:tblBorders>
+        <w:tblLayout w:type="fixed"/>
+        <w:tblLook w:val="0000" w:firstRow="0" w:lastRow="0" w:firstColumn="0" w:lastColumn="0" w:noHBand="0" w:noVBand="0"/>
+      </w:tblPr>
+      <w:tblGrid>
+        <w:gridCol w:w="2645"/>
+        <w:gridCol w:w="1675"/>
+        <w:gridCol w:w="2070"/>
+        <w:gridCol w:w="2957"/>
+      </w:tblGrid>
+      <w:tr>
+        <w:trPr>
+          <w:trHeight w:val="292"/>
+        </w:trPr>
+        <w:tc>
+          <w:tcPr>
+            <w:tcW w:w="2645" w:type="dxa"/>
+            <w:shd w:val="clear" w:color="auto" w:fill="76CDD8"/>
+          </w:tcPr>
+          <w:p>
+            <w:pPr>
+              <w:pStyle w:val="BodyText"/>
+              <w:widowControl w:val="0"/>
+              <w:spacing w:line="360" w:lineRule="auto"/>
+              <w:rPr>
+                <w:color w:val="FFFFFF" w:themeColor="background1"/>
+                <w:sz w:val="18"/>
+                <w:szCs w:val="18"/>
+              </w:rPr>
+            </w:pPr>
+            <w:r>
+              <w:t>C</w:t>
+            </w:r>
+            <w:r>
+              <w:t>o</w:t>
+            </w:r>
+            <w:r>
+              <w:t xml:space="preserve">lumn Name </w:t>
+            </w:r>
+          </w:p>
+        </w:tc>
+        <w:tc>
+          <w:tcPr>
+            <w:tcW w:w="1675" w:type="dxa"/>
+            <w:shd w:val="clear" w:color="auto" w:fill="76CDD8"/>
+          </w:tcPr>
+          <w:p>
+            <w:pPr>
+              <w:pStyle w:val="BodyText"/>
+              <w:widowControl w:val="0"/>
+              <w:spacing w:line="360" w:lineRule="auto"/>
+            </w:pPr>
+            <w:r>
+              <w:t xml:space="preserve"> Data Type </w:t>
+            </w:r>
+          </w:p>
+        </w:tc>
+        <w:tc>
+          <w:tcPr>
+            <w:tcW w:w="2070" w:type="dxa"/>
+            <w:shd w:val="clear" w:color="auto" w:fill="76CDD8"/>
+          </w:tcPr>
+          <w:p>
+            <w:pPr>
+              <w:pStyle w:val="BodyText"/>
+              <w:widowControl w:val="0"/>
+              <w:spacing w:line="360" w:lineRule="auto"/>
+              <w:rPr>
+                <w:color w:val="FFFFFF" w:themeColor="background1"/>
+                <w:sz w:val="18"/>
+                <w:szCs w:val="18"/>
+              </w:rPr>
+            </w:pPr>
+            <w:r>
+              <w:t xml:space="preserve"> Constraints </w:t>
+            </w:r>
+          </w:p>
+        </w:tc>
+        <w:tc>
+          <w:tcPr>
+            <w:tcW w:w="2957" w:type="dxa"/>
+            <w:shd w:val="clear" w:color="auto" w:fill="76CDD8"/>
+          </w:tcPr>
+          <w:p>
+            <w:pPr>
+              <w:pStyle w:val="BodyText"/>
+              <w:widowControl w:val="0"/>
+              <w:spacing w:line="360" w:lineRule="auto"/>
+            </w:pPr>
+            <w:r>
+              <w:t xml:space="preserve"> Notes </w:t>
+            </w:r>
+          </w:p>
+        </w:tc>
+      </w:tr>
+      <w:tr>
+        <w:trPr>
+          <w:trHeight w:val="432"/>
+        </w:trPr>
+        <w:tc>
+          <w:tcPr>
+            <w:tcW w:w="2645" w:type="dxa"/>
+          </w:tcPr>
+          <w:p>
+            <w:pPr>
+              <w:pStyle w:val="BodyText"/>
+            </w:pPr>
+            <w:r>
+              <w:t xml:space="preserve"> PAYMENT_TYPE_SURR_ID </w:t>
+            </w:r>
+          </w:p>
+        </w:tc>
+        <w:tc>
+          <w:tcPr>
+            <w:tcW w:w="1675" w:type="dxa"/>
+          </w:tcPr>
+          <w:p>
+            <w:pPr>
+              <w:pStyle w:val="BodyText"/>
+            </w:pPr>
+            <w:r>
+              <w:t xml:space="preserve"> BIGINT </w:t>
+            </w:r>
+          </w:p>
+        </w:tc>
+        <w:tc>
+          <w:tcPr>
+            <w:tcW w:w="2070" w:type="dxa"/>
+          </w:tcPr>
+          <w:p>
+            <w:pPr>
+              <w:pStyle w:val="BodyText"/>
+            </w:pPr>
+            <w:r>
+              <w:t xml:space="preserve"> NOT NULL, PK </w:t>
+            </w:r>
+          </w:p>
+        </w:tc>
+        <w:tc>
+          <w:tcPr>
+            <w:tcW w:w="2957" w:type="dxa"/>
+          </w:tcPr>
+          <w:p>
+            <w:pPr>
+              <w:pStyle w:val="BodyText"/>
+            </w:pPr>
+            <w:r>
+              <w:t xml:space="preserve"> Surrogate key – sequence </w:t>
+            </w:r>
+          </w:p>
+        </w:tc>
+      </w:tr>
+      <w:tr>
+        <w:trPr>
+          <w:trHeight w:val="432"/>
+        </w:trPr>
+        <w:tc>
+          <w:tcPr>
+            <w:tcW w:w="2645" w:type="dxa"/>
+          </w:tcPr>
+          <w:p>
+            <w:pPr>
+              <w:pStyle w:val="BodyText"/>
+            </w:pPr>
+            <w:r>
+              <w:t xml:space="preserve"> PAYMENT_TYPE_SRC_ID </w:t>
+            </w:r>
+          </w:p>
+        </w:tc>
+        <w:tc>
+          <w:tcPr>
+            <w:tcW w:w="1675" w:type="dxa"/>
+          </w:tcPr>
+          <w:p>
+            <w:pPr>
+              <w:pStyle w:val="BodyText"/>
+            </w:pPr>
+            <w:r>
+              <w:t xml:space="preserve"> </w:t>
+            </w:r>
+            <w:proofErr w:type="gramStart"/>
+            <w:r>
+              <w:t>VARCHAR(</w:t>
+            </w:r>
+            <w:proofErr w:type="gramEnd"/>
+            <w:r>
+              <w:t xml:space="preserve">100) </w:t>
+            </w:r>
+          </w:p>
+        </w:tc>
+        <w:tc>
+          <w:tcPr>
+            <w:tcW w:w="2070" w:type="dxa"/>
+          </w:tcPr>
+          <w:p>
+            <w:pPr>
+              <w:pStyle w:val="BodyText"/>
+            </w:pPr>
+            <w:r>
+              <w:t xml:space="preserve"> NOT NULL </w:t>
+            </w:r>
+          </w:p>
+        </w:tc>
+        <w:tc>
+          <w:tcPr>
+            <w:tcW w:w="2957" w:type="dxa"/>
+          </w:tcPr>
+          <w:p>
+            <w:pPr>
+              <w:pStyle w:val="BodyText"/>
+            </w:pPr>
+            <w:r>
+              <w:t xml:space="preserve"> NK – generated from name </w:t>
+            </w:r>
+          </w:p>
+        </w:tc>
+      </w:tr>
+      <w:tr>
+        <w:trPr>
+          <w:trHeight w:val="432"/>
+        </w:trPr>
+        <w:tc>
+          <w:tcPr>
+            <w:tcW w:w="2645" w:type="dxa"/>
+          </w:tcPr>
+          <w:p>
+            <w:pPr>
+              <w:pStyle w:val="BodyText"/>
+            </w:pPr>
+            <w:r>
+              <w:t xml:space="preserve"> PAYMENT_TYPE_NAME</w:t>
+            </w:r>
+          </w:p>
+        </w:tc>
+        <w:tc>
+          <w:tcPr>
+            <w:tcW w:w="1675" w:type="dxa"/>
+          </w:tcPr>
+          <w:p>
+            <w:pPr>
+              <w:pStyle w:val="BodyText"/>
+            </w:pPr>
+            <w:r>
+              <w:t xml:space="preserve"> </w:t>
+            </w:r>
+            <w:proofErr w:type="gramStart"/>
+            <w:r>
+              <w:t>VARCHAR(</w:t>
+            </w:r>
+            <w:proofErr w:type="gramEnd"/>
+            <w:r>
+              <w:t xml:space="preserve">50) </w:t>
+            </w:r>
+          </w:p>
+        </w:tc>
+        <w:tc>
+          <w:tcPr>
+            <w:tcW w:w="2070" w:type="dxa"/>
+          </w:tcPr>
+          <w:p>
+            <w:pPr>
+              <w:pStyle w:val="BodyText"/>
+            </w:pPr>
+            <w:r>
+              <w:t xml:space="preserve"> NOT NULL </w:t>
+            </w:r>
+          </w:p>
+        </w:tc>
+        <w:tc>
+          <w:tcPr>
+            <w:tcW w:w="2957" w:type="dxa"/>
+          </w:tcPr>
+          <w:p>
+            <w:pPr>
+              <w:pStyle w:val="BodyText"/>
+            </w:pPr>
+            <w:r>
+              <w:t xml:space="preserve"> Cash / Credit Card / Debit Card </w:t>
+            </w:r>
+          </w:p>
+        </w:tc>
+      </w:tr>
+      <w:tr>
+        <w:trPr>
+          <w:trHeight w:val="432"/>
+        </w:trPr>
+        <w:tc>
+          <w:tcPr>
+            <w:tcW w:w="2645" w:type="dxa"/>
+          </w:tcPr>
+          <w:p>
+            <w:pPr>
+              <w:pStyle w:val="BodyText"/>
+            </w:pPr>
+            <w:r>
+              <w:t xml:space="preserve"> INSERT_DT</w:t>
+            </w:r>
+          </w:p>
+        </w:tc>
+        <w:tc>
+          <w:tcPr>
+            <w:tcW w:w="1675" w:type="dxa"/>
+          </w:tcPr>
+          <w:p>
+            <w:pPr>
+              <w:pStyle w:val="BodyText"/>
+            </w:pPr>
+            <w:r>
+              <w:t xml:space="preserve"> DATE </w:t>
+            </w:r>
+          </w:p>
+        </w:tc>
+        <w:tc>
+          <w:tcPr>
+            <w:tcW w:w="2070" w:type="dxa"/>
+          </w:tcPr>
+          <w:p>
+            <w:pPr>
+              <w:pStyle w:val="BodyText"/>
+            </w:pPr>
+            <w:r>
+              <w:t xml:space="preserve"> NOT NULL </w:t>
+            </w:r>
+          </w:p>
+        </w:tc>
+        <w:tc>
+          <w:tcPr>
+            <w:tcW w:w="2957" w:type="dxa"/>
+          </w:tcPr>
+          <w:p>
+            <w:pPr>
+              <w:pStyle w:val="BodyText"/>
+            </w:pPr>
+            <w:r>
+              <w:t xml:space="preserve"> Row creation date </w:t>
+            </w:r>
+          </w:p>
+        </w:tc>
+      </w:tr>
+      <w:tr>
+        <w:trPr>
+          <w:trHeight w:val="432"/>
+        </w:trPr>
+        <w:tc>
+          <w:tcPr>
+            <w:tcW w:w="2645" w:type="dxa"/>
+          </w:tcPr>
+          <w:p>
+            <w:pPr>
+              <w:pStyle w:val="BodyText"/>
+            </w:pPr>
+            <w:r>
+              <w:t xml:space="preserve"> SOURCE_SYSTEM</w:t>
+            </w:r>
+          </w:p>
+        </w:tc>
+        <w:tc>
+          <w:tcPr>
+            <w:tcW w:w="1675" w:type="dxa"/>
+          </w:tcPr>
+          <w:p>
+            <w:pPr>
+              <w:pStyle w:val="BodyText"/>
+            </w:pPr>
+            <w:r>
+              <w:t xml:space="preserve"> </w:t>
+            </w:r>
+            <w:proofErr w:type="gramStart"/>
+            <w:r>
+              <w:t>VARCHAR(</w:t>
+            </w:r>
+            <w:proofErr w:type="gramEnd"/>
+            <w:r>
+              <w:t xml:space="preserve">50) </w:t>
+            </w:r>
+          </w:p>
+        </w:tc>
+        <w:tc>
+          <w:tcPr>
+            <w:tcW w:w="2070" w:type="dxa"/>
+          </w:tcPr>
+          <w:p>
+            <w:pPr>
+              <w:pStyle w:val="BodyText"/>
+            </w:pPr>
+            <w:r>
+              <w:t xml:space="preserve"> NOT NULL </w:t>
+            </w:r>
+          </w:p>
+        </w:tc>
+        <w:tc>
+          <w:tcPr>
+            <w:tcW w:w="2957" w:type="dxa"/>
+          </w:tcPr>
+          <w:p>
+            <w:pPr>
+              <w:pStyle w:val="BodyText"/>
+            </w:pPr>
+            <w:r>
+              <w:t xml:space="preserve"> </w:t>
+            </w:r>
+            <w:r>
+              <w:t>‘</w:t>
+            </w:r>
+            <w:r>
+              <w:t>MANUAL</w:t>
+            </w:r>
+            <w:r>
+              <w:t>’</w:t>
+            </w:r>
+            <w:r>
+              <w:t xml:space="preserve"> </w:t>
+            </w:r>
+          </w:p>
+        </w:tc>
+      </w:tr>
+      <w:tr>
+        <w:trPr>
+          <w:trHeight w:val="432"/>
+        </w:trPr>
+        <w:tc>
+          <w:tcPr>
+            <w:tcW w:w="2645" w:type="dxa"/>
+          </w:tcPr>
+          <w:p>
+            <w:pPr>
+              <w:pStyle w:val="BodyText"/>
+            </w:pPr>
+            <w:r>
+              <w:t xml:space="preserve"> SOURCE_ENTITY</w:t>
+            </w:r>
+          </w:p>
+        </w:tc>
+        <w:tc>
+          <w:tcPr>
+            <w:tcW w:w="1675" w:type="dxa"/>
+          </w:tcPr>
+          <w:p>
+            <w:pPr>
+              <w:pStyle w:val="BodyText"/>
+            </w:pPr>
+            <w:r>
+              <w:t xml:space="preserve"> </w:t>
+            </w:r>
+            <w:proofErr w:type="gramStart"/>
+            <w:r>
+              <w:t>VARCHAR(</w:t>
+            </w:r>
+            <w:proofErr w:type="gramEnd"/>
+            <w:r>
+              <w:t xml:space="preserve">50) </w:t>
+            </w:r>
+          </w:p>
+        </w:tc>
+        <w:tc>
+          <w:tcPr>
+            <w:tcW w:w="2070" w:type="dxa"/>
+          </w:tcPr>
+          <w:p>
+            <w:pPr>
+              <w:pStyle w:val="BodyText"/>
+            </w:pPr>
+            <w:r>
+              <w:t xml:space="preserve"> NOT NULL </w:t>
+            </w:r>
+          </w:p>
+        </w:tc>
+        <w:tc>
+          <w:tcPr>
+            <w:tcW w:w="2957" w:type="dxa"/>
+          </w:tcPr>
+          <w:p>
+            <w:pPr>
+              <w:pStyle w:val="BodyText"/>
+            </w:pPr>
+            <w:r>
+              <w:t xml:space="preserve"> </w:t>
+            </w:r>
+            <w:r>
+              <w:t>‘</w:t>
+            </w:r>
+            <w:r>
+              <w:t>MANUAL</w:t>
+            </w:r>
+            <w:r>
+              <w:t>’</w:t>
+            </w:r>
+            <w:r>
+              <w:t xml:space="preserve"> </w:t>
+            </w:r>
+          </w:p>
+        </w:tc>
+      </w:tr>
+    </w:tbl>
+    <w:p>
+      <w:pPr>
+        <w:pStyle w:val="BodyText"/>
+      </w:pPr>
+    </w:p>
+    <w:p>
+      <w:pPr>
+        <w:pStyle w:val="BodyText"/>
+      </w:pPr>
+      <w:r>
+        <w:t>Note: UPDATE_DT absent – SCD Type 0, rows never modified.</w:t>
+      </w:r>
+    </w:p>
+    <w:p>
+      <w:pPr>
+        <w:pStyle w:val="BodyText"/>
+      </w:pPr>
+      <w:r>
+        <w:t xml:space="preserve">Default row: PAYMENT_TYPE_SURR_ID = -1, PAYMENT_TYPE_NAME = </w:t>
+      </w:r>
+      <w:r>
+        <w:t>‘</w:t>
+      </w:r>
+      <w:r>
+        <w:t>N/A</w:t>
+      </w:r>
+      <w:r>
+        <w:t>’</w:t>
+      </w:r>
+      <w:r>
+        <w:t>.</w:t>
+      </w:r>
+    </w:p>
+    <w:p>
+      <w:pPr>
+        <w:pStyle w:val="BodyText"/>
+      </w:pPr>
+    </w:p>
+    <w:p>
+      <w:pPr>
+        <w:pStyle w:val="Heading3"/>
+      </w:pPr>
+      <w:r>
+        <w:t>FCT_SALES_DD (Transaction Grain – Daily)</w:t>
+      </w:r>
+    </w:p>
+    <w:p>
+      <w:pPr>
+        <w:pStyle w:val="BodyText"/>
+      </w:pPr>
+      <w:r>
+        <w:t>One row per product line item per sales transaction. FK to SCD2 dimensions uses _SURR_ID (single-column PK on DM layer, FK constraints ARE enforced on DM level for SCD2).</w:t>
+      </w:r>
+    </w:p>
+    <w:p>
+      <w:pPr>
+        <w:pStyle w:val="BodyText"/>
+      </w:pPr>
+    </w:p>
+    <w:tbl>
+      <w:tblPr>
+        <w:tblW w:w="5000" w:type="pct"/>
+        <w:tblInd w:w="-5" w:type="dxa"/>
+        <w:tblBorders>
+          <w:top w:val="single" w:sz="4" w:space="0" w:color="76CDD8"/>
+          <w:left w:val="single" w:sz="4" w:space="0" w:color="76CDD8"/>
+          <w:bottom w:val="single" w:sz="4" w:space="0" w:color="76CDD8"/>
+          <w:right w:val="single" w:sz="4" w:space="0" w:color="76CDD8"/>
+          <w:insideH w:val="single" w:sz="4" w:space="0" w:color="76CDD8"/>
+          <w:insideV w:val="single" w:sz="4" w:space="0" w:color="76CDD8"/>
+        </w:tblBorders>
+        <w:tblLayout w:type="fixed"/>
+        <w:tblLook w:val="0000" w:firstRow="0" w:lastRow="0" w:firstColumn="0" w:lastColumn="0" w:noHBand="0" w:noVBand="0"/>
+      </w:tblPr>
+      <w:tblGrid>
+        <w:gridCol w:w="2645"/>
+        <w:gridCol w:w="1675"/>
+        <w:gridCol w:w="2070"/>
+        <w:gridCol w:w="2957"/>
+      </w:tblGrid>
+      <w:tr>
+        <w:trPr>
+          <w:trHeight w:val="292"/>
+        </w:trPr>
+        <w:tc>
+          <w:tcPr>
+            <w:tcW w:w="2645" w:type="dxa"/>
+            <w:shd w:val="clear" w:color="auto" w:fill="76CDD8"/>
+          </w:tcPr>
+          <w:p>
+            <w:pPr>
+              <w:pStyle w:val="BodyText"/>
+              <w:widowControl w:val="0"/>
+              <w:spacing w:line="360" w:lineRule="auto"/>
+              <w:rPr>
+                <w:color w:val="FFFFFF" w:themeColor="background1"/>
+                <w:sz w:val="18"/>
+                <w:szCs w:val="18"/>
+              </w:rPr>
+            </w:pPr>
+            <w:r>
+              <w:t xml:space="preserve">Column Name </w:t>
+            </w:r>
+          </w:p>
+        </w:tc>
+        <w:tc>
+          <w:tcPr>
+            <w:tcW w:w="1675" w:type="dxa"/>
+            <w:shd w:val="clear" w:color="auto" w:fill="76CDD8"/>
+          </w:tcPr>
+          <w:p>
+            <w:pPr>
+              <w:pStyle w:val="BodyText"/>
+              <w:widowControl w:val="0"/>
+              <w:spacing w:line="360" w:lineRule="auto"/>
+            </w:pPr>
+            <w:r>
+              <w:t xml:space="preserve"> Data Type </w:t>
+            </w:r>
+          </w:p>
+        </w:tc>
+        <w:tc>
+          <w:tcPr>
+            <w:tcW w:w="2070" w:type="dxa"/>
+            <w:shd w:val="clear" w:color="auto" w:fill="76CDD8"/>
+          </w:tcPr>
+          <w:p>
+            <w:pPr>
+              <w:pStyle w:val="BodyText"/>
+              <w:widowControl w:val="0"/>
+              <w:spacing w:line="360" w:lineRule="auto"/>
+              <w:rPr>
+                <w:color w:val="FFFFFF" w:themeColor="background1"/>
+                <w:sz w:val="18"/>
+                <w:szCs w:val="18"/>
+              </w:rPr>
+            </w:pPr>
+            <w:r>
+              <w:t xml:space="preserve"> Constraints </w:t>
+            </w:r>
+          </w:p>
+        </w:tc>
+        <w:tc>
+          <w:tcPr>
+            <w:tcW w:w="2957" w:type="dxa"/>
+            <w:shd w:val="clear" w:color="auto" w:fill="76CDD8"/>
+          </w:tcPr>
+          <w:p>
+            <w:pPr>
+              <w:pStyle w:val="BodyText"/>
+              <w:widowControl w:val="0"/>
+              <w:spacing w:line="360" w:lineRule="auto"/>
+            </w:pPr>
+            <w:r>
+              <w:t xml:space="preserve"> Notes </w:t>
+            </w:r>
+          </w:p>
+        </w:tc>
+      </w:tr>
+      <w:tr>
+        <w:trPr>
+          <w:trHeight w:val="432"/>
+        </w:trPr>
+        <w:tc>
+          <w:tcPr>
+            <w:tcW w:w="2645" w:type="dxa"/>
+          </w:tcPr>
+          <w:p>
+            <w:pPr>
+              <w:pStyle w:val="BodyText"/>
+            </w:pPr>
+            <w:r>
+              <w:t xml:space="preserve"> SALES_SURR_ID</w:t>
+            </w:r>
+          </w:p>
+        </w:tc>
+        <w:tc>
+          <w:tcPr>
+            <w:tcW w:w="1675" w:type="dxa"/>
+          </w:tcPr>
+          <w:p>
+            <w:pPr>
+              <w:pStyle w:val="BodyText"/>
+            </w:pPr>
+            <w:r>
+              <w:t xml:space="preserve"> BIGINT </w:t>
+            </w:r>
+          </w:p>
+        </w:tc>
+        <w:tc>
+          <w:tcPr>
+            <w:tcW w:w="2070" w:type="dxa"/>
+          </w:tcPr>
+          <w:p>
+            <w:pPr>
+              <w:pStyle w:val="BodyText"/>
+            </w:pPr>
+            <w:r>
+              <w:t xml:space="preserve"> NOT NULL, PK </w:t>
+            </w:r>
+          </w:p>
+        </w:tc>
+        <w:tc>
+          <w:tcPr>
+            <w:tcW w:w="2957" w:type="dxa"/>
+          </w:tcPr>
+          <w:p>
+            <w:pPr>
+              <w:pStyle w:val="BodyText"/>
+            </w:pPr>
+            <w:r>
+              <w:t xml:space="preserve"> Surrogate key – sequence </w:t>
+            </w:r>
+          </w:p>
+        </w:tc>
+      </w:tr>
+      <w:tr>
+        <w:trPr>
+          <w:trHeight w:val="432"/>
+        </w:trPr>
+        <w:tc>
+          <w:tcPr>
+            <w:tcW w:w="2645" w:type="dxa"/>
+          </w:tcPr>
+          <w:p>
+            <w:pPr>
+              <w:pStyle w:val="BodyText"/>
+            </w:pPr>
+            <w:r>
+              <w:t xml:space="preserve"> EVENT_DT</w:t>
+            </w:r>
+          </w:p>
+        </w:tc>
+        <w:tc>
+          <w:tcPr>
+            <w:tcW w:w="1675" w:type="dxa"/>
+          </w:tcPr>
+          <w:p>
+            <w:pPr>
+              <w:pStyle w:val="BodyText"/>
+            </w:pPr>
+            <w:r>
+              <w:t xml:space="preserve"> DATE </w:t>
+            </w:r>
+          </w:p>
+        </w:tc>
+        <w:tc>
+          <w:tcPr>
+            <w:tcW w:w="2070" w:type="dxa"/>
+          </w:tcPr>
+          <w:p>
+            <w:pPr>
+              <w:pStyle w:val="BodyText"/>
+            </w:pPr>
+            <w:r>
+              <w:t xml:space="preserve"> NOT NULL </w:t>
+            </w:r>
+          </w:p>
+        </w:tc>
+        <w:tc>
+          <w:tcPr>
+            <w:tcW w:w="2957" w:type="dxa"/>
+          </w:tcPr>
+          <w:p>
+            <w:pPr>
+              <w:pStyle w:val="BodyText"/>
+            </w:pPr>
+            <w:r>
+              <w:t xml:space="preserve"> Transaction date (main time key per naming convention) </w:t>
+            </w:r>
+          </w:p>
+        </w:tc>
+      </w:tr>
+      <w:tr>
+        <w:trPr>
+          <w:trHeight w:val="432"/>
+        </w:trPr>
+        <w:tc>
+          <w:tcPr>
+            <w:tcW w:w="2645" w:type="dxa"/>
+          </w:tcPr>
+          <w:p>
+            <w:pPr>
+              <w:pStyle w:val="BodyText"/>
+            </w:pPr>
+            <w:r>
+              <w:t xml:space="preserve"> DATE_SURR_ID</w:t>
+            </w:r>
+          </w:p>
+        </w:tc>
+        <w:tc>
+          <w:tcPr>
+            <w:tcW w:w="1675" w:type="dxa"/>
+          </w:tcPr>
+          <w:p>
+            <w:pPr>
+              <w:pStyle w:val="BodyText"/>
+            </w:pPr>
+            <w:r>
+              <w:t xml:space="preserve"> BIGINT </w:t>
+            </w:r>
+          </w:p>
+        </w:tc>
+        <w:tc>
+          <w:tcPr>
+            <w:tcW w:w="2070" w:type="dxa"/>
+          </w:tcPr>
+          <w:p>
+            <w:pPr>
+              <w:pStyle w:val="BodyText"/>
+            </w:pPr>
+            <w:r>
+              <w:t xml:space="preserve"> NOT NULL, FK</w:t>
+            </w:r>
+            <w:r>
+              <w:rPr>
+                <w:rFonts w:ascii="Arial" w:hAnsi="Arial" w:cs="Arial"/>
+              </w:rPr>
+              <w:t>→</w:t>
+            </w:r>
+            <w:r>
+              <w:t>DIM</w:t>
+            </w:r>
+            <w:r>
+              <w:t>_</w:t>
+            </w:r>
+            <w:r>
+              <w:t>TIME</w:t>
+            </w:r>
+            <w:r>
+              <w:t>_</w:t>
+            </w:r>
+            <w:r>
+              <w:t xml:space="preserve">DAY </w:t>
+            </w:r>
+          </w:p>
+        </w:tc>
+        <w:tc>
+          <w:tcPr>
+            <w:tcW w:w="2957" w:type="dxa"/>
+          </w:tcPr>
+          <w:p>
+            <w:pPr>
+              <w:pStyle w:val="BodyText"/>
+            </w:pPr>
+            <w:r>
+              <w:t xml:space="preserve"> Calendar dimension FK </w:t>
+            </w:r>
+          </w:p>
+        </w:tc>
+      </w:tr>
+      <w:tr>
+        <w:trPr>
+          <w:trHeight w:val="432"/>
+        </w:trPr>
+        <w:tc>
+          <w:tcPr>
+            <w:tcW w:w="2645" w:type="dxa"/>
+          </w:tcPr>
+          <w:p>
+            <w:pPr>
+              <w:pStyle w:val="BodyText"/>
+            </w:pPr>
+            <w:r>
+              <w:t xml:space="preserve"> CUSTOMER_SURR_ID</w:t>
+            </w:r>
+          </w:p>
+        </w:tc>
+        <w:tc>
+          <w:tcPr>
+            <w:tcW w:w="1675" w:type="dxa"/>
+          </w:tcPr>
+          <w:p>
+            <w:pPr>
+              <w:pStyle w:val="BodyText"/>
+            </w:pPr>
+            <w:r>
+              <w:t xml:space="preserve"> BIGINT </w:t>
+            </w:r>
+          </w:p>
+        </w:tc>
+        <w:tc>
+          <w:tcPr>
+            <w:tcW w:w="2070" w:type="dxa"/>
+          </w:tcPr>
+          <w:p>
+            <w:pPr>
+              <w:pStyle w:val="BodyText"/>
+            </w:pPr>
+            <w:r>
+              <w:t xml:space="preserve"> NOT NULL, FK</w:t>
+            </w:r>
+            <w:r>
+              <w:rPr>
+                <w:rFonts w:ascii="Arial" w:hAnsi="Arial" w:cs="Arial"/>
+              </w:rPr>
+              <w:t>→</w:t>
+            </w:r>
+            <w:r>
+              <w:t>DIM</w:t>
+            </w:r>
+            <w:r>
+              <w:t>_</w:t>
+            </w:r>
+            <w:r>
+              <w:t>CUSTOMERS</w:t>
+            </w:r>
+            <w:r>
+              <w:t>_</w:t>
+            </w:r>
+            <w:r>
+              <w:t xml:space="preserve">SCD </w:t>
+            </w:r>
+          </w:p>
+        </w:tc>
+        <w:tc>
+          <w:tcPr>
+            <w:tcW w:w="2957" w:type="dxa"/>
+          </w:tcPr>
+          <w:p>
+            <w:pPr>
+              <w:pStyle w:val="BodyText"/>
+            </w:pPr>
+            <w:r>
+              <w:t xml:space="preserve"> Logical FK (no DB constraint </w:t>
+            </w:r>
+            <w:r>
+              <w:rPr>
+                <w:rFonts w:cs="Trebuchet MS"/>
+              </w:rPr>
+              <w:t>–</w:t>
+            </w:r>
+            <w:r>
+              <w:t xml:space="preserve"> SCD2 on 3NF) </w:t>
+            </w:r>
+          </w:p>
+        </w:tc>
+      </w:tr>
+      <w:tr>
+        <w:trPr>
+          <w:trHeight w:val="432"/>
+        </w:trPr>
+        <w:tc>
+          <w:tcPr>
+            <w:tcW w:w="2645" w:type="dxa"/>
+          </w:tcPr>
+          <w:p>
+            <w:pPr>
+              <w:pStyle w:val="BodyText"/>
+            </w:pPr>
+            <w:r>
+              <w:t xml:space="preserve"> EMPLOYEE_SURR_ID</w:t>
+            </w:r>
+          </w:p>
+        </w:tc>
+        <w:tc>
+          <w:tcPr>
+            <w:tcW w:w="1675" w:type="dxa"/>
+          </w:tcPr>
+          <w:p>
+            <w:pPr>
+              <w:pStyle w:val="BodyText"/>
+            </w:pPr>
+            <w:r>
+              <w:t xml:space="preserve"> BIGINT </w:t>
+            </w:r>
+          </w:p>
+        </w:tc>
+        <w:tc>
+          <w:tcPr>
+            <w:tcW w:w="2070" w:type="dxa"/>
+          </w:tcPr>
+          <w:p>
+            <w:pPr>
+              <w:pStyle w:val="BodyText"/>
+            </w:pPr>
+            <w:r>
+              <w:t xml:space="preserve"> NOT NULL, FK</w:t>
+            </w:r>
+            <w:r>
+              <w:rPr>
+                <w:rFonts w:ascii="Arial" w:hAnsi="Arial" w:cs="Arial"/>
+              </w:rPr>
+              <w:t>→</w:t>
+            </w:r>
+            <w:r>
+              <w:t>DIM</w:t>
+            </w:r>
+            <w:r>
+              <w:t>_</w:t>
+            </w:r>
+            <w:r>
+              <w:t xml:space="preserve">EMPLOYEES </w:t>
+            </w:r>
+          </w:p>
+        </w:tc>
+        <w:tc>
+          <w:tcPr>
+            <w:tcW w:w="2957" w:type="dxa"/>
+          </w:tcPr>
+          <w:p>
+            <w:pPr>
+              <w:pStyle w:val="BodyText"/>
+            </w:pPr>
+            <w:r>
+              <w:t xml:space="preserve"> FK to employee dimension </w:t>
+            </w:r>
+          </w:p>
+        </w:tc>
+      </w:tr>
+      <w:tr>
+        <w:trPr>
+          <w:trHeight w:val="432"/>
+        </w:trPr>
+        <w:tc>
+          <w:tcPr>
+            <w:tcW w:w="2645" w:type="dxa"/>
+          </w:tcPr>
+          <w:p>
+            <w:pPr>
+              <w:pStyle w:val="BodyText"/>
+            </w:pPr>
+            <w:r>
+              <w:t xml:space="preserve"> PRODUCT_SURR_ID</w:t>
+            </w:r>
+          </w:p>
+        </w:tc>
+        <w:tc>
+          <w:tcPr>
+            <w:tcW w:w="1675" w:type="dxa"/>
+          </w:tcPr>
+          <w:p>
+            <w:pPr>
+              <w:pStyle w:val="BodyText"/>
+            </w:pPr>
+            <w:r>
+              <w:t xml:space="preserve"> BIGINT </w:t>
+            </w:r>
+          </w:p>
+        </w:tc>
+        <w:tc>
+          <w:tcPr>
+            <w:tcW w:w="2070" w:type="dxa"/>
+          </w:tcPr>
+          <w:p>
+            <w:pPr>
+              <w:pStyle w:val="BodyText"/>
+            </w:pPr>
+            <w:r>
+              <w:t xml:space="preserve"> NOT NULL, FK</w:t>
+            </w:r>
+            <w:r>
+              <w:rPr>
+                <w:rFonts w:ascii="Arial" w:hAnsi="Arial" w:cs="Arial"/>
+              </w:rPr>
+              <w:t>→</w:t>
+            </w:r>
+            <w:r>
+              <w:t>DIM</w:t>
+            </w:r>
+            <w:r>
+              <w:t>_</w:t>
+            </w:r>
+            <w:r>
+              <w:t>PRODUCTS</w:t>
+            </w:r>
+            <w:r>
+              <w:t>_</w:t>
+            </w:r>
+            <w:r>
+              <w:t xml:space="preserve">SCD </w:t>
+            </w:r>
+          </w:p>
+        </w:tc>
+        <w:tc>
+          <w:tcPr>
+            <w:tcW w:w="2957" w:type="dxa"/>
+          </w:tcPr>
+          <w:p>
+            <w:pPr>
+              <w:pStyle w:val="BodyText"/>
+            </w:pPr>
+            <w:r>
+              <w:t xml:space="preserve"> Logical FK (no DB constraint </w:t>
+            </w:r>
+            <w:r>
+              <w:rPr>
+                <w:rFonts w:cs="Trebuchet MS"/>
+              </w:rPr>
+              <w:t>–</w:t>
+            </w:r>
+            <w:r>
+              <w:t xml:space="preserve"> SCD2 on 3NF) </w:t>
+            </w:r>
+          </w:p>
+        </w:tc>
+      </w:tr>
+      <w:tr>
+        <w:trPr>
+          <w:trHeight w:val="432"/>
+        </w:trPr>
+        <w:tc>
+          <w:tcPr>
+            <w:tcW w:w="2645" w:type="dxa"/>
+          </w:tcPr>
+          <w:p>
+            <w:pPr>
+              <w:pStyle w:val="BodyText"/>
+            </w:pPr>
+            <w:r>
+              <w:t xml:space="preserve"> STORE_SURR_ID</w:t>
+            </w:r>
+          </w:p>
+        </w:tc>
+        <w:tc>
+          <w:tcPr>
+            <w:tcW w:w="1675" w:type="dxa"/>
+          </w:tcPr>
+          <w:p>
+            <w:pPr>
+              <w:pStyle w:val="BodyText"/>
+            </w:pPr>
+            <w:r>
+              <w:t xml:space="preserve"> BIGINT </w:t>
+            </w:r>
+          </w:p>
+        </w:tc>
+        <w:tc>
+          <w:tcPr>
+            <w:tcW w:w="2070" w:type="dxa"/>
+          </w:tcPr>
+          <w:p>
+            <w:pPr>
+              <w:pStyle w:val="BodyText"/>
+            </w:pPr>
+            <w:r>
+              <w:t xml:space="preserve"> NOT NULL, FK</w:t>
+            </w:r>
+            <w:r>
+              <w:rPr>
+                <w:rFonts w:ascii="Arial" w:hAnsi="Arial" w:cs="Arial"/>
+              </w:rPr>
+              <w:t>→</w:t>
+            </w:r>
+            <w:r>
+              <w:t>DIM</w:t>
+            </w:r>
+            <w:r>
+              <w:t>_</w:t>
+            </w:r>
+            <w:r>
+              <w:t xml:space="preserve">STORES </w:t>
+            </w:r>
+          </w:p>
+        </w:tc>
+        <w:tc>
+          <w:tcPr>
+            <w:tcW w:w="2957" w:type="dxa"/>
+          </w:tcPr>
+          <w:p>
+            <w:pPr>
+              <w:pStyle w:val="BodyText"/>
+            </w:pPr>
+            <w:r>
+              <w:t xml:space="preserve"> FK to store dimension </w:t>
+            </w:r>
+          </w:p>
+        </w:tc>
+      </w:tr>
+      <w:tr>
+        <w:trPr>
+          <w:trHeight w:val="432"/>
+        </w:trPr>
+        <w:tc>
+          <w:tcPr>
+            <w:tcW w:w="2645" w:type="dxa"/>
+          </w:tcPr>
+          <w:p>
+            <w:pPr>
+              <w:pStyle w:val="BodyText"/>
+            </w:pPr>
+            <w:r>
+              <w:t xml:space="preserve"> PAYMENT_TYPE_SURR_ID</w:t>
+            </w:r>
+          </w:p>
+        </w:tc>
+        <w:tc>
+          <w:tcPr>
+            <w:tcW w:w="1675" w:type="dxa"/>
+          </w:tcPr>
+          <w:p>
+            <w:pPr>
+              <w:pStyle w:val="BodyText"/>
+            </w:pPr>
+            <w:r>
+              <w:t xml:space="preserve"> BIGINT </w:t>
+            </w:r>
+          </w:p>
+        </w:tc>
+        <w:tc>
+          <w:tcPr>
+            <w:tcW w:w="2070" w:type="dxa"/>
+          </w:tcPr>
+          <w:p>
+            <w:pPr>
+              <w:pStyle w:val="BodyText"/>
+            </w:pPr>
+            <w:r>
+              <w:t xml:space="preserve"> NOT NULL, FK</w:t>
+            </w:r>
+            <w:r>
+              <w:rPr>
+                <w:rFonts w:ascii="Arial" w:hAnsi="Arial" w:cs="Arial"/>
+              </w:rPr>
+              <w:t>→</w:t>
+            </w:r>
+            <w:r>
+              <w:t>DIM</w:t>
+            </w:r>
+            <w:r>
+              <w:t>_</w:t>
+            </w:r>
+            <w:r>
+              <w:t>PAYMENT</w:t>
+            </w:r>
+            <w:r>
+              <w:t>_</w:t>
+            </w:r>
+            <w:r>
+              <w:t xml:space="preserve">TYPES </w:t>
+            </w:r>
+          </w:p>
+        </w:tc>
+        <w:tc>
+          <w:tcPr>
+            <w:tcW w:w="2957" w:type="dxa"/>
+          </w:tcPr>
+          <w:p>
+            <w:pPr>
+              <w:pStyle w:val="BodyText"/>
+            </w:pPr>
+            <w:r>
+              <w:t xml:space="preserve"> FK to payment type dimension </w:t>
+            </w:r>
+          </w:p>
+        </w:tc>
+      </w:tr>
+      <w:tr>
+        <w:trPr>
+          <w:trHeight w:val="432"/>
+        </w:trPr>
+        <w:tc>
+          <w:tcPr>
+            <w:tcW w:w="2645" w:type="dxa"/>
+          </w:tcPr>
+          <w:p>
+            <w:pPr>
+              <w:pStyle w:val="BodyText"/>
+            </w:pPr>
+            <w:r>
+              <w:lastRenderedPageBreak/>
+              <w:t xml:space="preserve"> PAYMENT_SRC_ID</w:t>
+            </w:r>
+          </w:p>
+        </w:tc>
+        <w:tc>
+          <w:tcPr>
+            <w:tcW w:w="1675" w:type="dxa"/>
+          </w:tcPr>
+          <w:p>
+            <w:pPr>
+              <w:pStyle w:val="BodyText"/>
+            </w:pPr>
+            <w:r>
+              <w:t xml:space="preserve"> </w:t>
+            </w:r>
+            <w:proofErr w:type="gramStart"/>
+            <w:r>
+              <w:t>VARCHAR(</w:t>
+            </w:r>
+            <w:proofErr w:type="gramEnd"/>
+            <w:r>
+              <w:t xml:space="preserve">50) </w:t>
+            </w:r>
+          </w:p>
+        </w:tc>
+        <w:tc>
+          <w:tcPr>
+            <w:tcW w:w="2070" w:type="dxa"/>
+          </w:tcPr>
+          <w:p>
+            <w:pPr>
+              <w:pStyle w:val="BodyText"/>
+            </w:pPr>
+            <w:r>
+              <w:t xml:space="preserve"> NOT NULL </w:t>
+            </w:r>
+          </w:p>
+        </w:tc>
+        <w:tc>
+          <w:tcPr>
+            <w:tcW w:w="2957" w:type="dxa"/>
+          </w:tcPr>
+          <w:p>
+            <w:pPr>
+              <w:pStyle w:val="BodyText"/>
+            </w:pPr>
+            <w:r>
+              <w:t xml:space="preserve"> Degenerate dimension – original </w:t>
+            </w:r>
+            <w:proofErr w:type="spellStart"/>
+            <w:r>
+              <w:t>bill</w:t>
+            </w:r>
+            <w:r>
+              <w:t>_</w:t>
+            </w:r>
+            <w:r>
+              <w:t>id</w:t>
+            </w:r>
+            <w:proofErr w:type="spellEnd"/>
+            <w:r>
+              <w:t xml:space="preserve"> / </w:t>
+            </w:r>
+            <w:proofErr w:type="spellStart"/>
+            <w:r>
+              <w:t>payment</w:t>
+            </w:r>
+            <w:r>
+              <w:t>_</w:t>
+            </w:r>
+            <w:r>
+              <w:t>id</w:t>
+            </w:r>
+            <w:proofErr w:type="spellEnd"/>
+            <w:r>
+              <w:t xml:space="preserve"> </w:t>
+            </w:r>
+          </w:p>
+        </w:tc>
+      </w:tr>
+      <w:tr>
+        <w:trPr>
+          <w:trHeight w:val="432"/>
+        </w:trPr>
+        <w:tc>
+          <w:tcPr>
+            <w:tcW w:w="2645" w:type="dxa"/>
+          </w:tcPr>
+          <w:p>
+            <w:pPr>
+              <w:pStyle w:val="BodyText"/>
+            </w:pPr>
+            <w:r>
+              <w:t xml:space="preserve"> FCT_SALES_AMOUNT</w:t>
+            </w:r>
+          </w:p>
+        </w:tc>
+        <w:tc>
+          <w:tcPr>
+            <w:tcW w:w="1675" w:type="dxa"/>
+          </w:tcPr>
+          <w:p>
+            <w:pPr>
+              <w:pStyle w:val="BodyText"/>
+            </w:pPr>
+            <w:r>
+              <w:t xml:space="preserve"> </w:t>
+            </w:r>
+            <w:proofErr w:type="gramStart"/>
+            <w:r>
+              <w:t>DECIMAL(</w:t>
+            </w:r>
+            <w:proofErr w:type="gramEnd"/>
+            <w:r>
+              <w:t xml:space="preserve">12,2) </w:t>
+            </w:r>
+          </w:p>
+        </w:tc>
+        <w:tc>
+          <w:tcPr>
+            <w:tcW w:w="2070" w:type="dxa"/>
+          </w:tcPr>
+          <w:p>
+            <w:pPr>
+              <w:pStyle w:val="BodyText"/>
+            </w:pPr>
+            <w:r>
+              <w:t xml:space="preserve"> NULL </w:t>
+            </w:r>
+          </w:p>
+        </w:tc>
+        <w:tc>
+          <w:tcPr>
+            <w:tcW w:w="2957" w:type="dxa"/>
+          </w:tcPr>
+          <w:p>
+            <w:pPr>
+              <w:pStyle w:val="BodyText"/>
+            </w:pPr>
+            <w:r>
+              <w:t xml:space="preserve"> KPI: Gross sales value (</w:t>
+            </w:r>
+            <w:proofErr w:type="spellStart"/>
+            <w:r>
+              <w:t>line</w:t>
+            </w:r>
+            <w:r>
+              <w:t>_</w:t>
+            </w:r>
+            <w:r>
+              <w:t>item</w:t>
+            </w:r>
+            <w:r>
+              <w:t>_</w:t>
+            </w:r>
+            <w:r>
+              <w:t>amount</w:t>
+            </w:r>
+            <w:proofErr w:type="spellEnd"/>
+            <w:r>
+              <w:t xml:space="preserve"> / </w:t>
+            </w:r>
+            <w:proofErr w:type="spellStart"/>
+            <w:r>
+              <w:t>sales</w:t>
+            </w:r>
+            <w:r>
+              <w:t>_</w:t>
+            </w:r>
+            <w:r>
+              <w:t>amount</w:t>
+            </w:r>
+            <w:proofErr w:type="spellEnd"/>
+            <w:r>
+              <w:t xml:space="preserve">) </w:t>
+            </w:r>
+          </w:p>
+        </w:tc>
+      </w:tr>
+      <w:tr>
+        <w:trPr>
+          <w:trHeight w:val="432"/>
+        </w:trPr>
+        <w:tc>
+          <w:tcPr>
+            <w:tcW w:w="2645" w:type="dxa"/>
+          </w:tcPr>
+          <w:p>
+            <w:pPr>
+              <w:pStyle w:val="BodyText"/>
+            </w:pPr>
+            <w:r>
+              <w:t xml:space="preserve"> FCT_DISCOUNT</w:t>
+            </w:r>
+          </w:p>
+        </w:tc>
+        <w:tc>
+          <w:tcPr>
+            <w:tcW w:w="1675" w:type="dxa"/>
+          </w:tcPr>
+          <w:p>
+            <w:pPr>
+              <w:pStyle w:val="BodyText"/>
+            </w:pPr>
+            <w:r>
+              <w:t xml:space="preserve"> </w:t>
+            </w:r>
+            <w:proofErr w:type="gramStart"/>
+            <w:r>
+              <w:t>DECIMAL(</w:t>
+            </w:r>
+            <w:proofErr w:type="gramEnd"/>
+            <w:r>
+              <w:t xml:space="preserve">12,2) </w:t>
+            </w:r>
+          </w:p>
+        </w:tc>
+        <w:tc>
+          <w:tcPr>
+            <w:tcW w:w="2070" w:type="dxa"/>
+          </w:tcPr>
+          <w:p>
+            <w:pPr>
+              <w:pStyle w:val="BodyText"/>
+            </w:pPr>
+            <w:r>
+              <w:t xml:space="preserve"> NULL </w:t>
+            </w:r>
+          </w:p>
+        </w:tc>
+        <w:tc>
+          <w:tcPr>
+            <w:tcW w:w="2957" w:type="dxa"/>
+          </w:tcPr>
+          <w:p>
+            <w:pPr>
+              <w:pStyle w:val="BodyText"/>
+            </w:pPr>
+            <w:r>
+              <w:t xml:space="preserve"> KPI: Discount applied (</w:t>
+            </w:r>
+            <w:proofErr w:type="spellStart"/>
+            <w:r>
+              <w:t>bill</w:t>
+            </w:r>
+            <w:r>
+              <w:t>_</w:t>
+            </w:r>
+            <w:r>
+              <w:t>discount</w:t>
+            </w:r>
+            <w:proofErr w:type="spellEnd"/>
+            <w:r>
+              <w:t xml:space="preserve"> / discount) </w:t>
+            </w:r>
+          </w:p>
+        </w:tc>
+      </w:tr>
+      <w:tr>
+        <w:trPr>
+          <w:trHeight w:val="432"/>
+        </w:trPr>
+        <w:tc>
+          <w:tcPr>
+            <w:tcW w:w="2645" w:type="dxa"/>
+          </w:tcPr>
+          <w:p>
+            <w:pPr>
+              <w:pStyle w:val="BodyText"/>
+            </w:pPr>
+            <w:r>
+              <w:t xml:space="preserve"> FCT_NET_AMOUNT</w:t>
+            </w:r>
+          </w:p>
+        </w:tc>
+        <w:tc>
+          <w:tcPr>
+            <w:tcW w:w="1675" w:type="dxa"/>
+          </w:tcPr>
+          <w:p>
+            <w:pPr>
+              <w:pStyle w:val="BodyText"/>
+            </w:pPr>
+            <w:r>
+              <w:t xml:space="preserve"> </w:t>
+            </w:r>
+            <w:proofErr w:type="gramStart"/>
+            <w:r>
+              <w:t>DECIMAL(</w:t>
+            </w:r>
+            <w:proofErr w:type="gramEnd"/>
+            <w:r>
+              <w:t xml:space="preserve">12,2) </w:t>
+            </w:r>
+          </w:p>
+        </w:tc>
+        <w:tc>
+          <w:tcPr>
+            <w:tcW w:w="2070" w:type="dxa"/>
+          </w:tcPr>
+          <w:p>
+            <w:pPr>
+              <w:pStyle w:val="BodyText"/>
+            </w:pPr>
+            <w:r>
+              <w:t xml:space="preserve"> NULL </w:t>
+            </w:r>
+          </w:p>
+        </w:tc>
+        <w:tc>
+          <w:tcPr>
+            <w:tcW w:w="2957" w:type="dxa"/>
+          </w:tcPr>
+          <w:p>
+            <w:pPr>
+              <w:pStyle w:val="BodyText"/>
+            </w:pPr>
+            <w:r>
+              <w:t xml:space="preserve"> KPI: SALES</w:t>
+            </w:r>
+            <w:r>
+              <w:t>_</w:t>
+            </w:r>
+            <w:r>
+              <w:t xml:space="preserve">AMOUNT – DISCOUNT (derived) </w:t>
+            </w:r>
+          </w:p>
+        </w:tc>
+      </w:tr>
+      <w:tr>
+        <w:trPr>
+          <w:trHeight w:val="432"/>
+        </w:trPr>
+        <w:tc>
+          <w:tcPr>
+            <w:tcW w:w="2645" w:type="dxa"/>
+          </w:tcPr>
+          <w:p>
+            <w:pPr>
+              <w:pStyle w:val="BodyText"/>
+            </w:pPr>
+            <w:r>
+              <w:t xml:space="preserve"> FCT_COST</w:t>
+            </w:r>
+          </w:p>
+        </w:tc>
+        <w:tc>
+          <w:tcPr>
+            <w:tcW w:w="1675" w:type="dxa"/>
+          </w:tcPr>
+          <w:p>
+            <w:pPr>
+              <w:pStyle w:val="BodyText"/>
+            </w:pPr>
+            <w:r>
+              <w:t xml:space="preserve"> </w:t>
+            </w:r>
+            <w:proofErr w:type="gramStart"/>
+            <w:r>
+              <w:t>DECIMAL(</w:t>
+            </w:r>
+            <w:proofErr w:type="gramEnd"/>
+            <w:r>
+              <w:t xml:space="preserve">12,2) </w:t>
+            </w:r>
+          </w:p>
+        </w:tc>
+        <w:tc>
+          <w:tcPr>
+            <w:tcW w:w="2070" w:type="dxa"/>
+          </w:tcPr>
+          <w:p>
+            <w:pPr>
+              <w:pStyle w:val="BodyText"/>
+            </w:pPr>
+            <w:r>
+              <w:t xml:space="preserve"> NULL </w:t>
+            </w:r>
+          </w:p>
+        </w:tc>
+        <w:tc>
+          <w:tcPr>
+            <w:tcW w:w="2957" w:type="dxa"/>
+          </w:tcPr>
+          <w:p>
+            <w:pPr>
+              <w:pStyle w:val="BodyText"/>
+            </w:pPr>
+            <w:r>
+              <w:t xml:space="preserve"> KPI: Product procurement cost </w:t>
+            </w:r>
+          </w:p>
+        </w:tc>
+      </w:tr>
+      <w:tr>
+        <w:trPr>
+          <w:trHeight w:val="432"/>
+        </w:trPr>
+        <w:tc>
+          <w:tcPr>
+            <w:tcW w:w="2645" w:type="dxa"/>
+          </w:tcPr>
+          <w:p>
+            <w:pPr>
+              <w:pStyle w:val="BodyText"/>
+            </w:pPr>
+            <w:r>
+              <w:t xml:space="preserve"> FCT_QUANTITY</w:t>
+            </w:r>
+          </w:p>
+        </w:tc>
+        <w:tc>
+          <w:tcPr>
+            <w:tcW w:w="1675" w:type="dxa"/>
+          </w:tcPr>
+          <w:p>
+            <w:pPr>
+              <w:pStyle w:val="BodyText"/>
+            </w:pPr>
+            <w:r>
+              <w:t xml:space="preserve"> INTEGER </w:t>
+            </w:r>
+          </w:p>
+        </w:tc>
+        <w:tc>
+          <w:tcPr>
+            <w:tcW w:w="2070" w:type="dxa"/>
+          </w:tcPr>
+          <w:p>
+            <w:pPr>
+              <w:pStyle w:val="BodyText"/>
+            </w:pPr>
+            <w:r>
+              <w:t xml:space="preserve"> NULL </w:t>
+            </w:r>
+          </w:p>
+        </w:tc>
+        <w:tc>
+          <w:tcPr>
+            <w:tcW w:w="2957" w:type="dxa"/>
+          </w:tcPr>
+          <w:p>
+            <w:pPr>
+              <w:pStyle w:val="BodyText"/>
+            </w:pPr>
+            <w:r>
+              <w:t xml:space="preserve"> KPI: Units sold </w:t>
+            </w:r>
+          </w:p>
+        </w:tc>
+      </w:tr>
+      <w:tr>
+        <w:trPr>
+          <w:trHeight w:val="432"/>
+        </w:trPr>
+        <w:tc>
+          <w:tcPr>
+            <w:tcW w:w="2645" w:type="dxa"/>
+          </w:tcPr>
+          <w:p>
+            <w:pPr>
+              <w:pStyle w:val="BodyText"/>
+            </w:pPr>
+            <w:r>
+              <w:t xml:space="preserve"> FCT_GROSS_PROFIT</w:t>
+            </w:r>
+          </w:p>
+        </w:tc>
+        <w:tc>
+          <w:tcPr>
+            <w:tcW w:w="1675" w:type="dxa"/>
+          </w:tcPr>
+          <w:p>
+            <w:pPr>
+              <w:pStyle w:val="BodyText"/>
+            </w:pPr>
+            <w:r>
+              <w:t xml:space="preserve"> </w:t>
+            </w:r>
+            <w:proofErr w:type="gramStart"/>
+            <w:r>
+              <w:t>DECIMAL(</w:t>
+            </w:r>
+            <w:proofErr w:type="gramEnd"/>
+            <w:r>
+              <w:t xml:space="preserve">12,2) </w:t>
+            </w:r>
+          </w:p>
+        </w:tc>
+        <w:tc>
+          <w:tcPr>
+            <w:tcW w:w="2070" w:type="dxa"/>
+          </w:tcPr>
+          <w:p>
+            <w:pPr>
+              <w:pStyle w:val="BodyText"/>
+            </w:pPr>
+            <w:r>
+              <w:t xml:space="preserve"> NULL </w:t>
+            </w:r>
+          </w:p>
+        </w:tc>
+        <w:tc>
+          <w:tcPr>
+            <w:tcW w:w="2957" w:type="dxa"/>
+          </w:tcPr>
+          <w:p>
+            <w:pPr>
+              <w:pStyle w:val="BodyText"/>
+            </w:pPr>
+            <w:r>
+              <w:t xml:space="preserve"> Calculated metric:</w:t>
+            </w:r>
+            <w:r>
+              <w:t xml:space="preserve"> </w:t>
+            </w:r>
+            <w:r>
+              <w:t>NET</w:t>
+            </w:r>
+            <w:r>
+              <w:t>_</w:t>
+            </w:r>
+            <w:r>
+              <w:t xml:space="preserve">AMOUNT – (COST × QUANTITY) </w:t>
+            </w:r>
+          </w:p>
+        </w:tc>
+      </w:tr>
+      <w:tr>
+        <w:trPr>
+          <w:trHeight w:val="432"/>
+        </w:trPr>
+        <w:tc>
+          <w:tcPr>
+            <w:tcW w:w="2645" w:type="dxa"/>
+          </w:tcPr>
+          <w:p>
+            <w:pPr>
+              <w:pStyle w:val="BodyText"/>
+            </w:pPr>
+            <w:r>
+              <w:t xml:space="preserve"> </w:t>
+            </w:r>
+            <w:r>
+              <w:t>TA_</w:t>
+            </w:r>
+            <w:r>
+              <w:t>INSERT_DT</w:t>
+            </w:r>
+          </w:p>
+        </w:tc>
+        <w:tc>
+          <w:tcPr>
+            <w:tcW w:w="1675" w:type="dxa"/>
+          </w:tcPr>
+          <w:p>
+            <w:pPr>
+              <w:pStyle w:val="BodyText"/>
+            </w:pPr>
+            <w:r>
+              <w:t xml:space="preserve"> DATE </w:t>
+            </w:r>
+          </w:p>
+        </w:tc>
+        <w:tc>
+          <w:tcPr>
+            <w:tcW w:w="2070" w:type="dxa"/>
+          </w:tcPr>
+          <w:p>
+            <w:pPr>
+              <w:pStyle w:val="BodyText"/>
+            </w:pPr>
+            <w:r>
+              <w:t xml:space="preserve"> NOT NULL </w:t>
+            </w:r>
+          </w:p>
+        </w:tc>
+        <w:tc>
+          <w:tcPr>
+            <w:tcW w:w="2957" w:type="dxa"/>
+          </w:tcPr>
+          <w:p>
+            <w:pPr>
+              <w:pStyle w:val="BodyText"/>
+            </w:pPr>
+            <w:r>
+              <w:t xml:space="preserve"> Row creation date </w:t>
+            </w:r>
+          </w:p>
+        </w:tc>
+      </w:tr>
+      <w:tr>
+        <w:trPr>
+          <w:trHeight w:val="432"/>
+        </w:trPr>
+        <w:tc>
+          <w:tcPr>
+            <w:tcW w:w="2645" w:type="dxa"/>
+          </w:tcPr>
+          <w:p>
+            <w:pPr>
+              <w:pStyle w:val="BodyText"/>
+            </w:pPr>
+            <w:r>
+              <w:t xml:space="preserve"> </w:t>
+            </w:r>
+            <w:r>
+              <w:t>TA_</w:t>
+            </w:r>
+            <w:r>
+              <w:t>UPDATE_DT</w:t>
+            </w:r>
+          </w:p>
+        </w:tc>
+        <w:tc>
+          <w:tcPr>
+            <w:tcW w:w="1675" w:type="dxa"/>
+          </w:tcPr>
+          <w:p>
+            <w:pPr>
+              <w:pStyle w:val="BodyText"/>
+            </w:pPr>
+            <w:r>
+              <w:t xml:space="preserve"> DATE </w:t>
+            </w:r>
+          </w:p>
+        </w:tc>
+        <w:tc>
+          <w:tcPr>
+            <w:tcW w:w="2070" w:type="dxa"/>
+          </w:tcPr>
+          <w:p>
+            <w:pPr>
+              <w:pStyle w:val="BodyText"/>
+            </w:pPr>
+            <w:r>
+              <w:t xml:space="preserve"> NOT NULL </w:t>
+            </w:r>
+          </w:p>
+        </w:tc>
+        <w:tc>
+          <w:tcPr>
+            <w:tcW w:w="2957" w:type="dxa"/>
+          </w:tcPr>
+          <w:p>
+            <w:pPr>
+              <w:pStyle w:val="BodyText"/>
+            </w:pPr>
+            <w:r>
+              <w:t xml:space="preserve"> Last modification date </w:t>
+            </w:r>
+          </w:p>
+        </w:tc>
+      </w:tr>
+    </w:tbl>
+    <w:p>
+      <w:pPr>
+        <w:pStyle w:val="BodyText"/>
+      </w:pPr>
+    </w:p>
+    <w:p>
+      <w:pPr>
+        <w:pStyle w:val="Heading2"/>
+      </w:pPr>
+      <w:r>
+        <w:t>Star Schema Diagram</w:t>
+      </w:r>
+    </w:p>
+    <w:p>
+      <w:pPr>
+        <w:pStyle w:val="NormalWeb"/>
+      </w:pPr>
+      <w:r>
+        <w:rPr>
+          <w:noProof/>
+        </w:rPr>
+        <w:drawing>
+          <wp:inline distT="0" distB="0" distL="0" distR="0" wp14:anchorId="00FB4206" wp14:editId="36C718FE">
+            <wp:extent cx="5941695" cy="4149090"/>
+            <wp:effectExtent l="0" t="0" r="1905" b="3810"/>
+            <wp:docPr id="1883880103" name="Picture 5"/>
+            <wp:cNvGraphicFramePr>
+              <a:graphicFrameLocks xmlns:a="http://schemas.openxmlformats.org/drawingml/2006/main" noChangeAspect="1"/>
+            </wp:cNvGraphicFramePr>
+            <a:graphic xmlns:a="http://schemas.openxmlformats.org/drawingml/2006/main">
+              <a:graphicData uri="http://schemas.openxmlformats.org/drawingml/2006/picture">
+                <pic:pic xmlns:pic="http://schemas.openxmlformats.org/drawingml/2006/picture">
+                  <pic:nvPicPr>
+                    <pic:cNvPr id="0" name="Picture 15"/>
+                    <pic:cNvPicPr>
+                      <a:picLocks noChangeAspect="1" noChangeArrowheads="1"/>
+                    </pic:cNvPicPr>
+                  </pic:nvPicPr>
+                  <pic:blipFill>
+                    <a:blip r:embed="rId13">
+                      <a:extLst>
+                        <a:ext uri="{28A0092B-C50C-407E-A947-70E740481C1C}">
+                          <a14:useLocalDpi xmlns:a14="http://schemas.microsoft.com/office/drawing/2010/main" val="0"/>
+                        </a:ext>
+                      </a:extLst>
+                    </a:blip>
+                    <a:srcRect/>
+                    <a:stretch>
+                      <a:fillRect/>
+                    </a:stretch>
+                  </pic:blipFill>
+                  <pic:spPr bwMode="auto">
+                    <a:xfrm>
+                      <a:off x="0" y="0"/>
+                      <a:ext cx="5941695" cy="4149090"/>
+                    </a:xfrm>
+                    <a:prstGeom prst="rect">
+                      <a:avLst/>
+                    </a:prstGeom>
+                    <a:noFill/>
+                    <a:ln>
+                      <a:noFill/>
+                    </a:ln>
+                  </pic:spPr>
+                </pic:pic>
+              </a:graphicData>
+            </a:graphic>
+          </wp:inline>
+        </w:drawing>
+      </w:r>
+    </w:p>
+    <w:p>
+      <w:pPr>
+        <w:pStyle w:val="BodyText"/>
+      </w:pPr>
+    </w:p>
+    <w:p>
+      <w:pPr>
+        <w:pStyle w:val="BodyText"/>
+      </w:pPr>
+    </w:p>
+    <w:p>
+      <w:pPr>
+        <w:pStyle w:val="Heading2"/>
+      </w:pPr>
+      <w:bookmarkStart w:id="29" w:name="_Toc234316131"/>
+      <w:r>
+        <w:lastRenderedPageBreak/>
+        <w:t>DATE dimension population</w:t>
+      </w:r>
+      <w:bookmarkEnd w:id="29"/>
+    </w:p>
+    <w:p>
+      <w:pPr>
+        <w:pStyle w:val="BodyText"/>
+      </w:pPr>
+      <w:r>
+        <w:t>Script in file `</w:t>
+      </w:r>
+      <w:proofErr w:type="spellStart"/>
+      <w:r>
+        <w:t>dwh_design</w:t>
+      </w:r>
+      <w:proofErr w:type="spellEnd"/>
+      <w:r>
+        <w:t>/</w:t>
+      </w:r>
+      <w:proofErr w:type="spellStart"/>
+      <w:r>
+        <w:t>DM_DIM_DATE_population.sql</w:t>
+      </w:r>
+      <w:proofErr w:type="spellEnd"/>
+      <w:r>
+        <w:t>`.</w:t>
+      </w:r>
+    </w:p>
+    <w:p>
+      <w:pPr>
+        <w:pStyle w:val="Heading2"/>
+      </w:pPr>
+      <w:bookmarkStart w:id="30" w:name="_Toc234316132"/>
+      <w:r>
+        <w:t>Metrics</w:t>
+      </w:r>
+      <w:bookmarkEnd w:id="30"/>
+      <w:r>
+        <w:t xml:space="preserve"> </w:t>
+      </w:r>
+    </w:p>
+    <w:p>
+      <w:pPr>
+        <w:pStyle w:val="BodyText"/>
+      </w:pPr>
+      <w:r>
+        <w:t>All metrics are defined at the transaction line-item grain — one row per product sold within one payment/bill transaction</w:t>
+      </w:r>
+      <w:r>
+        <w:t xml:space="preserve"> (daily granularity)</w:t>
+      </w:r>
+      <w:r>
+        <w:t>.</w:t>
+      </w:r>
+    </w:p>
+    <w:p>
+      <w:pPr>
+        <w:pStyle w:val="BodyText"/>
+      </w:pPr>
+    </w:p>
+    <w:tbl>
+      <w:tblPr>
+        <w:tblW w:w="5000" w:type="pct"/>
+        <w:tblInd w:w="-5" w:type="dxa"/>
+        <w:tblBorders>
+          <w:top w:val="single" w:sz="4" w:space="0" w:color="76CDD8"/>
+          <w:left w:val="single" w:sz="4" w:space="0" w:color="76CDD8"/>
+          <w:bottom w:val="single" w:sz="4" w:space="0" w:color="76CDD8"/>
+          <w:right w:val="single" w:sz="4" w:space="0" w:color="76CDD8"/>
+          <w:insideH w:val="single" w:sz="4" w:space="0" w:color="76CDD8"/>
+          <w:insideV w:val="single" w:sz="4" w:space="0" w:color="76CDD8"/>
+        </w:tblBorders>
+        <w:tblLayout w:type="fixed"/>
+        <w:tblLook w:val="0000" w:firstRow="0" w:lastRow="0" w:firstColumn="0" w:lastColumn="0" w:noHBand="0" w:noVBand="0"/>
+      </w:tblPr>
+      <w:tblGrid>
+        <w:gridCol w:w="1260"/>
+        <w:gridCol w:w="1890"/>
+        <w:gridCol w:w="990"/>
+        <w:gridCol w:w="971"/>
+        <w:gridCol w:w="1099"/>
+        <w:gridCol w:w="3137"/>
+      </w:tblGrid>
+      <w:tr>
+        <w:trPr>
+          <w:trHeight w:val="292"/>
+        </w:trPr>
+        <w:tc>
+          <w:tcPr>
+            <w:tcW w:w="1260" w:type="dxa"/>
+            <w:shd w:val="clear" w:color="auto" w:fill="76CDD8"/>
+          </w:tcPr>
+          <w:p>
+            <w:pPr>
+              <w:pStyle w:val="BodyText"/>
+              <w:widowControl w:val="0"/>
+              <w:spacing w:line="360" w:lineRule="auto"/>
+              <w:jc w:val="center"/>
+            </w:pPr>
+            <w:r>
+              <w:t xml:space="preserve"> Metric </w:t>
+            </w:r>
+          </w:p>
+        </w:tc>
+        <w:tc>
+          <w:tcPr>
+            <w:tcW w:w="1890" w:type="dxa"/>
+            <w:shd w:val="clear" w:color="auto" w:fill="76CDD8"/>
+          </w:tcPr>
+          <w:p>
+            <w:pPr>
+              <w:pStyle w:val="BodyText"/>
+              <w:widowControl w:val="0"/>
+              <w:spacing w:line="360" w:lineRule="auto"/>
+              <w:rPr>
+                <w:color w:val="FFFFFF" w:themeColor="background1"/>
+                <w:sz w:val="18"/>
+                <w:szCs w:val="18"/>
+              </w:rPr>
+            </w:pPr>
+            <w:r>
+              <w:t xml:space="preserve"> Source Field(s) </w:t>
+            </w:r>
+          </w:p>
+        </w:tc>
+        <w:tc>
+          <w:tcPr>
+            <w:tcW w:w="990" w:type="dxa"/>
+            <w:shd w:val="clear" w:color="auto" w:fill="76CDD8"/>
+          </w:tcPr>
+          <w:p>
+            <w:pPr>
+              <w:pStyle w:val="BodyText"/>
+              <w:widowControl w:val="0"/>
+              <w:spacing w:line="360" w:lineRule="auto"/>
+              <w:rPr>
+                <w:color w:val="FFFFFF" w:themeColor="background1"/>
+                <w:sz w:val="18"/>
+                <w:szCs w:val="18"/>
+              </w:rPr>
+            </w:pPr>
+            <w:r>
+              <w:t xml:space="preserve">Additive </w:t>
+            </w:r>
+          </w:p>
+        </w:tc>
+        <w:tc>
+          <w:tcPr>
+            <w:tcW w:w="971" w:type="dxa"/>
+            <w:shd w:val="clear" w:color="auto" w:fill="76CDD8"/>
+          </w:tcPr>
+          <w:p>
+            <w:pPr>
+              <w:pStyle w:val="BodyText"/>
+              <w:widowControl w:val="0"/>
+              <w:spacing w:line="360" w:lineRule="auto"/>
+              <w:rPr>
+                <w:color w:val="FFFFFF" w:themeColor="background1"/>
+                <w:sz w:val="18"/>
+                <w:szCs w:val="18"/>
+              </w:rPr>
+            </w:pPr>
+            <w:r>
+              <w:t xml:space="preserve"> Semi-Additive </w:t>
+            </w:r>
+          </w:p>
+        </w:tc>
+        <w:tc>
+          <w:tcPr>
+            <w:tcW w:w="1099" w:type="dxa"/>
+            <w:shd w:val="clear" w:color="auto" w:fill="76CDD8"/>
+          </w:tcPr>
+          <w:p>
+            <w:pPr>
+              <w:pStyle w:val="BodyText"/>
+              <w:widowControl w:val="0"/>
+              <w:tabs>
+                <w:tab w:val="left" w:pos="1806"/>
+              </w:tabs>
+              <w:spacing w:line="360" w:lineRule="auto"/>
+              <w:rPr>
+                <w:color w:val="FFFFFF" w:themeColor="background1"/>
+                <w:sz w:val="18"/>
+                <w:szCs w:val="18"/>
+              </w:rPr>
+            </w:pPr>
+            <w:r>
+              <w:t xml:space="preserve"> Non-Additive </w:t>
+            </w:r>
+          </w:p>
+        </w:tc>
+        <w:tc>
+          <w:tcPr>
+            <w:tcW w:w="3137" w:type="dxa"/>
+            <w:shd w:val="clear" w:color="auto" w:fill="76CDD8"/>
+          </w:tcPr>
+          <w:p>
+            <w:pPr>
+              <w:pStyle w:val="BodyText"/>
+              <w:widowControl w:val="0"/>
+              <w:tabs>
+                <w:tab w:val="left" w:pos="1806"/>
+              </w:tabs>
+              <w:spacing w:line="360" w:lineRule="auto"/>
+            </w:pPr>
+            <w:r>
+              <w:t xml:space="preserve"> Formula / Notes </w:t>
+            </w:r>
+          </w:p>
+        </w:tc>
+      </w:tr>
+      <w:tr>
+        <w:trPr>
+          <w:trHeight w:val="432"/>
+        </w:trPr>
+        <w:tc>
+          <w:tcPr>
+            <w:tcW w:w="1260" w:type="dxa"/>
+          </w:tcPr>
+          <w:p>
+            <w:pPr>
+              <w:pStyle w:val="BodyText"/>
+            </w:pPr>
+            <w:r>
+              <w:t xml:space="preserve"> FCT_SALES_AMOUNT </w:t>
+            </w:r>
+          </w:p>
+        </w:tc>
+        <w:tc>
+          <w:tcPr>
+            <w:tcW w:w="1890" w:type="dxa"/>
+          </w:tcPr>
+          <w:p>
+            <w:pPr>
+              <w:pStyle w:val="BodyText"/>
+            </w:pPr>
+            <w:r>
+              <w:t xml:space="preserve"> </w:t>
+            </w:r>
+            <w:proofErr w:type="spellStart"/>
+            <w:r>
+              <w:t>line_item_amount</w:t>
+            </w:r>
+            <w:proofErr w:type="spellEnd"/>
+            <w:r>
+              <w:t xml:space="preserve"> / </w:t>
+            </w:r>
+            <w:proofErr w:type="spellStart"/>
+            <w:r>
+              <w:t>sales_amount</w:t>
+            </w:r>
+            <w:proofErr w:type="spellEnd"/>
+            <w:r>
+              <w:t xml:space="preserve"> </w:t>
+            </w:r>
+          </w:p>
+        </w:tc>
+        <w:tc>
+          <w:tcPr>
+            <w:tcW w:w="990" w:type="dxa"/>
+          </w:tcPr>
+          <w:p>
+            <w:pPr>
+              <w:pStyle w:val="BodyText"/>
+            </w:pPr>
+            <w:r>
+              <w:t xml:space="preserve"> YES </w:t>
+            </w:r>
+          </w:p>
+        </w:tc>
+        <w:tc>
+          <w:tcPr>
+            <w:tcW w:w="971" w:type="dxa"/>
+          </w:tcPr>
+          <w:p>
+            <w:pPr>
+              <w:pStyle w:val="BodyText"/>
+            </w:pPr>
+            <w:r>
+              <w:t xml:space="preserve"> — </w:t>
+            </w:r>
+          </w:p>
+        </w:tc>
+        <w:tc>
+          <w:tcPr>
+            <w:tcW w:w="1099" w:type="dxa"/>
+          </w:tcPr>
+          <w:p>
+            <w:pPr>
+              <w:pStyle w:val="BodyText"/>
+            </w:pPr>
+            <w:r>
+              <w:t xml:space="preserve"> — </w:t>
+            </w:r>
+          </w:p>
+        </w:tc>
+        <w:tc>
+          <w:tcPr>
+            <w:tcW w:w="3137" w:type="dxa"/>
+          </w:tcPr>
+          <w:p>
+            <w:pPr>
+              <w:pStyle w:val="BodyText"/>
+            </w:pPr>
+            <w:r>
+              <w:t xml:space="preserve"> Gross sales value before any discount. Can be summed across all dimensions (time, product, store, customer, employee). </w:t>
+            </w:r>
+          </w:p>
+        </w:tc>
+      </w:tr>
+      <w:tr>
+        <w:trPr>
+          <w:trHeight w:val="432"/>
+        </w:trPr>
+        <w:tc>
+          <w:tcPr>
+            <w:tcW w:w="1260" w:type="dxa"/>
+          </w:tcPr>
+          <w:p>
+            <w:pPr>
+              <w:pStyle w:val="BodyText"/>
+            </w:pPr>
+            <w:r>
+              <w:t xml:space="preserve"> FCT_DISCOUNT </w:t>
+            </w:r>
+          </w:p>
+        </w:tc>
+        <w:tc>
+          <w:tcPr>
+            <w:tcW w:w="1890" w:type="dxa"/>
+          </w:tcPr>
+          <w:p>
+            <w:pPr>
+              <w:pStyle w:val="BodyText"/>
+            </w:pPr>
+            <w:r>
+              <w:t xml:space="preserve"> </w:t>
+            </w:r>
+            <w:proofErr w:type="spellStart"/>
+            <w:r>
+              <w:t>bill_discount</w:t>
+            </w:r>
+            <w:proofErr w:type="spellEnd"/>
+            <w:r>
+              <w:t xml:space="preserve"> / discount </w:t>
+            </w:r>
+          </w:p>
+        </w:tc>
+        <w:tc>
+          <w:tcPr>
+            <w:tcW w:w="990" w:type="dxa"/>
+          </w:tcPr>
+          <w:p>
+            <w:pPr>
+              <w:pStyle w:val="BodyText"/>
+            </w:pPr>
+            <w:r>
+              <w:t xml:space="preserve"> YES </w:t>
+            </w:r>
+          </w:p>
+        </w:tc>
+        <w:tc>
+          <w:tcPr>
+            <w:tcW w:w="971" w:type="dxa"/>
+          </w:tcPr>
+          <w:p>
+            <w:pPr>
+              <w:pStyle w:val="BodyText"/>
+            </w:pPr>
+            <w:r>
+              <w:t xml:space="preserve"> — </w:t>
+            </w:r>
+          </w:p>
+        </w:tc>
+        <w:tc>
+          <w:tcPr>
+            <w:tcW w:w="1099" w:type="dxa"/>
+          </w:tcPr>
+          <w:p>
+            <w:pPr>
+              <w:pStyle w:val="BodyText"/>
+            </w:pPr>
+            <w:r>
+              <w:t xml:space="preserve"> — </w:t>
+            </w:r>
+          </w:p>
+        </w:tc>
+        <w:tc>
+          <w:tcPr>
+            <w:tcW w:w="3137" w:type="dxa"/>
+          </w:tcPr>
+          <w:p>
+            <w:pPr>
+              <w:pStyle w:val="BodyText"/>
+            </w:pPr>
+            <w:r>
+              <w:t xml:space="preserve"> Discount amount deducted from the bill. Can be summed across all dimensions. </w:t>
+            </w:r>
+          </w:p>
+        </w:tc>
+      </w:tr>
+      <w:tr>
+        <w:trPr>
+          <w:trHeight w:val="432"/>
+        </w:trPr>
+        <w:tc>
+          <w:tcPr>
+            <w:tcW w:w="1260" w:type="dxa"/>
+          </w:tcPr>
+          <w:p>
+            <w:pPr>
+              <w:pStyle w:val="BodyText"/>
+            </w:pPr>
+            <w:r>
+              <w:t xml:space="preserve"> FCT_NET_AMOUNT </w:t>
+            </w:r>
+          </w:p>
+        </w:tc>
+        <w:tc>
+          <w:tcPr>
+            <w:tcW w:w="1890" w:type="dxa"/>
+          </w:tcPr>
+          <w:p>
+            <w:pPr>
+              <w:pStyle w:val="BodyText"/>
+            </w:pPr>
+            <w:r>
+              <w:t xml:space="preserve"> Derived </w:t>
+            </w:r>
+          </w:p>
+        </w:tc>
+        <w:tc>
+          <w:tcPr>
+            <w:tcW w:w="990" w:type="dxa"/>
+          </w:tcPr>
+          <w:p>
+            <w:pPr>
+              <w:pStyle w:val="BodyText"/>
+            </w:pPr>
+            <w:r>
+              <w:t xml:space="preserve"> YES </w:t>
+            </w:r>
+          </w:p>
+        </w:tc>
+        <w:tc>
+          <w:tcPr>
+            <w:tcW w:w="971" w:type="dxa"/>
+          </w:tcPr>
+          <w:p>
+            <w:pPr>
+              <w:pStyle w:val="BodyText"/>
+            </w:pPr>
+            <w:r>
+              <w:t xml:space="preserve"> — </w:t>
+            </w:r>
+          </w:p>
+        </w:tc>
+        <w:tc>
+          <w:tcPr>
+            <w:tcW w:w="1099" w:type="dxa"/>
+          </w:tcPr>
+          <w:p>
+            <w:pPr>
+              <w:pStyle w:val="BodyText"/>
+            </w:pPr>
+            <w:r>
+              <w:t xml:space="preserve"> — </w:t>
+            </w:r>
+          </w:p>
+        </w:tc>
+        <w:tc>
+          <w:tcPr>
+            <w:tcW w:w="3137" w:type="dxa"/>
+          </w:tcPr>
+          <w:p>
+            <w:pPr>
+              <w:pStyle w:val="BodyText"/>
+            </w:pPr>
+            <w:r>
+              <w:t xml:space="preserve"> FCT_SALES_AMOUNT – FCT_DISCOUNT. Net revenue after discount. Additive across all dimensions. </w:t>
+            </w:r>
+          </w:p>
+        </w:tc>
+      </w:tr>
+      <w:tr>
+        <w:trPr>
+          <w:trHeight w:val="432"/>
+        </w:trPr>
+        <w:tc>
+          <w:tcPr>
+            <w:tcW w:w="1260" w:type="dxa"/>
+          </w:tcPr>
+          <w:p>
+            <w:pPr>
+              <w:pStyle w:val="BodyText"/>
+            </w:pPr>
+            <w:r>
+              <w:t xml:space="preserve"> FCT_COST </w:t>
+            </w:r>
+          </w:p>
+        </w:tc>
+        <w:tc>
+          <w:tcPr>
+            <w:tcW w:w="1890" w:type="dxa"/>
+          </w:tcPr>
+          <w:p>
+            <w:pPr>
+              <w:pStyle w:val="BodyText"/>
+            </w:pPr>
+            <w:r>
+              <w:t xml:space="preserve"> cost (both sources) </w:t>
+            </w:r>
+          </w:p>
+        </w:tc>
+        <w:tc>
+          <w:tcPr>
+            <w:tcW w:w="990" w:type="dxa"/>
+          </w:tcPr>
+          <w:p>
+            <w:pPr>
+              <w:pStyle w:val="BodyText"/>
+            </w:pPr>
+            <w:r>
+              <w:t xml:space="preserve"> YES </w:t>
+            </w:r>
+          </w:p>
+        </w:tc>
+        <w:tc>
+          <w:tcPr>
+            <w:tcW w:w="971" w:type="dxa"/>
+          </w:tcPr>
+          <w:p>
+            <w:pPr>
+              <w:pStyle w:val="BodyText"/>
+            </w:pPr>
+            <w:r>
+              <w:t xml:space="preserve"> — </w:t>
+            </w:r>
+          </w:p>
+        </w:tc>
+        <w:tc>
+          <w:tcPr>
+            <w:tcW w:w="1099" w:type="dxa"/>
+          </w:tcPr>
+          <w:p>
+            <w:pPr>
+              <w:pStyle w:val="BodyText"/>
+            </w:pPr>
+            <w:r>
+              <w:t xml:space="preserve"> — </w:t>
+            </w:r>
+          </w:p>
+        </w:tc>
+        <w:tc>
+          <w:tcPr>
+            <w:tcW w:w="3137" w:type="dxa"/>
+          </w:tcPr>
+          <w:p>
+            <w:pPr>
+              <w:pStyle w:val="BodyText"/>
+            </w:pPr>
+            <w:r>
+              <w:t xml:space="preserve"> Product procurement </w:t>
+            </w:r>
+            <w:proofErr w:type="gramStart"/>
+            <w:r>
+              <w:t>cost</w:t>
+            </w:r>
+            <w:proofErr w:type="gramEnd"/>
+            <w:r>
+              <w:t xml:space="preserve"> paid by the retailer. Can be </w:t>
+            </w:r>
+            <w:proofErr w:type="gramStart"/>
+            <w:r>
+              <w:t>summed</w:t>
+            </w:r>
+            <w:proofErr w:type="gramEnd"/>
+            <w:r>
+              <w:t xml:space="preserve"> to obtain total cost of goods sold. </w:t>
+            </w:r>
+          </w:p>
+        </w:tc>
+      </w:tr>
+      <w:tr>
+        <w:trPr>
+          <w:trHeight w:val="432"/>
+        </w:trPr>
+        <w:tc>
+          <w:tcPr>
+            <w:tcW w:w="1260" w:type="dxa"/>
+          </w:tcPr>
+          <w:p>
+            <w:pPr>
+              <w:pStyle w:val="BodyText"/>
+            </w:pPr>
+            <w:r>
+              <w:t xml:space="preserve"> FCT_QUANTITY </w:t>
+            </w:r>
+          </w:p>
+        </w:tc>
+        <w:tc>
+          <w:tcPr>
+            <w:tcW w:w="1890" w:type="dxa"/>
+          </w:tcPr>
+          <w:p>
+            <w:pPr>
+              <w:pStyle w:val="BodyText"/>
+            </w:pPr>
+            <w:r>
+              <w:t xml:space="preserve"> </w:t>
+            </w:r>
+            <w:proofErr w:type="spellStart"/>
+            <w:r>
+              <w:t>quantity_sold</w:t>
+            </w:r>
+            <w:proofErr w:type="spellEnd"/>
+            <w:r>
+              <w:t xml:space="preserve"> / quantity </w:t>
+            </w:r>
+          </w:p>
+        </w:tc>
+        <w:tc>
+          <w:tcPr>
+            <w:tcW w:w="990" w:type="dxa"/>
+          </w:tcPr>
+          <w:p>
+            <w:pPr>
+              <w:pStyle w:val="BodyText"/>
+            </w:pPr>
+            <w:r>
+              <w:t xml:space="preserve"> YES </w:t>
+            </w:r>
+          </w:p>
+        </w:tc>
+        <w:tc>
+          <w:tcPr>
+            <w:tcW w:w="971" w:type="dxa"/>
+          </w:tcPr>
+          <w:p>
+            <w:pPr>
+              <w:pStyle w:val="BodyText"/>
+            </w:pPr>
+            <w:r>
+              <w:t xml:space="preserve"> — </w:t>
+            </w:r>
+          </w:p>
+        </w:tc>
+        <w:tc>
+          <w:tcPr>
+            <w:tcW w:w="1099" w:type="dxa"/>
+          </w:tcPr>
+          <w:p>
+            <w:pPr>
+              <w:pStyle w:val="BodyText"/>
+            </w:pPr>
+            <w:r>
+              <w:t xml:space="preserve"> — </w:t>
+            </w:r>
+          </w:p>
+        </w:tc>
+        <w:tc>
+          <w:tcPr>
+            <w:tcW w:w="3137" w:type="dxa"/>
+          </w:tcPr>
+          <w:p>
+            <w:pPr>
+              <w:pStyle w:val="BodyText"/>
+            </w:pPr>
+            <w:r>
+              <w:t xml:space="preserve"> Units sold per line item. Can be summed across all dimensions. </w:t>
+            </w:r>
+          </w:p>
+        </w:tc>
+      </w:tr>
+      <w:tr>
+        <w:trPr>
+          <w:trHeight w:val="432"/>
+        </w:trPr>
+        <w:tc>
+          <w:tcPr>
+            <w:tcW w:w="1260" w:type="dxa"/>
+          </w:tcPr>
+          <w:p>
+            <w:pPr>
+              <w:pStyle w:val="BodyText"/>
+            </w:pPr>
+            <w:r>
+              <w:t xml:space="preserve"> FCT_GROSS_PROFIT </w:t>
+            </w:r>
+          </w:p>
+        </w:tc>
+        <w:tc>
+          <w:tcPr>
+            <w:tcW w:w="1890" w:type="dxa"/>
+          </w:tcPr>
+          <w:p>
+            <w:pPr>
+              <w:pStyle w:val="BodyText"/>
+            </w:pPr>
+            <w:r>
+              <w:t xml:space="preserve"> Calculated (stored) </w:t>
+            </w:r>
+          </w:p>
+        </w:tc>
+        <w:tc>
+          <w:tcPr>
+            <w:tcW w:w="990" w:type="dxa"/>
+          </w:tcPr>
+          <w:p>
+            <w:pPr>
+              <w:pStyle w:val="BodyText"/>
+            </w:pPr>
+            <w:r>
+              <w:t xml:space="preserve"> YES </w:t>
+            </w:r>
+          </w:p>
+        </w:tc>
+        <w:tc>
+          <w:tcPr>
+            <w:tcW w:w="971" w:type="dxa"/>
+          </w:tcPr>
+          <w:p>
+            <w:pPr>
+              <w:pStyle w:val="BodyText"/>
+            </w:pPr>
+            <w:r>
+              <w:t xml:space="preserve"> — </w:t>
+            </w:r>
+          </w:p>
+        </w:tc>
+        <w:tc>
+          <w:tcPr>
+            <w:tcW w:w="1099" w:type="dxa"/>
+          </w:tcPr>
+          <w:p>
+            <w:pPr>
+              <w:pStyle w:val="BodyText"/>
+            </w:pPr>
+            <w:r>
+              <w:t xml:space="preserve"> — </w:t>
+            </w:r>
+          </w:p>
+        </w:tc>
+        <w:tc>
+          <w:tcPr>
+            <w:tcW w:w="3137" w:type="dxa"/>
+          </w:tcPr>
+          <w:p>
+            <w:pPr>
+              <w:pStyle w:val="BodyText"/>
+            </w:pPr>
+            <w:r>
+              <w:t xml:space="preserve"> FCT_NET_AMOUNT – (FCT_COST × FCT_QUANTITY). Profit per line item after procurement cost and discounts. Can be summed across all dimensions. </w:t>
+            </w:r>
+          </w:p>
+        </w:tc>
+      </w:tr>
+      <w:tr>
+        <w:trPr>
+          <w:trHeight w:val="432"/>
+        </w:trPr>
+        <w:tc>
+          <w:tcPr>
+            <w:tcW w:w="1260" w:type="dxa"/>
+          </w:tcPr>
+          <w:p>
+            <w:pPr>
+              <w:pStyle w:val="BodyText"/>
+            </w:pPr>
+            <w:r>
+              <w:t xml:space="preserve"> PROFIT_MARGIN_PCT </w:t>
+            </w:r>
+          </w:p>
+        </w:tc>
+        <w:tc>
+          <w:tcPr>
+            <w:tcW w:w="1890" w:type="dxa"/>
+          </w:tcPr>
+          <w:p>
+            <w:pPr>
+              <w:pStyle w:val="BodyText"/>
+            </w:pPr>
+            <w:r>
+              <w:t xml:space="preserve"> Calculated at query time </w:t>
+            </w:r>
+          </w:p>
+        </w:tc>
+        <w:tc>
+          <w:tcPr>
+            <w:tcW w:w="990" w:type="dxa"/>
+          </w:tcPr>
+          <w:p>
+            <w:pPr>
+              <w:pStyle w:val="BodyText"/>
+            </w:pPr>
+            <w:r>
+              <w:t xml:space="preserve"> — </w:t>
+            </w:r>
+          </w:p>
+        </w:tc>
+        <w:tc>
+          <w:tcPr>
+            <w:tcW w:w="971" w:type="dxa"/>
+          </w:tcPr>
+          <w:p>
+            <w:pPr>
+              <w:pStyle w:val="BodyText"/>
+            </w:pPr>
+            <w:r>
+              <w:t xml:space="preserve"> — </w:t>
+            </w:r>
+          </w:p>
+        </w:tc>
+        <w:tc>
+          <w:tcPr>
+            <w:tcW w:w="1099" w:type="dxa"/>
+          </w:tcPr>
+          <w:p>
+            <w:pPr>
+              <w:pStyle w:val="BodyText"/>
+            </w:pPr>
+            <w:r>
+              <w:t xml:space="preserve"> YES </w:t>
+            </w:r>
+          </w:p>
+        </w:tc>
+        <w:tc>
+          <w:tcPr>
+            <w:tcW w:w="3137" w:type="dxa"/>
+          </w:tcPr>
+          <w:p>
+            <w:pPr>
+              <w:pStyle w:val="BodyText"/>
+            </w:pPr>
+            <w:r>
+              <w:t xml:space="preserve"> SUM(FCT_GROSS_PROFIT) / NULLIF(SUM(FCT_NET_AMOUNT), 0) × 100. Non-additive — cannot be stored; must be recalculated at query time from aggregated base metrics. </w:t>
+            </w:r>
+          </w:p>
+        </w:tc>
+      </w:tr>
+    </w:tbl>
+    <w:p>
+      <w:pPr>
+        <w:pStyle w:val="BodyText"/>
+      </w:pPr>
+    </w:p>
+    <w:p>
+      <w:pPr>
+        <w:pStyle w:val="BodyText"/>
+        <w:rPr>
+          <w:b/>
+          <w:bCs/>
+        </w:rPr>
+      </w:pPr>
+      <w:r>
+        <w:rPr>
+          <w:b/>
+          <w:bCs/>
+        </w:rPr>
+        <w:t>FCT_GROSS_PROFIT = FCT_NET_AMOUNT – (FCT_COST × FCT_QUANTITY)</w:t>
+      </w:r>
+    </w:p>
+    <w:p>
+      <w:pPr>
+        <w:pStyle w:val="BodyText"/>
+      </w:pPr>
+      <w:r>
+        <w:t>This metric combines price (FCT_NET_AMOUNT — actual revenue after discount), cost (FCT_COST), and quantity (FCT_QUANTITY) into a single profitability measure per line item</w:t>
+      </w:r>
+      <w:r>
+        <w:t xml:space="preserve">. </w:t>
+      </w:r>
+      <w:r>
+        <w:t>It is stored in the fact table because it is fully additive across all dimensions and would be recalculated identically every time</w:t>
+      </w:r>
+      <w:r>
+        <w:t xml:space="preserve">, </w:t>
+      </w:r>
+      <w:r>
+        <w:t>storing it avoids repeated computation at query time.</w:t>
+      </w:r>
+    </w:p>
+    <w:p>
+      <w:pPr>
+        <w:pStyle w:val="ListBullet"/>
+        <w:widowControl w:val="0"/>
+        <w:numPr>
+          <w:ilvl w:val="0"/>
+          <w:numId w:val="4"/>
+        </w:numPr>
+        <w:spacing w:before="60" w:after="120" w:line="240" w:lineRule="atLeast"/>
+        <w:contextualSpacing/>
+        <w:rPr>
+          <w:color w:val="464547"/>
+        </w:rPr>
+      </w:pPr>
+      <w:r>
+        <w:br w:type="page"/>
+      </w:r>
+    </w:p>
+    <w:p>
+      <w:pPr>
+        <w:pStyle w:val="BodyText"/>
+      </w:pPr>
+    </w:p>
+    <w:p>
+      <w:pPr>
         <w:pStyle w:val="Heading1"/>
         <w:ind w:left="431" w:hanging="431"/>
       </w:pPr>
-      <w:bookmarkStart w:id="28" w:name="_Toc412572574"/>
-      <w:bookmarkStart w:id="29" w:name="_Toc509167638"/>
-      <w:bookmarkStart w:id="30" w:name="_Toc234316133"/>
+      <w:bookmarkStart w:id="31" w:name="_Toc412572574"/>
+      <w:bookmarkStart w:id="32" w:name="_Toc509167638"/>
+      <w:bookmarkStart w:id="33" w:name="_Toc234316133"/>
       <w:r>
         <w:t>Logical Scheme</w:t>
       </w:r>
-      <w:bookmarkEnd w:id="28"/>
-      <w:bookmarkEnd w:id="29"/>
-      <w:bookmarkEnd w:id="30"/>
+      <w:bookmarkEnd w:id="31"/>
+      <w:bookmarkEnd w:id="32"/>
+      <w:bookmarkEnd w:id="33"/>
     </w:p>
     <w:p>
       <w:pPr>
@@ -23226,21 +32245,15 @@
         <w:pStyle w:val="Heading1"/>
         <w:ind w:left="431" w:hanging="431"/>
       </w:pPr>
-      <w:bookmarkStart w:id="31" w:name="_Toc412572575"/>
-      <w:bookmarkStart w:id="32" w:name="_Toc509167639"/>
-      <w:bookmarkStart w:id="33" w:name="_Toc234316134"/>
       <w:r>
         <w:t>Data Flow</w:t>
       </w:r>
       <w:bookmarkEnd w:id="24"/>
-      <w:bookmarkEnd w:id="31"/>
-      <w:bookmarkEnd w:id="32"/>
-      <w:bookmarkEnd w:id="33"/>
     </w:p>
     <w:sectPr>
-      <w:headerReference w:type="default" r:id="rId13"/>
-      <w:footerReference w:type="default" r:id="rId14"/>
-      <w:footerReference w:type="first" r:id="rId15"/>
+      <w:headerReference w:type="default" r:id="rId14"/>
+      <w:footerReference w:type="default" r:id="rId15"/>
+      <w:footerReference w:type="first" r:id="rId16"/>
       <w:pgSz w:w="11909" w:h="16834" w:code="9"/>
       <w:pgMar w:top="1134" w:right="851" w:bottom="1134" w:left="1134" w:header="720" w:footer="720" w:gutter="567"/>
       <w:cols w:space="720"/>

--- a/dwh_design/Business_Template.docx
+++ b/dwh_design/Business_Template.docx
@@ -1,6 +1,6 @@
 
 <file path=word/document.xml><?xml version="1.0" encoding="utf-8"?>
-<w:document xmlns:wpc="http://schemas.microsoft.com/office/word/2010/wordprocessingCanvas" xmlns:cx="http://schemas.microsoft.com/office/drawing/2014/chartex" xmlns:cx1="http://schemas.microsoft.com/office/drawing/2015/9/8/chartex" xmlns:cx2="http://schemas.microsoft.com/office/drawing/2015/10/21/chartex" xmlns:cx3="http://schemas.microsoft.com/office/drawing/2016/5/9/chartex" xmlns:cx4="http://schemas.microsoft.com/office/drawing/2016/5/10/chartex" xmlns:cx5="http://schemas.microsoft.com/office/drawing/2016/5/11/chartex" xmlns:cx6="http://schemas.microsoft.com/office/drawing/2016/5/12/chartex" xmlns:cx7="http://schemas.microsoft.com/office/drawing/2016/5/13/chartex" xmlns:cx8="http://schemas.microsoft.com/office/drawing/2016/5/14/chartex" xmlns:mc="http://schemas.openxmlformats.org/markup-compatibility/2006" xmlns:aink="http://schemas.microsoft.com/office/drawing/2016/ink" xmlns:am3d="http://schemas.microsoft.com/office/drawing/2017/model3d" xmlns:o="urn:schemas-microsoft-com:office:office" xmlns:oel="http://schemas.microsoft.com/office/2019/extlst" xmlns:r="http://schemas.openxmlformats.org/officeDocument/2006/relationships" xmlns:m="http://schemas.openxmlformats.org/officeDocument/2006/math" xmlns:v="urn:schemas-microsoft-com:vml" xmlns:wp14="http://schemas.microsoft.com/office/word/2010/wordprocessingDrawing" xmlns:wp="http://schemas.openxmlformats.org/drawingml/2006/wordprocessingDrawing" xmlns:w10="urn:schemas-microsoft-com:office:word" xmlns:w="http://schemas.openxmlformats.org/wordprocessingml/2006/main" xmlns:w14="http://schemas.microsoft.com/office/word/2010/wordml" xmlns:w15="http://schemas.microsoft.com/office/word/2012/wordml" xmlns:w16cex="http://schemas.microsoft.com/office/word/2018/wordml/cex" xmlns:w16cid="http://schemas.microsoft.com/office/word/2016/wordml/cid" xmlns:w16="http://schemas.microsoft.com/office/word/2018/wordml" xmlns:w16du="http://schemas.microsoft.com/office/word/2023/wordml/word16du" xmlns:w16sdtdh="http://schemas.microsoft.com/office/word/2020/wordml/sdtdatahash" xmlns:w16sdtfl="http://schemas.microsoft.com/office/word/2024/wordml/sdtformatlock" xmlns:w16se="http://schemas.microsoft.com/office/word/2015/wordml/symex" xmlns:wpg="http://schemas.microsoft.com/office/word/2010/wordprocessingGroup" xmlns:wpi="http://schemas.microsoft.com/office/word/2010/wordprocessingInk" xmlns:wne="http://schemas.microsoft.com/office/word/2006/wordml" xmlns:wps="http://schemas.microsoft.com/office/word/2010/wordprocessingShape" mc:Ignorable="w14 w15 w16se w16cid w16 w16cex w16sdtdh w16sdtfl w16du wp14">
+<w:document xmlns:wpc="http://schemas.microsoft.com/office/word/2010/wordprocessingCanvas" xmlns:cx="http://schemas.microsoft.com/office/drawing/2014/chartex" xmlns:cx1="http://schemas.microsoft.com/office/drawing/2015/9/8/chartex" xmlns:cx2="http://schemas.microsoft.com/office/drawing/2015/10/21/chartex" xmlns:cx3="http://schemas.microsoft.com/office/drawing/2016/5/9/chartex" xmlns:cx4="http://schemas.microsoft.com/office/drawing/2016/5/10/chartex" xmlns:cx5="http://schemas.microsoft.com/office/drawing/2016/5/11/chartex" xmlns:cx6="http://schemas.microsoft.com/office/drawing/2016/5/12/chartex" xmlns:cx7="http://schemas.microsoft.com/office/drawing/2016/5/13/chartex" xmlns:cx8="http://schemas.microsoft.com/office/drawing/2016/5/14/chartex" xmlns:mc="http://schemas.openxmlformats.org/markup-compatibility/2006" xmlns:aink="http://schemas.microsoft.com/office/drawing/2016/ink" xmlns:am3d="http://schemas.microsoft.com/office/drawing/2017/model3d" xmlns:o="urn:schemas-microsoft-com:office:office" xmlns:oel="http://schemas.microsoft.com/office/2019/extlst" xmlns:r="http://schemas.openxmlformats.org/officeDocument/2006/relationships" xmlns:m="http://schemas.openxmlformats.org/officeDocument/2006/math" xmlns:v="urn:schemas-microsoft-com:vml" xmlns:wp14="http://schemas.microsoft.com/office/word/2010/wordprocessingDrawing" xmlns:wp="http://schemas.openxmlformats.org/drawingml/2006/wordprocessingDrawing" xmlns:w10="urn:schemas-microsoft-com:office:word" xmlns:w="http://schemas.openxmlformats.org/wordprocessingml/2006/main" xmlns:w14="http://schemas.microsoft.com/office/word/2010/wordml" xmlns:w15="http://schemas.microsoft.com/office/word/2012/wordml" xmlns:w16cex="http://schemas.microsoft.com/office/word/2018/wordml/cex" xmlns:w16cid="http://schemas.microsoft.com/office/word/2016/wordml/cid" xmlns:w16="http://schemas.microsoft.com/office/word/2018/wordml" xmlns:w16du="http://schemas.microsoft.com/office/word/2023/wordml/word16du" xmlns:w16sdtdh="http://schemas.microsoft.com/office/word/2020/wordml/sdtdatahash" xmlns:w16sdtfl="http://schemas.microsoft.com/office/word/2024/wordml/sdtformatlock" xmlns:w16se="http://schemas.microsoft.com/office/word/2015/wordml/symex" xmlns:wpg="http://schemas.microsoft.com/office/word/2010/wordprocessingGroup" xmlns:wpi="http://schemas.microsoft.com/office/word/2010/wordprocessingInk" xmlns:wne="http://schemas.microsoft.com/office/word/2006/wordml" xmlns:wps="http://schemas.microsoft.com/office/word/2010/wordprocessingShape" xmlns:a="http://schemas.openxmlformats.org/drawingml/2006/main" xmlns:pic="http://schemas.openxmlformats.org/drawingml/2006/picture" xmlns:a14="http://schemas.microsoft.com/office/drawing/2010/main" mc:Ignorable="w14 w15 w16se w16cid w16 w16cex w16sdtdh w16sdtfl w16du wp14">
   <w:body>
     <w:p>
       <w:pPr>
@@ -248,10 +248,10 @@
       <w:pPr>
         <w:pStyle w:val="TOCHeading"/>
       </w:pPr>
-      <w:bookmarkStart w:id="0" w:name="_Toc456598587"/>
-      <w:bookmarkStart w:id="1" w:name="_Toc456600918"/>
-      <w:bookmarkStart w:id="2" w:name="_Toc2484421"/>
-      <w:bookmarkStart w:id="3" w:name="_Toc4475558"/>
+      <w:bookmarkStart w:name="_Toc456598587" w:id="0"/>
+      <w:bookmarkStart w:name="_Toc456600918" w:id="1"/>
+      <w:bookmarkStart w:name="_Toc2484421" w:id="2"/>
+      <w:bookmarkStart w:name="_Toc4475558" w:id="3"/>
       <w:r>
         <w:t>Contents</w:t>
       </w:r>
@@ -264,7 +264,7 @@
           <w:tab w:val="right" w:leader="dot" w:pos="9347"/>
         </w:tabs>
         <w:rPr>
-          <w:rFonts w:asciiTheme="minorHAnsi" w:eastAsiaTheme="minorEastAsia" w:hAnsiTheme="minorHAnsi" w:cstheme="minorBidi"/>
+          <w:rFonts w:asciiTheme="minorHAnsi" w:hAnsiTheme="minorHAnsi" w:eastAsiaTheme="minorEastAsia" w:cstheme="minorBidi"/>
           <w:bCs w:val="0"/>
           <w:caps w:val="0"/>
           <w:noProof/>
@@ -292,7 +292,7 @@
         </w:rPr>
         <w:fldChar w:fldCharType="separate"/>
       </w:r>
-      <w:hyperlink w:anchor="_Toc234316118" w:history="1">
+      <w:hyperlink w:history="1" w:anchor="_Toc234316118">
         <w:r>
           <w:rPr>
             <w:rStyle w:val="Hyperlink"/>
@@ -302,7 +302,7 @@
         </w:r>
         <w:r>
           <w:rPr>
-            <w:rFonts w:asciiTheme="minorHAnsi" w:eastAsiaTheme="minorEastAsia" w:hAnsiTheme="minorHAnsi" w:cstheme="minorBidi"/>
+            <w:rFonts w:asciiTheme="minorHAnsi" w:hAnsiTheme="minorHAnsi" w:eastAsiaTheme="minorEastAsia" w:cstheme="minorBidi"/>
             <w:bCs w:val="0"/>
             <w:caps w:val="0"/>
             <w:noProof/>
@@ -378,7 +378,7 @@
           <w:tab w:val="right" w:leader="dot" w:pos="9347"/>
         </w:tabs>
         <w:rPr>
-          <w:rFonts w:asciiTheme="minorHAnsi" w:eastAsiaTheme="minorEastAsia" w:hAnsiTheme="minorHAnsi" w:cstheme="minorBidi"/>
+          <w:rFonts w:asciiTheme="minorHAnsi" w:hAnsiTheme="minorHAnsi" w:eastAsiaTheme="minorEastAsia" w:cstheme="minorBidi"/>
           <w:noProof/>
           <w:kern w:val="2"/>
           <w:sz w:val="24"/>
@@ -386,7 +386,7 @@
           <w14:ligatures w14:val="standardContextual"/>
         </w:rPr>
       </w:pPr>
-      <w:hyperlink w:anchor="_Toc234316119" w:history="1">
+      <w:hyperlink w:history="1" w:anchor="_Toc234316119">
         <w:r>
           <w:rPr>
             <w:rStyle w:val="Hyperlink"/>
@@ -396,7 +396,7 @@
         </w:r>
         <w:r>
           <w:rPr>
-            <w:rFonts w:asciiTheme="minorHAnsi" w:eastAsiaTheme="minorEastAsia" w:hAnsiTheme="minorHAnsi" w:cstheme="minorBidi"/>
+            <w:rFonts w:asciiTheme="minorHAnsi" w:hAnsiTheme="minorHAnsi" w:eastAsiaTheme="minorEastAsia" w:cstheme="minorBidi"/>
             <w:noProof/>
             <w:kern w:val="2"/>
             <w:sz w:val="24"/>
@@ -470,7 +470,7 @@
           <w:tab w:val="right" w:leader="dot" w:pos="9347"/>
         </w:tabs>
         <w:rPr>
-          <w:rFonts w:asciiTheme="minorHAnsi" w:eastAsiaTheme="minorEastAsia" w:hAnsiTheme="minorHAnsi" w:cstheme="minorBidi"/>
+          <w:rFonts w:asciiTheme="minorHAnsi" w:hAnsiTheme="minorHAnsi" w:eastAsiaTheme="minorEastAsia" w:cstheme="minorBidi"/>
           <w:noProof/>
           <w:kern w:val="2"/>
           <w:sz w:val="24"/>
@@ -478,7 +478,7 @@
           <w14:ligatures w14:val="standardContextual"/>
         </w:rPr>
       </w:pPr>
-      <w:hyperlink w:anchor="_Toc234316120" w:history="1">
+      <w:hyperlink w:history="1" w:anchor="_Toc234316120">
         <w:r>
           <w:rPr>
             <w:rStyle w:val="Hyperlink"/>
@@ -488,7 +488,7 @@
         </w:r>
         <w:r>
           <w:rPr>
-            <w:rFonts w:asciiTheme="minorHAnsi" w:eastAsiaTheme="minorEastAsia" w:hAnsiTheme="minorHAnsi" w:cstheme="minorBidi"/>
+            <w:rFonts w:asciiTheme="minorHAnsi" w:hAnsiTheme="minorHAnsi" w:eastAsiaTheme="minorEastAsia" w:cstheme="minorBidi"/>
             <w:noProof/>
             <w:kern w:val="2"/>
             <w:sz w:val="24"/>
@@ -562,7 +562,7 @@
           <w:tab w:val="right" w:leader="dot" w:pos="9347"/>
         </w:tabs>
         <w:rPr>
-          <w:rFonts w:asciiTheme="minorHAnsi" w:eastAsiaTheme="minorEastAsia" w:hAnsiTheme="minorHAnsi" w:cstheme="minorBidi"/>
+          <w:rFonts w:asciiTheme="minorHAnsi" w:hAnsiTheme="minorHAnsi" w:eastAsiaTheme="minorEastAsia" w:cstheme="minorBidi"/>
           <w:noProof/>
           <w:kern w:val="2"/>
           <w:sz w:val="24"/>
@@ -570,7 +570,7 @@
           <w14:ligatures w14:val="standardContextual"/>
         </w:rPr>
       </w:pPr>
-      <w:hyperlink w:anchor="_Toc234316121" w:history="1">
+      <w:hyperlink w:history="1" w:anchor="_Toc234316121">
         <w:r>
           <w:rPr>
             <w:rStyle w:val="Hyperlink"/>
@@ -580,7 +580,7 @@
         </w:r>
         <w:r>
           <w:rPr>
-            <w:rFonts w:asciiTheme="minorHAnsi" w:eastAsiaTheme="minorEastAsia" w:hAnsiTheme="minorHAnsi" w:cstheme="minorBidi"/>
+            <w:rFonts w:asciiTheme="minorHAnsi" w:hAnsiTheme="minorHAnsi" w:eastAsiaTheme="minorEastAsia" w:cstheme="minorBidi"/>
             <w:noProof/>
             <w:kern w:val="2"/>
             <w:sz w:val="24"/>
@@ -654,7 +654,7 @@
           <w:tab w:val="right" w:leader="dot" w:pos="9347"/>
         </w:tabs>
         <w:rPr>
-          <w:rFonts w:asciiTheme="minorHAnsi" w:eastAsiaTheme="minorEastAsia" w:hAnsiTheme="minorHAnsi" w:cstheme="minorBidi"/>
+          <w:rFonts w:asciiTheme="minorHAnsi" w:hAnsiTheme="minorHAnsi" w:eastAsiaTheme="minorEastAsia" w:cstheme="minorBidi"/>
           <w:noProof/>
           <w:kern w:val="2"/>
           <w:sz w:val="24"/>
@@ -662,7 +662,7 @@
           <w14:ligatures w14:val="standardContextual"/>
         </w:rPr>
       </w:pPr>
-      <w:hyperlink w:anchor="_Toc234316122" w:history="1">
+      <w:hyperlink w:history="1" w:anchor="_Toc234316122">
         <w:r>
           <w:rPr>
             <w:rStyle w:val="Hyperlink"/>
@@ -672,7 +672,7 @@
         </w:r>
         <w:r>
           <w:rPr>
-            <w:rFonts w:asciiTheme="minorHAnsi" w:eastAsiaTheme="minorEastAsia" w:hAnsiTheme="minorHAnsi" w:cstheme="minorBidi"/>
+            <w:rFonts w:asciiTheme="minorHAnsi" w:hAnsiTheme="minorHAnsi" w:eastAsiaTheme="minorEastAsia" w:cstheme="minorBidi"/>
             <w:noProof/>
             <w:kern w:val="2"/>
             <w:sz w:val="24"/>
@@ -746,7 +746,7 @@
           <w:tab w:val="right" w:leader="dot" w:pos="9347"/>
         </w:tabs>
         <w:rPr>
-          <w:rFonts w:asciiTheme="minorHAnsi" w:eastAsiaTheme="minorEastAsia" w:hAnsiTheme="minorHAnsi" w:cstheme="minorBidi"/>
+          <w:rFonts w:asciiTheme="minorHAnsi" w:hAnsiTheme="minorHAnsi" w:eastAsiaTheme="minorEastAsia" w:cstheme="minorBidi"/>
           <w:noProof/>
           <w:kern w:val="2"/>
           <w:sz w:val="24"/>
@@ -754,7 +754,7 @@
           <w14:ligatures w14:val="standardContextual"/>
         </w:rPr>
       </w:pPr>
-      <w:hyperlink w:anchor="_Toc234316123" w:history="1">
+      <w:hyperlink w:history="1" w:anchor="_Toc234316123">
         <w:r>
           <w:rPr>
             <w:rStyle w:val="Hyperlink"/>
@@ -764,7 +764,7 @@
         </w:r>
         <w:r>
           <w:rPr>
-            <w:rFonts w:asciiTheme="minorHAnsi" w:eastAsiaTheme="minorEastAsia" w:hAnsiTheme="minorHAnsi" w:cstheme="minorBidi"/>
+            <w:rFonts w:asciiTheme="minorHAnsi" w:hAnsiTheme="minorHAnsi" w:eastAsiaTheme="minorEastAsia" w:cstheme="minorBidi"/>
             <w:noProof/>
             <w:kern w:val="2"/>
             <w:sz w:val="24"/>
@@ -838,7 +838,7 @@
           <w:tab w:val="right" w:leader="dot" w:pos="9347"/>
         </w:tabs>
         <w:rPr>
-          <w:rFonts w:asciiTheme="minorHAnsi" w:eastAsiaTheme="minorEastAsia" w:hAnsiTheme="minorHAnsi" w:cstheme="minorBidi"/>
+          <w:rFonts w:asciiTheme="minorHAnsi" w:hAnsiTheme="minorHAnsi" w:eastAsiaTheme="minorEastAsia" w:cstheme="minorBidi"/>
           <w:noProof/>
           <w:kern w:val="2"/>
           <w:sz w:val="24"/>
@@ -846,7 +846,7 @@
           <w14:ligatures w14:val="standardContextual"/>
         </w:rPr>
       </w:pPr>
-      <w:hyperlink w:anchor="_Toc234316124" w:history="1">
+      <w:hyperlink w:history="1" w:anchor="_Toc234316124">
         <w:r>
           <w:rPr>
             <w:rStyle w:val="Hyperlink"/>
@@ -856,7 +856,7 @@
         </w:r>
         <w:r>
           <w:rPr>
-            <w:rFonts w:asciiTheme="minorHAnsi" w:eastAsiaTheme="minorEastAsia" w:hAnsiTheme="minorHAnsi" w:cstheme="minorBidi"/>
+            <w:rFonts w:asciiTheme="minorHAnsi" w:hAnsiTheme="minorHAnsi" w:eastAsiaTheme="minorEastAsia" w:cstheme="minorBidi"/>
             <w:noProof/>
             <w:kern w:val="2"/>
             <w:sz w:val="24"/>
@@ -930,7 +930,7 @@
           <w:tab w:val="right" w:leader="dot" w:pos="9347"/>
         </w:tabs>
         <w:rPr>
-          <w:rFonts w:asciiTheme="minorHAnsi" w:eastAsiaTheme="minorEastAsia" w:hAnsiTheme="minorHAnsi" w:cstheme="minorBidi"/>
+          <w:rFonts w:asciiTheme="minorHAnsi" w:hAnsiTheme="minorHAnsi" w:eastAsiaTheme="minorEastAsia" w:cstheme="minorBidi"/>
           <w:noProof/>
           <w:kern w:val="2"/>
           <w:sz w:val="24"/>
@@ -938,7 +938,7 @@
           <w14:ligatures w14:val="standardContextual"/>
         </w:rPr>
       </w:pPr>
-      <w:hyperlink w:anchor="_Toc234316125" w:history="1">
+      <w:hyperlink w:history="1" w:anchor="_Toc234316125">
         <w:r>
           <w:rPr>
             <w:rStyle w:val="Hyperlink"/>
@@ -948,7 +948,7 @@
         </w:r>
         <w:r>
           <w:rPr>
-            <w:rFonts w:asciiTheme="minorHAnsi" w:eastAsiaTheme="minorEastAsia" w:hAnsiTheme="minorHAnsi" w:cstheme="minorBidi"/>
+            <w:rFonts w:asciiTheme="minorHAnsi" w:hAnsiTheme="minorHAnsi" w:eastAsiaTheme="minorEastAsia" w:cstheme="minorBidi"/>
             <w:noProof/>
             <w:kern w:val="2"/>
             <w:sz w:val="24"/>
@@ -1022,7 +1022,7 @@
           <w:tab w:val="right" w:leader="dot" w:pos="9347"/>
         </w:tabs>
         <w:rPr>
-          <w:rFonts w:asciiTheme="minorHAnsi" w:eastAsiaTheme="minorEastAsia" w:hAnsiTheme="minorHAnsi" w:cstheme="minorBidi"/>
+          <w:rFonts w:asciiTheme="minorHAnsi" w:hAnsiTheme="minorHAnsi" w:eastAsiaTheme="minorEastAsia" w:cstheme="minorBidi"/>
           <w:bCs w:val="0"/>
           <w:caps w:val="0"/>
           <w:noProof/>
@@ -1032,7 +1032,7 @@
           <w14:ligatures w14:val="standardContextual"/>
         </w:rPr>
       </w:pPr>
-      <w:hyperlink w:anchor="_Toc234316126" w:history="1">
+      <w:hyperlink w:history="1" w:anchor="_Toc234316126">
         <w:r>
           <w:rPr>
             <w:rStyle w:val="Hyperlink"/>
@@ -1042,7 +1042,7 @@
         </w:r>
         <w:r>
           <w:rPr>
-            <w:rFonts w:asciiTheme="minorHAnsi" w:eastAsiaTheme="minorEastAsia" w:hAnsiTheme="minorHAnsi" w:cstheme="minorBidi"/>
+            <w:rFonts w:asciiTheme="minorHAnsi" w:hAnsiTheme="minorHAnsi" w:eastAsiaTheme="minorEastAsia" w:cstheme="minorBidi"/>
             <w:bCs w:val="0"/>
             <w:caps w:val="0"/>
             <w:noProof/>
@@ -1118,7 +1118,7 @@
           <w:tab w:val="right" w:leader="dot" w:pos="9347"/>
         </w:tabs>
         <w:rPr>
-          <w:rFonts w:asciiTheme="minorHAnsi" w:eastAsiaTheme="minorEastAsia" w:hAnsiTheme="minorHAnsi" w:cstheme="minorBidi"/>
+          <w:rFonts w:asciiTheme="minorHAnsi" w:hAnsiTheme="minorHAnsi" w:eastAsiaTheme="minorEastAsia" w:cstheme="minorBidi"/>
           <w:noProof/>
           <w:kern w:val="2"/>
           <w:sz w:val="24"/>
@@ -1126,7 +1126,7 @@
           <w14:ligatures w14:val="standardContextual"/>
         </w:rPr>
       </w:pPr>
-      <w:hyperlink w:anchor="_Toc234316127" w:history="1">
+      <w:hyperlink w:history="1" w:anchor="_Toc234316127">
         <w:r>
           <w:rPr>
             <w:rStyle w:val="Hyperlink"/>
@@ -1136,7 +1136,7 @@
         </w:r>
         <w:r>
           <w:rPr>
-            <w:rFonts w:asciiTheme="minorHAnsi" w:eastAsiaTheme="minorEastAsia" w:hAnsiTheme="minorHAnsi" w:cstheme="minorBidi"/>
+            <w:rFonts w:asciiTheme="minorHAnsi" w:hAnsiTheme="minorHAnsi" w:eastAsiaTheme="minorEastAsia" w:cstheme="minorBidi"/>
             <w:noProof/>
             <w:kern w:val="2"/>
             <w:sz w:val="24"/>
@@ -1210,7 +1210,7 @@
           <w:tab w:val="right" w:leader="dot" w:pos="9347"/>
         </w:tabs>
         <w:rPr>
-          <w:rFonts w:asciiTheme="minorHAnsi" w:eastAsiaTheme="minorEastAsia" w:hAnsiTheme="minorHAnsi" w:cstheme="minorBidi"/>
+          <w:rFonts w:asciiTheme="minorHAnsi" w:hAnsiTheme="minorHAnsi" w:eastAsiaTheme="minorEastAsia" w:cstheme="minorBidi"/>
           <w:noProof/>
           <w:kern w:val="2"/>
           <w:sz w:val="24"/>
@@ -1218,7 +1218,7 @@
           <w14:ligatures w14:val="standardContextual"/>
         </w:rPr>
       </w:pPr>
-      <w:hyperlink w:anchor="_Toc234316128" w:history="1">
+      <w:hyperlink w:history="1" w:anchor="_Toc234316128">
         <w:r>
           <w:rPr>
             <w:rStyle w:val="Hyperlink"/>
@@ -1228,7 +1228,7 @@
         </w:r>
         <w:r>
           <w:rPr>
-            <w:rFonts w:asciiTheme="minorHAnsi" w:eastAsiaTheme="minorEastAsia" w:hAnsiTheme="minorHAnsi" w:cstheme="minorBidi"/>
+            <w:rFonts w:asciiTheme="minorHAnsi" w:hAnsiTheme="minorHAnsi" w:eastAsiaTheme="minorEastAsia" w:cstheme="minorBidi"/>
             <w:noProof/>
             <w:kern w:val="2"/>
             <w:sz w:val="24"/>
@@ -1302,7 +1302,7 @@
           <w:tab w:val="right" w:leader="dot" w:pos="9347"/>
         </w:tabs>
         <w:rPr>
-          <w:rFonts w:asciiTheme="minorHAnsi" w:eastAsiaTheme="minorEastAsia" w:hAnsiTheme="minorHAnsi" w:cstheme="minorBidi"/>
+          <w:rFonts w:asciiTheme="minorHAnsi" w:hAnsiTheme="minorHAnsi" w:eastAsiaTheme="minorEastAsia" w:cstheme="minorBidi"/>
           <w:bCs w:val="0"/>
           <w:caps w:val="0"/>
           <w:noProof/>
@@ -1312,7 +1312,7 @@
           <w14:ligatures w14:val="standardContextual"/>
         </w:rPr>
       </w:pPr>
-      <w:hyperlink w:anchor="_Toc234316129" w:history="1">
+      <w:hyperlink w:history="1" w:anchor="_Toc234316129">
         <w:r>
           <w:rPr>
             <w:rStyle w:val="Hyperlink"/>
@@ -1322,7 +1322,7 @@
         </w:r>
         <w:r>
           <w:rPr>
-            <w:rFonts w:asciiTheme="minorHAnsi" w:eastAsiaTheme="minorEastAsia" w:hAnsiTheme="minorHAnsi" w:cstheme="minorBidi"/>
+            <w:rFonts w:asciiTheme="minorHAnsi" w:hAnsiTheme="minorHAnsi" w:eastAsiaTheme="minorEastAsia" w:cstheme="minorBidi"/>
             <w:bCs w:val="0"/>
             <w:caps w:val="0"/>
             <w:noProof/>
@@ -1398,7 +1398,7 @@
           <w:tab w:val="right" w:leader="dot" w:pos="9347"/>
         </w:tabs>
         <w:rPr>
-          <w:rFonts w:asciiTheme="minorHAnsi" w:eastAsiaTheme="minorEastAsia" w:hAnsiTheme="minorHAnsi" w:cstheme="minorBidi"/>
+          <w:rFonts w:asciiTheme="minorHAnsi" w:hAnsiTheme="minorHAnsi" w:eastAsiaTheme="minorEastAsia" w:cstheme="minorBidi"/>
           <w:noProof/>
           <w:kern w:val="2"/>
           <w:sz w:val="24"/>
@@ -1406,7 +1406,7 @@
           <w14:ligatures w14:val="standardContextual"/>
         </w:rPr>
       </w:pPr>
-      <w:hyperlink w:anchor="_Toc234316130" w:history="1">
+      <w:hyperlink w:history="1" w:anchor="_Toc234316130">
         <w:r>
           <w:rPr>
             <w:rStyle w:val="Hyperlink"/>
@@ -1416,7 +1416,7 @@
         </w:r>
         <w:r>
           <w:rPr>
-            <w:rFonts w:asciiTheme="minorHAnsi" w:eastAsiaTheme="minorEastAsia" w:hAnsiTheme="minorHAnsi" w:cstheme="minorBidi"/>
+            <w:rFonts w:asciiTheme="minorHAnsi" w:hAnsiTheme="minorHAnsi" w:eastAsiaTheme="minorEastAsia" w:cstheme="minorBidi"/>
             <w:noProof/>
             <w:kern w:val="2"/>
             <w:sz w:val="24"/>
@@ -1490,7 +1490,7 @@
           <w:tab w:val="right" w:leader="dot" w:pos="9347"/>
         </w:tabs>
         <w:rPr>
-          <w:rFonts w:asciiTheme="minorHAnsi" w:eastAsiaTheme="minorEastAsia" w:hAnsiTheme="minorHAnsi" w:cstheme="minorBidi"/>
+          <w:rFonts w:asciiTheme="minorHAnsi" w:hAnsiTheme="minorHAnsi" w:eastAsiaTheme="minorEastAsia" w:cstheme="minorBidi"/>
           <w:noProof/>
           <w:kern w:val="2"/>
           <w:sz w:val="24"/>
@@ -1498,7 +1498,7 @@
           <w14:ligatures w14:val="standardContextual"/>
         </w:rPr>
       </w:pPr>
-      <w:hyperlink w:anchor="_Toc234316131" w:history="1">
+      <w:hyperlink w:history="1" w:anchor="_Toc234316131">
         <w:r>
           <w:rPr>
             <w:rStyle w:val="Hyperlink"/>
@@ -1508,7 +1508,7 @@
         </w:r>
         <w:r>
           <w:rPr>
-            <w:rFonts w:asciiTheme="minorHAnsi" w:eastAsiaTheme="minorEastAsia" w:hAnsiTheme="minorHAnsi" w:cstheme="minorBidi"/>
+            <w:rFonts w:asciiTheme="minorHAnsi" w:hAnsiTheme="minorHAnsi" w:eastAsiaTheme="minorEastAsia" w:cstheme="minorBidi"/>
             <w:noProof/>
             <w:kern w:val="2"/>
             <w:sz w:val="24"/>
@@ -1582,7 +1582,7 @@
           <w:tab w:val="right" w:leader="dot" w:pos="9347"/>
         </w:tabs>
         <w:rPr>
-          <w:rFonts w:asciiTheme="minorHAnsi" w:eastAsiaTheme="minorEastAsia" w:hAnsiTheme="minorHAnsi" w:cstheme="minorBidi"/>
+          <w:rFonts w:asciiTheme="minorHAnsi" w:hAnsiTheme="minorHAnsi" w:eastAsiaTheme="minorEastAsia" w:cstheme="minorBidi"/>
           <w:noProof/>
           <w:kern w:val="2"/>
           <w:sz w:val="24"/>
@@ -1590,7 +1590,7 @@
           <w14:ligatures w14:val="standardContextual"/>
         </w:rPr>
       </w:pPr>
-      <w:hyperlink w:anchor="_Toc234316132" w:history="1">
+      <w:hyperlink w:history="1" w:anchor="_Toc234316132">
         <w:r>
           <w:rPr>
             <w:rStyle w:val="Hyperlink"/>
@@ -1600,7 +1600,7 @@
         </w:r>
         <w:r>
           <w:rPr>
-            <w:rFonts w:asciiTheme="minorHAnsi" w:eastAsiaTheme="minorEastAsia" w:hAnsiTheme="minorHAnsi" w:cstheme="minorBidi"/>
+            <w:rFonts w:asciiTheme="minorHAnsi" w:hAnsiTheme="minorHAnsi" w:eastAsiaTheme="minorEastAsia" w:cstheme="minorBidi"/>
             <w:noProof/>
             <w:kern w:val="2"/>
             <w:sz w:val="24"/>
@@ -1674,7 +1674,7 @@
           <w:tab w:val="right" w:leader="dot" w:pos="9347"/>
         </w:tabs>
         <w:rPr>
-          <w:rFonts w:asciiTheme="minorHAnsi" w:eastAsiaTheme="minorEastAsia" w:hAnsiTheme="minorHAnsi" w:cstheme="minorBidi"/>
+          <w:rFonts w:asciiTheme="minorHAnsi" w:hAnsiTheme="minorHAnsi" w:eastAsiaTheme="minorEastAsia" w:cstheme="minorBidi"/>
           <w:bCs w:val="0"/>
           <w:caps w:val="0"/>
           <w:noProof/>
@@ -1684,7 +1684,7 @@
           <w14:ligatures w14:val="standardContextual"/>
         </w:rPr>
       </w:pPr>
-      <w:hyperlink w:anchor="_Toc234316133" w:history="1">
+      <w:hyperlink w:history="1" w:anchor="_Toc234316133">
         <w:r>
           <w:rPr>
             <w:rStyle w:val="Hyperlink"/>
@@ -1694,7 +1694,7 @@
         </w:r>
         <w:r>
           <w:rPr>
-            <w:rFonts w:asciiTheme="minorHAnsi" w:eastAsiaTheme="minorEastAsia" w:hAnsiTheme="minorHAnsi" w:cstheme="minorBidi"/>
+            <w:rFonts w:asciiTheme="minorHAnsi" w:hAnsiTheme="minorHAnsi" w:eastAsiaTheme="minorEastAsia" w:cstheme="minorBidi"/>
             <w:bCs w:val="0"/>
             <w:caps w:val="0"/>
             <w:noProof/>
@@ -1770,7 +1770,7 @@
           <w:tab w:val="right" w:leader="dot" w:pos="9347"/>
         </w:tabs>
         <w:rPr>
-          <w:rFonts w:asciiTheme="minorHAnsi" w:eastAsiaTheme="minorEastAsia" w:hAnsiTheme="minorHAnsi" w:cstheme="minorBidi"/>
+          <w:rFonts w:asciiTheme="minorHAnsi" w:hAnsiTheme="minorHAnsi" w:eastAsiaTheme="minorEastAsia" w:cstheme="minorBidi"/>
           <w:bCs w:val="0"/>
           <w:caps w:val="0"/>
           <w:noProof/>
@@ -1780,7 +1780,7 @@
           <w14:ligatures w14:val="standardContextual"/>
         </w:rPr>
       </w:pPr>
-      <w:hyperlink w:anchor="_Toc234316134" w:history="1">
+      <w:hyperlink w:history="1" w:anchor="_Toc234316134">
         <w:r>
           <w:rPr>
             <w:rStyle w:val="Hyperlink"/>
@@ -1790,7 +1790,7 @@
         </w:r>
         <w:r>
           <w:rPr>
-            <w:rFonts w:asciiTheme="minorHAnsi" w:eastAsiaTheme="minorEastAsia" w:hAnsiTheme="minorHAnsi" w:cstheme="minorBidi"/>
+            <w:rFonts w:asciiTheme="minorHAnsi" w:hAnsiTheme="minorHAnsi" w:eastAsiaTheme="minorEastAsia" w:cstheme="minorBidi"/>
             <w:bCs w:val="0"/>
             <w:caps w:val="0"/>
             <w:noProof/>
@@ -1892,7 +1892,7 @@
           <w:sz w:val="24"/>
         </w:rPr>
       </w:pPr>
-      <w:bookmarkStart w:id="4" w:name="_Section_1"/>
+      <w:bookmarkStart w:name="_Section_1" w:id="4"/>
       <w:bookmarkEnd w:id="4"/>
       <w:r>
         <w:br w:type="page"/>
@@ -1907,11 +1907,10 @@
         <w:pStyle w:val="Heading1"/>
         <w:ind w:left="431" w:hanging="431"/>
       </w:pPr>
-      <w:bookmarkStart w:id="5" w:name="_Toc412572569"/>
-      <w:bookmarkStart w:id="6" w:name="_Toc509167633"/>
-      <w:bookmarkStart w:id="7" w:name="_Toc234316118"/>
-      <w:r>
-        <w:lastRenderedPageBreak/>
+      <w:bookmarkStart w:name="_Toc412572569" w:id="5"/>
+      <w:bookmarkStart w:name="_Toc509167633" w:id="6"/>
+      <w:bookmarkStart w:name="_Toc234316118" w:id="7"/>
+      <w:r>
         <w:t>Business Description</w:t>
       </w:r>
       <w:bookmarkEnd w:id="5"/>
@@ -1924,9 +1923,9 @@
         <w:keepNext w:val="0"/>
         <w:ind w:left="851" w:hanging="851"/>
       </w:pPr>
-      <w:bookmarkStart w:id="8" w:name="_Toc412572570"/>
-      <w:bookmarkStart w:id="9" w:name="_Toc509167634"/>
-      <w:bookmarkStart w:id="10" w:name="_Toc234316119"/>
+      <w:bookmarkStart w:name="_Toc412572570" w:id="8"/>
+      <w:bookmarkStart w:name="_Toc509167634" w:id="9"/>
+      <w:bookmarkStart w:name="_Toc234316119" w:id="10"/>
       <w:r>
         <w:t>Business background</w:t>
       </w:r>
@@ -2039,9 +2038,9 @@
         <w:keepNext w:val="0"/>
         <w:ind w:left="851" w:hanging="851"/>
       </w:pPr>
-      <w:bookmarkStart w:id="11" w:name="_Toc412572571"/>
-      <w:bookmarkStart w:id="12" w:name="_Toc509167635"/>
-      <w:bookmarkStart w:id="13" w:name="_Toc234316120"/>
+      <w:bookmarkStart w:name="_Toc412572571" w:id="11"/>
+      <w:bookmarkStart w:name="_Toc509167635" w:id="12"/>
+      <w:bookmarkStart w:name="_Toc234316120" w:id="13"/>
       <w:r>
         <w:t>P</w:t>
       </w:r>
@@ -2125,9 +2124,9 @@
         <w:keepNext w:val="0"/>
         <w:ind w:left="851" w:hanging="851"/>
       </w:pPr>
-      <w:bookmarkStart w:id="14" w:name="_Toc412572572"/>
-      <w:bookmarkStart w:id="15" w:name="_Toc509167636"/>
-      <w:bookmarkStart w:id="16" w:name="_Toc234316121"/>
+      <w:bookmarkStart w:name="_Toc412572572" w:id="14"/>
+      <w:bookmarkStart w:name="_Toc509167636" w:id="15"/>
+      <w:bookmarkStart w:name="_Toc234316121" w:id="16"/>
       <w:r>
         <w:t>Benefits from implementing a Data Warehouse</w:t>
       </w:r>
@@ -2246,7 +2245,7 @@
         <w:keepNext w:val="0"/>
         <w:ind w:left="851" w:hanging="851"/>
       </w:pPr>
-      <w:bookmarkStart w:id="17" w:name="_Toc234316122"/>
+      <w:bookmarkStart w:name="_Toc234316122" w:id="17"/>
       <w:r>
         <w:t>DATASETS DESCRIPTION</w:t>
       </w:r>
@@ -2711,7 +2710,6 @@
           <w:b/>
           <w:bCs/>
         </w:rPr>
-        <w:lastRenderedPageBreak/>
         <w:t>quantity_sold</w:t>
       </w:r>
       <w:proofErr w:type="spellEnd"/>
@@ -3725,7 +3723,6 @@
           <w:b/>
           <w:bCs/>
         </w:rPr>
-        <w:lastRenderedPageBreak/>
         <w:t>cost</w:t>
       </w:r>
       <w:r>
@@ -4630,7 +4627,6 @@
           <w:b/>
           <w:bCs/>
         </w:rPr>
-        <w:lastRenderedPageBreak/>
         <w:t>ee_name</w:t>
       </w:r>
       <w:proofErr w:type="spellEnd"/>
@@ -5012,7 +5008,7 @@
         <w:keepNext w:val="0"/>
         <w:ind w:left="851" w:hanging="851"/>
       </w:pPr>
-      <w:bookmarkStart w:id="18" w:name="_Toc234316123"/>
+      <w:bookmarkStart w:name="_Toc234316123" w:id="18"/>
       <w:r>
         <w:t>GRAIN / DIM / FACT</w:t>
       </w:r>
@@ -5028,8 +5024,8 @@
         <w:pStyle w:val="Heading3"/>
         <w:ind w:left="720"/>
       </w:pPr>
-      <w:bookmarkStart w:id="19" w:name="_Toc234316124"/>
-      <w:bookmarkStart w:id="20" w:name="_Hlk171326903"/>
+      <w:bookmarkStart w:name="_Toc234316124" w:id="19"/>
+      <w:bookmarkStart w:name="_Hlk171326903" w:id="20"/>
       <w:r>
         <w:t>Dimensional Design Process</w:t>
       </w:r>
@@ -5638,12 +5634,12 @@
         <w:tblW w:w="0" w:type="auto"/>
         <w:tblInd w:w="-5" w:type="dxa"/>
         <w:tblBorders>
-          <w:top w:val="single" w:sz="4" w:space="0" w:color="76CDD8"/>
-          <w:left w:val="single" w:sz="4" w:space="0" w:color="76CDD8"/>
-          <w:bottom w:val="single" w:sz="4" w:space="0" w:color="76CDD8"/>
-          <w:right w:val="single" w:sz="4" w:space="0" w:color="76CDD8"/>
-          <w:insideH w:val="single" w:sz="4" w:space="0" w:color="76CDD8"/>
-          <w:insideV w:val="single" w:sz="4" w:space="0" w:color="76CDD8"/>
+          <w:top w:val="single" w:color="76CDD8" w:sz="4" w:space="0"/>
+          <w:left w:val="single" w:color="76CDD8" w:sz="4" w:space="0"/>
+          <w:bottom w:val="single" w:color="76CDD8" w:sz="4" w:space="0"/>
+          <w:right w:val="single" w:color="76CDD8" w:sz="4" w:space="0"/>
+          <w:insideH w:val="single" w:color="76CDD8" w:sz="4" w:space="0"/>
+          <w:insideV w:val="single" w:color="76CDD8" w:sz="4" w:space="0"/>
         </w:tblBorders>
         <w:tblLayout w:type="fixed"/>
         <w:tblLook w:val="0000" w:firstRow="0" w:lastRow="0" w:firstColumn="0" w:lastColumn="0" w:noHBand="0" w:noVBand="0"/>
@@ -6389,12 +6385,12 @@
         <w:tblW w:w="0" w:type="auto"/>
         <w:tblInd w:w="-5" w:type="dxa"/>
         <w:tblBorders>
-          <w:top w:val="single" w:sz="4" w:space="0" w:color="76CDD8"/>
-          <w:left w:val="single" w:sz="4" w:space="0" w:color="76CDD8"/>
-          <w:bottom w:val="single" w:sz="4" w:space="0" w:color="76CDD8"/>
-          <w:right w:val="single" w:sz="4" w:space="0" w:color="76CDD8"/>
-          <w:insideH w:val="single" w:sz="4" w:space="0" w:color="76CDD8"/>
-          <w:insideV w:val="single" w:sz="4" w:space="0" w:color="76CDD8"/>
+          <w:top w:val="single" w:color="76CDD8" w:sz="4" w:space="0"/>
+          <w:left w:val="single" w:color="76CDD8" w:sz="4" w:space="0"/>
+          <w:bottom w:val="single" w:color="76CDD8" w:sz="4" w:space="0"/>
+          <w:right w:val="single" w:color="76CDD8" w:sz="4" w:space="0"/>
+          <w:insideH w:val="single" w:color="76CDD8" w:sz="4" w:space="0"/>
+          <w:insideV w:val="single" w:color="76CDD8" w:sz="4" w:space="0"/>
         </w:tblBorders>
         <w:tblLayout w:type="fixed"/>
         <w:tblLook w:val="0000" w:firstRow="0" w:lastRow="0" w:firstColumn="0" w:lastColumn="0" w:noHBand="0" w:noVBand="0"/>
@@ -7125,12 +7121,12 @@
         <w:tblW w:w="0" w:type="auto"/>
         <w:tblInd w:w="-5" w:type="dxa"/>
         <w:tblBorders>
-          <w:top w:val="single" w:sz="4" w:space="0" w:color="76CDD8"/>
-          <w:left w:val="single" w:sz="4" w:space="0" w:color="76CDD8"/>
-          <w:bottom w:val="single" w:sz="4" w:space="0" w:color="76CDD8"/>
-          <w:right w:val="single" w:sz="4" w:space="0" w:color="76CDD8"/>
-          <w:insideH w:val="single" w:sz="4" w:space="0" w:color="76CDD8"/>
-          <w:insideV w:val="single" w:sz="4" w:space="0" w:color="76CDD8"/>
+          <w:top w:val="single" w:color="76CDD8" w:sz="4" w:space="0"/>
+          <w:left w:val="single" w:color="76CDD8" w:sz="4" w:space="0"/>
+          <w:bottom w:val="single" w:color="76CDD8" w:sz="4" w:space="0"/>
+          <w:right w:val="single" w:color="76CDD8" w:sz="4" w:space="0"/>
+          <w:insideH w:val="single" w:color="76CDD8" w:sz="4" w:space="0"/>
+          <w:insideV w:val="single" w:color="76CDD8" w:sz="4" w:space="0"/>
         </w:tblBorders>
         <w:tblLayout w:type="fixed"/>
         <w:tblLook w:val="0000" w:firstRow="0" w:lastRow="0" w:firstColumn="0" w:lastColumn="0" w:noHBand="0" w:noVBand="0"/>
@@ -7796,12 +7792,12 @@
         <w:tblW w:w="0" w:type="auto"/>
         <w:tblInd w:w="-5" w:type="dxa"/>
         <w:tblBorders>
-          <w:top w:val="single" w:sz="4" w:space="0" w:color="76CDD8"/>
-          <w:left w:val="single" w:sz="4" w:space="0" w:color="76CDD8"/>
-          <w:bottom w:val="single" w:sz="4" w:space="0" w:color="76CDD8"/>
-          <w:right w:val="single" w:sz="4" w:space="0" w:color="76CDD8"/>
-          <w:insideH w:val="single" w:sz="4" w:space="0" w:color="76CDD8"/>
-          <w:insideV w:val="single" w:sz="4" w:space="0" w:color="76CDD8"/>
+          <w:top w:val="single" w:color="76CDD8" w:sz="4" w:space="0"/>
+          <w:left w:val="single" w:color="76CDD8" w:sz="4" w:space="0"/>
+          <w:bottom w:val="single" w:color="76CDD8" w:sz="4" w:space="0"/>
+          <w:right w:val="single" w:color="76CDD8" w:sz="4" w:space="0"/>
+          <w:insideH w:val="single" w:color="76CDD8" w:sz="4" w:space="0"/>
+          <w:insideV w:val="single" w:color="76CDD8" w:sz="4" w:space="0"/>
         </w:tblBorders>
         <w:tblLayout w:type="fixed"/>
         <w:tblLook w:val="0000" w:firstRow="0" w:lastRow="0" w:firstColumn="0" w:lastColumn="0" w:noHBand="0" w:noVBand="0"/>
@@ -7838,7 +7834,6 @@
                 <w:sz w:val="18"/>
                 <w:szCs w:val="18"/>
               </w:rPr>
-              <w:lastRenderedPageBreak/>
               <w:t xml:space="preserve">Column </w:t>
             </w:r>
             <w:r>
@@ -8446,12 +8441,12 @@
         <w:tblW w:w="0" w:type="auto"/>
         <w:tblInd w:w="-5" w:type="dxa"/>
         <w:tblBorders>
-          <w:top w:val="single" w:sz="4" w:space="0" w:color="76CDD8"/>
-          <w:left w:val="single" w:sz="4" w:space="0" w:color="76CDD8"/>
-          <w:bottom w:val="single" w:sz="4" w:space="0" w:color="76CDD8"/>
-          <w:right w:val="single" w:sz="4" w:space="0" w:color="76CDD8"/>
-          <w:insideH w:val="single" w:sz="4" w:space="0" w:color="76CDD8"/>
-          <w:insideV w:val="single" w:sz="4" w:space="0" w:color="76CDD8"/>
+          <w:top w:val="single" w:color="76CDD8" w:sz="4" w:space="0"/>
+          <w:left w:val="single" w:color="76CDD8" w:sz="4" w:space="0"/>
+          <w:bottom w:val="single" w:color="76CDD8" w:sz="4" w:space="0"/>
+          <w:right w:val="single" w:color="76CDD8" w:sz="4" w:space="0"/>
+          <w:insideH w:val="single" w:color="76CDD8" w:sz="4" w:space="0"/>
+          <w:insideV w:val="single" w:color="76CDD8" w:sz="4" w:space="0"/>
         </w:tblBorders>
         <w:tblLayout w:type="fixed"/>
         <w:tblLook w:val="0000" w:firstRow="0" w:lastRow="0" w:firstColumn="0" w:lastColumn="0" w:noHBand="0" w:noVBand="0"/>
@@ -8989,12 +8984,12 @@
         <w:tblW w:w="0" w:type="auto"/>
         <w:tblInd w:w="-5" w:type="dxa"/>
         <w:tblBorders>
-          <w:top w:val="single" w:sz="4" w:space="0" w:color="76CDD8"/>
-          <w:left w:val="single" w:sz="4" w:space="0" w:color="76CDD8"/>
-          <w:bottom w:val="single" w:sz="4" w:space="0" w:color="76CDD8"/>
-          <w:right w:val="single" w:sz="4" w:space="0" w:color="76CDD8"/>
-          <w:insideH w:val="single" w:sz="4" w:space="0" w:color="76CDD8"/>
-          <w:insideV w:val="single" w:sz="4" w:space="0" w:color="76CDD8"/>
+          <w:top w:val="single" w:color="76CDD8" w:sz="4" w:space="0"/>
+          <w:left w:val="single" w:color="76CDD8" w:sz="4" w:space="0"/>
+          <w:bottom w:val="single" w:color="76CDD8" w:sz="4" w:space="0"/>
+          <w:right w:val="single" w:color="76CDD8" w:sz="4" w:space="0"/>
+          <w:insideH w:val="single" w:color="76CDD8" w:sz="4" w:space="0"/>
+          <w:insideV w:val="single" w:color="76CDD8" w:sz="4" w:space="0"/>
         </w:tblBorders>
         <w:tblLayout w:type="fixed"/>
         <w:tblLook w:val="0000" w:firstRow="0" w:lastRow="0" w:firstColumn="0" w:lastColumn="0" w:noHBand="0" w:noVBand="0"/>
@@ -9202,7 +9197,6 @@
         <w:pStyle w:val="Heading4"/>
       </w:pPr>
       <w:r>
-        <w:lastRenderedPageBreak/>
         <w:t>Facts</w:t>
       </w:r>
     </w:p>
@@ -9217,7 +9211,7 @@
         <w:pStyle w:val="Heading3"/>
         <w:ind w:left="720"/>
       </w:pPr>
-      <w:bookmarkStart w:id="21" w:name="_Toc234316125"/>
+      <w:bookmarkStart w:name="_Toc234316125" w:id="21"/>
       <w:r>
         <w:t>Table descriptions:</w:t>
       </w:r>
@@ -9242,12 +9236,12 @@
         <w:tblW w:w="0" w:type="auto"/>
         <w:tblInd w:w="-5" w:type="dxa"/>
         <w:tblBorders>
-          <w:top w:val="single" w:sz="4" w:space="0" w:color="76CDD8"/>
-          <w:left w:val="single" w:sz="4" w:space="0" w:color="76CDD8"/>
-          <w:bottom w:val="single" w:sz="4" w:space="0" w:color="76CDD8"/>
-          <w:right w:val="single" w:sz="4" w:space="0" w:color="76CDD8"/>
-          <w:insideH w:val="single" w:sz="4" w:space="0" w:color="76CDD8"/>
-          <w:insideV w:val="single" w:sz="4" w:space="0" w:color="76CDD8"/>
+          <w:top w:val="single" w:color="76CDD8" w:sz="4" w:space="0"/>
+          <w:left w:val="single" w:color="76CDD8" w:sz="4" w:space="0"/>
+          <w:bottom w:val="single" w:color="76CDD8" w:sz="4" w:space="0"/>
+          <w:right w:val="single" w:color="76CDD8" w:sz="4" w:space="0"/>
+          <w:insideH w:val="single" w:color="76CDD8" w:sz="4" w:space="0"/>
+          <w:insideV w:val="single" w:color="76CDD8" w:sz="4" w:space="0"/>
         </w:tblBorders>
         <w:tblLayout w:type="fixed"/>
         <w:tblLook w:val="04A0" w:firstRow="1" w:lastRow="0" w:firstColumn="1" w:lastColumn="0" w:noHBand="0" w:noVBand="1"/>
@@ -9265,10 +9259,10 @@
           <w:tcPr>
             <w:tcW w:w="3073" w:type="dxa"/>
             <w:tcBorders>
-              <w:top w:val="single" w:sz="4" w:space="0" w:color="76CDD8"/>
-              <w:left w:val="single" w:sz="4" w:space="0" w:color="76CDD8"/>
-              <w:bottom w:val="single" w:sz="4" w:space="0" w:color="76CDD8"/>
-              <w:right w:val="single" w:sz="4" w:space="0" w:color="76CDD8"/>
+              <w:top w:val="single" w:color="76CDD8" w:sz="4" w:space="0"/>
+              <w:left w:val="single" w:color="76CDD8" w:sz="4" w:space="0"/>
+              <w:bottom w:val="single" w:color="76CDD8" w:sz="4" w:space="0"/>
+              <w:right w:val="single" w:color="76CDD8" w:sz="4" w:space="0"/>
             </w:tcBorders>
             <w:shd w:val="clear" w:color="auto" w:fill="76CDD8"/>
             <w:hideMark/>
@@ -9299,10 +9293,10 @@
           <w:tcPr>
             <w:tcW w:w="3330" w:type="dxa"/>
             <w:tcBorders>
-              <w:top w:val="single" w:sz="4" w:space="0" w:color="76CDD8"/>
-              <w:left w:val="single" w:sz="4" w:space="0" w:color="76CDD8"/>
-              <w:bottom w:val="single" w:sz="4" w:space="0" w:color="76CDD8"/>
-              <w:right w:val="single" w:sz="4" w:space="0" w:color="76CDD8"/>
+              <w:top w:val="single" w:color="76CDD8" w:sz="4" w:space="0"/>
+              <w:left w:val="single" w:color="76CDD8" w:sz="4" w:space="0"/>
+              <w:bottom w:val="single" w:color="76CDD8" w:sz="4" w:space="0"/>
+              <w:right w:val="single" w:color="76CDD8" w:sz="4" w:space="0"/>
             </w:tcBorders>
             <w:shd w:val="clear" w:color="auto" w:fill="76CDD8"/>
             <w:hideMark/>
@@ -9333,10 +9327,10 @@
           <w:tcPr>
             <w:tcW w:w="2790" w:type="dxa"/>
             <w:tcBorders>
-              <w:top w:val="single" w:sz="4" w:space="0" w:color="76CDD8"/>
-              <w:left w:val="single" w:sz="4" w:space="0" w:color="76CDD8"/>
-              <w:bottom w:val="single" w:sz="4" w:space="0" w:color="76CDD8"/>
-              <w:right w:val="single" w:sz="4" w:space="0" w:color="76CDD8"/>
+              <w:top w:val="single" w:color="76CDD8" w:sz="4" w:space="0"/>
+              <w:left w:val="single" w:color="76CDD8" w:sz="4" w:space="0"/>
+              <w:bottom w:val="single" w:color="76CDD8" w:sz="4" w:space="0"/>
+              <w:right w:val="single" w:color="76CDD8" w:sz="4" w:space="0"/>
             </w:tcBorders>
             <w:shd w:val="clear" w:color="auto" w:fill="76CDD8"/>
             <w:hideMark/>
@@ -9372,10 +9366,10 @@
           <w:tcPr>
             <w:tcW w:w="3073" w:type="dxa"/>
             <w:tcBorders>
-              <w:top w:val="single" w:sz="4" w:space="0" w:color="76CDD8"/>
-              <w:left w:val="single" w:sz="4" w:space="0" w:color="76CDD8"/>
-              <w:bottom w:val="single" w:sz="4" w:space="0" w:color="76CDD8"/>
-              <w:right w:val="single" w:sz="4" w:space="0" w:color="76CDD8"/>
+              <w:top w:val="single" w:color="76CDD8" w:sz="4" w:space="0"/>
+              <w:left w:val="single" w:color="76CDD8" w:sz="4" w:space="0"/>
+              <w:bottom w:val="single" w:color="76CDD8" w:sz="4" w:space="0"/>
+              <w:right w:val="single" w:color="76CDD8" w:sz="4" w:space="0"/>
             </w:tcBorders>
           </w:tcPr>
           <w:p>
@@ -9391,10 +9385,10 @@
           <w:tcPr>
             <w:tcW w:w="3330" w:type="dxa"/>
             <w:tcBorders>
-              <w:top w:val="single" w:sz="4" w:space="0" w:color="76CDD8"/>
-              <w:left w:val="single" w:sz="4" w:space="0" w:color="76CDD8"/>
-              <w:bottom w:val="single" w:sz="4" w:space="0" w:color="76CDD8"/>
-              <w:right w:val="single" w:sz="4" w:space="0" w:color="76CDD8"/>
+              <w:top w:val="single" w:color="76CDD8" w:sz="4" w:space="0"/>
+              <w:left w:val="single" w:color="76CDD8" w:sz="4" w:space="0"/>
+              <w:bottom w:val="single" w:color="76CDD8" w:sz="4" w:space="0"/>
+              <w:right w:val="single" w:color="76CDD8" w:sz="4" w:space="0"/>
             </w:tcBorders>
           </w:tcPr>
           <w:p>
@@ -9410,10 +9404,10 @@
           <w:tcPr>
             <w:tcW w:w="2790" w:type="dxa"/>
             <w:tcBorders>
-              <w:top w:val="single" w:sz="4" w:space="0" w:color="76CDD8"/>
-              <w:left w:val="single" w:sz="4" w:space="0" w:color="76CDD8"/>
-              <w:bottom w:val="single" w:sz="4" w:space="0" w:color="76CDD8"/>
-              <w:right w:val="single" w:sz="4" w:space="0" w:color="76CDD8"/>
+              <w:top w:val="single" w:color="76CDD8" w:sz="4" w:space="0"/>
+              <w:left w:val="single" w:color="76CDD8" w:sz="4" w:space="0"/>
+              <w:bottom w:val="single" w:color="76CDD8" w:sz="4" w:space="0"/>
+              <w:right w:val="single" w:color="76CDD8" w:sz="4" w:space="0"/>
             </w:tcBorders>
           </w:tcPr>
           <w:p>
@@ -9434,10 +9428,10 @@
           <w:tcPr>
             <w:tcW w:w="3073" w:type="dxa"/>
             <w:tcBorders>
-              <w:top w:val="single" w:sz="4" w:space="0" w:color="76CDD8"/>
-              <w:left w:val="single" w:sz="4" w:space="0" w:color="76CDD8"/>
-              <w:bottom w:val="single" w:sz="4" w:space="0" w:color="76CDD8"/>
-              <w:right w:val="single" w:sz="4" w:space="0" w:color="76CDD8"/>
+              <w:top w:val="single" w:color="76CDD8" w:sz="4" w:space="0"/>
+              <w:left w:val="single" w:color="76CDD8" w:sz="4" w:space="0"/>
+              <w:bottom w:val="single" w:color="76CDD8" w:sz="4" w:space="0"/>
+              <w:right w:val="single" w:color="76CDD8" w:sz="4" w:space="0"/>
             </w:tcBorders>
           </w:tcPr>
           <w:p>
@@ -9453,10 +9447,10 @@
           <w:tcPr>
             <w:tcW w:w="3330" w:type="dxa"/>
             <w:tcBorders>
-              <w:top w:val="single" w:sz="4" w:space="0" w:color="76CDD8"/>
-              <w:left w:val="single" w:sz="4" w:space="0" w:color="76CDD8"/>
-              <w:bottom w:val="single" w:sz="4" w:space="0" w:color="76CDD8"/>
-              <w:right w:val="single" w:sz="4" w:space="0" w:color="76CDD8"/>
+              <w:top w:val="single" w:color="76CDD8" w:sz="4" w:space="0"/>
+              <w:left w:val="single" w:color="76CDD8" w:sz="4" w:space="0"/>
+              <w:bottom w:val="single" w:color="76CDD8" w:sz="4" w:space="0"/>
+              <w:right w:val="single" w:color="76CDD8" w:sz="4" w:space="0"/>
             </w:tcBorders>
           </w:tcPr>
           <w:p>
@@ -9472,10 +9466,10 @@
           <w:tcPr>
             <w:tcW w:w="2790" w:type="dxa"/>
             <w:tcBorders>
-              <w:top w:val="single" w:sz="4" w:space="0" w:color="76CDD8"/>
-              <w:left w:val="single" w:sz="4" w:space="0" w:color="76CDD8"/>
-              <w:bottom w:val="single" w:sz="4" w:space="0" w:color="76CDD8"/>
-              <w:right w:val="single" w:sz="4" w:space="0" w:color="76CDD8"/>
+              <w:top w:val="single" w:color="76CDD8" w:sz="4" w:space="0"/>
+              <w:left w:val="single" w:color="76CDD8" w:sz="4" w:space="0"/>
+              <w:bottom w:val="single" w:color="76CDD8" w:sz="4" w:space="0"/>
+              <w:right w:val="single" w:color="76CDD8" w:sz="4" w:space="0"/>
             </w:tcBorders>
           </w:tcPr>
           <w:p>
@@ -9496,10 +9490,10 @@
           <w:tcPr>
             <w:tcW w:w="3073" w:type="dxa"/>
             <w:tcBorders>
-              <w:top w:val="single" w:sz="4" w:space="0" w:color="76CDD8"/>
-              <w:left w:val="single" w:sz="4" w:space="0" w:color="76CDD8"/>
-              <w:bottom w:val="single" w:sz="4" w:space="0" w:color="76CDD8"/>
-              <w:right w:val="single" w:sz="4" w:space="0" w:color="76CDD8"/>
+              <w:top w:val="single" w:color="76CDD8" w:sz="4" w:space="0"/>
+              <w:left w:val="single" w:color="76CDD8" w:sz="4" w:space="0"/>
+              <w:bottom w:val="single" w:color="76CDD8" w:sz="4" w:space="0"/>
+              <w:right w:val="single" w:color="76CDD8" w:sz="4" w:space="0"/>
             </w:tcBorders>
           </w:tcPr>
           <w:p>
@@ -9515,10 +9509,10 @@
           <w:tcPr>
             <w:tcW w:w="3330" w:type="dxa"/>
             <w:tcBorders>
-              <w:top w:val="single" w:sz="4" w:space="0" w:color="76CDD8"/>
-              <w:left w:val="single" w:sz="4" w:space="0" w:color="76CDD8"/>
-              <w:bottom w:val="single" w:sz="4" w:space="0" w:color="76CDD8"/>
-              <w:right w:val="single" w:sz="4" w:space="0" w:color="76CDD8"/>
+              <w:top w:val="single" w:color="76CDD8" w:sz="4" w:space="0"/>
+              <w:left w:val="single" w:color="76CDD8" w:sz="4" w:space="0"/>
+              <w:bottom w:val="single" w:color="76CDD8" w:sz="4" w:space="0"/>
+              <w:right w:val="single" w:color="76CDD8" w:sz="4" w:space="0"/>
             </w:tcBorders>
           </w:tcPr>
           <w:p>
@@ -9534,10 +9528,10 @@
           <w:tcPr>
             <w:tcW w:w="2790" w:type="dxa"/>
             <w:tcBorders>
-              <w:top w:val="single" w:sz="4" w:space="0" w:color="76CDD8"/>
-              <w:left w:val="single" w:sz="4" w:space="0" w:color="76CDD8"/>
-              <w:bottom w:val="single" w:sz="4" w:space="0" w:color="76CDD8"/>
-              <w:right w:val="single" w:sz="4" w:space="0" w:color="76CDD8"/>
+              <w:top w:val="single" w:color="76CDD8" w:sz="4" w:space="0"/>
+              <w:left w:val="single" w:color="76CDD8" w:sz="4" w:space="0"/>
+              <w:bottom w:val="single" w:color="76CDD8" w:sz="4" w:space="0"/>
+              <w:right w:val="single" w:color="76CDD8" w:sz="4" w:space="0"/>
             </w:tcBorders>
           </w:tcPr>
           <w:p>
@@ -9558,10 +9552,10 @@
           <w:tcPr>
             <w:tcW w:w="3073" w:type="dxa"/>
             <w:tcBorders>
-              <w:top w:val="single" w:sz="4" w:space="0" w:color="76CDD8"/>
-              <w:left w:val="single" w:sz="4" w:space="0" w:color="76CDD8"/>
-              <w:bottom w:val="single" w:sz="4" w:space="0" w:color="76CDD8"/>
-              <w:right w:val="single" w:sz="4" w:space="0" w:color="76CDD8"/>
+              <w:top w:val="single" w:color="76CDD8" w:sz="4" w:space="0"/>
+              <w:left w:val="single" w:color="76CDD8" w:sz="4" w:space="0"/>
+              <w:bottom w:val="single" w:color="76CDD8" w:sz="4" w:space="0"/>
+              <w:right w:val="single" w:color="76CDD8" w:sz="4" w:space="0"/>
             </w:tcBorders>
           </w:tcPr>
           <w:p>
@@ -9577,10 +9571,10 @@
           <w:tcPr>
             <w:tcW w:w="3330" w:type="dxa"/>
             <w:tcBorders>
-              <w:top w:val="single" w:sz="4" w:space="0" w:color="76CDD8"/>
-              <w:left w:val="single" w:sz="4" w:space="0" w:color="76CDD8"/>
-              <w:bottom w:val="single" w:sz="4" w:space="0" w:color="76CDD8"/>
-              <w:right w:val="single" w:sz="4" w:space="0" w:color="76CDD8"/>
+              <w:top w:val="single" w:color="76CDD8" w:sz="4" w:space="0"/>
+              <w:left w:val="single" w:color="76CDD8" w:sz="4" w:space="0"/>
+              <w:bottom w:val="single" w:color="76CDD8" w:sz="4" w:space="0"/>
+              <w:right w:val="single" w:color="76CDD8" w:sz="4" w:space="0"/>
             </w:tcBorders>
           </w:tcPr>
           <w:p>
@@ -9596,10 +9590,10 @@
           <w:tcPr>
             <w:tcW w:w="2790" w:type="dxa"/>
             <w:tcBorders>
-              <w:top w:val="single" w:sz="4" w:space="0" w:color="76CDD8"/>
-              <w:left w:val="single" w:sz="4" w:space="0" w:color="76CDD8"/>
-              <w:bottom w:val="single" w:sz="4" w:space="0" w:color="76CDD8"/>
-              <w:right w:val="single" w:sz="4" w:space="0" w:color="76CDD8"/>
+              <w:top w:val="single" w:color="76CDD8" w:sz="4" w:space="0"/>
+              <w:left w:val="single" w:color="76CDD8" w:sz="4" w:space="0"/>
+              <w:bottom w:val="single" w:color="76CDD8" w:sz="4" w:space="0"/>
+              <w:right w:val="single" w:color="76CDD8" w:sz="4" w:space="0"/>
             </w:tcBorders>
           </w:tcPr>
           <w:p>
@@ -9620,10 +9614,10 @@
           <w:tcPr>
             <w:tcW w:w="3073" w:type="dxa"/>
             <w:tcBorders>
-              <w:top w:val="single" w:sz="4" w:space="0" w:color="76CDD8"/>
-              <w:left w:val="single" w:sz="4" w:space="0" w:color="76CDD8"/>
-              <w:bottom w:val="single" w:sz="4" w:space="0" w:color="76CDD8"/>
-              <w:right w:val="single" w:sz="4" w:space="0" w:color="76CDD8"/>
+              <w:top w:val="single" w:color="76CDD8" w:sz="4" w:space="0"/>
+              <w:left w:val="single" w:color="76CDD8" w:sz="4" w:space="0"/>
+              <w:bottom w:val="single" w:color="76CDD8" w:sz="4" w:space="0"/>
+              <w:right w:val="single" w:color="76CDD8" w:sz="4" w:space="0"/>
             </w:tcBorders>
           </w:tcPr>
           <w:p>
@@ -9639,10 +9633,10 @@
           <w:tcPr>
             <w:tcW w:w="3330" w:type="dxa"/>
             <w:tcBorders>
-              <w:top w:val="single" w:sz="4" w:space="0" w:color="76CDD8"/>
-              <w:left w:val="single" w:sz="4" w:space="0" w:color="76CDD8"/>
-              <w:bottom w:val="single" w:sz="4" w:space="0" w:color="76CDD8"/>
-              <w:right w:val="single" w:sz="4" w:space="0" w:color="76CDD8"/>
+              <w:top w:val="single" w:color="76CDD8" w:sz="4" w:space="0"/>
+              <w:left w:val="single" w:color="76CDD8" w:sz="4" w:space="0"/>
+              <w:bottom w:val="single" w:color="76CDD8" w:sz="4" w:space="0"/>
+              <w:right w:val="single" w:color="76CDD8" w:sz="4" w:space="0"/>
             </w:tcBorders>
           </w:tcPr>
           <w:p>
@@ -9658,10 +9652,10 @@
           <w:tcPr>
             <w:tcW w:w="2790" w:type="dxa"/>
             <w:tcBorders>
-              <w:top w:val="single" w:sz="4" w:space="0" w:color="76CDD8"/>
-              <w:left w:val="single" w:sz="4" w:space="0" w:color="76CDD8"/>
-              <w:bottom w:val="single" w:sz="4" w:space="0" w:color="76CDD8"/>
-              <w:right w:val="single" w:sz="4" w:space="0" w:color="76CDD8"/>
+              <w:top w:val="single" w:color="76CDD8" w:sz="4" w:space="0"/>
+              <w:left w:val="single" w:color="76CDD8" w:sz="4" w:space="0"/>
+              <w:bottom w:val="single" w:color="76CDD8" w:sz="4" w:space="0"/>
+              <w:right w:val="single" w:color="76CDD8" w:sz="4" w:space="0"/>
             </w:tcBorders>
           </w:tcPr>
           <w:p>
@@ -9682,10 +9676,10 @@
           <w:tcPr>
             <w:tcW w:w="3073" w:type="dxa"/>
             <w:tcBorders>
-              <w:top w:val="single" w:sz="4" w:space="0" w:color="76CDD8"/>
-              <w:left w:val="single" w:sz="4" w:space="0" w:color="76CDD8"/>
-              <w:bottom w:val="single" w:sz="4" w:space="0" w:color="76CDD8"/>
-              <w:right w:val="single" w:sz="4" w:space="0" w:color="76CDD8"/>
+              <w:top w:val="single" w:color="76CDD8" w:sz="4" w:space="0"/>
+              <w:left w:val="single" w:color="76CDD8" w:sz="4" w:space="0"/>
+              <w:bottom w:val="single" w:color="76CDD8" w:sz="4" w:space="0"/>
+              <w:right w:val="single" w:color="76CDD8" w:sz="4" w:space="0"/>
             </w:tcBorders>
           </w:tcPr>
           <w:p>
@@ -9701,10 +9695,10 @@
           <w:tcPr>
             <w:tcW w:w="3330" w:type="dxa"/>
             <w:tcBorders>
-              <w:top w:val="single" w:sz="4" w:space="0" w:color="76CDD8"/>
-              <w:left w:val="single" w:sz="4" w:space="0" w:color="76CDD8"/>
-              <w:bottom w:val="single" w:sz="4" w:space="0" w:color="76CDD8"/>
-              <w:right w:val="single" w:sz="4" w:space="0" w:color="76CDD8"/>
+              <w:top w:val="single" w:color="76CDD8" w:sz="4" w:space="0"/>
+              <w:left w:val="single" w:color="76CDD8" w:sz="4" w:space="0"/>
+              <w:bottom w:val="single" w:color="76CDD8" w:sz="4" w:space="0"/>
+              <w:right w:val="single" w:color="76CDD8" w:sz="4" w:space="0"/>
             </w:tcBorders>
           </w:tcPr>
           <w:p>
@@ -9720,10 +9714,10 @@
           <w:tcPr>
             <w:tcW w:w="2790" w:type="dxa"/>
             <w:tcBorders>
-              <w:top w:val="single" w:sz="4" w:space="0" w:color="76CDD8"/>
-              <w:left w:val="single" w:sz="4" w:space="0" w:color="76CDD8"/>
-              <w:bottom w:val="single" w:sz="4" w:space="0" w:color="76CDD8"/>
-              <w:right w:val="single" w:sz="4" w:space="0" w:color="76CDD8"/>
+              <w:top w:val="single" w:color="76CDD8" w:sz="4" w:space="0"/>
+              <w:left w:val="single" w:color="76CDD8" w:sz="4" w:space="0"/>
+              <w:bottom w:val="single" w:color="76CDD8" w:sz="4" w:space="0"/>
+              <w:right w:val="single" w:color="76CDD8" w:sz="4" w:space="0"/>
             </w:tcBorders>
           </w:tcPr>
           <w:p>
@@ -9744,10 +9738,10 @@
           <w:tcPr>
             <w:tcW w:w="3073" w:type="dxa"/>
             <w:tcBorders>
-              <w:top w:val="single" w:sz="4" w:space="0" w:color="76CDD8"/>
-              <w:left w:val="single" w:sz="4" w:space="0" w:color="76CDD8"/>
-              <w:bottom w:val="single" w:sz="4" w:space="0" w:color="76CDD8"/>
-              <w:right w:val="single" w:sz="4" w:space="0" w:color="76CDD8"/>
+              <w:top w:val="single" w:color="76CDD8" w:sz="4" w:space="0"/>
+              <w:left w:val="single" w:color="76CDD8" w:sz="4" w:space="0"/>
+              <w:bottom w:val="single" w:color="76CDD8" w:sz="4" w:space="0"/>
+              <w:right w:val="single" w:color="76CDD8" w:sz="4" w:space="0"/>
             </w:tcBorders>
           </w:tcPr>
           <w:p>
@@ -9763,10 +9757,10 @@
           <w:tcPr>
             <w:tcW w:w="3330" w:type="dxa"/>
             <w:tcBorders>
-              <w:top w:val="single" w:sz="4" w:space="0" w:color="76CDD8"/>
-              <w:left w:val="single" w:sz="4" w:space="0" w:color="76CDD8"/>
-              <w:bottom w:val="single" w:sz="4" w:space="0" w:color="76CDD8"/>
-              <w:right w:val="single" w:sz="4" w:space="0" w:color="76CDD8"/>
+              <w:top w:val="single" w:color="76CDD8" w:sz="4" w:space="0"/>
+              <w:left w:val="single" w:color="76CDD8" w:sz="4" w:space="0"/>
+              <w:bottom w:val="single" w:color="76CDD8" w:sz="4" w:space="0"/>
+              <w:right w:val="single" w:color="76CDD8" w:sz="4" w:space="0"/>
             </w:tcBorders>
           </w:tcPr>
           <w:p>
@@ -9782,10 +9776,10 @@
           <w:tcPr>
             <w:tcW w:w="2790" w:type="dxa"/>
             <w:tcBorders>
-              <w:top w:val="single" w:sz="4" w:space="0" w:color="76CDD8"/>
-              <w:left w:val="single" w:sz="4" w:space="0" w:color="76CDD8"/>
-              <w:bottom w:val="single" w:sz="4" w:space="0" w:color="76CDD8"/>
-              <w:right w:val="single" w:sz="4" w:space="0" w:color="76CDD8"/>
+              <w:top w:val="single" w:color="76CDD8" w:sz="4" w:space="0"/>
+              <w:left w:val="single" w:color="76CDD8" w:sz="4" w:space="0"/>
+              <w:bottom w:val="single" w:color="76CDD8" w:sz="4" w:space="0"/>
+              <w:right w:val="single" w:color="76CDD8" w:sz="4" w:space="0"/>
             </w:tcBorders>
           </w:tcPr>
           <w:p>
@@ -9806,10 +9800,10 @@
           <w:tcPr>
             <w:tcW w:w="3073" w:type="dxa"/>
             <w:tcBorders>
-              <w:top w:val="single" w:sz="4" w:space="0" w:color="76CDD8"/>
-              <w:left w:val="single" w:sz="4" w:space="0" w:color="76CDD8"/>
-              <w:bottom w:val="single" w:sz="4" w:space="0" w:color="76CDD8"/>
-              <w:right w:val="single" w:sz="4" w:space="0" w:color="76CDD8"/>
+              <w:top w:val="single" w:color="76CDD8" w:sz="4" w:space="0"/>
+              <w:left w:val="single" w:color="76CDD8" w:sz="4" w:space="0"/>
+              <w:bottom w:val="single" w:color="76CDD8" w:sz="4" w:space="0"/>
+              <w:right w:val="single" w:color="76CDD8" w:sz="4" w:space="0"/>
             </w:tcBorders>
           </w:tcPr>
           <w:p>
@@ -9825,10 +9819,10 @@
           <w:tcPr>
             <w:tcW w:w="3330" w:type="dxa"/>
             <w:tcBorders>
-              <w:top w:val="single" w:sz="4" w:space="0" w:color="76CDD8"/>
-              <w:left w:val="single" w:sz="4" w:space="0" w:color="76CDD8"/>
-              <w:bottom w:val="single" w:sz="4" w:space="0" w:color="76CDD8"/>
-              <w:right w:val="single" w:sz="4" w:space="0" w:color="76CDD8"/>
+              <w:top w:val="single" w:color="76CDD8" w:sz="4" w:space="0"/>
+              <w:left w:val="single" w:color="76CDD8" w:sz="4" w:space="0"/>
+              <w:bottom w:val="single" w:color="76CDD8" w:sz="4" w:space="0"/>
+              <w:right w:val="single" w:color="76CDD8" w:sz="4" w:space="0"/>
             </w:tcBorders>
           </w:tcPr>
           <w:p>
@@ -9844,10 +9838,10 @@
           <w:tcPr>
             <w:tcW w:w="2790" w:type="dxa"/>
             <w:tcBorders>
-              <w:top w:val="single" w:sz="4" w:space="0" w:color="76CDD8"/>
-              <w:left w:val="single" w:sz="4" w:space="0" w:color="76CDD8"/>
-              <w:bottom w:val="single" w:sz="4" w:space="0" w:color="76CDD8"/>
-              <w:right w:val="single" w:sz="4" w:space="0" w:color="76CDD8"/>
+              <w:top w:val="single" w:color="76CDD8" w:sz="4" w:space="0"/>
+              <w:left w:val="single" w:color="76CDD8" w:sz="4" w:space="0"/>
+              <w:bottom w:val="single" w:color="76CDD8" w:sz="4" w:space="0"/>
+              <w:right w:val="single" w:color="76CDD8" w:sz="4" w:space="0"/>
             </w:tcBorders>
           </w:tcPr>
           <w:p>
@@ -9873,10 +9867,10 @@
           <w:tcPr>
             <w:tcW w:w="3073" w:type="dxa"/>
             <w:tcBorders>
-              <w:top w:val="single" w:sz="4" w:space="0" w:color="76CDD8"/>
-              <w:left w:val="single" w:sz="4" w:space="0" w:color="76CDD8"/>
-              <w:bottom w:val="single" w:sz="4" w:space="0" w:color="76CDD8"/>
-              <w:right w:val="single" w:sz="4" w:space="0" w:color="76CDD8"/>
+              <w:top w:val="single" w:color="76CDD8" w:sz="4" w:space="0"/>
+              <w:left w:val="single" w:color="76CDD8" w:sz="4" w:space="0"/>
+              <w:bottom w:val="single" w:color="76CDD8" w:sz="4" w:space="0"/>
+              <w:right w:val="single" w:color="76CDD8" w:sz="4" w:space="0"/>
             </w:tcBorders>
           </w:tcPr>
           <w:p>
@@ -9892,10 +9886,10 @@
           <w:tcPr>
             <w:tcW w:w="3330" w:type="dxa"/>
             <w:tcBorders>
-              <w:top w:val="single" w:sz="4" w:space="0" w:color="76CDD8"/>
-              <w:left w:val="single" w:sz="4" w:space="0" w:color="76CDD8"/>
-              <w:bottom w:val="single" w:sz="4" w:space="0" w:color="76CDD8"/>
-              <w:right w:val="single" w:sz="4" w:space="0" w:color="76CDD8"/>
+              <w:top w:val="single" w:color="76CDD8" w:sz="4" w:space="0"/>
+              <w:left w:val="single" w:color="76CDD8" w:sz="4" w:space="0"/>
+              <w:bottom w:val="single" w:color="76CDD8" w:sz="4" w:space="0"/>
+              <w:right w:val="single" w:color="76CDD8" w:sz="4" w:space="0"/>
             </w:tcBorders>
           </w:tcPr>
           <w:p>
@@ -9911,10 +9905,10 @@
           <w:tcPr>
             <w:tcW w:w="2790" w:type="dxa"/>
             <w:tcBorders>
-              <w:top w:val="single" w:sz="4" w:space="0" w:color="76CDD8"/>
-              <w:left w:val="single" w:sz="4" w:space="0" w:color="76CDD8"/>
-              <w:bottom w:val="single" w:sz="4" w:space="0" w:color="76CDD8"/>
-              <w:right w:val="single" w:sz="4" w:space="0" w:color="76CDD8"/>
+              <w:top w:val="single" w:color="76CDD8" w:sz="4" w:space="0"/>
+              <w:left w:val="single" w:color="76CDD8" w:sz="4" w:space="0"/>
+              <w:bottom w:val="single" w:color="76CDD8" w:sz="4" w:space="0"/>
+              <w:right w:val="single" w:color="76CDD8" w:sz="4" w:space="0"/>
             </w:tcBorders>
           </w:tcPr>
           <w:p>
@@ -9940,10 +9934,10 @@
           <w:tcPr>
             <w:tcW w:w="3073" w:type="dxa"/>
             <w:tcBorders>
-              <w:top w:val="single" w:sz="4" w:space="0" w:color="76CDD8"/>
-              <w:left w:val="single" w:sz="4" w:space="0" w:color="76CDD8"/>
-              <w:bottom w:val="single" w:sz="4" w:space="0" w:color="76CDD8"/>
-              <w:right w:val="single" w:sz="4" w:space="0" w:color="76CDD8"/>
+              <w:top w:val="single" w:color="76CDD8" w:sz="4" w:space="0"/>
+              <w:left w:val="single" w:color="76CDD8" w:sz="4" w:space="0"/>
+              <w:bottom w:val="single" w:color="76CDD8" w:sz="4" w:space="0"/>
+              <w:right w:val="single" w:color="76CDD8" w:sz="4" w:space="0"/>
             </w:tcBorders>
           </w:tcPr>
           <w:p>
@@ -9959,10 +9953,10 @@
           <w:tcPr>
             <w:tcW w:w="3330" w:type="dxa"/>
             <w:tcBorders>
-              <w:top w:val="single" w:sz="4" w:space="0" w:color="76CDD8"/>
-              <w:left w:val="single" w:sz="4" w:space="0" w:color="76CDD8"/>
-              <w:bottom w:val="single" w:sz="4" w:space="0" w:color="76CDD8"/>
-              <w:right w:val="single" w:sz="4" w:space="0" w:color="76CDD8"/>
+              <w:top w:val="single" w:color="76CDD8" w:sz="4" w:space="0"/>
+              <w:left w:val="single" w:color="76CDD8" w:sz="4" w:space="0"/>
+              <w:bottom w:val="single" w:color="76CDD8" w:sz="4" w:space="0"/>
+              <w:right w:val="single" w:color="76CDD8" w:sz="4" w:space="0"/>
             </w:tcBorders>
           </w:tcPr>
           <w:p>
@@ -9978,10 +9972,10 @@
           <w:tcPr>
             <w:tcW w:w="2790" w:type="dxa"/>
             <w:tcBorders>
-              <w:top w:val="single" w:sz="4" w:space="0" w:color="76CDD8"/>
-              <w:left w:val="single" w:sz="4" w:space="0" w:color="76CDD8"/>
-              <w:bottom w:val="single" w:sz="4" w:space="0" w:color="76CDD8"/>
-              <w:right w:val="single" w:sz="4" w:space="0" w:color="76CDD8"/>
+              <w:top w:val="single" w:color="76CDD8" w:sz="4" w:space="0"/>
+              <w:left w:val="single" w:color="76CDD8" w:sz="4" w:space="0"/>
+              <w:bottom w:val="single" w:color="76CDD8" w:sz="4" w:space="0"/>
+              <w:right w:val="single" w:color="76CDD8" w:sz="4" w:space="0"/>
             </w:tcBorders>
           </w:tcPr>
           <w:p>
@@ -10007,10 +10001,10 @@
           <w:tcPr>
             <w:tcW w:w="3073" w:type="dxa"/>
             <w:tcBorders>
-              <w:top w:val="single" w:sz="4" w:space="0" w:color="76CDD8"/>
-              <w:left w:val="single" w:sz="4" w:space="0" w:color="76CDD8"/>
-              <w:bottom w:val="single" w:sz="4" w:space="0" w:color="76CDD8"/>
-              <w:right w:val="single" w:sz="4" w:space="0" w:color="76CDD8"/>
+              <w:top w:val="single" w:color="76CDD8" w:sz="4" w:space="0"/>
+              <w:left w:val="single" w:color="76CDD8" w:sz="4" w:space="0"/>
+              <w:bottom w:val="single" w:color="76CDD8" w:sz="4" w:space="0"/>
+              <w:right w:val="single" w:color="76CDD8" w:sz="4" w:space="0"/>
             </w:tcBorders>
           </w:tcPr>
           <w:p>
@@ -10032,10 +10026,10 @@
           <w:tcPr>
             <w:tcW w:w="3330" w:type="dxa"/>
             <w:tcBorders>
-              <w:top w:val="single" w:sz="4" w:space="0" w:color="76CDD8"/>
-              <w:left w:val="single" w:sz="4" w:space="0" w:color="76CDD8"/>
-              <w:bottom w:val="single" w:sz="4" w:space="0" w:color="76CDD8"/>
-              <w:right w:val="single" w:sz="4" w:space="0" w:color="76CDD8"/>
+              <w:top w:val="single" w:color="76CDD8" w:sz="4" w:space="0"/>
+              <w:left w:val="single" w:color="76CDD8" w:sz="4" w:space="0"/>
+              <w:bottom w:val="single" w:color="76CDD8" w:sz="4" w:space="0"/>
+              <w:right w:val="single" w:color="76CDD8" w:sz="4" w:space="0"/>
             </w:tcBorders>
           </w:tcPr>
           <w:p>
@@ -10056,10 +10050,10 @@
           <w:tcPr>
             <w:tcW w:w="2790" w:type="dxa"/>
             <w:tcBorders>
-              <w:top w:val="single" w:sz="4" w:space="0" w:color="76CDD8"/>
-              <w:left w:val="single" w:sz="4" w:space="0" w:color="76CDD8"/>
-              <w:bottom w:val="single" w:sz="4" w:space="0" w:color="76CDD8"/>
-              <w:right w:val="single" w:sz="4" w:space="0" w:color="76CDD8"/>
+              <w:top w:val="single" w:color="76CDD8" w:sz="4" w:space="0"/>
+              <w:left w:val="single" w:color="76CDD8" w:sz="4" w:space="0"/>
+              <w:bottom w:val="single" w:color="76CDD8" w:sz="4" w:space="0"/>
+              <w:right w:val="single" w:color="76CDD8" w:sz="4" w:space="0"/>
             </w:tcBorders>
           </w:tcPr>
           <w:p>
@@ -10085,10 +10079,10 @@
           <w:tcPr>
             <w:tcW w:w="3073" w:type="dxa"/>
             <w:tcBorders>
-              <w:top w:val="single" w:sz="4" w:space="0" w:color="76CDD8"/>
-              <w:left w:val="single" w:sz="4" w:space="0" w:color="76CDD8"/>
-              <w:bottom w:val="single" w:sz="4" w:space="0" w:color="76CDD8"/>
-              <w:right w:val="single" w:sz="4" w:space="0" w:color="76CDD8"/>
+              <w:top w:val="single" w:color="76CDD8" w:sz="4" w:space="0"/>
+              <w:left w:val="single" w:color="76CDD8" w:sz="4" w:space="0"/>
+              <w:bottom w:val="single" w:color="76CDD8" w:sz="4" w:space="0"/>
+              <w:right w:val="single" w:color="76CDD8" w:sz="4" w:space="0"/>
             </w:tcBorders>
           </w:tcPr>
           <w:p>
@@ -10104,10 +10098,10 @@
           <w:tcPr>
             <w:tcW w:w="3330" w:type="dxa"/>
             <w:tcBorders>
-              <w:top w:val="single" w:sz="4" w:space="0" w:color="76CDD8"/>
-              <w:left w:val="single" w:sz="4" w:space="0" w:color="76CDD8"/>
-              <w:bottom w:val="single" w:sz="4" w:space="0" w:color="76CDD8"/>
-              <w:right w:val="single" w:sz="4" w:space="0" w:color="76CDD8"/>
+              <w:top w:val="single" w:color="76CDD8" w:sz="4" w:space="0"/>
+              <w:left w:val="single" w:color="76CDD8" w:sz="4" w:space="0"/>
+              <w:bottom w:val="single" w:color="76CDD8" w:sz="4" w:space="0"/>
+              <w:right w:val="single" w:color="76CDD8" w:sz="4" w:space="0"/>
             </w:tcBorders>
           </w:tcPr>
           <w:p>
@@ -10123,10 +10117,10 @@
           <w:tcPr>
             <w:tcW w:w="2790" w:type="dxa"/>
             <w:tcBorders>
-              <w:top w:val="single" w:sz="4" w:space="0" w:color="76CDD8"/>
-              <w:left w:val="single" w:sz="4" w:space="0" w:color="76CDD8"/>
-              <w:bottom w:val="single" w:sz="4" w:space="0" w:color="76CDD8"/>
-              <w:right w:val="single" w:sz="4" w:space="0" w:color="76CDD8"/>
+              <w:top w:val="single" w:color="76CDD8" w:sz="4" w:space="0"/>
+              <w:left w:val="single" w:color="76CDD8" w:sz="4" w:space="0"/>
+              <w:bottom w:val="single" w:color="76CDD8" w:sz="4" w:space="0"/>
+              <w:right w:val="single" w:color="76CDD8" w:sz="4" w:space="0"/>
             </w:tcBorders>
           </w:tcPr>
           <w:p>
@@ -10192,12 +10186,12 @@
         <w:tblW w:w="8820" w:type="dxa"/>
         <w:tblInd w:w="-5" w:type="dxa"/>
         <w:tblBorders>
-          <w:top w:val="single" w:sz="4" w:space="0" w:color="76CDD8"/>
-          <w:left w:val="single" w:sz="4" w:space="0" w:color="76CDD8"/>
-          <w:bottom w:val="single" w:sz="4" w:space="0" w:color="76CDD8"/>
-          <w:right w:val="single" w:sz="4" w:space="0" w:color="76CDD8"/>
-          <w:insideH w:val="single" w:sz="4" w:space="0" w:color="76CDD8"/>
-          <w:insideV w:val="single" w:sz="4" w:space="0" w:color="76CDD8"/>
+          <w:top w:val="single" w:color="76CDD8" w:sz="4" w:space="0"/>
+          <w:left w:val="single" w:color="76CDD8" w:sz="4" w:space="0"/>
+          <w:bottom w:val="single" w:color="76CDD8" w:sz="4" w:space="0"/>
+          <w:right w:val="single" w:color="76CDD8" w:sz="4" w:space="0"/>
+          <w:insideH w:val="single" w:color="76CDD8" w:sz="4" w:space="0"/>
+          <w:insideV w:val="single" w:color="76CDD8" w:sz="4" w:space="0"/>
         </w:tblBorders>
         <w:tblLayout w:type="fixed"/>
         <w:tblLook w:val="04A0" w:firstRow="1" w:lastRow="0" w:firstColumn="1" w:lastColumn="0" w:noHBand="0" w:noVBand="1"/>
@@ -10216,10 +10210,10 @@
           <w:tcPr>
             <w:tcW w:w="2160" w:type="dxa"/>
             <w:tcBorders>
-              <w:top w:val="single" w:sz="4" w:space="0" w:color="76CDD8"/>
-              <w:left w:val="single" w:sz="4" w:space="0" w:color="76CDD8"/>
-              <w:bottom w:val="single" w:sz="4" w:space="0" w:color="76CDD8"/>
-              <w:right w:val="single" w:sz="4" w:space="0" w:color="76CDD8"/>
+              <w:top w:val="single" w:color="76CDD8" w:sz="4" w:space="0"/>
+              <w:left w:val="single" w:color="76CDD8" w:sz="4" w:space="0"/>
+              <w:bottom w:val="single" w:color="76CDD8" w:sz="4" w:space="0"/>
+              <w:right w:val="single" w:color="76CDD8" w:sz="4" w:space="0"/>
             </w:tcBorders>
             <w:shd w:val="clear" w:color="auto" w:fill="76CDD8"/>
           </w:tcPr>
@@ -10244,10 +10238,10 @@
           <w:tcPr>
             <w:tcW w:w="2070" w:type="dxa"/>
             <w:tcBorders>
-              <w:top w:val="single" w:sz="4" w:space="0" w:color="76CDD8"/>
-              <w:left w:val="single" w:sz="4" w:space="0" w:color="76CDD8"/>
-              <w:bottom w:val="single" w:sz="4" w:space="0" w:color="76CDD8"/>
-              <w:right w:val="single" w:sz="4" w:space="0" w:color="76CDD8"/>
+              <w:top w:val="single" w:color="76CDD8" w:sz="4" w:space="0"/>
+              <w:left w:val="single" w:color="76CDD8" w:sz="4" w:space="0"/>
+              <w:bottom w:val="single" w:color="76CDD8" w:sz="4" w:space="0"/>
+              <w:right w:val="single" w:color="76CDD8" w:sz="4" w:space="0"/>
             </w:tcBorders>
             <w:shd w:val="clear" w:color="auto" w:fill="76CDD8"/>
           </w:tcPr>
@@ -10272,10 +10266,10 @@
           <w:tcPr>
             <w:tcW w:w="2070" w:type="dxa"/>
             <w:tcBorders>
-              <w:top w:val="single" w:sz="4" w:space="0" w:color="76CDD8"/>
-              <w:left w:val="single" w:sz="4" w:space="0" w:color="76CDD8"/>
-              <w:bottom w:val="single" w:sz="4" w:space="0" w:color="76CDD8"/>
-              <w:right w:val="single" w:sz="4" w:space="0" w:color="76CDD8"/>
+              <w:top w:val="single" w:color="76CDD8" w:sz="4" w:space="0"/>
+              <w:left w:val="single" w:color="76CDD8" w:sz="4" w:space="0"/>
+              <w:bottom w:val="single" w:color="76CDD8" w:sz="4" w:space="0"/>
+              <w:right w:val="single" w:color="76CDD8" w:sz="4" w:space="0"/>
             </w:tcBorders>
             <w:shd w:val="clear" w:color="auto" w:fill="76CDD8"/>
           </w:tcPr>
@@ -10300,10 +10294,10 @@
           <w:tcPr>
             <w:tcW w:w="2520" w:type="dxa"/>
             <w:tcBorders>
-              <w:top w:val="single" w:sz="4" w:space="0" w:color="76CDD8"/>
-              <w:left w:val="single" w:sz="4" w:space="0" w:color="76CDD8"/>
-              <w:bottom w:val="single" w:sz="4" w:space="0" w:color="76CDD8"/>
-              <w:right w:val="single" w:sz="4" w:space="0" w:color="76CDD8"/>
+              <w:top w:val="single" w:color="76CDD8" w:sz="4" w:space="0"/>
+              <w:left w:val="single" w:color="76CDD8" w:sz="4" w:space="0"/>
+              <w:bottom w:val="single" w:color="76CDD8" w:sz="4" w:space="0"/>
+              <w:right w:val="single" w:color="76CDD8" w:sz="4" w:space="0"/>
             </w:tcBorders>
             <w:shd w:val="clear" w:color="auto" w:fill="76CDD8"/>
           </w:tcPr>
@@ -10333,10 +10327,10 @@
           <w:tcPr>
             <w:tcW w:w="2160" w:type="dxa"/>
             <w:tcBorders>
-              <w:top w:val="single" w:sz="4" w:space="0" w:color="76CDD8"/>
-              <w:left w:val="single" w:sz="4" w:space="0" w:color="76CDD8"/>
-              <w:bottom w:val="single" w:sz="4" w:space="0" w:color="76CDD8"/>
-              <w:right w:val="single" w:sz="4" w:space="0" w:color="76CDD8"/>
+              <w:top w:val="single" w:color="76CDD8" w:sz="4" w:space="0"/>
+              <w:left w:val="single" w:color="76CDD8" w:sz="4" w:space="0"/>
+              <w:bottom w:val="single" w:color="76CDD8" w:sz="4" w:space="0"/>
+              <w:right w:val="single" w:color="76CDD8" w:sz="4" w:space="0"/>
             </w:tcBorders>
           </w:tcPr>
           <w:p>
@@ -10352,10 +10346,10 @@
           <w:tcPr>
             <w:tcW w:w="2070" w:type="dxa"/>
             <w:tcBorders>
-              <w:top w:val="single" w:sz="4" w:space="0" w:color="76CDD8"/>
-              <w:left w:val="single" w:sz="4" w:space="0" w:color="76CDD8"/>
-              <w:bottom w:val="single" w:sz="4" w:space="0" w:color="76CDD8"/>
-              <w:right w:val="single" w:sz="4" w:space="0" w:color="76CDD8"/>
+              <w:top w:val="single" w:color="76CDD8" w:sz="4" w:space="0"/>
+              <w:left w:val="single" w:color="76CDD8" w:sz="4" w:space="0"/>
+              <w:bottom w:val="single" w:color="76CDD8" w:sz="4" w:space="0"/>
+              <w:right w:val="single" w:color="76CDD8" w:sz="4" w:space="0"/>
             </w:tcBorders>
           </w:tcPr>
           <w:p>
@@ -10379,10 +10373,10 @@
           <w:tcPr>
             <w:tcW w:w="2070" w:type="dxa"/>
             <w:tcBorders>
-              <w:top w:val="single" w:sz="4" w:space="0" w:color="76CDD8"/>
-              <w:left w:val="single" w:sz="4" w:space="0" w:color="76CDD8"/>
-              <w:bottom w:val="single" w:sz="4" w:space="0" w:color="76CDD8"/>
-              <w:right w:val="single" w:sz="4" w:space="0" w:color="76CDD8"/>
+              <w:top w:val="single" w:color="76CDD8" w:sz="4" w:space="0"/>
+              <w:left w:val="single" w:color="76CDD8" w:sz="4" w:space="0"/>
+              <w:bottom w:val="single" w:color="76CDD8" w:sz="4" w:space="0"/>
+              <w:right w:val="single" w:color="76CDD8" w:sz="4" w:space="0"/>
             </w:tcBorders>
           </w:tcPr>
           <w:p>
@@ -10398,10 +10392,10 @@
           <w:tcPr>
             <w:tcW w:w="2520" w:type="dxa"/>
             <w:tcBorders>
-              <w:top w:val="single" w:sz="4" w:space="0" w:color="76CDD8"/>
-              <w:left w:val="single" w:sz="4" w:space="0" w:color="76CDD8"/>
-              <w:bottom w:val="single" w:sz="4" w:space="0" w:color="76CDD8"/>
-              <w:right w:val="single" w:sz="4" w:space="0" w:color="76CDD8"/>
+              <w:top w:val="single" w:color="76CDD8" w:sz="4" w:space="0"/>
+              <w:left w:val="single" w:color="76CDD8" w:sz="4" w:space="0"/>
+              <w:bottom w:val="single" w:color="76CDD8" w:sz="4" w:space="0"/>
+              <w:right w:val="single" w:color="76CDD8" w:sz="4" w:space="0"/>
             </w:tcBorders>
           </w:tcPr>
           <w:p>
@@ -10422,10 +10416,10 @@
           <w:tcPr>
             <w:tcW w:w="2160" w:type="dxa"/>
             <w:tcBorders>
-              <w:top w:val="single" w:sz="4" w:space="0" w:color="76CDD8"/>
-              <w:left w:val="single" w:sz="4" w:space="0" w:color="76CDD8"/>
-              <w:bottom w:val="single" w:sz="4" w:space="0" w:color="76CDD8"/>
-              <w:right w:val="single" w:sz="4" w:space="0" w:color="76CDD8"/>
+              <w:top w:val="single" w:color="76CDD8" w:sz="4" w:space="0"/>
+              <w:left w:val="single" w:color="76CDD8" w:sz="4" w:space="0"/>
+              <w:bottom w:val="single" w:color="76CDD8" w:sz="4" w:space="0"/>
+              <w:right w:val="single" w:color="76CDD8" w:sz="4" w:space="0"/>
             </w:tcBorders>
           </w:tcPr>
           <w:p>
@@ -10449,10 +10443,10 @@
           <w:tcPr>
             <w:tcW w:w="2070" w:type="dxa"/>
             <w:tcBorders>
-              <w:top w:val="single" w:sz="4" w:space="0" w:color="76CDD8"/>
-              <w:left w:val="single" w:sz="4" w:space="0" w:color="76CDD8"/>
-              <w:bottom w:val="single" w:sz="4" w:space="0" w:color="76CDD8"/>
-              <w:right w:val="single" w:sz="4" w:space="0" w:color="76CDD8"/>
+              <w:top w:val="single" w:color="76CDD8" w:sz="4" w:space="0"/>
+              <w:left w:val="single" w:color="76CDD8" w:sz="4" w:space="0"/>
+              <w:bottom w:val="single" w:color="76CDD8" w:sz="4" w:space="0"/>
+              <w:right w:val="single" w:color="76CDD8" w:sz="4" w:space="0"/>
             </w:tcBorders>
           </w:tcPr>
           <w:p>
@@ -10476,10 +10470,10 @@
           <w:tcPr>
             <w:tcW w:w="2070" w:type="dxa"/>
             <w:tcBorders>
-              <w:top w:val="single" w:sz="4" w:space="0" w:color="76CDD8"/>
-              <w:left w:val="single" w:sz="4" w:space="0" w:color="76CDD8"/>
-              <w:bottom w:val="single" w:sz="4" w:space="0" w:color="76CDD8"/>
-              <w:right w:val="single" w:sz="4" w:space="0" w:color="76CDD8"/>
+              <w:top w:val="single" w:color="76CDD8" w:sz="4" w:space="0"/>
+              <w:left w:val="single" w:color="76CDD8" w:sz="4" w:space="0"/>
+              <w:bottom w:val="single" w:color="76CDD8" w:sz="4" w:space="0"/>
+              <w:right w:val="single" w:color="76CDD8" w:sz="4" w:space="0"/>
             </w:tcBorders>
           </w:tcPr>
           <w:p>
@@ -10495,10 +10489,10 @@
           <w:tcPr>
             <w:tcW w:w="2520" w:type="dxa"/>
             <w:tcBorders>
-              <w:top w:val="single" w:sz="4" w:space="0" w:color="76CDD8"/>
-              <w:left w:val="single" w:sz="4" w:space="0" w:color="76CDD8"/>
-              <w:bottom w:val="single" w:sz="4" w:space="0" w:color="76CDD8"/>
-              <w:right w:val="single" w:sz="4" w:space="0" w:color="76CDD8"/>
+              <w:top w:val="single" w:color="76CDD8" w:sz="4" w:space="0"/>
+              <w:left w:val="single" w:color="76CDD8" w:sz="4" w:space="0"/>
+              <w:bottom w:val="single" w:color="76CDD8" w:sz="4" w:space="0"/>
+              <w:right w:val="single" w:color="76CDD8" w:sz="4" w:space="0"/>
             </w:tcBorders>
           </w:tcPr>
           <w:p>
@@ -10519,10 +10513,10 @@
           <w:tcPr>
             <w:tcW w:w="2160" w:type="dxa"/>
             <w:tcBorders>
-              <w:top w:val="single" w:sz="4" w:space="0" w:color="76CDD8"/>
-              <w:left w:val="single" w:sz="4" w:space="0" w:color="76CDD8"/>
-              <w:bottom w:val="single" w:sz="4" w:space="0" w:color="76CDD8"/>
-              <w:right w:val="single" w:sz="4" w:space="0" w:color="76CDD8"/>
+              <w:top w:val="single" w:color="76CDD8" w:sz="4" w:space="0"/>
+              <w:left w:val="single" w:color="76CDD8" w:sz="4" w:space="0"/>
+              <w:bottom w:val="single" w:color="76CDD8" w:sz="4" w:space="0"/>
+              <w:right w:val="single" w:color="76CDD8" w:sz="4" w:space="0"/>
             </w:tcBorders>
           </w:tcPr>
           <w:p>
@@ -10546,10 +10540,10 @@
           <w:tcPr>
             <w:tcW w:w="2070" w:type="dxa"/>
             <w:tcBorders>
-              <w:top w:val="single" w:sz="4" w:space="0" w:color="76CDD8"/>
-              <w:left w:val="single" w:sz="4" w:space="0" w:color="76CDD8"/>
-              <w:bottom w:val="single" w:sz="4" w:space="0" w:color="76CDD8"/>
-              <w:right w:val="single" w:sz="4" w:space="0" w:color="76CDD8"/>
+              <w:top w:val="single" w:color="76CDD8" w:sz="4" w:space="0"/>
+              <w:left w:val="single" w:color="76CDD8" w:sz="4" w:space="0"/>
+              <w:bottom w:val="single" w:color="76CDD8" w:sz="4" w:space="0"/>
+              <w:right w:val="single" w:color="76CDD8" w:sz="4" w:space="0"/>
             </w:tcBorders>
           </w:tcPr>
           <w:p>
@@ -10573,10 +10567,10 @@
           <w:tcPr>
             <w:tcW w:w="2070" w:type="dxa"/>
             <w:tcBorders>
-              <w:top w:val="single" w:sz="4" w:space="0" w:color="76CDD8"/>
-              <w:left w:val="single" w:sz="4" w:space="0" w:color="76CDD8"/>
-              <w:bottom w:val="single" w:sz="4" w:space="0" w:color="76CDD8"/>
-              <w:right w:val="single" w:sz="4" w:space="0" w:color="76CDD8"/>
+              <w:top w:val="single" w:color="76CDD8" w:sz="4" w:space="0"/>
+              <w:left w:val="single" w:color="76CDD8" w:sz="4" w:space="0"/>
+              <w:bottom w:val="single" w:color="76CDD8" w:sz="4" w:space="0"/>
+              <w:right w:val="single" w:color="76CDD8" w:sz="4" w:space="0"/>
             </w:tcBorders>
           </w:tcPr>
           <w:p>
@@ -10592,10 +10586,10 @@
           <w:tcPr>
             <w:tcW w:w="2520" w:type="dxa"/>
             <w:tcBorders>
-              <w:top w:val="single" w:sz="4" w:space="0" w:color="76CDD8"/>
-              <w:left w:val="single" w:sz="4" w:space="0" w:color="76CDD8"/>
-              <w:bottom w:val="single" w:sz="4" w:space="0" w:color="76CDD8"/>
-              <w:right w:val="single" w:sz="4" w:space="0" w:color="76CDD8"/>
+              <w:top w:val="single" w:color="76CDD8" w:sz="4" w:space="0"/>
+              <w:left w:val="single" w:color="76CDD8" w:sz="4" w:space="0"/>
+              <w:bottom w:val="single" w:color="76CDD8" w:sz="4" w:space="0"/>
+              <w:right w:val="single" w:color="76CDD8" w:sz="4" w:space="0"/>
             </w:tcBorders>
           </w:tcPr>
           <w:p>
@@ -10616,10 +10610,10 @@
           <w:tcPr>
             <w:tcW w:w="2160" w:type="dxa"/>
             <w:tcBorders>
-              <w:top w:val="single" w:sz="4" w:space="0" w:color="76CDD8"/>
-              <w:left w:val="single" w:sz="4" w:space="0" w:color="76CDD8"/>
-              <w:bottom w:val="single" w:sz="4" w:space="0" w:color="76CDD8"/>
-              <w:right w:val="single" w:sz="4" w:space="0" w:color="76CDD8"/>
+              <w:top w:val="single" w:color="76CDD8" w:sz="4" w:space="0"/>
+              <w:left w:val="single" w:color="76CDD8" w:sz="4" w:space="0"/>
+              <w:bottom w:val="single" w:color="76CDD8" w:sz="4" w:space="0"/>
+              <w:right w:val="single" w:color="76CDD8" w:sz="4" w:space="0"/>
             </w:tcBorders>
           </w:tcPr>
           <w:p>
@@ -10643,10 +10637,10 @@
           <w:tcPr>
             <w:tcW w:w="2070" w:type="dxa"/>
             <w:tcBorders>
-              <w:top w:val="single" w:sz="4" w:space="0" w:color="76CDD8"/>
-              <w:left w:val="single" w:sz="4" w:space="0" w:color="76CDD8"/>
-              <w:bottom w:val="single" w:sz="4" w:space="0" w:color="76CDD8"/>
-              <w:right w:val="single" w:sz="4" w:space="0" w:color="76CDD8"/>
+              <w:top w:val="single" w:color="76CDD8" w:sz="4" w:space="0"/>
+              <w:left w:val="single" w:color="76CDD8" w:sz="4" w:space="0"/>
+              <w:bottom w:val="single" w:color="76CDD8" w:sz="4" w:space="0"/>
+              <w:right w:val="single" w:color="76CDD8" w:sz="4" w:space="0"/>
             </w:tcBorders>
           </w:tcPr>
           <w:p>
@@ -10670,10 +10664,10 @@
           <w:tcPr>
             <w:tcW w:w="2070" w:type="dxa"/>
             <w:tcBorders>
-              <w:top w:val="single" w:sz="4" w:space="0" w:color="76CDD8"/>
-              <w:left w:val="single" w:sz="4" w:space="0" w:color="76CDD8"/>
-              <w:bottom w:val="single" w:sz="4" w:space="0" w:color="76CDD8"/>
-              <w:right w:val="single" w:sz="4" w:space="0" w:color="76CDD8"/>
+              <w:top w:val="single" w:color="76CDD8" w:sz="4" w:space="0"/>
+              <w:left w:val="single" w:color="76CDD8" w:sz="4" w:space="0"/>
+              <w:bottom w:val="single" w:color="76CDD8" w:sz="4" w:space="0"/>
+              <w:right w:val="single" w:color="76CDD8" w:sz="4" w:space="0"/>
             </w:tcBorders>
           </w:tcPr>
           <w:p>
@@ -10689,10 +10683,10 @@
           <w:tcPr>
             <w:tcW w:w="2520" w:type="dxa"/>
             <w:tcBorders>
-              <w:top w:val="single" w:sz="4" w:space="0" w:color="76CDD8"/>
-              <w:left w:val="single" w:sz="4" w:space="0" w:color="76CDD8"/>
-              <w:bottom w:val="single" w:sz="4" w:space="0" w:color="76CDD8"/>
-              <w:right w:val="single" w:sz="4" w:space="0" w:color="76CDD8"/>
+              <w:top w:val="single" w:color="76CDD8" w:sz="4" w:space="0"/>
+              <w:left w:val="single" w:color="76CDD8" w:sz="4" w:space="0"/>
+              <w:bottom w:val="single" w:color="76CDD8" w:sz="4" w:space="0"/>
+              <w:right w:val="single" w:color="76CDD8" w:sz="4" w:space="0"/>
             </w:tcBorders>
           </w:tcPr>
           <w:p>
@@ -10713,10 +10707,10 @@
           <w:tcPr>
             <w:tcW w:w="2160" w:type="dxa"/>
             <w:tcBorders>
-              <w:top w:val="single" w:sz="4" w:space="0" w:color="76CDD8"/>
-              <w:left w:val="single" w:sz="4" w:space="0" w:color="76CDD8"/>
-              <w:bottom w:val="single" w:sz="4" w:space="0" w:color="76CDD8"/>
-              <w:right w:val="single" w:sz="4" w:space="0" w:color="76CDD8"/>
+              <w:top w:val="single" w:color="76CDD8" w:sz="4" w:space="0"/>
+              <w:left w:val="single" w:color="76CDD8" w:sz="4" w:space="0"/>
+              <w:bottom w:val="single" w:color="76CDD8" w:sz="4" w:space="0"/>
+              <w:right w:val="single" w:color="76CDD8" w:sz="4" w:space="0"/>
             </w:tcBorders>
           </w:tcPr>
           <w:p>
@@ -10740,10 +10734,10 @@
           <w:tcPr>
             <w:tcW w:w="2070" w:type="dxa"/>
             <w:tcBorders>
-              <w:top w:val="single" w:sz="4" w:space="0" w:color="76CDD8"/>
-              <w:left w:val="single" w:sz="4" w:space="0" w:color="76CDD8"/>
-              <w:bottom w:val="single" w:sz="4" w:space="0" w:color="76CDD8"/>
-              <w:right w:val="single" w:sz="4" w:space="0" w:color="76CDD8"/>
+              <w:top w:val="single" w:color="76CDD8" w:sz="4" w:space="0"/>
+              <w:left w:val="single" w:color="76CDD8" w:sz="4" w:space="0"/>
+              <w:bottom w:val="single" w:color="76CDD8" w:sz="4" w:space="0"/>
+              <w:right w:val="single" w:color="76CDD8" w:sz="4" w:space="0"/>
             </w:tcBorders>
           </w:tcPr>
           <w:p>
@@ -10767,10 +10761,10 @@
           <w:tcPr>
             <w:tcW w:w="2070" w:type="dxa"/>
             <w:tcBorders>
-              <w:top w:val="single" w:sz="4" w:space="0" w:color="76CDD8"/>
-              <w:left w:val="single" w:sz="4" w:space="0" w:color="76CDD8"/>
-              <w:bottom w:val="single" w:sz="4" w:space="0" w:color="76CDD8"/>
-              <w:right w:val="single" w:sz="4" w:space="0" w:color="76CDD8"/>
+              <w:top w:val="single" w:color="76CDD8" w:sz="4" w:space="0"/>
+              <w:left w:val="single" w:color="76CDD8" w:sz="4" w:space="0"/>
+              <w:bottom w:val="single" w:color="76CDD8" w:sz="4" w:space="0"/>
+              <w:right w:val="single" w:color="76CDD8" w:sz="4" w:space="0"/>
             </w:tcBorders>
           </w:tcPr>
           <w:p>
@@ -10786,10 +10780,10 @@
           <w:tcPr>
             <w:tcW w:w="2520" w:type="dxa"/>
             <w:tcBorders>
-              <w:top w:val="single" w:sz="4" w:space="0" w:color="76CDD8"/>
-              <w:left w:val="single" w:sz="4" w:space="0" w:color="76CDD8"/>
-              <w:bottom w:val="single" w:sz="4" w:space="0" w:color="76CDD8"/>
-              <w:right w:val="single" w:sz="4" w:space="0" w:color="76CDD8"/>
+              <w:top w:val="single" w:color="76CDD8" w:sz="4" w:space="0"/>
+              <w:left w:val="single" w:color="76CDD8" w:sz="4" w:space="0"/>
+              <w:bottom w:val="single" w:color="76CDD8" w:sz="4" w:space="0"/>
+              <w:right w:val="single" w:color="76CDD8" w:sz="4" w:space="0"/>
             </w:tcBorders>
           </w:tcPr>
           <w:p>
@@ -10810,10 +10804,10 @@
           <w:tcPr>
             <w:tcW w:w="2160" w:type="dxa"/>
             <w:tcBorders>
-              <w:top w:val="single" w:sz="4" w:space="0" w:color="76CDD8"/>
-              <w:left w:val="single" w:sz="4" w:space="0" w:color="76CDD8"/>
-              <w:bottom w:val="single" w:sz="4" w:space="0" w:color="76CDD8"/>
-              <w:right w:val="single" w:sz="4" w:space="0" w:color="76CDD8"/>
+              <w:top w:val="single" w:color="76CDD8" w:sz="4" w:space="0"/>
+              <w:left w:val="single" w:color="76CDD8" w:sz="4" w:space="0"/>
+              <w:bottom w:val="single" w:color="76CDD8" w:sz="4" w:space="0"/>
+              <w:right w:val="single" w:color="76CDD8" w:sz="4" w:space="0"/>
             </w:tcBorders>
           </w:tcPr>
           <w:p>
@@ -10837,10 +10831,10 @@
           <w:tcPr>
             <w:tcW w:w="2070" w:type="dxa"/>
             <w:tcBorders>
-              <w:top w:val="single" w:sz="4" w:space="0" w:color="76CDD8"/>
-              <w:left w:val="single" w:sz="4" w:space="0" w:color="76CDD8"/>
-              <w:bottom w:val="single" w:sz="4" w:space="0" w:color="76CDD8"/>
-              <w:right w:val="single" w:sz="4" w:space="0" w:color="76CDD8"/>
+              <w:top w:val="single" w:color="76CDD8" w:sz="4" w:space="0"/>
+              <w:left w:val="single" w:color="76CDD8" w:sz="4" w:space="0"/>
+              <w:bottom w:val="single" w:color="76CDD8" w:sz="4" w:space="0"/>
+              <w:right w:val="single" w:color="76CDD8" w:sz="4" w:space="0"/>
             </w:tcBorders>
           </w:tcPr>
           <w:p>
@@ -10856,10 +10850,10 @@
           <w:tcPr>
             <w:tcW w:w="2070" w:type="dxa"/>
             <w:tcBorders>
-              <w:top w:val="single" w:sz="4" w:space="0" w:color="76CDD8"/>
-              <w:left w:val="single" w:sz="4" w:space="0" w:color="76CDD8"/>
-              <w:bottom w:val="single" w:sz="4" w:space="0" w:color="76CDD8"/>
-              <w:right w:val="single" w:sz="4" w:space="0" w:color="76CDD8"/>
+              <w:top w:val="single" w:color="76CDD8" w:sz="4" w:space="0"/>
+              <w:left w:val="single" w:color="76CDD8" w:sz="4" w:space="0"/>
+              <w:bottom w:val="single" w:color="76CDD8" w:sz="4" w:space="0"/>
+              <w:right w:val="single" w:color="76CDD8" w:sz="4" w:space="0"/>
             </w:tcBorders>
           </w:tcPr>
           <w:p>
@@ -10875,10 +10869,10 @@
           <w:tcPr>
             <w:tcW w:w="2520" w:type="dxa"/>
             <w:tcBorders>
-              <w:top w:val="single" w:sz="4" w:space="0" w:color="76CDD8"/>
-              <w:left w:val="single" w:sz="4" w:space="0" w:color="76CDD8"/>
-              <w:bottom w:val="single" w:sz="4" w:space="0" w:color="76CDD8"/>
-              <w:right w:val="single" w:sz="4" w:space="0" w:color="76CDD8"/>
+              <w:top w:val="single" w:color="76CDD8" w:sz="4" w:space="0"/>
+              <w:left w:val="single" w:color="76CDD8" w:sz="4" w:space="0"/>
+              <w:bottom w:val="single" w:color="76CDD8" w:sz="4" w:space="0"/>
+              <w:right w:val="single" w:color="76CDD8" w:sz="4" w:space="0"/>
             </w:tcBorders>
           </w:tcPr>
           <w:p>
@@ -10899,10 +10893,10 @@
           <w:tcPr>
             <w:tcW w:w="2160" w:type="dxa"/>
             <w:tcBorders>
-              <w:top w:val="single" w:sz="4" w:space="0" w:color="76CDD8"/>
-              <w:left w:val="single" w:sz="4" w:space="0" w:color="76CDD8"/>
-              <w:bottom w:val="single" w:sz="4" w:space="0" w:color="76CDD8"/>
-              <w:right w:val="single" w:sz="4" w:space="0" w:color="76CDD8"/>
+              <w:top w:val="single" w:color="76CDD8" w:sz="4" w:space="0"/>
+              <w:left w:val="single" w:color="76CDD8" w:sz="4" w:space="0"/>
+              <w:bottom w:val="single" w:color="76CDD8" w:sz="4" w:space="0"/>
+              <w:right w:val="single" w:color="76CDD8" w:sz="4" w:space="0"/>
             </w:tcBorders>
           </w:tcPr>
           <w:p>
@@ -10910,7 +10904,6 @@
               <w:pStyle w:val="BodyText"/>
             </w:pPr>
             <w:r>
-              <w:lastRenderedPageBreak/>
               <w:t xml:space="preserve"> </w:t>
             </w:r>
             <w:proofErr w:type="spellStart"/>
@@ -10927,10 +10920,10 @@
           <w:tcPr>
             <w:tcW w:w="2070" w:type="dxa"/>
             <w:tcBorders>
-              <w:top w:val="single" w:sz="4" w:space="0" w:color="76CDD8"/>
-              <w:left w:val="single" w:sz="4" w:space="0" w:color="76CDD8"/>
-              <w:bottom w:val="single" w:sz="4" w:space="0" w:color="76CDD8"/>
-              <w:right w:val="single" w:sz="4" w:space="0" w:color="76CDD8"/>
+              <w:top w:val="single" w:color="76CDD8" w:sz="4" w:space="0"/>
+              <w:left w:val="single" w:color="76CDD8" w:sz="4" w:space="0"/>
+              <w:bottom w:val="single" w:color="76CDD8" w:sz="4" w:space="0"/>
+              <w:right w:val="single" w:color="76CDD8" w:sz="4" w:space="0"/>
             </w:tcBorders>
           </w:tcPr>
           <w:p>
@@ -10954,10 +10947,10 @@
           <w:tcPr>
             <w:tcW w:w="2070" w:type="dxa"/>
             <w:tcBorders>
-              <w:top w:val="single" w:sz="4" w:space="0" w:color="76CDD8"/>
-              <w:left w:val="single" w:sz="4" w:space="0" w:color="76CDD8"/>
-              <w:bottom w:val="single" w:sz="4" w:space="0" w:color="76CDD8"/>
-              <w:right w:val="single" w:sz="4" w:space="0" w:color="76CDD8"/>
+              <w:top w:val="single" w:color="76CDD8" w:sz="4" w:space="0"/>
+              <w:left w:val="single" w:color="76CDD8" w:sz="4" w:space="0"/>
+              <w:bottom w:val="single" w:color="76CDD8" w:sz="4" w:space="0"/>
+              <w:right w:val="single" w:color="76CDD8" w:sz="4" w:space="0"/>
             </w:tcBorders>
           </w:tcPr>
           <w:p>
@@ -10973,10 +10966,10 @@
           <w:tcPr>
             <w:tcW w:w="2520" w:type="dxa"/>
             <w:tcBorders>
-              <w:top w:val="single" w:sz="4" w:space="0" w:color="76CDD8"/>
-              <w:left w:val="single" w:sz="4" w:space="0" w:color="76CDD8"/>
-              <w:bottom w:val="single" w:sz="4" w:space="0" w:color="76CDD8"/>
-              <w:right w:val="single" w:sz="4" w:space="0" w:color="76CDD8"/>
+              <w:top w:val="single" w:color="76CDD8" w:sz="4" w:space="0"/>
+              <w:left w:val="single" w:color="76CDD8" w:sz="4" w:space="0"/>
+              <w:bottom w:val="single" w:color="76CDD8" w:sz="4" w:space="0"/>
+              <w:right w:val="single" w:color="76CDD8" w:sz="4" w:space="0"/>
             </w:tcBorders>
           </w:tcPr>
           <w:p>
@@ -10997,10 +10990,10 @@
           <w:tcPr>
             <w:tcW w:w="2160" w:type="dxa"/>
             <w:tcBorders>
-              <w:top w:val="single" w:sz="4" w:space="0" w:color="76CDD8"/>
-              <w:left w:val="single" w:sz="4" w:space="0" w:color="76CDD8"/>
-              <w:bottom w:val="single" w:sz="4" w:space="0" w:color="76CDD8"/>
-              <w:right w:val="single" w:sz="4" w:space="0" w:color="76CDD8"/>
+              <w:top w:val="single" w:color="76CDD8" w:sz="4" w:space="0"/>
+              <w:left w:val="single" w:color="76CDD8" w:sz="4" w:space="0"/>
+              <w:bottom w:val="single" w:color="76CDD8" w:sz="4" w:space="0"/>
+              <w:right w:val="single" w:color="76CDD8" w:sz="4" w:space="0"/>
             </w:tcBorders>
           </w:tcPr>
           <w:p>
@@ -11024,10 +11017,10 @@
           <w:tcPr>
             <w:tcW w:w="2070" w:type="dxa"/>
             <w:tcBorders>
-              <w:top w:val="single" w:sz="4" w:space="0" w:color="76CDD8"/>
-              <w:left w:val="single" w:sz="4" w:space="0" w:color="76CDD8"/>
-              <w:bottom w:val="single" w:sz="4" w:space="0" w:color="76CDD8"/>
-              <w:right w:val="single" w:sz="4" w:space="0" w:color="76CDD8"/>
+              <w:top w:val="single" w:color="76CDD8" w:sz="4" w:space="0"/>
+              <w:left w:val="single" w:color="76CDD8" w:sz="4" w:space="0"/>
+              <w:bottom w:val="single" w:color="76CDD8" w:sz="4" w:space="0"/>
+              <w:right w:val="single" w:color="76CDD8" w:sz="4" w:space="0"/>
             </w:tcBorders>
           </w:tcPr>
           <w:p>
@@ -11051,10 +11044,10 @@
           <w:tcPr>
             <w:tcW w:w="2070" w:type="dxa"/>
             <w:tcBorders>
-              <w:top w:val="single" w:sz="4" w:space="0" w:color="76CDD8"/>
-              <w:left w:val="single" w:sz="4" w:space="0" w:color="76CDD8"/>
-              <w:bottom w:val="single" w:sz="4" w:space="0" w:color="76CDD8"/>
-              <w:right w:val="single" w:sz="4" w:space="0" w:color="76CDD8"/>
+              <w:top w:val="single" w:color="76CDD8" w:sz="4" w:space="0"/>
+              <w:left w:val="single" w:color="76CDD8" w:sz="4" w:space="0"/>
+              <w:bottom w:val="single" w:color="76CDD8" w:sz="4" w:space="0"/>
+              <w:right w:val="single" w:color="76CDD8" w:sz="4" w:space="0"/>
             </w:tcBorders>
           </w:tcPr>
           <w:p>
@@ -11070,10 +11063,10 @@
           <w:tcPr>
             <w:tcW w:w="2520" w:type="dxa"/>
             <w:tcBorders>
-              <w:top w:val="single" w:sz="4" w:space="0" w:color="76CDD8"/>
-              <w:left w:val="single" w:sz="4" w:space="0" w:color="76CDD8"/>
-              <w:bottom w:val="single" w:sz="4" w:space="0" w:color="76CDD8"/>
-              <w:right w:val="single" w:sz="4" w:space="0" w:color="76CDD8"/>
+              <w:top w:val="single" w:color="76CDD8" w:sz="4" w:space="0"/>
+              <w:left w:val="single" w:color="76CDD8" w:sz="4" w:space="0"/>
+              <w:bottom w:val="single" w:color="76CDD8" w:sz="4" w:space="0"/>
+              <w:right w:val="single" w:color="76CDD8" w:sz="4" w:space="0"/>
             </w:tcBorders>
           </w:tcPr>
           <w:p>
@@ -11094,10 +11087,10 @@
           <w:tcPr>
             <w:tcW w:w="2160" w:type="dxa"/>
             <w:tcBorders>
-              <w:top w:val="single" w:sz="4" w:space="0" w:color="76CDD8"/>
-              <w:left w:val="single" w:sz="4" w:space="0" w:color="76CDD8"/>
-              <w:bottom w:val="single" w:sz="4" w:space="0" w:color="76CDD8"/>
-              <w:right w:val="single" w:sz="4" w:space="0" w:color="76CDD8"/>
+              <w:top w:val="single" w:color="76CDD8" w:sz="4" w:space="0"/>
+              <w:left w:val="single" w:color="76CDD8" w:sz="4" w:space="0"/>
+              <w:bottom w:val="single" w:color="76CDD8" w:sz="4" w:space="0"/>
+              <w:right w:val="single" w:color="76CDD8" w:sz="4" w:space="0"/>
             </w:tcBorders>
           </w:tcPr>
           <w:p>
@@ -11121,10 +11114,10 @@
           <w:tcPr>
             <w:tcW w:w="2070" w:type="dxa"/>
             <w:tcBorders>
-              <w:top w:val="single" w:sz="4" w:space="0" w:color="76CDD8"/>
-              <w:left w:val="single" w:sz="4" w:space="0" w:color="76CDD8"/>
-              <w:bottom w:val="single" w:sz="4" w:space="0" w:color="76CDD8"/>
-              <w:right w:val="single" w:sz="4" w:space="0" w:color="76CDD8"/>
+              <w:top w:val="single" w:color="76CDD8" w:sz="4" w:space="0"/>
+              <w:left w:val="single" w:color="76CDD8" w:sz="4" w:space="0"/>
+              <w:bottom w:val="single" w:color="76CDD8" w:sz="4" w:space="0"/>
+              <w:right w:val="single" w:color="76CDD8" w:sz="4" w:space="0"/>
             </w:tcBorders>
           </w:tcPr>
           <w:p>
@@ -11148,10 +11141,10 @@
           <w:tcPr>
             <w:tcW w:w="2070" w:type="dxa"/>
             <w:tcBorders>
-              <w:top w:val="single" w:sz="4" w:space="0" w:color="76CDD8"/>
-              <w:left w:val="single" w:sz="4" w:space="0" w:color="76CDD8"/>
-              <w:bottom w:val="single" w:sz="4" w:space="0" w:color="76CDD8"/>
-              <w:right w:val="single" w:sz="4" w:space="0" w:color="76CDD8"/>
+              <w:top w:val="single" w:color="76CDD8" w:sz="4" w:space="0"/>
+              <w:left w:val="single" w:color="76CDD8" w:sz="4" w:space="0"/>
+              <w:bottom w:val="single" w:color="76CDD8" w:sz="4" w:space="0"/>
+              <w:right w:val="single" w:color="76CDD8" w:sz="4" w:space="0"/>
             </w:tcBorders>
           </w:tcPr>
           <w:p>
@@ -11167,10 +11160,10 @@
           <w:tcPr>
             <w:tcW w:w="2520" w:type="dxa"/>
             <w:tcBorders>
-              <w:top w:val="single" w:sz="4" w:space="0" w:color="76CDD8"/>
-              <w:left w:val="single" w:sz="4" w:space="0" w:color="76CDD8"/>
-              <w:bottom w:val="single" w:sz="4" w:space="0" w:color="76CDD8"/>
-              <w:right w:val="single" w:sz="4" w:space="0" w:color="76CDD8"/>
+              <w:top w:val="single" w:color="76CDD8" w:sz="4" w:space="0"/>
+              <w:left w:val="single" w:color="76CDD8" w:sz="4" w:space="0"/>
+              <w:bottom w:val="single" w:color="76CDD8" w:sz="4" w:space="0"/>
+              <w:right w:val="single" w:color="76CDD8" w:sz="4" w:space="0"/>
             </w:tcBorders>
           </w:tcPr>
           <w:p>
@@ -11191,10 +11184,10 @@
           <w:tcPr>
             <w:tcW w:w="2160" w:type="dxa"/>
             <w:tcBorders>
-              <w:top w:val="single" w:sz="4" w:space="0" w:color="76CDD8"/>
-              <w:left w:val="single" w:sz="4" w:space="0" w:color="76CDD8"/>
-              <w:bottom w:val="single" w:sz="4" w:space="0" w:color="76CDD8"/>
-              <w:right w:val="single" w:sz="4" w:space="0" w:color="76CDD8"/>
+              <w:top w:val="single" w:color="76CDD8" w:sz="4" w:space="0"/>
+              <w:left w:val="single" w:color="76CDD8" w:sz="4" w:space="0"/>
+              <w:bottom w:val="single" w:color="76CDD8" w:sz="4" w:space="0"/>
+              <w:right w:val="single" w:color="76CDD8" w:sz="4" w:space="0"/>
             </w:tcBorders>
           </w:tcPr>
           <w:p>
@@ -11218,10 +11211,10 @@
           <w:tcPr>
             <w:tcW w:w="2070" w:type="dxa"/>
             <w:tcBorders>
-              <w:top w:val="single" w:sz="4" w:space="0" w:color="76CDD8"/>
-              <w:left w:val="single" w:sz="4" w:space="0" w:color="76CDD8"/>
-              <w:bottom w:val="single" w:sz="4" w:space="0" w:color="76CDD8"/>
-              <w:right w:val="single" w:sz="4" w:space="0" w:color="76CDD8"/>
+              <w:top w:val="single" w:color="76CDD8" w:sz="4" w:space="0"/>
+              <w:left w:val="single" w:color="76CDD8" w:sz="4" w:space="0"/>
+              <w:bottom w:val="single" w:color="76CDD8" w:sz="4" w:space="0"/>
+              <w:right w:val="single" w:color="76CDD8" w:sz="4" w:space="0"/>
             </w:tcBorders>
           </w:tcPr>
           <w:p>
@@ -11245,10 +11238,10 @@
           <w:tcPr>
             <w:tcW w:w="2070" w:type="dxa"/>
             <w:tcBorders>
-              <w:top w:val="single" w:sz="4" w:space="0" w:color="76CDD8"/>
-              <w:left w:val="single" w:sz="4" w:space="0" w:color="76CDD8"/>
-              <w:bottom w:val="single" w:sz="4" w:space="0" w:color="76CDD8"/>
-              <w:right w:val="single" w:sz="4" w:space="0" w:color="76CDD8"/>
+              <w:top w:val="single" w:color="76CDD8" w:sz="4" w:space="0"/>
+              <w:left w:val="single" w:color="76CDD8" w:sz="4" w:space="0"/>
+              <w:bottom w:val="single" w:color="76CDD8" w:sz="4" w:space="0"/>
+              <w:right w:val="single" w:color="76CDD8" w:sz="4" w:space="0"/>
             </w:tcBorders>
           </w:tcPr>
           <w:p>
@@ -11264,10 +11257,10 @@
           <w:tcPr>
             <w:tcW w:w="2520" w:type="dxa"/>
             <w:tcBorders>
-              <w:top w:val="single" w:sz="4" w:space="0" w:color="76CDD8"/>
-              <w:left w:val="single" w:sz="4" w:space="0" w:color="76CDD8"/>
-              <w:bottom w:val="single" w:sz="4" w:space="0" w:color="76CDD8"/>
-              <w:right w:val="single" w:sz="4" w:space="0" w:color="76CDD8"/>
+              <w:top w:val="single" w:color="76CDD8" w:sz="4" w:space="0"/>
+              <w:left w:val="single" w:color="76CDD8" w:sz="4" w:space="0"/>
+              <w:bottom w:val="single" w:color="76CDD8" w:sz="4" w:space="0"/>
+              <w:right w:val="single" w:color="76CDD8" w:sz="4" w:space="0"/>
             </w:tcBorders>
           </w:tcPr>
           <w:p>
@@ -11288,10 +11281,10 @@
           <w:tcPr>
             <w:tcW w:w="2160" w:type="dxa"/>
             <w:tcBorders>
-              <w:top w:val="single" w:sz="4" w:space="0" w:color="76CDD8"/>
-              <w:left w:val="single" w:sz="4" w:space="0" w:color="76CDD8"/>
-              <w:bottom w:val="single" w:sz="4" w:space="0" w:color="76CDD8"/>
-              <w:right w:val="single" w:sz="4" w:space="0" w:color="76CDD8"/>
+              <w:top w:val="single" w:color="76CDD8" w:sz="4" w:space="0"/>
+              <w:left w:val="single" w:color="76CDD8" w:sz="4" w:space="0"/>
+              <w:bottom w:val="single" w:color="76CDD8" w:sz="4" w:space="0"/>
+              <w:right w:val="single" w:color="76CDD8" w:sz="4" w:space="0"/>
             </w:tcBorders>
           </w:tcPr>
           <w:p>
@@ -11315,10 +11308,10 @@
           <w:tcPr>
             <w:tcW w:w="2070" w:type="dxa"/>
             <w:tcBorders>
-              <w:top w:val="single" w:sz="4" w:space="0" w:color="76CDD8"/>
-              <w:left w:val="single" w:sz="4" w:space="0" w:color="76CDD8"/>
-              <w:bottom w:val="single" w:sz="4" w:space="0" w:color="76CDD8"/>
-              <w:right w:val="single" w:sz="4" w:space="0" w:color="76CDD8"/>
+              <w:top w:val="single" w:color="76CDD8" w:sz="4" w:space="0"/>
+              <w:left w:val="single" w:color="76CDD8" w:sz="4" w:space="0"/>
+              <w:bottom w:val="single" w:color="76CDD8" w:sz="4" w:space="0"/>
+              <w:right w:val="single" w:color="76CDD8" w:sz="4" w:space="0"/>
             </w:tcBorders>
           </w:tcPr>
           <w:p>
@@ -11342,10 +11335,10 @@
           <w:tcPr>
             <w:tcW w:w="2070" w:type="dxa"/>
             <w:tcBorders>
-              <w:top w:val="single" w:sz="4" w:space="0" w:color="76CDD8"/>
-              <w:left w:val="single" w:sz="4" w:space="0" w:color="76CDD8"/>
-              <w:bottom w:val="single" w:sz="4" w:space="0" w:color="76CDD8"/>
-              <w:right w:val="single" w:sz="4" w:space="0" w:color="76CDD8"/>
+              <w:top w:val="single" w:color="76CDD8" w:sz="4" w:space="0"/>
+              <w:left w:val="single" w:color="76CDD8" w:sz="4" w:space="0"/>
+              <w:bottom w:val="single" w:color="76CDD8" w:sz="4" w:space="0"/>
+              <w:right w:val="single" w:color="76CDD8" w:sz="4" w:space="0"/>
             </w:tcBorders>
           </w:tcPr>
           <w:p>
@@ -11361,10 +11354,10 @@
           <w:tcPr>
             <w:tcW w:w="2520" w:type="dxa"/>
             <w:tcBorders>
-              <w:top w:val="single" w:sz="4" w:space="0" w:color="76CDD8"/>
-              <w:left w:val="single" w:sz="4" w:space="0" w:color="76CDD8"/>
-              <w:bottom w:val="single" w:sz="4" w:space="0" w:color="76CDD8"/>
-              <w:right w:val="single" w:sz="4" w:space="0" w:color="76CDD8"/>
+              <w:top w:val="single" w:color="76CDD8" w:sz="4" w:space="0"/>
+              <w:left w:val="single" w:color="76CDD8" w:sz="4" w:space="0"/>
+              <w:bottom w:val="single" w:color="76CDD8" w:sz="4" w:space="0"/>
+              <w:right w:val="single" w:color="76CDD8" w:sz="4" w:space="0"/>
             </w:tcBorders>
           </w:tcPr>
           <w:p>
@@ -11385,10 +11378,10 @@
           <w:tcPr>
             <w:tcW w:w="2160" w:type="dxa"/>
             <w:tcBorders>
-              <w:top w:val="single" w:sz="4" w:space="0" w:color="76CDD8"/>
-              <w:left w:val="single" w:sz="4" w:space="0" w:color="76CDD8"/>
-              <w:bottom w:val="single" w:sz="4" w:space="0" w:color="76CDD8"/>
-              <w:right w:val="single" w:sz="4" w:space="0" w:color="76CDD8"/>
+              <w:top w:val="single" w:color="76CDD8" w:sz="4" w:space="0"/>
+              <w:left w:val="single" w:color="76CDD8" w:sz="4" w:space="0"/>
+              <w:bottom w:val="single" w:color="76CDD8" w:sz="4" w:space="0"/>
+              <w:right w:val="single" w:color="76CDD8" w:sz="4" w:space="0"/>
             </w:tcBorders>
           </w:tcPr>
           <w:p>
@@ -11412,10 +11405,10 @@
           <w:tcPr>
             <w:tcW w:w="2070" w:type="dxa"/>
             <w:tcBorders>
-              <w:top w:val="single" w:sz="4" w:space="0" w:color="76CDD8"/>
-              <w:left w:val="single" w:sz="4" w:space="0" w:color="76CDD8"/>
-              <w:bottom w:val="single" w:sz="4" w:space="0" w:color="76CDD8"/>
-              <w:right w:val="single" w:sz="4" w:space="0" w:color="76CDD8"/>
+              <w:top w:val="single" w:color="76CDD8" w:sz="4" w:space="0"/>
+              <w:left w:val="single" w:color="76CDD8" w:sz="4" w:space="0"/>
+              <w:bottom w:val="single" w:color="76CDD8" w:sz="4" w:space="0"/>
+              <w:right w:val="single" w:color="76CDD8" w:sz="4" w:space="0"/>
             </w:tcBorders>
           </w:tcPr>
           <w:p>
@@ -11439,10 +11432,10 @@
           <w:tcPr>
             <w:tcW w:w="2070" w:type="dxa"/>
             <w:tcBorders>
-              <w:top w:val="single" w:sz="4" w:space="0" w:color="76CDD8"/>
-              <w:left w:val="single" w:sz="4" w:space="0" w:color="76CDD8"/>
-              <w:bottom w:val="single" w:sz="4" w:space="0" w:color="76CDD8"/>
-              <w:right w:val="single" w:sz="4" w:space="0" w:color="76CDD8"/>
+              <w:top w:val="single" w:color="76CDD8" w:sz="4" w:space="0"/>
+              <w:left w:val="single" w:color="76CDD8" w:sz="4" w:space="0"/>
+              <w:bottom w:val="single" w:color="76CDD8" w:sz="4" w:space="0"/>
+              <w:right w:val="single" w:color="76CDD8" w:sz="4" w:space="0"/>
             </w:tcBorders>
           </w:tcPr>
           <w:p>
@@ -11461,10 +11454,10 @@
           <w:tcPr>
             <w:tcW w:w="2520" w:type="dxa"/>
             <w:tcBorders>
-              <w:top w:val="single" w:sz="4" w:space="0" w:color="76CDD8"/>
-              <w:left w:val="single" w:sz="4" w:space="0" w:color="76CDD8"/>
-              <w:bottom w:val="single" w:sz="4" w:space="0" w:color="76CDD8"/>
-              <w:right w:val="single" w:sz="4" w:space="0" w:color="76CDD8"/>
+              <w:top w:val="single" w:color="76CDD8" w:sz="4" w:space="0"/>
+              <w:left w:val="single" w:color="76CDD8" w:sz="4" w:space="0"/>
+              <w:bottom w:val="single" w:color="76CDD8" w:sz="4" w:space="0"/>
+              <w:right w:val="single" w:color="76CDD8" w:sz="4" w:space="0"/>
             </w:tcBorders>
           </w:tcPr>
           <w:p>
@@ -11488,10 +11481,10 @@
           <w:tcPr>
             <w:tcW w:w="2160" w:type="dxa"/>
             <w:tcBorders>
-              <w:top w:val="single" w:sz="4" w:space="0" w:color="76CDD8"/>
-              <w:left w:val="single" w:sz="4" w:space="0" w:color="76CDD8"/>
-              <w:bottom w:val="single" w:sz="4" w:space="0" w:color="76CDD8"/>
-              <w:right w:val="single" w:sz="4" w:space="0" w:color="76CDD8"/>
+              <w:top w:val="single" w:color="76CDD8" w:sz="4" w:space="0"/>
+              <w:left w:val="single" w:color="76CDD8" w:sz="4" w:space="0"/>
+              <w:bottom w:val="single" w:color="76CDD8" w:sz="4" w:space="0"/>
+              <w:right w:val="single" w:color="76CDD8" w:sz="4" w:space="0"/>
             </w:tcBorders>
           </w:tcPr>
           <w:p>
@@ -11515,10 +11508,10 @@
           <w:tcPr>
             <w:tcW w:w="2070" w:type="dxa"/>
             <w:tcBorders>
-              <w:top w:val="single" w:sz="4" w:space="0" w:color="76CDD8"/>
-              <w:left w:val="single" w:sz="4" w:space="0" w:color="76CDD8"/>
-              <w:bottom w:val="single" w:sz="4" w:space="0" w:color="76CDD8"/>
-              <w:right w:val="single" w:sz="4" w:space="0" w:color="76CDD8"/>
+              <w:top w:val="single" w:color="76CDD8" w:sz="4" w:space="0"/>
+              <w:left w:val="single" w:color="76CDD8" w:sz="4" w:space="0"/>
+              <w:bottom w:val="single" w:color="76CDD8" w:sz="4" w:space="0"/>
+              <w:right w:val="single" w:color="76CDD8" w:sz="4" w:space="0"/>
             </w:tcBorders>
           </w:tcPr>
           <w:p>
@@ -11542,10 +11535,10 @@
           <w:tcPr>
             <w:tcW w:w="2070" w:type="dxa"/>
             <w:tcBorders>
-              <w:top w:val="single" w:sz="4" w:space="0" w:color="76CDD8"/>
-              <w:left w:val="single" w:sz="4" w:space="0" w:color="76CDD8"/>
-              <w:bottom w:val="single" w:sz="4" w:space="0" w:color="76CDD8"/>
-              <w:right w:val="single" w:sz="4" w:space="0" w:color="76CDD8"/>
+              <w:top w:val="single" w:color="76CDD8" w:sz="4" w:space="0"/>
+              <w:left w:val="single" w:color="76CDD8" w:sz="4" w:space="0"/>
+              <w:bottom w:val="single" w:color="76CDD8" w:sz="4" w:space="0"/>
+              <w:right w:val="single" w:color="76CDD8" w:sz="4" w:space="0"/>
             </w:tcBorders>
           </w:tcPr>
           <w:p>
@@ -11564,10 +11557,10 @@
           <w:tcPr>
             <w:tcW w:w="2520" w:type="dxa"/>
             <w:tcBorders>
-              <w:top w:val="single" w:sz="4" w:space="0" w:color="76CDD8"/>
-              <w:left w:val="single" w:sz="4" w:space="0" w:color="76CDD8"/>
-              <w:bottom w:val="single" w:sz="4" w:space="0" w:color="76CDD8"/>
-              <w:right w:val="single" w:sz="4" w:space="0" w:color="76CDD8"/>
+              <w:top w:val="single" w:color="76CDD8" w:sz="4" w:space="0"/>
+              <w:left w:val="single" w:color="76CDD8" w:sz="4" w:space="0"/>
+              <w:bottom w:val="single" w:color="76CDD8" w:sz="4" w:space="0"/>
+              <w:right w:val="single" w:color="76CDD8" w:sz="4" w:space="0"/>
             </w:tcBorders>
           </w:tcPr>
           <w:p>
@@ -11591,10 +11584,10 @@
           <w:tcPr>
             <w:tcW w:w="2160" w:type="dxa"/>
             <w:tcBorders>
-              <w:top w:val="single" w:sz="4" w:space="0" w:color="76CDD8"/>
-              <w:left w:val="single" w:sz="4" w:space="0" w:color="76CDD8"/>
-              <w:bottom w:val="single" w:sz="4" w:space="0" w:color="76CDD8"/>
-              <w:right w:val="single" w:sz="4" w:space="0" w:color="76CDD8"/>
+              <w:top w:val="single" w:color="76CDD8" w:sz="4" w:space="0"/>
+              <w:left w:val="single" w:color="76CDD8" w:sz="4" w:space="0"/>
+              <w:bottom w:val="single" w:color="76CDD8" w:sz="4" w:space="0"/>
+              <w:right w:val="single" w:color="76CDD8" w:sz="4" w:space="0"/>
             </w:tcBorders>
           </w:tcPr>
           <w:p>
@@ -11618,10 +11611,10 @@
           <w:tcPr>
             <w:tcW w:w="2070" w:type="dxa"/>
             <w:tcBorders>
-              <w:top w:val="single" w:sz="4" w:space="0" w:color="76CDD8"/>
-              <w:left w:val="single" w:sz="4" w:space="0" w:color="76CDD8"/>
-              <w:bottom w:val="single" w:sz="4" w:space="0" w:color="76CDD8"/>
-              <w:right w:val="single" w:sz="4" w:space="0" w:color="76CDD8"/>
+              <w:top w:val="single" w:color="76CDD8" w:sz="4" w:space="0"/>
+              <w:left w:val="single" w:color="76CDD8" w:sz="4" w:space="0"/>
+              <w:bottom w:val="single" w:color="76CDD8" w:sz="4" w:space="0"/>
+              <w:right w:val="single" w:color="76CDD8" w:sz="4" w:space="0"/>
             </w:tcBorders>
           </w:tcPr>
           <w:p>
@@ -11645,10 +11638,10 @@
           <w:tcPr>
             <w:tcW w:w="2070" w:type="dxa"/>
             <w:tcBorders>
-              <w:top w:val="single" w:sz="4" w:space="0" w:color="76CDD8"/>
-              <w:left w:val="single" w:sz="4" w:space="0" w:color="76CDD8"/>
-              <w:bottom w:val="single" w:sz="4" w:space="0" w:color="76CDD8"/>
-              <w:right w:val="single" w:sz="4" w:space="0" w:color="76CDD8"/>
+              <w:top w:val="single" w:color="76CDD8" w:sz="4" w:space="0"/>
+              <w:left w:val="single" w:color="76CDD8" w:sz="4" w:space="0"/>
+              <w:bottom w:val="single" w:color="76CDD8" w:sz="4" w:space="0"/>
+              <w:right w:val="single" w:color="76CDD8" w:sz="4" w:space="0"/>
             </w:tcBorders>
           </w:tcPr>
           <w:p>
@@ -11667,10 +11660,10 @@
           <w:tcPr>
             <w:tcW w:w="2520" w:type="dxa"/>
             <w:tcBorders>
-              <w:top w:val="single" w:sz="4" w:space="0" w:color="76CDD8"/>
-              <w:left w:val="single" w:sz="4" w:space="0" w:color="76CDD8"/>
-              <w:bottom w:val="single" w:sz="4" w:space="0" w:color="76CDD8"/>
-              <w:right w:val="single" w:sz="4" w:space="0" w:color="76CDD8"/>
+              <w:top w:val="single" w:color="76CDD8" w:sz="4" w:space="0"/>
+              <w:left w:val="single" w:color="76CDD8" w:sz="4" w:space="0"/>
+              <w:bottom w:val="single" w:color="76CDD8" w:sz="4" w:space="0"/>
+              <w:right w:val="single" w:color="76CDD8" w:sz="4" w:space="0"/>
             </w:tcBorders>
           </w:tcPr>
           <w:p>
@@ -11694,10 +11687,10 @@
           <w:tcPr>
             <w:tcW w:w="2160" w:type="dxa"/>
             <w:tcBorders>
-              <w:top w:val="single" w:sz="4" w:space="0" w:color="76CDD8"/>
-              <w:left w:val="single" w:sz="4" w:space="0" w:color="76CDD8"/>
-              <w:bottom w:val="single" w:sz="4" w:space="0" w:color="76CDD8"/>
-              <w:right w:val="single" w:sz="4" w:space="0" w:color="76CDD8"/>
+              <w:top w:val="single" w:color="76CDD8" w:sz="4" w:space="0"/>
+              <w:left w:val="single" w:color="76CDD8" w:sz="4" w:space="0"/>
+              <w:bottom w:val="single" w:color="76CDD8" w:sz="4" w:space="0"/>
+              <w:right w:val="single" w:color="76CDD8" w:sz="4" w:space="0"/>
             </w:tcBorders>
           </w:tcPr>
           <w:p>
@@ -11721,10 +11714,10 @@
           <w:tcPr>
             <w:tcW w:w="2070" w:type="dxa"/>
             <w:tcBorders>
-              <w:top w:val="single" w:sz="4" w:space="0" w:color="76CDD8"/>
-              <w:left w:val="single" w:sz="4" w:space="0" w:color="76CDD8"/>
-              <w:bottom w:val="single" w:sz="4" w:space="0" w:color="76CDD8"/>
-              <w:right w:val="single" w:sz="4" w:space="0" w:color="76CDD8"/>
+              <w:top w:val="single" w:color="76CDD8" w:sz="4" w:space="0"/>
+              <w:left w:val="single" w:color="76CDD8" w:sz="4" w:space="0"/>
+              <w:bottom w:val="single" w:color="76CDD8" w:sz="4" w:space="0"/>
+              <w:right w:val="single" w:color="76CDD8" w:sz="4" w:space="0"/>
             </w:tcBorders>
           </w:tcPr>
           <w:p>
@@ -11748,10 +11741,10 @@
           <w:tcPr>
             <w:tcW w:w="2070" w:type="dxa"/>
             <w:tcBorders>
-              <w:top w:val="single" w:sz="4" w:space="0" w:color="76CDD8"/>
-              <w:left w:val="single" w:sz="4" w:space="0" w:color="76CDD8"/>
-              <w:bottom w:val="single" w:sz="4" w:space="0" w:color="76CDD8"/>
-              <w:right w:val="single" w:sz="4" w:space="0" w:color="76CDD8"/>
+              <w:top w:val="single" w:color="76CDD8" w:sz="4" w:space="0"/>
+              <w:left w:val="single" w:color="76CDD8" w:sz="4" w:space="0"/>
+              <w:bottom w:val="single" w:color="76CDD8" w:sz="4" w:space="0"/>
+              <w:right w:val="single" w:color="76CDD8" w:sz="4" w:space="0"/>
             </w:tcBorders>
           </w:tcPr>
           <w:p>
@@ -11770,10 +11763,10 @@
           <w:tcPr>
             <w:tcW w:w="2520" w:type="dxa"/>
             <w:tcBorders>
-              <w:top w:val="single" w:sz="4" w:space="0" w:color="76CDD8"/>
-              <w:left w:val="single" w:sz="4" w:space="0" w:color="76CDD8"/>
-              <w:bottom w:val="single" w:sz="4" w:space="0" w:color="76CDD8"/>
-              <w:right w:val="single" w:sz="4" w:space="0" w:color="76CDD8"/>
+              <w:top w:val="single" w:color="76CDD8" w:sz="4" w:space="0"/>
+              <w:left w:val="single" w:color="76CDD8" w:sz="4" w:space="0"/>
+              <w:bottom w:val="single" w:color="76CDD8" w:sz="4" w:space="0"/>
+              <w:right w:val="single" w:color="76CDD8" w:sz="4" w:space="0"/>
             </w:tcBorders>
           </w:tcPr>
           <w:p>
@@ -11797,10 +11790,10 @@
           <w:tcPr>
             <w:tcW w:w="2160" w:type="dxa"/>
             <w:tcBorders>
-              <w:top w:val="single" w:sz="4" w:space="0" w:color="76CDD8"/>
-              <w:left w:val="single" w:sz="4" w:space="0" w:color="76CDD8"/>
-              <w:bottom w:val="single" w:sz="4" w:space="0" w:color="76CDD8"/>
-              <w:right w:val="single" w:sz="4" w:space="0" w:color="76CDD8"/>
+              <w:top w:val="single" w:color="76CDD8" w:sz="4" w:space="0"/>
+              <w:left w:val="single" w:color="76CDD8" w:sz="4" w:space="0"/>
+              <w:bottom w:val="single" w:color="76CDD8" w:sz="4" w:space="0"/>
+              <w:right w:val="single" w:color="76CDD8" w:sz="4" w:space="0"/>
             </w:tcBorders>
           </w:tcPr>
           <w:p>
@@ -11824,10 +11817,10 @@
           <w:tcPr>
             <w:tcW w:w="2070" w:type="dxa"/>
             <w:tcBorders>
-              <w:top w:val="single" w:sz="4" w:space="0" w:color="76CDD8"/>
-              <w:left w:val="single" w:sz="4" w:space="0" w:color="76CDD8"/>
-              <w:bottom w:val="single" w:sz="4" w:space="0" w:color="76CDD8"/>
-              <w:right w:val="single" w:sz="4" w:space="0" w:color="76CDD8"/>
+              <w:top w:val="single" w:color="76CDD8" w:sz="4" w:space="0"/>
+              <w:left w:val="single" w:color="76CDD8" w:sz="4" w:space="0"/>
+              <w:bottom w:val="single" w:color="76CDD8" w:sz="4" w:space="0"/>
+              <w:right w:val="single" w:color="76CDD8" w:sz="4" w:space="0"/>
             </w:tcBorders>
           </w:tcPr>
           <w:p>
@@ -11851,10 +11844,10 @@
           <w:tcPr>
             <w:tcW w:w="2070" w:type="dxa"/>
             <w:tcBorders>
-              <w:top w:val="single" w:sz="4" w:space="0" w:color="76CDD8"/>
-              <w:left w:val="single" w:sz="4" w:space="0" w:color="76CDD8"/>
-              <w:bottom w:val="single" w:sz="4" w:space="0" w:color="76CDD8"/>
-              <w:right w:val="single" w:sz="4" w:space="0" w:color="76CDD8"/>
+              <w:top w:val="single" w:color="76CDD8" w:sz="4" w:space="0"/>
+              <w:left w:val="single" w:color="76CDD8" w:sz="4" w:space="0"/>
+              <w:bottom w:val="single" w:color="76CDD8" w:sz="4" w:space="0"/>
+              <w:right w:val="single" w:color="76CDD8" w:sz="4" w:space="0"/>
             </w:tcBorders>
           </w:tcPr>
           <w:p>
@@ -11873,10 +11866,10 @@
           <w:tcPr>
             <w:tcW w:w="2520" w:type="dxa"/>
             <w:tcBorders>
-              <w:top w:val="single" w:sz="4" w:space="0" w:color="76CDD8"/>
-              <w:left w:val="single" w:sz="4" w:space="0" w:color="76CDD8"/>
-              <w:bottom w:val="single" w:sz="4" w:space="0" w:color="76CDD8"/>
-              <w:right w:val="single" w:sz="4" w:space="0" w:color="76CDD8"/>
+              <w:top w:val="single" w:color="76CDD8" w:sz="4" w:space="0"/>
+              <w:left w:val="single" w:color="76CDD8" w:sz="4" w:space="0"/>
+              <w:bottom w:val="single" w:color="76CDD8" w:sz="4" w:space="0"/>
+              <w:right w:val="single" w:color="76CDD8" w:sz="4" w:space="0"/>
             </w:tcBorders>
           </w:tcPr>
           <w:p>
@@ -11900,10 +11893,10 @@
           <w:tcPr>
             <w:tcW w:w="2160" w:type="dxa"/>
             <w:tcBorders>
-              <w:top w:val="single" w:sz="4" w:space="0" w:color="76CDD8"/>
-              <w:left w:val="single" w:sz="4" w:space="0" w:color="76CDD8"/>
-              <w:bottom w:val="single" w:sz="4" w:space="0" w:color="76CDD8"/>
-              <w:right w:val="single" w:sz="4" w:space="0" w:color="76CDD8"/>
+              <w:top w:val="single" w:color="76CDD8" w:sz="4" w:space="0"/>
+              <w:left w:val="single" w:color="76CDD8" w:sz="4" w:space="0"/>
+              <w:bottom w:val="single" w:color="76CDD8" w:sz="4" w:space="0"/>
+              <w:right w:val="single" w:color="76CDD8" w:sz="4" w:space="0"/>
             </w:tcBorders>
           </w:tcPr>
           <w:p>
@@ -11927,10 +11920,10 @@
           <w:tcPr>
             <w:tcW w:w="2070" w:type="dxa"/>
             <w:tcBorders>
-              <w:top w:val="single" w:sz="4" w:space="0" w:color="76CDD8"/>
-              <w:left w:val="single" w:sz="4" w:space="0" w:color="76CDD8"/>
-              <w:bottom w:val="single" w:sz="4" w:space="0" w:color="76CDD8"/>
-              <w:right w:val="single" w:sz="4" w:space="0" w:color="76CDD8"/>
+              <w:top w:val="single" w:color="76CDD8" w:sz="4" w:space="0"/>
+              <w:left w:val="single" w:color="76CDD8" w:sz="4" w:space="0"/>
+              <w:bottom w:val="single" w:color="76CDD8" w:sz="4" w:space="0"/>
+              <w:right w:val="single" w:color="76CDD8" w:sz="4" w:space="0"/>
             </w:tcBorders>
           </w:tcPr>
           <w:p>
@@ -11954,10 +11947,10 @@
           <w:tcPr>
             <w:tcW w:w="2070" w:type="dxa"/>
             <w:tcBorders>
-              <w:top w:val="single" w:sz="4" w:space="0" w:color="76CDD8"/>
-              <w:left w:val="single" w:sz="4" w:space="0" w:color="76CDD8"/>
-              <w:bottom w:val="single" w:sz="4" w:space="0" w:color="76CDD8"/>
-              <w:right w:val="single" w:sz="4" w:space="0" w:color="76CDD8"/>
+              <w:top w:val="single" w:color="76CDD8" w:sz="4" w:space="0"/>
+              <w:left w:val="single" w:color="76CDD8" w:sz="4" w:space="0"/>
+              <w:bottom w:val="single" w:color="76CDD8" w:sz="4" w:space="0"/>
+              <w:right w:val="single" w:color="76CDD8" w:sz="4" w:space="0"/>
             </w:tcBorders>
           </w:tcPr>
           <w:p>
@@ -11973,10 +11966,10 @@
           <w:tcPr>
             <w:tcW w:w="2520" w:type="dxa"/>
             <w:tcBorders>
-              <w:top w:val="single" w:sz="4" w:space="0" w:color="76CDD8"/>
-              <w:left w:val="single" w:sz="4" w:space="0" w:color="76CDD8"/>
-              <w:bottom w:val="single" w:sz="4" w:space="0" w:color="76CDD8"/>
-              <w:right w:val="single" w:sz="4" w:space="0" w:color="76CDD8"/>
+              <w:top w:val="single" w:color="76CDD8" w:sz="4" w:space="0"/>
+              <w:left w:val="single" w:color="76CDD8" w:sz="4" w:space="0"/>
+              <w:bottom w:val="single" w:color="76CDD8" w:sz="4" w:space="0"/>
+              <w:right w:val="single" w:color="76CDD8" w:sz="4" w:space="0"/>
             </w:tcBorders>
           </w:tcPr>
           <w:p>
@@ -11997,10 +11990,10 @@
           <w:tcPr>
             <w:tcW w:w="2160" w:type="dxa"/>
             <w:tcBorders>
-              <w:top w:val="single" w:sz="4" w:space="0" w:color="76CDD8"/>
-              <w:left w:val="single" w:sz="4" w:space="0" w:color="76CDD8"/>
-              <w:bottom w:val="single" w:sz="4" w:space="0" w:color="76CDD8"/>
-              <w:right w:val="single" w:sz="4" w:space="0" w:color="76CDD8"/>
+              <w:top w:val="single" w:color="76CDD8" w:sz="4" w:space="0"/>
+              <w:left w:val="single" w:color="76CDD8" w:sz="4" w:space="0"/>
+              <w:bottom w:val="single" w:color="76CDD8" w:sz="4" w:space="0"/>
+              <w:right w:val="single" w:color="76CDD8" w:sz="4" w:space="0"/>
             </w:tcBorders>
           </w:tcPr>
           <w:p>
@@ -12024,10 +12017,10 @@
           <w:tcPr>
             <w:tcW w:w="2070" w:type="dxa"/>
             <w:tcBorders>
-              <w:top w:val="single" w:sz="4" w:space="0" w:color="76CDD8"/>
-              <w:left w:val="single" w:sz="4" w:space="0" w:color="76CDD8"/>
-              <w:bottom w:val="single" w:sz="4" w:space="0" w:color="76CDD8"/>
-              <w:right w:val="single" w:sz="4" w:space="0" w:color="76CDD8"/>
+              <w:top w:val="single" w:color="76CDD8" w:sz="4" w:space="0"/>
+              <w:left w:val="single" w:color="76CDD8" w:sz="4" w:space="0"/>
+              <w:bottom w:val="single" w:color="76CDD8" w:sz="4" w:space="0"/>
+              <w:right w:val="single" w:color="76CDD8" w:sz="4" w:space="0"/>
             </w:tcBorders>
           </w:tcPr>
           <w:p>
@@ -12051,10 +12044,10 @@
           <w:tcPr>
             <w:tcW w:w="2070" w:type="dxa"/>
             <w:tcBorders>
-              <w:top w:val="single" w:sz="4" w:space="0" w:color="76CDD8"/>
-              <w:left w:val="single" w:sz="4" w:space="0" w:color="76CDD8"/>
-              <w:bottom w:val="single" w:sz="4" w:space="0" w:color="76CDD8"/>
-              <w:right w:val="single" w:sz="4" w:space="0" w:color="76CDD8"/>
+              <w:top w:val="single" w:color="76CDD8" w:sz="4" w:space="0"/>
+              <w:left w:val="single" w:color="76CDD8" w:sz="4" w:space="0"/>
+              <w:bottom w:val="single" w:color="76CDD8" w:sz="4" w:space="0"/>
+              <w:right w:val="single" w:color="76CDD8" w:sz="4" w:space="0"/>
             </w:tcBorders>
           </w:tcPr>
           <w:p>
@@ -12070,10 +12063,10 @@
           <w:tcPr>
             <w:tcW w:w="2520" w:type="dxa"/>
             <w:tcBorders>
-              <w:top w:val="single" w:sz="4" w:space="0" w:color="76CDD8"/>
-              <w:left w:val="single" w:sz="4" w:space="0" w:color="76CDD8"/>
-              <w:bottom w:val="single" w:sz="4" w:space="0" w:color="76CDD8"/>
-              <w:right w:val="single" w:sz="4" w:space="0" w:color="76CDD8"/>
+              <w:top w:val="single" w:color="76CDD8" w:sz="4" w:space="0"/>
+              <w:left w:val="single" w:color="76CDD8" w:sz="4" w:space="0"/>
+              <w:bottom w:val="single" w:color="76CDD8" w:sz="4" w:space="0"/>
+              <w:right w:val="single" w:color="76CDD8" w:sz="4" w:space="0"/>
             </w:tcBorders>
           </w:tcPr>
           <w:p>
@@ -12094,10 +12087,10 @@
           <w:tcPr>
             <w:tcW w:w="2160" w:type="dxa"/>
             <w:tcBorders>
-              <w:top w:val="single" w:sz="4" w:space="0" w:color="76CDD8"/>
-              <w:left w:val="single" w:sz="4" w:space="0" w:color="76CDD8"/>
-              <w:bottom w:val="single" w:sz="4" w:space="0" w:color="76CDD8"/>
-              <w:right w:val="single" w:sz="4" w:space="0" w:color="76CDD8"/>
+              <w:top w:val="single" w:color="76CDD8" w:sz="4" w:space="0"/>
+              <w:left w:val="single" w:color="76CDD8" w:sz="4" w:space="0"/>
+              <w:bottom w:val="single" w:color="76CDD8" w:sz="4" w:space="0"/>
+              <w:right w:val="single" w:color="76CDD8" w:sz="4" w:space="0"/>
             </w:tcBorders>
           </w:tcPr>
           <w:p>
@@ -12121,10 +12114,10 @@
           <w:tcPr>
             <w:tcW w:w="2070" w:type="dxa"/>
             <w:tcBorders>
-              <w:top w:val="single" w:sz="4" w:space="0" w:color="76CDD8"/>
-              <w:left w:val="single" w:sz="4" w:space="0" w:color="76CDD8"/>
-              <w:bottom w:val="single" w:sz="4" w:space="0" w:color="76CDD8"/>
-              <w:right w:val="single" w:sz="4" w:space="0" w:color="76CDD8"/>
+              <w:top w:val="single" w:color="76CDD8" w:sz="4" w:space="0"/>
+              <w:left w:val="single" w:color="76CDD8" w:sz="4" w:space="0"/>
+              <w:bottom w:val="single" w:color="76CDD8" w:sz="4" w:space="0"/>
+              <w:right w:val="single" w:color="76CDD8" w:sz="4" w:space="0"/>
             </w:tcBorders>
           </w:tcPr>
           <w:p>
@@ -12148,10 +12141,10 @@
           <w:tcPr>
             <w:tcW w:w="2070" w:type="dxa"/>
             <w:tcBorders>
-              <w:top w:val="single" w:sz="4" w:space="0" w:color="76CDD8"/>
-              <w:left w:val="single" w:sz="4" w:space="0" w:color="76CDD8"/>
-              <w:bottom w:val="single" w:sz="4" w:space="0" w:color="76CDD8"/>
-              <w:right w:val="single" w:sz="4" w:space="0" w:color="76CDD8"/>
+              <w:top w:val="single" w:color="76CDD8" w:sz="4" w:space="0"/>
+              <w:left w:val="single" w:color="76CDD8" w:sz="4" w:space="0"/>
+              <w:bottom w:val="single" w:color="76CDD8" w:sz="4" w:space="0"/>
+              <w:right w:val="single" w:color="76CDD8" w:sz="4" w:space="0"/>
             </w:tcBorders>
           </w:tcPr>
           <w:p>
@@ -12167,10 +12160,10 @@
           <w:tcPr>
             <w:tcW w:w="2520" w:type="dxa"/>
             <w:tcBorders>
-              <w:top w:val="single" w:sz="4" w:space="0" w:color="76CDD8"/>
-              <w:left w:val="single" w:sz="4" w:space="0" w:color="76CDD8"/>
-              <w:bottom w:val="single" w:sz="4" w:space="0" w:color="76CDD8"/>
-              <w:right w:val="single" w:sz="4" w:space="0" w:color="76CDD8"/>
+              <w:top w:val="single" w:color="76CDD8" w:sz="4" w:space="0"/>
+              <w:left w:val="single" w:color="76CDD8" w:sz="4" w:space="0"/>
+              <w:bottom w:val="single" w:color="76CDD8" w:sz="4" w:space="0"/>
+              <w:right w:val="single" w:color="76CDD8" w:sz="4" w:space="0"/>
             </w:tcBorders>
           </w:tcPr>
           <w:p>
@@ -12191,10 +12184,10 @@
           <w:tcPr>
             <w:tcW w:w="2160" w:type="dxa"/>
             <w:tcBorders>
-              <w:top w:val="single" w:sz="4" w:space="0" w:color="76CDD8"/>
-              <w:left w:val="single" w:sz="4" w:space="0" w:color="76CDD8"/>
-              <w:bottom w:val="single" w:sz="4" w:space="0" w:color="76CDD8"/>
-              <w:right w:val="single" w:sz="4" w:space="0" w:color="76CDD8"/>
+              <w:top w:val="single" w:color="76CDD8" w:sz="4" w:space="0"/>
+              <w:left w:val="single" w:color="76CDD8" w:sz="4" w:space="0"/>
+              <w:bottom w:val="single" w:color="76CDD8" w:sz="4" w:space="0"/>
+              <w:right w:val="single" w:color="76CDD8" w:sz="4" w:space="0"/>
             </w:tcBorders>
           </w:tcPr>
           <w:p>
@@ -12218,10 +12211,10 @@
           <w:tcPr>
             <w:tcW w:w="2070" w:type="dxa"/>
             <w:tcBorders>
-              <w:top w:val="single" w:sz="4" w:space="0" w:color="76CDD8"/>
-              <w:left w:val="single" w:sz="4" w:space="0" w:color="76CDD8"/>
-              <w:bottom w:val="single" w:sz="4" w:space="0" w:color="76CDD8"/>
-              <w:right w:val="single" w:sz="4" w:space="0" w:color="76CDD8"/>
+              <w:top w:val="single" w:color="76CDD8" w:sz="4" w:space="0"/>
+              <w:left w:val="single" w:color="76CDD8" w:sz="4" w:space="0"/>
+              <w:bottom w:val="single" w:color="76CDD8" w:sz="4" w:space="0"/>
+              <w:right w:val="single" w:color="76CDD8" w:sz="4" w:space="0"/>
             </w:tcBorders>
           </w:tcPr>
           <w:p>
@@ -12245,10 +12238,10 @@
           <w:tcPr>
             <w:tcW w:w="2070" w:type="dxa"/>
             <w:tcBorders>
-              <w:top w:val="single" w:sz="4" w:space="0" w:color="76CDD8"/>
-              <w:left w:val="single" w:sz="4" w:space="0" w:color="76CDD8"/>
-              <w:bottom w:val="single" w:sz="4" w:space="0" w:color="76CDD8"/>
-              <w:right w:val="single" w:sz="4" w:space="0" w:color="76CDD8"/>
+              <w:top w:val="single" w:color="76CDD8" w:sz="4" w:space="0"/>
+              <w:left w:val="single" w:color="76CDD8" w:sz="4" w:space="0"/>
+              <w:bottom w:val="single" w:color="76CDD8" w:sz="4" w:space="0"/>
+              <w:right w:val="single" w:color="76CDD8" w:sz="4" w:space="0"/>
             </w:tcBorders>
           </w:tcPr>
           <w:p>
@@ -12264,10 +12257,10 @@
           <w:tcPr>
             <w:tcW w:w="2520" w:type="dxa"/>
             <w:tcBorders>
-              <w:top w:val="single" w:sz="4" w:space="0" w:color="76CDD8"/>
-              <w:left w:val="single" w:sz="4" w:space="0" w:color="76CDD8"/>
-              <w:bottom w:val="single" w:sz="4" w:space="0" w:color="76CDD8"/>
-              <w:right w:val="single" w:sz="4" w:space="0" w:color="76CDD8"/>
+              <w:top w:val="single" w:color="76CDD8" w:sz="4" w:space="0"/>
+              <w:left w:val="single" w:color="76CDD8" w:sz="4" w:space="0"/>
+              <w:bottom w:val="single" w:color="76CDD8" w:sz="4" w:space="0"/>
+              <w:right w:val="single" w:color="76CDD8" w:sz="4" w:space="0"/>
             </w:tcBorders>
           </w:tcPr>
           <w:p>
@@ -12288,10 +12281,10 @@
           <w:tcPr>
             <w:tcW w:w="2160" w:type="dxa"/>
             <w:tcBorders>
-              <w:top w:val="single" w:sz="4" w:space="0" w:color="76CDD8"/>
-              <w:left w:val="single" w:sz="4" w:space="0" w:color="76CDD8"/>
-              <w:bottom w:val="single" w:sz="4" w:space="0" w:color="76CDD8"/>
-              <w:right w:val="single" w:sz="4" w:space="0" w:color="76CDD8"/>
+              <w:top w:val="single" w:color="76CDD8" w:sz="4" w:space="0"/>
+              <w:left w:val="single" w:color="76CDD8" w:sz="4" w:space="0"/>
+              <w:bottom w:val="single" w:color="76CDD8" w:sz="4" w:space="0"/>
+              <w:right w:val="single" w:color="76CDD8" w:sz="4" w:space="0"/>
             </w:tcBorders>
           </w:tcPr>
           <w:p>
@@ -12315,10 +12308,10 @@
           <w:tcPr>
             <w:tcW w:w="2070" w:type="dxa"/>
             <w:tcBorders>
-              <w:top w:val="single" w:sz="4" w:space="0" w:color="76CDD8"/>
-              <w:left w:val="single" w:sz="4" w:space="0" w:color="76CDD8"/>
-              <w:bottom w:val="single" w:sz="4" w:space="0" w:color="76CDD8"/>
-              <w:right w:val="single" w:sz="4" w:space="0" w:color="76CDD8"/>
+              <w:top w:val="single" w:color="76CDD8" w:sz="4" w:space="0"/>
+              <w:left w:val="single" w:color="76CDD8" w:sz="4" w:space="0"/>
+              <w:bottom w:val="single" w:color="76CDD8" w:sz="4" w:space="0"/>
+              <w:right w:val="single" w:color="76CDD8" w:sz="4" w:space="0"/>
             </w:tcBorders>
           </w:tcPr>
           <w:p>
@@ -12342,10 +12335,10 @@
           <w:tcPr>
             <w:tcW w:w="2070" w:type="dxa"/>
             <w:tcBorders>
-              <w:top w:val="single" w:sz="4" w:space="0" w:color="76CDD8"/>
-              <w:left w:val="single" w:sz="4" w:space="0" w:color="76CDD8"/>
-              <w:bottom w:val="single" w:sz="4" w:space="0" w:color="76CDD8"/>
-              <w:right w:val="single" w:sz="4" w:space="0" w:color="76CDD8"/>
+              <w:top w:val="single" w:color="76CDD8" w:sz="4" w:space="0"/>
+              <w:left w:val="single" w:color="76CDD8" w:sz="4" w:space="0"/>
+              <w:bottom w:val="single" w:color="76CDD8" w:sz="4" w:space="0"/>
+              <w:right w:val="single" w:color="76CDD8" w:sz="4" w:space="0"/>
             </w:tcBorders>
           </w:tcPr>
           <w:p>
@@ -12361,10 +12354,10 @@
           <w:tcPr>
             <w:tcW w:w="2520" w:type="dxa"/>
             <w:tcBorders>
-              <w:top w:val="single" w:sz="4" w:space="0" w:color="76CDD8"/>
-              <w:left w:val="single" w:sz="4" w:space="0" w:color="76CDD8"/>
-              <w:bottom w:val="single" w:sz="4" w:space="0" w:color="76CDD8"/>
-              <w:right w:val="single" w:sz="4" w:space="0" w:color="76CDD8"/>
+              <w:top w:val="single" w:color="76CDD8" w:sz="4" w:space="0"/>
+              <w:left w:val="single" w:color="76CDD8" w:sz="4" w:space="0"/>
+              <w:bottom w:val="single" w:color="76CDD8" w:sz="4" w:space="0"/>
+              <w:right w:val="single" w:color="76CDD8" w:sz="4" w:space="0"/>
             </w:tcBorders>
           </w:tcPr>
           <w:p>
@@ -12385,10 +12378,10 @@
           <w:tcPr>
             <w:tcW w:w="2160" w:type="dxa"/>
             <w:tcBorders>
-              <w:top w:val="single" w:sz="4" w:space="0" w:color="76CDD8"/>
-              <w:left w:val="single" w:sz="4" w:space="0" w:color="76CDD8"/>
-              <w:bottom w:val="single" w:sz="4" w:space="0" w:color="76CDD8"/>
-              <w:right w:val="single" w:sz="4" w:space="0" w:color="76CDD8"/>
+              <w:top w:val="single" w:color="76CDD8" w:sz="4" w:space="0"/>
+              <w:left w:val="single" w:color="76CDD8" w:sz="4" w:space="0"/>
+              <w:bottom w:val="single" w:color="76CDD8" w:sz="4" w:space="0"/>
+              <w:right w:val="single" w:color="76CDD8" w:sz="4" w:space="0"/>
             </w:tcBorders>
           </w:tcPr>
           <w:p>
@@ -12412,10 +12405,10 @@
           <w:tcPr>
             <w:tcW w:w="2070" w:type="dxa"/>
             <w:tcBorders>
-              <w:top w:val="single" w:sz="4" w:space="0" w:color="76CDD8"/>
-              <w:left w:val="single" w:sz="4" w:space="0" w:color="76CDD8"/>
-              <w:bottom w:val="single" w:sz="4" w:space="0" w:color="76CDD8"/>
-              <w:right w:val="single" w:sz="4" w:space="0" w:color="76CDD8"/>
+              <w:top w:val="single" w:color="76CDD8" w:sz="4" w:space="0"/>
+              <w:left w:val="single" w:color="76CDD8" w:sz="4" w:space="0"/>
+              <w:bottom w:val="single" w:color="76CDD8" w:sz="4" w:space="0"/>
+              <w:right w:val="single" w:color="76CDD8" w:sz="4" w:space="0"/>
             </w:tcBorders>
           </w:tcPr>
           <w:p>
@@ -12439,10 +12432,10 @@
           <w:tcPr>
             <w:tcW w:w="2070" w:type="dxa"/>
             <w:tcBorders>
-              <w:top w:val="single" w:sz="4" w:space="0" w:color="76CDD8"/>
-              <w:left w:val="single" w:sz="4" w:space="0" w:color="76CDD8"/>
-              <w:bottom w:val="single" w:sz="4" w:space="0" w:color="76CDD8"/>
-              <w:right w:val="single" w:sz="4" w:space="0" w:color="76CDD8"/>
+              <w:top w:val="single" w:color="76CDD8" w:sz="4" w:space="0"/>
+              <w:left w:val="single" w:color="76CDD8" w:sz="4" w:space="0"/>
+              <w:bottom w:val="single" w:color="76CDD8" w:sz="4" w:space="0"/>
+              <w:right w:val="single" w:color="76CDD8" w:sz="4" w:space="0"/>
             </w:tcBorders>
           </w:tcPr>
           <w:p>
@@ -12458,10 +12451,10 @@
           <w:tcPr>
             <w:tcW w:w="2520" w:type="dxa"/>
             <w:tcBorders>
-              <w:top w:val="single" w:sz="4" w:space="0" w:color="76CDD8"/>
-              <w:left w:val="single" w:sz="4" w:space="0" w:color="76CDD8"/>
-              <w:bottom w:val="single" w:sz="4" w:space="0" w:color="76CDD8"/>
-              <w:right w:val="single" w:sz="4" w:space="0" w:color="76CDD8"/>
+              <w:top w:val="single" w:color="76CDD8" w:sz="4" w:space="0"/>
+              <w:left w:val="single" w:color="76CDD8" w:sz="4" w:space="0"/>
+              <w:bottom w:val="single" w:color="76CDD8" w:sz="4" w:space="0"/>
+              <w:right w:val="single" w:color="76CDD8" w:sz="4" w:space="0"/>
             </w:tcBorders>
           </w:tcPr>
           <w:p>
@@ -12482,10 +12475,10 @@
           <w:tcPr>
             <w:tcW w:w="2160" w:type="dxa"/>
             <w:tcBorders>
-              <w:top w:val="single" w:sz="4" w:space="0" w:color="76CDD8"/>
-              <w:left w:val="single" w:sz="4" w:space="0" w:color="76CDD8"/>
-              <w:bottom w:val="single" w:sz="4" w:space="0" w:color="76CDD8"/>
-              <w:right w:val="single" w:sz="4" w:space="0" w:color="76CDD8"/>
+              <w:top w:val="single" w:color="76CDD8" w:sz="4" w:space="0"/>
+              <w:left w:val="single" w:color="76CDD8" w:sz="4" w:space="0"/>
+              <w:bottom w:val="single" w:color="76CDD8" w:sz="4" w:space="0"/>
+              <w:right w:val="single" w:color="76CDD8" w:sz="4" w:space="0"/>
             </w:tcBorders>
           </w:tcPr>
           <w:p>
@@ -12509,10 +12502,10 @@
           <w:tcPr>
             <w:tcW w:w="2070" w:type="dxa"/>
             <w:tcBorders>
-              <w:top w:val="single" w:sz="4" w:space="0" w:color="76CDD8"/>
-              <w:left w:val="single" w:sz="4" w:space="0" w:color="76CDD8"/>
-              <w:bottom w:val="single" w:sz="4" w:space="0" w:color="76CDD8"/>
-              <w:right w:val="single" w:sz="4" w:space="0" w:color="76CDD8"/>
+              <w:top w:val="single" w:color="76CDD8" w:sz="4" w:space="0"/>
+              <w:left w:val="single" w:color="76CDD8" w:sz="4" w:space="0"/>
+              <w:bottom w:val="single" w:color="76CDD8" w:sz="4" w:space="0"/>
+              <w:right w:val="single" w:color="76CDD8" w:sz="4" w:space="0"/>
             </w:tcBorders>
           </w:tcPr>
           <w:p>
@@ -12536,10 +12529,10 @@
           <w:tcPr>
             <w:tcW w:w="2070" w:type="dxa"/>
             <w:tcBorders>
-              <w:top w:val="single" w:sz="4" w:space="0" w:color="76CDD8"/>
-              <w:left w:val="single" w:sz="4" w:space="0" w:color="76CDD8"/>
-              <w:bottom w:val="single" w:sz="4" w:space="0" w:color="76CDD8"/>
-              <w:right w:val="single" w:sz="4" w:space="0" w:color="76CDD8"/>
+              <w:top w:val="single" w:color="76CDD8" w:sz="4" w:space="0"/>
+              <w:left w:val="single" w:color="76CDD8" w:sz="4" w:space="0"/>
+              <w:bottom w:val="single" w:color="76CDD8" w:sz="4" w:space="0"/>
+              <w:right w:val="single" w:color="76CDD8" w:sz="4" w:space="0"/>
             </w:tcBorders>
           </w:tcPr>
           <w:p>
@@ -12555,10 +12548,10 @@
           <w:tcPr>
             <w:tcW w:w="2520" w:type="dxa"/>
             <w:tcBorders>
-              <w:top w:val="single" w:sz="4" w:space="0" w:color="76CDD8"/>
-              <w:left w:val="single" w:sz="4" w:space="0" w:color="76CDD8"/>
-              <w:bottom w:val="single" w:sz="4" w:space="0" w:color="76CDD8"/>
-              <w:right w:val="single" w:sz="4" w:space="0" w:color="76CDD8"/>
+              <w:top w:val="single" w:color="76CDD8" w:sz="4" w:space="0"/>
+              <w:left w:val="single" w:color="76CDD8" w:sz="4" w:space="0"/>
+              <w:bottom w:val="single" w:color="76CDD8" w:sz="4" w:space="0"/>
+              <w:right w:val="single" w:color="76CDD8" w:sz="4" w:space="0"/>
             </w:tcBorders>
           </w:tcPr>
           <w:p>
@@ -12579,10 +12572,10 @@
           <w:tcPr>
             <w:tcW w:w="2160" w:type="dxa"/>
             <w:tcBorders>
-              <w:top w:val="single" w:sz="4" w:space="0" w:color="76CDD8"/>
-              <w:left w:val="single" w:sz="4" w:space="0" w:color="76CDD8"/>
-              <w:bottom w:val="single" w:sz="4" w:space="0" w:color="76CDD8"/>
-              <w:right w:val="single" w:sz="4" w:space="0" w:color="76CDD8"/>
+              <w:top w:val="single" w:color="76CDD8" w:sz="4" w:space="0"/>
+              <w:left w:val="single" w:color="76CDD8" w:sz="4" w:space="0"/>
+              <w:bottom w:val="single" w:color="76CDD8" w:sz="4" w:space="0"/>
+              <w:right w:val="single" w:color="76CDD8" w:sz="4" w:space="0"/>
             </w:tcBorders>
           </w:tcPr>
           <w:p>
@@ -12606,10 +12599,10 @@
           <w:tcPr>
             <w:tcW w:w="2070" w:type="dxa"/>
             <w:tcBorders>
-              <w:top w:val="single" w:sz="4" w:space="0" w:color="76CDD8"/>
-              <w:left w:val="single" w:sz="4" w:space="0" w:color="76CDD8"/>
-              <w:bottom w:val="single" w:sz="4" w:space="0" w:color="76CDD8"/>
-              <w:right w:val="single" w:sz="4" w:space="0" w:color="76CDD8"/>
+              <w:top w:val="single" w:color="76CDD8" w:sz="4" w:space="0"/>
+              <w:left w:val="single" w:color="76CDD8" w:sz="4" w:space="0"/>
+              <w:bottom w:val="single" w:color="76CDD8" w:sz="4" w:space="0"/>
+              <w:right w:val="single" w:color="76CDD8" w:sz="4" w:space="0"/>
             </w:tcBorders>
           </w:tcPr>
           <w:p>
@@ -12633,10 +12626,10 @@
           <w:tcPr>
             <w:tcW w:w="2070" w:type="dxa"/>
             <w:tcBorders>
-              <w:top w:val="single" w:sz="4" w:space="0" w:color="76CDD8"/>
-              <w:left w:val="single" w:sz="4" w:space="0" w:color="76CDD8"/>
-              <w:bottom w:val="single" w:sz="4" w:space="0" w:color="76CDD8"/>
-              <w:right w:val="single" w:sz="4" w:space="0" w:color="76CDD8"/>
+              <w:top w:val="single" w:color="76CDD8" w:sz="4" w:space="0"/>
+              <w:left w:val="single" w:color="76CDD8" w:sz="4" w:space="0"/>
+              <w:bottom w:val="single" w:color="76CDD8" w:sz="4" w:space="0"/>
+              <w:right w:val="single" w:color="76CDD8" w:sz="4" w:space="0"/>
             </w:tcBorders>
           </w:tcPr>
           <w:p>
@@ -12652,10 +12645,10 @@
           <w:tcPr>
             <w:tcW w:w="2520" w:type="dxa"/>
             <w:tcBorders>
-              <w:top w:val="single" w:sz="4" w:space="0" w:color="76CDD8"/>
-              <w:left w:val="single" w:sz="4" w:space="0" w:color="76CDD8"/>
-              <w:bottom w:val="single" w:sz="4" w:space="0" w:color="76CDD8"/>
-              <w:right w:val="single" w:sz="4" w:space="0" w:color="76CDD8"/>
+              <w:top w:val="single" w:color="76CDD8" w:sz="4" w:space="0"/>
+              <w:left w:val="single" w:color="76CDD8" w:sz="4" w:space="0"/>
+              <w:bottom w:val="single" w:color="76CDD8" w:sz="4" w:space="0"/>
+              <w:right w:val="single" w:color="76CDD8" w:sz="4" w:space="0"/>
             </w:tcBorders>
           </w:tcPr>
           <w:p>
@@ -12676,10 +12669,10 @@
           <w:tcPr>
             <w:tcW w:w="2160" w:type="dxa"/>
             <w:tcBorders>
-              <w:top w:val="single" w:sz="4" w:space="0" w:color="76CDD8"/>
-              <w:left w:val="single" w:sz="4" w:space="0" w:color="76CDD8"/>
-              <w:bottom w:val="single" w:sz="4" w:space="0" w:color="76CDD8"/>
-              <w:right w:val="single" w:sz="4" w:space="0" w:color="76CDD8"/>
+              <w:top w:val="single" w:color="76CDD8" w:sz="4" w:space="0"/>
+              <w:left w:val="single" w:color="76CDD8" w:sz="4" w:space="0"/>
+              <w:bottom w:val="single" w:color="76CDD8" w:sz="4" w:space="0"/>
+              <w:right w:val="single" w:color="76CDD8" w:sz="4" w:space="0"/>
             </w:tcBorders>
           </w:tcPr>
           <w:p>
@@ -12703,10 +12696,10 @@
           <w:tcPr>
             <w:tcW w:w="2070" w:type="dxa"/>
             <w:tcBorders>
-              <w:top w:val="single" w:sz="4" w:space="0" w:color="76CDD8"/>
-              <w:left w:val="single" w:sz="4" w:space="0" w:color="76CDD8"/>
-              <w:bottom w:val="single" w:sz="4" w:space="0" w:color="76CDD8"/>
-              <w:right w:val="single" w:sz="4" w:space="0" w:color="76CDD8"/>
+              <w:top w:val="single" w:color="76CDD8" w:sz="4" w:space="0"/>
+              <w:left w:val="single" w:color="76CDD8" w:sz="4" w:space="0"/>
+              <w:bottom w:val="single" w:color="76CDD8" w:sz="4" w:space="0"/>
+              <w:right w:val="single" w:color="76CDD8" w:sz="4" w:space="0"/>
             </w:tcBorders>
           </w:tcPr>
           <w:p>
@@ -12730,10 +12723,10 @@
           <w:tcPr>
             <w:tcW w:w="2070" w:type="dxa"/>
             <w:tcBorders>
-              <w:top w:val="single" w:sz="4" w:space="0" w:color="76CDD8"/>
-              <w:left w:val="single" w:sz="4" w:space="0" w:color="76CDD8"/>
-              <w:bottom w:val="single" w:sz="4" w:space="0" w:color="76CDD8"/>
-              <w:right w:val="single" w:sz="4" w:space="0" w:color="76CDD8"/>
+              <w:top w:val="single" w:color="76CDD8" w:sz="4" w:space="0"/>
+              <w:left w:val="single" w:color="76CDD8" w:sz="4" w:space="0"/>
+              <w:bottom w:val="single" w:color="76CDD8" w:sz="4" w:space="0"/>
+              <w:right w:val="single" w:color="76CDD8" w:sz="4" w:space="0"/>
             </w:tcBorders>
           </w:tcPr>
           <w:p>
@@ -12749,10 +12742,10 @@
           <w:tcPr>
             <w:tcW w:w="2520" w:type="dxa"/>
             <w:tcBorders>
-              <w:top w:val="single" w:sz="4" w:space="0" w:color="76CDD8"/>
-              <w:left w:val="single" w:sz="4" w:space="0" w:color="76CDD8"/>
-              <w:bottom w:val="single" w:sz="4" w:space="0" w:color="76CDD8"/>
-              <w:right w:val="single" w:sz="4" w:space="0" w:color="76CDD8"/>
+              <w:top w:val="single" w:color="76CDD8" w:sz="4" w:space="0"/>
+              <w:left w:val="single" w:color="76CDD8" w:sz="4" w:space="0"/>
+              <w:bottom w:val="single" w:color="76CDD8" w:sz="4" w:space="0"/>
+              <w:right w:val="single" w:color="76CDD8" w:sz="4" w:space="0"/>
             </w:tcBorders>
           </w:tcPr>
           <w:p>
@@ -12773,10 +12766,10 @@
           <w:tcPr>
             <w:tcW w:w="2160" w:type="dxa"/>
             <w:tcBorders>
-              <w:top w:val="single" w:sz="4" w:space="0" w:color="76CDD8"/>
-              <w:left w:val="single" w:sz="4" w:space="0" w:color="76CDD8"/>
-              <w:bottom w:val="single" w:sz="4" w:space="0" w:color="76CDD8"/>
-              <w:right w:val="single" w:sz="4" w:space="0" w:color="76CDD8"/>
+              <w:top w:val="single" w:color="76CDD8" w:sz="4" w:space="0"/>
+              <w:left w:val="single" w:color="76CDD8" w:sz="4" w:space="0"/>
+              <w:bottom w:val="single" w:color="76CDD8" w:sz="4" w:space="0"/>
+              <w:right w:val="single" w:color="76CDD8" w:sz="4" w:space="0"/>
             </w:tcBorders>
           </w:tcPr>
           <w:p>
@@ -12800,10 +12793,10 @@
           <w:tcPr>
             <w:tcW w:w="2070" w:type="dxa"/>
             <w:tcBorders>
-              <w:top w:val="single" w:sz="4" w:space="0" w:color="76CDD8"/>
-              <w:left w:val="single" w:sz="4" w:space="0" w:color="76CDD8"/>
-              <w:bottom w:val="single" w:sz="4" w:space="0" w:color="76CDD8"/>
-              <w:right w:val="single" w:sz="4" w:space="0" w:color="76CDD8"/>
+              <w:top w:val="single" w:color="76CDD8" w:sz="4" w:space="0"/>
+              <w:left w:val="single" w:color="76CDD8" w:sz="4" w:space="0"/>
+              <w:bottom w:val="single" w:color="76CDD8" w:sz="4" w:space="0"/>
+              <w:right w:val="single" w:color="76CDD8" w:sz="4" w:space="0"/>
             </w:tcBorders>
           </w:tcPr>
           <w:p>
@@ -12827,10 +12820,10 @@
           <w:tcPr>
             <w:tcW w:w="2070" w:type="dxa"/>
             <w:tcBorders>
-              <w:top w:val="single" w:sz="4" w:space="0" w:color="76CDD8"/>
-              <w:left w:val="single" w:sz="4" w:space="0" w:color="76CDD8"/>
-              <w:bottom w:val="single" w:sz="4" w:space="0" w:color="76CDD8"/>
-              <w:right w:val="single" w:sz="4" w:space="0" w:color="76CDD8"/>
+              <w:top w:val="single" w:color="76CDD8" w:sz="4" w:space="0"/>
+              <w:left w:val="single" w:color="76CDD8" w:sz="4" w:space="0"/>
+              <w:bottom w:val="single" w:color="76CDD8" w:sz="4" w:space="0"/>
+              <w:right w:val="single" w:color="76CDD8" w:sz="4" w:space="0"/>
             </w:tcBorders>
           </w:tcPr>
           <w:p>
@@ -12849,10 +12842,10 @@
           <w:tcPr>
             <w:tcW w:w="2520" w:type="dxa"/>
             <w:tcBorders>
-              <w:top w:val="single" w:sz="4" w:space="0" w:color="76CDD8"/>
-              <w:left w:val="single" w:sz="4" w:space="0" w:color="76CDD8"/>
-              <w:bottom w:val="single" w:sz="4" w:space="0" w:color="76CDD8"/>
-              <w:right w:val="single" w:sz="4" w:space="0" w:color="76CDD8"/>
+              <w:top w:val="single" w:color="76CDD8" w:sz="4" w:space="0"/>
+              <w:left w:val="single" w:color="76CDD8" w:sz="4" w:space="0"/>
+              <w:bottom w:val="single" w:color="76CDD8" w:sz="4" w:space="0"/>
+              <w:right w:val="single" w:color="76CDD8" w:sz="4" w:space="0"/>
             </w:tcBorders>
           </w:tcPr>
           <w:p>
@@ -12876,10 +12869,10 @@
           <w:tcPr>
             <w:tcW w:w="2160" w:type="dxa"/>
             <w:tcBorders>
-              <w:top w:val="single" w:sz="4" w:space="0" w:color="76CDD8"/>
-              <w:left w:val="single" w:sz="4" w:space="0" w:color="76CDD8"/>
-              <w:bottom w:val="single" w:sz="4" w:space="0" w:color="76CDD8"/>
-              <w:right w:val="single" w:sz="4" w:space="0" w:color="76CDD8"/>
+              <w:top w:val="single" w:color="76CDD8" w:sz="4" w:space="0"/>
+              <w:left w:val="single" w:color="76CDD8" w:sz="4" w:space="0"/>
+              <w:bottom w:val="single" w:color="76CDD8" w:sz="4" w:space="0"/>
+              <w:right w:val="single" w:color="76CDD8" w:sz="4" w:space="0"/>
             </w:tcBorders>
           </w:tcPr>
           <w:p>
@@ -12903,10 +12896,10 @@
           <w:tcPr>
             <w:tcW w:w="2070" w:type="dxa"/>
             <w:tcBorders>
-              <w:top w:val="single" w:sz="4" w:space="0" w:color="76CDD8"/>
-              <w:left w:val="single" w:sz="4" w:space="0" w:color="76CDD8"/>
-              <w:bottom w:val="single" w:sz="4" w:space="0" w:color="76CDD8"/>
-              <w:right w:val="single" w:sz="4" w:space="0" w:color="76CDD8"/>
+              <w:top w:val="single" w:color="76CDD8" w:sz="4" w:space="0"/>
+              <w:left w:val="single" w:color="76CDD8" w:sz="4" w:space="0"/>
+              <w:bottom w:val="single" w:color="76CDD8" w:sz="4" w:space="0"/>
+              <w:right w:val="single" w:color="76CDD8" w:sz="4" w:space="0"/>
             </w:tcBorders>
           </w:tcPr>
           <w:p>
@@ -12930,10 +12923,10 @@
           <w:tcPr>
             <w:tcW w:w="2070" w:type="dxa"/>
             <w:tcBorders>
-              <w:top w:val="single" w:sz="4" w:space="0" w:color="76CDD8"/>
-              <w:left w:val="single" w:sz="4" w:space="0" w:color="76CDD8"/>
-              <w:bottom w:val="single" w:sz="4" w:space="0" w:color="76CDD8"/>
-              <w:right w:val="single" w:sz="4" w:space="0" w:color="76CDD8"/>
+              <w:top w:val="single" w:color="76CDD8" w:sz="4" w:space="0"/>
+              <w:left w:val="single" w:color="76CDD8" w:sz="4" w:space="0"/>
+              <w:bottom w:val="single" w:color="76CDD8" w:sz="4" w:space="0"/>
+              <w:right w:val="single" w:color="76CDD8" w:sz="4" w:space="0"/>
             </w:tcBorders>
           </w:tcPr>
           <w:p>
@@ -12949,10 +12942,10 @@
           <w:tcPr>
             <w:tcW w:w="2520" w:type="dxa"/>
             <w:tcBorders>
-              <w:top w:val="single" w:sz="4" w:space="0" w:color="76CDD8"/>
-              <w:left w:val="single" w:sz="4" w:space="0" w:color="76CDD8"/>
-              <w:bottom w:val="single" w:sz="4" w:space="0" w:color="76CDD8"/>
-              <w:right w:val="single" w:sz="4" w:space="0" w:color="76CDD8"/>
+              <w:top w:val="single" w:color="76CDD8" w:sz="4" w:space="0"/>
+              <w:left w:val="single" w:color="76CDD8" w:sz="4" w:space="0"/>
+              <w:bottom w:val="single" w:color="76CDD8" w:sz="4" w:space="0"/>
+              <w:right w:val="single" w:color="76CDD8" w:sz="4" w:space="0"/>
             </w:tcBorders>
           </w:tcPr>
           <w:p>
@@ -12973,10 +12966,10 @@
           <w:tcPr>
             <w:tcW w:w="2160" w:type="dxa"/>
             <w:tcBorders>
-              <w:top w:val="single" w:sz="4" w:space="0" w:color="76CDD8"/>
-              <w:left w:val="single" w:sz="4" w:space="0" w:color="76CDD8"/>
-              <w:bottom w:val="single" w:sz="4" w:space="0" w:color="76CDD8"/>
-              <w:right w:val="single" w:sz="4" w:space="0" w:color="76CDD8"/>
+              <w:top w:val="single" w:color="76CDD8" w:sz="4" w:space="0"/>
+              <w:left w:val="single" w:color="76CDD8" w:sz="4" w:space="0"/>
+              <w:bottom w:val="single" w:color="76CDD8" w:sz="4" w:space="0"/>
+              <w:right w:val="single" w:color="76CDD8" w:sz="4" w:space="0"/>
             </w:tcBorders>
           </w:tcPr>
           <w:p>
@@ -12992,10 +12985,10 @@
           <w:tcPr>
             <w:tcW w:w="2070" w:type="dxa"/>
             <w:tcBorders>
-              <w:top w:val="single" w:sz="4" w:space="0" w:color="76CDD8"/>
-              <w:left w:val="single" w:sz="4" w:space="0" w:color="76CDD8"/>
-              <w:bottom w:val="single" w:sz="4" w:space="0" w:color="76CDD8"/>
-              <w:right w:val="single" w:sz="4" w:space="0" w:color="76CDD8"/>
+              <w:top w:val="single" w:color="76CDD8" w:sz="4" w:space="0"/>
+              <w:left w:val="single" w:color="76CDD8" w:sz="4" w:space="0"/>
+              <w:bottom w:val="single" w:color="76CDD8" w:sz="4" w:space="0"/>
+              <w:right w:val="single" w:color="76CDD8" w:sz="4" w:space="0"/>
             </w:tcBorders>
           </w:tcPr>
           <w:p>
@@ -13011,10 +13004,10 @@
           <w:tcPr>
             <w:tcW w:w="2070" w:type="dxa"/>
             <w:tcBorders>
-              <w:top w:val="single" w:sz="4" w:space="0" w:color="76CDD8"/>
-              <w:left w:val="single" w:sz="4" w:space="0" w:color="76CDD8"/>
-              <w:bottom w:val="single" w:sz="4" w:space="0" w:color="76CDD8"/>
-              <w:right w:val="single" w:sz="4" w:space="0" w:color="76CDD8"/>
+              <w:top w:val="single" w:color="76CDD8" w:sz="4" w:space="0"/>
+              <w:left w:val="single" w:color="76CDD8" w:sz="4" w:space="0"/>
+              <w:bottom w:val="single" w:color="76CDD8" w:sz="4" w:space="0"/>
+              <w:right w:val="single" w:color="76CDD8" w:sz="4" w:space="0"/>
             </w:tcBorders>
           </w:tcPr>
           <w:p>
@@ -13030,10 +13023,10 @@
           <w:tcPr>
             <w:tcW w:w="2520" w:type="dxa"/>
             <w:tcBorders>
-              <w:top w:val="single" w:sz="4" w:space="0" w:color="76CDD8"/>
-              <w:left w:val="single" w:sz="4" w:space="0" w:color="76CDD8"/>
-              <w:bottom w:val="single" w:sz="4" w:space="0" w:color="76CDD8"/>
-              <w:right w:val="single" w:sz="4" w:space="0" w:color="76CDD8"/>
+              <w:top w:val="single" w:color="76CDD8" w:sz="4" w:space="0"/>
+              <w:left w:val="single" w:color="76CDD8" w:sz="4" w:space="0"/>
+              <w:bottom w:val="single" w:color="76CDD8" w:sz="4" w:space="0"/>
+              <w:right w:val="single" w:color="76CDD8" w:sz="4" w:space="0"/>
             </w:tcBorders>
           </w:tcPr>
           <w:p>
@@ -13054,10 +13047,10 @@
           <w:tcPr>
             <w:tcW w:w="2160" w:type="dxa"/>
             <w:tcBorders>
-              <w:top w:val="single" w:sz="4" w:space="0" w:color="76CDD8"/>
-              <w:left w:val="single" w:sz="4" w:space="0" w:color="76CDD8"/>
-              <w:bottom w:val="single" w:sz="4" w:space="0" w:color="76CDD8"/>
-              <w:right w:val="single" w:sz="4" w:space="0" w:color="76CDD8"/>
+              <w:top w:val="single" w:color="76CDD8" w:sz="4" w:space="0"/>
+              <w:left w:val="single" w:color="76CDD8" w:sz="4" w:space="0"/>
+              <w:bottom w:val="single" w:color="76CDD8" w:sz="4" w:space="0"/>
+              <w:right w:val="single" w:color="76CDD8" w:sz="4" w:space="0"/>
             </w:tcBorders>
           </w:tcPr>
           <w:p>
@@ -13076,10 +13069,10 @@
           <w:tcPr>
             <w:tcW w:w="2070" w:type="dxa"/>
             <w:tcBorders>
-              <w:top w:val="single" w:sz="4" w:space="0" w:color="76CDD8"/>
-              <w:left w:val="single" w:sz="4" w:space="0" w:color="76CDD8"/>
-              <w:bottom w:val="single" w:sz="4" w:space="0" w:color="76CDD8"/>
-              <w:right w:val="single" w:sz="4" w:space="0" w:color="76CDD8"/>
+              <w:top w:val="single" w:color="76CDD8" w:sz="4" w:space="0"/>
+              <w:left w:val="single" w:color="76CDD8" w:sz="4" w:space="0"/>
+              <w:bottom w:val="single" w:color="76CDD8" w:sz="4" w:space="0"/>
+              <w:right w:val="single" w:color="76CDD8" w:sz="4" w:space="0"/>
             </w:tcBorders>
           </w:tcPr>
           <w:p>
@@ -13095,10 +13088,10 @@
           <w:tcPr>
             <w:tcW w:w="2070" w:type="dxa"/>
             <w:tcBorders>
-              <w:top w:val="single" w:sz="4" w:space="0" w:color="76CDD8"/>
-              <w:left w:val="single" w:sz="4" w:space="0" w:color="76CDD8"/>
-              <w:bottom w:val="single" w:sz="4" w:space="0" w:color="76CDD8"/>
-              <w:right w:val="single" w:sz="4" w:space="0" w:color="76CDD8"/>
+              <w:top w:val="single" w:color="76CDD8" w:sz="4" w:space="0"/>
+              <w:left w:val="single" w:color="76CDD8" w:sz="4" w:space="0"/>
+              <w:bottom w:val="single" w:color="76CDD8" w:sz="4" w:space="0"/>
+              <w:right w:val="single" w:color="76CDD8" w:sz="4" w:space="0"/>
             </w:tcBorders>
           </w:tcPr>
           <w:p>
@@ -13114,10 +13107,10 @@
           <w:tcPr>
             <w:tcW w:w="2520" w:type="dxa"/>
             <w:tcBorders>
-              <w:top w:val="single" w:sz="4" w:space="0" w:color="76CDD8"/>
-              <w:left w:val="single" w:sz="4" w:space="0" w:color="76CDD8"/>
-              <w:bottom w:val="single" w:sz="4" w:space="0" w:color="76CDD8"/>
-              <w:right w:val="single" w:sz="4" w:space="0" w:color="76CDD8"/>
+              <w:top w:val="single" w:color="76CDD8" w:sz="4" w:space="0"/>
+              <w:left w:val="single" w:color="76CDD8" w:sz="4" w:space="0"/>
+              <w:bottom w:val="single" w:color="76CDD8" w:sz="4" w:space="0"/>
+              <w:right w:val="single" w:color="76CDD8" w:sz="4" w:space="0"/>
             </w:tcBorders>
           </w:tcPr>
           <w:p>
@@ -13138,10 +13131,10 @@
           <w:tcPr>
             <w:tcW w:w="2160" w:type="dxa"/>
             <w:tcBorders>
-              <w:top w:val="single" w:sz="4" w:space="0" w:color="76CDD8"/>
-              <w:left w:val="single" w:sz="4" w:space="0" w:color="76CDD8"/>
-              <w:bottom w:val="single" w:sz="4" w:space="0" w:color="76CDD8"/>
-              <w:right w:val="single" w:sz="4" w:space="0" w:color="76CDD8"/>
+              <w:top w:val="single" w:color="76CDD8" w:sz="4" w:space="0"/>
+              <w:left w:val="single" w:color="76CDD8" w:sz="4" w:space="0"/>
+              <w:bottom w:val="single" w:color="76CDD8" w:sz="4" w:space="0"/>
+              <w:right w:val="single" w:color="76CDD8" w:sz="4" w:space="0"/>
             </w:tcBorders>
           </w:tcPr>
           <w:p>
@@ -13160,10 +13153,10 @@
           <w:tcPr>
             <w:tcW w:w="2070" w:type="dxa"/>
             <w:tcBorders>
-              <w:top w:val="single" w:sz="4" w:space="0" w:color="76CDD8"/>
-              <w:left w:val="single" w:sz="4" w:space="0" w:color="76CDD8"/>
-              <w:bottom w:val="single" w:sz="4" w:space="0" w:color="76CDD8"/>
-              <w:right w:val="single" w:sz="4" w:space="0" w:color="76CDD8"/>
+              <w:top w:val="single" w:color="76CDD8" w:sz="4" w:space="0"/>
+              <w:left w:val="single" w:color="76CDD8" w:sz="4" w:space="0"/>
+              <w:bottom w:val="single" w:color="76CDD8" w:sz="4" w:space="0"/>
+              <w:right w:val="single" w:color="76CDD8" w:sz="4" w:space="0"/>
             </w:tcBorders>
           </w:tcPr>
           <w:p>
@@ -13187,10 +13180,10 @@
           <w:tcPr>
             <w:tcW w:w="2070" w:type="dxa"/>
             <w:tcBorders>
-              <w:top w:val="single" w:sz="4" w:space="0" w:color="76CDD8"/>
-              <w:left w:val="single" w:sz="4" w:space="0" w:color="76CDD8"/>
-              <w:bottom w:val="single" w:sz="4" w:space="0" w:color="76CDD8"/>
-              <w:right w:val="single" w:sz="4" w:space="0" w:color="76CDD8"/>
+              <w:top w:val="single" w:color="76CDD8" w:sz="4" w:space="0"/>
+              <w:left w:val="single" w:color="76CDD8" w:sz="4" w:space="0"/>
+              <w:bottom w:val="single" w:color="76CDD8" w:sz="4" w:space="0"/>
+              <w:right w:val="single" w:color="76CDD8" w:sz="4" w:space="0"/>
             </w:tcBorders>
           </w:tcPr>
           <w:p>
@@ -13206,10 +13199,10 @@
           <w:tcPr>
             <w:tcW w:w="2520" w:type="dxa"/>
             <w:tcBorders>
-              <w:top w:val="single" w:sz="4" w:space="0" w:color="76CDD8"/>
-              <w:left w:val="single" w:sz="4" w:space="0" w:color="76CDD8"/>
-              <w:bottom w:val="single" w:sz="4" w:space="0" w:color="76CDD8"/>
-              <w:right w:val="single" w:sz="4" w:space="0" w:color="76CDD8"/>
+              <w:top w:val="single" w:color="76CDD8" w:sz="4" w:space="0"/>
+              <w:left w:val="single" w:color="76CDD8" w:sz="4" w:space="0"/>
+              <w:bottom w:val="single" w:color="76CDD8" w:sz="4" w:space="0"/>
+              <w:right w:val="single" w:color="76CDD8" w:sz="4" w:space="0"/>
             </w:tcBorders>
           </w:tcPr>
           <w:p>
@@ -13230,10 +13223,10 @@
           <w:tcPr>
             <w:tcW w:w="2160" w:type="dxa"/>
             <w:tcBorders>
-              <w:top w:val="single" w:sz="4" w:space="0" w:color="76CDD8"/>
-              <w:left w:val="single" w:sz="4" w:space="0" w:color="76CDD8"/>
-              <w:bottom w:val="single" w:sz="4" w:space="0" w:color="76CDD8"/>
-              <w:right w:val="single" w:sz="4" w:space="0" w:color="76CDD8"/>
+              <w:top w:val="single" w:color="76CDD8" w:sz="4" w:space="0"/>
+              <w:left w:val="single" w:color="76CDD8" w:sz="4" w:space="0"/>
+              <w:bottom w:val="single" w:color="76CDD8" w:sz="4" w:space="0"/>
+              <w:right w:val="single" w:color="76CDD8" w:sz="4" w:space="0"/>
             </w:tcBorders>
           </w:tcPr>
           <w:p>
@@ -13252,10 +13245,10 @@
           <w:tcPr>
             <w:tcW w:w="2070" w:type="dxa"/>
             <w:tcBorders>
-              <w:top w:val="single" w:sz="4" w:space="0" w:color="76CDD8"/>
-              <w:left w:val="single" w:sz="4" w:space="0" w:color="76CDD8"/>
-              <w:bottom w:val="single" w:sz="4" w:space="0" w:color="76CDD8"/>
-              <w:right w:val="single" w:sz="4" w:space="0" w:color="76CDD8"/>
+              <w:top w:val="single" w:color="76CDD8" w:sz="4" w:space="0"/>
+              <w:left w:val="single" w:color="76CDD8" w:sz="4" w:space="0"/>
+              <w:bottom w:val="single" w:color="76CDD8" w:sz="4" w:space="0"/>
+              <w:right w:val="single" w:color="76CDD8" w:sz="4" w:space="0"/>
             </w:tcBorders>
           </w:tcPr>
           <w:p>
@@ -13271,10 +13264,10 @@
           <w:tcPr>
             <w:tcW w:w="2070" w:type="dxa"/>
             <w:tcBorders>
-              <w:top w:val="single" w:sz="4" w:space="0" w:color="76CDD8"/>
-              <w:left w:val="single" w:sz="4" w:space="0" w:color="76CDD8"/>
-              <w:bottom w:val="single" w:sz="4" w:space="0" w:color="76CDD8"/>
-              <w:right w:val="single" w:sz="4" w:space="0" w:color="76CDD8"/>
+              <w:top w:val="single" w:color="76CDD8" w:sz="4" w:space="0"/>
+              <w:left w:val="single" w:color="76CDD8" w:sz="4" w:space="0"/>
+              <w:bottom w:val="single" w:color="76CDD8" w:sz="4" w:space="0"/>
+              <w:right w:val="single" w:color="76CDD8" w:sz="4" w:space="0"/>
             </w:tcBorders>
           </w:tcPr>
           <w:p>
@@ -13290,10 +13283,10 @@
           <w:tcPr>
             <w:tcW w:w="2520" w:type="dxa"/>
             <w:tcBorders>
-              <w:top w:val="single" w:sz="4" w:space="0" w:color="76CDD8"/>
-              <w:left w:val="single" w:sz="4" w:space="0" w:color="76CDD8"/>
-              <w:bottom w:val="single" w:sz="4" w:space="0" w:color="76CDD8"/>
-              <w:right w:val="single" w:sz="4" w:space="0" w:color="76CDD8"/>
+              <w:top w:val="single" w:color="76CDD8" w:sz="4" w:space="0"/>
+              <w:left w:val="single" w:color="76CDD8" w:sz="4" w:space="0"/>
+              <w:bottom w:val="single" w:color="76CDD8" w:sz="4" w:space="0"/>
+              <w:right w:val="single" w:color="76CDD8" w:sz="4" w:space="0"/>
             </w:tcBorders>
           </w:tcPr>
           <w:p>
@@ -13314,10 +13307,10 @@
           <w:tcPr>
             <w:tcW w:w="2160" w:type="dxa"/>
             <w:tcBorders>
-              <w:top w:val="single" w:sz="4" w:space="0" w:color="76CDD8"/>
-              <w:left w:val="single" w:sz="4" w:space="0" w:color="76CDD8"/>
-              <w:bottom w:val="single" w:sz="4" w:space="0" w:color="76CDD8"/>
-              <w:right w:val="single" w:sz="4" w:space="0" w:color="76CDD8"/>
+              <w:top w:val="single" w:color="76CDD8" w:sz="4" w:space="0"/>
+              <w:left w:val="single" w:color="76CDD8" w:sz="4" w:space="0"/>
+              <w:bottom w:val="single" w:color="76CDD8" w:sz="4" w:space="0"/>
+              <w:right w:val="single" w:color="76CDD8" w:sz="4" w:space="0"/>
             </w:tcBorders>
           </w:tcPr>
           <w:p>
@@ -13325,7 +13318,6 @@
               <w:pStyle w:val="BodyText"/>
             </w:pPr>
             <w:r>
-              <w:lastRenderedPageBreak/>
               <w:t xml:space="preserve"> — </w:t>
             </w:r>
           </w:p>
@@ -13334,10 +13326,10 @@
           <w:tcPr>
             <w:tcW w:w="2070" w:type="dxa"/>
             <w:tcBorders>
-              <w:top w:val="single" w:sz="4" w:space="0" w:color="76CDD8"/>
-              <w:left w:val="single" w:sz="4" w:space="0" w:color="76CDD8"/>
-              <w:bottom w:val="single" w:sz="4" w:space="0" w:color="76CDD8"/>
-              <w:right w:val="single" w:sz="4" w:space="0" w:color="76CDD8"/>
+              <w:top w:val="single" w:color="76CDD8" w:sz="4" w:space="0"/>
+              <w:left w:val="single" w:color="76CDD8" w:sz="4" w:space="0"/>
+              <w:bottom w:val="single" w:color="76CDD8" w:sz="4" w:space="0"/>
+              <w:right w:val="single" w:color="76CDD8" w:sz="4" w:space="0"/>
             </w:tcBorders>
           </w:tcPr>
           <w:p>
@@ -13361,10 +13353,10 @@
           <w:tcPr>
             <w:tcW w:w="2070" w:type="dxa"/>
             <w:tcBorders>
-              <w:top w:val="single" w:sz="4" w:space="0" w:color="76CDD8"/>
-              <w:left w:val="single" w:sz="4" w:space="0" w:color="76CDD8"/>
-              <w:bottom w:val="single" w:sz="4" w:space="0" w:color="76CDD8"/>
-              <w:right w:val="single" w:sz="4" w:space="0" w:color="76CDD8"/>
+              <w:top w:val="single" w:color="76CDD8" w:sz="4" w:space="0"/>
+              <w:left w:val="single" w:color="76CDD8" w:sz="4" w:space="0"/>
+              <w:bottom w:val="single" w:color="76CDD8" w:sz="4" w:space="0"/>
+              <w:right w:val="single" w:color="76CDD8" w:sz="4" w:space="0"/>
             </w:tcBorders>
           </w:tcPr>
           <w:p>
@@ -13380,10 +13372,10 @@
           <w:tcPr>
             <w:tcW w:w="2520" w:type="dxa"/>
             <w:tcBorders>
-              <w:top w:val="single" w:sz="4" w:space="0" w:color="76CDD8"/>
-              <w:left w:val="single" w:sz="4" w:space="0" w:color="76CDD8"/>
-              <w:bottom w:val="single" w:sz="4" w:space="0" w:color="76CDD8"/>
-              <w:right w:val="single" w:sz="4" w:space="0" w:color="76CDD8"/>
+              <w:top w:val="single" w:color="76CDD8" w:sz="4" w:space="0"/>
+              <w:left w:val="single" w:color="76CDD8" w:sz="4" w:space="0"/>
+              <w:bottom w:val="single" w:color="76CDD8" w:sz="4" w:space="0"/>
+              <w:right w:val="single" w:color="76CDD8" w:sz="4" w:space="0"/>
             </w:tcBorders>
           </w:tcPr>
           <w:p>
@@ -13404,10 +13396,10 @@
           <w:tcPr>
             <w:tcW w:w="2160" w:type="dxa"/>
             <w:tcBorders>
-              <w:top w:val="single" w:sz="4" w:space="0" w:color="76CDD8"/>
-              <w:left w:val="single" w:sz="4" w:space="0" w:color="76CDD8"/>
-              <w:bottom w:val="single" w:sz="4" w:space="0" w:color="76CDD8"/>
-              <w:right w:val="single" w:sz="4" w:space="0" w:color="76CDD8"/>
+              <w:top w:val="single" w:color="76CDD8" w:sz="4" w:space="0"/>
+              <w:left w:val="single" w:color="76CDD8" w:sz="4" w:space="0"/>
+              <w:bottom w:val="single" w:color="76CDD8" w:sz="4" w:space="0"/>
+              <w:right w:val="single" w:color="76CDD8" w:sz="4" w:space="0"/>
             </w:tcBorders>
           </w:tcPr>
           <w:p>
@@ -13423,10 +13415,10 @@
           <w:tcPr>
             <w:tcW w:w="2070" w:type="dxa"/>
             <w:tcBorders>
-              <w:top w:val="single" w:sz="4" w:space="0" w:color="76CDD8"/>
-              <w:left w:val="single" w:sz="4" w:space="0" w:color="76CDD8"/>
-              <w:bottom w:val="single" w:sz="4" w:space="0" w:color="76CDD8"/>
-              <w:right w:val="single" w:sz="4" w:space="0" w:color="76CDD8"/>
+              <w:top w:val="single" w:color="76CDD8" w:sz="4" w:space="0"/>
+              <w:left w:val="single" w:color="76CDD8" w:sz="4" w:space="0"/>
+              <w:bottom w:val="single" w:color="76CDD8" w:sz="4" w:space="0"/>
+              <w:right w:val="single" w:color="76CDD8" w:sz="4" w:space="0"/>
             </w:tcBorders>
           </w:tcPr>
           <w:p>
@@ -13442,10 +13434,10 @@
           <w:tcPr>
             <w:tcW w:w="2070" w:type="dxa"/>
             <w:tcBorders>
-              <w:top w:val="single" w:sz="4" w:space="0" w:color="76CDD8"/>
-              <w:left w:val="single" w:sz="4" w:space="0" w:color="76CDD8"/>
-              <w:bottom w:val="single" w:sz="4" w:space="0" w:color="76CDD8"/>
-              <w:right w:val="single" w:sz="4" w:space="0" w:color="76CDD8"/>
+              <w:top w:val="single" w:color="76CDD8" w:sz="4" w:space="0"/>
+              <w:left w:val="single" w:color="76CDD8" w:sz="4" w:space="0"/>
+              <w:bottom w:val="single" w:color="76CDD8" w:sz="4" w:space="0"/>
+              <w:right w:val="single" w:color="76CDD8" w:sz="4" w:space="0"/>
             </w:tcBorders>
           </w:tcPr>
           <w:p>
@@ -13461,10 +13453,10 @@
           <w:tcPr>
             <w:tcW w:w="2520" w:type="dxa"/>
             <w:tcBorders>
-              <w:top w:val="single" w:sz="4" w:space="0" w:color="76CDD8"/>
-              <w:left w:val="single" w:sz="4" w:space="0" w:color="76CDD8"/>
-              <w:bottom w:val="single" w:sz="4" w:space="0" w:color="76CDD8"/>
-              <w:right w:val="single" w:sz="4" w:space="0" w:color="76CDD8"/>
+              <w:top w:val="single" w:color="76CDD8" w:sz="4" w:space="0"/>
+              <w:left w:val="single" w:color="76CDD8" w:sz="4" w:space="0"/>
+              <w:bottom w:val="single" w:color="76CDD8" w:sz="4" w:space="0"/>
+              <w:right w:val="single" w:color="76CDD8" w:sz="4" w:space="0"/>
             </w:tcBorders>
           </w:tcPr>
           <w:p>
@@ -13485,10 +13477,10 @@
           <w:tcPr>
             <w:tcW w:w="2160" w:type="dxa"/>
             <w:tcBorders>
-              <w:top w:val="single" w:sz="4" w:space="0" w:color="76CDD8"/>
-              <w:left w:val="single" w:sz="4" w:space="0" w:color="76CDD8"/>
-              <w:bottom w:val="single" w:sz="4" w:space="0" w:color="76CDD8"/>
-              <w:right w:val="single" w:sz="4" w:space="0" w:color="76CDD8"/>
+              <w:top w:val="single" w:color="76CDD8" w:sz="4" w:space="0"/>
+              <w:left w:val="single" w:color="76CDD8" w:sz="4" w:space="0"/>
+              <w:bottom w:val="single" w:color="76CDD8" w:sz="4" w:space="0"/>
+              <w:right w:val="single" w:color="76CDD8" w:sz="4" w:space="0"/>
             </w:tcBorders>
           </w:tcPr>
           <w:p>
@@ -13504,10 +13496,10 @@
           <w:tcPr>
             <w:tcW w:w="2070" w:type="dxa"/>
             <w:tcBorders>
-              <w:top w:val="single" w:sz="4" w:space="0" w:color="76CDD8"/>
-              <w:left w:val="single" w:sz="4" w:space="0" w:color="76CDD8"/>
-              <w:bottom w:val="single" w:sz="4" w:space="0" w:color="76CDD8"/>
-              <w:right w:val="single" w:sz="4" w:space="0" w:color="76CDD8"/>
+              <w:top w:val="single" w:color="76CDD8" w:sz="4" w:space="0"/>
+              <w:left w:val="single" w:color="76CDD8" w:sz="4" w:space="0"/>
+              <w:bottom w:val="single" w:color="76CDD8" w:sz="4" w:space="0"/>
+              <w:right w:val="single" w:color="76CDD8" w:sz="4" w:space="0"/>
             </w:tcBorders>
           </w:tcPr>
           <w:p>
@@ -13531,10 +13523,10 @@
           <w:tcPr>
             <w:tcW w:w="2070" w:type="dxa"/>
             <w:tcBorders>
-              <w:top w:val="single" w:sz="4" w:space="0" w:color="76CDD8"/>
-              <w:left w:val="single" w:sz="4" w:space="0" w:color="76CDD8"/>
-              <w:bottom w:val="single" w:sz="4" w:space="0" w:color="76CDD8"/>
-              <w:right w:val="single" w:sz="4" w:space="0" w:color="76CDD8"/>
+              <w:top w:val="single" w:color="76CDD8" w:sz="4" w:space="0"/>
+              <w:left w:val="single" w:color="76CDD8" w:sz="4" w:space="0"/>
+              <w:bottom w:val="single" w:color="76CDD8" w:sz="4" w:space="0"/>
+              <w:right w:val="single" w:color="76CDD8" w:sz="4" w:space="0"/>
             </w:tcBorders>
           </w:tcPr>
           <w:p>
@@ -13550,10 +13542,10 @@
           <w:tcPr>
             <w:tcW w:w="2520" w:type="dxa"/>
             <w:tcBorders>
-              <w:top w:val="single" w:sz="4" w:space="0" w:color="76CDD8"/>
-              <w:left w:val="single" w:sz="4" w:space="0" w:color="76CDD8"/>
-              <w:bottom w:val="single" w:sz="4" w:space="0" w:color="76CDD8"/>
-              <w:right w:val="single" w:sz="4" w:space="0" w:color="76CDD8"/>
+              <w:top w:val="single" w:color="76CDD8" w:sz="4" w:space="0"/>
+              <w:left w:val="single" w:color="76CDD8" w:sz="4" w:space="0"/>
+              <w:bottom w:val="single" w:color="76CDD8" w:sz="4" w:space="0"/>
+              <w:right w:val="single" w:color="76CDD8" w:sz="4" w:space="0"/>
             </w:tcBorders>
           </w:tcPr>
           <w:p>
@@ -13574,10 +13566,10 @@
           <w:tcPr>
             <w:tcW w:w="2160" w:type="dxa"/>
             <w:tcBorders>
-              <w:top w:val="single" w:sz="4" w:space="0" w:color="76CDD8"/>
-              <w:left w:val="single" w:sz="4" w:space="0" w:color="76CDD8"/>
-              <w:bottom w:val="single" w:sz="4" w:space="0" w:color="76CDD8"/>
-              <w:right w:val="single" w:sz="4" w:space="0" w:color="76CDD8"/>
+              <w:top w:val="single" w:color="76CDD8" w:sz="4" w:space="0"/>
+              <w:left w:val="single" w:color="76CDD8" w:sz="4" w:space="0"/>
+              <w:bottom w:val="single" w:color="76CDD8" w:sz="4" w:space="0"/>
+              <w:right w:val="single" w:color="76CDD8" w:sz="4" w:space="0"/>
             </w:tcBorders>
           </w:tcPr>
           <w:p>
@@ -13593,10 +13585,10 @@
           <w:tcPr>
             <w:tcW w:w="2070" w:type="dxa"/>
             <w:tcBorders>
-              <w:top w:val="single" w:sz="4" w:space="0" w:color="76CDD8"/>
-              <w:left w:val="single" w:sz="4" w:space="0" w:color="76CDD8"/>
-              <w:bottom w:val="single" w:sz="4" w:space="0" w:color="76CDD8"/>
-              <w:right w:val="single" w:sz="4" w:space="0" w:color="76CDD8"/>
+              <w:top w:val="single" w:color="76CDD8" w:sz="4" w:space="0"/>
+              <w:left w:val="single" w:color="76CDD8" w:sz="4" w:space="0"/>
+              <w:bottom w:val="single" w:color="76CDD8" w:sz="4" w:space="0"/>
+              <w:right w:val="single" w:color="76CDD8" w:sz="4" w:space="0"/>
             </w:tcBorders>
           </w:tcPr>
           <w:p>
@@ -13620,10 +13612,10 @@
           <w:tcPr>
             <w:tcW w:w="2070" w:type="dxa"/>
             <w:tcBorders>
-              <w:top w:val="single" w:sz="4" w:space="0" w:color="76CDD8"/>
-              <w:left w:val="single" w:sz="4" w:space="0" w:color="76CDD8"/>
-              <w:bottom w:val="single" w:sz="4" w:space="0" w:color="76CDD8"/>
-              <w:right w:val="single" w:sz="4" w:space="0" w:color="76CDD8"/>
+              <w:top w:val="single" w:color="76CDD8" w:sz="4" w:space="0"/>
+              <w:left w:val="single" w:color="76CDD8" w:sz="4" w:space="0"/>
+              <w:bottom w:val="single" w:color="76CDD8" w:sz="4" w:space="0"/>
+              <w:right w:val="single" w:color="76CDD8" w:sz="4" w:space="0"/>
             </w:tcBorders>
           </w:tcPr>
           <w:p>
@@ -13639,10 +13631,10 @@
           <w:tcPr>
             <w:tcW w:w="2520" w:type="dxa"/>
             <w:tcBorders>
-              <w:top w:val="single" w:sz="4" w:space="0" w:color="76CDD8"/>
-              <w:left w:val="single" w:sz="4" w:space="0" w:color="76CDD8"/>
-              <w:bottom w:val="single" w:sz="4" w:space="0" w:color="76CDD8"/>
-              <w:right w:val="single" w:sz="4" w:space="0" w:color="76CDD8"/>
+              <w:top w:val="single" w:color="76CDD8" w:sz="4" w:space="0"/>
+              <w:left w:val="single" w:color="76CDD8" w:sz="4" w:space="0"/>
+              <w:bottom w:val="single" w:color="76CDD8" w:sz="4" w:space="0"/>
+              <w:right w:val="single" w:color="76CDD8" w:sz="4" w:space="0"/>
             </w:tcBorders>
           </w:tcPr>
           <w:p>
@@ -13663,10 +13655,10 @@
           <w:tcPr>
             <w:tcW w:w="2160" w:type="dxa"/>
             <w:tcBorders>
-              <w:top w:val="single" w:sz="4" w:space="0" w:color="76CDD8"/>
-              <w:left w:val="single" w:sz="4" w:space="0" w:color="76CDD8"/>
-              <w:bottom w:val="single" w:sz="4" w:space="0" w:color="76CDD8"/>
-              <w:right w:val="single" w:sz="4" w:space="0" w:color="76CDD8"/>
+              <w:top w:val="single" w:color="76CDD8" w:sz="4" w:space="0"/>
+              <w:left w:val="single" w:color="76CDD8" w:sz="4" w:space="0"/>
+              <w:bottom w:val="single" w:color="76CDD8" w:sz="4" w:space="0"/>
+              <w:right w:val="single" w:color="76CDD8" w:sz="4" w:space="0"/>
             </w:tcBorders>
           </w:tcPr>
           <w:p>
@@ -13682,10 +13674,10 @@
           <w:tcPr>
             <w:tcW w:w="2070" w:type="dxa"/>
             <w:tcBorders>
-              <w:top w:val="single" w:sz="4" w:space="0" w:color="76CDD8"/>
-              <w:left w:val="single" w:sz="4" w:space="0" w:color="76CDD8"/>
-              <w:bottom w:val="single" w:sz="4" w:space="0" w:color="76CDD8"/>
-              <w:right w:val="single" w:sz="4" w:space="0" w:color="76CDD8"/>
+              <w:top w:val="single" w:color="76CDD8" w:sz="4" w:space="0"/>
+              <w:left w:val="single" w:color="76CDD8" w:sz="4" w:space="0"/>
+              <w:bottom w:val="single" w:color="76CDD8" w:sz="4" w:space="0"/>
+              <w:right w:val="single" w:color="76CDD8" w:sz="4" w:space="0"/>
             </w:tcBorders>
           </w:tcPr>
           <w:p>
@@ -13709,10 +13701,10 @@
           <w:tcPr>
             <w:tcW w:w="2070" w:type="dxa"/>
             <w:tcBorders>
-              <w:top w:val="single" w:sz="4" w:space="0" w:color="76CDD8"/>
-              <w:left w:val="single" w:sz="4" w:space="0" w:color="76CDD8"/>
-              <w:bottom w:val="single" w:sz="4" w:space="0" w:color="76CDD8"/>
-              <w:right w:val="single" w:sz="4" w:space="0" w:color="76CDD8"/>
+              <w:top w:val="single" w:color="76CDD8" w:sz="4" w:space="0"/>
+              <w:left w:val="single" w:color="76CDD8" w:sz="4" w:space="0"/>
+              <w:bottom w:val="single" w:color="76CDD8" w:sz="4" w:space="0"/>
+              <w:right w:val="single" w:color="76CDD8" w:sz="4" w:space="0"/>
             </w:tcBorders>
           </w:tcPr>
           <w:p>
@@ -13728,10 +13720,10 @@
           <w:tcPr>
             <w:tcW w:w="2520" w:type="dxa"/>
             <w:tcBorders>
-              <w:top w:val="single" w:sz="4" w:space="0" w:color="76CDD8"/>
-              <w:left w:val="single" w:sz="4" w:space="0" w:color="76CDD8"/>
-              <w:bottom w:val="single" w:sz="4" w:space="0" w:color="76CDD8"/>
-              <w:right w:val="single" w:sz="4" w:space="0" w:color="76CDD8"/>
+              <w:top w:val="single" w:color="76CDD8" w:sz="4" w:space="0"/>
+              <w:left w:val="single" w:color="76CDD8" w:sz="4" w:space="0"/>
+              <w:bottom w:val="single" w:color="76CDD8" w:sz="4" w:space="0"/>
+              <w:right w:val="single" w:color="76CDD8" w:sz="4" w:space="0"/>
             </w:tcBorders>
           </w:tcPr>
           <w:p>
@@ -13752,10 +13744,10 @@
           <w:tcPr>
             <w:tcW w:w="2160" w:type="dxa"/>
             <w:tcBorders>
-              <w:top w:val="single" w:sz="4" w:space="0" w:color="76CDD8"/>
-              <w:left w:val="single" w:sz="4" w:space="0" w:color="76CDD8"/>
-              <w:bottom w:val="single" w:sz="4" w:space="0" w:color="76CDD8"/>
-              <w:right w:val="single" w:sz="4" w:space="0" w:color="76CDD8"/>
+              <w:top w:val="single" w:color="76CDD8" w:sz="4" w:space="0"/>
+              <w:left w:val="single" w:color="76CDD8" w:sz="4" w:space="0"/>
+              <w:bottom w:val="single" w:color="76CDD8" w:sz="4" w:space="0"/>
+              <w:right w:val="single" w:color="76CDD8" w:sz="4" w:space="0"/>
             </w:tcBorders>
           </w:tcPr>
           <w:p>
@@ -13771,10 +13763,10 @@
           <w:tcPr>
             <w:tcW w:w="2070" w:type="dxa"/>
             <w:tcBorders>
-              <w:top w:val="single" w:sz="4" w:space="0" w:color="76CDD8"/>
-              <w:left w:val="single" w:sz="4" w:space="0" w:color="76CDD8"/>
-              <w:bottom w:val="single" w:sz="4" w:space="0" w:color="76CDD8"/>
-              <w:right w:val="single" w:sz="4" w:space="0" w:color="76CDD8"/>
+              <w:top w:val="single" w:color="76CDD8" w:sz="4" w:space="0"/>
+              <w:left w:val="single" w:color="76CDD8" w:sz="4" w:space="0"/>
+              <w:bottom w:val="single" w:color="76CDD8" w:sz="4" w:space="0"/>
+              <w:right w:val="single" w:color="76CDD8" w:sz="4" w:space="0"/>
             </w:tcBorders>
           </w:tcPr>
           <w:p>
@@ -13798,10 +13790,10 @@
           <w:tcPr>
             <w:tcW w:w="2070" w:type="dxa"/>
             <w:tcBorders>
-              <w:top w:val="single" w:sz="4" w:space="0" w:color="76CDD8"/>
-              <w:left w:val="single" w:sz="4" w:space="0" w:color="76CDD8"/>
-              <w:bottom w:val="single" w:sz="4" w:space="0" w:color="76CDD8"/>
-              <w:right w:val="single" w:sz="4" w:space="0" w:color="76CDD8"/>
+              <w:top w:val="single" w:color="76CDD8" w:sz="4" w:space="0"/>
+              <w:left w:val="single" w:color="76CDD8" w:sz="4" w:space="0"/>
+              <w:bottom w:val="single" w:color="76CDD8" w:sz="4" w:space="0"/>
+              <w:right w:val="single" w:color="76CDD8" w:sz="4" w:space="0"/>
             </w:tcBorders>
           </w:tcPr>
           <w:p>
@@ -13817,10 +13809,10 @@
           <w:tcPr>
             <w:tcW w:w="2520" w:type="dxa"/>
             <w:tcBorders>
-              <w:top w:val="single" w:sz="4" w:space="0" w:color="76CDD8"/>
-              <w:left w:val="single" w:sz="4" w:space="0" w:color="76CDD8"/>
-              <w:bottom w:val="single" w:sz="4" w:space="0" w:color="76CDD8"/>
-              <w:right w:val="single" w:sz="4" w:space="0" w:color="76CDD8"/>
+              <w:top w:val="single" w:color="76CDD8" w:sz="4" w:space="0"/>
+              <w:left w:val="single" w:color="76CDD8" w:sz="4" w:space="0"/>
+              <w:bottom w:val="single" w:color="76CDD8" w:sz="4" w:space="0"/>
+              <w:right w:val="single" w:color="76CDD8" w:sz="4" w:space="0"/>
             </w:tcBorders>
           </w:tcPr>
           <w:p>
@@ -13841,10 +13833,10 @@
           <w:tcPr>
             <w:tcW w:w="2160" w:type="dxa"/>
             <w:tcBorders>
-              <w:top w:val="single" w:sz="4" w:space="0" w:color="76CDD8"/>
-              <w:left w:val="single" w:sz="4" w:space="0" w:color="76CDD8"/>
-              <w:bottom w:val="single" w:sz="4" w:space="0" w:color="76CDD8"/>
-              <w:right w:val="single" w:sz="4" w:space="0" w:color="76CDD8"/>
+              <w:top w:val="single" w:color="76CDD8" w:sz="4" w:space="0"/>
+              <w:left w:val="single" w:color="76CDD8" w:sz="4" w:space="0"/>
+              <w:bottom w:val="single" w:color="76CDD8" w:sz="4" w:space="0"/>
+              <w:right w:val="single" w:color="76CDD8" w:sz="4" w:space="0"/>
             </w:tcBorders>
           </w:tcPr>
           <w:p>
@@ -13860,10 +13852,10 @@
           <w:tcPr>
             <w:tcW w:w="2070" w:type="dxa"/>
             <w:tcBorders>
-              <w:top w:val="single" w:sz="4" w:space="0" w:color="76CDD8"/>
-              <w:left w:val="single" w:sz="4" w:space="0" w:color="76CDD8"/>
-              <w:bottom w:val="single" w:sz="4" w:space="0" w:color="76CDD8"/>
-              <w:right w:val="single" w:sz="4" w:space="0" w:color="76CDD8"/>
+              <w:top w:val="single" w:color="76CDD8" w:sz="4" w:space="0"/>
+              <w:left w:val="single" w:color="76CDD8" w:sz="4" w:space="0"/>
+              <w:bottom w:val="single" w:color="76CDD8" w:sz="4" w:space="0"/>
+              <w:right w:val="single" w:color="76CDD8" w:sz="4" w:space="0"/>
             </w:tcBorders>
           </w:tcPr>
           <w:p>
@@ -13887,10 +13879,10 @@
           <w:tcPr>
             <w:tcW w:w="2070" w:type="dxa"/>
             <w:tcBorders>
-              <w:top w:val="single" w:sz="4" w:space="0" w:color="76CDD8"/>
-              <w:left w:val="single" w:sz="4" w:space="0" w:color="76CDD8"/>
-              <w:bottom w:val="single" w:sz="4" w:space="0" w:color="76CDD8"/>
-              <w:right w:val="single" w:sz="4" w:space="0" w:color="76CDD8"/>
+              <w:top w:val="single" w:color="76CDD8" w:sz="4" w:space="0"/>
+              <w:left w:val="single" w:color="76CDD8" w:sz="4" w:space="0"/>
+              <w:bottom w:val="single" w:color="76CDD8" w:sz="4" w:space="0"/>
+              <w:right w:val="single" w:color="76CDD8" w:sz="4" w:space="0"/>
             </w:tcBorders>
           </w:tcPr>
           <w:p>
@@ -13906,10 +13898,10 @@
           <w:tcPr>
             <w:tcW w:w="2520" w:type="dxa"/>
             <w:tcBorders>
-              <w:top w:val="single" w:sz="4" w:space="0" w:color="76CDD8"/>
-              <w:left w:val="single" w:sz="4" w:space="0" w:color="76CDD8"/>
-              <w:bottom w:val="single" w:sz="4" w:space="0" w:color="76CDD8"/>
-              <w:right w:val="single" w:sz="4" w:space="0" w:color="76CDD8"/>
+              <w:top w:val="single" w:color="76CDD8" w:sz="4" w:space="0"/>
+              <w:left w:val="single" w:color="76CDD8" w:sz="4" w:space="0"/>
+              <w:bottom w:val="single" w:color="76CDD8" w:sz="4" w:space="0"/>
+              <w:right w:val="single" w:color="76CDD8" w:sz="4" w:space="0"/>
             </w:tcBorders>
           </w:tcPr>
           <w:p>
@@ -13930,10 +13922,10 @@
           <w:tcPr>
             <w:tcW w:w="2160" w:type="dxa"/>
             <w:tcBorders>
-              <w:top w:val="single" w:sz="4" w:space="0" w:color="76CDD8"/>
-              <w:left w:val="single" w:sz="4" w:space="0" w:color="76CDD8"/>
-              <w:bottom w:val="single" w:sz="4" w:space="0" w:color="76CDD8"/>
-              <w:right w:val="single" w:sz="4" w:space="0" w:color="76CDD8"/>
+              <w:top w:val="single" w:color="76CDD8" w:sz="4" w:space="0"/>
+              <w:left w:val="single" w:color="76CDD8" w:sz="4" w:space="0"/>
+              <w:bottom w:val="single" w:color="76CDD8" w:sz="4" w:space="0"/>
+              <w:right w:val="single" w:color="76CDD8" w:sz="4" w:space="0"/>
             </w:tcBorders>
           </w:tcPr>
           <w:p>
@@ -13949,10 +13941,10 @@
           <w:tcPr>
             <w:tcW w:w="2070" w:type="dxa"/>
             <w:tcBorders>
-              <w:top w:val="single" w:sz="4" w:space="0" w:color="76CDD8"/>
-              <w:left w:val="single" w:sz="4" w:space="0" w:color="76CDD8"/>
-              <w:bottom w:val="single" w:sz="4" w:space="0" w:color="76CDD8"/>
-              <w:right w:val="single" w:sz="4" w:space="0" w:color="76CDD8"/>
+              <w:top w:val="single" w:color="76CDD8" w:sz="4" w:space="0"/>
+              <w:left w:val="single" w:color="76CDD8" w:sz="4" w:space="0"/>
+              <w:bottom w:val="single" w:color="76CDD8" w:sz="4" w:space="0"/>
+              <w:right w:val="single" w:color="76CDD8" w:sz="4" w:space="0"/>
             </w:tcBorders>
           </w:tcPr>
           <w:p>
@@ -13976,10 +13968,10 @@
           <w:tcPr>
             <w:tcW w:w="2070" w:type="dxa"/>
             <w:tcBorders>
-              <w:top w:val="single" w:sz="4" w:space="0" w:color="76CDD8"/>
-              <w:left w:val="single" w:sz="4" w:space="0" w:color="76CDD8"/>
-              <w:bottom w:val="single" w:sz="4" w:space="0" w:color="76CDD8"/>
-              <w:right w:val="single" w:sz="4" w:space="0" w:color="76CDD8"/>
+              <w:top w:val="single" w:color="76CDD8" w:sz="4" w:space="0"/>
+              <w:left w:val="single" w:color="76CDD8" w:sz="4" w:space="0"/>
+              <w:bottom w:val="single" w:color="76CDD8" w:sz="4" w:space="0"/>
+              <w:right w:val="single" w:color="76CDD8" w:sz="4" w:space="0"/>
             </w:tcBorders>
           </w:tcPr>
           <w:p>
@@ -13995,10 +13987,10 @@
           <w:tcPr>
             <w:tcW w:w="2520" w:type="dxa"/>
             <w:tcBorders>
-              <w:top w:val="single" w:sz="4" w:space="0" w:color="76CDD8"/>
-              <w:left w:val="single" w:sz="4" w:space="0" w:color="76CDD8"/>
-              <w:bottom w:val="single" w:sz="4" w:space="0" w:color="76CDD8"/>
-              <w:right w:val="single" w:sz="4" w:space="0" w:color="76CDD8"/>
+              <w:top w:val="single" w:color="76CDD8" w:sz="4" w:space="0"/>
+              <w:left w:val="single" w:color="76CDD8" w:sz="4" w:space="0"/>
+              <w:bottom w:val="single" w:color="76CDD8" w:sz="4" w:space="0"/>
+              <w:right w:val="single" w:color="76CDD8" w:sz="4" w:space="0"/>
             </w:tcBorders>
           </w:tcPr>
           <w:p>
@@ -14019,10 +14011,10 @@
           <w:tcPr>
             <w:tcW w:w="2160" w:type="dxa"/>
             <w:tcBorders>
-              <w:top w:val="single" w:sz="4" w:space="0" w:color="76CDD8"/>
-              <w:left w:val="single" w:sz="4" w:space="0" w:color="76CDD8"/>
-              <w:bottom w:val="single" w:sz="4" w:space="0" w:color="76CDD8"/>
-              <w:right w:val="single" w:sz="4" w:space="0" w:color="76CDD8"/>
+              <w:top w:val="single" w:color="76CDD8" w:sz="4" w:space="0"/>
+              <w:left w:val="single" w:color="76CDD8" w:sz="4" w:space="0"/>
+              <w:bottom w:val="single" w:color="76CDD8" w:sz="4" w:space="0"/>
+              <w:right w:val="single" w:color="76CDD8" w:sz="4" w:space="0"/>
             </w:tcBorders>
           </w:tcPr>
           <w:p>
@@ -14038,10 +14030,10 @@
           <w:tcPr>
             <w:tcW w:w="2070" w:type="dxa"/>
             <w:tcBorders>
-              <w:top w:val="single" w:sz="4" w:space="0" w:color="76CDD8"/>
-              <w:left w:val="single" w:sz="4" w:space="0" w:color="76CDD8"/>
-              <w:bottom w:val="single" w:sz="4" w:space="0" w:color="76CDD8"/>
-              <w:right w:val="single" w:sz="4" w:space="0" w:color="76CDD8"/>
+              <w:top w:val="single" w:color="76CDD8" w:sz="4" w:space="0"/>
+              <w:left w:val="single" w:color="76CDD8" w:sz="4" w:space="0"/>
+              <w:bottom w:val="single" w:color="76CDD8" w:sz="4" w:space="0"/>
+              <w:right w:val="single" w:color="76CDD8" w:sz="4" w:space="0"/>
             </w:tcBorders>
           </w:tcPr>
           <w:p>
@@ -14065,10 +14057,10 @@
           <w:tcPr>
             <w:tcW w:w="2070" w:type="dxa"/>
             <w:tcBorders>
-              <w:top w:val="single" w:sz="4" w:space="0" w:color="76CDD8"/>
-              <w:left w:val="single" w:sz="4" w:space="0" w:color="76CDD8"/>
-              <w:bottom w:val="single" w:sz="4" w:space="0" w:color="76CDD8"/>
-              <w:right w:val="single" w:sz="4" w:space="0" w:color="76CDD8"/>
+              <w:top w:val="single" w:color="76CDD8" w:sz="4" w:space="0"/>
+              <w:left w:val="single" w:color="76CDD8" w:sz="4" w:space="0"/>
+              <w:bottom w:val="single" w:color="76CDD8" w:sz="4" w:space="0"/>
+              <w:right w:val="single" w:color="76CDD8" w:sz="4" w:space="0"/>
             </w:tcBorders>
           </w:tcPr>
           <w:p>
@@ -14084,10 +14076,10 @@
           <w:tcPr>
             <w:tcW w:w="2520" w:type="dxa"/>
             <w:tcBorders>
-              <w:top w:val="single" w:sz="4" w:space="0" w:color="76CDD8"/>
-              <w:left w:val="single" w:sz="4" w:space="0" w:color="76CDD8"/>
-              <w:bottom w:val="single" w:sz="4" w:space="0" w:color="76CDD8"/>
-              <w:right w:val="single" w:sz="4" w:space="0" w:color="76CDD8"/>
+              <w:top w:val="single" w:color="76CDD8" w:sz="4" w:space="0"/>
+              <w:left w:val="single" w:color="76CDD8" w:sz="4" w:space="0"/>
+              <w:bottom w:val="single" w:color="76CDD8" w:sz="4" w:space="0"/>
+              <w:right w:val="single" w:color="76CDD8" w:sz="4" w:space="0"/>
             </w:tcBorders>
           </w:tcPr>
           <w:p>
@@ -14108,10 +14100,10 @@
           <w:tcPr>
             <w:tcW w:w="2160" w:type="dxa"/>
             <w:tcBorders>
-              <w:top w:val="single" w:sz="4" w:space="0" w:color="76CDD8"/>
-              <w:left w:val="single" w:sz="4" w:space="0" w:color="76CDD8"/>
-              <w:bottom w:val="single" w:sz="4" w:space="0" w:color="76CDD8"/>
-              <w:right w:val="single" w:sz="4" w:space="0" w:color="76CDD8"/>
+              <w:top w:val="single" w:color="76CDD8" w:sz="4" w:space="0"/>
+              <w:left w:val="single" w:color="76CDD8" w:sz="4" w:space="0"/>
+              <w:bottom w:val="single" w:color="76CDD8" w:sz="4" w:space="0"/>
+              <w:right w:val="single" w:color="76CDD8" w:sz="4" w:space="0"/>
             </w:tcBorders>
           </w:tcPr>
           <w:p>
@@ -14135,10 +14127,10 @@
           <w:tcPr>
             <w:tcW w:w="2070" w:type="dxa"/>
             <w:tcBorders>
-              <w:top w:val="single" w:sz="4" w:space="0" w:color="76CDD8"/>
-              <w:left w:val="single" w:sz="4" w:space="0" w:color="76CDD8"/>
-              <w:bottom w:val="single" w:sz="4" w:space="0" w:color="76CDD8"/>
-              <w:right w:val="single" w:sz="4" w:space="0" w:color="76CDD8"/>
+              <w:top w:val="single" w:color="76CDD8" w:sz="4" w:space="0"/>
+              <w:left w:val="single" w:color="76CDD8" w:sz="4" w:space="0"/>
+              <w:bottom w:val="single" w:color="76CDD8" w:sz="4" w:space="0"/>
+              <w:right w:val="single" w:color="76CDD8" w:sz="4" w:space="0"/>
             </w:tcBorders>
           </w:tcPr>
           <w:p>
@@ -14162,10 +14154,10 @@
           <w:tcPr>
             <w:tcW w:w="2070" w:type="dxa"/>
             <w:tcBorders>
-              <w:top w:val="single" w:sz="4" w:space="0" w:color="76CDD8"/>
-              <w:left w:val="single" w:sz="4" w:space="0" w:color="76CDD8"/>
-              <w:bottom w:val="single" w:sz="4" w:space="0" w:color="76CDD8"/>
-              <w:right w:val="single" w:sz="4" w:space="0" w:color="76CDD8"/>
+              <w:top w:val="single" w:color="76CDD8" w:sz="4" w:space="0"/>
+              <w:left w:val="single" w:color="76CDD8" w:sz="4" w:space="0"/>
+              <w:bottom w:val="single" w:color="76CDD8" w:sz="4" w:space="0"/>
+              <w:right w:val="single" w:color="76CDD8" w:sz="4" w:space="0"/>
             </w:tcBorders>
           </w:tcPr>
           <w:p>
@@ -14181,10 +14173,10 @@
           <w:tcPr>
             <w:tcW w:w="2520" w:type="dxa"/>
             <w:tcBorders>
-              <w:top w:val="single" w:sz="4" w:space="0" w:color="76CDD8"/>
-              <w:left w:val="single" w:sz="4" w:space="0" w:color="76CDD8"/>
-              <w:bottom w:val="single" w:sz="4" w:space="0" w:color="76CDD8"/>
-              <w:right w:val="single" w:sz="4" w:space="0" w:color="76CDD8"/>
+              <w:top w:val="single" w:color="76CDD8" w:sz="4" w:space="0"/>
+              <w:left w:val="single" w:color="76CDD8" w:sz="4" w:space="0"/>
+              <w:bottom w:val="single" w:color="76CDD8" w:sz="4" w:space="0"/>
+              <w:right w:val="single" w:color="76CDD8" w:sz="4" w:space="0"/>
             </w:tcBorders>
           </w:tcPr>
           <w:p>
@@ -14205,10 +14197,10 @@
           <w:tcPr>
             <w:tcW w:w="2160" w:type="dxa"/>
             <w:tcBorders>
-              <w:top w:val="single" w:sz="4" w:space="0" w:color="76CDD8"/>
-              <w:left w:val="single" w:sz="4" w:space="0" w:color="76CDD8"/>
-              <w:bottom w:val="single" w:sz="4" w:space="0" w:color="76CDD8"/>
-              <w:right w:val="single" w:sz="4" w:space="0" w:color="76CDD8"/>
+              <w:top w:val="single" w:color="76CDD8" w:sz="4" w:space="0"/>
+              <w:left w:val="single" w:color="76CDD8" w:sz="4" w:space="0"/>
+              <w:bottom w:val="single" w:color="76CDD8" w:sz="4" w:space="0"/>
+              <w:right w:val="single" w:color="76CDD8" w:sz="4" w:space="0"/>
             </w:tcBorders>
           </w:tcPr>
           <w:p>
@@ -14232,10 +14224,10 @@
           <w:tcPr>
             <w:tcW w:w="2070" w:type="dxa"/>
             <w:tcBorders>
-              <w:top w:val="single" w:sz="4" w:space="0" w:color="76CDD8"/>
-              <w:left w:val="single" w:sz="4" w:space="0" w:color="76CDD8"/>
-              <w:bottom w:val="single" w:sz="4" w:space="0" w:color="76CDD8"/>
-              <w:right w:val="single" w:sz="4" w:space="0" w:color="76CDD8"/>
+              <w:top w:val="single" w:color="76CDD8" w:sz="4" w:space="0"/>
+              <w:left w:val="single" w:color="76CDD8" w:sz="4" w:space="0"/>
+              <w:bottom w:val="single" w:color="76CDD8" w:sz="4" w:space="0"/>
+              <w:right w:val="single" w:color="76CDD8" w:sz="4" w:space="0"/>
             </w:tcBorders>
           </w:tcPr>
           <w:p>
@@ -14259,10 +14251,10 @@
           <w:tcPr>
             <w:tcW w:w="2070" w:type="dxa"/>
             <w:tcBorders>
-              <w:top w:val="single" w:sz="4" w:space="0" w:color="76CDD8"/>
-              <w:left w:val="single" w:sz="4" w:space="0" w:color="76CDD8"/>
-              <w:bottom w:val="single" w:sz="4" w:space="0" w:color="76CDD8"/>
-              <w:right w:val="single" w:sz="4" w:space="0" w:color="76CDD8"/>
+              <w:top w:val="single" w:color="76CDD8" w:sz="4" w:space="0"/>
+              <w:left w:val="single" w:color="76CDD8" w:sz="4" w:space="0"/>
+              <w:bottom w:val="single" w:color="76CDD8" w:sz="4" w:space="0"/>
+              <w:right w:val="single" w:color="76CDD8" w:sz="4" w:space="0"/>
             </w:tcBorders>
           </w:tcPr>
           <w:p>
@@ -14278,10 +14270,10 @@
           <w:tcPr>
             <w:tcW w:w="2520" w:type="dxa"/>
             <w:tcBorders>
-              <w:top w:val="single" w:sz="4" w:space="0" w:color="76CDD8"/>
-              <w:left w:val="single" w:sz="4" w:space="0" w:color="76CDD8"/>
-              <w:bottom w:val="single" w:sz="4" w:space="0" w:color="76CDD8"/>
-              <w:right w:val="single" w:sz="4" w:space="0" w:color="76CDD8"/>
+              <w:top w:val="single" w:color="76CDD8" w:sz="4" w:space="0"/>
+              <w:left w:val="single" w:color="76CDD8" w:sz="4" w:space="0"/>
+              <w:bottom w:val="single" w:color="76CDD8" w:sz="4" w:space="0"/>
+              <w:right w:val="single" w:color="76CDD8" w:sz="4" w:space="0"/>
             </w:tcBorders>
           </w:tcPr>
           <w:p>
@@ -14302,10 +14294,10 @@
           <w:tcPr>
             <w:tcW w:w="2160" w:type="dxa"/>
             <w:tcBorders>
-              <w:top w:val="single" w:sz="4" w:space="0" w:color="76CDD8"/>
-              <w:left w:val="single" w:sz="4" w:space="0" w:color="76CDD8"/>
-              <w:bottom w:val="single" w:sz="4" w:space="0" w:color="76CDD8"/>
-              <w:right w:val="single" w:sz="4" w:space="0" w:color="76CDD8"/>
+              <w:top w:val="single" w:color="76CDD8" w:sz="4" w:space="0"/>
+              <w:left w:val="single" w:color="76CDD8" w:sz="4" w:space="0"/>
+              <w:bottom w:val="single" w:color="76CDD8" w:sz="4" w:space="0"/>
+              <w:right w:val="single" w:color="76CDD8" w:sz="4" w:space="0"/>
             </w:tcBorders>
           </w:tcPr>
           <w:p>
@@ -14329,10 +14321,10 @@
           <w:tcPr>
             <w:tcW w:w="2070" w:type="dxa"/>
             <w:tcBorders>
-              <w:top w:val="single" w:sz="4" w:space="0" w:color="76CDD8"/>
-              <w:left w:val="single" w:sz="4" w:space="0" w:color="76CDD8"/>
-              <w:bottom w:val="single" w:sz="4" w:space="0" w:color="76CDD8"/>
-              <w:right w:val="single" w:sz="4" w:space="0" w:color="76CDD8"/>
+              <w:top w:val="single" w:color="76CDD8" w:sz="4" w:space="0"/>
+              <w:left w:val="single" w:color="76CDD8" w:sz="4" w:space="0"/>
+              <w:bottom w:val="single" w:color="76CDD8" w:sz="4" w:space="0"/>
+              <w:right w:val="single" w:color="76CDD8" w:sz="4" w:space="0"/>
             </w:tcBorders>
           </w:tcPr>
           <w:p>
@@ -14356,10 +14348,10 @@
           <w:tcPr>
             <w:tcW w:w="2070" w:type="dxa"/>
             <w:tcBorders>
-              <w:top w:val="single" w:sz="4" w:space="0" w:color="76CDD8"/>
-              <w:left w:val="single" w:sz="4" w:space="0" w:color="76CDD8"/>
-              <w:bottom w:val="single" w:sz="4" w:space="0" w:color="76CDD8"/>
-              <w:right w:val="single" w:sz="4" w:space="0" w:color="76CDD8"/>
+              <w:top w:val="single" w:color="76CDD8" w:sz="4" w:space="0"/>
+              <w:left w:val="single" w:color="76CDD8" w:sz="4" w:space="0"/>
+              <w:bottom w:val="single" w:color="76CDD8" w:sz="4" w:space="0"/>
+              <w:right w:val="single" w:color="76CDD8" w:sz="4" w:space="0"/>
             </w:tcBorders>
           </w:tcPr>
           <w:p>
@@ -14375,10 +14367,10 @@
           <w:tcPr>
             <w:tcW w:w="2520" w:type="dxa"/>
             <w:tcBorders>
-              <w:top w:val="single" w:sz="4" w:space="0" w:color="76CDD8"/>
-              <w:left w:val="single" w:sz="4" w:space="0" w:color="76CDD8"/>
-              <w:bottom w:val="single" w:sz="4" w:space="0" w:color="76CDD8"/>
-              <w:right w:val="single" w:sz="4" w:space="0" w:color="76CDD8"/>
+              <w:top w:val="single" w:color="76CDD8" w:sz="4" w:space="0"/>
+              <w:left w:val="single" w:color="76CDD8" w:sz="4" w:space="0"/>
+              <w:bottom w:val="single" w:color="76CDD8" w:sz="4" w:space="0"/>
+              <w:right w:val="single" w:color="76CDD8" w:sz="4" w:space="0"/>
             </w:tcBorders>
           </w:tcPr>
           <w:p>
@@ -14399,10 +14391,10 @@
           <w:tcPr>
             <w:tcW w:w="2160" w:type="dxa"/>
             <w:tcBorders>
-              <w:top w:val="single" w:sz="4" w:space="0" w:color="76CDD8"/>
-              <w:left w:val="single" w:sz="4" w:space="0" w:color="76CDD8"/>
-              <w:bottom w:val="single" w:sz="4" w:space="0" w:color="76CDD8"/>
-              <w:right w:val="single" w:sz="4" w:space="0" w:color="76CDD8"/>
+              <w:top w:val="single" w:color="76CDD8" w:sz="4" w:space="0"/>
+              <w:left w:val="single" w:color="76CDD8" w:sz="4" w:space="0"/>
+              <w:bottom w:val="single" w:color="76CDD8" w:sz="4" w:space="0"/>
+              <w:right w:val="single" w:color="76CDD8" w:sz="4" w:space="0"/>
             </w:tcBorders>
           </w:tcPr>
           <w:p>
@@ -14418,10 +14410,10 @@
           <w:tcPr>
             <w:tcW w:w="2070" w:type="dxa"/>
             <w:tcBorders>
-              <w:top w:val="single" w:sz="4" w:space="0" w:color="76CDD8"/>
-              <w:left w:val="single" w:sz="4" w:space="0" w:color="76CDD8"/>
-              <w:bottom w:val="single" w:sz="4" w:space="0" w:color="76CDD8"/>
-              <w:right w:val="single" w:sz="4" w:space="0" w:color="76CDD8"/>
+              <w:top w:val="single" w:color="76CDD8" w:sz="4" w:space="0"/>
+              <w:left w:val="single" w:color="76CDD8" w:sz="4" w:space="0"/>
+              <w:bottom w:val="single" w:color="76CDD8" w:sz="4" w:space="0"/>
+              <w:right w:val="single" w:color="76CDD8" w:sz="4" w:space="0"/>
             </w:tcBorders>
           </w:tcPr>
           <w:p>
@@ -14445,10 +14437,10 @@
           <w:tcPr>
             <w:tcW w:w="2070" w:type="dxa"/>
             <w:tcBorders>
-              <w:top w:val="single" w:sz="4" w:space="0" w:color="76CDD8"/>
-              <w:left w:val="single" w:sz="4" w:space="0" w:color="76CDD8"/>
-              <w:bottom w:val="single" w:sz="4" w:space="0" w:color="76CDD8"/>
-              <w:right w:val="single" w:sz="4" w:space="0" w:color="76CDD8"/>
+              <w:top w:val="single" w:color="76CDD8" w:sz="4" w:space="0"/>
+              <w:left w:val="single" w:color="76CDD8" w:sz="4" w:space="0"/>
+              <w:bottom w:val="single" w:color="76CDD8" w:sz="4" w:space="0"/>
+              <w:right w:val="single" w:color="76CDD8" w:sz="4" w:space="0"/>
             </w:tcBorders>
           </w:tcPr>
           <w:p>
@@ -14464,10 +14456,10 @@
           <w:tcPr>
             <w:tcW w:w="2520" w:type="dxa"/>
             <w:tcBorders>
-              <w:top w:val="single" w:sz="4" w:space="0" w:color="76CDD8"/>
-              <w:left w:val="single" w:sz="4" w:space="0" w:color="76CDD8"/>
-              <w:bottom w:val="single" w:sz="4" w:space="0" w:color="76CDD8"/>
-              <w:right w:val="single" w:sz="4" w:space="0" w:color="76CDD8"/>
+              <w:top w:val="single" w:color="76CDD8" w:sz="4" w:space="0"/>
+              <w:left w:val="single" w:color="76CDD8" w:sz="4" w:space="0"/>
+              <w:bottom w:val="single" w:color="76CDD8" w:sz="4" w:space="0"/>
+              <w:right w:val="single" w:color="76CDD8" w:sz="4" w:space="0"/>
             </w:tcBorders>
           </w:tcPr>
           <w:p>
@@ -14488,10 +14480,10 @@
           <w:tcPr>
             <w:tcW w:w="2160" w:type="dxa"/>
             <w:tcBorders>
-              <w:top w:val="single" w:sz="4" w:space="0" w:color="76CDD8"/>
-              <w:left w:val="single" w:sz="4" w:space="0" w:color="76CDD8"/>
-              <w:bottom w:val="single" w:sz="4" w:space="0" w:color="76CDD8"/>
-              <w:right w:val="single" w:sz="4" w:space="0" w:color="76CDD8"/>
+              <w:top w:val="single" w:color="76CDD8" w:sz="4" w:space="0"/>
+              <w:left w:val="single" w:color="76CDD8" w:sz="4" w:space="0"/>
+              <w:bottom w:val="single" w:color="76CDD8" w:sz="4" w:space="0"/>
+              <w:right w:val="single" w:color="76CDD8" w:sz="4" w:space="0"/>
             </w:tcBorders>
           </w:tcPr>
           <w:p>
@@ -14507,10 +14499,10 @@
           <w:tcPr>
             <w:tcW w:w="2070" w:type="dxa"/>
             <w:tcBorders>
-              <w:top w:val="single" w:sz="4" w:space="0" w:color="76CDD8"/>
-              <w:left w:val="single" w:sz="4" w:space="0" w:color="76CDD8"/>
-              <w:bottom w:val="single" w:sz="4" w:space="0" w:color="76CDD8"/>
-              <w:right w:val="single" w:sz="4" w:space="0" w:color="76CDD8"/>
+              <w:top w:val="single" w:color="76CDD8" w:sz="4" w:space="0"/>
+              <w:left w:val="single" w:color="76CDD8" w:sz="4" w:space="0"/>
+              <w:bottom w:val="single" w:color="76CDD8" w:sz="4" w:space="0"/>
+              <w:right w:val="single" w:color="76CDD8" w:sz="4" w:space="0"/>
             </w:tcBorders>
           </w:tcPr>
           <w:p>
@@ -14526,10 +14518,10 @@
           <w:tcPr>
             <w:tcW w:w="2070" w:type="dxa"/>
             <w:tcBorders>
-              <w:top w:val="single" w:sz="4" w:space="0" w:color="76CDD8"/>
-              <w:left w:val="single" w:sz="4" w:space="0" w:color="76CDD8"/>
-              <w:bottom w:val="single" w:sz="4" w:space="0" w:color="76CDD8"/>
-              <w:right w:val="single" w:sz="4" w:space="0" w:color="76CDD8"/>
+              <w:top w:val="single" w:color="76CDD8" w:sz="4" w:space="0"/>
+              <w:left w:val="single" w:color="76CDD8" w:sz="4" w:space="0"/>
+              <w:bottom w:val="single" w:color="76CDD8" w:sz="4" w:space="0"/>
+              <w:right w:val="single" w:color="76CDD8" w:sz="4" w:space="0"/>
             </w:tcBorders>
           </w:tcPr>
           <w:p>
@@ -14545,10 +14537,10 @@
           <w:tcPr>
             <w:tcW w:w="2520" w:type="dxa"/>
             <w:tcBorders>
-              <w:top w:val="single" w:sz="4" w:space="0" w:color="76CDD8"/>
-              <w:left w:val="single" w:sz="4" w:space="0" w:color="76CDD8"/>
-              <w:bottom w:val="single" w:sz="4" w:space="0" w:color="76CDD8"/>
-              <w:right w:val="single" w:sz="4" w:space="0" w:color="76CDD8"/>
+              <w:top w:val="single" w:color="76CDD8" w:sz="4" w:space="0"/>
+              <w:left w:val="single" w:color="76CDD8" w:sz="4" w:space="0"/>
+              <w:bottom w:val="single" w:color="76CDD8" w:sz="4" w:space="0"/>
+              <w:right w:val="single" w:color="76CDD8" w:sz="4" w:space="0"/>
             </w:tcBorders>
           </w:tcPr>
           <w:p>
@@ -14569,10 +14561,10 @@
           <w:tcPr>
             <w:tcW w:w="2160" w:type="dxa"/>
             <w:tcBorders>
-              <w:top w:val="single" w:sz="4" w:space="0" w:color="76CDD8"/>
-              <w:left w:val="single" w:sz="4" w:space="0" w:color="76CDD8"/>
-              <w:bottom w:val="single" w:sz="4" w:space="0" w:color="76CDD8"/>
-              <w:right w:val="single" w:sz="4" w:space="0" w:color="76CDD8"/>
+              <w:top w:val="single" w:color="76CDD8" w:sz="4" w:space="0"/>
+              <w:left w:val="single" w:color="76CDD8" w:sz="4" w:space="0"/>
+              <w:bottom w:val="single" w:color="76CDD8" w:sz="4" w:space="0"/>
+              <w:right w:val="single" w:color="76CDD8" w:sz="4" w:space="0"/>
             </w:tcBorders>
           </w:tcPr>
           <w:p>
@@ -14588,10 +14580,10 @@
           <w:tcPr>
             <w:tcW w:w="2070" w:type="dxa"/>
             <w:tcBorders>
-              <w:top w:val="single" w:sz="4" w:space="0" w:color="76CDD8"/>
-              <w:left w:val="single" w:sz="4" w:space="0" w:color="76CDD8"/>
-              <w:bottom w:val="single" w:sz="4" w:space="0" w:color="76CDD8"/>
-              <w:right w:val="single" w:sz="4" w:space="0" w:color="76CDD8"/>
+              <w:top w:val="single" w:color="76CDD8" w:sz="4" w:space="0"/>
+              <w:left w:val="single" w:color="76CDD8" w:sz="4" w:space="0"/>
+              <w:bottom w:val="single" w:color="76CDD8" w:sz="4" w:space="0"/>
+              <w:right w:val="single" w:color="76CDD8" w:sz="4" w:space="0"/>
             </w:tcBorders>
           </w:tcPr>
           <w:p>
@@ -14615,10 +14607,10 @@
           <w:tcPr>
             <w:tcW w:w="2070" w:type="dxa"/>
             <w:tcBorders>
-              <w:top w:val="single" w:sz="4" w:space="0" w:color="76CDD8"/>
-              <w:left w:val="single" w:sz="4" w:space="0" w:color="76CDD8"/>
-              <w:bottom w:val="single" w:sz="4" w:space="0" w:color="76CDD8"/>
-              <w:right w:val="single" w:sz="4" w:space="0" w:color="76CDD8"/>
+              <w:top w:val="single" w:color="76CDD8" w:sz="4" w:space="0"/>
+              <w:left w:val="single" w:color="76CDD8" w:sz="4" w:space="0"/>
+              <w:bottom w:val="single" w:color="76CDD8" w:sz="4" w:space="0"/>
+              <w:right w:val="single" w:color="76CDD8" w:sz="4" w:space="0"/>
             </w:tcBorders>
           </w:tcPr>
           <w:p>
@@ -14634,10 +14626,10 @@
           <w:tcPr>
             <w:tcW w:w="2520" w:type="dxa"/>
             <w:tcBorders>
-              <w:top w:val="single" w:sz="4" w:space="0" w:color="76CDD8"/>
-              <w:left w:val="single" w:sz="4" w:space="0" w:color="76CDD8"/>
-              <w:bottom w:val="single" w:sz="4" w:space="0" w:color="76CDD8"/>
-              <w:right w:val="single" w:sz="4" w:space="0" w:color="76CDD8"/>
+              <w:top w:val="single" w:color="76CDD8" w:sz="4" w:space="0"/>
+              <w:left w:val="single" w:color="76CDD8" w:sz="4" w:space="0"/>
+              <w:bottom w:val="single" w:color="76CDD8" w:sz="4" w:space="0"/>
+              <w:right w:val="single" w:color="76CDD8" w:sz="4" w:space="0"/>
             </w:tcBorders>
           </w:tcPr>
           <w:p>
@@ -14658,10 +14650,10 @@
           <w:tcPr>
             <w:tcW w:w="2160" w:type="dxa"/>
             <w:tcBorders>
-              <w:top w:val="single" w:sz="4" w:space="0" w:color="76CDD8"/>
-              <w:left w:val="single" w:sz="4" w:space="0" w:color="76CDD8"/>
-              <w:bottom w:val="single" w:sz="4" w:space="0" w:color="76CDD8"/>
-              <w:right w:val="single" w:sz="4" w:space="0" w:color="76CDD8"/>
+              <w:top w:val="single" w:color="76CDD8" w:sz="4" w:space="0"/>
+              <w:left w:val="single" w:color="76CDD8" w:sz="4" w:space="0"/>
+              <w:bottom w:val="single" w:color="76CDD8" w:sz="4" w:space="0"/>
+              <w:right w:val="single" w:color="76CDD8" w:sz="4" w:space="0"/>
             </w:tcBorders>
           </w:tcPr>
           <w:p>
@@ -14677,10 +14669,10 @@
           <w:tcPr>
             <w:tcW w:w="2070" w:type="dxa"/>
             <w:tcBorders>
-              <w:top w:val="single" w:sz="4" w:space="0" w:color="76CDD8"/>
-              <w:left w:val="single" w:sz="4" w:space="0" w:color="76CDD8"/>
-              <w:bottom w:val="single" w:sz="4" w:space="0" w:color="76CDD8"/>
-              <w:right w:val="single" w:sz="4" w:space="0" w:color="76CDD8"/>
+              <w:top w:val="single" w:color="76CDD8" w:sz="4" w:space="0"/>
+              <w:left w:val="single" w:color="76CDD8" w:sz="4" w:space="0"/>
+              <w:bottom w:val="single" w:color="76CDD8" w:sz="4" w:space="0"/>
+              <w:right w:val="single" w:color="76CDD8" w:sz="4" w:space="0"/>
             </w:tcBorders>
           </w:tcPr>
           <w:p>
@@ -14696,10 +14688,10 @@
           <w:tcPr>
             <w:tcW w:w="2070" w:type="dxa"/>
             <w:tcBorders>
-              <w:top w:val="single" w:sz="4" w:space="0" w:color="76CDD8"/>
-              <w:left w:val="single" w:sz="4" w:space="0" w:color="76CDD8"/>
-              <w:bottom w:val="single" w:sz="4" w:space="0" w:color="76CDD8"/>
-              <w:right w:val="single" w:sz="4" w:space="0" w:color="76CDD8"/>
+              <w:top w:val="single" w:color="76CDD8" w:sz="4" w:space="0"/>
+              <w:left w:val="single" w:color="76CDD8" w:sz="4" w:space="0"/>
+              <w:bottom w:val="single" w:color="76CDD8" w:sz="4" w:space="0"/>
+              <w:right w:val="single" w:color="76CDD8" w:sz="4" w:space="0"/>
             </w:tcBorders>
           </w:tcPr>
           <w:p>
@@ -14715,10 +14707,10 @@
           <w:tcPr>
             <w:tcW w:w="2520" w:type="dxa"/>
             <w:tcBorders>
-              <w:top w:val="single" w:sz="4" w:space="0" w:color="76CDD8"/>
-              <w:left w:val="single" w:sz="4" w:space="0" w:color="76CDD8"/>
-              <w:bottom w:val="single" w:sz="4" w:space="0" w:color="76CDD8"/>
-              <w:right w:val="single" w:sz="4" w:space="0" w:color="76CDD8"/>
+              <w:top w:val="single" w:color="76CDD8" w:sz="4" w:space="0"/>
+              <w:left w:val="single" w:color="76CDD8" w:sz="4" w:space="0"/>
+              <w:bottom w:val="single" w:color="76CDD8" w:sz="4" w:space="0"/>
+              <w:right w:val="single" w:color="76CDD8" w:sz="4" w:space="0"/>
             </w:tcBorders>
           </w:tcPr>
           <w:p>
@@ -14763,9 +14755,9 @@
         </w:tabs>
         <w:ind w:left="431" w:hanging="431"/>
       </w:pPr>
-      <w:bookmarkStart w:id="22" w:name="_Toc234316126"/>
-      <w:bookmarkStart w:id="23" w:name="_Hlk137549024"/>
-      <w:bookmarkStart w:id="24" w:name="_Hlk314571188"/>
+      <w:bookmarkStart w:name="_Toc234316126" w:id="22"/>
+      <w:bookmarkStart w:name="_Hlk137549024" w:id="23"/>
+      <w:bookmarkStart w:name="_Hlk314571188" w:id="24"/>
       <w:r>
         <w:t>Business Layer 3NF</w:t>
       </w:r>
@@ -14786,7 +14778,7 @@
       <w:pPr>
         <w:pStyle w:val="Heading2"/>
       </w:pPr>
-      <w:bookmarkStart w:id="25" w:name="_Toc234316127"/>
+      <w:bookmarkStart w:name="_Toc234316127" w:id="25"/>
       <w:r>
         <w:t>Source triplet</w:t>
       </w:r>
@@ -14810,12 +14802,12 @@
         <w:tblW w:w="8640" w:type="dxa"/>
         <w:tblInd w:w="-5" w:type="dxa"/>
         <w:tblBorders>
-          <w:top w:val="single" w:sz="4" w:space="0" w:color="76CDD8"/>
-          <w:left w:val="single" w:sz="4" w:space="0" w:color="76CDD8"/>
-          <w:bottom w:val="single" w:sz="4" w:space="0" w:color="76CDD8"/>
-          <w:right w:val="single" w:sz="4" w:space="0" w:color="76CDD8"/>
-          <w:insideH w:val="single" w:sz="4" w:space="0" w:color="76CDD8"/>
-          <w:insideV w:val="single" w:sz="4" w:space="0" w:color="76CDD8"/>
+          <w:top w:val="single" w:color="76CDD8" w:sz="4" w:space="0"/>
+          <w:left w:val="single" w:color="76CDD8" w:sz="4" w:space="0"/>
+          <w:bottom w:val="single" w:color="76CDD8" w:sz="4" w:space="0"/>
+          <w:right w:val="single" w:color="76CDD8" w:sz="4" w:space="0"/>
+          <w:insideH w:val="single" w:color="76CDD8" w:sz="4" w:space="0"/>
+          <w:insideV w:val="single" w:color="76CDD8" w:sz="4" w:space="0"/>
         </w:tblBorders>
         <w:tblLayout w:type="fixed"/>
         <w:tblLook w:val="0000" w:firstRow="0" w:lastRow="0" w:firstColumn="0" w:lastColumn="0" w:noHBand="0" w:noVBand="0"/>
@@ -15449,7 +15441,6 @@
         <w:ind w:left="720"/>
       </w:pPr>
       <w:r>
-        <w:lastRenderedPageBreak/>
         <w:t>Physical store attributes (address, zone) rarely change and when they do it is treated as a correction</w:t>
       </w:r>
       <w:r>
@@ -15639,7 +15630,7 @@
       <w:pPr>
         <w:pStyle w:val="Heading2"/>
       </w:pPr>
-      <w:bookmarkStart w:id="26" w:name="_Toc234316128"/>
+      <w:bookmarkStart w:name="_Toc234316128" w:id="26"/>
       <w:r>
         <w:t>3NF Tables</w:t>
       </w:r>
@@ -15661,12 +15652,12 @@
         <w:tblW w:w="0" w:type="auto"/>
         <w:tblInd w:w="-5" w:type="dxa"/>
         <w:tblBorders>
-          <w:top w:val="single" w:sz="4" w:space="0" w:color="76CDD8"/>
-          <w:left w:val="single" w:sz="4" w:space="0" w:color="76CDD8"/>
-          <w:bottom w:val="single" w:sz="4" w:space="0" w:color="76CDD8"/>
-          <w:right w:val="single" w:sz="4" w:space="0" w:color="76CDD8"/>
-          <w:insideH w:val="single" w:sz="4" w:space="0" w:color="76CDD8"/>
-          <w:insideV w:val="single" w:sz="4" w:space="0" w:color="76CDD8"/>
+          <w:top w:val="single" w:color="76CDD8" w:sz="4" w:space="0"/>
+          <w:left w:val="single" w:color="76CDD8" w:sz="4" w:space="0"/>
+          <w:bottom w:val="single" w:color="76CDD8" w:sz="4" w:space="0"/>
+          <w:right w:val="single" w:color="76CDD8" w:sz="4" w:space="0"/>
+          <w:insideH w:val="single" w:color="76CDD8" w:sz="4" w:space="0"/>
+          <w:insideV w:val="single" w:color="76CDD8" w:sz="4" w:space="0"/>
         </w:tblBorders>
         <w:tblLayout w:type="fixed"/>
         <w:tblLook w:val="0000" w:firstRow="0" w:lastRow="0" w:firstColumn="0" w:lastColumn="0" w:noHBand="0" w:noVBand="0"/>
@@ -15684,6 +15675,7 @@
           <w:tcPr>
             <w:tcW w:w="3073" w:type="dxa"/>
             <w:shd w:val="clear" w:color="auto" w:fill="76CDD8"/>
+            <w:tcMar/>
           </w:tcPr>
           <w:p>
             <w:pPr>
@@ -15706,6 +15698,7 @@
           <w:tcPr>
             <w:tcW w:w="3330" w:type="dxa"/>
             <w:shd w:val="clear" w:color="auto" w:fill="76CDD8"/>
+            <w:tcMar/>
           </w:tcPr>
           <w:p>
             <w:pPr>
@@ -15728,6 +15721,7 @@
           <w:tcPr>
             <w:tcW w:w="2790" w:type="dxa"/>
             <w:shd w:val="clear" w:color="auto" w:fill="76CDD8"/>
+            <w:tcMar/>
           </w:tcPr>
           <w:p>
             <w:pPr>
@@ -15753,6 +15747,7 @@
         <w:tc>
           <w:tcPr>
             <w:tcW w:w="3073" w:type="dxa"/>
+            <w:tcMar/>
           </w:tcPr>
           <w:p>
             <w:pPr>
@@ -15766,6 +15761,7 @@
         <w:tc>
           <w:tcPr>
             <w:tcW w:w="3330" w:type="dxa"/>
+            <w:tcMar/>
           </w:tcPr>
           <w:p>
             <w:pPr>
@@ -15779,6 +15775,7 @@
         <w:tc>
           <w:tcPr>
             <w:tcW w:w="2790" w:type="dxa"/>
+            <w:tcMar/>
           </w:tcPr>
           <w:p>
             <w:pPr>
@@ -15797,6 +15794,7 @@
         <w:tc>
           <w:tcPr>
             <w:tcW w:w="3073" w:type="dxa"/>
+            <w:tcMar/>
           </w:tcPr>
           <w:p>
             <w:pPr>
@@ -15810,6 +15808,7 @@
         <w:tc>
           <w:tcPr>
             <w:tcW w:w="3330" w:type="dxa"/>
+            <w:tcMar/>
           </w:tcPr>
           <w:p>
             <w:pPr>
@@ -15831,6 +15830,7 @@
         <w:tc>
           <w:tcPr>
             <w:tcW w:w="2790" w:type="dxa"/>
+            <w:tcMar/>
           </w:tcPr>
           <w:p>
             <w:pPr>
@@ -15865,6 +15865,7 @@
         <w:tc>
           <w:tcPr>
             <w:tcW w:w="3073" w:type="dxa"/>
+            <w:tcMar/>
           </w:tcPr>
           <w:p>
             <w:pPr>
@@ -15878,6 +15879,7 @@
         <w:tc>
           <w:tcPr>
             <w:tcW w:w="3330" w:type="dxa"/>
+            <w:tcMar/>
           </w:tcPr>
           <w:p>
             <w:pPr>
@@ -15891,6 +15893,7 @@
         <w:tc>
           <w:tcPr>
             <w:tcW w:w="2790" w:type="dxa"/>
+            <w:tcMar/>
           </w:tcPr>
           <w:p>
             <w:pPr>
@@ -15918,6 +15921,7 @@
         <w:tc>
           <w:tcPr>
             <w:tcW w:w="3073" w:type="dxa"/>
+            <w:tcMar/>
           </w:tcPr>
           <w:p>
             <w:pPr>
@@ -15931,6 +15935,7 @@
         <w:tc>
           <w:tcPr>
             <w:tcW w:w="3330" w:type="dxa"/>
+            <w:tcMar/>
           </w:tcPr>
           <w:p>
             <w:pPr>
@@ -15944,6 +15949,7 @@
         <w:tc>
           <w:tcPr>
             <w:tcW w:w="2790" w:type="dxa"/>
+            <w:tcMar/>
           </w:tcPr>
           <w:p>
             <w:pPr>
@@ -15980,6 +15986,7 @@
         <w:tc>
           <w:tcPr>
             <w:tcW w:w="3073" w:type="dxa"/>
+            <w:tcMar/>
           </w:tcPr>
           <w:p>
             <w:pPr>
@@ -15993,6 +16000,7 @@
         <w:tc>
           <w:tcPr>
             <w:tcW w:w="3330" w:type="dxa"/>
+            <w:tcMar/>
           </w:tcPr>
           <w:p>
             <w:pPr>
@@ -16006,6 +16014,7 @@
         <w:tc>
           <w:tcPr>
             <w:tcW w:w="2790" w:type="dxa"/>
+            <w:tcMar/>
           </w:tcPr>
           <w:p>
             <w:pPr>
@@ -16033,6 +16042,7 @@
         <w:tc>
           <w:tcPr>
             <w:tcW w:w="3073" w:type="dxa"/>
+            <w:tcMar/>
           </w:tcPr>
           <w:p>
             <w:pPr>
@@ -16046,6 +16056,7 @@
         <w:tc>
           <w:tcPr>
             <w:tcW w:w="3330" w:type="dxa"/>
+            <w:tcMar/>
           </w:tcPr>
           <w:p>
             <w:pPr>
@@ -16059,12 +16070,14 @@
         <w:tc>
           <w:tcPr>
             <w:tcW w:w="2790" w:type="dxa"/>
-          </w:tcPr>
-          <w:p>
-            <w:pPr>
-              <w:pStyle w:val="BodyText"/>
-            </w:pPr>
-            <w:r>
+            <w:tcMar/>
+          </w:tcPr>
+          <w:p>
+            <w:pPr>
+              <w:pStyle w:val="BodyText"/>
+            </w:pPr>
+            <w:r>
+              <w:rPr/>
               <w:t xml:space="preserve"> FK </w:t>
             </w:r>
             <w:r>
@@ -16074,7 +16087,16 @@
               <w:t>→</w:t>
             </w:r>
             <w:r>
-              <w:t xml:space="preserve"> CE_CUSTOMERS_SCD (logical only </w:t>
+              <w:rPr/>
+              <w:t xml:space="preserve"> CE_</w:t>
+            </w:r>
+            <w:r>
+              <w:rPr/>
+              <w:t>PRODUCT</w:t>
+            </w:r>
+            <w:r>
+              <w:rPr/>
+              <w:t xml:space="preserve">S_SCD (logical only </w:t>
             </w:r>
             <w:r>
               <w:rPr>
@@ -16083,6 +16105,7 @@
               <w:t>—</w:t>
             </w:r>
             <w:r>
+              <w:rPr/>
               <w:t xml:space="preserve"> no DB constraint!) </w:t>
             </w:r>
           </w:p>
@@ -16095,6 +16118,7 @@
         <w:tc>
           <w:tcPr>
             <w:tcW w:w="3073" w:type="dxa"/>
+            <w:tcMar/>
           </w:tcPr>
           <w:p>
             <w:pPr>
@@ -16108,6 +16132,7 @@
         <w:tc>
           <w:tcPr>
             <w:tcW w:w="3330" w:type="dxa"/>
+            <w:tcMar/>
           </w:tcPr>
           <w:p>
             <w:pPr>
@@ -16121,6 +16146,7 @@
         <w:tc>
           <w:tcPr>
             <w:tcW w:w="2790" w:type="dxa"/>
+            <w:tcMar/>
           </w:tcPr>
           <w:p>
             <w:pPr>
@@ -16148,6 +16174,7 @@
         <w:tc>
           <w:tcPr>
             <w:tcW w:w="3073" w:type="dxa"/>
+            <w:tcMar/>
           </w:tcPr>
           <w:p>
             <w:pPr>
@@ -16161,6 +16188,7 @@
         <w:tc>
           <w:tcPr>
             <w:tcW w:w="3330" w:type="dxa"/>
+            <w:tcMar/>
           </w:tcPr>
           <w:p>
             <w:pPr>
@@ -16174,6 +16202,7 @@
         <w:tc>
           <w:tcPr>
             <w:tcW w:w="2790" w:type="dxa"/>
+            <w:tcMar/>
           </w:tcPr>
           <w:p>
             <w:pPr>
@@ -16201,6 +16230,7 @@
         <w:tc>
           <w:tcPr>
             <w:tcW w:w="3073" w:type="dxa"/>
+            <w:tcMar/>
           </w:tcPr>
           <w:p>
             <w:pPr>
@@ -16214,6 +16244,7 @@
         <w:tc>
           <w:tcPr>
             <w:tcW w:w="3330" w:type="dxa"/>
+            <w:tcMar/>
           </w:tcPr>
           <w:p>
             <w:pPr>
@@ -16235,6 +16266,7 @@
         <w:tc>
           <w:tcPr>
             <w:tcW w:w="2790" w:type="dxa"/>
+            <w:tcMar/>
           </w:tcPr>
           <w:p>
             <w:pPr>
@@ -16253,6 +16285,7 @@
         <w:tc>
           <w:tcPr>
             <w:tcW w:w="3073" w:type="dxa"/>
+            <w:tcMar/>
           </w:tcPr>
           <w:p>
             <w:pPr>
@@ -16266,6 +16299,7 @@
         <w:tc>
           <w:tcPr>
             <w:tcW w:w="3330" w:type="dxa"/>
+            <w:tcMar/>
           </w:tcPr>
           <w:p>
             <w:pPr>
@@ -16287,6 +16321,7 @@
         <w:tc>
           <w:tcPr>
             <w:tcW w:w="2790" w:type="dxa"/>
+            <w:tcMar/>
           </w:tcPr>
           <w:p>
             <w:pPr>
@@ -16305,19 +16340,21 @@
         <w:tc>
           <w:tcPr>
             <w:tcW w:w="3073" w:type="dxa"/>
-          </w:tcPr>
-          <w:p>
-            <w:pPr>
-              <w:pStyle w:val="BodyText"/>
-            </w:pPr>
-            <w:r>
-              <w:t xml:space="preserve"> NET_AMOUNT </w:t>
+            <w:tcMar/>
+          </w:tcPr>
+          <w:p>
+            <w:pPr>
+              <w:pStyle w:val="BodyText"/>
+            </w:pPr>
+            <w:r>
+              <w:t xml:space="preserve"> COST </w:t>
             </w:r>
           </w:p>
         </w:tc>
         <w:tc>
           <w:tcPr>
             <w:tcW w:w="3330" w:type="dxa"/>
+            <w:tcMar/>
           </w:tcPr>
           <w:p>
             <w:pPr>
@@ -16339,27 +16376,14 @@
         <w:tc>
           <w:tcPr>
             <w:tcW w:w="2790" w:type="dxa"/>
-          </w:tcPr>
-          <w:p>
-            <w:pPr>
-              <w:pStyle w:val="BodyText"/>
-            </w:pPr>
-            <w:r>
-              <w:t xml:space="preserve"> KPI — </w:t>
-            </w:r>
-            <w:proofErr w:type="gramStart"/>
-            <w:r>
-              <w:t>derived</w:t>
-            </w:r>
-            <w:r>
-              <w:t>(</w:t>
-            </w:r>
-            <w:proofErr w:type="gramEnd"/>
-            <w:r>
-              <w:t>exception from 3NF)</w:t>
-            </w:r>
-            <w:r>
-              <w:t xml:space="preserve">: SALES_AMOUNT – DISCOUNT </w:t>
+            <w:tcMar/>
+          </w:tcPr>
+          <w:p>
+            <w:pPr>
+              <w:pStyle w:val="BodyText"/>
+            </w:pPr>
+            <w:r>
+              <w:t xml:space="preserve"> KPI — nullable allowed </w:t>
             </w:r>
           </w:p>
         </w:tc>
@@ -16371,40 +16395,35 @@
         <w:tc>
           <w:tcPr>
             <w:tcW w:w="3073" w:type="dxa"/>
-          </w:tcPr>
-          <w:p>
-            <w:pPr>
-              <w:pStyle w:val="BodyText"/>
-            </w:pPr>
-            <w:r>
-              <w:t xml:space="preserve"> COST </w:t>
+            <w:tcMar/>
+          </w:tcPr>
+          <w:p>
+            <w:pPr>
+              <w:pStyle w:val="BodyText"/>
+            </w:pPr>
+            <w:r>
+              <w:t xml:space="preserve"> QUANTITY </w:t>
             </w:r>
           </w:p>
         </w:tc>
         <w:tc>
           <w:tcPr>
             <w:tcW w:w="3330" w:type="dxa"/>
-          </w:tcPr>
-          <w:p>
-            <w:pPr>
-              <w:pStyle w:val="BodyText"/>
-            </w:pPr>
-            <w:r>
-              <w:t xml:space="preserve"> </w:t>
-            </w:r>
-            <w:proofErr w:type="gramStart"/>
-            <w:r>
-              <w:t>DECIMAL(</w:t>
-            </w:r>
-            <w:proofErr w:type="gramEnd"/>
-            <w:r>
-              <w:t xml:space="preserve">12,2) </w:t>
+            <w:tcMar/>
+          </w:tcPr>
+          <w:p>
+            <w:pPr>
+              <w:pStyle w:val="BodyText"/>
+            </w:pPr>
+            <w:r>
+              <w:t xml:space="preserve"> INTEGER </w:t>
             </w:r>
           </w:p>
         </w:tc>
         <w:tc>
           <w:tcPr>
             <w:tcW w:w="2790" w:type="dxa"/>
+            <w:tcMar/>
           </w:tcPr>
           <w:p>
             <w:pPr>
@@ -16423,39 +16442,48 @@
         <w:tc>
           <w:tcPr>
             <w:tcW w:w="3073" w:type="dxa"/>
-          </w:tcPr>
-          <w:p>
-            <w:pPr>
-              <w:pStyle w:val="BodyText"/>
-            </w:pPr>
-            <w:r>
-              <w:t xml:space="preserve"> QUANTITY </w:t>
+            <w:tcMar/>
+          </w:tcPr>
+          <w:p>
+            <w:pPr>
+              <w:pStyle w:val="BodyText"/>
+            </w:pPr>
+            <w:r>
+              <w:t xml:space="preserve"> </w:t>
+            </w:r>
+            <w:r>
+              <w:t>TA_INSERT_DT</w:t>
+            </w:r>
+            <w:r>
+              <w:t xml:space="preserve"> </w:t>
             </w:r>
           </w:p>
         </w:tc>
         <w:tc>
           <w:tcPr>
             <w:tcW w:w="3330" w:type="dxa"/>
-          </w:tcPr>
-          <w:p>
-            <w:pPr>
-              <w:pStyle w:val="BodyText"/>
-            </w:pPr>
-            <w:r>
-              <w:t xml:space="preserve"> INTEGER </w:t>
+            <w:tcMar/>
+          </w:tcPr>
+          <w:p>
+            <w:pPr>
+              <w:pStyle w:val="BodyText"/>
+            </w:pPr>
+            <w:r>
+              <w:t xml:space="preserve"> DATE NOT NULL </w:t>
             </w:r>
           </w:p>
         </w:tc>
         <w:tc>
           <w:tcPr>
             <w:tcW w:w="2790" w:type="dxa"/>
-          </w:tcPr>
-          <w:p>
-            <w:pPr>
-              <w:pStyle w:val="BodyText"/>
-            </w:pPr>
-            <w:r>
-              <w:t xml:space="preserve"> KPI — nullable allowed </w:t>
+            <w:tcMar/>
+          </w:tcPr>
+          <w:p>
+            <w:pPr>
+              <w:pStyle w:val="BodyText"/>
+            </w:pPr>
+            <w:r>
+              <w:t xml:space="preserve"> Row creation date </w:t>
             </w:r>
           </w:p>
         </w:tc>
@@ -16467,16 +16495,17 @@
         <w:tc>
           <w:tcPr>
             <w:tcW w:w="3073" w:type="dxa"/>
-          </w:tcPr>
-          <w:p>
-            <w:pPr>
-              <w:pStyle w:val="BodyText"/>
-            </w:pPr>
-            <w:r>
-              <w:t xml:space="preserve"> </w:t>
-            </w:r>
-            <w:r>
-              <w:t>TA_INSERT_DT</w:t>
+            <w:tcMar/>
+          </w:tcPr>
+          <w:p>
+            <w:pPr>
+              <w:pStyle w:val="BodyText"/>
+            </w:pPr>
+            <w:r>
+              <w:t xml:space="preserve"> </w:t>
+            </w:r>
+            <w:r>
+              <w:t>TA_UPDATE_DT</w:t>
             </w:r>
             <w:r>
               <w:t xml:space="preserve"> </w:t>
@@ -16486,6 +16515,7 @@
         <w:tc>
           <w:tcPr>
             <w:tcW w:w="3330" w:type="dxa"/>
+            <w:tcMar/>
           </w:tcPr>
           <w:p>
             <w:pPr>
@@ -16499,13 +16529,14 @@
         <w:tc>
           <w:tcPr>
             <w:tcW w:w="2790" w:type="dxa"/>
-          </w:tcPr>
-          <w:p>
-            <w:pPr>
-              <w:pStyle w:val="BodyText"/>
-            </w:pPr>
-            <w:r>
-              <w:t xml:space="preserve"> Row creation date </w:t>
+            <w:tcMar/>
+          </w:tcPr>
+          <w:p>
+            <w:pPr>
+              <w:pStyle w:val="BodyText"/>
+            </w:pPr>
+            <w:r>
+              <w:t xml:space="preserve"> Last update date </w:t>
             </w:r>
           </w:p>
         </w:tc>
@@ -16517,45 +16548,50 @@
         <w:tc>
           <w:tcPr>
             <w:tcW w:w="3073" w:type="dxa"/>
-          </w:tcPr>
-          <w:p>
-            <w:pPr>
-              <w:pStyle w:val="BodyText"/>
-            </w:pPr>
-            <w:r>
-              <w:t xml:space="preserve"> </w:t>
-            </w:r>
-            <w:r>
-              <w:t>TA_UPDATE_DT</w:t>
-            </w:r>
-            <w:r>
-              <w:t xml:space="preserve"> </w:t>
+            <w:tcMar/>
+          </w:tcPr>
+          <w:p>
+            <w:pPr>
+              <w:pStyle w:val="BodyText"/>
+            </w:pPr>
+            <w:r>
+              <w:t xml:space="preserve"> SOURCE_SYSTEM </w:t>
             </w:r>
           </w:p>
         </w:tc>
         <w:tc>
           <w:tcPr>
             <w:tcW w:w="3330" w:type="dxa"/>
-          </w:tcPr>
-          <w:p>
-            <w:pPr>
-              <w:pStyle w:val="BodyText"/>
-            </w:pPr>
-            <w:r>
-              <w:t xml:space="preserve"> DATE NOT NULL </w:t>
+            <w:tcMar/>
+          </w:tcPr>
+          <w:p>
+            <w:pPr>
+              <w:pStyle w:val="BodyText"/>
+            </w:pPr>
+            <w:r>
+              <w:t xml:space="preserve"> </w:t>
+            </w:r>
+            <w:proofErr w:type="gramStart"/>
+            <w:r>
+              <w:t>VARCHAR(</w:t>
+            </w:r>
+            <w:proofErr w:type="gramEnd"/>
+            <w:r>
+              <w:t xml:space="preserve">50) NOT NULL </w:t>
             </w:r>
           </w:p>
         </w:tc>
         <w:tc>
           <w:tcPr>
             <w:tcW w:w="2790" w:type="dxa"/>
-          </w:tcPr>
-          <w:p>
-            <w:pPr>
-              <w:pStyle w:val="BodyText"/>
-            </w:pPr>
-            <w:r>
-              <w:t xml:space="preserve"> Last update date </w:t>
+            <w:tcMar/>
+          </w:tcPr>
+          <w:p>
+            <w:pPr>
+              <w:pStyle w:val="BodyText"/>
+            </w:pPr>
+            <w:r>
+              <w:t xml:space="preserve"> Source triplet </w:t>
             </w:r>
           </w:p>
         </w:tc>
@@ -16567,20 +16603,21 @@
         <w:tc>
           <w:tcPr>
             <w:tcW w:w="3073" w:type="dxa"/>
-          </w:tcPr>
-          <w:p>
-            <w:pPr>
-              <w:pStyle w:val="BodyText"/>
-            </w:pPr>
-            <w:r>
-              <w:lastRenderedPageBreak/>
-              <w:t xml:space="preserve"> SOURCE_SYSTEM </w:t>
+            <w:tcMar/>
+          </w:tcPr>
+          <w:p>
+            <w:pPr>
+              <w:pStyle w:val="BodyText"/>
+            </w:pPr>
+            <w:r>
+              <w:t xml:space="preserve"> SOURCE_ENTITY </w:t>
             </w:r>
           </w:p>
         </w:tc>
         <w:tc>
           <w:tcPr>
             <w:tcW w:w="3330" w:type="dxa"/>
+            <w:tcMar/>
           </w:tcPr>
           <w:p>
             <w:pPr>
@@ -16602,58 +16639,7 @@
         <w:tc>
           <w:tcPr>
             <w:tcW w:w="2790" w:type="dxa"/>
-          </w:tcPr>
-          <w:p>
-            <w:pPr>
-              <w:pStyle w:val="BodyText"/>
-            </w:pPr>
-            <w:r>
-              <w:t xml:space="preserve"> Source triplet </w:t>
-            </w:r>
-          </w:p>
-        </w:tc>
-      </w:tr>
-      <w:tr>
-        <w:trPr>
-          <w:trHeight w:val="432"/>
-        </w:trPr>
-        <w:tc>
-          <w:tcPr>
-            <w:tcW w:w="3073" w:type="dxa"/>
-          </w:tcPr>
-          <w:p>
-            <w:pPr>
-              <w:pStyle w:val="BodyText"/>
-            </w:pPr>
-            <w:r>
-              <w:t xml:space="preserve"> SOURCE_ENTITY </w:t>
-            </w:r>
-          </w:p>
-        </w:tc>
-        <w:tc>
-          <w:tcPr>
-            <w:tcW w:w="3330" w:type="dxa"/>
-          </w:tcPr>
-          <w:p>
-            <w:pPr>
-              <w:pStyle w:val="BodyText"/>
-            </w:pPr>
-            <w:r>
-              <w:t xml:space="preserve"> </w:t>
-            </w:r>
-            <w:proofErr w:type="gramStart"/>
-            <w:r>
-              <w:t>VARCHAR(</w:t>
-            </w:r>
-            <w:proofErr w:type="gramEnd"/>
-            <w:r>
-              <w:t xml:space="preserve">50) NOT NULL </w:t>
-            </w:r>
-          </w:p>
-        </w:tc>
-        <w:tc>
-          <w:tcPr>
-            <w:tcW w:w="2790" w:type="dxa"/>
+            <w:tcMar/>
           </w:tcPr>
           <w:p>
             <w:pPr>
@@ -16684,12 +16670,12 @@
         <w:tblW w:w="0" w:type="auto"/>
         <w:tblInd w:w="-5" w:type="dxa"/>
         <w:tblBorders>
-          <w:top w:val="single" w:sz="4" w:space="0" w:color="76CDD8"/>
-          <w:left w:val="single" w:sz="4" w:space="0" w:color="76CDD8"/>
-          <w:bottom w:val="single" w:sz="4" w:space="0" w:color="76CDD8"/>
-          <w:right w:val="single" w:sz="4" w:space="0" w:color="76CDD8"/>
-          <w:insideH w:val="single" w:sz="4" w:space="0" w:color="76CDD8"/>
-          <w:insideV w:val="single" w:sz="4" w:space="0" w:color="76CDD8"/>
+          <w:top w:val="single" w:color="76CDD8" w:sz="4" w:space="0"/>
+          <w:left w:val="single" w:color="76CDD8" w:sz="4" w:space="0"/>
+          <w:bottom w:val="single" w:color="76CDD8" w:sz="4" w:space="0"/>
+          <w:right w:val="single" w:color="76CDD8" w:sz="4" w:space="0"/>
+          <w:insideH w:val="single" w:color="76CDD8" w:sz="4" w:space="0"/>
+          <w:insideV w:val="single" w:color="76CDD8" w:sz="4" w:space="0"/>
         </w:tblBorders>
         <w:tblLayout w:type="fixed"/>
         <w:tblLook w:val="0000" w:firstRow="0" w:lastRow="0" w:firstColumn="0" w:lastColumn="0" w:noHBand="0" w:noVBand="0"/>
@@ -16707,6 +16693,7 @@
           <w:tcPr>
             <w:tcW w:w="3073" w:type="dxa"/>
             <w:shd w:val="clear" w:color="auto" w:fill="76CDD8"/>
+            <w:tcMar/>
           </w:tcPr>
           <w:p>
             <w:pPr>
@@ -16729,6 +16716,7 @@
           <w:tcPr>
             <w:tcW w:w="3330" w:type="dxa"/>
             <w:shd w:val="clear" w:color="auto" w:fill="76CDD8"/>
+            <w:tcMar/>
           </w:tcPr>
           <w:p>
             <w:pPr>
@@ -16751,6 +16739,7 @@
           <w:tcPr>
             <w:tcW w:w="2790" w:type="dxa"/>
             <w:shd w:val="clear" w:color="auto" w:fill="76CDD8"/>
+            <w:tcMar/>
           </w:tcPr>
           <w:p>
             <w:pPr>
@@ -16776,6 +16765,7 @@
         <w:tc>
           <w:tcPr>
             <w:tcW w:w="3073" w:type="dxa"/>
+            <w:tcMar/>
           </w:tcPr>
           <w:p>
             <w:pPr>
@@ -16789,6 +16779,7 @@
         <w:tc>
           <w:tcPr>
             <w:tcW w:w="3330" w:type="dxa"/>
+            <w:tcMar/>
           </w:tcPr>
           <w:p>
             <w:pPr>
@@ -16802,6 +16793,7 @@
         <w:tc>
           <w:tcPr>
             <w:tcW w:w="2790" w:type="dxa"/>
+            <w:tcMar/>
           </w:tcPr>
           <w:p>
             <w:pPr>
@@ -16828,6 +16820,7 @@
         <w:tc>
           <w:tcPr>
             <w:tcW w:w="3073" w:type="dxa"/>
+            <w:tcMar/>
           </w:tcPr>
           <w:p>
             <w:pPr>
@@ -16841,6 +16834,7 @@
         <w:tc>
           <w:tcPr>
             <w:tcW w:w="3330" w:type="dxa"/>
+            <w:tcMar/>
           </w:tcPr>
           <w:p>
             <w:pPr>
@@ -16862,6 +16856,7 @@
         <w:tc>
           <w:tcPr>
             <w:tcW w:w="2790" w:type="dxa"/>
+            <w:tcMar/>
           </w:tcPr>
           <w:p>
             <w:pPr>
@@ -16896,6 +16891,7 @@
         <w:tc>
           <w:tcPr>
             <w:tcW w:w="3073" w:type="dxa"/>
+            <w:tcMar/>
           </w:tcPr>
           <w:p>
             <w:pPr>
@@ -16909,6 +16905,7 @@
         <w:tc>
           <w:tcPr>
             <w:tcW w:w="3330" w:type="dxa"/>
+            <w:tcMar/>
           </w:tcPr>
           <w:p>
             <w:pPr>
@@ -16930,6 +16927,7 @@
         <w:tc>
           <w:tcPr>
             <w:tcW w:w="2790" w:type="dxa"/>
+            <w:tcMar/>
           </w:tcPr>
           <w:p>
             <w:pPr>
@@ -16948,6 +16946,7 @@
         <w:tc>
           <w:tcPr>
             <w:tcW w:w="3073" w:type="dxa"/>
+            <w:tcMar/>
           </w:tcPr>
           <w:p>
             <w:pPr>
@@ -16961,6 +16960,7 @@
         <w:tc>
           <w:tcPr>
             <w:tcW w:w="3330" w:type="dxa"/>
+            <w:tcMar/>
           </w:tcPr>
           <w:p>
             <w:pPr>
@@ -16982,6 +16982,7 @@
         <w:tc>
           <w:tcPr>
             <w:tcW w:w="2790" w:type="dxa"/>
+            <w:tcMar/>
           </w:tcPr>
           <w:p>
             <w:pPr>
@@ -17000,42 +17001,50 @@
         <w:tc>
           <w:tcPr>
             <w:tcW w:w="3073" w:type="dxa"/>
-          </w:tcPr>
-          <w:p>
-            <w:pPr>
-              <w:pStyle w:val="BodyText"/>
-            </w:pPr>
-            <w:r>
-              <w:t xml:space="preserve"> CUSTOMER_AGE </w:t>
+            <w:tcMar/>
+          </w:tcPr>
+          <w:p>
+            <w:pPr>
+              <w:pStyle w:val="BodyText"/>
+            </w:pPr>
+            <w:r>
+              <w:t xml:space="preserve"> CUSTOMER_EMAIL </w:t>
             </w:r>
           </w:p>
         </w:tc>
         <w:tc>
           <w:tcPr>
             <w:tcW w:w="3330" w:type="dxa"/>
-          </w:tcPr>
-          <w:p>
-            <w:pPr>
-              <w:pStyle w:val="BodyText"/>
-            </w:pPr>
-            <w:r>
-              <w:t xml:space="preserve"> INTEGER NOT NULL </w:t>
+            <w:tcMar/>
+          </w:tcPr>
+          <w:p>
+            <w:pPr>
+              <w:pStyle w:val="BodyText"/>
+            </w:pPr>
+            <w:r>
+              <w:t xml:space="preserve"> </w:t>
+            </w:r>
+            <w:proofErr w:type="gramStart"/>
+            <w:r>
+              <w:t>VARCHAR(</w:t>
+            </w:r>
+            <w:proofErr w:type="gramEnd"/>
+            <w:r>
+              <w:t xml:space="preserve">100) NOT NULL </w:t>
             </w:r>
           </w:p>
         </w:tc>
         <w:tc>
           <w:tcPr>
             <w:tcW w:w="2790" w:type="dxa"/>
-          </w:tcPr>
-          <w:p>
-            <w:pPr>
-              <w:pStyle w:val="BodyText"/>
-            </w:pPr>
-            <w:r>
-              <w:t xml:space="preserve"> Age in years </w:t>
-            </w:r>
-            <w:r>
-              <w:t>in the moment of transaction (updated by SCD type 2)</w:t>
+            <w:tcMar/>
+          </w:tcPr>
+          <w:p>
+            <w:pPr>
+              <w:pStyle w:val="BodyText"/>
+            </w:pPr>
+            <w:r>
+              <w:t xml:space="preserve"> Email address </w:t>
             </w:r>
           </w:p>
         </w:tc>
@@ -17047,19 +17056,21 @@
         <w:tc>
           <w:tcPr>
             <w:tcW w:w="3073" w:type="dxa"/>
-          </w:tcPr>
-          <w:p>
-            <w:pPr>
-              <w:pStyle w:val="BodyText"/>
-            </w:pPr>
-            <w:r>
-              <w:t xml:space="preserve"> CUSTOMER_EMAIL </w:t>
+            <w:tcMar/>
+          </w:tcPr>
+          <w:p>
+            <w:pPr>
+              <w:pStyle w:val="BodyText"/>
+            </w:pPr>
+            <w:r>
+              <w:t xml:space="preserve"> CUSTOMER_PHONE_NUMBER </w:t>
             </w:r>
           </w:p>
         </w:tc>
         <w:tc>
           <w:tcPr>
             <w:tcW w:w="3330" w:type="dxa"/>
+            <w:tcMar/>
           </w:tcPr>
           <w:p>
             <w:pPr>
@@ -17074,20 +17085,21 @@
             </w:r>
             <w:proofErr w:type="gramEnd"/>
             <w:r>
-              <w:t xml:space="preserve">100) NOT NULL </w:t>
+              <w:t xml:space="preserve">30) NOT NULL </w:t>
             </w:r>
           </w:p>
         </w:tc>
         <w:tc>
           <w:tcPr>
             <w:tcW w:w="2790" w:type="dxa"/>
-          </w:tcPr>
-          <w:p>
-            <w:pPr>
-              <w:pStyle w:val="BodyText"/>
-            </w:pPr>
-            <w:r>
-              <w:t xml:space="preserve"> Email address </w:t>
+            <w:tcMar/>
+          </w:tcPr>
+          <w:p>
+            <w:pPr>
+              <w:pStyle w:val="BodyText"/>
+            </w:pPr>
+            <w:r>
+              <w:t xml:space="preserve"> Phone number </w:t>
             </w:r>
           </w:p>
         </w:tc>
@@ -17099,19 +17111,21 @@
         <w:tc>
           <w:tcPr>
             <w:tcW w:w="3073" w:type="dxa"/>
-          </w:tcPr>
-          <w:p>
-            <w:pPr>
-              <w:pStyle w:val="BodyText"/>
-            </w:pPr>
-            <w:r>
-              <w:t xml:space="preserve"> CUSTOMER_PHONE_NUMBER </w:t>
+            <w:tcMar/>
+          </w:tcPr>
+          <w:p>
+            <w:pPr>
+              <w:pStyle w:val="BodyText"/>
+            </w:pPr>
+            <w:r>
+              <w:t xml:space="preserve"> CUSTOMER_ADDRESS </w:t>
             </w:r>
           </w:p>
         </w:tc>
         <w:tc>
           <w:tcPr>
             <w:tcW w:w="3330" w:type="dxa"/>
+            <w:tcMar/>
           </w:tcPr>
           <w:p>
             <w:pPr>
@@ -17126,20 +17140,21 @@
             </w:r>
             <w:proofErr w:type="gramEnd"/>
             <w:r>
-              <w:t xml:space="preserve">30) NOT NULL </w:t>
+              <w:t xml:space="preserve">200) NOT NULL </w:t>
             </w:r>
           </w:p>
         </w:tc>
         <w:tc>
           <w:tcPr>
             <w:tcW w:w="2790" w:type="dxa"/>
-          </w:tcPr>
-          <w:p>
-            <w:pPr>
-              <w:pStyle w:val="BodyText"/>
-            </w:pPr>
-            <w:r>
-              <w:t xml:space="preserve"> Phone number </w:t>
+            <w:tcMar/>
+          </w:tcPr>
+          <w:p>
+            <w:pPr>
+              <w:pStyle w:val="BodyText"/>
+            </w:pPr>
+            <w:r>
+              <w:t xml:space="preserve"> Street address </w:t>
             </w:r>
           </w:p>
         </w:tc>
@@ -17151,19 +17166,21 @@
         <w:tc>
           <w:tcPr>
             <w:tcW w:w="3073" w:type="dxa"/>
-          </w:tcPr>
-          <w:p>
-            <w:pPr>
-              <w:pStyle w:val="BodyText"/>
-            </w:pPr>
-            <w:r>
-              <w:t xml:space="preserve"> CUSTOMER_ADDRESS </w:t>
+            <w:tcMar/>
+          </w:tcPr>
+          <w:p>
+            <w:pPr>
+              <w:pStyle w:val="BodyText"/>
+            </w:pPr>
+            <w:r>
+              <w:t xml:space="preserve"> CUSTOMER_CITY </w:t>
             </w:r>
           </w:p>
         </w:tc>
         <w:tc>
           <w:tcPr>
             <w:tcW w:w="3330" w:type="dxa"/>
+            <w:tcMar/>
           </w:tcPr>
           <w:p>
             <w:pPr>
@@ -17178,20 +17195,21 @@
             </w:r>
             <w:proofErr w:type="gramEnd"/>
             <w:r>
-              <w:t xml:space="preserve">200) NOT NULL </w:t>
+              <w:t xml:space="preserve">100) NOT NULL </w:t>
             </w:r>
           </w:p>
         </w:tc>
         <w:tc>
           <w:tcPr>
             <w:tcW w:w="2790" w:type="dxa"/>
-          </w:tcPr>
-          <w:p>
-            <w:pPr>
-              <w:pStyle w:val="BodyText"/>
-            </w:pPr>
-            <w:r>
-              <w:t xml:space="preserve"> Street address </w:t>
+            <w:tcMar/>
+          </w:tcPr>
+          <w:p>
+            <w:pPr>
+              <w:pStyle w:val="BodyText"/>
+            </w:pPr>
+            <w:r>
+              <w:t xml:space="preserve"> City </w:t>
             </w:r>
           </w:p>
         </w:tc>
@@ -17203,19 +17221,21 @@
         <w:tc>
           <w:tcPr>
             <w:tcW w:w="3073" w:type="dxa"/>
-          </w:tcPr>
-          <w:p>
-            <w:pPr>
-              <w:pStyle w:val="BodyText"/>
-            </w:pPr>
-            <w:r>
-              <w:t xml:space="preserve"> CUSTOMER_CITY </w:t>
+            <w:tcMar/>
+          </w:tcPr>
+          <w:p>
+            <w:pPr>
+              <w:pStyle w:val="BodyText"/>
+            </w:pPr>
+            <w:r>
+              <w:t xml:space="preserve"> CUSTOMER_STATE </w:t>
             </w:r>
           </w:p>
         </w:tc>
         <w:tc>
           <w:tcPr>
             <w:tcW w:w="3330" w:type="dxa"/>
+            <w:tcMar/>
           </w:tcPr>
           <w:p>
             <w:pPr>
@@ -17226,24 +17246,25 @@
             </w:r>
             <w:proofErr w:type="gramStart"/>
             <w:r>
-              <w:t>VARCHAR(</w:t>
+              <w:t>CHAR(</w:t>
             </w:r>
             <w:proofErr w:type="gramEnd"/>
             <w:r>
-              <w:t xml:space="preserve">100) NOT NULL </w:t>
+              <w:t xml:space="preserve">2) NOT NULL </w:t>
             </w:r>
           </w:p>
         </w:tc>
         <w:tc>
           <w:tcPr>
             <w:tcW w:w="2790" w:type="dxa"/>
-          </w:tcPr>
-          <w:p>
-            <w:pPr>
-              <w:pStyle w:val="BodyText"/>
-            </w:pPr>
-            <w:r>
-              <w:t xml:space="preserve"> City </w:t>
+            <w:tcMar/>
+          </w:tcPr>
+          <w:p>
+            <w:pPr>
+              <w:pStyle w:val="BodyText"/>
+            </w:pPr>
+            <w:r>
+              <w:t xml:space="preserve"> State code </w:t>
             </w:r>
           </w:p>
         </w:tc>
@@ -17255,19 +17276,21 @@
         <w:tc>
           <w:tcPr>
             <w:tcW w:w="3073" w:type="dxa"/>
-          </w:tcPr>
-          <w:p>
-            <w:pPr>
-              <w:pStyle w:val="BodyText"/>
-            </w:pPr>
-            <w:r>
-              <w:t xml:space="preserve"> CUSTOMER_STATE </w:t>
+            <w:tcMar/>
+          </w:tcPr>
+          <w:p>
+            <w:pPr>
+              <w:pStyle w:val="BodyText"/>
+            </w:pPr>
+            <w:r>
+              <w:t xml:space="preserve"> CUSTOMER_POSTAL_CODE </w:t>
             </w:r>
           </w:p>
         </w:tc>
         <w:tc>
           <w:tcPr>
             <w:tcW w:w="3330" w:type="dxa"/>
+            <w:tcMar/>
           </w:tcPr>
           <w:p>
             <w:pPr>
@@ -17278,24 +17301,25 @@
             </w:r>
             <w:proofErr w:type="gramStart"/>
             <w:r>
-              <w:t>CHAR(</w:t>
+              <w:t>VARCHAR(</w:t>
             </w:r>
             <w:proofErr w:type="gramEnd"/>
             <w:r>
-              <w:t xml:space="preserve">2) NOT NULL </w:t>
+              <w:t xml:space="preserve">10) NOT NULL </w:t>
             </w:r>
           </w:p>
         </w:tc>
         <w:tc>
           <w:tcPr>
             <w:tcW w:w="2790" w:type="dxa"/>
-          </w:tcPr>
-          <w:p>
-            <w:pPr>
-              <w:pStyle w:val="BodyText"/>
-            </w:pPr>
-            <w:r>
-              <w:t xml:space="preserve"> State code </w:t>
+            <w:tcMar/>
+          </w:tcPr>
+          <w:p>
+            <w:pPr>
+              <w:pStyle w:val="BodyText"/>
+            </w:pPr>
+            <w:r>
+              <w:t xml:space="preserve"> Postal code </w:t>
             </w:r>
           </w:p>
         </w:tc>
@@ -17307,47 +17331,42 @@
         <w:tc>
           <w:tcPr>
             <w:tcW w:w="3073" w:type="dxa"/>
-          </w:tcPr>
-          <w:p>
-            <w:pPr>
-              <w:pStyle w:val="BodyText"/>
-            </w:pPr>
-            <w:r>
-              <w:t xml:space="preserve"> CUSTOMER_POSTAL_CODE </w:t>
+            <w:tcMar/>
+          </w:tcPr>
+          <w:p>
+            <w:pPr>
+              <w:pStyle w:val="BodyText"/>
+            </w:pPr>
+            <w:r>
+              <w:t xml:space="preserve"> START_DT </w:t>
             </w:r>
           </w:p>
         </w:tc>
         <w:tc>
           <w:tcPr>
             <w:tcW w:w="3330" w:type="dxa"/>
-          </w:tcPr>
-          <w:p>
-            <w:pPr>
-              <w:pStyle w:val="BodyText"/>
-            </w:pPr>
-            <w:r>
-              <w:t xml:space="preserve"> </w:t>
-            </w:r>
-            <w:proofErr w:type="gramStart"/>
-            <w:r>
-              <w:t>VARCHAR(</w:t>
-            </w:r>
-            <w:proofErr w:type="gramEnd"/>
-            <w:r>
-              <w:t xml:space="preserve">10) NOT NULL </w:t>
+            <w:tcMar/>
+          </w:tcPr>
+          <w:p>
+            <w:pPr>
+              <w:pStyle w:val="BodyText"/>
+            </w:pPr>
+            <w:r>
+              <w:t xml:space="preserve"> DATE NOT NULL </w:t>
             </w:r>
           </w:p>
         </w:tc>
         <w:tc>
           <w:tcPr>
             <w:tcW w:w="2790" w:type="dxa"/>
-          </w:tcPr>
-          <w:p>
-            <w:pPr>
-              <w:pStyle w:val="BodyText"/>
-            </w:pPr>
-            <w:r>
-              <w:t xml:space="preserve"> Postal code </w:t>
+            <w:tcMar/>
+          </w:tcPr>
+          <w:p>
+            <w:pPr>
+              <w:pStyle w:val="BodyText"/>
+            </w:pPr>
+            <w:r>
+              <w:t xml:space="preserve"> SCD2 start date — default: 01/01/1990 </w:t>
             </w:r>
           </w:p>
         </w:tc>
@@ -17359,19 +17378,21 @@
         <w:tc>
           <w:tcPr>
             <w:tcW w:w="3073" w:type="dxa"/>
-          </w:tcPr>
-          <w:p>
-            <w:pPr>
-              <w:pStyle w:val="BodyText"/>
-            </w:pPr>
-            <w:r>
-              <w:t xml:space="preserve"> START_DT </w:t>
+            <w:tcMar/>
+          </w:tcPr>
+          <w:p>
+            <w:pPr>
+              <w:pStyle w:val="BodyText"/>
+            </w:pPr>
+            <w:r>
+              <w:t xml:space="preserve"> END_DT </w:t>
             </w:r>
           </w:p>
         </w:tc>
         <w:tc>
           <w:tcPr>
             <w:tcW w:w="3330" w:type="dxa"/>
+            <w:tcMar/>
           </w:tcPr>
           <w:p>
             <w:pPr>
@@ -17385,13 +17406,14 @@
         <w:tc>
           <w:tcPr>
             <w:tcW w:w="2790" w:type="dxa"/>
-          </w:tcPr>
-          <w:p>
-            <w:pPr>
-              <w:pStyle w:val="BodyText"/>
-            </w:pPr>
-            <w:r>
-              <w:t xml:space="preserve"> SCD2 start date — default: 01/01/1990 </w:t>
+            <w:tcMar/>
+          </w:tcPr>
+          <w:p>
+            <w:pPr>
+              <w:pStyle w:val="BodyText"/>
+            </w:pPr>
+            <w:r>
+              <w:t xml:space="preserve"> SCD2 end date — default: 31/12/9999 </w:t>
             </w:r>
           </w:p>
         </w:tc>
@@ -17403,39 +17425,50 @@
         <w:tc>
           <w:tcPr>
             <w:tcW w:w="3073" w:type="dxa"/>
-          </w:tcPr>
-          <w:p>
-            <w:pPr>
-              <w:pStyle w:val="BodyText"/>
-            </w:pPr>
-            <w:r>
-              <w:t xml:space="preserve"> END_DT </w:t>
+            <w:tcMar/>
+          </w:tcPr>
+          <w:p>
+            <w:pPr>
+              <w:pStyle w:val="BodyText"/>
+            </w:pPr>
+            <w:r>
+              <w:t xml:space="preserve"> IS_ACTIVE </w:t>
             </w:r>
           </w:p>
         </w:tc>
         <w:tc>
           <w:tcPr>
             <w:tcW w:w="3330" w:type="dxa"/>
-          </w:tcPr>
-          <w:p>
-            <w:pPr>
-              <w:pStyle w:val="BodyText"/>
-            </w:pPr>
-            <w:r>
-              <w:t xml:space="preserve"> DATE NOT NULL </w:t>
+            <w:tcMar/>
+          </w:tcPr>
+          <w:p>
+            <w:pPr>
+              <w:pStyle w:val="BodyText"/>
+            </w:pPr>
+            <w:r>
+              <w:t xml:space="preserve"> </w:t>
+            </w:r>
+            <w:proofErr w:type="gramStart"/>
+            <w:r>
+              <w:t>VARCHAR(</w:t>
+            </w:r>
+            <w:proofErr w:type="gramEnd"/>
+            <w:r>
+              <w:t xml:space="preserve">1) NOT NULL </w:t>
             </w:r>
           </w:p>
         </w:tc>
         <w:tc>
           <w:tcPr>
             <w:tcW w:w="2790" w:type="dxa"/>
-          </w:tcPr>
-          <w:p>
-            <w:pPr>
-              <w:pStyle w:val="BodyText"/>
-            </w:pPr>
-            <w:r>
-              <w:t xml:space="preserve"> SCD2 end date — default: 31/12/9999 </w:t>
+            <w:tcMar/>
+          </w:tcPr>
+          <w:p>
+            <w:pPr>
+              <w:pStyle w:val="BodyText"/>
+            </w:pPr>
+            <w:r>
+              <w:t xml:space="preserve"> Y = current, N = expired </w:t>
             </w:r>
           </w:p>
         </w:tc>
@@ -17447,47 +17480,48 @@
         <w:tc>
           <w:tcPr>
             <w:tcW w:w="3073" w:type="dxa"/>
-          </w:tcPr>
-          <w:p>
-            <w:pPr>
-              <w:pStyle w:val="BodyText"/>
-            </w:pPr>
-            <w:r>
-              <w:t xml:space="preserve"> IS_ACTIVE </w:t>
+            <w:tcMar/>
+          </w:tcPr>
+          <w:p>
+            <w:pPr>
+              <w:pStyle w:val="BodyText"/>
+            </w:pPr>
+            <w:r>
+              <w:t xml:space="preserve"> </w:t>
+            </w:r>
+            <w:r>
+              <w:t>TA_INSERT_DT</w:t>
+            </w:r>
+            <w:r>
+              <w:t xml:space="preserve"> </w:t>
             </w:r>
           </w:p>
         </w:tc>
         <w:tc>
           <w:tcPr>
             <w:tcW w:w="3330" w:type="dxa"/>
-          </w:tcPr>
-          <w:p>
-            <w:pPr>
-              <w:pStyle w:val="BodyText"/>
-            </w:pPr>
-            <w:r>
-              <w:t xml:space="preserve"> </w:t>
-            </w:r>
-            <w:proofErr w:type="gramStart"/>
-            <w:r>
-              <w:t>VARCHAR(</w:t>
-            </w:r>
-            <w:proofErr w:type="gramEnd"/>
-            <w:r>
-              <w:t xml:space="preserve">1) NOT NULL </w:t>
+            <w:tcMar/>
+          </w:tcPr>
+          <w:p>
+            <w:pPr>
+              <w:pStyle w:val="BodyText"/>
+            </w:pPr>
+            <w:r>
+              <w:t xml:space="preserve"> DATE NOT NULL </w:t>
             </w:r>
           </w:p>
         </w:tc>
         <w:tc>
           <w:tcPr>
             <w:tcW w:w="2790" w:type="dxa"/>
-          </w:tcPr>
-          <w:p>
-            <w:pPr>
-              <w:pStyle w:val="BodyText"/>
-            </w:pPr>
-            <w:r>
-              <w:t xml:space="preserve"> Y = current, N = expired </w:t>
+            <w:tcMar/>
+          </w:tcPr>
+          <w:p>
+            <w:pPr>
+              <w:pStyle w:val="BodyText"/>
+            </w:pPr>
+            <w:r>
+              <w:t xml:space="preserve"> Row creation date </w:t>
             </w:r>
           </w:p>
         </w:tc>
@@ -17499,45 +17533,50 @@
         <w:tc>
           <w:tcPr>
             <w:tcW w:w="3073" w:type="dxa"/>
-          </w:tcPr>
-          <w:p>
-            <w:pPr>
-              <w:pStyle w:val="BodyText"/>
-            </w:pPr>
-            <w:r>
-              <w:t xml:space="preserve"> </w:t>
-            </w:r>
-            <w:r>
-              <w:t>TA_INSERT_DT</w:t>
-            </w:r>
-            <w:r>
-              <w:t xml:space="preserve"> </w:t>
+            <w:tcMar/>
+          </w:tcPr>
+          <w:p>
+            <w:pPr>
+              <w:pStyle w:val="BodyText"/>
+            </w:pPr>
+            <w:r>
+              <w:t xml:space="preserve"> SOURCE_SYSTEM </w:t>
             </w:r>
           </w:p>
         </w:tc>
         <w:tc>
           <w:tcPr>
             <w:tcW w:w="3330" w:type="dxa"/>
-          </w:tcPr>
-          <w:p>
-            <w:pPr>
-              <w:pStyle w:val="BodyText"/>
-            </w:pPr>
-            <w:r>
-              <w:t xml:space="preserve"> DATE NOT NULL </w:t>
+            <w:tcMar/>
+          </w:tcPr>
+          <w:p>
+            <w:pPr>
+              <w:pStyle w:val="BodyText"/>
+            </w:pPr>
+            <w:r>
+              <w:t xml:space="preserve"> </w:t>
+            </w:r>
+            <w:proofErr w:type="gramStart"/>
+            <w:r>
+              <w:t>VARCHAR(</w:t>
+            </w:r>
+            <w:proofErr w:type="gramEnd"/>
+            <w:r>
+              <w:t xml:space="preserve">50) NOT NULL </w:t>
             </w:r>
           </w:p>
         </w:tc>
         <w:tc>
           <w:tcPr>
             <w:tcW w:w="2790" w:type="dxa"/>
-          </w:tcPr>
-          <w:p>
-            <w:pPr>
-              <w:pStyle w:val="BodyText"/>
-            </w:pPr>
-            <w:r>
-              <w:t xml:space="preserve"> Row creation date </w:t>
+            <w:tcMar/>
+          </w:tcPr>
+          <w:p>
+            <w:pPr>
+              <w:pStyle w:val="BodyText"/>
+            </w:pPr>
+            <w:r>
+              <w:t xml:space="preserve"> Source triplet </w:t>
             </w:r>
           </w:p>
         </w:tc>
@@ -17549,19 +17588,21 @@
         <w:tc>
           <w:tcPr>
             <w:tcW w:w="3073" w:type="dxa"/>
-          </w:tcPr>
-          <w:p>
-            <w:pPr>
-              <w:pStyle w:val="BodyText"/>
-            </w:pPr>
-            <w:r>
-              <w:t xml:space="preserve"> SOURCE_SYSTEM </w:t>
+            <w:tcMar/>
+          </w:tcPr>
+          <w:p>
+            <w:pPr>
+              <w:pStyle w:val="BodyText"/>
+            </w:pPr>
+            <w:r>
+              <w:t xml:space="preserve"> SOURCE_ENTITY </w:t>
             </w:r>
           </w:p>
         </w:tc>
         <w:tc>
           <w:tcPr>
             <w:tcW w:w="3330" w:type="dxa"/>
+            <w:tcMar/>
           </w:tcPr>
           <w:p>
             <w:pPr>
@@ -17583,58 +17624,7 @@
         <w:tc>
           <w:tcPr>
             <w:tcW w:w="2790" w:type="dxa"/>
-          </w:tcPr>
-          <w:p>
-            <w:pPr>
-              <w:pStyle w:val="BodyText"/>
-            </w:pPr>
-            <w:r>
-              <w:t xml:space="preserve"> Source triplet </w:t>
-            </w:r>
-          </w:p>
-        </w:tc>
-      </w:tr>
-      <w:tr>
-        <w:trPr>
-          <w:trHeight w:val="432"/>
-        </w:trPr>
-        <w:tc>
-          <w:tcPr>
-            <w:tcW w:w="3073" w:type="dxa"/>
-          </w:tcPr>
-          <w:p>
-            <w:pPr>
-              <w:pStyle w:val="BodyText"/>
-            </w:pPr>
-            <w:r>
-              <w:t xml:space="preserve"> SOURCE_ENTITY </w:t>
-            </w:r>
-          </w:p>
-        </w:tc>
-        <w:tc>
-          <w:tcPr>
-            <w:tcW w:w="3330" w:type="dxa"/>
-          </w:tcPr>
-          <w:p>
-            <w:pPr>
-              <w:pStyle w:val="BodyText"/>
-            </w:pPr>
-            <w:r>
-              <w:t xml:space="preserve"> </w:t>
-            </w:r>
-            <w:proofErr w:type="gramStart"/>
-            <w:r>
-              <w:t>VARCHAR(</w:t>
-            </w:r>
-            <w:proofErr w:type="gramEnd"/>
-            <w:r>
-              <w:t xml:space="preserve">50) NOT NULL </w:t>
-            </w:r>
-          </w:p>
-        </w:tc>
-        <w:tc>
-          <w:tcPr>
-            <w:tcW w:w="2790" w:type="dxa"/>
+            <w:tcMar/>
           </w:tcPr>
           <w:p>
             <w:pPr>
@@ -17708,12 +17698,12 @@
         <w:tblW w:w="0" w:type="auto"/>
         <w:tblInd w:w="-5" w:type="dxa"/>
         <w:tblBorders>
-          <w:top w:val="single" w:sz="4" w:space="0" w:color="76CDD8"/>
-          <w:left w:val="single" w:sz="4" w:space="0" w:color="76CDD8"/>
-          <w:bottom w:val="single" w:sz="4" w:space="0" w:color="76CDD8"/>
-          <w:right w:val="single" w:sz="4" w:space="0" w:color="76CDD8"/>
-          <w:insideH w:val="single" w:sz="4" w:space="0" w:color="76CDD8"/>
-          <w:insideV w:val="single" w:sz="4" w:space="0" w:color="76CDD8"/>
+          <w:top w:val="single" w:color="76CDD8" w:sz="4" w:space="0"/>
+          <w:left w:val="single" w:color="76CDD8" w:sz="4" w:space="0"/>
+          <w:bottom w:val="single" w:color="76CDD8" w:sz="4" w:space="0"/>
+          <w:right w:val="single" w:color="76CDD8" w:sz="4" w:space="0"/>
+          <w:insideH w:val="single" w:color="76CDD8" w:sz="4" w:space="0"/>
+          <w:insideV w:val="single" w:color="76CDD8" w:sz="4" w:space="0"/>
         </w:tblBorders>
         <w:tblLayout w:type="fixed"/>
         <w:tblLook w:val="0000" w:firstRow="0" w:lastRow="0" w:firstColumn="0" w:lastColumn="0" w:noHBand="0" w:noVBand="0"/>
@@ -17850,7 +17840,6 @@
               <w:pStyle w:val="BodyText"/>
             </w:pPr>
             <w:r>
-              <w:lastRenderedPageBreak/>
               <w:t xml:space="preserve"> EMPLOYEE_SRC_ID </w:t>
             </w:r>
           </w:p>
@@ -18535,42 +18524,265 @@
     <w:p>
       <w:pPr>
         <w:pStyle w:val="Heading4"/>
-      </w:pPr>
-      <w:r>
+        <w:rPr/>
+      </w:pPr>
+      <w:r>
+        <w:rPr/>
         <w:t>CE_PRODUCTS</w:t>
       </w:r>
       <w:r>
+        <w:rPr/>
         <w:t>_SCD</w:t>
       </w:r>
       <w:r>
+        <w:rPr/>
         <w:t xml:space="preserve"> (SCD Type </w:t>
       </w:r>
       <w:r>
+        <w:rPr/>
         <w:t>2</w:t>
       </w:r>
       <w:r>
+        <w:rPr/>
         <w:t>)</w:t>
       </w:r>
     </w:p>
     <w:p>
       <w:pPr>
         <w:pStyle w:val="BodyText"/>
-      </w:pPr>
-      <w:r>
-        <w:t xml:space="preserve">The CE_PRODUCTS_SCD table has been designated as SCD Type 2 due to the presence of the PRODUCT_MIN_AMOUNT attribute, which represents the minimum allowed catalog price of a product. Tracking the history of these price changes is essential for accurate profitability analysis </w:t>
-      </w:r>
-      <w:r>
-        <w:t>-</w:t>
-      </w:r>
-      <w:r>
-        <w:t xml:space="preserve"> specifically, it enables the data warehouse to correctly calculate gross margin and profit for historical transactions by linking each sale to the product price that was valid at the time of the transaction, not the current price</w:t>
-      </w:r>
-      <w:r>
-        <w:t>.</w:t>
-      </w:r>
-      <w:r>
-        <w:t xml:space="preserve"> There are redundant columns informing about category id and top-category id, they are needed by naming convention.</w:t>
-      </w:r>
+        <w:keepLines w:val="1"/>
+        <w:spacing w:before="120" w:after="0" w:line="240" w:lineRule="auto"/>
+        <w:rPr>
+          <w:noProof w:val="0"/>
+          <w:lang w:val="en-US"/>
+        </w:rPr>
+      </w:pPr>
+      <w:r>
+        <w:rPr>
+          <w:rFonts w:ascii="Trebuchet MS" w:hAnsi="Trebuchet MS" w:eastAsia="Trebuchet MS" w:cs="Trebuchet MS"/>
+          <w:b w:val="0"/>
+          <w:bCs w:val="0"/>
+          <w:i w:val="0"/>
+          <w:iCs w:val="0"/>
+          <w:caps w:val="0"/>
+          <w:smallCaps w:val="0"/>
+          <w:noProof w:val="0"/>
+          <w:color w:val="464547"/>
+          <w:sz w:val="20"/>
+          <w:szCs w:val="20"/>
+          <w:lang w:val="en-US"/>
+        </w:rPr>
+        <w:t xml:space="preserve">The CE_PRODUCTS_SCD table has been </w:t>
+      </w:r>
+      <w:r>
+        <w:rPr>
+          <w:rFonts w:ascii="Trebuchet MS" w:hAnsi="Trebuchet MS" w:eastAsia="Trebuchet MS" w:cs="Trebuchet MS"/>
+          <w:b w:val="0"/>
+          <w:bCs w:val="0"/>
+          <w:i w:val="0"/>
+          <w:iCs w:val="0"/>
+          <w:caps w:val="0"/>
+          <w:smallCaps w:val="0"/>
+          <w:noProof w:val="0"/>
+          <w:color w:val="464547"/>
+          <w:sz w:val="20"/>
+          <w:szCs w:val="20"/>
+          <w:lang w:val="en-US"/>
+        </w:rPr>
+        <w:t>designated</w:t>
+      </w:r>
+      <w:r>
+        <w:rPr>
+          <w:rFonts w:ascii="Trebuchet MS" w:hAnsi="Trebuchet MS" w:eastAsia="Trebuchet MS" w:cs="Trebuchet MS"/>
+          <w:b w:val="0"/>
+          <w:bCs w:val="0"/>
+          <w:i w:val="0"/>
+          <w:iCs w:val="0"/>
+          <w:caps w:val="0"/>
+          <w:smallCaps w:val="0"/>
+          <w:noProof w:val="0"/>
+          <w:color w:val="464547"/>
+          <w:sz w:val="20"/>
+          <w:szCs w:val="20"/>
+          <w:lang w:val="en-US"/>
+        </w:rPr>
+        <w:t xml:space="preserve"> as SCD Type 2 due to the presence of the PRODUCT_MIN_AMOUNT attribute, which </w:t>
+      </w:r>
+      <w:r>
+        <w:rPr>
+          <w:rFonts w:ascii="Trebuchet MS" w:hAnsi="Trebuchet MS" w:eastAsia="Trebuchet MS" w:cs="Trebuchet MS"/>
+          <w:b w:val="0"/>
+          <w:bCs w:val="0"/>
+          <w:i w:val="0"/>
+          <w:iCs w:val="0"/>
+          <w:caps w:val="0"/>
+          <w:smallCaps w:val="0"/>
+          <w:noProof w:val="0"/>
+          <w:color w:val="464547"/>
+          <w:sz w:val="20"/>
+          <w:szCs w:val="20"/>
+          <w:lang w:val="en-US"/>
+        </w:rPr>
+        <w:t>represents</w:t>
+      </w:r>
+      <w:r>
+        <w:rPr>
+          <w:rFonts w:ascii="Trebuchet MS" w:hAnsi="Trebuchet MS" w:eastAsia="Trebuchet MS" w:cs="Trebuchet MS"/>
+          <w:b w:val="0"/>
+          <w:bCs w:val="0"/>
+          <w:i w:val="0"/>
+          <w:iCs w:val="0"/>
+          <w:caps w:val="0"/>
+          <w:smallCaps w:val="0"/>
+          <w:noProof w:val="0"/>
+          <w:color w:val="464547"/>
+          <w:sz w:val="20"/>
+          <w:szCs w:val="20"/>
+          <w:lang w:val="en-US"/>
+        </w:rPr>
+        <w:t xml:space="preserve"> the </w:t>
+      </w:r>
+      <w:r>
+        <w:rPr>
+          <w:rFonts w:ascii="Trebuchet MS" w:hAnsi="Trebuchet MS" w:eastAsia="Trebuchet MS" w:cs="Trebuchet MS"/>
+          <w:b w:val="0"/>
+          <w:bCs w:val="0"/>
+          <w:i w:val="0"/>
+          <w:iCs w:val="0"/>
+          <w:caps w:val="0"/>
+          <w:smallCaps w:val="0"/>
+          <w:noProof w:val="0"/>
+          <w:color w:val="464547"/>
+          <w:sz w:val="20"/>
+          <w:szCs w:val="20"/>
+          <w:lang w:val="en-US"/>
+        </w:rPr>
+        <w:t>minimum</w:t>
+      </w:r>
+      <w:r>
+        <w:rPr>
+          <w:rFonts w:ascii="Trebuchet MS" w:hAnsi="Trebuchet MS" w:eastAsia="Trebuchet MS" w:cs="Trebuchet MS"/>
+          <w:b w:val="0"/>
+          <w:bCs w:val="0"/>
+          <w:i w:val="0"/>
+          <w:iCs w:val="0"/>
+          <w:caps w:val="0"/>
+          <w:smallCaps w:val="0"/>
+          <w:noProof w:val="0"/>
+          <w:color w:val="464547"/>
+          <w:sz w:val="20"/>
+          <w:szCs w:val="20"/>
+          <w:lang w:val="en-US"/>
+        </w:rPr>
+        <w:t xml:space="preserve"> allowed catalog price of a product, PRODUCT_SIZE, PRODUCT_</w:t>
+      </w:r>
+      <w:r>
+        <w:rPr>
+          <w:rFonts w:ascii="Trebuchet MS" w:hAnsi="Trebuchet MS" w:eastAsia="Trebuchet MS" w:cs="Trebuchet MS"/>
+          <w:b w:val="0"/>
+          <w:bCs w:val="0"/>
+          <w:i w:val="0"/>
+          <w:iCs w:val="0"/>
+          <w:caps w:val="0"/>
+          <w:smallCaps w:val="0"/>
+          <w:noProof w:val="0"/>
+          <w:color w:val="464547"/>
+          <w:sz w:val="20"/>
+          <w:szCs w:val="20"/>
+          <w:lang w:val="en-US"/>
+        </w:rPr>
+        <w:t>COLOUR</w:t>
+      </w:r>
+      <w:r>
+        <w:rPr>
+          <w:rFonts w:ascii="Trebuchet MS" w:hAnsi="Trebuchet MS" w:eastAsia="Trebuchet MS" w:cs="Trebuchet MS"/>
+          <w:b w:val="0"/>
+          <w:bCs w:val="0"/>
+          <w:i w:val="0"/>
+          <w:iCs w:val="0"/>
+          <w:caps w:val="0"/>
+          <w:smallCaps w:val="0"/>
+          <w:noProof w:val="0"/>
+          <w:color w:val="464547"/>
+          <w:sz w:val="20"/>
+          <w:szCs w:val="20"/>
+          <w:lang w:val="en-US"/>
+        </w:rPr>
+        <w:t xml:space="preserve"> and PRODUCT_DESCRIPTION. Tracking the history of the price changes is essential for accurate profitability analysis - specifically, it enables the data warehouse to correctly calculate gross margin for historical transactions by linking each sale to the product price that was valid at the time of the transaction, not the current price. It is also necessary to track different </w:t>
+      </w:r>
+      <w:r>
+        <w:rPr>
+          <w:rFonts w:ascii="Trebuchet MS" w:hAnsi="Trebuchet MS" w:eastAsia="Trebuchet MS" w:cs="Trebuchet MS"/>
+          <w:b w:val="0"/>
+          <w:bCs w:val="0"/>
+          <w:i w:val="0"/>
+          <w:iCs w:val="0"/>
+          <w:caps w:val="0"/>
+          <w:smallCaps w:val="0"/>
+          <w:noProof w:val="0"/>
+          <w:color w:val="464547"/>
+          <w:sz w:val="20"/>
+          <w:szCs w:val="20"/>
+          <w:lang w:val="en-US"/>
+        </w:rPr>
+        <w:t>colour</w:t>
+      </w:r>
+      <w:r>
+        <w:rPr>
+          <w:rFonts w:ascii="Trebuchet MS" w:hAnsi="Trebuchet MS" w:eastAsia="Trebuchet MS" w:cs="Trebuchet MS"/>
+          <w:b w:val="0"/>
+          <w:bCs w:val="0"/>
+          <w:i w:val="0"/>
+          <w:iCs w:val="0"/>
+          <w:caps w:val="0"/>
+          <w:smallCaps w:val="0"/>
+          <w:noProof w:val="0"/>
+          <w:color w:val="464547"/>
+          <w:sz w:val="20"/>
+          <w:szCs w:val="20"/>
+          <w:lang w:val="en-US"/>
+        </w:rPr>
+        <w:t xml:space="preserve">, </w:t>
+      </w:r>
+      <w:r>
+        <w:rPr>
+          <w:rFonts w:ascii="Trebuchet MS" w:hAnsi="Trebuchet MS" w:eastAsia="Trebuchet MS" w:cs="Trebuchet MS"/>
+          <w:b w:val="0"/>
+          <w:bCs w:val="0"/>
+          <w:i w:val="0"/>
+          <w:iCs w:val="0"/>
+          <w:caps w:val="0"/>
+          <w:smallCaps w:val="0"/>
+          <w:noProof w:val="0"/>
+          <w:color w:val="464547"/>
+          <w:sz w:val="20"/>
+          <w:szCs w:val="20"/>
+          <w:lang w:val="en-US"/>
+        </w:rPr>
+        <w:t>size</w:t>
+      </w:r>
+      <w:r>
+        <w:rPr>
+          <w:rFonts w:ascii="Trebuchet MS" w:hAnsi="Trebuchet MS" w:eastAsia="Trebuchet MS" w:cs="Trebuchet MS"/>
+          <w:b w:val="0"/>
+          <w:bCs w:val="0"/>
+          <w:i w:val="0"/>
+          <w:iCs w:val="0"/>
+          <w:caps w:val="0"/>
+          <w:smallCaps w:val="0"/>
+          <w:noProof w:val="0"/>
+          <w:color w:val="464547"/>
+          <w:sz w:val="20"/>
+          <w:szCs w:val="20"/>
+          <w:lang w:val="en-US"/>
+        </w:rPr>
+        <w:t xml:space="preserve"> and description variants of the same product. Product cost is in fact table due to frequent changes.</w:t>
+      </w:r>
+    </w:p>
+    <w:p>
+      <w:pPr>
+        <w:pStyle w:val="Normal"/>
+      </w:pPr>
     </w:p>
     <w:p>
       <w:pPr>
@@ -18582,12 +18794,12 @@
         <w:tblW w:w="0" w:type="auto"/>
         <w:tblInd w:w="-5" w:type="dxa"/>
         <w:tblBorders>
-          <w:top w:val="single" w:sz="4" w:space="0" w:color="76CDD8"/>
-          <w:left w:val="single" w:sz="4" w:space="0" w:color="76CDD8"/>
-          <w:bottom w:val="single" w:sz="4" w:space="0" w:color="76CDD8"/>
-          <w:right w:val="single" w:sz="4" w:space="0" w:color="76CDD8"/>
-          <w:insideH w:val="single" w:sz="4" w:space="0" w:color="76CDD8"/>
-          <w:insideV w:val="single" w:sz="4" w:space="0" w:color="76CDD8"/>
+          <w:top w:val="single" w:color="76CDD8" w:sz="4" w:space="0"/>
+          <w:left w:val="single" w:color="76CDD8" w:sz="4" w:space="0"/>
+          <w:bottom w:val="single" w:color="76CDD8" w:sz="4" w:space="0"/>
+          <w:right w:val="single" w:color="76CDD8" w:sz="4" w:space="0"/>
+          <w:insideH w:val="single" w:color="76CDD8" w:sz="4" w:space="0"/>
+          <w:insideV w:val="single" w:color="76CDD8" w:sz="4" w:space="0"/>
         </w:tblBorders>
         <w:tblLayout w:type="fixed"/>
         <w:tblLook w:val="0000" w:firstRow="0" w:lastRow="0" w:firstColumn="0" w:lastColumn="0" w:noHBand="0" w:noVBand="0"/>
@@ -18605,6 +18817,7 @@
           <w:tcPr>
             <w:tcW w:w="3073" w:type="dxa"/>
             <w:shd w:val="clear" w:color="auto" w:fill="76CDD8"/>
+            <w:tcMar/>
           </w:tcPr>
           <w:p>
             <w:pPr>
@@ -18627,6 +18840,7 @@
           <w:tcPr>
             <w:tcW w:w="3330" w:type="dxa"/>
             <w:shd w:val="clear" w:color="auto" w:fill="76CDD8"/>
+            <w:tcMar/>
           </w:tcPr>
           <w:p>
             <w:pPr>
@@ -18649,6 +18863,7 @@
           <w:tcPr>
             <w:tcW w:w="2790" w:type="dxa"/>
             <w:shd w:val="clear" w:color="auto" w:fill="76CDD8"/>
+            <w:tcMar/>
           </w:tcPr>
           <w:p>
             <w:pPr>
@@ -18674,6 +18889,7 @@
         <w:tc>
           <w:tcPr>
             <w:tcW w:w="3073" w:type="dxa"/>
+            <w:tcMar/>
           </w:tcPr>
           <w:p>
             <w:pPr>
@@ -18687,6 +18903,7 @@
         <w:tc>
           <w:tcPr>
             <w:tcW w:w="3330" w:type="dxa"/>
+            <w:tcMar/>
           </w:tcPr>
           <w:p>
             <w:pPr>
@@ -18700,6 +18917,7 @@
         <w:tc>
           <w:tcPr>
             <w:tcW w:w="2790" w:type="dxa"/>
+            <w:tcMar/>
           </w:tcPr>
           <w:p>
             <w:pPr>
@@ -18735,6 +18953,7 @@
         <w:tc>
           <w:tcPr>
             <w:tcW w:w="3073" w:type="dxa"/>
+            <w:tcMar/>
           </w:tcPr>
           <w:p>
             <w:pPr>
@@ -18748,6 +18967,7 @@
         <w:tc>
           <w:tcPr>
             <w:tcW w:w="3330" w:type="dxa"/>
+            <w:tcMar/>
           </w:tcPr>
           <w:p>
             <w:pPr>
@@ -18769,6 +18989,7 @@
         <w:tc>
           <w:tcPr>
             <w:tcW w:w="2790" w:type="dxa"/>
+            <w:tcMar/>
           </w:tcPr>
           <w:p>
             <w:pPr>
@@ -18795,6 +19016,7 @@
         <w:tc>
           <w:tcPr>
             <w:tcW w:w="3073" w:type="dxa"/>
+            <w:tcMar/>
           </w:tcPr>
           <w:p>
             <w:pPr>
@@ -18808,6 +19030,7 @@
         <w:tc>
           <w:tcPr>
             <w:tcW w:w="3330" w:type="dxa"/>
+            <w:tcMar/>
           </w:tcPr>
           <w:p>
             <w:pPr>
@@ -18821,6 +19044,7 @@
         <w:tc>
           <w:tcPr>
             <w:tcW w:w="2790" w:type="dxa"/>
+            <w:tcMar/>
           </w:tcPr>
           <w:p>
             <w:pPr>
@@ -18848,57 +19072,50 @@
         <w:tc>
           <w:tcPr>
             <w:tcW w:w="3073" w:type="dxa"/>
-          </w:tcPr>
-          <w:p>
-            <w:pPr>
-              <w:pStyle w:val="BodyText"/>
-            </w:pPr>
-            <w:r>
-              <w:t xml:space="preserve"> PRODUCT_CATEGORY_ID </w:t>
+            <w:tcMar/>
+          </w:tcPr>
+          <w:p>
+            <w:pPr>
+              <w:pStyle w:val="BodyText"/>
+            </w:pPr>
+            <w:r>
+              <w:t xml:space="preserve"> PRODUCT_DESCRIPTION </w:t>
             </w:r>
           </w:p>
         </w:tc>
         <w:tc>
           <w:tcPr>
             <w:tcW w:w="3330" w:type="dxa"/>
-          </w:tcPr>
-          <w:p>
-            <w:pPr>
-              <w:pStyle w:val="BodyText"/>
-            </w:pPr>
-            <w:r>
-              <w:t xml:space="preserve"> BIGINT NOT NULL </w:t>
+            <w:tcMar/>
+          </w:tcPr>
+          <w:p>
+            <w:pPr>
+              <w:pStyle w:val="BodyText"/>
+            </w:pPr>
+            <w:r>
+              <w:t xml:space="preserve"> </w:t>
+            </w:r>
+            <w:proofErr w:type="gramStart"/>
+            <w:r>
+              <w:t>VARCHAR(</w:t>
+            </w:r>
+            <w:proofErr w:type="gramEnd"/>
+            <w:r>
+              <w:t xml:space="preserve">200) NOT NULL </w:t>
             </w:r>
           </w:p>
         </w:tc>
         <w:tc>
           <w:tcPr>
             <w:tcW w:w="2790" w:type="dxa"/>
-          </w:tcPr>
-          <w:p>
-            <w:pPr>
-              <w:pStyle w:val="BodyText"/>
-            </w:pPr>
-            <w:r>
-              <w:t xml:space="preserve"> FK </w:t>
-            </w:r>
-            <w:r>
-              <w:rPr>
-                <w:rFonts w:ascii="Arial" w:hAnsi="Arial" w:cs="Arial"/>
-              </w:rPr>
-              <w:t>→</w:t>
-            </w:r>
-            <w:r>
-              <w:t xml:space="preserve"> CE_PRODUCT_CATEGORIES</w:t>
-            </w:r>
-            <w:r>
-              <w:t xml:space="preserve"> </w:t>
-            </w:r>
-            <w:r>
-              <w:t>(exception from 3NF)</w:t>
-            </w:r>
-            <w:r>
-              <w:t xml:space="preserve"> </w:t>
+            <w:tcMar/>
+          </w:tcPr>
+          <w:p>
+            <w:pPr>
+              <w:pStyle w:val="BodyText"/>
+            </w:pPr>
+            <w:r>
+              <w:t xml:space="preserve"> Full product description </w:t>
             </w:r>
           </w:p>
         </w:tc>
@@ -18910,63 +19127,58 @@
         <w:tc>
           <w:tcPr>
             <w:tcW w:w="3073" w:type="dxa"/>
-          </w:tcPr>
-          <w:p>
-            <w:pPr>
-              <w:pStyle w:val="BodyText"/>
-            </w:pPr>
-            <w:r>
-              <w:t xml:space="preserve"> PRODUCT_</w:t>
-            </w:r>
-            <w:r>
-              <w:t>TOP_</w:t>
-            </w:r>
-            <w:r>
-              <w:t xml:space="preserve">CATEGORY_ID </w:t>
+            <w:tcMar/>
+          </w:tcPr>
+          <w:p>
+            <w:pPr>
+              <w:pStyle w:val="BodyText"/>
+            </w:pPr>
+            <w:r>
+              <w:t xml:space="preserve"> PRODUCT_COLOUR </w:t>
             </w:r>
           </w:p>
         </w:tc>
         <w:tc>
           <w:tcPr>
             <w:tcW w:w="3330" w:type="dxa"/>
-          </w:tcPr>
-          <w:p>
-            <w:pPr>
-              <w:pStyle w:val="BodyText"/>
-            </w:pPr>
-            <w:r>
-              <w:t xml:space="preserve"> BIGINT NOT NULL </w:t>
+            <w:tcMar/>
+          </w:tcPr>
+          <w:p>
+            <w:pPr>
+              <w:pStyle w:val="BodyText"/>
+            </w:pPr>
+            <w:r>
+              <w:t xml:space="preserve"> </w:t>
+            </w:r>
+            <w:proofErr w:type="gramStart"/>
+            <w:r>
+              <w:t>VARCHAR(</w:t>
+            </w:r>
+            <w:proofErr w:type="gramEnd"/>
+            <w:r>
+              <w:t xml:space="preserve">50) NOT NULL </w:t>
             </w:r>
           </w:p>
         </w:tc>
         <w:tc>
           <w:tcPr>
             <w:tcW w:w="2790" w:type="dxa"/>
-          </w:tcPr>
-          <w:p>
-            <w:pPr>
-              <w:pStyle w:val="BodyText"/>
-            </w:pPr>
-            <w:r>
-              <w:t xml:space="preserve"> FK </w:t>
-            </w:r>
-            <w:r>
-              <w:rPr>
-                <w:rFonts w:ascii="Arial" w:hAnsi="Arial" w:cs="Arial"/>
-              </w:rPr>
-              <w:t>→</w:t>
-            </w:r>
-            <w:r>
-              <w:t xml:space="preserve"> CE_PRODUCT_</w:t>
-            </w:r>
-            <w:r>
-              <w:t>TOP_</w:t>
-            </w:r>
-            <w:r>
-              <w:t xml:space="preserve">CATEGORIES </w:t>
-            </w:r>
-            <w:r>
-              <w:t>(exception from 3NF)</w:t>
+            <w:tcMar/>
+          </w:tcPr>
+          <w:p>
+            <w:pPr>
+              <w:pStyle w:val="BodyText"/>
+            </w:pPr>
+            <w:r>
+              <w:t xml:space="preserve"> </w:t>
+            </w:r>
+            <w:proofErr w:type="spellStart"/>
+            <w:r>
+              <w:t>Colour</w:t>
+            </w:r>
+            <w:proofErr w:type="spellEnd"/>
+            <w:r>
+              <w:t xml:space="preserve"> — NOT-CAPTURED if unknown </w:t>
             </w:r>
           </w:p>
         </w:tc>
@@ -18978,19 +19190,21 @@
         <w:tc>
           <w:tcPr>
             <w:tcW w:w="3073" w:type="dxa"/>
-          </w:tcPr>
-          <w:p>
-            <w:pPr>
-              <w:pStyle w:val="BodyText"/>
-            </w:pPr>
-            <w:r>
-              <w:t xml:space="preserve"> PRODUCT_DESCRIPTION </w:t>
+            <w:tcMar/>
+          </w:tcPr>
+          <w:p>
+            <w:pPr>
+              <w:pStyle w:val="BodyText"/>
+            </w:pPr>
+            <w:r>
+              <w:t xml:space="preserve"> PRODUCT_SIZE </w:t>
             </w:r>
           </w:p>
         </w:tc>
         <w:tc>
           <w:tcPr>
             <w:tcW w:w="3330" w:type="dxa"/>
+            <w:tcMar/>
           </w:tcPr>
           <w:p>
             <w:pPr>
@@ -19005,20 +19219,21 @@
             </w:r>
             <w:proofErr w:type="gramEnd"/>
             <w:r>
-              <w:t xml:space="preserve">200) NOT NULL </w:t>
+              <w:t xml:space="preserve">20) NOT NULL </w:t>
             </w:r>
           </w:p>
         </w:tc>
         <w:tc>
           <w:tcPr>
             <w:tcW w:w="2790" w:type="dxa"/>
-          </w:tcPr>
-          <w:p>
-            <w:pPr>
-              <w:pStyle w:val="BodyText"/>
-            </w:pPr>
-            <w:r>
-              <w:t xml:space="preserve"> Full product description </w:t>
+            <w:tcMar/>
+          </w:tcPr>
+          <w:p>
+            <w:pPr>
+              <w:pStyle w:val="BodyText"/>
+            </w:pPr>
+            <w:r>
+              <w:t xml:space="preserve"> Size — NOT-CAPTURED if unknown </w:t>
             </w:r>
           </w:p>
         </w:tc>
@@ -19030,19 +19245,21 @@
         <w:tc>
           <w:tcPr>
             <w:tcW w:w="3073" w:type="dxa"/>
-          </w:tcPr>
-          <w:p>
-            <w:pPr>
-              <w:pStyle w:val="BodyText"/>
-            </w:pPr>
-            <w:r>
-              <w:t xml:space="preserve"> PRODUCT_COLOUR </w:t>
+            <w:tcMar/>
+          </w:tcPr>
+          <w:p>
+            <w:pPr>
+              <w:pStyle w:val="BodyText"/>
+            </w:pPr>
+            <w:r>
+              <w:t xml:space="preserve"> PRODUCT_MIN_AMOUNT </w:t>
             </w:r>
           </w:p>
         </w:tc>
         <w:tc>
           <w:tcPr>
             <w:tcW w:w="3330" w:type="dxa"/>
+            <w:tcMar/>
           </w:tcPr>
           <w:p>
             <w:pPr>
@@ -19053,32 +19270,25 @@
             </w:r>
             <w:proofErr w:type="gramStart"/>
             <w:r>
-              <w:t>VARCHAR(</w:t>
+              <w:t>DECIMAL(</w:t>
             </w:r>
             <w:proofErr w:type="gramEnd"/>
             <w:r>
-              <w:t xml:space="preserve">50) NOT NULL </w:t>
+              <w:t xml:space="preserve">12,2) </w:t>
             </w:r>
           </w:p>
         </w:tc>
         <w:tc>
           <w:tcPr>
             <w:tcW w:w="2790" w:type="dxa"/>
-          </w:tcPr>
-          <w:p>
-            <w:pPr>
-              <w:pStyle w:val="BodyText"/>
-            </w:pPr>
-            <w:r>
-              <w:t xml:space="preserve"> </w:t>
-            </w:r>
-            <w:proofErr w:type="spellStart"/>
-            <w:r>
-              <w:t>Colour</w:t>
-            </w:r>
-            <w:proofErr w:type="spellEnd"/>
-            <w:r>
-              <w:t xml:space="preserve"> — NOT-CAPTURED if unknown </w:t>
+            <w:tcMar/>
+          </w:tcPr>
+          <w:p>
+            <w:pPr>
+              <w:pStyle w:val="BodyText"/>
+            </w:pPr>
+            <w:r>
+              <w:t xml:space="preserve"> Minimum/catalog price — KPI nullable </w:t>
             </w:r>
           </w:p>
         </w:tc>
@@ -19090,48 +19300,42 @@
         <w:tc>
           <w:tcPr>
             <w:tcW w:w="3073" w:type="dxa"/>
-          </w:tcPr>
-          <w:p>
-            <w:pPr>
-              <w:pStyle w:val="BodyText"/>
-            </w:pPr>
-            <w:r>
-              <w:lastRenderedPageBreak/>
-              <w:t xml:space="preserve"> PRODUCT_SIZE </w:t>
+            <w:tcMar/>
+          </w:tcPr>
+          <w:p>
+            <w:pPr>
+              <w:pStyle w:val="BodyText"/>
+            </w:pPr>
+            <w:r>
+              <w:t xml:space="preserve"> START_DT </w:t>
             </w:r>
           </w:p>
         </w:tc>
         <w:tc>
           <w:tcPr>
             <w:tcW w:w="3330" w:type="dxa"/>
-          </w:tcPr>
-          <w:p>
-            <w:pPr>
-              <w:pStyle w:val="BodyText"/>
-            </w:pPr>
-            <w:r>
-              <w:t xml:space="preserve"> </w:t>
-            </w:r>
-            <w:proofErr w:type="gramStart"/>
-            <w:r>
-              <w:t>VARCHAR(</w:t>
-            </w:r>
-            <w:proofErr w:type="gramEnd"/>
-            <w:r>
-              <w:t xml:space="preserve">20) NOT NULL </w:t>
+            <w:tcMar/>
+          </w:tcPr>
+          <w:p>
+            <w:pPr>
+              <w:pStyle w:val="BodyText"/>
+            </w:pPr>
+            <w:r>
+              <w:t xml:space="preserve"> DATE NOT NULL </w:t>
             </w:r>
           </w:p>
         </w:tc>
         <w:tc>
           <w:tcPr>
             <w:tcW w:w="2790" w:type="dxa"/>
-          </w:tcPr>
-          <w:p>
-            <w:pPr>
-              <w:pStyle w:val="BodyText"/>
-            </w:pPr>
-            <w:r>
-              <w:t xml:space="preserve"> Size — NOT-CAPTURED if unknown </w:t>
+            <w:tcMar/>
+          </w:tcPr>
+          <w:p>
+            <w:pPr>
+              <w:pStyle w:val="BodyText"/>
+            </w:pPr>
+            <w:r>
+              <w:t xml:space="preserve"> SCD2 start date — default: 01/01/1990</w:t>
             </w:r>
           </w:p>
         </w:tc>
@@ -19143,47 +19347,42 @@
         <w:tc>
           <w:tcPr>
             <w:tcW w:w="3073" w:type="dxa"/>
-          </w:tcPr>
-          <w:p>
-            <w:pPr>
-              <w:pStyle w:val="BodyText"/>
-            </w:pPr>
-            <w:r>
-              <w:t xml:space="preserve"> PRODUCT_MIN_AMOUNT </w:t>
+            <w:tcMar/>
+          </w:tcPr>
+          <w:p>
+            <w:pPr>
+              <w:pStyle w:val="BodyText"/>
+            </w:pPr>
+            <w:r>
+              <w:t xml:space="preserve"> END_DT </w:t>
             </w:r>
           </w:p>
         </w:tc>
         <w:tc>
           <w:tcPr>
             <w:tcW w:w="3330" w:type="dxa"/>
-          </w:tcPr>
-          <w:p>
-            <w:pPr>
-              <w:pStyle w:val="BodyText"/>
-            </w:pPr>
-            <w:r>
-              <w:t xml:space="preserve"> </w:t>
-            </w:r>
-            <w:proofErr w:type="gramStart"/>
-            <w:r>
-              <w:t>DECIMAL(</w:t>
-            </w:r>
-            <w:proofErr w:type="gramEnd"/>
-            <w:r>
-              <w:t xml:space="preserve">12,2) </w:t>
+            <w:tcMar/>
+          </w:tcPr>
+          <w:p>
+            <w:pPr>
+              <w:pStyle w:val="BodyText"/>
+            </w:pPr>
+            <w:r>
+              <w:t xml:space="preserve"> DATE NOT NULL </w:t>
             </w:r>
           </w:p>
         </w:tc>
         <w:tc>
           <w:tcPr>
             <w:tcW w:w="2790" w:type="dxa"/>
-          </w:tcPr>
-          <w:p>
-            <w:pPr>
-              <w:pStyle w:val="BodyText"/>
-            </w:pPr>
-            <w:r>
-              <w:t xml:space="preserve"> Minimum/catalog price — KPI nullable </w:t>
+            <w:tcMar/>
+          </w:tcPr>
+          <w:p>
+            <w:pPr>
+              <w:pStyle w:val="BodyText"/>
+            </w:pPr>
+            <w:r>
+              <w:t xml:space="preserve"> SCD2 end date — default: 31/12/9999 </w:t>
             </w:r>
           </w:p>
         </w:tc>
@@ -19195,39 +19394,50 @@
         <w:tc>
           <w:tcPr>
             <w:tcW w:w="3073" w:type="dxa"/>
-          </w:tcPr>
-          <w:p>
-            <w:pPr>
-              <w:pStyle w:val="BodyText"/>
-            </w:pPr>
-            <w:r>
-              <w:t xml:space="preserve"> START_DT </w:t>
+            <w:tcMar/>
+          </w:tcPr>
+          <w:p>
+            <w:pPr>
+              <w:pStyle w:val="BodyText"/>
+            </w:pPr>
+            <w:r>
+              <w:t xml:space="preserve"> IS_ACTIVE </w:t>
             </w:r>
           </w:p>
         </w:tc>
         <w:tc>
           <w:tcPr>
             <w:tcW w:w="3330" w:type="dxa"/>
-          </w:tcPr>
-          <w:p>
-            <w:pPr>
-              <w:pStyle w:val="BodyText"/>
-            </w:pPr>
-            <w:r>
-              <w:t xml:space="preserve"> DATE NOT NULL </w:t>
+            <w:tcMar/>
+          </w:tcPr>
+          <w:p>
+            <w:pPr>
+              <w:pStyle w:val="BodyText"/>
+            </w:pPr>
+            <w:r>
+              <w:t xml:space="preserve"> </w:t>
+            </w:r>
+            <w:proofErr w:type="gramStart"/>
+            <w:r>
+              <w:t>VARCHAR(</w:t>
+            </w:r>
+            <w:proofErr w:type="gramEnd"/>
+            <w:r>
+              <w:t xml:space="preserve">1) NOT NULL </w:t>
             </w:r>
           </w:p>
         </w:tc>
         <w:tc>
           <w:tcPr>
             <w:tcW w:w="2790" w:type="dxa"/>
-          </w:tcPr>
-          <w:p>
-            <w:pPr>
-              <w:pStyle w:val="BodyText"/>
-            </w:pPr>
-            <w:r>
-              <w:t xml:space="preserve"> SCD2 start date — default: 01/01/1990</w:t>
+            <w:tcMar/>
+          </w:tcPr>
+          <w:p>
+            <w:pPr>
+              <w:pStyle w:val="BodyText"/>
+            </w:pPr>
+            <w:r>
+              <w:t xml:space="preserve"> Y = current, N = expired </w:t>
             </w:r>
           </w:p>
         </w:tc>
@@ -19239,19 +19449,27 @@
         <w:tc>
           <w:tcPr>
             <w:tcW w:w="3073" w:type="dxa"/>
-          </w:tcPr>
-          <w:p>
-            <w:pPr>
-              <w:pStyle w:val="BodyText"/>
-            </w:pPr>
-            <w:r>
-              <w:t xml:space="preserve"> END_DT </w:t>
+            <w:tcMar/>
+          </w:tcPr>
+          <w:p>
+            <w:pPr>
+              <w:pStyle w:val="BodyText"/>
+            </w:pPr>
+            <w:r>
+              <w:t xml:space="preserve"> </w:t>
+            </w:r>
+            <w:r>
+              <w:t>TA_INSERT_DT</w:t>
+            </w:r>
+            <w:r>
+              <w:t xml:space="preserve"> </w:t>
             </w:r>
           </w:p>
         </w:tc>
         <w:tc>
           <w:tcPr>
             <w:tcW w:w="3330" w:type="dxa"/>
+            <w:tcMar/>
           </w:tcPr>
           <w:p>
             <w:pPr>
@@ -19265,13 +19483,14 @@
         <w:tc>
           <w:tcPr>
             <w:tcW w:w="2790" w:type="dxa"/>
-          </w:tcPr>
-          <w:p>
-            <w:pPr>
-              <w:pStyle w:val="BodyText"/>
-            </w:pPr>
-            <w:r>
-              <w:t xml:space="preserve"> SCD2 end date — default: 31/12/9999 </w:t>
+            <w:tcMar/>
+          </w:tcPr>
+          <w:p>
+            <w:pPr>
+              <w:pStyle w:val="BodyText"/>
+            </w:pPr>
+            <w:r>
+              <w:t xml:space="preserve"> Row creation date </w:t>
             </w:r>
           </w:p>
         </w:tc>
@@ -19283,19 +19502,21 @@
         <w:tc>
           <w:tcPr>
             <w:tcW w:w="3073" w:type="dxa"/>
-          </w:tcPr>
-          <w:p>
-            <w:pPr>
-              <w:pStyle w:val="BodyText"/>
-            </w:pPr>
-            <w:r>
-              <w:t xml:space="preserve"> IS_ACTIVE </w:t>
+            <w:tcMar/>
+          </w:tcPr>
+          <w:p>
+            <w:pPr>
+              <w:pStyle w:val="BodyText"/>
+            </w:pPr>
+            <w:r>
+              <w:t xml:space="preserve"> SOURCE_SYSTEM </w:t>
             </w:r>
           </w:p>
         </w:tc>
         <w:tc>
           <w:tcPr>
             <w:tcW w:w="3330" w:type="dxa"/>
+            <w:tcMar/>
           </w:tcPr>
           <w:p>
             <w:pPr>
@@ -19310,20 +19531,21 @@
             </w:r>
             <w:proofErr w:type="gramEnd"/>
             <w:r>
-              <w:t xml:space="preserve">1) NOT NULL </w:t>
+              <w:t xml:space="preserve">50) NOT NULL </w:t>
             </w:r>
           </w:p>
         </w:tc>
         <w:tc>
           <w:tcPr>
             <w:tcW w:w="2790" w:type="dxa"/>
-          </w:tcPr>
-          <w:p>
-            <w:pPr>
-              <w:pStyle w:val="BodyText"/>
-            </w:pPr>
-            <w:r>
-              <w:t xml:space="preserve"> Y = current, N = expired </w:t>
+            <w:tcMar/>
+          </w:tcPr>
+          <w:p>
+            <w:pPr>
+              <w:pStyle w:val="BodyText"/>
+            </w:pPr>
+            <w:r>
+              <w:t xml:space="preserve"> Source triplet </w:t>
             </w:r>
           </w:p>
         </w:tc>
@@ -19335,142 +19557,43 @@
         <w:tc>
           <w:tcPr>
             <w:tcW w:w="3073" w:type="dxa"/>
-          </w:tcPr>
-          <w:p>
-            <w:pPr>
-              <w:pStyle w:val="BodyText"/>
-            </w:pPr>
-            <w:r>
-              <w:t xml:space="preserve"> </w:t>
-            </w:r>
-            <w:r>
-              <w:t>TA_INSERT_DT</w:t>
-            </w:r>
-            <w:r>
-              <w:t xml:space="preserve"> </w:t>
+            <w:tcMar/>
+          </w:tcPr>
+          <w:p>
+            <w:pPr>
+              <w:pStyle w:val="BodyText"/>
+            </w:pPr>
+            <w:r>
+              <w:t xml:space="preserve"> SOURCE_ENTITY </w:t>
             </w:r>
           </w:p>
         </w:tc>
         <w:tc>
           <w:tcPr>
             <w:tcW w:w="3330" w:type="dxa"/>
-          </w:tcPr>
-          <w:p>
-            <w:pPr>
-              <w:pStyle w:val="BodyText"/>
-            </w:pPr>
-            <w:r>
-              <w:t xml:space="preserve"> DATE NOT NULL </w:t>
+            <w:tcMar/>
+          </w:tcPr>
+          <w:p>
+            <w:pPr>
+              <w:pStyle w:val="BodyText"/>
+            </w:pPr>
+            <w:r>
+              <w:t xml:space="preserve"> </w:t>
+            </w:r>
+            <w:proofErr w:type="gramStart"/>
+            <w:r>
+              <w:t>VARCHAR(</w:t>
+            </w:r>
+            <w:proofErr w:type="gramEnd"/>
+            <w:r>
+              <w:t xml:space="preserve">50) NOT NULL </w:t>
             </w:r>
           </w:p>
         </w:tc>
         <w:tc>
           <w:tcPr>
             <w:tcW w:w="2790" w:type="dxa"/>
-          </w:tcPr>
-          <w:p>
-            <w:pPr>
-              <w:pStyle w:val="BodyText"/>
-            </w:pPr>
-            <w:r>
-              <w:t xml:space="preserve"> Row creation date </w:t>
-            </w:r>
-          </w:p>
-        </w:tc>
-      </w:tr>
-      <w:tr>
-        <w:trPr>
-          <w:trHeight w:val="432"/>
-        </w:trPr>
-        <w:tc>
-          <w:tcPr>
-            <w:tcW w:w="3073" w:type="dxa"/>
-          </w:tcPr>
-          <w:p>
-            <w:pPr>
-              <w:pStyle w:val="BodyText"/>
-            </w:pPr>
-            <w:r>
-              <w:t xml:space="preserve"> SOURCE_SYSTEM </w:t>
-            </w:r>
-          </w:p>
-        </w:tc>
-        <w:tc>
-          <w:tcPr>
-            <w:tcW w:w="3330" w:type="dxa"/>
-          </w:tcPr>
-          <w:p>
-            <w:pPr>
-              <w:pStyle w:val="BodyText"/>
-            </w:pPr>
-            <w:r>
-              <w:t xml:space="preserve"> </w:t>
-            </w:r>
-            <w:proofErr w:type="gramStart"/>
-            <w:r>
-              <w:t>VARCHAR(</w:t>
-            </w:r>
-            <w:proofErr w:type="gramEnd"/>
-            <w:r>
-              <w:t xml:space="preserve">50) NOT NULL </w:t>
-            </w:r>
-          </w:p>
-        </w:tc>
-        <w:tc>
-          <w:tcPr>
-            <w:tcW w:w="2790" w:type="dxa"/>
-          </w:tcPr>
-          <w:p>
-            <w:pPr>
-              <w:pStyle w:val="BodyText"/>
-            </w:pPr>
-            <w:r>
-              <w:t xml:space="preserve"> Source triplet </w:t>
-            </w:r>
-          </w:p>
-        </w:tc>
-      </w:tr>
-      <w:tr>
-        <w:trPr>
-          <w:trHeight w:val="432"/>
-        </w:trPr>
-        <w:tc>
-          <w:tcPr>
-            <w:tcW w:w="3073" w:type="dxa"/>
-          </w:tcPr>
-          <w:p>
-            <w:pPr>
-              <w:pStyle w:val="BodyText"/>
-            </w:pPr>
-            <w:r>
-              <w:t xml:space="preserve"> SOURCE_ENTITY </w:t>
-            </w:r>
-          </w:p>
-        </w:tc>
-        <w:tc>
-          <w:tcPr>
-            <w:tcW w:w="3330" w:type="dxa"/>
-          </w:tcPr>
-          <w:p>
-            <w:pPr>
-              <w:pStyle w:val="BodyText"/>
-            </w:pPr>
-            <w:r>
-              <w:t xml:space="preserve"> </w:t>
-            </w:r>
-            <w:proofErr w:type="gramStart"/>
-            <w:r>
-              <w:t>VARCHAR(</w:t>
-            </w:r>
-            <w:proofErr w:type="gramEnd"/>
-            <w:r>
-              <w:t xml:space="preserve">50) NOT NULL </w:t>
-            </w:r>
-          </w:p>
-        </w:tc>
-        <w:tc>
-          <w:tcPr>
-            <w:tcW w:w="2790" w:type="dxa"/>
+            <w:tcMar/>
           </w:tcPr>
           <w:p>
             <w:pPr>
@@ -19520,12 +19643,12 @@
         <w:tblW w:w="0" w:type="auto"/>
         <w:tblInd w:w="-5" w:type="dxa"/>
         <w:tblBorders>
-          <w:top w:val="single" w:sz="4" w:space="0" w:color="76CDD8"/>
-          <w:left w:val="single" w:sz="4" w:space="0" w:color="76CDD8"/>
-          <w:bottom w:val="single" w:sz="4" w:space="0" w:color="76CDD8"/>
-          <w:right w:val="single" w:sz="4" w:space="0" w:color="76CDD8"/>
-          <w:insideH w:val="single" w:sz="4" w:space="0" w:color="76CDD8"/>
-          <w:insideV w:val="single" w:sz="4" w:space="0" w:color="76CDD8"/>
+          <w:top w:val="single" w:color="76CDD8" w:sz="4" w:space="0"/>
+          <w:left w:val="single" w:color="76CDD8" w:sz="4" w:space="0"/>
+          <w:bottom w:val="single" w:color="76CDD8" w:sz="4" w:space="0"/>
+          <w:right w:val="single" w:color="76CDD8" w:sz="4" w:space="0"/>
+          <w:insideH w:val="single" w:color="76CDD8" w:sz="4" w:space="0"/>
+          <w:insideV w:val="single" w:color="76CDD8" w:sz="4" w:space="0"/>
         </w:tblBorders>
         <w:tblLayout w:type="fixed"/>
         <w:tblLook w:val="0000" w:firstRow="0" w:lastRow="0" w:firstColumn="0" w:lastColumn="0" w:noHBand="0" w:noVBand="0"/>
@@ -20048,12 +20171,12 @@
         <w:tblW w:w="0" w:type="auto"/>
         <w:tblInd w:w="-5" w:type="dxa"/>
         <w:tblBorders>
-          <w:top w:val="single" w:sz="4" w:space="0" w:color="76CDD8"/>
-          <w:left w:val="single" w:sz="4" w:space="0" w:color="76CDD8"/>
-          <w:bottom w:val="single" w:sz="4" w:space="0" w:color="76CDD8"/>
-          <w:right w:val="single" w:sz="4" w:space="0" w:color="76CDD8"/>
-          <w:insideH w:val="single" w:sz="4" w:space="0" w:color="76CDD8"/>
-          <w:insideV w:val="single" w:sz="4" w:space="0" w:color="76CDD8"/>
+          <w:top w:val="single" w:color="76CDD8" w:sz="4" w:space="0"/>
+          <w:left w:val="single" w:color="76CDD8" w:sz="4" w:space="0"/>
+          <w:bottom w:val="single" w:color="76CDD8" w:sz="4" w:space="0"/>
+          <w:right w:val="single" w:color="76CDD8" w:sz="4" w:space="0"/>
+          <w:insideH w:val="single" w:color="76CDD8" w:sz="4" w:space="0"/>
+          <w:insideV w:val="single" w:color="76CDD8" w:sz="4" w:space="0"/>
         </w:tblBorders>
         <w:tblLayout w:type="fixed"/>
         <w:tblLook w:val="0000" w:firstRow="0" w:lastRow="0" w:firstColumn="0" w:lastColumn="0" w:noHBand="0" w:noVBand="0"/>
@@ -20245,7 +20368,6 @@
               <w:pStyle w:val="BodyText"/>
             </w:pPr>
             <w:r>
-              <w:lastRenderedPageBreak/>
               <w:t xml:space="preserve"> PRODUCT_CATEGORY_NAME </w:t>
             </w:r>
           </w:p>
@@ -20574,12 +20696,12 @@
         <w:tblW w:w="0" w:type="auto"/>
         <w:tblInd w:w="-5" w:type="dxa"/>
         <w:tblBorders>
-          <w:top w:val="single" w:sz="4" w:space="0" w:color="76CDD8"/>
-          <w:left w:val="single" w:sz="4" w:space="0" w:color="76CDD8"/>
-          <w:bottom w:val="single" w:sz="4" w:space="0" w:color="76CDD8"/>
-          <w:right w:val="single" w:sz="4" w:space="0" w:color="76CDD8"/>
-          <w:insideH w:val="single" w:sz="4" w:space="0" w:color="76CDD8"/>
-          <w:insideV w:val="single" w:sz="4" w:space="0" w:color="76CDD8"/>
+          <w:top w:val="single" w:color="76CDD8" w:sz="4" w:space="0"/>
+          <w:left w:val="single" w:color="76CDD8" w:sz="4" w:space="0"/>
+          <w:bottom w:val="single" w:color="76CDD8" w:sz="4" w:space="0"/>
+          <w:right w:val="single" w:color="76CDD8" w:sz="4" w:space="0"/>
+          <w:insideH w:val="single" w:color="76CDD8" w:sz="4" w:space="0"/>
+          <w:insideV w:val="single" w:color="76CDD8" w:sz="4" w:space="0"/>
         </w:tblBorders>
         <w:tblLayout w:type="fixed"/>
         <w:tblLook w:val="0000" w:firstRow="0" w:lastRow="0" w:firstColumn="0" w:lastColumn="0" w:noHBand="0" w:noVBand="0"/>
@@ -21040,12 +21162,12 @@
         <w:tblW w:w="0" w:type="auto"/>
         <w:tblInd w:w="-5" w:type="dxa"/>
         <w:tblBorders>
-          <w:top w:val="single" w:sz="4" w:space="0" w:color="76CDD8"/>
-          <w:left w:val="single" w:sz="4" w:space="0" w:color="76CDD8"/>
-          <w:bottom w:val="single" w:sz="4" w:space="0" w:color="76CDD8"/>
-          <w:right w:val="single" w:sz="4" w:space="0" w:color="76CDD8"/>
-          <w:insideH w:val="single" w:sz="4" w:space="0" w:color="76CDD8"/>
-          <w:insideV w:val="single" w:sz="4" w:space="0" w:color="76CDD8"/>
+          <w:top w:val="single" w:color="76CDD8" w:sz="4" w:space="0"/>
+          <w:left w:val="single" w:color="76CDD8" w:sz="4" w:space="0"/>
+          <w:bottom w:val="single" w:color="76CDD8" w:sz="4" w:space="0"/>
+          <w:right w:val="single" w:color="76CDD8" w:sz="4" w:space="0"/>
+          <w:insideH w:val="single" w:color="76CDD8" w:sz="4" w:space="0"/>
+          <w:insideV w:val="single" w:color="76CDD8" w:sz="4" w:space="0"/>
         </w:tblBorders>
         <w:tblLayout w:type="fixed"/>
         <w:tblLook w:val="0000" w:firstRow="0" w:lastRow="0" w:firstColumn="0" w:lastColumn="0" w:noHBand="0" w:noVBand="0"/>
@@ -21466,7 +21588,6 @@
               <w:pStyle w:val="BodyText"/>
             </w:pPr>
             <w:r>
-              <w:lastRenderedPageBreak/>
               <w:t xml:space="preserve"> STORE_STATE </w:t>
             </w:r>
           </w:p>
@@ -21810,12 +21931,12 @@
         <w:tblW w:w="0" w:type="auto"/>
         <w:tblInd w:w="-5" w:type="dxa"/>
         <w:tblBorders>
-          <w:top w:val="single" w:sz="4" w:space="0" w:color="76CDD8"/>
-          <w:left w:val="single" w:sz="4" w:space="0" w:color="76CDD8"/>
-          <w:bottom w:val="single" w:sz="4" w:space="0" w:color="76CDD8"/>
-          <w:right w:val="single" w:sz="4" w:space="0" w:color="76CDD8"/>
-          <w:insideH w:val="single" w:sz="4" w:space="0" w:color="76CDD8"/>
-          <w:insideV w:val="single" w:sz="4" w:space="0" w:color="76CDD8"/>
+          <w:top w:val="single" w:color="76CDD8" w:sz="4" w:space="0"/>
+          <w:left w:val="single" w:color="76CDD8" w:sz="4" w:space="0"/>
+          <w:bottom w:val="single" w:color="76CDD8" w:sz="4" w:space="0"/>
+          <w:right w:val="single" w:color="76CDD8" w:sz="4" w:space="0"/>
+          <w:insideH w:val="single" w:color="76CDD8" w:sz="4" w:space="0"/>
+          <w:insideV w:val="single" w:color="76CDD8" w:sz="4" w:space="0"/>
         </w:tblBorders>
         <w:tblLayout w:type="fixed"/>
         <w:tblLook w:val="0000" w:firstRow="0" w:lastRow="0" w:firstColumn="0" w:lastColumn="0" w:noHBand="0" w:noVBand="0"/>
@@ -22237,12 +22358,12 @@
         <w:tblW w:w="0" w:type="auto"/>
         <w:tblInd w:w="-5" w:type="dxa"/>
         <w:tblBorders>
-          <w:top w:val="single" w:sz="4" w:space="0" w:color="76CDD8"/>
-          <w:left w:val="single" w:sz="4" w:space="0" w:color="76CDD8"/>
-          <w:bottom w:val="single" w:sz="4" w:space="0" w:color="76CDD8"/>
-          <w:right w:val="single" w:sz="4" w:space="0" w:color="76CDD8"/>
-          <w:insideH w:val="single" w:sz="4" w:space="0" w:color="76CDD8"/>
-          <w:insideV w:val="single" w:sz="4" w:space="0" w:color="76CDD8"/>
+          <w:top w:val="single" w:color="76CDD8" w:sz="4" w:space="0"/>
+          <w:left w:val="single" w:color="76CDD8" w:sz="4" w:space="0"/>
+          <w:bottom w:val="single" w:color="76CDD8" w:sz="4" w:space="0"/>
+          <w:right w:val="single" w:color="76CDD8" w:sz="4" w:space="0"/>
+          <w:insideH w:val="single" w:color="76CDD8" w:sz="4" w:space="0"/>
+          <w:insideV w:val="single" w:color="76CDD8" w:sz="4" w:space="0"/>
         </w:tblBorders>
         <w:tblLayout w:type="fixed"/>
         <w:tblLook w:val="0000" w:firstRow="0" w:lastRow="0" w:firstColumn="0" w:lastColumn="0" w:noHBand="0" w:noVBand="0"/>
@@ -22876,7 +22997,6 @@
               <w:pStyle w:val="BodyText"/>
             </w:pPr>
             <w:r>
-              <w:lastRenderedPageBreak/>
               <w:t xml:space="preserve"> YEAR_NUM </w:t>
             </w:r>
           </w:p>
@@ -23085,8 +23205,10 @@
     <w:p>
       <w:pPr>
         <w:pStyle w:val="Heading2"/>
-      </w:pPr>
-      <w:r>
+        <w:rPr/>
+      </w:pPr>
+      <w:r>
+        <w:rPr/>
         <w:t>ER Diagram of the 3NF model</w:t>
       </w:r>
     </w:p>
@@ -23095,51 +23217,41 @@
         <w:pStyle w:val="NormalWeb"/>
       </w:pPr>
       <w:r>
-        <w:rPr>
-          <w:noProof/>
-        </w:rPr>
         <w:drawing>
-          <wp:inline distT="0" distB="0" distL="0" distR="0" wp14:anchorId="5D307220" wp14:editId="45221007">
-            <wp:extent cx="5941695" cy="4757420"/>
-            <wp:effectExtent l="0" t="0" r="1905" b="5080"/>
-            <wp:docPr id="1042354322" name="Picture 4"/>
+          <wp:inline wp14:editId="73C6E7AB" wp14:anchorId="2496C3C9">
+            <wp:extent cx="6305550" cy="5724525"/>
+            <wp:effectExtent l="0" t="0" r="0" b="0"/>
+            <wp:docPr id="1738619295" name="drawing"/>
             <wp:cNvGraphicFramePr>
-              <a:graphicFrameLocks xmlns:a="http://schemas.openxmlformats.org/drawingml/2006/main" noChangeAspect="1"/>
+              <a:graphicFrameLocks noChangeAspect="1"/>
             </wp:cNvGraphicFramePr>
-            <a:graphic xmlns:a="http://schemas.openxmlformats.org/drawingml/2006/main">
-              <a:graphicData uri="http://schemas.openxmlformats.org/drawingml/2006/picture">
+            <a:graphic>
+              <a:graphicData xmlns:a="http://schemas.openxmlformats.org/drawingml/2006/main" uri="http://schemas.openxmlformats.org/drawingml/2006/picture">
                 <pic:pic xmlns:pic="http://schemas.openxmlformats.org/drawingml/2006/picture">
                   <pic:nvPicPr>
-                    <pic:cNvPr id="0" name="Picture 1"/>
-                    <pic:cNvPicPr>
-                      <a:picLocks noChangeAspect="1" noChangeArrowheads="1"/>
-                    </pic:cNvPicPr>
+                    <pic:cNvPr id="1738619295" name="Picture 1738619295"/>
+                    <pic:cNvPicPr/>
                   </pic:nvPicPr>
                   <pic:blipFill>
-                    <a:blip r:embed="rId12">
+                    <a:blip xmlns:r="http://schemas.openxmlformats.org/officeDocument/2006/relationships" r:embed="rId1407784030">
                       <a:extLst>
                         <a:ext uri="{28A0092B-C50C-407E-A947-70E740481C1C}">
-                          <a14:useLocalDpi xmlns:a14="http://schemas.microsoft.com/office/drawing/2010/main" val="0"/>
+                          <a14:useLocalDpi xmlns:a14="http://schemas.microsoft.com/office/drawing/2010/main"/>
                         </a:ext>
                       </a:extLst>
                     </a:blip>
-                    <a:srcRect/>
                     <a:stretch>
                       <a:fillRect/>
                     </a:stretch>
                   </pic:blipFill>
-                  <pic:spPr bwMode="auto">
+                  <pic:spPr>
                     <a:xfrm>
                       <a:off x="0" y="0"/>
-                      <a:ext cx="5941695" cy="4757420"/>
+                      <a:ext cx="6305550" cy="5724525"/>
                     </a:xfrm>
                     <a:prstGeom prst="rect">
                       <a:avLst/>
                     </a:prstGeom>
-                    <a:noFill/>
-                    <a:ln>
-                      <a:noFill/>
-                    </a:ln>
                   </pic:spPr>
                 </pic:pic>
               </a:graphicData>
@@ -23150,11 +23262,6 @@
     </w:p>
     <w:p>
       <w:pPr>
-        <w:pStyle w:val="BodyText"/>
-      </w:pPr>
-    </w:p>
-    <w:p>
-      <w:pPr>
         <w:widowControl/>
         <w:spacing w:after="160" w:line="259" w:lineRule="auto"/>
         <w:rPr>
@@ -23176,7 +23283,7 @@
         <w:pStyle w:val="Heading1"/>
         <w:ind w:left="431" w:hanging="431"/>
       </w:pPr>
-      <w:bookmarkStart w:id="27" w:name="_Toc234316129"/>
+      <w:bookmarkStart w:name="_Toc234316129" w:id="27"/>
       <w:bookmarkEnd w:id="23"/>
       <w:r>
         <w:t>Business Layer Dimensional Model</w:t>
@@ -23193,9 +23300,9 @@
         <w:pStyle w:val="Heading1"/>
         <w:ind w:left="431" w:hanging="431"/>
       </w:pPr>
-      <w:bookmarkStart w:id="28" w:name="_Toc412572574"/>
-      <w:bookmarkStart w:id="29" w:name="_Toc509167638"/>
-      <w:bookmarkStart w:id="30" w:name="_Toc234316133"/>
+      <w:bookmarkStart w:name="_Toc412572574" w:id="28"/>
+      <w:bookmarkStart w:name="_Toc509167638" w:id="29"/>
+      <w:bookmarkStart w:name="_Toc234316133" w:id="30"/>
       <w:r>
         <w:t>Logical Scheme</w:t>
       </w:r>
@@ -23226,9 +23333,9 @@
         <w:pStyle w:val="Heading1"/>
         <w:ind w:left="431" w:hanging="431"/>
       </w:pPr>
-      <w:bookmarkStart w:id="31" w:name="_Toc412572575"/>
-      <w:bookmarkStart w:id="32" w:name="_Toc509167639"/>
-      <w:bookmarkStart w:id="33" w:name="_Toc234316134"/>
+      <w:bookmarkStart w:name="_Toc412572575" w:id="31"/>
+      <w:bookmarkStart w:name="_Toc509167639" w:id="32"/>
+      <w:bookmarkStart w:name="_Toc234316134" w:id="33"/>
       <w:r>
         <w:t>Data Flow</w:t>
       </w:r>
@@ -23241,7 +23348,7 @@
       <w:headerReference w:type="default" r:id="rId13"/>
       <w:footerReference w:type="default" r:id="rId14"/>
       <w:footerReference w:type="first" r:id="rId15"/>
-      <w:pgSz w:w="11909" w:h="16834" w:code="9"/>
+      <w:pgSz w:w="11909" w:h="16834" w:orient="portrait" w:code="9"/>
       <w:pgMar w:top="1134" w:right="851" w:bottom="1134" w:left="1134" w:header="720" w:footer="720" w:gutter="567"/>
       <w:cols w:space="720"/>
       <w:titlePg/>
@@ -23277,10 +23384,10 @@
 </file>
 
 <file path=word/footer1.xml><?xml version="1.0" encoding="utf-8"?>
-<w:ftr xmlns:wpc="http://schemas.microsoft.com/office/word/2010/wordprocessingCanvas" xmlns:cx="http://schemas.microsoft.com/office/drawing/2014/chartex" xmlns:cx1="http://schemas.microsoft.com/office/drawing/2015/9/8/chartex" xmlns:cx2="http://schemas.microsoft.com/office/drawing/2015/10/21/chartex" xmlns:cx3="http://schemas.microsoft.com/office/drawing/2016/5/9/chartex" xmlns:cx4="http://schemas.microsoft.com/office/drawing/2016/5/10/chartex" xmlns:cx5="http://schemas.microsoft.com/office/drawing/2016/5/11/chartex" xmlns:cx6="http://schemas.microsoft.com/office/drawing/2016/5/12/chartex" xmlns:cx7="http://schemas.microsoft.com/office/drawing/2016/5/13/chartex" xmlns:cx8="http://schemas.microsoft.com/office/drawing/2016/5/14/chartex" xmlns:mc="http://schemas.openxmlformats.org/markup-compatibility/2006" xmlns:aink="http://schemas.microsoft.com/office/drawing/2016/ink" xmlns:am3d="http://schemas.microsoft.com/office/drawing/2017/model3d" xmlns:o="urn:schemas-microsoft-com:office:office" xmlns:oel="http://schemas.microsoft.com/office/2019/extlst" xmlns:r="http://schemas.openxmlformats.org/officeDocument/2006/relationships" xmlns:m="http://schemas.openxmlformats.org/officeDocument/2006/math" xmlns:v="urn:schemas-microsoft-com:vml" xmlns:wp14="http://schemas.microsoft.com/office/word/2010/wordprocessingDrawing" xmlns:wp="http://schemas.openxmlformats.org/drawingml/2006/wordprocessingDrawing" xmlns:w10="urn:schemas-microsoft-com:office:word" xmlns:w="http://schemas.openxmlformats.org/wordprocessingml/2006/main" xmlns:w14="http://schemas.microsoft.com/office/word/2010/wordml" xmlns:w15="http://schemas.microsoft.com/office/word/2012/wordml" xmlns:w16cex="http://schemas.microsoft.com/office/word/2018/wordml/cex" xmlns:w16cid="http://schemas.microsoft.com/office/word/2016/wordml/cid" xmlns:w16="http://schemas.microsoft.com/office/word/2018/wordml" xmlns:w16du="http://schemas.microsoft.com/office/word/2023/wordml/word16du" xmlns:w16sdtdh="http://schemas.microsoft.com/office/word/2020/wordml/sdtdatahash" xmlns:w16sdtfl="http://schemas.microsoft.com/office/word/2024/wordml/sdtformatlock" xmlns:w16se="http://schemas.microsoft.com/office/word/2015/wordml/symex" xmlns:wpg="http://schemas.microsoft.com/office/word/2010/wordprocessingGroup" xmlns:wpi="http://schemas.microsoft.com/office/word/2010/wordprocessingInk" xmlns:wne="http://schemas.microsoft.com/office/word/2006/wordml" xmlns:wps="http://schemas.microsoft.com/office/word/2010/wordprocessingShape" mc:Ignorable="w14 w15 w16se w16cid w16 w16cex w16sdtdh w16sdtfl w16du wp14">
+<w:ftr xmlns:wpc="http://schemas.microsoft.com/office/word/2010/wordprocessingCanvas" xmlns:cx="http://schemas.microsoft.com/office/drawing/2014/chartex" xmlns:cx1="http://schemas.microsoft.com/office/drawing/2015/9/8/chartex" xmlns:cx2="http://schemas.microsoft.com/office/drawing/2015/10/21/chartex" xmlns:cx3="http://schemas.microsoft.com/office/drawing/2016/5/9/chartex" xmlns:cx4="http://schemas.microsoft.com/office/drawing/2016/5/10/chartex" xmlns:cx5="http://schemas.microsoft.com/office/drawing/2016/5/11/chartex" xmlns:cx6="http://schemas.microsoft.com/office/drawing/2016/5/12/chartex" xmlns:cx7="http://schemas.microsoft.com/office/drawing/2016/5/13/chartex" xmlns:cx8="http://schemas.microsoft.com/office/drawing/2016/5/14/chartex" xmlns:mc="http://schemas.openxmlformats.org/markup-compatibility/2006" xmlns:aink="http://schemas.microsoft.com/office/drawing/2016/ink" xmlns:am3d="http://schemas.microsoft.com/office/drawing/2017/model3d" xmlns:o="urn:schemas-microsoft-com:office:office" xmlns:oel="http://schemas.microsoft.com/office/2019/extlst" xmlns:r="http://schemas.openxmlformats.org/officeDocument/2006/relationships" xmlns:m="http://schemas.openxmlformats.org/officeDocument/2006/math" xmlns:v="urn:schemas-microsoft-com:vml" xmlns:wp14="http://schemas.microsoft.com/office/word/2010/wordprocessingDrawing" xmlns:wp="http://schemas.openxmlformats.org/drawingml/2006/wordprocessingDrawing" xmlns:w10="urn:schemas-microsoft-com:office:word" xmlns:w="http://schemas.openxmlformats.org/wordprocessingml/2006/main" xmlns:w14="http://schemas.microsoft.com/office/word/2010/wordml" xmlns:w15="http://schemas.microsoft.com/office/word/2012/wordml" xmlns:w16cex="http://schemas.microsoft.com/office/word/2018/wordml/cex" xmlns:w16cid="http://schemas.microsoft.com/office/word/2016/wordml/cid" xmlns:w16="http://schemas.microsoft.com/office/word/2018/wordml" xmlns:w16du="http://schemas.microsoft.com/office/word/2023/wordml/word16du" xmlns:w16sdtdh="http://schemas.microsoft.com/office/word/2020/wordml/sdtdatahash" xmlns:w16sdtfl="http://schemas.microsoft.com/office/word/2024/wordml/sdtformatlock" xmlns:w16se="http://schemas.microsoft.com/office/word/2015/wordml/symex" xmlns:wpg="http://schemas.microsoft.com/office/word/2010/wordprocessingGroup" xmlns:wpi="http://schemas.microsoft.com/office/word/2010/wordprocessingInk" xmlns:wne="http://schemas.microsoft.com/office/word/2006/wordml" xmlns:wps="http://schemas.microsoft.com/office/word/2010/wordprocessingShape" xmlns:a="http://schemas.openxmlformats.org/drawingml/2006/main" mc:Ignorable="w14 w15 w16se w16cid w16 w16cex w16sdtdh w16sdtfl w16du wp14">
   <w:p>
     <w:pPr>
-      <w:framePr w:wrap="around" w:vAnchor="page" w:hAnchor="page" w:x="10910" w:y="15764"/>
+      <w:framePr w:wrap="around" w:hAnchor="page" w:vAnchor="page" w:x="10910" w:y="15764"/>
       <w:widowControl/>
       <w:tabs>
         <w:tab w:val="center" w:pos="4320"/>
@@ -23360,11 +23467,21 @@
           <w:pPr>
             <w:pStyle w:val="Footer"/>
           </w:pPr>
-          <w:fldSimple w:instr=" DOCPROPERTY  Classification  \* MERGEFORMAT ">
-            <w:r>
-              <w:t>CONFIDENTIAL</w:t>
-            </w:r>
-          </w:fldSimple>
+          <w:r>
+            <w:fldChar w:fldCharType="begin"/>
+          </w:r>
+          <w:r>
+            <w:instrText> DOCPROPERTY  Classification  \* MERGEFORMAT </w:instrText>
+          </w:r>
+          <w:r>
+            <w:fldChar w:fldCharType="separate"/>
+          </w:r>
+          <w:r>
+            <w:t>CONFIDENTIAL</w:t>
+          </w:r>
+          <w:r>
+            <w:fldChar w:fldCharType="end"/>
+          </w:r>
           <w:r>
             <w:tab/>
           </w:r>
@@ -23431,8 +23548,8 @@
           </w:drawing>
         </mc:Choice>
         <mc:Fallback>
-          <w:pict>
-            <v:line w14:anchorId="2927C80C" id="Straight Connector 21" o:spid="_x0000_s1026" style="position:absolute;z-index:251659264;visibility:visible;mso-wrap-style:square;mso-width-percent:0;mso-height-percent:0;mso-wrap-distance-left:9pt;mso-wrap-distance-top:0;mso-wrap-distance-right:9pt;mso-wrap-distance-bottom:0;mso-position-horizontal:absolute;mso-position-horizontal-relative:text;mso-position-vertical:absolute;mso-position-vertical-relative:text;mso-width-percent:0;mso-height-percent:0;mso-width-relative:margin;mso-height-relative:margin" from="-1.55pt,-1.2pt" to="466.55pt,-1.2pt" o:gfxdata="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" strokecolor="#464547" strokeweight="2pt"/>
+          <w:pict w14:anchorId="72A41101">
+            <v:line id="Straight Connector 21" style="position:absolute;z-index:251659264;visibility:visible;mso-wrap-style:square;mso-width-percent:0;mso-height-percent:0;mso-wrap-distance-left:9pt;mso-wrap-distance-top:0;mso-wrap-distance-right:9pt;mso-wrap-distance-bottom:0;mso-position-horizontal:absolute;mso-position-horizontal-relative:text;mso-position-vertical:absolute;mso-position-vertical-relative:text;mso-width-percent:0;mso-height-percent:0;mso-width-relative:margin;mso-height-relative:margin" o:spid="_x0000_s1026" strokecolor="#464547" strokeweight="2pt" from="-1.55pt,-1.2pt" to="466.55pt,-1.2pt" w14:anchorId="2927C80C" o:gfxdata="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"/>
           </w:pict>
         </mc:Fallback>
       </mc:AlternateContent>
@@ -23442,7 +23559,7 @@
 </file>
 
 <file path=word/footer2.xml><?xml version="1.0" encoding="utf-8"?>
-<w:ftr xmlns:wpc="http://schemas.microsoft.com/office/word/2010/wordprocessingCanvas" xmlns:cx="http://schemas.microsoft.com/office/drawing/2014/chartex" xmlns:cx1="http://schemas.microsoft.com/office/drawing/2015/9/8/chartex" xmlns:cx2="http://schemas.microsoft.com/office/drawing/2015/10/21/chartex" xmlns:cx3="http://schemas.microsoft.com/office/drawing/2016/5/9/chartex" xmlns:cx4="http://schemas.microsoft.com/office/drawing/2016/5/10/chartex" xmlns:cx5="http://schemas.microsoft.com/office/drawing/2016/5/11/chartex" xmlns:cx6="http://schemas.microsoft.com/office/drawing/2016/5/12/chartex" xmlns:cx7="http://schemas.microsoft.com/office/drawing/2016/5/13/chartex" xmlns:cx8="http://schemas.microsoft.com/office/drawing/2016/5/14/chartex" xmlns:mc="http://schemas.openxmlformats.org/markup-compatibility/2006" xmlns:aink="http://schemas.microsoft.com/office/drawing/2016/ink" xmlns:am3d="http://schemas.microsoft.com/office/drawing/2017/model3d" xmlns:o="urn:schemas-microsoft-com:office:office" xmlns:oel="http://schemas.microsoft.com/office/2019/extlst" xmlns:r="http://schemas.openxmlformats.org/officeDocument/2006/relationships" xmlns:m="http://schemas.openxmlformats.org/officeDocument/2006/math" xmlns:v="urn:schemas-microsoft-com:vml" xmlns:wp14="http://schemas.microsoft.com/office/word/2010/wordprocessingDrawing" xmlns:wp="http://schemas.openxmlformats.org/drawingml/2006/wordprocessingDrawing" xmlns:w10="urn:schemas-microsoft-com:office:word" xmlns:w="http://schemas.openxmlformats.org/wordprocessingml/2006/main" xmlns:w14="http://schemas.microsoft.com/office/word/2010/wordml" xmlns:w15="http://schemas.microsoft.com/office/word/2012/wordml" xmlns:w16cex="http://schemas.microsoft.com/office/word/2018/wordml/cex" xmlns:w16cid="http://schemas.microsoft.com/office/word/2016/wordml/cid" xmlns:w16="http://schemas.microsoft.com/office/word/2018/wordml" xmlns:w16du="http://schemas.microsoft.com/office/word/2023/wordml/word16du" xmlns:w16sdtdh="http://schemas.microsoft.com/office/word/2020/wordml/sdtdatahash" xmlns:w16sdtfl="http://schemas.microsoft.com/office/word/2024/wordml/sdtformatlock" xmlns:w16se="http://schemas.microsoft.com/office/word/2015/wordml/symex" xmlns:wpg="http://schemas.microsoft.com/office/word/2010/wordprocessingGroup" xmlns:wpi="http://schemas.microsoft.com/office/word/2010/wordprocessingInk" xmlns:wne="http://schemas.microsoft.com/office/word/2006/wordml" xmlns:wps="http://schemas.microsoft.com/office/word/2010/wordprocessingShape" mc:Ignorable="w14 w15 w16se w16cid w16 w16cex w16sdtdh w16sdtfl w16du wp14">
+<w:ftr xmlns:wpc="http://schemas.microsoft.com/office/word/2010/wordprocessingCanvas" xmlns:cx="http://schemas.microsoft.com/office/drawing/2014/chartex" xmlns:cx1="http://schemas.microsoft.com/office/drawing/2015/9/8/chartex" xmlns:cx2="http://schemas.microsoft.com/office/drawing/2015/10/21/chartex" xmlns:cx3="http://schemas.microsoft.com/office/drawing/2016/5/9/chartex" xmlns:cx4="http://schemas.microsoft.com/office/drawing/2016/5/10/chartex" xmlns:cx5="http://schemas.microsoft.com/office/drawing/2016/5/11/chartex" xmlns:cx6="http://schemas.microsoft.com/office/drawing/2016/5/12/chartex" xmlns:cx7="http://schemas.microsoft.com/office/drawing/2016/5/13/chartex" xmlns:cx8="http://schemas.microsoft.com/office/drawing/2016/5/14/chartex" xmlns:mc="http://schemas.openxmlformats.org/markup-compatibility/2006" xmlns:aink="http://schemas.microsoft.com/office/drawing/2016/ink" xmlns:am3d="http://schemas.microsoft.com/office/drawing/2017/model3d" xmlns:o="urn:schemas-microsoft-com:office:office" xmlns:oel="http://schemas.microsoft.com/office/2019/extlst" xmlns:r="http://schemas.openxmlformats.org/officeDocument/2006/relationships" xmlns:m="http://schemas.openxmlformats.org/officeDocument/2006/math" xmlns:v="urn:schemas-microsoft-com:vml" xmlns:wp14="http://schemas.microsoft.com/office/word/2010/wordprocessingDrawing" xmlns:wp="http://schemas.openxmlformats.org/drawingml/2006/wordprocessingDrawing" xmlns:w10="urn:schemas-microsoft-com:office:word" xmlns:w="http://schemas.openxmlformats.org/wordprocessingml/2006/main" xmlns:w14="http://schemas.microsoft.com/office/word/2010/wordml" xmlns:w15="http://schemas.microsoft.com/office/word/2012/wordml" xmlns:w16cex="http://schemas.microsoft.com/office/word/2018/wordml/cex" xmlns:w16cid="http://schemas.microsoft.com/office/word/2016/wordml/cid" xmlns:w16="http://schemas.microsoft.com/office/word/2018/wordml" xmlns:w16du="http://schemas.microsoft.com/office/word/2023/wordml/word16du" xmlns:w16sdtdh="http://schemas.microsoft.com/office/word/2020/wordml/sdtdatahash" xmlns:w16sdtfl="http://schemas.microsoft.com/office/word/2024/wordml/sdtformatlock" xmlns:w16se="http://schemas.microsoft.com/office/word/2015/wordml/symex" xmlns:wpg="http://schemas.microsoft.com/office/word/2010/wordprocessingGroup" xmlns:wpi="http://schemas.microsoft.com/office/word/2010/wordprocessingInk" xmlns:wne="http://schemas.microsoft.com/office/word/2006/wordml" xmlns:wps="http://schemas.microsoft.com/office/word/2010/wordprocessingShape" xmlns:a="http://schemas.openxmlformats.org/drawingml/2006/main" mc:Ignorable="w14 w15 w16se w16cid w16 w16cex w16sdtdh w16sdtfl w16du wp14">
   <w:tbl>
     <w:tblPr>
       <w:tblW w:w="0" w:type="auto"/>
@@ -23501,11 +23618,21 @@
           <w:pPr>
             <w:pStyle w:val="Footer"/>
           </w:pPr>
-          <w:fldSimple w:instr=" DOCPROPERTY  Classification  \* MERGEFORMAT ">
-            <w:r>
-              <w:t>CONFIDENTIAL</w:t>
-            </w:r>
-          </w:fldSimple>
+          <w:r>
+            <w:fldChar w:fldCharType="begin"/>
+          </w:r>
+          <w:r>
+            <w:instrText> DOCPROPERTY  Classification  \* MERGEFORMAT </w:instrText>
+          </w:r>
+          <w:r>
+            <w:fldChar w:fldCharType="separate"/>
+          </w:r>
+          <w:r>
+            <w:t>CONFIDENTIAL</w:t>
+          </w:r>
+          <w:r>
+            <w:fldChar w:fldCharType="end"/>
+          </w:r>
         </w:p>
       </w:tc>
     </w:tr>
@@ -23570,8 +23697,8 @@
           </w:drawing>
         </mc:Choice>
         <mc:Fallback>
-          <w:pict>
-            <v:line w14:anchorId="753841C6" id="Straight Connector 3" o:spid="_x0000_s1026" style="position:absolute;z-index:251660288;visibility:visible;mso-wrap-style:square;mso-width-percent:0;mso-height-percent:0;mso-wrap-distance-left:9pt;mso-wrap-distance-top:0;mso-wrap-distance-right:9pt;mso-wrap-distance-bottom:0;mso-position-horizontal:absolute;mso-position-horizontal-relative:text;mso-position-vertical:absolute;mso-position-vertical-relative:text;mso-width-percent:0;mso-height-percent:0;mso-width-relative:margin;mso-height-relative:margin" from=".2pt,-27.15pt" to="465.9pt,-27.15pt" o:gfxdata="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" strokecolor="#464547" strokeweight="2pt"/>
+          <w:pict w14:anchorId="158D527C">
+            <v:line id="Straight Connector 3" style="position:absolute;z-index:251660288;visibility:visible;mso-wrap-style:square;mso-width-percent:0;mso-height-percent:0;mso-wrap-distance-left:9pt;mso-wrap-distance-top:0;mso-wrap-distance-right:9pt;mso-wrap-distance-bottom:0;mso-position-horizontal:absolute;mso-position-horizontal-relative:text;mso-position-vertical:absolute;mso-position-vertical-relative:text;mso-width-percent:0;mso-height-percent:0;mso-width-relative:margin;mso-height-relative:margin" o:spid="_x0000_s1026" strokecolor="#464547" strokeweight="2pt" from=".2pt,-27.15pt" to="465.9pt,-27.15pt" w14:anchorId="753841C6" o:gfxdata="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"/>
           </w:pict>
         </mc:Fallback>
       </mc:AlternateContent>
@@ -23606,7 +23733,7 @@
 </file>
 
 <file path=word/header1.xml><?xml version="1.0" encoding="utf-8"?>
-<w:hdr xmlns:wpc="http://schemas.microsoft.com/office/word/2010/wordprocessingCanvas" xmlns:cx="http://schemas.microsoft.com/office/drawing/2014/chartex" xmlns:cx1="http://schemas.microsoft.com/office/drawing/2015/9/8/chartex" xmlns:cx2="http://schemas.microsoft.com/office/drawing/2015/10/21/chartex" xmlns:cx3="http://schemas.microsoft.com/office/drawing/2016/5/9/chartex" xmlns:cx4="http://schemas.microsoft.com/office/drawing/2016/5/10/chartex" xmlns:cx5="http://schemas.microsoft.com/office/drawing/2016/5/11/chartex" xmlns:cx6="http://schemas.microsoft.com/office/drawing/2016/5/12/chartex" xmlns:cx7="http://schemas.microsoft.com/office/drawing/2016/5/13/chartex" xmlns:cx8="http://schemas.microsoft.com/office/drawing/2016/5/14/chartex" xmlns:mc="http://schemas.openxmlformats.org/markup-compatibility/2006" xmlns:aink="http://schemas.microsoft.com/office/drawing/2016/ink" xmlns:am3d="http://schemas.microsoft.com/office/drawing/2017/model3d" xmlns:o="urn:schemas-microsoft-com:office:office" xmlns:oel="http://schemas.microsoft.com/office/2019/extlst" xmlns:r="http://schemas.openxmlformats.org/officeDocument/2006/relationships" xmlns:m="http://schemas.openxmlformats.org/officeDocument/2006/math" xmlns:v="urn:schemas-microsoft-com:vml" xmlns:wp14="http://schemas.microsoft.com/office/word/2010/wordprocessingDrawing" xmlns:wp="http://schemas.openxmlformats.org/drawingml/2006/wordprocessingDrawing" xmlns:w10="urn:schemas-microsoft-com:office:word" xmlns:w="http://schemas.openxmlformats.org/wordprocessingml/2006/main" xmlns:w14="http://schemas.microsoft.com/office/word/2010/wordml" xmlns:w15="http://schemas.microsoft.com/office/word/2012/wordml" xmlns:w16cex="http://schemas.microsoft.com/office/word/2018/wordml/cex" xmlns:w16cid="http://schemas.microsoft.com/office/word/2016/wordml/cid" xmlns:w16="http://schemas.microsoft.com/office/word/2018/wordml" xmlns:w16du="http://schemas.microsoft.com/office/word/2023/wordml/word16du" xmlns:w16sdtdh="http://schemas.microsoft.com/office/word/2020/wordml/sdtdatahash" xmlns:w16sdtfl="http://schemas.microsoft.com/office/word/2024/wordml/sdtformatlock" xmlns:w16se="http://schemas.microsoft.com/office/word/2015/wordml/symex" xmlns:wpg="http://schemas.microsoft.com/office/word/2010/wordprocessingGroup" xmlns:wpi="http://schemas.microsoft.com/office/word/2010/wordprocessingInk" xmlns:wne="http://schemas.microsoft.com/office/word/2006/wordml" xmlns:wps="http://schemas.microsoft.com/office/word/2010/wordprocessingShape" mc:Ignorable="w14 w15 w16se w16cid w16 w16cex w16sdtdh w16sdtfl w16du wp14">
+<w:hdr xmlns:wpc="http://schemas.microsoft.com/office/word/2010/wordprocessingCanvas" xmlns:cx="http://schemas.microsoft.com/office/drawing/2014/chartex" xmlns:cx1="http://schemas.microsoft.com/office/drawing/2015/9/8/chartex" xmlns:cx2="http://schemas.microsoft.com/office/drawing/2015/10/21/chartex" xmlns:cx3="http://schemas.microsoft.com/office/drawing/2016/5/9/chartex" xmlns:cx4="http://schemas.microsoft.com/office/drawing/2016/5/10/chartex" xmlns:cx5="http://schemas.microsoft.com/office/drawing/2016/5/11/chartex" xmlns:cx6="http://schemas.microsoft.com/office/drawing/2016/5/12/chartex" xmlns:cx7="http://schemas.microsoft.com/office/drawing/2016/5/13/chartex" xmlns:cx8="http://schemas.microsoft.com/office/drawing/2016/5/14/chartex" xmlns:mc="http://schemas.openxmlformats.org/markup-compatibility/2006" xmlns:aink="http://schemas.microsoft.com/office/drawing/2016/ink" xmlns:am3d="http://schemas.microsoft.com/office/drawing/2017/model3d" xmlns:o="urn:schemas-microsoft-com:office:office" xmlns:oel="http://schemas.microsoft.com/office/2019/extlst" xmlns:r="http://schemas.openxmlformats.org/officeDocument/2006/relationships" xmlns:m="http://schemas.openxmlformats.org/officeDocument/2006/math" xmlns:v="urn:schemas-microsoft-com:vml" xmlns:wp14="http://schemas.microsoft.com/office/word/2010/wordprocessingDrawing" xmlns:wp="http://schemas.openxmlformats.org/drawingml/2006/wordprocessingDrawing" xmlns:w10="urn:schemas-microsoft-com:office:word" xmlns:w="http://schemas.openxmlformats.org/wordprocessingml/2006/main" xmlns:w14="http://schemas.microsoft.com/office/word/2010/wordml" xmlns:w15="http://schemas.microsoft.com/office/word/2012/wordml" xmlns:w16cex="http://schemas.microsoft.com/office/word/2018/wordml/cex" xmlns:w16cid="http://schemas.microsoft.com/office/word/2016/wordml/cid" xmlns:w16="http://schemas.microsoft.com/office/word/2018/wordml" xmlns:w16du="http://schemas.microsoft.com/office/word/2023/wordml/word16du" xmlns:w16sdtdh="http://schemas.microsoft.com/office/word/2020/wordml/sdtdatahash" xmlns:w16sdtfl="http://schemas.microsoft.com/office/word/2024/wordml/sdtformatlock" xmlns:w16se="http://schemas.microsoft.com/office/word/2015/wordml/symex" xmlns:wpg="http://schemas.microsoft.com/office/word/2010/wordprocessingGroup" xmlns:wpi="http://schemas.microsoft.com/office/word/2010/wordprocessingInk" xmlns:wne="http://schemas.microsoft.com/office/word/2006/wordml" xmlns:wps="http://schemas.microsoft.com/office/word/2010/wordprocessingShape" xmlns:a="http://schemas.openxmlformats.org/drawingml/2006/main" xmlns:pic="http://schemas.openxmlformats.org/drawingml/2006/picture" xmlns:a14="http://schemas.microsoft.com/office/drawing/2010/main" mc:Ignorable="w14 w15 w16se w16cid w16 w16cex w16sdtdh w16sdtfl w16du wp14">
   <w:tbl>
     <w:tblPr>
       <w:tblW w:w="9498" w:type="dxa"/>
@@ -23829,8 +23956,8 @@
           </w:drawing>
         </mc:Choice>
         <mc:Fallback>
-          <w:pict>
-            <v:line w14:anchorId="6A4D861F" id="Straight Connector 7" o:spid="_x0000_s1026" style="position:absolute;z-index:251661312;visibility:visible;mso-wrap-style:square;mso-width-percent:0;mso-height-percent:0;mso-wrap-distance-left:9pt;mso-wrap-distance-top:0;mso-wrap-distance-right:9pt;mso-wrap-distance-bottom:0;mso-position-horizontal:absolute;mso-position-horizontal-relative:text;mso-position-vertical:absolute;mso-position-vertical-relative:text;mso-width-percent:0;mso-height-percent:0;mso-width-relative:margin;mso-height-relative:page" from=".45pt,1.05pt" to="469.15pt,1.05pt" o:gfxdata="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" strokecolor="#393737 [814]" strokeweight="2pt">
+          <w:pict w14:anchorId="195259C2">
+            <v:line id="Straight Connector 7" style="position:absolute;z-index:251661312;visibility:visible;mso-wrap-style:square;mso-width-percent:0;mso-height-percent:0;mso-wrap-distance-left:9pt;mso-wrap-distance-top:0;mso-wrap-distance-right:9pt;mso-wrap-distance-bottom:0;mso-position-horizontal:absolute;mso-position-horizontal-relative:text;mso-position-vertical:absolute;mso-position-vertical-relative:text;mso-width-percent:0;mso-height-percent:0;mso-width-relative:margin;mso-height-relative:page" o:spid="_x0000_s1026" strokecolor="#393737 [814]" strokeweight="2pt" from=".45pt,1.05pt" to="469.15pt,1.05pt" w14:anchorId="6A4D861F" o:gfxdata="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">
               <v:stroke joinstyle="miter"/>
             </v:line>
           </w:pict>
@@ -23859,7 +23986,7 @@
         <w:ind w:left="720" w:hanging="360"/>
       </w:pPr>
       <w:rPr>
-        <w:rFonts w:ascii="Symbol" w:hAnsi="Symbol" w:hint="default"/>
+        <w:rFonts w:hint="default" w:ascii="Symbol" w:hAnsi="Symbol"/>
         <w:sz w:val="20"/>
       </w:rPr>
     </w:lvl>
@@ -23875,7 +24002,7 @@
         <w:ind w:left="1440" w:hanging="360"/>
       </w:pPr>
       <w:rPr>
-        <w:rFonts w:ascii="Courier New" w:hAnsi="Courier New" w:hint="default"/>
+        <w:rFonts w:hint="default" w:ascii="Courier New" w:hAnsi="Courier New"/>
         <w:sz w:val="20"/>
       </w:rPr>
     </w:lvl>
@@ -23891,7 +24018,7 @@
         <w:ind w:left="2160" w:hanging="360"/>
       </w:pPr>
       <w:rPr>
-        <w:rFonts w:ascii="Wingdings" w:hAnsi="Wingdings" w:hint="default"/>
+        <w:rFonts w:hint="default" w:ascii="Wingdings" w:hAnsi="Wingdings"/>
         <w:sz w:val="20"/>
       </w:rPr>
     </w:lvl>
@@ -23907,7 +24034,7 @@
         <w:ind w:left="2880" w:hanging="360"/>
       </w:pPr>
       <w:rPr>
-        <w:rFonts w:ascii="Wingdings" w:hAnsi="Wingdings" w:hint="default"/>
+        <w:rFonts w:hint="default" w:ascii="Wingdings" w:hAnsi="Wingdings"/>
         <w:sz w:val="20"/>
       </w:rPr>
     </w:lvl>
@@ -23923,7 +24050,7 @@
         <w:ind w:left="3600" w:hanging="360"/>
       </w:pPr>
       <w:rPr>
-        <w:rFonts w:ascii="Wingdings" w:hAnsi="Wingdings" w:hint="default"/>
+        <w:rFonts w:hint="default" w:ascii="Wingdings" w:hAnsi="Wingdings"/>
         <w:sz w:val="20"/>
       </w:rPr>
     </w:lvl>
@@ -23939,7 +24066,7 @@
         <w:ind w:left="4320" w:hanging="360"/>
       </w:pPr>
       <w:rPr>
-        <w:rFonts w:ascii="Wingdings" w:hAnsi="Wingdings" w:hint="default"/>
+        <w:rFonts w:hint="default" w:ascii="Wingdings" w:hAnsi="Wingdings"/>
         <w:sz w:val="20"/>
       </w:rPr>
     </w:lvl>
@@ -23955,7 +24082,7 @@
         <w:ind w:left="5040" w:hanging="360"/>
       </w:pPr>
       <w:rPr>
-        <w:rFonts w:ascii="Wingdings" w:hAnsi="Wingdings" w:hint="default"/>
+        <w:rFonts w:hint="default" w:ascii="Wingdings" w:hAnsi="Wingdings"/>
         <w:sz w:val="20"/>
       </w:rPr>
     </w:lvl>
@@ -23971,7 +24098,7 @@
         <w:ind w:left="5760" w:hanging="360"/>
       </w:pPr>
       <w:rPr>
-        <w:rFonts w:ascii="Wingdings" w:hAnsi="Wingdings" w:hint="default"/>
+        <w:rFonts w:hint="default" w:ascii="Wingdings" w:hAnsi="Wingdings"/>
         <w:sz w:val="20"/>
       </w:rPr>
     </w:lvl>
@@ -23987,7 +24114,7 @@
         <w:ind w:left="6480" w:hanging="360"/>
       </w:pPr>
       <w:rPr>
-        <w:rFonts w:ascii="Wingdings" w:hAnsi="Wingdings" w:hint="default"/>
+        <w:rFonts w:hint="default" w:ascii="Wingdings" w:hAnsi="Wingdings"/>
         <w:sz w:val="20"/>
       </w:rPr>
     </w:lvl>
@@ -24008,7 +24135,7 @@
         <w:ind w:left="720" w:hanging="360"/>
       </w:pPr>
       <w:rPr>
-        <w:rFonts w:ascii="Symbol" w:hAnsi="Symbol" w:hint="default"/>
+        <w:rFonts w:hint="default" w:ascii="Symbol" w:hAnsi="Symbol"/>
         <w:sz w:val="20"/>
       </w:rPr>
     </w:lvl>
@@ -24024,7 +24151,7 @@
         <w:ind w:left="1440" w:hanging="360"/>
       </w:pPr>
       <w:rPr>
-        <w:rFonts w:ascii="Symbol" w:hAnsi="Symbol" w:hint="default"/>
+        <w:rFonts w:hint="default" w:ascii="Symbol" w:hAnsi="Symbol"/>
         <w:sz w:val="20"/>
       </w:rPr>
     </w:lvl>
@@ -24040,7 +24167,7 @@
         <w:ind w:left="2160" w:hanging="360"/>
       </w:pPr>
       <w:rPr>
-        <w:rFonts w:ascii="Symbol" w:hAnsi="Symbol" w:hint="default"/>
+        <w:rFonts w:hint="default" w:ascii="Symbol" w:hAnsi="Symbol"/>
         <w:sz w:val="20"/>
       </w:rPr>
     </w:lvl>
@@ -24056,7 +24183,7 @@
         <w:ind w:left="2880" w:hanging="360"/>
       </w:pPr>
       <w:rPr>
-        <w:rFonts w:ascii="Symbol" w:hAnsi="Symbol" w:hint="default"/>
+        <w:rFonts w:hint="default" w:ascii="Symbol" w:hAnsi="Symbol"/>
         <w:sz w:val="20"/>
       </w:rPr>
     </w:lvl>
@@ -24072,7 +24199,7 @@
         <w:ind w:left="3600" w:hanging="360"/>
       </w:pPr>
       <w:rPr>
-        <w:rFonts w:ascii="Symbol" w:hAnsi="Symbol" w:hint="default"/>
+        <w:rFonts w:hint="default" w:ascii="Symbol" w:hAnsi="Symbol"/>
         <w:sz w:val="20"/>
       </w:rPr>
     </w:lvl>
@@ -24088,7 +24215,7 @@
         <w:ind w:left="4320" w:hanging="360"/>
       </w:pPr>
       <w:rPr>
-        <w:rFonts w:ascii="Symbol" w:hAnsi="Symbol" w:hint="default"/>
+        <w:rFonts w:hint="default" w:ascii="Symbol" w:hAnsi="Symbol"/>
         <w:sz w:val="20"/>
       </w:rPr>
     </w:lvl>
@@ -24104,7 +24231,7 @@
         <w:ind w:left="5040" w:hanging="360"/>
       </w:pPr>
       <w:rPr>
-        <w:rFonts w:ascii="Symbol" w:hAnsi="Symbol" w:hint="default"/>
+        <w:rFonts w:hint="default" w:ascii="Symbol" w:hAnsi="Symbol"/>
         <w:sz w:val="20"/>
       </w:rPr>
     </w:lvl>
@@ -24120,7 +24247,7 @@
         <w:ind w:left="5760" w:hanging="360"/>
       </w:pPr>
       <w:rPr>
-        <w:rFonts w:ascii="Symbol" w:hAnsi="Symbol" w:hint="default"/>
+        <w:rFonts w:hint="default" w:ascii="Symbol" w:hAnsi="Symbol"/>
         <w:sz w:val="20"/>
       </w:rPr>
     </w:lvl>
@@ -24136,7 +24263,7 @@
         <w:ind w:left="6480" w:hanging="360"/>
       </w:pPr>
       <w:rPr>
-        <w:rFonts w:ascii="Symbol" w:hAnsi="Symbol" w:hint="default"/>
+        <w:rFonts w:hint="default" w:ascii="Symbol" w:hAnsi="Symbol"/>
         <w:sz w:val="20"/>
       </w:rPr>
     </w:lvl>
@@ -24157,7 +24284,7 @@
         <w:ind w:left="720" w:hanging="360"/>
       </w:pPr>
       <w:rPr>
-        <w:rFonts w:ascii="Symbol" w:hAnsi="Symbol" w:hint="default"/>
+        <w:rFonts w:hint="default" w:ascii="Symbol" w:hAnsi="Symbol"/>
         <w:sz w:val="20"/>
       </w:rPr>
     </w:lvl>
@@ -24173,7 +24300,7 @@
         <w:ind w:left="1440" w:hanging="360"/>
       </w:pPr>
       <w:rPr>
-        <w:rFonts w:ascii="Courier New" w:hAnsi="Courier New" w:hint="default"/>
+        <w:rFonts w:hint="default" w:ascii="Courier New" w:hAnsi="Courier New"/>
         <w:sz w:val="20"/>
       </w:rPr>
     </w:lvl>
@@ -24189,7 +24316,7 @@
         <w:ind w:left="2160" w:hanging="360"/>
       </w:pPr>
       <w:rPr>
-        <w:rFonts w:ascii="Wingdings" w:hAnsi="Wingdings" w:hint="default"/>
+        <w:rFonts w:hint="default" w:ascii="Wingdings" w:hAnsi="Wingdings"/>
         <w:sz w:val="20"/>
       </w:rPr>
     </w:lvl>
@@ -24205,7 +24332,7 @@
         <w:ind w:left="2880" w:hanging="360"/>
       </w:pPr>
       <w:rPr>
-        <w:rFonts w:ascii="Wingdings" w:hAnsi="Wingdings" w:hint="default"/>
+        <w:rFonts w:hint="default" w:ascii="Wingdings" w:hAnsi="Wingdings"/>
         <w:sz w:val="20"/>
       </w:rPr>
     </w:lvl>
@@ -24221,7 +24348,7 @@
         <w:ind w:left="3600" w:hanging="360"/>
       </w:pPr>
       <w:rPr>
-        <w:rFonts w:ascii="Wingdings" w:hAnsi="Wingdings" w:hint="default"/>
+        <w:rFonts w:hint="default" w:ascii="Wingdings" w:hAnsi="Wingdings"/>
         <w:sz w:val="20"/>
       </w:rPr>
     </w:lvl>
@@ -24237,7 +24364,7 @@
         <w:ind w:left="4320" w:hanging="360"/>
       </w:pPr>
       <w:rPr>
-        <w:rFonts w:ascii="Wingdings" w:hAnsi="Wingdings" w:hint="default"/>
+        <w:rFonts w:hint="default" w:ascii="Wingdings" w:hAnsi="Wingdings"/>
         <w:sz w:val="20"/>
       </w:rPr>
     </w:lvl>
@@ -24253,7 +24380,7 @@
         <w:ind w:left="5040" w:hanging="360"/>
       </w:pPr>
       <w:rPr>
-        <w:rFonts w:ascii="Wingdings" w:hAnsi="Wingdings" w:hint="default"/>
+        <w:rFonts w:hint="default" w:ascii="Wingdings" w:hAnsi="Wingdings"/>
         <w:sz w:val="20"/>
       </w:rPr>
     </w:lvl>
@@ -24269,7 +24396,7 @@
         <w:ind w:left="5760" w:hanging="360"/>
       </w:pPr>
       <w:rPr>
-        <w:rFonts w:ascii="Wingdings" w:hAnsi="Wingdings" w:hint="default"/>
+        <w:rFonts w:hint="default" w:ascii="Wingdings" w:hAnsi="Wingdings"/>
         <w:sz w:val="20"/>
       </w:rPr>
     </w:lvl>
@@ -24285,7 +24412,7 @@
         <w:ind w:left="6480" w:hanging="360"/>
       </w:pPr>
       <w:rPr>
-        <w:rFonts w:ascii="Wingdings" w:hAnsi="Wingdings" w:hint="default"/>
+        <w:rFonts w:hint="default" w:ascii="Wingdings" w:hAnsi="Wingdings"/>
         <w:sz w:val="20"/>
       </w:rPr>
     </w:lvl>
@@ -24395,7 +24522,7 @@
         <w:ind w:left="360" w:hanging="360"/>
       </w:pPr>
       <w:rPr>
-        <w:rFonts w:ascii="Trebuchet MS" w:hAnsi="Trebuchet MS" w:hint="default"/>
+        <w:rFonts w:hint="default" w:ascii="Trebuchet MS" w:hAnsi="Trebuchet MS"/>
         <w:b w:val="0"/>
         <w:i w:val="0"/>
         <w:color w:val="1A9CB0"/>
@@ -24411,7 +24538,7 @@
         <w:ind w:left="720" w:hanging="360"/>
       </w:pPr>
       <w:rPr>
-        <w:rFonts w:ascii="Trebuchet MS" w:hAnsi="Trebuchet MS" w:hint="default"/>
+        <w:rFonts w:hint="default" w:ascii="Trebuchet MS" w:hAnsi="Trebuchet MS"/>
         <w:b w:val="0"/>
         <w:i w:val="0"/>
         <w:color w:val="464547"/>
@@ -24427,7 +24554,7 @@
         <w:ind w:left="1080" w:hanging="360"/>
       </w:pPr>
       <w:rPr>
-        <w:rFonts w:ascii="Trebuchet MS" w:hAnsi="Trebuchet MS" w:hint="default"/>
+        <w:rFonts w:hint="default" w:ascii="Trebuchet MS" w:hAnsi="Trebuchet MS"/>
         <w:b w:val="0"/>
         <w:i w:val="0"/>
         <w:color w:val="464547"/>
@@ -24505,7 +24632,7 @@
         <w:ind w:left="720" w:hanging="360"/>
       </w:pPr>
       <w:rPr>
-        <w:rFonts w:ascii="Symbol" w:hAnsi="Symbol" w:hint="default"/>
+        <w:rFonts w:hint="default" w:ascii="Symbol" w:hAnsi="Symbol"/>
         <w:sz w:val="20"/>
       </w:rPr>
     </w:lvl>
@@ -24521,7 +24648,7 @@
         <w:ind w:left="1440" w:hanging="360"/>
       </w:pPr>
       <w:rPr>
-        <w:rFonts w:ascii="Courier New" w:hAnsi="Courier New" w:hint="default"/>
+        <w:rFonts w:hint="default" w:ascii="Courier New" w:hAnsi="Courier New"/>
         <w:sz w:val="20"/>
       </w:rPr>
     </w:lvl>
@@ -24537,7 +24664,7 @@
         <w:ind w:left="2160" w:hanging="360"/>
       </w:pPr>
       <w:rPr>
-        <w:rFonts w:ascii="Wingdings" w:hAnsi="Wingdings" w:hint="default"/>
+        <w:rFonts w:hint="default" w:ascii="Wingdings" w:hAnsi="Wingdings"/>
         <w:sz w:val="20"/>
       </w:rPr>
     </w:lvl>
@@ -24553,7 +24680,7 @@
         <w:ind w:left="2880" w:hanging="360"/>
       </w:pPr>
       <w:rPr>
-        <w:rFonts w:ascii="Wingdings" w:hAnsi="Wingdings" w:hint="default"/>
+        <w:rFonts w:hint="default" w:ascii="Wingdings" w:hAnsi="Wingdings"/>
         <w:sz w:val="20"/>
       </w:rPr>
     </w:lvl>
@@ -24569,7 +24696,7 @@
         <w:ind w:left="3600" w:hanging="360"/>
       </w:pPr>
       <w:rPr>
-        <w:rFonts w:ascii="Wingdings" w:hAnsi="Wingdings" w:hint="default"/>
+        <w:rFonts w:hint="default" w:ascii="Wingdings" w:hAnsi="Wingdings"/>
         <w:sz w:val="20"/>
       </w:rPr>
     </w:lvl>
@@ -24585,7 +24712,7 @@
         <w:ind w:left="4320" w:hanging="360"/>
       </w:pPr>
       <w:rPr>
-        <w:rFonts w:ascii="Wingdings" w:hAnsi="Wingdings" w:hint="default"/>
+        <w:rFonts w:hint="default" w:ascii="Wingdings" w:hAnsi="Wingdings"/>
         <w:sz w:val="20"/>
       </w:rPr>
     </w:lvl>
@@ -24601,7 +24728,7 @@
         <w:ind w:left="5040" w:hanging="360"/>
       </w:pPr>
       <w:rPr>
-        <w:rFonts w:ascii="Wingdings" w:hAnsi="Wingdings" w:hint="default"/>
+        <w:rFonts w:hint="default" w:ascii="Wingdings" w:hAnsi="Wingdings"/>
         <w:sz w:val="20"/>
       </w:rPr>
     </w:lvl>
@@ -24617,7 +24744,7 @@
         <w:ind w:left="5760" w:hanging="360"/>
       </w:pPr>
       <w:rPr>
-        <w:rFonts w:ascii="Wingdings" w:hAnsi="Wingdings" w:hint="default"/>
+        <w:rFonts w:hint="default" w:ascii="Wingdings" w:hAnsi="Wingdings"/>
         <w:sz w:val="20"/>
       </w:rPr>
     </w:lvl>
@@ -24633,7 +24760,7 @@
         <w:ind w:left="6480" w:hanging="360"/>
       </w:pPr>
       <w:rPr>
-        <w:rFonts w:ascii="Wingdings" w:hAnsi="Wingdings" w:hint="default"/>
+        <w:rFonts w:hint="default" w:ascii="Wingdings" w:hAnsi="Wingdings"/>
         <w:sz w:val="20"/>
       </w:rPr>
     </w:lvl>
@@ -24653,7 +24780,7 @@
         <w:ind w:left="2160" w:hanging="720"/>
       </w:pPr>
       <w:rPr>
-        <w:rFonts w:ascii="Arial Black" w:hAnsi="Arial Black" w:hint="default"/>
+        <w:rFonts w:hint="default" w:ascii="Arial Black" w:hAnsi="Arial Black"/>
         <w:b w:val="0"/>
         <w:i w:val="0"/>
         <w:color w:val="464547"/>
@@ -24670,7 +24797,7 @@
         <w:ind w:left="2160" w:hanging="720"/>
       </w:pPr>
       <w:rPr>
-        <w:rFonts w:ascii="Arial Black" w:hAnsi="Arial Black" w:hint="default"/>
+        <w:rFonts w:hint="default" w:ascii="Arial Black" w:hAnsi="Arial Black"/>
         <w:b w:val="0"/>
         <w:i w:val="0"/>
         <w:caps/>
@@ -24688,7 +24815,7 @@
         <w:ind w:left="2160" w:hanging="720"/>
       </w:pPr>
       <w:rPr>
-        <w:rFonts w:ascii="Arial Black" w:hAnsi="Arial Black" w:hint="default"/>
+        <w:rFonts w:hint="default" w:ascii="Arial Black" w:hAnsi="Arial Black"/>
         <w:b w:val="0"/>
         <w:i w:val="0"/>
         <w:color w:val="1A9CB0"/>
@@ -24705,7 +24832,7 @@
         <w:ind w:left="2517" w:hanging="1077"/>
       </w:pPr>
       <w:rPr>
-        <w:rFonts w:ascii="Arial Black" w:hAnsi="Arial Black" w:hint="default"/>
+        <w:rFonts w:hint="default" w:ascii="Arial Black" w:hAnsi="Arial Black"/>
         <w:b w:val="0"/>
         <w:i w:val="0"/>
         <w:color w:val="1A9CB0"/>
@@ -24789,7 +24916,7 @@
         <w:ind w:left="720" w:hanging="360"/>
       </w:pPr>
       <w:rPr>
-        <w:rFonts w:ascii="Symbol" w:hAnsi="Symbol" w:hint="default"/>
+        <w:rFonts w:hint="default" w:ascii="Symbol" w:hAnsi="Symbol"/>
         <w:sz w:val="20"/>
       </w:rPr>
     </w:lvl>
@@ -24805,7 +24932,7 @@
         <w:ind w:left="1440" w:hanging="360"/>
       </w:pPr>
       <w:rPr>
-        <w:rFonts w:ascii="Courier New" w:hAnsi="Courier New" w:hint="default"/>
+        <w:rFonts w:hint="default" w:ascii="Courier New" w:hAnsi="Courier New"/>
         <w:sz w:val="20"/>
       </w:rPr>
     </w:lvl>
@@ -24821,7 +24948,7 @@
         <w:ind w:left="2160" w:hanging="360"/>
       </w:pPr>
       <w:rPr>
-        <w:rFonts w:ascii="Wingdings" w:hAnsi="Wingdings" w:hint="default"/>
+        <w:rFonts w:hint="default" w:ascii="Wingdings" w:hAnsi="Wingdings"/>
         <w:sz w:val="20"/>
       </w:rPr>
     </w:lvl>
@@ -24837,7 +24964,7 @@
         <w:ind w:left="2880" w:hanging="360"/>
       </w:pPr>
       <w:rPr>
-        <w:rFonts w:ascii="Wingdings" w:hAnsi="Wingdings" w:hint="default"/>
+        <w:rFonts w:hint="default" w:ascii="Wingdings" w:hAnsi="Wingdings"/>
         <w:sz w:val="20"/>
       </w:rPr>
     </w:lvl>
@@ -24853,7 +24980,7 @@
         <w:ind w:left="3600" w:hanging="360"/>
       </w:pPr>
       <w:rPr>
-        <w:rFonts w:ascii="Wingdings" w:hAnsi="Wingdings" w:hint="default"/>
+        <w:rFonts w:hint="default" w:ascii="Wingdings" w:hAnsi="Wingdings"/>
         <w:sz w:val="20"/>
       </w:rPr>
     </w:lvl>
@@ -24869,7 +24996,7 @@
         <w:ind w:left="4320" w:hanging="360"/>
       </w:pPr>
       <w:rPr>
-        <w:rFonts w:ascii="Wingdings" w:hAnsi="Wingdings" w:hint="default"/>
+        <w:rFonts w:hint="default" w:ascii="Wingdings" w:hAnsi="Wingdings"/>
         <w:sz w:val="20"/>
       </w:rPr>
     </w:lvl>
@@ -24885,7 +25012,7 @@
         <w:ind w:left="5040" w:hanging="360"/>
       </w:pPr>
       <w:rPr>
-        <w:rFonts w:ascii="Wingdings" w:hAnsi="Wingdings" w:hint="default"/>
+        <w:rFonts w:hint="default" w:ascii="Wingdings" w:hAnsi="Wingdings"/>
         <w:sz w:val="20"/>
       </w:rPr>
     </w:lvl>
@@ -24901,7 +25028,7 @@
         <w:ind w:left="5760" w:hanging="360"/>
       </w:pPr>
       <w:rPr>
-        <w:rFonts w:ascii="Wingdings" w:hAnsi="Wingdings" w:hint="default"/>
+        <w:rFonts w:hint="default" w:ascii="Wingdings" w:hAnsi="Wingdings"/>
         <w:sz w:val="20"/>
       </w:rPr>
     </w:lvl>
@@ -24917,7 +25044,7 @@
         <w:ind w:left="6480" w:hanging="360"/>
       </w:pPr>
       <w:rPr>
-        <w:rFonts w:ascii="Wingdings" w:hAnsi="Wingdings" w:hint="default"/>
+        <w:rFonts w:hint="default" w:ascii="Wingdings" w:hAnsi="Wingdings"/>
         <w:sz w:val="20"/>
       </w:rPr>
     </w:lvl>
@@ -24938,7 +25065,7 @@
         <w:ind w:left="720" w:hanging="360"/>
       </w:pPr>
       <w:rPr>
-        <w:rFonts w:ascii="Symbol" w:hAnsi="Symbol" w:hint="default"/>
+        <w:rFonts w:hint="default" w:ascii="Symbol" w:hAnsi="Symbol"/>
         <w:sz w:val="20"/>
       </w:rPr>
     </w:lvl>
@@ -24954,7 +25081,7 @@
         <w:ind w:left="1440" w:hanging="360"/>
       </w:pPr>
       <w:rPr>
-        <w:rFonts w:ascii="Courier New" w:hAnsi="Courier New" w:hint="default"/>
+        <w:rFonts w:hint="default" w:ascii="Courier New" w:hAnsi="Courier New"/>
         <w:sz w:val="20"/>
       </w:rPr>
     </w:lvl>
@@ -24970,7 +25097,7 @@
         <w:ind w:left="2160" w:hanging="360"/>
       </w:pPr>
       <w:rPr>
-        <w:rFonts w:ascii="Wingdings" w:hAnsi="Wingdings" w:hint="default"/>
+        <w:rFonts w:hint="default" w:ascii="Wingdings" w:hAnsi="Wingdings"/>
         <w:sz w:val="20"/>
       </w:rPr>
     </w:lvl>
@@ -24986,7 +25113,7 @@
         <w:ind w:left="2880" w:hanging="360"/>
       </w:pPr>
       <w:rPr>
-        <w:rFonts w:ascii="Wingdings" w:hAnsi="Wingdings" w:hint="default"/>
+        <w:rFonts w:hint="default" w:ascii="Wingdings" w:hAnsi="Wingdings"/>
         <w:sz w:val="20"/>
       </w:rPr>
     </w:lvl>
@@ -25002,7 +25129,7 @@
         <w:ind w:left="3600" w:hanging="360"/>
       </w:pPr>
       <w:rPr>
-        <w:rFonts w:ascii="Wingdings" w:hAnsi="Wingdings" w:hint="default"/>
+        <w:rFonts w:hint="default" w:ascii="Wingdings" w:hAnsi="Wingdings"/>
         <w:sz w:val="20"/>
       </w:rPr>
     </w:lvl>
@@ -25018,7 +25145,7 @@
         <w:ind w:left="4320" w:hanging="360"/>
       </w:pPr>
       <w:rPr>
-        <w:rFonts w:ascii="Wingdings" w:hAnsi="Wingdings" w:hint="default"/>
+        <w:rFonts w:hint="default" w:ascii="Wingdings" w:hAnsi="Wingdings"/>
         <w:sz w:val="20"/>
       </w:rPr>
     </w:lvl>
@@ -25034,7 +25161,7 @@
         <w:ind w:left="5040" w:hanging="360"/>
       </w:pPr>
       <w:rPr>
-        <w:rFonts w:ascii="Wingdings" w:hAnsi="Wingdings" w:hint="default"/>
+        <w:rFonts w:hint="default" w:ascii="Wingdings" w:hAnsi="Wingdings"/>
         <w:sz w:val="20"/>
       </w:rPr>
     </w:lvl>
@@ -25050,7 +25177,7 @@
         <w:ind w:left="5760" w:hanging="360"/>
       </w:pPr>
       <w:rPr>
-        <w:rFonts w:ascii="Wingdings" w:hAnsi="Wingdings" w:hint="default"/>
+        <w:rFonts w:hint="default" w:ascii="Wingdings" w:hAnsi="Wingdings"/>
         <w:sz w:val="20"/>
       </w:rPr>
     </w:lvl>
@@ -25066,7 +25193,7 @@
         <w:ind w:left="6480" w:hanging="360"/>
       </w:pPr>
       <w:rPr>
-        <w:rFonts w:ascii="Wingdings" w:hAnsi="Wingdings" w:hint="default"/>
+        <w:rFonts w:hint="default" w:ascii="Wingdings" w:hAnsi="Wingdings"/>
         <w:sz w:val="20"/>
       </w:rPr>
     </w:lvl>
@@ -25084,7 +25211,7 @@
         <w:ind w:left="720" w:hanging="360"/>
       </w:pPr>
       <w:rPr>
-        <w:rFonts w:ascii="Trebuchet MS" w:hAnsi="Trebuchet MS" w:hint="default"/>
+        <w:rFonts w:hint="default" w:ascii="Trebuchet MS" w:hAnsi="Trebuchet MS"/>
         <w:b w:val="0"/>
         <w:i w:val="0"/>
         <w:color w:val="1A9CB0"/>
@@ -25180,7 +25307,7 @@
         <w:ind w:left="720" w:hanging="360"/>
       </w:pPr>
       <w:rPr>
-        <w:rFonts w:ascii="Symbol" w:hAnsi="Symbol" w:hint="default"/>
+        <w:rFonts w:hint="default" w:ascii="Symbol" w:hAnsi="Symbol"/>
         <w:sz w:val="20"/>
       </w:rPr>
     </w:lvl>
@@ -25196,7 +25323,7 @@
         <w:ind w:left="1440" w:hanging="360"/>
       </w:pPr>
       <w:rPr>
-        <w:rFonts w:ascii="Symbol" w:hAnsi="Symbol" w:hint="default"/>
+        <w:rFonts w:hint="default" w:ascii="Symbol" w:hAnsi="Symbol"/>
         <w:sz w:val="20"/>
       </w:rPr>
     </w:lvl>
@@ -25212,7 +25339,7 @@
         <w:ind w:left="2160" w:hanging="360"/>
       </w:pPr>
       <w:rPr>
-        <w:rFonts w:ascii="Symbol" w:hAnsi="Symbol" w:hint="default"/>
+        <w:rFonts w:hint="default" w:ascii="Symbol" w:hAnsi="Symbol"/>
         <w:sz w:val="20"/>
       </w:rPr>
     </w:lvl>
@@ -25228,7 +25355,7 @@
         <w:ind w:left="2880" w:hanging="360"/>
       </w:pPr>
       <w:rPr>
-        <w:rFonts w:ascii="Symbol" w:hAnsi="Symbol" w:hint="default"/>
+        <w:rFonts w:hint="default" w:ascii="Symbol" w:hAnsi="Symbol"/>
         <w:sz w:val="20"/>
       </w:rPr>
     </w:lvl>
@@ -25244,7 +25371,7 @@
         <w:ind w:left="3600" w:hanging="360"/>
       </w:pPr>
       <w:rPr>
-        <w:rFonts w:ascii="Symbol" w:hAnsi="Symbol" w:hint="default"/>
+        <w:rFonts w:hint="default" w:ascii="Symbol" w:hAnsi="Symbol"/>
         <w:sz w:val="20"/>
       </w:rPr>
     </w:lvl>
@@ -25260,7 +25387,7 @@
         <w:ind w:left="4320" w:hanging="360"/>
       </w:pPr>
       <w:rPr>
-        <w:rFonts w:ascii="Symbol" w:hAnsi="Symbol" w:hint="default"/>
+        <w:rFonts w:hint="default" w:ascii="Symbol" w:hAnsi="Symbol"/>
         <w:sz w:val="20"/>
       </w:rPr>
     </w:lvl>
@@ -25276,7 +25403,7 @@
         <w:ind w:left="5040" w:hanging="360"/>
       </w:pPr>
       <w:rPr>
-        <w:rFonts w:ascii="Symbol" w:hAnsi="Symbol" w:hint="default"/>
+        <w:rFonts w:hint="default" w:ascii="Symbol" w:hAnsi="Symbol"/>
         <w:sz w:val="20"/>
       </w:rPr>
     </w:lvl>
@@ -25292,7 +25419,7 @@
         <w:ind w:left="5760" w:hanging="360"/>
       </w:pPr>
       <w:rPr>
-        <w:rFonts w:ascii="Symbol" w:hAnsi="Symbol" w:hint="default"/>
+        <w:rFonts w:hint="default" w:ascii="Symbol" w:hAnsi="Symbol"/>
         <w:sz w:val="20"/>
       </w:rPr>
     </w:lvl>
@@ -25308,7 +25435,7 @@
         <w:ind w:left="6480" w:hanging="360"/>
       </w:pPr>
       <w:rPr>
-        <w:rFonts w:ascii="Symbol" w:hAnsi="Symbol" w:hint="default"/>
+        <w:rFonts w:hint="default" w:ascii="Symbol" w:hAnsi="Symbol"/>
         <w:sz w:val="20"/>
       </w:rPr>
     </w:lvl>
@@ -25329,7 +25456,7 @@
         <w:ind w:left="720" w:hanging="360"/>
       </w:pPr>
       <w:rPr>
-        <w:rFonts w:ascii="Symbol" w:hAnsi="Symbol" w:hint="default"/>
+        <w:rFonts w:hint="default" w:ascii="Symbol" w:hAnsi="Symbol"/>
         <w:sz w:val="20"/>
       </w:rPr>
     </w:lvl>
@@ -25345,7 +25472,7 @@
         <w:ind w:left="1440" w:hanging="360"/>
       </w:pPr>
       <w:rPr>
-        <w:rFonts w:ascii="Courier New" w:hAnsi="Courier New" w:hint="default"/>
+        <w:rFonts w:hint="default" w:ascii="Courier New" w:hAnsi="Courier New"/>
         <w:sz w:val="20"/>
       </w:rPr>
     </w:lvl>
@@ -25361,7 +25488,7 @@
         <w:ind w:left="2160" w:hanging="360"/>
       </w:pPr>
       <w:rPr>
-        <w:rFonts w:ascii="Wingdings" w:hAnsi="Wingdings" w:hint="default"/>
+        <w:rFonts w:hint="default" w:ascii="Wingdings" w:hAnsi="Wingdings"/>
         <w:sz w:val="20"/>
       </w:rPr>
     </w:lvl>
@@ -25377,7 +25504,7 @@
         <w:ind w:left="2880" w:hanging="360"/>
       </w:pPr>
       <w:rPr>
-        <w:rFonts w:ascii="Wingdings" w:hAnsi="Wingdings" w:hint="default"/>
+        <w:rFonts w:hint="default" w:ascii="Wingdings" w:hAnsi="Wingdings"/>
         <w:sz w:val="20"/>
       </w:rPr>
     </w:lvl>
@@ -25393,7 +25520,7 @@
         <w:ind w:left="3600" w:hanging="360"/>
       </w:pPr>
       <w:rPr>
-        <w:rFonts w:ascii="Wingdings" w:hAnsi="Wingdings" w:hint="default"/>
+        <w:rFonts w:hint="default" w:ascii="Wingdings" w:hAnsi="Wingdings"/>
         <w:sz w:val="20"/>
       </w:rPr>
     </w:lvl>
@@ -25409,7 +25536,7 @@
         <w:ind w:left="4320" w:hanging="360"/>
       </w:pPr>
       <w:rPr>
-        <w:rFonts w:ascii="Wingdings" w:hAnsi="Wingdings" w:hint="default"/>
+        <w:rFonts w:hint="default" w:ascii="Wingdings" w:hAnsi="Wingdings"/>
         <w:sz w:val="20"/>
       </w:rPr>
     </w:lvl>
@@ -25425,7 +25552,7 @@
         <w:ind w:left="5040" w:hanging="360"/>
       </w:pPr>
       <w:rPr>
-        <w:rFonts w:ascii="Wingdings" w:hAnsi="Wingdings" w:hint="default"/>
+        <w:rFonts w:hint="default" w:ascii="Wingdings" w:hAnsi="Wingdings"/>
         <w:sz w:val="20"/>
       </w:rPr>
     </w:lvl>
@@ -25441,7 +25568,7 @@
         <w:ind w:left="5760" w:hanging="360"/>
       </w:pPr>
       <w:rPr>
-        <w:rFonts w:ascii="Wingdings" w:hAnsi="Wingdings" w:hint="default"/>
+        <w:rFonts w:hint="default" w:ascii="Wingdings" w:hAnsi="Wingdings"/>
         <w:sz w:val="20"/>
       </w:rPr>
     </w:lvl>
@@ -25457,7 +25584,7 @@
         <w:ind w:left="6480" w:hanging="360"/>
       </w:pPr>
       <w:rPr>
-        <w:rFonts w:ascii="Wingdings" w:hAnsi="Wingdings" w:hint="default"/>
+        <w:rFonts w:hint="default" w:ascii="Wingdings" w:hAnsi="Wingdings"/>
         <w:sz w:val="20"/>
       </w:rPr>
     </w:lvl>
@@ -25478,7 +25605,7 @@
         <w:ind w:left="720" w:hanging="360"/>
       </w:pPr>
       <w:rPr>
-        <w:rFonts w:ascii="Symbol" w:hAnsi="Symbol" w:hint="default"/>
+        <w:rFonts w:hint="default" w:ascii="Symbol" w:hAnsi="Symbol"/>
         <w:sz w:val="20"/>
       </w:rPr>
     </w:lvl>
@@ -25494,7 +25621,7 @@
         <w:ind w:left="1440" w:hanging="360"/>
       </w:pPr>
       <w:rPr>
-        <w:rFonts w:ascii="Courier New" w:hAnsi="Courier New" w:hint="default"/>
+        <w:rFonts w:hint="default" w:ascii="Courier New" w:hAnsi="Courier New"/>
         <w:sz w:val="20"/>
       </w:rPr>
     </w:lvl>
@@ -25510,7 +25637,7 @@
         <w:ind w:left="2160" w:hanging="360"/>
       </w:pPr>
       <w:rPr>
-        <w:rFonts w:ascii="Wingdings" w:hAnsi="Wingdings" w:hint="default"/>
+        <w:rFonts w:hint="default" w:ascii="Wingdings" w:hAnsi="Wingdings"/>
         <w:sz w:val="20"/>
       </w:rPr>
     </w:lvl>
@@ -25526,7 +25653,7 @@
         <w:ind w:left="2880" w:hanging="360"/>
       </w:pPr>
       <w:rPr>
-        <w:rFonts w:ascii="Wingdings" w:hAnsi="Wingdings" w:hint="default"/>
+        <w:rFonts w:hint="default" w:ascii="Wingdings" w:hAnsi="Wingdings"/>
         <w:sz w:val="20"/>
       </w:rPr>
     </w:lvl>
@@ -25542,7 +25669,7 @@
         <w:ind w:left="3600" w:hanging="360"/>
       </w:pPr>
       <w:rPr>
-        <w:rFonts w:ascii="Wingdings" w:hAnsi="Wingdings" w:hint="default"/>
+        <w:rFonts w:hint="default" w:ascii="Wingdings" w:hAnsi="Wingdings"/>
         <w:sz w:val="20"/>
       </w:rPr>
     </w:lvl>
@@ -25558,7 +25685,7 @@
         <w:ind w:left="4320" w:hanging="360"/>
       </w:pPr>
       <w:rPr>
-        <w:rFonts w:ascii="Wingdings" w:hAnsi="Wingdings" w:hint="default"/>
+        <w:rFonts w:hint="default" w:ascii="Wingdings" w:hAnsi="Wingdings"/>
         <w:sz w:val="20"/>
       </w:rPr>
     </w:lvl>
@@ -25574,7 +25701,7 @@
         <w:ind w:left="5040" w:hanging="360"/>
       </w:pPr>
       <w:rPr>
-        <w:rFonts w:ascii="Wingdings" w:hAnsi="Wingdings" w:hint="default"/>
+        <w:rFonts w:hint="default" w:ascii="Wingdings" w:hAnsi="Wingdings"/>
         <w:sz w:val="20"/>
       </w:rPr>
     </w:lvl>
@@ -25590,7 +25717,7 @@
         <w:ind w:left="5760" w:hanging="360"/>
       </w:pPr>
       <w:rPr>
-        <w:rFonts w:ascii="Wingdings" w:hAnsi="Wingdings" w:hint="default"/>
+        <w:rFonts w:hint="default" w:ascii="Wingdings" w:hAnsi="Wingdings"/>
         <w:sz w:val="20"/>
       </w:rPr>
     </w:lvl>
@@ -25606,7 +25733,7 @@
         <w:ind w:left="6480" w:hanging="360"/>
       </w:pPr>
       <w:rPr>
-        <w:rFonts w:ascii="Wingdings" w:hAnsi="Wingdings" w:hint="default"/>
+        <w:rFonts w:hint="default" w:ascii="Wingdings" w:hAnsi="Wingdings"/>
         <w:sz w:val="20"/>
       </w:rPr>
     </w:lvl>
@@ -25627,7 +25754,7 @@
         <w:ind w:left="720" w:hanging="360"/>
       </w:pPr>
       <w:rPr>
-        <w:rFonts w:ascii="Symbol" w:hAnsi="Symbol" w:hint="default"/>
+        <w:rFonts w:hint="default" w:ascii="Symbol" w:hAnsi="Symbol"/>
         <w:sz w:val="20"/>
       </w:rPr>
     </w:lvl>
@@ -25643,7 +25770,7 @@
         <w:ind w:left="1440" w:hanging="360"/>
       </w:pPr>
       <w:rPr>
-        <w:rFonts w:ascii="Courier New" w:hAnsi="Courier New" w:hint="default"/>
+        <w:rFonts w:hint="default" w:ascii="Courier New" w:hAnsi="Courier New"/>
         <w:sz w:val="20"/>
       </w:rPr>
     </w:lvl>
@@ -25659,7 +25786,7 @@
         <w:ind w:left="2160" w:hanging="360"/>
       </w:pPr>
       <w:rPr>
-        <w:rFonts w:ascii="Wingdings" w:hAnsi="Wingdings" w:hint="default"/>
+        <w:rFonts w:hint="default" w:ascii="Wingdings" w:hAnsi="Wingdings"/>
         <w:sz w:val="20"/>
       </w:rPr>
     </w:lvl>
@@ -25675,7 +25802,7 @@
         <w:ind w:left="2880" w:hanging="360"/>
       </w:pPr>
       <w:rPr>
-        <w:rFonts w:ascii="Wingdings" w:hAnsi="Wingdings" w:hint="default"/>
+        <w:rFonts w:hint="default" w:ascii="Wingdings" w:hAnsi="Wingdings"/>
         <w:sz w:val="20"/>
       </w:rPr>
     </w:lvl>
@@ -25691,7 +25818,7 @@
         <w:ind w:left="3600" w:hanging="360"/>
       </w:pPr>
       <w:rPr>
-        <w:rFonts w:ascii="Wingdings" w:hAnsi="Wingdings" w:hint="default"/>
+        <w:rFonts w:hint="default" w:ascii="Wingdings" w:hAnsi="Wingdings"/>
         <w:sz w:val="20"/>
       </w:rPr>
     </w:lvl>
@@ -25707,7 +25834,7 @@
         <w:ind w:left="4320" w:hanging="360"/>
       </w:pPr>
       <w:rPr>
-        <w:rFonts w:ascii="Wingdings" w:hAnsi="Wingdings" w:hint="default"/>
+        <w:rFonts w:hint="default" w:ascii="Wingdings" w:hAnsi="Wingdings"/>
         <w:sz w:val="20"/>
       </w:rPr>
     </w:lvl>
@@ -25723,7 +25850,7 @@
         <w:ind w:left="5040" w:hanging="360"/>
       </w:pPr>
       <w:rPr>
-        <w:rFonts w:ascii="Wingdings" w:hAnsi="Wingdings" w:hint="default"/>
+        <w:rFonts w:hint="default" w:ascii="Wingdings" w:hAnsi="Wingdings"/>
         <w:sz w:val="20"/>
       </w:rPr>
     </w:lvl>
@@ -25739,7 +25866,7 @@
         <w:ind w:left="5760" w:hanging="360"/>
       </w:pPr>
       <w:rPr>
-        <w:rFonts w:ascii="Wingdings" w:hAnsi="Wingdings" w:hint="default"/>
+        <w:rFonts w:hint="default" w:ascii="Wingdings" w:hAnsi="Wingdings"/>
         <w:sz w:val="20"/>
       </w:rPr>
     </w:lvl>
@@ -25755,7 +25882,7 @@
         <w:ind w:left="6480" w:hanging="360"/>
       </w:pPr>
       <w:rPr>
-        <w:rFonts w:ascii="Wingdings" w:hAnsi="Wingdings" w:hint="default"/>
+        <w:rFonts w:hint="default" w:ascii="Wingdings" w:hAnsi="Wingdings"/>
         <w:sz w:val="20"/>
       </w:rPr>
     </w:lvl>
@@ -25776,7 +25903,7 @@
         <w:ind w:left="720" w:hanging="360"/>
       </w:pPr>
       <w:rPr>
-        <w:rFonts w:ascii="Symbol" w:hAnsi="Symbol" w:hint="default"/>
+        <w:rFonts w:hint="default" w:ascii="Symbol" w:hAnsi="Symbol"/>
         <w:sz w:val="20"/>
       </w:rPr>
     </w:lvl>
@@ -25792,7 +25919,7 @@
         <w:ind w:left="1440" w:hanging="360"/>
       </w:pPr>
       <w:rPr>
-        <w:rFonts w:ascii="Courier New" w:hAnsi="Courier New" w:hint="default"/>
+        <w:rFonts w:hint="default" w:ascii="Courier New" w:hAnsi="Courier New"/>
         <w:sz w:val="20"/>
       </w:rPr>
     </w:lvl>
@@ -25808,7 +25935,7 @@
         <w:ind w:left="2160" w:hanging="360"/>
       </w:pPr>
       <w:rPr>
-        <w:rFonts w:ascii="Wingdings" w:hAnsi="Wingdings" w:hint="default"/>
+        <w:rFonts w:hint="default" w:ascii="Wingdings" w:hAnsi="Wingdings"/>
         <w:sz w:val="20"/>
       </w:rPr>
     </w:lvl>
@@ -25824,7 +25951,7 @@
         <w:ind w:left="2880" w:hanging="360"/>
       </w:pPr>
       <w:rPr>
-        <w:rFonts w:ascii="Wingdings" w:hAnsi="Wingdings" w:hint="default"/>
+        <w:rFonts w:hint="default" w:ascii="Wingdings" w:hAnsi="Wingdings"/>
         <w:sz w:val="20"/>
       </w:rPr>
     </w:lvl>
@@ -25840,7 +25967,7 @@
         <w:ind w:left="3600" w:hanging="360"/>
       </w:pPr>
       <w:rPr>
-        <w:rFonts w:ascii="Wingdings" w:hAnsi="Wingdings" w:hint="default"/>
+        <w:rFonts w:hint="default" w:ascii="Wingdings" w:hAnsi="Wingdings"/>
         <w:sz w:val="20"/>
       </w:rPr>
     </w:lvl>
@@ -25856,7 +25983,7 @@
         <w:ind w:left="4320" w:hanging="360"/>
       </w:pPr>
       <w:rPr>
-        <w:rFonts w:ascii="Wingdings" w:hAnsi="Wingdings" w:hint="default"/>
+        <w:rFonts w:hint="default" w:ascii="Wingdings" w:hAnsi="Wingdings"/>
         <w:sz w:val="20"/>
       </w:rPr>
     </w:lvl>
@@ -25872,7 +25999,7 @@
         <w:ind w:left="5040" w:hanging="360"/>
       </w:pPr>
       <w:rPr>
-        <w:rFonts w:ascii="Wingdings" w:hAnsi="Wingdings" w:hint="default"/>
+        <w:rFonts w:hint="default" w:ascii="Wingdings" w:hAnsi="Wingdings"/>
         <w:sz w:val="20"/>
       </w:rPr>
     </w:lvl>
@@ -25888,7 +26015,7 @@
         <w:ind w:left="5760" w:hanging="360"/>
       </w:pPr>
       <w:rPr>
-        <w:rFonts w:ascii="Wingdings" w:hAnsi="Wingdings" w:hint="default"/>
+        <w:rFonts w:hint="default" w:ascii="Wingdings" w:hAnsi="Wingdings"/>
         <w:sz w:val="20"/>
       </w:rPr>
     </w:lvl>
@@ -25904,7 +26031,7 @@
         <w:ind w:left="6480" w:hanging="360"/>
       </w:pPr>
       <w:rPr>
-        <w:rFonts w:ascii="Wingdings" w:hAnsi="Wingdings" w:hint="default"/>
+        <w:rFonts w:hint="default" w:ascii="Wingdings" w:hAnsi="Wingdings"/>
         <w:sz w:val="20"/>
       </w:rPr>
     </w:lvl>
@@ -25924,7 +26051,7 @@
         <w:ind w:left="720" w:hanging="363"/>
       </w:pPr>
       <w:rPr>
-        <w:rFonts w:ascii="Symbol" w:hAnsi="Symbol" w:hint="default"/>
+        <w:rFonts w:hint="default" w:ascii="Symbol" w:hAnsi="Symbol"/>
         <w:color w:val="1A9CB0"/>
       </w:rPr>
     </w:lvl>
@@ -25938,7 +26065,7 @@
         <w:ind w:left="1077" w:hanging="357"/>
       </w:pPr>
       <w:rPr>
-        <w:rFonts w:ascii="Symbol" w:hAnsi="Symbol" w:hint="default"/>
+        <w:rFonts w:hint="default" w:ascii="Symbol" w:hAnsi="Symbol"/>
         <w:color w:val="464547"/>
       </w:rPr>
     </w:lvl>
@@ -25952,7 +26079,7 @@
         <w:ind w:left="1435" w:hanging="358"/>
       </w:pPr>
       <w:rPr>
-        <w:rFonts w:ascii="Symbol" w:hAnsi="Symbol" w:hint="default"/>
+        <w:rFonts w:hint="default" w:ascii="Symbol" w:hAnsi="Symbol"/>
         <w:color w:val="464547"/>
       </w:rPr>
     </w:lvl>
@@ -26023,7 +26150,7 @@
         <w:ind w:left="720" w:hanging="360"/>
       </w:pPr>
       <w:rPr>
-        <w:rFonts w:ascii="Trebuchet MS" w:eastAsia="Times New Roman" w:hAnsi="Trebuchet MS" w:cs="Times New Roman" w:hint="default"/>
+        <w:rFonts w:hint="default" w:ascii="Trebuchet MS" w:hAnsi="Trebuchet MS" w:eastAsia="Times New Roman" w:cs="Times New Roman"/>
       </w:rPr>
     </w:lvl>
     <w:lvl w:ilvl="1" w:tplc="04270003" w:tentative="1">
@@ -26035,7 +26162,7 @@
         <w:ind w:left="1440" w:hanging="360"/>
       </w:pPr>
       <w:rPr>
-        <w:rFonts w:ascii="Courier New" w:hAnsi="Courier New" w:cs="Courier New" w:hint="default"/>
+        <w:rFonts w:hint="default" w:ascii="Courier New" w:hAnsi="Courier New" w:cs="Courier New"/>
       </w:rPr>
     </w:lvl>
     <w:lvl w:ilvl="2" w:tplc="04270005" w:tentative="1">
@@ -26047,7 +26174,7 @@
         <w:ind w:left="2160" w:hanging="360"/>
       </w:pPr>
       <w:rPr>
-        <w:rFonts w:ascii="Wingdings" w:hAnsi="Wingdings" w:hint="default"/>
+        <w:rFonts w:hint="default" w:ascii="Wingdings" w:hAnsi="Wingdings"/>
       </w:rPr>
     </w:lvl>
     <w:lvl w:ilvl="3" w:tplc="04270001" w:tentative="1">
@@ -26059,7 +26186,7 @@
         <w:ind w:left="2880" w:hanging="360"/>
       </w:pPr>
       <w:rPr>
-        <w:rFonts w:ascii="Symbol" w:hAnsi="Symbol" w:hint="default"/>
+        <w:rFonts w:hint="default" w:ascii="Symbol" w:hAnsi="Symbol"/>
       </w:rPr>
     </w:lvl>
     <w:lvl w:ilvl="4" w:tplc="04270003" w:tentative="1">
@@ -26071,7 +26198,7 @@
         <w:ind w:left="3600" w:hanging="360"/>
       </w:pPr>
       <w:rPr>
-        <w:rFonts w:ascii="Courier New" w:hAnsi="Courier New" w:cs="Courier New" w:hint="default"/>
+        <w:rFonts w:hint="default" w:ascii="Courier New" w:hAnsi="Courier New" w:cs="Courier New"/>
       </w:rPr>
     </w:lvl>
     <w:lvl w:ilvl="5" w:tplc="04270005" w:tentative="1">
@@ -26083,7 +26210,7 @@
         <w:ind w:left="4320" w:hanging="360"/>
       </w:pPr>
       <w:rPr>
-        <w:rFonts w:ascii="Wingdings" w:hAnsi="Wingdings" w:hint="default"/>
+        <w:rFonts w:hint="default" w:ascii="Wingdings" w:hAnsi="Wingdings"/>
       </w:rPr>
     </w:lvl>
     <w:lvl w:ilvl="6" w:tplc="04270001" w:tentative="1">
@@ -26095,7 +26222,7 @@
         <w:ind w:left="5040" w:hanging="360"/>
       </w:pPr>
       <w:rPr>
-        <w:rFonts w:ascii="Symbol" w:hAnsi="Symbol" w:hint="default"/>
+        <w:rFonts w:hint="default" w:ascii="Symbol" w:hAnsi="Symbol"/>
       </w:rPr>
     </w:lvl>
     <w:lvl w:ilvl="7" w:tplc="04270003" w:tentative="1">
@@ -26107,7 +26234,7 @@
         <w:ind w:left="5760" w:hanging="360"/>
       </w:pPr>
       <w:rPr>
-        <w:rFonts w:ascii="Courier New" w:hAnsi="Courier New" w:cs="Courier New" w:hint="default"/>
+        <w:rFonts w:hint="default" w:ascii="Courier New" w:hAnsi="Courier New" w:cs="Courier New"/>
       </w:rPr>
     </w:lvl>
     <w:lvl w:ilvl="8" w:tplc="04270005" w:tentative="1">
@@ -26119,7 +26246,7 @@
         <w:ind w:left="6480" w:hanging="360"/>
       </w:pPr>
       <w:rPr>
-        <w:rFonts w:ascii="Wingdings" w:hAnsi="Wingdings" w:hint="default"/>
+        <w:rFonts w:hint="default" w:ascii="Wingdings" w:hAnsi="Wingdings"/>
       </w:rPr>
     </w:lvl>
   </w:abstractNum>
@@ -26139,7 +26266,7 @@
         <w:ind w:left="720" w:hanging="360"/>
       </w:pPr>
       <w:rPr>
-        <w:rFonts w:ascii="Symbol" w:hAnsi="Symbol" w:hint="default"/>
+        <w:rFonts w:hint="default" w:ascii="Symbol" w:hAnsi="Symbol"/>
         <w:sz w:val="20"/>
       </w:rPr>
     </w:lvl>
@@ -26155,7 +26282,7 @@
         <w:ind w:left="1440" w:hanging="360"/>
       </w:pPr>
       <w:rPr>
-        <w:rFonts w:ascii="Courier New" w:hAnsi="Courier New" w:hint="default"/>
+        <w:rFonts w:hint="default" w:ascii="Courier New" w:hAnsi="Courier New"/>
         <w:sz w:val="20"/>
       </w:rPr>
     </w:lvl>
@@ -26171,7 +26298,7 @@
         <w:ind w:left="2160" w:hanging="360"/>
       </w:pPr>
       <w:rPr>
-        <w:rFonts w:ascii="Wingdings" w:hAnsi="Wingdings" w:hint="default"/>
+        <w:rFonts w:hint="default" w:ascii="Wingdings" w:hAnsi="Wingdings"/>
         <w:sz w:val="20"/>
       </w:rPr>
     </w:lvl>
@@ -26187,7 +26314,7 @@
         <w:ind w:left="2880" w:hanging="360"/>
       </w:pPr>
       <w:rPr>
-        <w:rFonts w:ascii="Wingdings" w:hAnsi="Wingdings" w:hint="default"/>
+        <w:rFonts w:hint="default" w:ascii="Wingdings" w:hAnsi="Wingdings"/>
         <w:sz w:val="20"/>
       </w:rPr>
     </w:lvl>
@@ -26203,7 +26330,7 @@
         <w:ind w:left="3600" w:hanging="360"/>
       </w:pPr>
       <w:rPr>
-        <w:rFonts w:ascii="Wingdings" w:hAnsi="Wingdings" w:hint="default"/>
+        <w:rFonts w:hint="default" w:ascii="Wingdings" w:hAnsi="Wingdings"/>
         <w:sz w:val="20"/>
       </w:rPr>
     </w:lvl>
@@ -26219,7 +26346,7 @@
         <w:ind w:left="4320" w:hanging="360"/>
       </w:pPr>
       <w:rPr>
-        <w:rFonts w:ascii="Wingdings" w:hAnsi="Wingdings" w:hint="default"/>
+        <w:rFonts w:hint="default" w:ascii="Wingdings" w:hAnsi="Wingdings"/>
         <w:sz w:val="20"/>
       </w:rPr>
     </w:lvl>
@@ -26235,7 +26362,7 @@
         <w:ind w:left="5040" w:hanging="360"/>
       </w:pPr>
       <w:rPr>
-        <w:rFonts w:ascii="Wingdings" w:hAnsi="Wingdings" w:hint="default"/>
+        <w:rFonts w:hint="default" w:ascii="Wingdings" w:hAnsi="Wingdings"/>
         <w:sz w:val="20"/>
       </w:rPr>
     </w:lvl>
@@ -26251,7 +26378,7 @@
         <w:ind w:left="5760" w:hanging="360"/>
       </w:pPr>
       <w:rPr>
-        <w:rFonts w:ascii="Wingdings" w:hAnsi="Wingdings" w:hint="default"/>
+        <w:rFonts w:hint="default" w:ascii="Wingdings" w:hAnsi="Wingdings"/>
         <w:sz w:val="20"/>
       </w:rPr>
     </w:lvl>
@@ -26267,7 +26394,7 @@
         <w:ind w:left="6480" w:hanging="360"/>
       </w:pPr>
       <w:rPr>
-        <w:rFonts w:ascii="Wingdings" w:hAnsi="Wingdings" w:hint="default"/>
+        <w:rFonts w:hint="default" w:ascii="Wingdings" w:hAnsi="Wingdings"/>
         <w:sz w:val="20"/>
       </w:rPr>
     </w:lvl>
@@ -26288,7 +26415,7 @@
         <w:ind w:left="720" w:hanging="360"/>
       </w:pPr>
       <w:rPr>
-        <w:rFonts w:ascii="Symbol" w:hAnsi="Symbol" w:hint="default"/>
+        <w:rFonts w:hint="default" w:ascii="Symbol" w:hAnsi="Symbol"/>
         <w:sz w:val="20"/>
       </w:rPr>
     </w:lvl>
@@ -26304,7 +26431,7 @@
         <w:ind w:left="1440" w:hanging="360"/>
       </w:pPr>
       <w:rPr>
-        <w:rFonts w:ascii="Courier New" w:hAnsi="Courier New" w:hint="default"/>
+        <w:rFonts w:hint="default" w:ascii="Courier New" w:hAnsi="Courier New"/>
         <w:sz w:val="20"/>
       </w:rPr>
     </w:lvl>
@@ -26320,7 +26447,7 @@
         <w:ind w:left="2160" w:hanging="360"/>
       </w:pPr>
       <w:rPr>
-        <w:rFonts w:ascii="Wingdings" w:hAnsi="Wingdings" w:hint="default"/>
+        <w:rFonts w:hint="default" w:ascii="Wingdings" w:hAnsi="Wingdings"/>
         <w:sz w:val="20"/>
       </w:rPr>
     </w:lvl>
@@ -26336,7 +26463,7 @@
         <w:ind w:left="2880" w:hanging="360"/>
       </w:pPr>
       <w:rPr>
-        <w:rFonts w:ascii="Wingdings" w:hAnsi="Wingdings" w:hint="default"/>
+        <w:rFonts w:hint="default" w:ascii="Wingdings" w:hAnsi="Wingdings"/>
         <w:sz w:val="20"/>
       </w:rPr>
     </w:lvl>
@@ -26352,7 +26479,7 @@
         <w:ind w:left="3600" w:hanging="360"/>
       </w:pPr>
       <w:rPr>
-        <w:rFonts w:ascii="Wingdings" w:hAnsi="Wingdings" w:hint="default"/>
+        <w:rFonts w:hint="default" w:ascii="Wingdings" w:hAnsi="Wingdings"/>
         <w:sz w:val="20"/>
       </w:rPr>
     </w:lvl>
@@ -26368,7 +26495,7 @@
         <w:ind w:left="4320" w:hanging="360"/>
       </w:pPr>
       <w:rPr>
-        <w:rFonts w:ascii="Wingdings" w:hAnsi="Wingdings" w:hint="default"/>
+        <w:rFonts w:hint="default" w:ascii="Wingdings" w:hAnsi="Wingdings"/>
         <w:sz w:val="20"/>
       </w:rPr>
     </w:lvl>
@@ -26384,7 +26511,7 @@
         <w:ind w:left="5040" w:hanging="360"/>
       </w:pPr>
       <w:rPr>
-        <w:rFonts w:ascii="Wingdings" w:hAnsi="Wingdings" w:hint="default"/>
+        <w:rFonts w:hint="default" w:ascii="Wingdings" w:hAnsi="Wingdings"/>
         <w:sz w:val="20"/>
       </w:rPr>
     </w:lvl>
@@ -26400,7 +26527,7 @@
         <w:ind w:left="5760" w:hanging="360"/>
       </w:pPr>
       <w:rPr>
-        <w:rFonts w:ascii="Wingdings" w:hAnsi="Wingdings" w:hint="default"/>
+        <w:rFonts w:hint="default" w:ascii="Wingdings" w:hAnsi="Wingdings"/>
         <w:sz w:val="20"/>
       </w:rPr>
     </w:lvl>
@@ -26416,7 +26543,7 @@
         <w:ind w:left="6480" w:hanging="360"/>
       </w:pPr>
       <w:rPr>
-        <w:rFonts w:ascii="Wingdings" w:hAnsi="Wingdings" w:hint="default"/>
+        <w:rFonts w:hint="default" w:ascii="Wingdings" w:hAnsi="Wingdings"/>
         <w:sz w:val="20"/>
       </w:rPr>
     </w:lvl>
@@ -26437,7 +26564,7 @@
         <w:ind w:left="720" w:hanging="360"/>
       </w:pPr>
       <w:rPr>
-        <w:rFonts w:ascii="Symbol" w:hAnsi="Symbol" w:hint="default"/>
+        <w:rFonts w:hint="default" w:ascii="Symbol" w:hAnsi="Symbol"/>
         <w:sz w:val="20"/>
       </w:rPr>
     </w:lvl>
@@ -26453,7 +26580,7 @@
         <w:ind w:left="1440" w:hanging="360"/>
       </w:pPr>
       <w:rPr>
-        <w:rFonts w:ascii="Courier New" w:hAnsi="Courier New" w:hint="default"/>
+        <w:rFonts w:hint="default" w:ascii="Courier New" w:hAnsi="Courier New"/>
         <w:sz w:val="20"/>
       </w:rPr>
     </w:lvl>
@@ -26469,7 +26596,7 @@
         <w:ind w:left="2160" w:hanging="360"/>
       </w:pPr>
       <w:rPr>
-        <w:rFonts w:ascii="Wingdings" w:hAnsi="Wingdings" w:hint="default"/>
+        <w:rFonts w:hint="default" w:ascii="Wingdings" w:hAnsi="Wingdings"/>
         <w:sz w:val="20"/>
       </w:rPr>
     </w:lvl>
@@ -26485,7 +26612,7 @@
         <w:ind w:left="2880" w:hanging="360"/>
       </w:pPr>
       <w:rPr>
-        <w:rFonts w:ascii="Wingdings" w:hAnsi="Wingdings" w:hint="default"/>
+        <w:rFonts w:hint="default" w:ascii="Wingdings" w:hAnsi="Wingdings"/>
         <w:sz w:val="20"/>
       </w:rPr>
     </w:lvl>
@@ -26501,7 +26628,7 @@
         <w:ind w:left="3600" w:hanging="360"/>
       </w:pPr>
       <w:rPr>
-        <w:rFonts w:ascii="Wingdings" w:hAnsi="Wingdings" w:hint="default"/>
+        <w:rFonts w:hint="default" w:ascii="Wingdings" w:hAnsi="Wingdings"/>
         <w:sz w:val="20"/>
       </w:rPr>
     </w:lvl>
@@ -26517,7 +26644,7 @@
         <w:ind w:left="4320" w:hanging="360"/>
       </w:pPr>
       <w:rPr>
-        <w:rFonts w:ascii="Wingdings" w:hAnsi="Wingdings" w:hint="default"/>
+        <w:rFonts w:hint="default" w:ascii="Wingdings" w:hAnsi="Wingdings"/>
         <w:sz w:val="20"/>
       </w:rPr>
     </w:lvl>
@@ -26533,7 +26660,7 @@
         <w:ind w:left="5040" w:hanging="360"/>
       </w:pPr>
       <w:rPr>
-        <w:rFonts w:ascii="Wingdings" w:hAnsi="Wingdings" w:hint="default"/>
+        <w:rFonts w:hint="default" w:ascii="Wingdings" w:hAnsi="Wingdings"/>
         <w:sz w:val="20"/>
       </w:rPr>
     </w:lvl>
@@ -26549,7 +26676,7 @@
         <w:ind w:left="5760" w:hanging="360"/>
       </w:pPr>
       <w:rPr>
-        <w:rFonts w:ascii="Wingdings" w:hAnsi="Wingdings" w:hint="default"/>
+        <w:rFonts w:hint="default" w:ascii="Wingdings" w:hAnsi="Wingdings"/>
         <w:sz w:val="20"/>
       </w:rPr>
     </w:lvl>
@@ -26565,7 +26692,7 @@
         <w:ind w:left="6480" w:hanging="360"/>
       </w:pPr>
       <w:rPr>
-        <w:rFonts w:ascii="Wingdings" w:hAnsi="Wingdings" w:hint="default"/>
+        <w:rFonts w:hint="default" w:ascii="Wingdings" w:hAnsi="Wingdings"/>
         <w:sz w:val="20"/>
       </w:rPr>
     </w:lvl>
@@ -26586,7 +26713,7 @@
         <w:ind w:left="720" w:hanging="360"/>
       </w:pPr>
       <w:rPr>
-        <w:rFonts w:ascii="Symbol" w:hAnsi="Symbol" w:hint="default"/>
+        <w:rFonts w:hint="default" w:ascii="Symbol" w:hAnsi="Symbol"/>
         <w:sz w:val="20"/>
       </w:rPr>
     </w:lvl>
@@ -26602,7 +26729,7 @@
         <w:ind w:left="1440" w:hanging="360"/>
       </w:pPr>
       <w:rPr>
-        <w:rFonts w:ascii="Symbol" w:hAnsi="Symbol" w:hint="default"/>
+        <w:rFonts w:hint="default" w:ascii="Symbol" w:hAnsi="Symbol"/>
         <w:sz w:val="20"/>
       </w:rPr>
     </w:lvl>
@@ -26618,7 +26745,7 @@
         <w:ind w:left="2160" w:hanging="360"/>
       </w:pPr>
       <w:rPr>
-        <w:rFonts w:ascii="Symbol" w:hAnsi="Symbol" w:hint="default"/>
+        <w:rFonts w:hint="default" w:ascii="Symbol" w:hAnsi="Symbol"/>
         <w:sz w:val="20"/>
       </w:rPr>
     </w:lvl>
@@ -26634,7 +26761,7 @@
         <w:ind w:left="2880" w:hanging="360"/>
       </w:pPr>
       <w:rPr>
-        <w:rFonts w:ascii="Symbol" w:hAnsi="Symbol" w:hint="default"/>
+        <w:rFonts w:hint="default" w:ascii="Symbol" w:hAnsi="Symbol"/>
         <w:sz w:val="20"/>
       </w:rPr>
     </w:lvl>
@@ -26650,7 +26777,7 @@
         <w:ind w:left="3600" w:hanging="360"/>
       </w:pPr>
       <w:rPr>
-        <w:rFonts w:ascii="Symbol" w:hAnsi="Symbol" w:hint="default"/>
+        <w:rFonts w:hint="default" w:ascii="Symbol" w:hAnsi="Symbol"/>
         <w:sz w:val="20"/>
       </w:rPr>
     </w:lvl>
@@ -26666,7 +26793,7 @@
         <w:ind w:left="4320" w:hanging="360"/>
       </w:pPr>
       <w:rPr>
-        <w:rFonts w:ascii="Symbol" w:hAnsi="Symbol" w:hint="default"/>
+        <w:rFonts w:hint="default" w:ascii="Symbol" w:hAnsi="Symbol"/>
         <w:sz w:val="20"/>
       </w:rPr>
     </w:lvl>
@@ -26682,7 +26809,7 @@
         <w:ind w:left="5040" w:hanging="360"/>
       </w:pPr>
       <w:rPr>
-        <w:rFonts w:ascii="Symbol" w:hAnsi="Symbol" w:hint="default"/>
+        <w:rFonts w:hint="default" w:ascii="Symbol" w:hAnsi="Symbol"/>
         <w:sz w:val="20"/>
       </w:rPr>
     </w:lvl>
@@ -26698,7 +26825,7 @@
         <w:ind w:left="5760" w:hanging="360"/>
       </w:pPr>
       <w:rPr>
-        <w:rFonts w:ascii="Symbol" w:hAnsi="Symbol" w:hint="default"/>
+        <w:rFonts w:hint="default" w:ascii="Symbol" w:hAnsi="Symbol"/>
         <w:sz w:val="20"/>
       </w:rPr>
     </w:lvl>
@@ -26714,7 +26841,7 @@
         <w:ind w:left="6480" w:hanging="360"/>
       </w:pPr>
       <w:rPr>
-        <w:rFonts w:ascii="Symbol" w:hAnsi="Symbol" w:hint="default"/>
+        <w:rFonts w:hint="default" w:ascii="Symbol" w:hAnsi="Symbol"/>
         <w:sz w:val="20"/>
       </w:rPr>
     </w:lvl>
@@ -26879,11 +27006,11 @@
 </file>
 
 <file path=word/styles.xml><?xml version="1.0" encoding="utf-8"?>
-<w:styles xmlns:mc="http://schemas.openxmlformats.org/markup-compatibility/2006" xmlns:r="http://schemas.openxmlformats.org/officeDocument/2006/relationships" xmlns:w="http://schemas.openxmlformats.org/wordprocessingml/2006/main" xmlns:w14="http://schemas.microsoft.com/office/word/2010/wordml" xmlns:w15="http://schemas.microsoft.com/office/word/2012/wordml" xmlns:w16cex="http://schemas.microsoft.com/office/word/2018/wordml/cex" xmlns:w16cid="http://schemas.microsoft.com/office/word/2016/wordml/cid" xmlns:w16="http://schemas.microsoft.com/office/word/2018/wordml" xmlns:w16du="http://schemas.microsoft.com/office/word/2023/wordml/word16du" xmlns:w16sdtdh="http://schemas.microsoft.com/office/word/2020/wordml/sdtdatahash" xmlns:w16sdtfl="http://schemas.microsoft.com/office/word/2024/wordml/sdtformatlock" xmlns:w16se="http://schemas.microsoft.com/office/word/2015/wordml/symex" mc:Ignorable="w14 w15 w16se w16cid w16 w16cex w16sdtdh w16sdtfl w16du">
+<w:styles xmlns:wp14="http://schemas.microsoft.com/office/word/2010/wordprocessingDrawing" xmlns:mc="http://schemas.openxmlformats.org/markup-compatibility/2006" xmlns:r="http://schemas.openxmlformats.org/officeDocument/2006/relationships" xmlns:w="http://schemas.openxmlformats.org/wordprocessingml/2006/main" xmlns:w14="http://schemas.microsoft.com/office/word/2010/wordml" xmlns:w15="http://schemas.microsoft.com/office/word/2012/wordml" xmlns:w16cex="http://schemas.microsoft.com/office/word/2018/wordml/cex" xmlns:w16cid="http://schemas.microsoft.com/office/word/2016/wordml/cid" xmlns:w16="http://schemas.microsoft.com/office/word/2018/wordml" xmlns:w16du="http://schemas.microsoft.com/office/word/2023/wordml/word16du" xmlns:w16sdtdh="http://schemas.microsoft.com/office/word/2020/wordml/sdtdatahash" xmlns:w16sdtfl="http://schemas.microsoft.com/office/word/2024/wordml/sdtformatlock" xmlns:w16se="http://schemas.microsoft.com/office/word/2015/wordml/symex" mc:Ignorable="w14 w15 w16se w16cid w16 w16cex w16sdtdh w16sdtfl w16du wp14">
   <w:docDefaults>
     <w:rPrDefault>
       <w:rPr>
-        <w:rFonts w:asciiTheme="minorHAnsi" w:eastAsiaTheme="minorHAnsi" w:hAnsiTheme="minorHAnsi" w:cstheme="minorBidi"/>
+        <w:rFonts w:asciiTheme="minorHAnsi" w:hAnsiTheme="minorHAnsi" w:eastAsiaTheme="minorHAnsi" w:cstheme="minorBidi"/>
         <w:sz w:val="22"/>
         <w:szCs w:val="22"/>
         <w:lang w:val="en-US" w:eastAsia="en-US" w:bidi="ar-SA"/>
@@ -26898,14 +27025,14 @@
   <w:latentStyles w:defLockedState="0" w:defUIPriority="99" w:defSemiHidden="0" w:defUnhideWhenUsed="0" w:defQFormat="0" w:count="376">
     <w:lsdException w:name="Normal" w:uiPriority="3" w:qFormat="1"/>
     <w:lsdException w:name="heading 1" w:uiPriority="0" w:qFormat="1"/>
-    <w:lsdException w:name="heading 2" w:semiHidden="1" w:uiPriority="0" w:unhideWhenUsed="1" w:qFormat="1"/>
-    <w:lsdException w:name="heading 3" w:semiHidden="1" w:uiPriority="0" w:unhideWhenUsed="1" w:qFormat="1"/>
-    <w:lsdException w:name="heading 4" w:semiHidden="1" w:uiPriority="0" w:unhideWhenUsed="1" w:qFormat="1"/>
-    <w:lsdException w:name="heading 5" w:semiHidden="1" w:uiPriority="9" w:unhideWhenUsed="1" w:qFormat="1"/>
-    <w:lsdException w:name="heading 6" w:semiHidden="1" w:uiPriority="9" w:unhideWhenUsed="1" w:qFormat="1"/>
-    <w:lsdException w:name="heading 7" w:semiHidden="1" w:uiPriority="9" w:unhideWhenUsed="1" w:qFormat="1"/>
-    <w:lsdException w:name="heading 8" w:semiHidden="1" w:uiPriority="9" w:unhideWhenUsed="1" w:qFormat="1"/>
-    <w:lsdException w:name="heading 9" w:semiHidden="1" w:uiPriority="9" w:unhideWhenUsed="1" w:qFormat="1"/>
+    <w:lsdException w:name="heading 2" w:uiPriority="0" w:semiHidden="1" w:unhideWhenUsed="1" w:qFormat="1"/>
+    <w:lsdException w:name="heading 3" w:uiPriority="0" w:semiHidden="1" w:unhideWhenUsed="1" w:qFormat="1"/>
+    <w:lsdException w:name="heading 4" w:uiPriority="0" w:semiHidden="1" w:unhideWhenUsed="1" w:qFormat="1"/>
+    <w:lsdException w:name="heading 5" w:uiPriority="9" w:semiHidden="1" w:unhideWhenUsed="1" w:qFormat="1"/>
+    <w:lsdException w:name="heading 6" w:uiPriority="9" w:semiHidden="1" w:unhideWhenUsed="1" w:qFormat="1"/>
+    <w:lsdException w:name="heading 7" w:uiPriority="9" w:semiHidden="1" w:unhideWhenUsed="1" w:qFormat="1"/>
+    <w:lsdException w:name="heading 8" w:uiPriority="9" w:semiHidden="1" w:unhideWhenUsed="1" w:qFormat="1"/>
+    <w:lsdException w:name="heading 9" w:uiPriority="9" w:semiHidden="1" w:unhideWhenUsed="1" w:qFormat="1"/>
     <w:lsdException w:name="index 1" w:semiHidden="1" w:unhideWhenUsed="1"/>
     <w:lsdException w:name="index 2" w:semiHidden="1" w:unhideWhenUsed="1"/>
     <w:lsdException w:name="index 3" w:semiHidden="1" w:unhideWhenUsed="1"/>
@@ -26915,43 +27042,43 @@
     <w:lsdException w:name="index 7" w:semiHidden="1" w:unhideWhenUsed="1"/>
     <w:lsdException w:name="index 8" w:semiHidden="1" w:unhideWhenUsed="1"/>
     <w:lsdException w:name="index 9" w:semiHidden="1" w:unhideWhenUsed="1"/>
-    <w:lsdException w:name="toc 1" w:semiHidden="1" w:uiPriority="39" w:unhideWhenUsed="1" w:qFormat="1"/>
-    <w:lsdException w:name="toc 2" w:semiHidden="1" w:uiPriority="39" w:unhideWhenUsed="1"/>
-    <w:lsdException w:name="toc 3" w:semiHidden="1" w:uiPriority="39" w:unhideWhenUsed="1"/>
-    <w:lsdException w:name="toc 4" w:semiHidden="1" w:uiPriority="39" w:unhideWhenUsed="1"/>
-    <w:lsdException w:name="toc 5" w:semiHidden="1" w:uiPriority="39" w:unhideWhenUsed="1"/>
-    <w:lsdException w:name="toc 6" w:semiHidden="1" w:uiPriority="39" w:unhideWhenUsed="1"/>
-    <w:lsdException w:name="toc 7" w:semiHidden="1" w:uiPriority="39" w:unhideWhenUsed="1"/>
-    <w:lsdException w:name="toc 8" w:semiHidden="1" w:uiPriority="39" w:unhideWhenUsed="1"/>
-    <w:lsdException w:name="toc 9" w:semiHidden="1" w:uiPriority="39" w:unhideWhenUsed="1"/>
+    <w:lsdException w:name="toc 1" w:uiPriority="39" w:semiHidden="1" w:unhideWhenUsed="1" w:qFormat="1"/>
+    <w:lsdException w:name="toc 2" w:uiPriority="39" w:semiHidden="1" w:unhideWhenUsed="1"/>
+    <w:lsdException w:name="toc 3" w:uiPriority="39" w:semiHidden="1" w:unhideWhenUsed="1"/>
+    <w:lsdException w:name="toc 4" w:uiPriority="39" w:semiHidden="1" w:unhideWhenUsed="1"/>
+    <w:lsdException w:name="toc 5" w:uiPriority="39" w:semiHidden="1" w:unhideWhenUsed="1"/>
+    <w:lsdException w:name="toc 6" w:uiPriority="39" w:semiHidden="1" w:unhideWhenUsed="1"/>
+    <w:lsdException w:name="toc 7" w:uiPriority="39" w:semiHidden="1" w:unhideWhenUsed="1"/>
+    <w:lsdException w:name="toc 8" w:uiPriority="39" w:semiHidden="1" w:unhideWhenUsed="1"/>
+    <w:lsdException w:name="toc 9" w:uiPriority="39" w:semiHidden="1" w:unhideWhenUsed="1"/>
     <w:lsdException w:name="Normal Indent" w:semiHidden="1" w:unhideWhenUsed="1"/>
     <w:lsdException w:name="footnote text" w:semiHidden="1" w:unhideWhenUsed="1"/>
     <w:lsdException w:name="annotation text" w:semiHidden="1" w:unhideWhenUsed="1"/>
-    <w:lsdException w:name="header" w:semiHidden="1" w:uiPriority="0" w:unhideWhenUsed="1" w:qFormat="1"/>
-    <w:lsdException w:name="footer" w:semiHidden="1" w:uiPriority="0" w:unhideWhenUsed="1" w:qFormat="1"/>
+    <w:lsdException w:name="header" w:uiPriority="0" w:semiHidden="1" w:unhideWhenUsed="1" w:qFormat="1"/>
+    <w:lsdException w:name="footer" w:uiPriority="0" w:semiHidden="1" w:unhideWhenUsed="1" w:qFormat="1"/>
     <w:lsdException w:name="index heading" w:semiHidden="1" w:unhideWhenUsed="1"/>
-    <w:lsdException w:name="caption" w:semiHidden="1" w:uiPriority="35" w:unhideWhenUsed="1" w:qFormat="1"/>
+    <w:lsdException w:name="caption" w:uiPriority="35" w:semiHidden="1" w:unhideWhenUsed="1" w:qFormat="1"/>
     <w:lsdException w:name="table of figures" w:semiHidden="1" w:unhideWhenUsed="1"/>
     <w:lsdException w:name="envelope address" w:semiHidden="1" w:unhideWhenUsed="1"/>
     <w:lsdException w:name="envelope return" w:semiHidden="1" w:unhideWhenUsed="1"/>
     <w:lsdException w:name="footnote reference" w:semiHidden="1" w:unhideWhenUsed="1"/>
     <w:lsdException w:name="annotation reference" w:semiHidden="1" w:unhideWhenUsed="1"/>
     <w:lsdException w:name="line number" w:semiHidden="1" w:unhideWhenUsed="1"/>
-    <w:lsdException w:name="page number" w:semiHidden="1" w:uiPriority="1" w:unhideWhenUsed="1"/>
+    <w:lsdException w:name="page number" w:uiPriority="1" w:semiHidden="1" w:unhideWhenUsed="1"/>
     <w:lsdException w:name="endnote reference" w:semiHidden="1" w:unhideWhenUsed="1"/>
     <w:lsdException w:name="endnote text" w:semiHidden="1" w:unhideWhenUsed="1"/>
     <w:lsdException w:name="table of authorities" w:semiHidden="1" w:unhideWhenUsed="1"/>
     <w:lsdException w:name="macro" w:semiHidden="1" w:unhideWhenUsed="1"/>
     <w:lsdException w:name="toa heading" w:semiHidden="1" w:unhideWhenUsed="1"/>
     <w:lsdException w:name="List" w:semiHidden="1" w:unhideWhenUsed="1"/>
-    <w:lsdException w:name="List Bullet" w:semiHidden="1" w:uiPriority="0" w:unhideWhenUsed="1" w:qFormat="1"/>
-    <w:lsdException w:name="List Number" w:semiHidden="1" w:uiPriority="0" w:unhideWhenUsed="1" w:qFormat="1"/>
+    <w:lsdException w:name="List Bullet" w:uiPriority="0" w:semiHidden="1" w:unhideWhenUsed="1" w:qFormat="1"/>
+    <w:lsdException w:name="List Number" w:uiPriority="0" w:semiHidden="1" w:unhideWhenUsed="1" w:qFormat="1"/>
     <w:lsdException w:name="List 2" w:semiHidden="1" w:unhideWhenUsed="1"/>
     <w:lsdException w:name="List 3" w:semiHidden="1" w:unhideWhenUsed="1"/>
     <w:lsdException w:name="List 4" w:semiHidden="1" w:unhideWhenUsed="1"/>
     <w:lsdException w:name="List 5" w:semiHidden="1" w:unhideWhenUsed="1"/>
-    <w:lsdException w:name="List Bullet 2" w:semiHidden="1" w:uiPriority="0" w:unhideWhenUsed="1" w:qFormat="1"/>
-    <w:lsdException w:name="List Bullet 3" w:semiHidden="1" w:uiPriority="0" w:unhideWhenUsed="1" w:qFormat="1"/>
+    <w:lsdException w:name="List Bullet 2" w:uiPriority="0" w:semiHidden="1" w:unhideWhenUsed="1" w:qFormat="1"/>
+    <w:lsdException w:name="List Bullet 3" w:uiPriority="0" w:semiHidden="1" w:unhideWhenUsed="1" w:qFormat="1"/>
     <w:lsdException w:name="List Bullet 4" w:semiHidden="1" w:unhideWhenUsed="1"/>
     <w:lsdException w:name="List Bullet 5" w:semiHidden="1" w:unhideWhenUsed="1"/>
     <w:lsdException w:name="List Number 2" w:semiHidden="1" w:unhideWhenUsed="1"/>
@@ -26961,8 +27088,8 @@
     <w:lsdException w:name="Title" w:uiPriority="0" w:qFormat="1"/>
     <w:lsdException w:name="Closing" w:semiHidden="1" w:unhideWhenUsed="1"/>
     <w:lsdException w:name="Signature" w:semiHidden="1" w:unhideWhenUsed="1"/>
-    <w:lsdException w:name="Default Paragraph Font" w:semiHidden="1" w:uiPriority="1" w:unhideWhenUsed="1"/>
-    <w:lsdException w:name="Body Text" w:semiHidden="1" w:uiPriority="0" w:unhideWhenUsed="1" w:qFormat="1"/>
+    <w:lsdException w:name="Default Paragraph Font" w:uiPriority="1" w:semiHidden="1" w:unhideWhenUsed="1"/>
+    <w:lsdException w:name="Body Text" w:uiPriority="0" w:semiHidden="1" w:unhideWhenUsed="1" w:qFormat="1"/>
     <w:lsdException w:name="Body Text Indent" w:semiHidden="1" w:unhideWhenUsed="1"/>
     <w:lsdException w:name="List Continue" w:semiHidden="1" w:unhideWhenUsed="1"/>
     <w:lsdException w:name="List Continue 2" w:semiHidden="1" w:unhideWhenUsed="1"/>
@@ -27002,7 +27129,7 @@
     <w:lsdException w:name="HTML Typewriter" w:semiHidden="1" w:unhideWhenUsed="1"/>
     <w:lsdException w:name="HTML Variable" w:semiHidden="1" w:unhideWhenUsed="1"/>
     <w:lsdException w:name="Normal Table" w:semiHidden="1" w:unhideWhenUsed="1"/>
-    <w:lsdException w:name="annotation subject" w:semiHidden="1" w:uiPriority="0" w:unhideWhenUsed="1" w:qFormat="1"/>
+    <w:lsdException w:name="annotation subject" w:uiPriority="0" w:semiHidden="1" w:unhideWhenUsed="1" w:qFormat="1"/>
     <w:lsdException w:name="No List" w:semiHidden="1" w:unhideWhenUsed="1"/>
     <w:lsdException w:name="Outline List 1" w:semiHidden="1" w:unhideWhenUsed="1"/>
     <w:lsdException w:name="Outline List 2" w:semiHidden="1" w:unhideWhenUsed="1"/>
@@ -27033,7 +27160,7 @@
     <w:lsdException w:name="Table List 1" w:semiHidden="1" w:unhideWhenUsed="1"/>
     <w:lsdException w:name="Table List 2" w:semiHidden="1" w:unhideWhenUsed="1"/>
     <w:lsdException w:name="Table List 3" w:semiHidden="1" w:unhideWhenUsed="1"/>
-    <w:lsdException w:name="Table List 4" w:semiHidden="1" w:uiPriority="0" w:unhideWhenUsed="1"/>
+    <w:lsdException w:name="Table List 4" w:uiPriority="0" w:semiHidden="1" w:unhideWhenUsed="1"/>
     <w:lsdException w:name="Table List 5" w:semiHidden="1" w:unhideWhenUsed="1"/>
     <w:lsdException w:name="Table List 6" w:semiHidden="1" w:unhideWhenUsed="1"/>
     <w:lsdException w:name="Table List 7" w:semiHidden="1" w:unhideWhenUsed="1"/>
@@ -27161,8 +27288,8 @@
     <w:lsdException w:name="Subtle Reference" w:uiPriority="31" w:qFormat="1"/>
     <w:lsdException w:name="Intense Reference" w:uiPriority="32" w:qFormat="1"/>
     <w:lsdException w:name="Book Title" w:uiPriority="33" w:qFormat="1"/>
-    <w:lsdException w:name="Bibliography" w:semiHidden="1" w:uiPriority="37" w:unhideWhenUsed="1"/>
-    <w:lsdException w:name="TOC Heading" w:semiHidden="1" w:uiPriority="39" w:unhideWhenUsed="1" w:qFormat="1"/>
+    <w:lsdException w:name="Bibliography" w:uiPriority="37" w:semiHidden="1" w:unhideWhenUsed="1"/>
+    <w:lsdException w:name="TOC Heading" w:uiPriority="39" w:semiHidden="1" w:unhideWhenUsed="1" w:qFormat="1"/>
     <w:lsdException w:name="Plain Table 1" w:uiPriority="41"/>
     <w:lsdException w:name="Plain Table 2" w:uiPriority="42"/>
     <w:lsdException w:name="Plain Table 3" w:uiPriority="43"/>
@@ -27273,7 +27400,7 @@
     <w:lsdException w:name="Unresolved Mention" w:semiHidden="1" w:unhideWhenUsed="1"/>
     <w:lsdException w:name="Smart Link" w:semiHidden="1" w:unhideWhenUsed="1"/>
   </w:latentStyles>
-  <w:style w:type="paragraph" w:default="1" w:styleId="Normal">
+  <w:style w:type="paragraph" w:styleId="Normal" w:default="1">
     <w:name w:val="Normal"/>
     <w:uiPriority w:val="3"/>
     <w:unhideWhenUsed/>
@@ -27283,7 +27410,7 @@
       <w:spacing w:after="0" w:line="240" w:lineRule="atLeast"/>
     </w:pPr>
     <w:rPr>
-      <w:rFonts w:ascii="Times New Roman" w:eastAsia="Times New Roman" w:hAnsi="Times New Roman" w:cs="Times New Roman"/>
+      <w:rFonts w:ascii="Times New Roman" w:hAnsi="Times New Roman" w:eastAsia="Times New Roman" w:cs="Times New Roman"/>
       <w:sz w:val="20"/>
       <w:szCs w:val="20"/>
     </w:rPr>
@@ -27303,7 +27430,7 @@
       <w:outlineLvl w:val="0"/>
     </w:pPr>
     <w:rPr>
-      <w:rFonts w:ascii="Arial Black" w:eastAsia="Times New Roman" w:hAnsi="Arial Black" w:cs="Times New Roman"/>
+      <w:rFonts w:ascii="Arial Black" w:hAnsi="Arial Black" w:eastAsia="Times New Roman" w:cs="Times New Roman"/>
       <w:caps/>
       <w:color w:val="464547"/>
       <w:sz w:val="28"/>
@@ -27326,7 +27453,7 @@
       <w:outlineLvl w:val="1"/>
     </w:pPr>
     <w:rPr>
-      <w:rFonts w:ascii="Arial Black" w:eastAsia="Times New Roman" w:hAnsi="Arial Black" w:cs="Times New Roman"/>
+      <w:rFonts w:ascii="Arial Black" w:hAnsi="Arial Black" w:eastAsia="Times New Roman" w:cs="Times New Roman"/>
       <w:caps/>
       <w:color w:val="1A9CB0"/>
       <w:sz w:val="24"/>
@@ -27349,7 +27476,7 @@
       <w:outlineLvl w:val="2"/>
     </w:pPr>
     <w:rPr>
-      <w:rFonts w:ascii="Arial Black" w:eastAsia="Times New Roman" w:hAnsi="Arial Black" w:cs="Times New Roman"/>
+      <w:rFonts w:ascii="Arial Black" w:hAnsi="Arial Black" w:eastAsia="Times New Roman" w:cs="Times New Roman"/>
       <w:b/>
       <w:color w:val="1A9CB0"/>
       <w:sz w:val="24"/>
@@ -27372,17 +27499,17 @@
       <w:outlineLvl w:val="3"/>
     </w:pPr>
     <w:rPr>
-      <w:rFonts w:ascii="Arial Black" w:eastAsia="Times New Roman" w:hAnsi="Arial Black" w:cs="Times New Roman"/>
+      <w:rFonts w:ascii="Arial Black" w:hAnsi="Arial Black" w:eastAsia="Times New Roman" w:cs="Times New Roman"/>
       <w:color w:val="1A9CB0"/>
       <w:szCs w:val="20"/>
     </w:rPr>
   </w:style>
-  <w:style w:type="character" w:default="1" w:styleId="DefaultParagraphFont">
+  <w:style w:type="character" w:styleId="DefaultParagraphFont" w:default="1">
     <w:name w:val="Default Paragraph Font"/>
     <w:uiPriority w:val="1"/>
     <w:unhideWhenUsed/>
   </w:style>
-  <w:style w:type="table" w:default="1" w:styleId="TableNormal">
+  <w:style w:type="table" w:styleId="TableNormal" w:default="1">
     <w:name w:val="Normal Table"/>
     <w:uiPriority w:val="99"/>
     <w:semiHidden/>
@@ -27397,58 +27524,58 @@
       </w:tblCellMar>
     </w:tblPr>
   </w:style>
-  <w:style w:type="numbering" w:default="1" w:styleId="NoList">
+  <w:style w:type="numbering" w:styleId="NoList" w:default="1">
     <w:name w:val="No List"/>
     <w:uiPriority w:val="99"/>
     <w:semiHidden/>
     <w:unhideWhenUsed/>
   </w:style>
-  <w:style w:type="character" w:customStyle="1" w:styleId="Heading1Char">
+  <w:style w:type="character" w:styleId="Heading1Char" w:customStyle="1">
     <w:name w:val="Heading 1 Char"/>
     <w:basedOn w:val="DefaultParagraphFont"/>
     <w:link w:val="Heading1"/>
     <w:rsid w:val="00500742"/>
     <w:rPr>
-      <w:rFonts w:ascii="Arial Black" w:eastAsia="Times New Roman" w:hAnsi="Arial Black" w:cs="Times New Roman"/>
+      <w:rFonts w:ascii="Arial Black" w:hAnsi="Arial Black" w:eastAsia="Times New Roman" w:cs="Times New Roman"/>
       <w:caps/>
       <w:color w:val="464547"/>
       <w:sz w:val="28"/>
       <w:szCs w:val="20"/>
     </w:rPr>
   </w:style>
-  <w:style w:type="character" w:customStyle="1" w:styleId="Heading2Char">
+  <w:style w:type="character" w:styleId="Heading2Char" w:customStyle="1">
     <w:name w:val="Heading 2 Char"/>
     <w:basedOn w:val="DefaultParagraphFont"/>
     <w:link w:val="Heading2"/>
     <w:rsid w:val="00500742"/>
     <w:rPr>
-      <w:rFonts w:ascii="Arial Black" w:eastAsia="Times New Roman" w:hAnsi="Arial Black" w:cs="Times New Roman"/>
+      <w:rFonts w:ascii="Arial Black" w:hAnsi="Arial Black" w:eastAsia="Times New Roman" w:cs="Times New Roman"/>
       <w:caps/>
       <w:color w:val="1A9CB0"/>
       <w:sz w:val="24"/>
       <w:szCs w:val="20"/>
     </w:rPr>
   </w:style>
-  <w:style w:type="character" w:customStyle="1" w:styleId="Heading3Char">
+  <w:style w:type="character" w:styleId="Heading3Char" w:customStyle="1">
     <w:name w:val="Heading 3 Char"/>
     <w:basedOn w:val="DefaultParagraphFont"/>
     <w:link w:val="Heading3"/>
     <w:rsid w:val="00500742"/>
     <w:rPr>
-      <w:rFonts w:ascii="Arial Black" w:eastAsia="Times New Roman" w:hAnsi="Arial Black" w:cs="Times New Roman"/>
+      <w:rFonts w:ascii="Arial Black" w:hAnsi="Arial Black" w:eastAsia="Times New Roman" w:cs="Times New Roman"/>
       <w:b/>
       <w:color w:val="1A9CB0"/>
       <w:sz w:val="24"/>
       <w:szCs w:val="20"/>
     </w:rPr>
   </w:style>
-  <w:style w:type="character" w:customStyle="1" w:styleId="Heading4Char">
+  <w:style w:type="character" w:styleId="Heading4Char" w:customStyle="1">
     <w:name w:val="Heading 4 Char"/>
     <w:basedOn w:val="DefaultParagraphFont"/>
     <w:link w:val="Heading4"/>
     <w:rsid w:val="00500742"/>
     <w:rPr>
-      <w:rFonts w:ascii="Arial Black" w:eastAsia="Times New Roman" w:hAnsi="Arial Black" w:cs="Times New Roman"/>
+      <w:rFonts w:ascii="Arial Black" w:hAnsi="Arial Black" w:eastAsia="Times New Roman" w:cs="Times New Roman"/>
       <w:color w:val="1A9CB0"/>
       <w:szCs w:val="20"/>
     </w:rPr>
@@ -27463,19 +27590,19 @@
       <w:spacing w:before="120" w:after="0" w:line="240" w:lineRule="auto"/>
     </w:pPr>
     <w:rPr>
-      <w:rFonts w:ascii="Trebuchet MS" w:eastAsia="Times New Roman" w:hAnsi="Trebuchet MS" w:cs="Times New Roman"/>
+      <w:rFonts w:ascii="Trebuchet MS" w:hAnsi="Trebuchet MS" w:eastAsia="Times New Roman" w:cs="Times New Roman"/>
       <w:color w:val="464547"/>
       <w:sz w:val="20"/>
       <w:szCs w:val="20"/>
     </w:rPr>
   </w:style>
-  <w:style w:type="character" w:customStyle="1" w:styleId="BodyTextChar">
+  <w:style w:type="character" w:styleId="BodyTextChar" w:customStyle="1">
     <w:name w:val="Body Text Char"/>
     <w:basedOn w:val="DefaultParagraphFont"/>
     <w:link w:val="BodyText"/>
     <w:rsid w:val="00500742"/>
     <w:rPr>
-      <w:rFonts w:ascii="Trebuchet MS" w:eastAsia="Times New Roman" w:hAnsi="Trebuchet MS" w:cs="Times New Roman"/>
+      <w:rFonts w:ascii="Trebuchet MS" w:hAnsi="Trebuchet MS" w:eastAsia="Times New Roman" w:cs="Times New Roman"/>
       <w:color w:val="464547"/>
       <w:sz w:val="20"/>
       <w:szCs w:val="20"/>
@@ -27495,19 +27622,19 @@
       <w:ind w:left="-113"/>
     </w:pPr>
     <w:rPr>
-      <w:rFonts w:ascii="Trebuchet MS" w:eastAsia="Times New Roman" w:hAnsi="Trebuchet MS" w:cs="Times New Roman"/>
+      <w:rFonts w:ascii="Trebuchet MS" w:hAnsi="Trebuchet MS" w:eastAsia="Times New Roman" w:cs="Times New Roman"/>
       <w:color w:val="464547"/>
       <w:sz w:val="18"/>
       <w:szCs w:val="18"/>
     </w:rPr>
   </w:style>
-  <w:style w:type="character" w:customStyle="1" w:styleId="FooterChar">
+  <w:style w:type="character" w:styleId="FooterChar" w:customStyle="1">
     <w:name w:val="Footer Char"/>
     <w:basedOn w:val="DefaultParagraphFont"/>
     <w:link w:val="Footer"/>
     <w:rsid w:val="00500742"/>
     <w:rPr>
-      <w:rFonts w:ascii="Trebuchet MS" w:eastAsia="Times New Roman" w:hAnsi="Trebuchet MS" w:cs="Times New Roman"/>
+      <w:rFonts w:ascii="Trebuchet MS" w:hAnsi="Trebuchet MS" w:eastAsia="Times New Roman" w:cs="Times New Roman"/>
       <w:color w:val="464547"/>
       <w:sz w:val="18"/>
       <w:szCs w:val="18"/>
@@ -27526,19 +27653,19 @@
       <w:spacing w:after="0" w:line="240" w:lineRule="auto"/>
     </w:pPr>
     <w:rPr>
-      <w:rFonts w:ascii="Trebuchet MS" w:eastAsia="MS Gothic" w:hAnsi="Trebuchet MS" w:cs="Times New Roman"/>
+      <w:rFonts w:ascii="Trebuchet MS" w:hAnsi="Trebuchet MS" w:eastAsia="MS Gothic" w:cs="Times New Roman"/>
       <w:color w:val="464547"/>
       <w:sz w:val="18"/>
       <w:szCs w:val="20"/>
     </w:rPr>
   </w:style>
-  <w:style w:type="character" w:customStyle="1" w:styleId="HeaderChar">
+  <w:style w:type="character" w:styleId="HeaderChar" w:customStyle="1">
     <w:name w:val="Header Char"/>
     <w:basedOn w:val="DefaultParagraphFont"/>
     <w:link w:val="Header"/>
     <w:rsid w:val="00500742"/>
     <w:rPr>
-      <w:rFonts w:ascii="Trebuchet MS" w:eastAsia="MS Gothic" w:hAnsi="Trebuchet MS" w:cs="Times New Roman"/>
+      <w:rFonts w:ascii="Trebuchet MS" w:hAnsi="Trebuchet MS" w:eastAsia="MS Gothic" w:cs="Times New Roman"/>
       <w:color w:val="464547"/>
       <w:sz w:val="18"/>
       <w:szCs w:val="20"/>
@@ -27578,26 +27705,26 @@
     <w:rsid w:val="00500742"/>
     <w:pPr>
       <w:pBdr>
-        <w:bottom w:val="single" w:sz="4" w:space="1" w:color="A5A5A5" w:themeColor="accent3"/>
+        <w:bottom w:val="single" w:color="A5A5A5" w:themeColor="accent3" w:sz="4" w:space="1"/>
       </w:pBdr>
       <w:spacing w:before="240" w:after="300" w:line="240" w:lineRule="auto"/>
       <w:outlineLvl w:val="0"/>
     </w:pPr>
     <w:rPr>
-      <w:rFonts w:ascii="Arial Black" w:eastAsiaTheme="minorEastAsia" w:hAnsi="Arial Black" w:cs="Times New Roman"/>
+      <w:rFonts w:ascii="Arial Black" w:hAnsi="Arial Black" w:cs="Times New Roman" w:eastAsiaTheme="minorEastAsia"/>
       <w:caps/>
       <w:color w:val="464547"/>
       <w:sz w:val="40"/>
       <w:szCs w:val="20"/>
     </w:rPr>
   </w:style>
-  <w:style w:type="character" w:customStyle="1" w:styleId="TitleChar">
+  <w:style w:type="character" w:styleId="TitleChar" w:customStyle="1">
     <w:name w:val="Title Char"/>
     <w:basedOn w:val="DefaultParagraphFont"/>
     <w:link w:val="Title"/>
     <w:rsid w:val="00500742"/>
     <w:rPr>
-      <w:rFonts w:ascii="Arial Black" w:eastAsiaTheme="minorEastAsia" w:hAnsi="Arial Black" w:cs="Times New Roman"/>
+      <w:rFonts w:ascii="Arial Black" w:hAnsi="Arial Black" w:cs="Times New Roman" w:eastAsiaTheme="minorEastAsia"/>
       <w:caps/>
       <w:color w:val="464547"/>
       <w:sz w:val="40"/>
@@ -27614,7 +27741,7 @@
       <w:spacing w:after="0" w:line="240" w:lineRule="auto"/>
     </w:pPr>
     <w:rPr>
-      <w:rFonts w:ascii="Trebuchet MS" w:eastAsia="Times New Roman" w:hAnsi="Trebuchet MS" w:cs="Times New Roman"/>
+      <w:rFonts w:ascii="Trebuchet MS" w:hAnsi="Trebuchet MS" w:eastAsia="Times New Roman" w:cs="Times New Roman"/>
       <w:bCs/>
       <w:caps/>
       <w:color w:val="3B3838" w:themeColor="background2" w:themeShade="40"/>
@@ -27623,7 +27750,7 @@
     </w:rPr>
   </w:style>
   <w:style w:type="paragraph" w:styleId="CommentText">
-    <w:name w:val="annotation text"/>
+    <w:name w:val="Comment Text"/>
     <w:basedOn w:val="Normal"/>
     <w:link w:val="CommentTextChar"/>
     <w:uiPriority w:val="99"/>
@@ -27634,7 +27761,7 @@
       <w:spacing w:line="240" w:lineRule="auto"/>
     </w:pPr>
   </w:style>
-  <w:style w:type="character" w:customStyle="1" w:styleId="CommentTextChar">
+  <w:style w:type="character" w:styleId="CommentTextChar" w:customStyle="1">
     <w:name w:val="Comment Text Char"/>
     <w:basedOn w:val="DefaultParagraphFont"/>
     <w:link w:val="CommentText"/>
@@ -27642,13 +27769,13 @@
     <w:semiHidden/>
     <w:rsid w:val="00500742"/>
     <w:rPr>
-      <w:rFonts w:ascii="Times New Roman" w:eastAsia="Times New Roman" w:hAnsi="Times New Roman" w:cs="Times New Roman"/>
+      <w:rFonts w:ascii="Times New Roman" w:hAnsi="Times New Roman" w:eastAsia="Times New Roman" w:cs="Times New Roman"/>
       <w:sz w:val="20"/>
       <w:szCs w:val="20"/>
     </w:rPr>
   </w:style>
   <w:style w:type="paragraph" w:styleId="CommentSubject">
-    <w:name w:val="annotation subject"/>
+    <w:name w:val="Comment Subject"/>
     <w:link w:val="CommentSubjectChar"/>
     <w:qFormat/>
     <w:rsid w:val="00500742"/>
@@ -27656,20 +27783,20 @@
       <w:spacing w:before="120" w:after="120" w:line="240" w:lineRule="auto"/>
     </w:pPr>
     <w:rPr>
-      <w:rFonts w:ascii="Arial Black" w:eastAsia="Times New Roman" w:hAnsi="Arial Black" w:cs="Times New Roman"/>
+      <w:rFonts w:ascii="Arial Black" w:hAnsi="Arial Black" w:eastAsia="Times New Roman" w:cs="Times New Roman"/>
       <w:bCs/>
       <w:color w:val="464547"/>
       <w:sz w:val="28"/>
       <w:szCs w:val="20"/>
     </w:rPr>
   </w:style>
-  <w:style w:type="character" w:customStyle="1" w:styleId="CommentSubjectChar">
+  <w:style w:type="character" w:styleId="CommentSubjectChar" w:customStyle="1">
     <w:name w:val="Comment Subject Char"/>
     <w:basedOn w:val="CommentTextChar"/>
     <w:link w:val="CommentSubject"/>
     <w:rsid w:val="00500742"/>
     <w:rPr>
-      <w:rFonts w:ascii="Arial Black" w:eastAsia="Times New Roman" w:hAnsi="Arial Black" w:cs="Times New Roman"/>
+      <w:rFonts w:ascii="Arial Black" w:hAnsi="Arial Black" w:eastAsia="Times New Roman" w:cs="Times New Roman"/>
       <w:bCs/>
       <w:color w:val="464547"/>
       <w:sz w:val="28"/>
@@ -27689,7 +27816,7 @@
       <w:jc w:val="center"/>
     </w:pPr>
     <w:rPr>
-      <w:rFonts w:ascii="Arial Black" w:eastAsiaTheme="majorEastAsia" w:hAnsi="Arial Black" w:cstheme="majorBidi"/>
+      <w:rFonts w:ascii="Arial Black" w:hAnsi="Arial Black" w:eastAsiaTheme="majorEastAsia" w:cstheme="majorBidi"/>
       <w:b/>
       <w:caps/>
       <w:color w:val="464547"/>
@@ -27697,7 +27824,7 @@
       <w:szCs w:val="32"/>
     </w:rPr>
   </w:style>
-  <w:style w:type="paragraph" w:customStyle="1" w:styleId="ProjectName">
+  <w:style w:type="paragraph" w:styleId="ProjectName" w:customStyle="1">
     <w:name w:val="ProjectName"/>
     <w:link w:val="ProjectNameChar"/>
     <w:qFormat/>
@@ -27711,27 +27838,27 @@
       <w:spacing w:before="120" w:after="120" w:line="240" w:lineRule="auto"/>
     </w:pPr>
     <w:rPr>
-      <w:rFonts w:ascii="Arial Black" w:eastAsia="Times New Roman" w:hAnsi="Arial Black" w:cs="Times New Roman"/>
+      <w:rFonts w:ascii="Arial Black" w:hAnsi="Arial Black" w:eastAsia="Times New Roman" w:cs="Times New Roman"/>
       <w:color w:val="464547"/>
       <w:kern w:val="28"/>
       <w:sz w:val="28"/>
       <w:szCs w:val="28"/>
     </w:rPr>
   </w:style>
-  <w:style w:type="character" w:customStyle="1" w:styleId="ProjectNameChar">
+  <w:style w:type="character" w:styleId="ProjectNameChar" w:customStyle="1">
     <w:name w:val="ProjectName Char"/>
     <w:basedOn w:val="DefaultParagraphFont"/>
     <w:link w:val="ProjectName"/>
     <w:rsid w:val="00500742"/>
     <w:rPr>
-      <w:rFonts w:ascii="Arial Black" w:eastAsia="Times New Roman" w:hAnsi="Arial Black" w:cs="Times New Roman"/>
+      <w:rFonts w:ascii="Arial Black" w:hAnsi="Arial Black" w:eastAsia="Times New Roman" w:cs="Times New Roman"/>
       <w:color w:val="464547"/>
       <w:kern w:val="28"/>
       <w:sz w:val="28"/>
       <w:szCs w:val="28"/>
     </w:rPr>
   </w:style>
-  <w:style w:type="numbering" w:customStyle="1" w:styleId="Headings">
+  <w:style w:type="numbering" w:styleId="Headings" w:customStyle="1">
     <w:name w:val="Headings"/>
     <w:uiPriority w:val="99"/>
     <w:rsid w:val="00500742"/>
@@ -27777,7 +27904,7 @@
       <w:spacing w:before="120" w:after="0" w:line="240" w:lineRule="auto"/>
     </w:pPr>
     <w:rPr>
-      <w:rFonts w:ascii="Trebuchet MS" w:eastAsia="Times New Roman" w:hAnsi="Trebuchet MS" w:cs="Times New Roman"/>
+      <w:rFonts w:ascii="Trebuchet MS" w:hAnsi="Trebuchet MS" w:eastAsia="Times New Roman" w:cs="Times New Roman"/>
       <w:color w:val="3B3838" w:themeColor="background2" w:themeShade="40"/>
       <w:sz w:val="20"/>
       <w:szCs w:val="20"/>
@@ -27796,7 +27923,7 @@
       <w:spacing w:before="120" w:after="0" w:line="240" w:lineRule="auto"/>
     </w:pPr>
     <w:rPr>
-      <w:rFonts w:ascii="Trebuchet MS" w:eastAsia="Times New Roman" w:hAnsi="Trebuchet MS" w:cs="Times New Roman"/>
+      <w:rFonts w:ascii="Trebuchet MS" w:hAnsi="Trebuchet MS" w:eastAsia="Times New Roman" w:cs="Times New Roman"/>
       <w:color w:val="3B3838" w:themeColor="background2" w:themeShade="40"/>
       <w:sz w:val="20"/>
       <w:szCs w:val="20"/>
@@ -27815,7 +27942,7 @@
       <w:spacing w:before="120" w:after="0" w:line="240" w:lineRule="auto"/>
     </w:pPr>
     <w:rPr>
-      <w:rFonts w:ascii="Trebuchet MS" w:eastAsia="Times New Roman" w:hAnsi="Trebuchet MS" w:cs="Times New Roman"/>
+      <w:rFonts w:ascii="Trebuchet MS" w:hAnsi="Trebuchet MS" w:eastAsia="Times New Roman" w:cs="Times New Roman"/>
       <w:color w:val="3B3838" w:themeColor="background2" w:themeShade="40"/>
       <w:sz w:val="20"/>
       <w:szCs w:val="20"/>
@@ -27837,13 +27964,13 @@
       <w:spacing w:before="120" w:after="0" w:line="240" w:lineRule="auto"/>
     </w:pPr>
     <w:rPr>
-      <w:rFonts w:ascii="Trebuchet MS" w:eastAsia="Times New Roman" w:hAnsi="Trebuchet MS" w:cs="Times New Roman"/>
+      <w:rFonts w:ascii="Trebuchet MS" w:hAnsi="Trebuchet MS" w:eastAsia="Times New Roman" w:cs="Times New Roman"/>
       <w:color w:val="3B3838" w:themeColor="background2" w:themeShade="40"/>
       <w:sz w:val="20"/>
       <w:szCs w:val="20"/>
     </w:rPr>
   </w:style>
-  <w:style w:type="numbering" w:customStyle="1" w:styleId="BulletList">
+  <w:style w:type="numbering" w:styleId="BulletList" w:customStyle="1">
     <w:name w:val="BulletList"/>
     <w:uiPriority w:val="99"/>
     <w:rsid w:val="00D61C9C"/>
@@ -27853,7 +27980,7 @@
       </w:numPr>
     </w:pPr>
   </w:style>
-  <w:style w:type="numbering" w:customStyle="1" w:styleId="NumberList">
+  <w:style w:type="numbering" w:styleId="NumberList" w:customStyle="1">
     <w:name w:val="NumberList"/>
     <w:uiPriority w:val="99"/>
     <w:rsid w:val="00D61C9C"/>
@@ -27876,7 +28003,7 @@
       <w:ind w:left="400"/>
     </w:pPr>
   </w:style>
-  <w:style w:type="paragraph" w:customStyle="1" w:styleId="TableText">
+  <w:style w:type="paragraph" w:styleId="TableText" w:customStyle="1">
     <w:name w:val="Table_Text"/>
     <w:basedOn w:val="Normal"/>
     <w:qFormat/>
@@ -27906,7 +28033,7 @@
       <w:lang w:val="en-GB"/>
     </w:rPr>
   </w:style>
-  <w:style w:type="paragraph" w:customStyle="1" w:styleId="TableHeading">
+  <w:style w:type="paragraph" w:styleId="TableHeading" w:customStyle="1">
     <w:name w:val="Table_Heading"/>
     <w:basedOn w:val="TableText"/>
     <w:rsid w:val="00C901A0"/>
@@ -27931,17 +28058,17 @@
       <w:spacing w:after="0" w:line="240" w:lineRule="atLeast"/>
     </w:pPr>
     <w:rPr>
-      <w:rFonts w:ascii="Times New Roman" w:eastAsia="Times New Roman" w:hAnsi="Times New Roman" w:cs="Times New Roman"/>
+      <w:rFonts w:ascii="Times New Roman" w:hAnsi="Times New Roman" w:eastAsia="Times New Roman" w:cs="Times New Roman"/>
       <w:sz w:val="20"/>
       <w:szCs w:val="20"/>
     </w:rPr>
     <w:tblPr>
       <w:tblBorders>
-        <w:top w:val="single" w:sz="12" w:space="0" w:color="000000"/>
-        <w:left w:val="single" w:sz="12" w:space="0" w:color="000000"/>
-        <w:bottom w:val="single" w:sz="12" w:space="0" w:color="000000"/>
-        <w:right w:val="single" w:sz="12" w:space="0" w:color="000000"/>
-        <w:insideH w:val="single" w:sz="6" w:space="0" w:color="000000"/>
+        <w:top w:val="single" w:color="000000" w:sz="12" w:space="0"/>
+        <w:left w:val="single" w:color="000000" w:sz="12" w:space="0"/>
+        <w:bottom w:val="single" w:color="000000" w:sz="12" w:space="0"/>
+        <w:right w:val="single" w:color="000000" w:sz="12" w:space="0"/>
+        <w:insideH w:val="single" w:color="000000" w:sz="6" w:space="0"/>
       </w:tblBorders>
     </w:tblPr>
     <w:tcPr>
@@ -27956,15 +28083,15 @@
       <w:tblPr/>
       <w:tcPr>
         <w:tcBorders>
-          <w:bottom w:val="single" w:sz="12" w:space="0" w:color="000000"/>
-          <w:tl2br w:val="none" w:sz="0" w:space="0" w:color="auto"/>
-          <w:tr2bl w:val="none" w:sz="0" w:space="0" w:color="auto"/>
+          <w:bottom w:val="single" w:color="000000" w:sz="12" w:space="0"/>
+          <w:tl2br w:val="none" w:color="auto" w:sz="0" w:space="0"/>
+          <w:tr2bl w:val="none" w:color="auto" w:sz="0" w:space="0"/>
         </w:tcBorders>
         <w:shd w:val="solid" w:color="808080" w:fill="FFFFFF"/>
       </w:tcPr>
     </w:tblStylePr>
   </w:style>
-  <w:style w:type="paragraph" w:customStyle="1" w:styleId="paragraph">
+  <w:style w:type="paragraph" w:styleId="paragraph" w:customStyle="1">
     <w:name w:val="paragraph"/>
     <w:basedOn w:val="Normal"/>
     <w:rsid w:val="002A6682"/>
@@ -27977,18 +28104,18 @@
       <w:szCs w:val="24"/>
     </w:rPr>
   </w:style>
-  <w:style w:type="character" w:customStyle="1" w:styleId="normaltextrun">
+  <w:style w:type="character" w:styleId="normaltextrun" w:customStyle="1">
     <w:name w:val="normaltextrun"/>
     <w:basedOn w:val="DefaultParagraphFont"/>
     <w:rsid w:val="002A6682"/>
   </w:style>
-  <w:style w:type="character" w:customStyle="1" w:styleId="eop">
+  <w:style w:type="character" w:styleId="eop" w:customStyle="1">
     <w:name w:val="eop"/>
     <w:basedOn w:val="DefaultParagraphFont"/>
     <w:rsid w:val="002A6682"/>
   </w:style>
   <w:style w:type="character" w:styleId="CommentReference">
-    <w:name w:val="annotation reference"/>
+    <w:name w:val="Comment Reference"/>
     <w:basedOn w:val="DefaultParagraphFont"/>
     <w:uiPriority w:val="99"/>
     <w:semiHidden/>
@@ -28009,12 +28136,12 @@
     </w:pPr>
     <w:tblPr>
       <w:tblBorders>
-        <w:top w:val="single" w:sz="4" w:space="0" w:color="auto"/>
-        <w:left w:val="single" w:sz="4" w:space="0" w:color="auto"/>
-        <w:bottom w:val="single" w:sz="4" w:space="0" w:color="auto"/>
-        <w:right w:val="single" w:sz="4" w:space="0" w:color="auto"/>
-        <w:insideH w:val="single" w:sz="4" w:space="0" w:color="auto"/>
-        <w:insideV w:val="single" w:sz="4" w:space="0" w:color="auto"/>
+        <w:top w:val="single" w:color="auto" w:sz="4" w:space="0"/>
+        <w:left w:val="single" w:color="auto" w:sz="4" w:space="0"/>
+        <w:bottom w:val="single" w:color="auto" w:sz="4" w:space="0"/>
+        <w:right w:val="single" w:color="auto" w:sz="4" w:space="0"/>
+        <w:insideH w:val="single" w:color="auto" w:sz="4" w:space="0"/>
+        <w:insideV w:val="single" w:color="auto" w:sz="4" w:space="0"/>
       </w:tblBorders>
     </w:tblPr>
   </w:style>
@@ -28038,7 +28165,7 @@
 </file>
 
 <file path=word/theme/theme1.xml><?xml version="1.0" encoding="utf-8"?>
-<a:theme xmlns:a="http://schemas.openxmlformats.org/drawingml/2006/main" name="Office Theme">
+<a:theme xmlns:a="http://schemas.openxmlformats.org/drawingml/2006/main" xmlns:thm15="http://schemas.microsoft.com/office/thememl/2012/main" name="Office Theme">
   <a:themeElements>
     <a:clrScheme name="Office">
       <a:dk1>

--- a/dwh_design/Business_Template.docx
+++ b/dwh_design/Business_Template.docx
@@ -15297,34 +15297,64 @@
         <w:ind w:left="720"/>
       </w:pPr>
       <w:r>
+        <w:rPr/>
         <w:t xml:space="preserve">PRODUCT_MIN_AMOUNT (catalog price) </w:t>
       </w:r>
       <w:r>
+        <w:rPr/>
         <w:t>may change</w:t>
       </w:r>
       <w:r>
+        <w:rPr/>
         <w:t xml:space="preserve"> due to seasonal promotions, markdowns, and supplier renegotiation</w:t>
       </w:r>
       <w:r>
+        <w:rPr/>
         <w:t xml:space="preserve">s. </w:t>
       </w:r>
       <w:r>
-        <w:t>Historical price versioning is required to correctly calculate gross margin and profitability for past transactions</w:t>
-      </w:r>
-      <w:r>
+        <w:rPr/>
+        <w:t xml:space="preserve">Historical price versioning is </w:t>
+      </w:r>
+      <w:r>
+        <w:rPr/>
+        <w:t>required</w:t>
+      </w:r>
+      <w:r>
+        <w:rPr/>
+        <w:t xml:space="preserve"> to correctly calculate gross margin and profitability for past transactions</w:t>
+      </w:r>
+      <w:r>
+        <w:rPr/>
         <w:t xml:space="preserve">. </w:t>
       </w:r>
       <w:r>
+        <w:rPr/>
         <w:t xml:space="preserve">Without history, all past sales would be evaluated against the current price </w:t>
       </w:r>
       <w:r>
+        <w:rPr/>
         <w:t>-</w:t>
       </w:r>
       <w:r>
+        <w:rPr/>
         <w:t xml:space="preserve"> producing incorrect financial reports</w:t>
       </w:r>
       <w:r>
+        <w:rPr/>
         <w:t>.</w:t>
+      </w:r>
+      <w:r>
+        <w:rPr/>
+        <w:t xml:space="preserve"> Also used to store past information about </w:t>
+      </w:r>
+      <w:r>
+        <w:rPr/>
+        <w:t>colour</w:t>
+      </w:r>
+      <w:r>
+        <w:rPr/>
+        <w:t>, size and description of a given product.</w:t>
       </w:r>
     </w:p>
     <w:p>
@@ -15396,23 +15426,82 @@
         <w:ind w:left="720"/>
       </w:pPr>
       <w:r>
+        <w:rPr/>
         <w:t>Employee attribute changes (address, phone, email) are administrative corrections, not business events</w:t>
       </w:r>
       <w:r>
+        <w:rPr/>
         <w:t xml:space="preserve">. </w:t>
       </w:r>
       <w:r>
+        <w:rPr/>
         <w:t>Sales analysis per employee does not require knowledge of where an employee lived at the time of a transaction</w:t>
       </w:r>
       <w:r>
+        <w:rPr/>
         <w:t xml:space="preserve">. </w:t>
       </w:r>
       <w:r>
+        <w:rPr/>
         <w:t>Source data does not contain department or store assignment attributes that would justify historical tracking</w:t>
       </w:r>
       <w:r>
+        <w:rPr/>
         <w:t>.</w:t>
       </w:r>
+    </w:p>
+    <w:p>
+      <w:pPr>
+        <w:pStyle w:val="ListBullet2"/>
+        <w:numPr>
+          <w:ilvl w:val="0"/>
+          <w:numId w:val="0"/>
+        </w:numPr>
+        <w:ind w:left="720"/>
+      </w:pPr>
+    </w:p>
+    <w:p>
+      <w:pPr>
+        <w:pStyle w:val="ListBullet"/>
+        <w:spacing w:before="60" w:after="120"/>
+        <w:contextualSpacing w:val="1"/>
+        <w:rPr/>
+      </w:pPr>
+      <w:r>
+        <w:rPr>
+          <w:b w:val="1"/>
+          <w:bCs w:val="1"/>
+        </w:rPr>
+        <w:t>CE_LOCATIONS</w:t>
+      </w:r>
+    </w:p>
+    <w:p>
+      <w:pPr>
+        <w:pStyle w:val="BodyText"/>
+        <w:ind w:firstLine="720"/>
+      </w:pPr>
+      <w:r>
+        <w:rPr/>
+        <w:t>Used to store address information</w:t>
+      </w:r>
+      <w:r>
+        <w:rPr/>
+        <w:t>, used in customers and employees</w:t>
+      </w:r>
+      <w:r>
+        <w:rPr/>
+        <w:t xml:space="preserve">. </w:t>
+      </w:r>
+    </w:p>
+    <w:p>
+      <w:pPr>
+        <w:pStyle w:val="ListBullet2"/>
+        <w:numPr>
+          <w:ilvl w:val="0"/>
+          <w:numId w:val="0"/>
+        </w:numPr>
+        <w:ind w:left="720"/>
+      </w:pPr>
     </w:p>
     <w:p>
       <w:pPr>
@@ -15591,15 +15680,46 @@
         <w:contextualSpacing/>
       </w:pPr>
       <w:r>
+        <w:rPr/>
         <w:t xml:space="preserve">Calendar attributes are </w:t>
       </w:r>
       <w:proofErr w:type="gramStart"/>
       <w:r>
+        <w:rPr/>
         <w:t>immutable by definition</w:t>
       </w:r>
       <w:proofErr w:type="gramEnd"/>
       <w:r>
+        <w:rPr/>
         <w:t>.</w:t>
+      </w:r>
+    </w:p>
+    <w:p>
+      <w:pPr>
+        <w:pStyle w:val="ListBullet"/>
+        <w:numPr>
+          <w:ilvl w:val="0"/>
+          <w:numId w:val="0"/>
+        </w:numPr>
+        <w:spacing w:before="60" w:after="120"/>
+        <w:ind w:left="720"/>
+        <w:contextualSpacing w:val="1"/>
+      </w:pPr>
+    </w:p>
+    <w:p>
+      <w:pPr>
+        <w:pStyle w:val="ListBullet"/>
+        <w:spacing w:before="60" w:after="120"/>
+        <w:ind/>
+        <w:contextualSpacing w:val="1"/>
+        <w:rPr/>
+      </w:pPr>
+      <w:r>
+        <w:rPr>
+          <w:b w:val="1"/>
+          <w:bCs w:val="1"/>
+        </w:rPr>
+        <w:t>CE_ZONES</w:t>
       </w:r>
     </w:p>
     <w:p>
@@ -15611,8 +15731,12 @@
         </w:numPr>
         <w:spacing w:before="60" w:after="120"/>
         <w:ind w:left="357" w:firstLine="363"/>
-        <w:contextualSpacing/>
-      </w:pPr>
+        <w:contextualSpacing w:val="1"/>
+      </w:pPr>
+      <w:r>
+        <w:rPr/>
+        <w:t>Fixed values of store zones (North, South, East, West)</w:t>
+      </w:r>
     </w:p>
     <w:p>
       <w:pPr>
@@ -15742,7 +15866,7 @@
       </w:tr>
       <w:tr>
         <w:trPr>
-          <w:trHeight w:val="432"/>
+          <w:trHeight w:val="300"/>
         </w:trPr>
         <w:tc>
           <w:tcPr>
@@ -16490,7 +16614,7 @@
       </w:tr>
       <w:tr>
         <w:trPr>
-          <w:trHeight w:val="432"/>
+          <w:trHeight w:val="420"/>
         </w:trPr>
         <w:tc>
           <w:tcPr>
@@ -16647,6 +16771,807 @@
             </w:pPr>
             <w:r>
               <w:t xml:space="preserve"> Source triplet </w:t>
+            </w:r>
+          </w:p>
+        </w:tc>
+      </w:tr>
+    </w:tbl>
+    <w:p>
+      <w:pPr>
+        <w:pStyle w:val="BodyText"/>
+      </w:pPr>
+    </w:p>
+    <w:p>
+      <w:pPr>
+        <w:pStyle w:val="Heading3"/>
+        <w:rPr/>
+      </w:pPr>
+      <w:r>
+        <w:rPr/>
+        <w:t xml:space="preserve">CE_LOCATIONS (SCD Type </w:t>
+      </w:r>
+      <w:r>
+        <w:rPr/>
+        <w:t>1</w:t>
+      </w:r>
+      <w:r>
+        <w:rPr/>
+        <w:t>)</w:t>
+      </w:r>
+    </w:p>
+    <w:p>
+      <w:pPr>
+        <w:pStyle w:val="BodyText"/>
+      </w:pPr>
+      <w:r>
+        <w:rPr/>
+        <w:t xml:space="preserve">Table for information about locations (city, </w:t>
+      </w:r>
+      <w:r>
+        <w:rPr/>
+        <w:t>state</w:t>
+      </w:r>
+      <w:r>
+        <w:rPr/>
+        <w:t xml:space="preserve"> and postal code are connecte</w:t>
+      </w:r>
+      <w:r>
+        <w:rPr/>
+        <w:t>d).</w:t>
+      </w:r>
+      <w:r>
+        <w:rPr/>
+        <w:t xml:space="preserve"> </w:t>
+      </w:r>
+    </w:p>
+    <w:p>
+      <w:pPr>
+        <w:pStyle w:val="Normal"/>
+      </w:pPr>
+    </w:p>
+    <w:tbl>
+      <w:tblPr>
+        <w:tblW w:w="0" w:type="auto"/>
+        <w:tblInd w:w="-5" w:type="dxa"/>
+        <w:tblBorders>
+          <w:top w:val="single" w:color="76CDD8" w:sz="4"/>
+          <w:left w:val="single" w:color="76CDD8" w:sz="4"/>
+          <w:bottom w:val="single" w:color="76CDD8" w:sz="4"/>
+          <w:right w:val="single" w:color="76CDD8" w:sz="4"/>
+          <w:insideH w:val="single" w:color="76CDD8" w:sz="4"/>
+          <w:insideV w:val="single" w:color="76CDD8" w:sz="4"/>
+        </w:tblBorders>
+        <w:tblLook w:val="0000" w:firstRow="0" w:lastRow="0" w:firstColumn="0" w:lastColumn="0" w:noHBand="0" w:noVBand="0"/>
+      </w:tblPr>
+      <w:tblGrid>
+        <w:gridCol w:w="3073"/>
+        <w:gridCol w:w="3330"/>
+        <w:gridCol w:w="2790"/>
+      </w:tblGrid>
+      <w:tr>
+        <w:trPr>
+          <w:trHeight w:val="285"/>
+        </w:trPr>
+        <w:tc>
+          <w:tcPr>
+            <w:tcW w:w="3073" w:type="dxa"/>
+            <w:shd w:val="clear" w:color="auto" w:fill="76CDD8"/>
+            <w:tcMar/>
+          </w:tcPr>
+          <w:p>
+            <w:pPr>
+              <w:pStyle w:val="Normal"/>
+              <w:widowControl w:val="0"/>
+              <w:rPr>
+                <w:rFonts w:ascii="Trebuchet MS" w:hAnsi="Trebuchet MS" w:eastAsia="Trebuchet MS" w:cs="Trebuchet MS"/>
+              </w:rPr>
+            </w:pPr>
+            <w:r>
+              <w:rPr>
+                <w:rFonts w:ascii="Trebuchet MS" w:hAnsi="Trebuchet MS" w:eastAsia="Trebuchet MS" w:cs="Trebuchet MS"/>
+              </w:rPr>
+              <w:t xml:space="preserve">Column Name </w:t>
+            </w:r>
+          </w:p>
+        </w:tc>
+        <w:tc>
+          <w:tcPr>
+            <w:tcW w:w="3330" w:type="dxa"/>
+            <w:shd w:val="clear" w:color="auto" w:fill="76CDD8"/>
+            <w:tcMar/>
+          </w:tcPr>
+          <w:p>
+            <w:pPr>
+              <w:pStyle w:val="Normal"/>
+              <w:widowControl w:val="0"/>
+              <w:rPr>
+                <w:rFonts w:ascii="Trebuchet MS" w:hAnsi="Trebuchet MS" w:eastAsia="Trebuchet MS" w:cs="Trebuchet MS"/>
+              </w:rPr>
+            </w:pPr>
+            <w:r>
+              <w:rPr>
+                <w:rFonts w:ascii="Trebuchet MS" w:hAnsi="Trebuchet MS" w:eastAsia="Trebuchet MS" w:cs="Trebuchet MS"/>
+              </w:rPr>
+              <w:t xml:space="preserve"> Data Type </w:t>
+            </w:r>
+          </w:p>
+        </w:tc>
+        <w:tc>
+          <w:tcPr>
+            <w:tcW w:w="2790" w:type="dxa"/>
+            <w:shd w:val="clear" w:color="auto" w:fill="76CDD8"/>
+            <w:tcMar/>
+          </w:tcPr>
+          <w:p>
+            <w:pPr>
+              <w:pStyle w:val="Normal"/>
+              <w:widowControl w:val="0"/>
+              <w:rPr>
+                <w:rFonts w:ascii="Trebuchet MS" w:hAnsi="Trebuchet MS" w:eastAsia="Trebuchet MS" w:cs="Trebuchet MS"/>
+              </w:rPr>
+            </w:pPr>
+            <w:r>
+              <w:rPr>
+                <w:rFonts w:ascii="Trebuchet MS" w:hAnsi="Trebuchet MS" w:eastAsia="Trebuchet MS" w:cs="Trebuchet MS"/>
+              </w:rPr>
+              <w:t xml:space="preserve"> Notes </w:t>
+            </w:r>
+          </w:p>
+        </w:tc>
+      </w:tr>
+      <w:tr>
+        <w:trPr>
+          <w:trHeight w:val="300"/>
+        </w:trPr>
+        <w:tc>
+          <w:tcPr>
+            <w:tcW w:w="3073" w:type="dxa"/>
+            <w:tcMar/>
+          </w:tcPr>
+          <w:p>
+            <w:pPr>
+              <w:pStyle w:val="Normal"/>
+              <w:rPr>
+                <w:rFonts w:ascii="Trebuchet MS" w:hAnsi="Trebuchet MS" w:eastAsia="Trebuchet MS" w:cs="Trebuchet MS"/>
+              </w:rPr>
+            </w:pPr>
+            <w:r>
+              <w:rPr>
+                <w:rFonts w:ascii="Trebuchet MS" w:hAnsi="Trebuchet MS" w:eastAsia="Trebuchet MS" w:cs="Trebuchet MS"/>
+              </w:rPr>
+              <w:t>LOCATION_ID</w:t>
+            </w:r>
+          </w:p>
+        </w:tc>
+        <w:tc>
+          <w:tcPr>
+            <w:tcW w:w="3330" w:type="dxa"/>
+            <w:tcMar/>
+          </w:tcPr>
+          <w:p>
+            <w:pPr>
+              <w:pStyle w:val="Normal"/>
+              <w:rPr>
+                <w:rFonts w:ascii="Trebuchet MS" w:hAnsi="Trebuchet MS" w:eastAsia="Trebuchet MS" w:cs="Trebuchet MS"/>
+              </w:rPr>
+            </w:pPr>
+            <w:r>
+              <w:rPr>
+                <w:rFonts w:ascii="Trebuchet MS" w:hAnsi="Trebuchet MS" w:eastAsia="Trebuchet MS" w:cs="Trebuchet MS"/>
+              </w:rPr>
+              <w:t>BIGINT NOT NULL</w:t>
+            </w:r>
+          </w:p>
+        </w:tc>
+        <w:tc>
+          <w:tcPr>
+            <w:tcW w:w="2790" w:type="dxa"/>
+            <w:tcMar/>
+          </w:tcPr>
+          <w:p>
+            <w:pPr>
+              <w:pStyle w:val="Normal"/>
+            </w:pPr>
+            <w:r>
+              <w:rPr>
+                <w:rFonts w:ascii="Trebuchet MS" w:hAnsi="Trebuchet MS" w:eastAsia="Trebuchet MS" w:cs="Trebuchet MS"/>
+              </w:rPr>
+              <w:t>PK</w:t>
+            </w:r>
+            <w:r>
+              <w:rPr>
+                <w:rFonts w:ascii="Trebuchet MS" w:hAnsi="Trebuchet MS" w:eastAsia="Trebuchet MS" w:cs="Trebuchet MS"/>
+              </w:rPr>
+              <w:t xml:space="preserve"> – generated sequence</w:t>
+            </w:r>
+          </w:p>
+        </w:tc>
+      </w:tr>
+      <w:tr>
+        <w:trPr>
+          <w:trHeight w:val="432"/>
+        </w:trPr>
+        <w:tc>
+          <w:tcPr>
+            <w:tcW w:w="3073" w:type="dxa"/>
+            <w:tcMar/>
+          </w:tcPr>
+          <w:p>
+            <w:pPr>
+              <w:pStyle w:val="Normal"/>
+              <w:rPr>
+                <w:rFonts w:ascii="Trebuchet MS" w:hAnsi="Trebuchet MS" w:eastAsia="Trebuchet MS" w:cs="Trebuchet MS"/>
+              </w:rPr>
+            </w:pPr>
+            <w:r>
+              <w:rPr>
+                <w:rFonts w:ascii="Trebuchet MS" w:hAnsi="Trebuchet MS" w:eastAsia="Trebuchet MS" w:cs="Trebuchet MS"/>
+              </w:rPr>
+              <w:t>LOCATION_SRC_ID</w:t>
+            </w:r>
+          </w:p>
+        </w:tc>
+        <w:tc>
+          <w:tcPr>
+            <w:tcW w:w="3330" w:type="dxa"/>
+            <w:tcMar/>
+          </w:tcPr>
+          <w:p>
+            <w:pPr>
+              <w:pStyle w:val="Normal"/>
+              <w:rPr>
+                <w:rFonts w:ascii="Trebuchet MS" w:hAnsi="Trebuchet MS" w:eastAsia="Trebuchet MS" w:cs="Trebuchet MS"/>
+              </w:rPr>
+            </w:pPr>
+            <w:r>
+              <w:rPr>
+                <w:rFonts w:ascii="Trebuchet MS" w:hAnsi="Trebuchet MS" w:eastAsia="Trebuchet MS" w:cs="Trebuchet MS"/>
+              </w:rPr>
+              <w:t>VARCHAR(100) NOT NULL</w:t>
+            </w:r>
+          </w:p>
+        </w:tc>
+        <w:tc>
+          <w:tcPr>
+            <w:tcW w:w="2790" w:type="dxa"/>
+            <w:tcMar/>
+          </w:tcPr>
+          <w:p>
+            <w:pPr>
+              <w:pStyle w:val="Normal"/>
+              <w:rPr>
+                <w:rFonts w:ascii="Trebuchet MS" w:hAnsi="Trebuchet MS" w:eastAsia="Trebuchet MS" w:cs="Trebuchet MS"/>
+              </w:rPr>
+            </w:pPr>
+            <w:r>
+              <w:rPr>
+                <w:rFonts w:ascii="Trebuchet MS" w:hAnsi="Trebuchet MS" w:eastAsia="Trebuchet MS" w:cs="Trebuchet MS"/>
+              </w:rPr>
+              <w:t>NK — generated from address components</w:t>
+            </w:r>
+          </w:p>
+        </w:tc>
+      </w:tr>
+      <w:tr>
+        <w:trPr>
+          <w:trHeight w:val="432"/>
+        </w:trPr>
+        <w:tc>
+          <w:tcPr>
+            <w:tcW w:w="3073" w:type="dxa"/>
+            <w:tcMar/>
+          </w:tcPr>
+          <w:p>
+            <w:pPr>
+              <w:pStyle w:val="Normal"/>
+              <w:rPr>
+                <w:rFonts w:ascii="Trebuchet MS" w:hAnsi="Trebuchet MS" w:eastAsia="Trebuchet MS" w:cs="Trebuchet MS"/>
+              </w:rPr>
+            </w:pPr>
+            <w:r>
+              <w:rPr>
+                <w:rFonts w:ascii="Trebuchet MS" w:hAnsi="Trebuchet MS" w:eastAsia="Trebuchet MS" w:cs="Trebuchet MS"/>
+              </w:rPr>
+              <w:t>LOCATION_ADDRESS</w:t>
+            </w:r>
+          </w:p>
+        </w:tc>
+        <w:tc>
+          <w:tcPr>
+            <w:tcW w:w="3330" w:type="dxa"/>
+            <w:tcMar/>
+          </w:tcPr>
+          <w:p>
+            <w:pPr>
+              <w:pStyle w:val="Normal"/>
+              <w:rPr>
+                <w:rFonts w:ascii="Trebuchet MS" w:hAnsi="Trebuchet MS" w:eastAsia="Trebuchet MS" w:cs="Trebuchet MS"/>
+              </w:rPr>
+            </w:pPr>
+            <w:r>
+              <w:rPr>
+                <w:rFonts w:ascii="Trebuchet MS" w:hAnsi="Trebuchet MS" w:eastAsia="Trebuchet MS" w:cs="Trebuchet MS"/>
+              </w:rPr>
+              <w:t>VARCHAR(200) NOT NULL</w:t>
+            </w:r>
+          </w:p>
+        </w:tc>
+        <w:tc>
+          <w:tcPr>
+            <w:tcW w:w="2790" w:type="dxa"/>
+            <w:tcMar/>
+          </w:tcPr>
+          <w:p>
+            <w:pPr>
+              <w:pStyle w:val="Normal"/>
+              <w:rPr>
+                <w:rFonts w:ascii="Trebuchet MS" w:hAnsi="Trebuchet MS" w:eastAsia="Trebuchet MS" w:cs="Trebuchet MS"/>
+              </w:rPr>
+            </w:pPr>
+            <w:r>
+              <w:rPr>
+                <w:rFonts w:ascii="Trebuchet MS" w:hAnsi="Trebuchet MS" w:eastAsia="Trebuchet MS" w:cs="Trebuchet MS"/>
+              </w:rPr>
+              <w:t>Street address</w:t>
+            </w:r>
+          </w:p>
+        </w:tc>
+      </w:tr>
+      <w:tr>
+        <w:trPr>
+          <w:trHeight w:val="432"/>
+        </w:trPr>
+        <w:tc>
+          <w:tcPr>
+            <w:tcW w:w="3073" w:type="dxa"/>
+            <w:tcMar/>
+          </w:tcPr>
+          <w:p>
+            <w:pPr>
+              <w:pStyle w:val="Normal"/>
+              <w:rPr>
+                <w:rFonts w:ascii="Trebuchet MS" w:hAnsi="Trebuchet MS" w:eastAsia="Trebuchet MS" w:cs="Trebuchet MS"/>
+              </w:rPr>
+            </w:pPr>
+            <w:r>
+              <w:rPr>
+                <w:rFonts w:ascii="Trebuchet MS" w:hAnsi="Trebuchet MS" w:eastAsia="Trebuchet MS" w:cs="Trebuchet MS"/>
+              </w:rPr>
+              <w:t>LOCATION_POSTAL_CODE</w:t>
+            </w:r>
+          </w:p>
+        </w:tc>
+        <w:tc>
+          <w:tcPr>
+            <w:tcW w:w="3330" w:type="dxa"/>
+            <w:tcMar/>
+          </w:tcPr>
+          <w:p>
+            <w:pPr>
+              <w:pStyle w:val="Normal"/>
+              <w:rPr>
+                <w:rFonts w:ascii="Trebuchet MS" w:hAnsi="Trebuchet MS" w:eastAsia="Trebuchet MS" w:cs="Trebuchet MS"/>
+              </w:rPr>
+            </w:pPr>
+            <w:r>
+              <w:rPr>
+                <w:rFonts w:ascii="Trebuchet MS" w:hAnsi="Trebuchet MS" w:eastAsia="Trebuchet MS" w:cs="Trebuchet MS"/>
+              </w:rPr>
+              <w:t>VARCHAR(10) NOT NULL</w:t>
+            </w:r>
+          </w:p>
+        </w:tc>
+        <w:tc>
+          <w:tcPr>
+            <w:tcW w:w="2790" w:type="dxa"/>
+            <w:tcMar/>
+          </w:tcPr>
+          <w:p>
+            <w:pPr>
+              <w:pStyle w:val="Normal"/>
+              <w:rPr>
+                <w:rFonts w:ascii="Trebuchet MS" w:hAnsi="Trebuchet MS" w:eastAsia="Trebuchet MS" w:cs="Trebuchet MS"/>
+              </w:rPr>
+            </w:pPr>
+            <w:r>
+              <w:rPr>
+                <w:rFonts w:ascii="Trebuchet MS" w:hAnsi="Trebuchet MS" w:eastAsia="Trebuchet MS" w:cs="Trebuchet MS"/>
+              </w:rPr>
+              <w:t>Postal code — determinant of city and state</w:t>
+            </w:r>
+          </w:p>
+        </w:tc>
+      </w:tr>
+      <w:tr>
+        <w:trPr>
+          <w:trHeight w:val="432"/>
+        </w:trPr>
+        <w:tc>
+          <w:tcPr>
+            <w:tcW w:w="3073" w:type="dxa"/>
+            <w:tcMar/>
+          </w:tcPr>
+          <w:p>
+            <w:pPr>
+              <w:pStyle w:val="Normal"/>
+              <w:rPr>
+                <w:rFonts w:ascii="Trebuchet MS" w:hAnsi="Trebuchet MS" w:eastAsia="Trebuchet MS" w:cs="Trebuchet MS"/>
+              </w:rPr>
+            </w:pPr>
+            <w:r>
+              <w:rPr>
+                <w:rFonts w:ascii="Trebuchet MS" w:hAnsi="Trebuchet MS" w:eastAsia="Trebuchet MS" w:cs="Trebuchet MS"/>
+              </w:rPr>
+              <w:t>LOCATION_CITY</w:t>
+            </w:r>
+          </w:p>
+        </w:tc>
+        <w:tc>
+          <w:tcPr>
+            <w:tcW w:w="3330" w:type="dxa"/>
+            <w:tcMar/>
+          </w:tcPr>
+          <w:p>
+            <w:pPr>
+              <w:pStyle w:val="Normal"/>
+              <w:rPr>
+                <w:rFonts w:ascii="Trebuchet MS" w:hAnsi="Trebuchet MS" w:eastAsia="Trebuchet MS" w:cs="Trebuchet MS"/>
+              </w:rPr>
+            </w:pPr>
+            <w:r>
+              <w:rPr>
+                <w:rFonts w:ascii="Trebuchet MS" w:hAnsi="Trebuchet MS" w:eastAsia="Trebuchet MS" w:cs="Trebuchet MS"/>
+              </w:rPr>
+              <w:t>VARCHAR(100) NOT NULL</w:t>
+            </w:r>
+          </w:p>
+        </w:tc>
+        <w:tc>
+          <w:tcPr>
+            <w:tcW w:w="2790" w:type="dxa"/>
+            <w:tcMar/>
+          </w:tcPr>
+          <w:p>
+            <w:pPr>
+              <w:pStyle w:val="Normal"/>
+              <w:rPr>
+                <w:rFonts w:ascii="Trebuchet MS" w:hAnsi="Trebuchet MS" w:eastAsia="Trebuchet MS" w:cs="Trebuchet MS"/>
+              </w:rPr>
+            </w:pPr>
+            <w:r>
+              <w:rPr>
+                <w:rFonts w:ascii="Trebuchet MS" w:hAnsi="Trebuchet MS" w:eastAsia="Trebuchet MS" w:cs="Trebuchet MS"/>
+              </w:rPr>
+              <w:t>City — determined by postal code</w:t>
+            </w:r>
+          </w:p>
+        </w:tc>
+      </w:tr>
+      <w:tr>
+        <w:trPr>
+          <w:trHeight w:val="432"/>
+        </w:trPr>
+        <w:tc>
+          <w:tcPr>
+            <w:tcW w:w="3073" w:type="dxa"/>
+            <w:tcMar/>
+          </w:tcPr>
+          <w:p>
+            <w:pPr>
+              <w:pStyle w:val="Normal"/>
+              <w:rPr>
+                <w:rFonts w:ascii="Trebuchet MS" w:hAnsi="Trebuchet MS" w:eastAsia="Trebuchet MS" w:cs="Trebuchet MS"/>
+              </w:rPr>
+            </w:pPr>
+            <w:r>
+              <w:rPr>
+                <w:rFonts w:ascii="Trebuchet MS" w:hAnsi="Trebuchet MS" w:eastAsia="Trebuchet MS" w:cs="Trebuchet MS"/>
+              </w:rPr>
+              <w:t>LOCATION_STATE</w:t>
+            </w:r>
+          </w:p>
+        </w:tc>
+        <w:tc>
+          <w:tcPr>
+            <w:tcW w:w="3330" w:type="dxa"/>
+            <w:tcMar/>
+          </w:tcPr>
+          <w:p>
+            <w:pPr>
+              <w:pStyle w:val="Normal"/>
+              <w:rPr>
+                <w:rFonts w:ascii="Trebuchet MS" w:hAnsi="Trebuchet MS" w:eastAsia="Trebuchet MS" w:cs="Trebuchet MS"/>
+              </w:rPr>
+            </w:pPr>
+            <w:r>
+              <w:rPr>
+                <w:rFonts w:ascii="Trebuchet MS" w:hAnsi="Trebuchet MS" w:eastAsia="Trebuchet MS" w:cs="Trebuchet MS"/>
+              </w:rPr>
+              <w:t>CHAR(2) NOT NULL</w:t>
+            </w:r>
+          </w:p>
+        </w:tc>
+        <w:tc>
+          <w:tcPr>
+            <w:tcW w:w="2790" w:type="dxa"/>
+            <w:tcMar/>
+          </w:tcPr>
+          <w:p>
+            <w:pPr>
+              <w:pStyle w:val="Normal"/>
+              <w:rPr>
+                <w:rFonts w:ascii="Trebuchet MS" w:hAnsi="Trebuchet MS" w:eastAsia="Trebuchet MS" w:cs="Trebuchet MS"/>
+              </w:rPr>
+            </w:pPr>
+            <w:r>
+              <w:rPr>
+                <w:rFonts w:ascii="Trebuchet MS" w:hAnsi="Trebuchet MS" w:eastAsia="Trebuchet MS" w:cs="Trebuchet MS"/>
+              </w:rPr>
+              <w:t>State code — determined by postal code</w:t>
+            </w:r>
+          </w:p>
+        </w:tc>
+      </w:tr>
+      <w:tr>
+        <w:trPr>
+          <w:trHeight w:val="432"/>
+        </w:trPr>
+        <w:tc>
+          <w:tcPr>
+            <w:tcW w:w="3073" w:type="dxa"/>
+            <w:tcMar/>
+          </w:tcPr>
+          <w:p>
+            <w:pPr>
+              <w:pStyle w:val="BodyText"/>
+            </w:pPr>
+            <w:r>
+              <w:rPr/>
+              <w:t xml:space="preserve"> </w:t>
+            </w:r>
+            <w:r>
+              <w:rPr/>
+              <w:t>TA_INSERT_DT</w:t>
+            </w:r>
+            <w:r>
+              <w:rPr/>
+              <w:t xml:space="preserve"> </w:t>
+            </w:r>
+          </w:p>
+        </w:tc>
+        <w:tc>
+          <w:tcPr>
+            <w:tcW w:w="3330" w:type="dxa"/>
+            <w:tcMar/>
+          </w:tcPr>
+          <w:p>
+            <w:pPr>
+              <w:pStyle w:val="BodyText"/>
+            </w:pPr>
+            <w:r>
+              <w:rPr/>
+              <w:t xml:space="preserve"> DATE NOT NULL </w:t>
+            </w:r>
+          </w:p>
+        </w:tc>
+        <w:tc>
+          <w:tcPr>
+            <w:tcW w:w="2790" w:type="dxa"/>
+            <w:tcMar/>
+          </w:tcPr>
+          <w:p>
+            <w:pPr>
+              <w:pStyle w:val="BodyText"/>
+            </w:pPr>
+            <w:r>
+              <w:rPr/>
+              <w:t xml:space="preserve"> Row creation date </w:t>
+            </w:r>
+          </w:p>
+        </w:tc>
+      </w:tr>
+      <w:tr>
+        <w:trPr>
+          <w:trHeight w:val="432"/>
+        </w:trPr>
+        <w:tc>
+          <w:tcPr>
+            <w:tcW w:w="3073" w:type="dxa"/>
+            <w:tcMar/>
+          </w:tcPr>
+          <w:p>
+            <w:pPr>
+              <w:pStyle w:val="BodyText"/>
+            </w:pPr>
+            <w:r>
+              <w:rPr/>
+              <w:t xml:space="preserve"> </w:t>
+            </w:r>
+            <w:r>
+              <w:rPr/>
+              <w:t>TA_UPDATE_DT</w:t>
+            </w:r>
+            <w:r>
+              <w:rPr/>
+              <w:t xml:space="preserve"> </w:t>
+            </w:r>
+          </w:p>
+        </w:tc>
+        <w:tc>
+          <w:tcPr>
+            <w:tcW w:w="3330" w:type="dxa"/>
+            <w:tcMar/>
+          </w:tcPr>
+          <w:p>
+            <w:pPr>
+              <w:pStyle w:val="BodyText"/>
+            </w:pPr>
+            <w:r>
+              <w:rPr/>
+              <w:t xml:space="preserve"> DATE NOT NULL </w:t>
+            </w:r>
+          </w:p>
+        </w:tc>
+        <w:tc>
+          <w:tcPr>
+            <w:tcW w:w="2790" w:type="dxa"/>
+            <w:tcMar/>
+          </w:tcPr>
+          <w:p>
+            <w:pPr>
+              <w:pStyle w:val="BodyText"/>
+            </w:pPr>
+            <w:r>
+              <w:rPr/>
+              <w:t xml:space="preserve"> Last update date </w:t>
+            </w:r>
+          </w:p>
+        </w:tc>
+      </w:tr>
+      <w:tr>
+        <w:trPr>
+          <w:trHeight w:val="432"/>
+        </w:trPr>
+        <w:tc>
+          <w:tcPr>
+            <w:tcW w:w="3073" w:type="dxa"/>
+            <w:tcMar/>
+          </w:tcPr>
+          <w:p>
+            <w:pPr>
+              <w:spacing w:before="0" w:beforeAutospacing="off" w:after="0" w:afterAutospacing="off"/>
+              <w:jc w:val="left"/>
+              <w:rPr>
+                <w:rFonts w:ascii="Trebuchet MS" w:hAnsi="Trebuchet MS" w:eastAsia="Trebuchet MS" w:cs="Trebuchet MS"/>
+                <w:b w:val="0"/>
+                <w:bCs w:val="0"/>
+              </w:rPr>
+            </w:pPr>
+            <w:r>
+              <w:rPr>
+                <w:rFonts w:ascii="Trebuchet MS" w:hAnsi="Trebuchet MS" w:eastAsia="Trebuchet MS" w:cs="Trebuchet MS"/>
+                <w:b w:val="0"/>
+                <w:bCs w:val="0"/>
+              </w:rPr>
+              <w:t>SOURCE_SYSTEM</w:t>
+            </w:r>
+          </w:p>
+        </w:tc>
+        <w:tc>
+          <w:tcPr>
+            <w:tcW w:w="3330" w:type="dxa"/>
+            <w:tcMar/>
+          </w:tcPr>
+          <w:p>
+            <w:pPr>
+              <w:spacing w:before="0" w:beforeAutospacing="off" w:after="0" w:afterAutospacing="off"/>
+              <w:jc w:val="left"/>
+              <w:rPr>
+                <w:rFonts w:ascii="Trebuchet MS" w:hAnsi="Trebuchet MS" w:eastAsia="Trebuchet MS" w:cs="Trebuchet MS"/>
+                <w:b w:val="0"/>
+                <w:bCs w:val="0"/>
+              </w:rPr>
+            </w:pPr>
+            <w:r>
+              <w:rPr>
+                <w:rFonts w:ascii="Trebuchet MS" w:hAnsi="Trebuchet MS" w:eastAsia="Trebuchet MS" w:cs="Trebuchet MS"/>
+                <w:b w:val="0"/>
+                <w:bCs w:val="0"/>
+              </w:rPr>
+              <w:t>VARCHAR(50) NOT NULL</w:t>
+            </w:r>
+          </w:p>
+        </w:tc>
+        <w:tc>
+          <w:tcPr>
+            <w:tcW w:w="2790" w:type="dxa"/>
+            <w:tcMar/>
+          </w:tcPr>
+          <w:p>
+            <w:pPr>
+              <w:spacing w:before="0" w:beforeAutospacing="off" w:after="0" w:afterAutospacing="off"/>
+              <w:jc w:val="left"/>
+              <w:rPr>
+                <w:rFonts w:ascii="Trebuchet MS" w:hAnsi="Trebuchet MS" w:eastAsia="Trebuchet MS" w:cs="Trebuchet MS"/>
+                <w:b w:val="0"/>
+                <w:bCs w:val="0"/>
+              </w:rPr>
+            </w:pPr>
+            <w:r>
+              <w:rPr>
+                <w:rFonts w:ascii="Trebuchet MS" w:hAnsi="Trebuchet MS" w:eastAsia="Trebuchet MS" w:cs="Trebuchet MS"/>
+                <w:b w:val="0"/>
+                <w:bCs w:val="0"/>
+              </w:rPr>
+              <w:t>Source triplet</w:t>
+            </w:r>
+          </w:p>
+        </w:tc>
+      </w:tr>
+      <w:tr>
+        <w:trPr>
+          <w:trHeight w:val="432"/>
+        </w:trPr>
+        <w:tc>
+          <w:tcPr>
+            <w:tcW w:w="3073" w:type="dxa"/>
+            <w:tcMar/>
+          </w:tcPr>
+          <w:p>
+            <w:pPr>
+              <w:spacing w:before="0" w:beforeAutospacing="off" w:after="0" w:afterAutospacing="off"/>
+              <w:jc w:val="left"/>
+              <w:rPr>
+                <w:rFonts w:ascii="Trebuchet MS" w:hAnsi="Trebuchet MS" w:eastAsia="Trebuchet MS" w:cs="Trebuchet MS"/>
+              </w:rPr>
+            </w:pPr>
+            <w:r>
+              <w:rPr>
+                <w:rFonts w:ascii="Trebuchet MS" w:hAnsi="Trebuchet MS" w:eastAsia="Trebuchet MS" w:cs="Trebuchet MS"/>
+              </w:rPr>
+              <w:t>SOURCE_ENTITY</w:t>
+            </w:r>
+          </w:p>
+        </w:tc>
+        <w:tc>
+          <w:tcPr>
+            <w:tcW w:w="3330" w:type="dxa"/>
+            <w:tcMar/>
+          </w:tcPr>
+          <w:p>
+            <w:pPr>
+              <w:spacing w:before="0" w:beforeAutospacing="off" w:after="0" w:afterAutospacing="off"/>
+              <w:jc w:val="left"/>
+              <w:rPr>
+                <w:rFonts w:ascii="Trebuchet MS" w:hAnsi="Trebuchet MS" w:eastAsia="Trebuchet MS" w:cs="Trebuchet MS"/>
+              </w:rPr>
+            </w:pPr>
+            <w:r>
+              <w:rPr>
+                <w:rFonts w:ascii="Trebuchet MS" w:hAnsi="Trebuchet MS" w:eastAsia="Trebuchet MS" w:cs="Trebuchet MS"/>
+              </w:rPr>
+              <w:t>VARCHAR(50) NOT NULL</w:t>
+            </w:r>
+          </w:p>
+        </w:tc>
+        <w:tc>
+          <w:tcPr>
+            <w:tcW w:w="2790" w:type="dxa"/>
+            <w:tcMar/>
+          </w:tcPr>
+          <w:p>
+            <w:pPr>
+              <w:spacing w:before="0" w:beforeAutospacing="off" w:after="0" w:afterAutospacing="off"/>
+              <w:jc w:val="left"/>
+              <w:rPr>
+                <w:rFonts w:ascii="Trebuchet MS" w:hAnsi="Trebuchet MS" w:eastAsia="Trebuchet MS" w:cs="Trebuchet MS"/>
+              </w:rPr>
+            </w:pPr>
+            <w:r>
+              <w:rPr>
+                <w:rFonts w:ascii="Trebuchet MS" w:hAnsi="Trebuchet MS" w:eastAsia="Trebuchet MS" w:cs="Trebuchet MS"/>
+              </w:rPr>
+              <w:t>Source triplet</w:t>
             </w:r>
           </w:p>
         </w:tc>
@@ -17118,7 +18043,12 @@
               <w:pStyle w:val="BodyText"/>
             </w:pPr>
             <w:r>
-              <w:t xml:space="preserve"> CUSTOMER_ADDRESS </w:t>
+              <w:rPr/>
+              <w:t xml:space="preserve"> CUSTOMER_</w:t>
+            </w:r>
+            <w:r>
+              <w:rPr/>
+              <w:t>LOCATION_ID</w:t>
             </w:r>
           </w:p>
         </w:tc>
@@ -17130,17 +18060,19 @@
           <w:p>
             <w:pPr>
               <w:pStyle w:val="BodyText"/>
-            </w:pPr>
-            <w:r>
+              <w:suppressLineNumbers w:val="0"/>
+              <w:bidi w:val="0"/>
+              <w:spacing w:before="120" w:beforeAutospacing="off" w:after="0" w:afterAutospacing="off" w:line="240" w:lineRule="auto"/>
+              <w:ind w:left="0" w:right="0"/>
+              <w:jc w:val="left"/>
+            </w:pPr>
+            <w:r>
+              <w:rPr/>
+              <w:t xml:space="preserve"> BIGINT NOT NULL</w:t>
+            </w:r>
+            <w:r>
+              <w:rPr/>
               <w:t xml:space="preserve"> </w:t>
-            </w:r>
-            <w:proofErr w:type="gramStart"/>
-            <w:r>
-              <w:t>VARCHAR(</w:t>
-            </w:r>
-            <w:proofErr w:type="gramEnd"/>
-            <w:r>
-              <w:t xml:space="preserve">200) NOT NULL </w:t>
             </w:r>
           </w:p>
         </w:tc>
@@ -17154,172 +18086,8 @@
               <w:pStyle w:val="BodyText"/>
             </w:pPr>
             <w:r>
-              <w:t xml:space="preserve"> Street address </w:t>
-            </w:r>
-          </w:p>
-        </w:tc>
-      </w:tr>
-      <w:tr>
-        <w:trPr>
-          <w:trHeight w:val="432"/>
-        </w:trPr>
-        <w:tc>
-          <w:tcPr>
-            <w:tcW w:w="3073" w:type="dxa"/>
-            <w:tcMar/>
-          </w:tcPr>
-          <w:p>
-            <w:pPr>
-              <w:pStyle w:val="BodyText"/>
-            </w:pPr>
-            <w:r>
-              <w:t xml:space="preserve"> CUSTOMER_CITY </w:t>
-            </w:r>
-          </w:p>
-        </w:tc>
-        <w:tc>
-          <w:tcPr>
-            <w:tcW w:w="3330" w:type="dxa"/>
-            <w:tcMar/>
-          </w:tcPr>
-          <w:p>
-            <w:pPr>
-              <w:pStyle w:val="BodyText"/>
-            </w:pPr>
-            <w:r>
-              <w:t xml:space="preserve"> </w:t>
-            </w:r>
-            <w:proofErr w:type="gramStart"/>
-            <w:r>
-              <w:t>VARCHAR(</w:t>
-            </w:r>
-            <w:proofErr w:type="gramEnd"/>
-            <w:r>
-              <w:t xml:space="preserve">100) NOT NULL </w:t>
-            </w:r>
-          </w:p>
-        </w:tc>
-        <w:tc>
-          <w:tcPr>
-            <w:tcW w:w="2790" w:type="dxa"/>
-            <w:tcMar/>
-          </w:tcPr>
-          <w:p>
-            <w:pPr>
-              <w:pStyle w:val="BodyText"/>
-            </w:pPr>
-            <w:r>
-              <w:t xml:space="preserve"> City </w:t>
-            </w:r>
-          </w:p>
-        </w:tc>
-      </w:tr>
-      <w:tr>
-        <w:trPr>
-          <w:trHeight w:val="432"/>
-        </w:trPr>
-        <w:tc>
-          <w:tcPr>
-            <w:tcW w:w="3073" w:type="dxa"/>
-            <w:tcMar/>
-          </w:tcPr>
-          <w:p>
-            <w:pPr>
-              <w:pStyle w:val="BodyText"/>
-            </w:pPr>
-            <w:r>
-              <w:t xml:space="preserve"> CUSTOMER_STATE </w:t>
-            </w:r>
-          </w:p>
-        </w:tc>
-        <w:tc>
-          <w:tcPr>
-            <w:tcW w:w="3330" w:type="dxa"/>
-            <w:tcMar/>
-          </w:tcPr>
-          <w:p>
-            <w:pPr>
-              <w:pStyle w:val="BodyText"/>
-            </w:pPr>
-            <w:r>
-              <w:t xml:space="preserve"> </w:t>
-            </w:r>
-            <w:proofErr w:type="gramStart"/>
-            <w:r>
-              <w:t>CHAR(</w:t>
-            </w:r>
-            <w:proofErr w:type="gramEnd"/>
-            <w:r>
-              <w:t xml:space="preserve">2) NOT NULL </w:t>
-            </w:r>
-          </w:p>
-        </w:tc>
-        <w:tc>
-          <w:tcPr>
-            <w:tcW w:w="2790" w:type="dxa"/>
-            <w:tcMar/>
-          </w:tcPr>
-          <w:p>
-            <w:pPr>
-              <w:pStyle w:val="BodyText"/>
-            </w:pPr>
-            <w:r>
-              <w:t xml:space="preserve"> State code </w:t>
-            </w:r>
-          </w:p>
-        </w:tc>
-      </w:tr>
-      <w:tr>
-        <w:trPr>
-          <w:trHeight w:val="432"/>
-        </w:trPr>
-        <w:tc>
-          <w:tcPr>
-            <w:tcW w:w="3073" w:type="dxa"/>
-            <w:tcMar/>
-          </w:tcPr>
-          <w:p>
-            <w:pPr>
-              <w:pStyle w:val="BodyText"/>
-            </w:pPr>
-            <w:r>
-              <w:t xml:space="preserve"> CUSTOMER_POSTAL_CODE </w:t>
-            </w:r>
-          </w:p>
-        </w:tc>
-        <w:tc>
-          <w:tcPr>
-            <w:tcW w:w="3330" w:type="dxa"/>
-            <w:tcMar/>
-          </w:tcPr>
-          <w:p>
-            <w:pPr>
-              <w:pStyle w:val="BodyText"/>
-            </w:pPr>
-            <w:r>
-              <w:t xml:space="preserve"> </w:t>
-            </w:r>
-            <w:proofErr w:type="gramStart"/>
-            <w:r>
-              <w:t>VARCHAR(</w:t>
-            </w:r>
-            <w:proofErr w:type="gramEnd"/>
-            <w:r>
-              <w:t xml:space="preserve">10) NOT NULL </w:t>
-            </w:r>
-          </w:p>
-        </w:tc>
-        <w:tc>
-          <w:tcPr>
-            <w:tcW w:w="2790" w:type="dxa"/>
-            <w:tcMar/>
-          </w:tcPr>
-          <w:p>
-            <w:pPr>
-              <w:pStyle w:val="BodyText"/>
-            </w:pPr>
-            <w:r>
-              <w:t xml:space="preserve"> Postal code </w:t>
+              <w:rPr/>
+              <w:t>FK → CE_LOCATIONS (logical only — no DB constraint!)</w:t>
             </w:r>
           </w:p>
         </w:tc>
@@ -17721,6 +18489,7 @@
           <w:tcPr>
             <w:tcW w:w="3073" w:type="dxa"/>
             <w:shd w:val="clear" w:color="auto" w:fill="76CDD8"/>
+            <w:tcMar/>
           </w:tcPr>
           <w:p>
             <w:pPr>
@@ -17743,6 +18512,7 @@
           <w:tcPr>
             <w:tcW w:w="3330" w:type="dxa"/>
             <w:shd w:val="clear" w:color="auto" w:fill="76CDD8"/>
+            <w:tcMar/>
           </w:tcPr>
           <w:p>
             <w:pPr>
@@ -17765,6 +18535,7 @@
           <w:tcPr>
             <w:tcW w:w="2790" w:type="dxa"/>
             <w:shd w:val="clear" w:color="auto" w:fill="76CDD8"/>
+            <w:tcMar/>
           </w:tcPr>
           <w:p>
             <w:pPr>
@@ -17790,6 +18561,7 @@
         <w:tc>
           <w:tcPr>
             <w:tcW w:w="3073" w:type="dxa"/>
+            <w:tcMar/>
           </w:tcPr>
           <w:p>
             <w:pPr>
@@ -17803,6 +18575,7 @@
         <w:tc>
           <w:tcPr>
             <w:tcW w:w="3330" w:type="dxa"/>
+            <w:tcMar/>
           </w:tcPr>
           <w:p>
             <w:pPr>
@@ -17816,6 +18589,7 @@
         <w:tc>
           <w:tcPr>
             <w:tcW w:w="2790" w:type="dxa"/>
+            <w:tcMar/>
           </w:tcPr>
           <w:p>
             <w:pPr>
@@ -17834,6 +18608,7 @@
         <w:tc>
           <w:tcPr>
             <w:tcW w:w="3073" w:type="dxa"/>
+            <w:tcMar/>
           </w:tcPr>
           <w:p>
             <w:pPr>
@@ -17847,6 +18622,7 @@
         <w:tc>
           <w:tcPr>
             <w:tcW w:w="3330" w:type="dxa"/>
+            <w:tcMar/>
           </w:tcPr>
           <w:p>
             <w:pPr>
@@ -17868,6 +18644,7 @@
         <w:tc>
           <w:tcPr>
             <w:tcW w:w="2790" w:type="dxa"/>
+            <w:tcMar/>
           </w:tcPr>
           <w:p>
             <w:pPr>
@@ -17902,6 +18679,7 @@
         <w:tc>
           <w:tcPr>
             <w:tcW w:w="3073" w:type="dxa"/>
+            <w:tcMar/>
           </w:tcPr>
           <w:p>
             <w:pPr>
@@ -17915,6 +18693,7 @@
         <w:tc>
           <w:tcPr>
             <w:tcW w:w="3330" w:type="dxa"/>
+            <w:tcMar/>
           </w:tcPr>
           <w:p>
             <w:pPr>
@@ -17936,6 +18715,7 @@
         <w:tc>
           <w:tcPr>
             <w:tcW w:w="2790" w:type="dxa"/>
+            <w:tcMar/>
           </w:tcPr>
           <w:p>
             <w:pPr>
@@ -17954,6 +18734,7 @@
         <w:tc>
           <w:tcPr>
             <w:tcW w:w="3073" w:type="dxa"/>
+            <w:tcMar/>
           </w:tcPr>
           <w:p>
             <w:pPr>
@@ -17967,6 +18748,7 @@
         <w:tc>
           <w:tcPr>
             <w:tcW w:w="3330" w:type="dxa"/>
+            <w:tcMar/>
           </w:tcPr>
           <w:p>
             <w:pPr>
@@ -17988,6 +18770,7 @@
         <w:tc>
           <w:tcPr>
             <w:tcW w:w="2790" w:type="dxa"/>
+            <w:tcMar/>
           </w:tcPr>
           <w:p>
             <w:pPr>
@@ -18006,6 +18789,7 @@
         <w:tc>
           <w:tcPr>
             <w:tcW w:w="3073" w:type="dxa"/>
+            <w:tcMar/>
           </w:tcPr>
           <w:p>
             <w:pPr>
@@ -18019,6 +18803,7 @@
         <w:tc>
           <w:tcPr>
             <w:tcW w:w="3330" w:type="dxa"/>
+            <w:tcMar/>
           </w:tcPr>
           <w:p>
             <w:pPr>
@@ -18040,6 +18825,7 @@
         <w:tc>
           <w:tcPr>
             <w:tcW w:w="2790" w:type="dxa"/>
+            <w:tcMar/>
           </w:tcPr>
           <w:p>
             <w:pPr>
@@ -18058,6 +18844,7 @@
         <w:tc>
           <w:tcPr>
             <w:tcW w:w="3073" w:type="dxa"/>
+            <w:tcMar/>
           </w:tcPr>
           <w:p>
             <w:pPr>
@@ -18071,6 +18858,7 @@
         <w:tc>
           <w:tcPr>
             <w:tcW w:w="3330" w:type="dxa"/>
+            <w:tcMar/>
           </w:tcPr>
           <w:p>
             <w:pPr>
@@ -18092,6 +18880,7 @@
         <w:tc>
           <w:tcPr>
             <w:tcW w:w="2790" w:type="dxa"/>
+            <w:tcMar/>
           </w:tcPr>
           <w:p>
             <w:pPr>
@@ -18110,47 +18899,62 @@
         <w:tc>
           <w:tcPr>
             <w:tcW w:w="3073" w:type="dxa"/>
-          </w:tcPr>
-          <w:p>
-            <w:pPr>
-              <w:pStyle w:val="BodyText"/>
-            </w:pPr>
-            <w:r>
-              <w:t xml:space="preserve"> EMPLOYEE_ADDRESS </w:t>
+            <w:tcMar/>
+          </w:tcPr>
+          <w:p>
+            <w:pPr>
+              <w:pStyle w:val="BodyText"/>
+            </w:pPr>
+            <w:r>
+              <w:rPr/>
+              <w:t xml:space="preserve"> </w:t>
+            </w:r>
+            <w:r>
+              <w:rPr/>
+              <w:t>EMPLOYEE</w:t>
+            </w:r>
+            <w:r>
+              <w:rPr/>
+              <w:t>_LOCATION_ID</w:t>
             </w:r>
           </w:p>
         </w:tc>
         <w:tc>
           <w:tcPr>
             <w:tcW w:w="3330" w:type="dxa"/>
-          </w:tcPr>
-          <w:p>
-            <w:pPr>
-              <w:pStyle w:val="BodyText"/>
-            </w:pPr>
-            <w:r>
+            <w:tcMar/>
+          </w:tcPr>
+          <w:p>
+            <w:pPr>
+              <w:pStyle w:val="BodyText"/>
+              <w:suppressLineNumbers w:val="0"/>
+              <w:bidi w:val="0"/>
+              <w:spacing w:before="120" w:beforeAutospacing="off" w:after="0" w:afterAutospacing="off" w:line="240" w:lineRule="auto"/>
+              <w:ind w:left="0" w:right="0"/>
+              <w:jc w:val="left"/>
+            </w:pPr>
+            <w:r>
+              <w:rPr/>
+              <w:t xml:space="preserve"> BIGINT NOT NULL</w:t>
+            </w:r>
+            <w:r>
+              <w:rPr/>
               <w:t xml:space="preserve"> </w:t>
             </w:r>
-            <w:proofErr w:type="gramStart"/>
-            <w:r>
-              <w:t>VARCHAR(</w:t>
-            </w:r>
-            <w:proofErr w:type="gramEnd"/>
-            <w:r>
-              <w:t xml:space="preserve">200) NOT NULL </w:t>
-            </w:r>
           </w:p>
         </w:tc>
         <w:tc>
           <w:tcPr>
             <w:tcW w:w="2790" w:type="dxa"/>
-          </w:tcPr>
-          <w:p>
-            <w:pPr>
-              <w:pStyle w:val="BodyText"/>
-            </w:pPr>
-            <w:r>
-              <w:t xml:space="preserve"> Street address </w:t>
+            <w:tcMar/>
+          </w:tcPr>
+          <w:p>
+            <w:pPr>
+              <w:pStyle w:val="BodyText"/>
+            </w:pPr>
+            <w:r>
+              <w:rPr/>
+              <w:t>FK → CE_LOCATIONS</w:t>
             </w:r>
           </w:p>
         </w:tc>
@@ -18162,47 +18966,48 @@
         <w:tc>
           <w:tcPr>
             <w:tcW w:w="3073" w:type="dxa"/>
-          </w:tcPr>
-          <w:p>
-            <w:pPr>
-              <w:pStyle w:val="BodyText"/>
-            </w:pPr>
-            <w:r>
-              <w:t xml:space="preserve"> EMPLOYEE_CITY </w:t>
+            <w:tcMar/>
+          </w:tcPr>
+          <w:p>
+            <w:pPr>
+              <w:pStyle w:val="BodyText"/>
+            </w:pPr>
+            <w:r>
+              <w:t xml:space="preserve"> </w:t>
+            </w:r>
+            <w:r>
+              <w:t>TA_INSERT_DT</w:t>
+            </w:r>
+            <w:r>
+              <w:t xml:space="preserve"> </w:t>
             </w:r>
           </w:p>
         </w:tc>
         <w:tc>
           <w:tcPr>
             <w:tcW w:w="3330" w:type="dxa"/>
-          </w:tcPr>
-          <w:p>
-            <w:pPr>
-              <w:pStyle w:val="BodyText"/>
-            </w:pPr>
-            <w:r>
-              <w:t xml:space="preserve"> </w:t>
-            </w:r>
-            <w:proofErr w:type="gramStart"/>
-            <w:r>
-              <w:t>VARCHAR(</w:t>
-            </w:r>
-            <w:proofErr w:type="gramEnd"/>
-            <w:r>
-              <w:t xml:space="preserve">100) NOT NULL </w:t>
+            <w:tcMar/>
+          </w:tcPr>
+          <w:p>
+            <w:pPr>
+              <w:pStyle w:val="BodyText"/>
+            </w:pPr>
+            <w:r>
+              <w:t xml:space="preserve"> DATE NOT NULL </w:t>
             </w:r>
           </w:p>
         </w:tc>
         <w:tc>
           <w:tcPr>
             <w:tcW w:w="2790" w:type="dxa"/>
-          </w:tcPr>
-          <w:p>
-            <w:pPr>
-              <w:pStyle w:val="BodyText"/>
-            </w:pPr>
-            <w:r>
-              <w:t xml:space="preserve"> City </w:t>
+            <w:tcMar/>
+          </w:tcPr>
+          <w:p>
+            <w:pPr>
+              <w:pStyle w:val="BodyText"/>
+            </w:pPr>
+            <w:r>
+              <w:t xml:space="preserve"> Row creation date </w:t>
             </w:r>
           </w:p>
         </w:tc>
@@ -18214,47 +19019,48 @@
         <w:tc>
           <w:tcPr>
             <w:tcW w:w="3073" w:type="dxa"/>
-          </w:tcPr>
-          <w:p>
-            <w:pPr>
-              <w:pStyle w:val="BodyText"/>
-            </w:pPr>
-            <w:r>
-              <w:t xml:space="preserve"> EMPLOYEE_STATE </w:t>
+            <w:tcMar/>
+          </w:tcPr>
+          <w:p>
+            <w:pPr>
+              <w:pStyle w:val="BodyText"/>
+            </w:pPr>
+            <w:r>
+              <w:t xml:space="preserve"> </w:t>
+            </w:r>
+            <w:r>
+              <w:t>TA_UPDATE_DT</w:t>
+            </w:r>
+            <w:r>
+              <w:t xml:space="preserve"> </w:t>
             </w:r>
           </w:p>
         </w:tc>
         <w:tc>
           <w:tcPr>
             <w:tcW w:w="3330" w:type="dxa"/>
-          </w:tcPr>
-          <w:p>
-            <w:pPr>
-              <w:pStyle w:val="BodyText"/>
-            </w:pPr>
-            <w:r>
-              <w:t xml:space="preserve"> </w:t>
-            </w:r>
-            <w:proofErr w:type="gramStart"/>
-            <w:r>
-              <w:t>CHAR(</w:t>
-            </w:r>
-            <w:proofErr w:type="gramEnd"/>
-            <w:r>
-              <w:t xml:space="preserve">2) NOT NULL </w:t>
+            <w:tcMar/>
+          </w:tcPr>
+          <w:p>
+            <w:pPr>
+              <w:pStyle w:val="BodyText"/>
+            </w:pPr>
+            <w:r>
+              <w:t xml:space="preserve"> DATE NOT NULL </w:t>
             </w:r>
           </w:p>
         </w:tc>
         <w:tc>
           <w:tcPr>
             <w:tcW w:w="2790" w:type="dxa"/>
-          </w:tcPr>
-          <w:p>
-            <w:pPr>
-              <w:pStyle w:val="BodyText"/>
-            </w:pPr>
-            <w:r>
-              <w:t xml:space="preserve"> State code </w:t>
+            <w:tcMar/>
+          </w:tcPr>
+          <w:p>
+            <w:pPr>
+              <w:pStyle w:val="BodyText"/>
+            </w:pPr>
+            <w:r>
+              <w:t xml:space="preserve"> Last update date </w:t>
             </w:r>
           </w:p>
         </w:tc>
@@ -18266,19 +19072,21 @@
         <w:tc>
           <w:tcPr>
             <w:tcW w:w="3073" w:type="dxa"/>
-          </w:tcPr>
-          <w:p>
-            <w:pPr>
-              <w:pStyle w:val="BodyText"/>
-            </w:pPr>
-            <w:r>
-              <w:t xml:space="preserve"> EMPLOYEE_POSTAL_CODE </w:t>
+            <w:tcMar/>
+          </w:tcPr>
+          <w:p>
+            <w:pPr>
+              <w:pStyle w:val="BodyText"/>
+            </w:pPr>
+            <w:r>
+              <w:t xml:space="preserve"> SOURCE_SYSTEM </w:t>
             </w:r>
           </w:p>
         </w:tc>
         <w:tc>
           <w:tcPr>
             <w:tcW w:w="3330" w:type="dxa"/>
+            <w:tcMar/>
           </w:tcPr>
           <w:p>
             <w:pPr>
@@ -18293,20 +19101,21 @@
             </w:r>
             <w:proofErr w:type="gramEnd"/>
             <w:r>
-              <w:t xml:space="preserve">10) NOT NULL </w:t>
+              <w:t xml:space="preserve">50) NOT NULL </w:t>
             </w:r>
           </w:p>
         </w:tc>
         <w:tc>
           <w:tcPr>
             <w:tcW w:w="2790" w:type="dxa"/>
-          </w:tcPr>
-          <w:p>
-            <w:pPr>
-              <w:pStyle w:val="BodyText"/>
-            </w:pPr>
-            <w:r>
-              <w:t xml:space="preserve"> Postal code </w:t>
+            <w:tcMar/>
+          </w:tcPr>
+          <w:p>
+            <w:pPr>
+              <w:pStyle w:val="BodyText"/>
+            </w:pPr>
+            <w:r>
+              <w:t xml:space="preserve"> Source triplet </w:t>
             </w:r>
           </w:p>
         </w:tc>
@@ -18318,6 +19127,21 @@
         <w:tc>
           <w:tcPr>
             <w:tcW w:w="3073" w:type="dxa"/>
+            <w:tcMar/>
+          </w:tcPr>
+          <w:p>
+            <w:pPr>
+              <w:pStyle w:val="BodyText"/>
+            </w:pPr>
+            <w:r>
+              <w:t xml:space="preserve"> SOURCE_ENTITY </w:t>
+            </w:r>
+          </w:p>
+        </w:tc>
+        <w:tc>
+          <w:tcPr>
+            <w:tcW w:w="3330" w:type="dxa"/>
+            <w:tcMar/>
           </w:tcPr>
           <w:p>
             <w:pPr>
@@ -18326,184 +19150,20 @@
             <w:r>
               <w:t xml:space="preserve"> </w:t>
             </w:r>
-            <w:r>
-              <w:t>TA_INSERT_DT</w:t>
-            </w:r>
-            <w:r>
-              <w:t xml:space="preserve"> </w:t>
-            </w:r>
-          </w:p>
-        </w:tc>
-        <w:tc>
-          <w:tcPr>
-            <w:tcW w:w="3330" w:type="dxa"/>
-          </w:tcPr>
-          <w:p>
-            <w:pPr>
-              <w:pStyle w:val="BodyText"/>
-            </w:pPr>
-            <w:r>
-              <w:t xml:space="preserve"> DATE NOT NULL </w:t>
+            <w:proofErr w:type="gramStart"/>
+            <w:r>
+              <w:t>VARCHAR(</w:t>
+            </w:r>
+            <w:proofErr w:type="gramEnd"/>
+            <w:r>
+              <w:t xml:space="preserve">50) NOT NULL </w:t>
             </w:r>
           </w:p>
         </w:tc>
         <w:tc>
           <w:tcPr>
             <w:tcW w:w="2790" w:type="dxa"/>
-          </w:tcPr>
-          <w:p>
-            <w:pPr>
-              <w:pStyle w:val="BodyText"/>
-            </w:pPr>
-            <w:r>
-              <w:t xml:space="preserve"> Row creation date </w:t>
-            </w:r>
-          </w:p>
-        </w:tc>
-      </w:tr>
-      <w:tr>
-        <w:trPr>
-          <w:trHeight w:val="432"/>
-        </w:trPr>
-        <w:tc>
-          <w:tcPr>
-            <w:tcW w:w="3073" w:type="dxa"/>
-          </w:tcPr>
-          <w:p>
-            <w:pPr>
-              <w:pStyle w:val="BodyText"/>
-            </w:pPr>
-            <w:r>
-              <w:t xml:space="preserve"> </w:t>
-            </w:r>
-            <w:r>
-              <w:t>TA_UPDATE_DT</w:t>
-            </w:r>
-            <w:r>
-              <w:t xml:space="preserve"> </w:t>
-            </w:r>
-          </w:p>
-        </w:tc>
-        <w:tc>
-          <w:tcPr>
-            <w:tcW w:w="3330" w:type="dxa"/>
-          </w:tcPr>
-          <w:p>
-            <w:pPr>
-              <w:pStyle w:val="BodyText"/>
-            </w:pPr>
-            <w:r>
-              <w:t xml:space="preserve"> DATE NOT NULL </w:t>
-            </w:r>
-          </w:p>
-        </w:tc>
-        <w:tc>
-          <w:tcPr>
-            <w:tcW w:w="2790" w:type="dxa"/>
-          </w:tcPr>
-          <w:p>
-            <w:pPr>
-              <w:pStyle w:val="BodyText"/>
-            </w:pPr>
-            <w:r>
-              <w:t xml:space="preserve"> Last update date </w:t>
-            </w:r>
-          </w:p>
-        </w:tc>
-      </w:tr>
-      <w:tr>
-        <w:trPr>
-          <w:trHeight w:val="432"/>
-        </w:trPr>
-        <w:tc>
-          <w:tcPr>
-            <w:tcW w:w="3073" w:type="dxa"/>
-          </w:tcPr>
-          <w:p>
-            <w:pPr>
-              <w:pStyle w:val="BodyText"/>
-            </w:pPr>
-            <w:r>
-              <w:t xml:space="preserve"> SOURCE_SYSTEM </w:t>
-            </w:r>
-          </w:p>
-        </w:tc>
-        <w:tc>
-          <w:tcPr>
-            <w:tcW w:w="3330" w:type="dxa"/>
-          </w:tcPr>
-          <w:p>
-            <w:pPr>
-              <w:pStyle w:val="BodyText"/>
-            </w:pPr>
-            <w:r>
-              <w:t xml:space="preserve"> </w:t>
-            </w:r>
-            <w:proofErr w:type="gramStart"/>
-            <w:r>
-              <w:t>VARCHAR(</w:t>
-            </w:r>
-            <w:proofErr w:type="gramEnd"/>
-            <w:r>
-              <w:t xml:space="preserve">50) NOT NULL </w:t>
-            </w:r>
-          </w:p>
-        </w:tc>
-        <w:tc>
-          <w:tcPr>
-            <w:tcW w:w="2790" w:type="dxa"/>
-          </w:tcPr>
-          <w:p>
-            <w:pPr>
-              <w:pStyle w:val="BodyText"/>
-            </w:pPr>
-            <w:r>
-              <w:t xml:space="preserve"> Source triplet </w:t>
-            </w:r>
-          </w:p>
-        </w:tc>
-      </w:tr>
-      <w:tr>
-        <w:trPr>
-          <w:trHeight w:val="432"/>
-        </w:trPr>
-        <w:tc>
-          <w:tcPr>
-            <w:tcW w:w="3073" w:type="dxa"/>
-          </w:tcPr>
-          <w:p>
-            <w:pPr>
-              <w:pStyle w:val="BodyText"/>
-            </w:pPr>
-            <w:r>
-              <w:t xml:space="preserve"> SOURCE_ENTITY </w:t>
-            </w:r>
-          </w:p>
-        </w:tc>
-        <w:tc>
-          <w:tcPr>
-            <w:tcW w:w="3330" w:type="dxa"/>
-          </w:tcPr>
-          <w:p>
-            <w:pPr>
-              <w:pStyle w:val="BodyText"/>
-            </w:pPr>
-            <w:r>
-              <w:t xml:space="preserve"> </w:t>
-            </w:r>
-            <w:proofErr w:type="gramStart"/>
-            <w:r>
-              <w:t>VARCHAR(</w:t>
-            </w:r>
-            <w:proofErr w:type="gramEnd"/>
-            <w:r>
-              <w:t xml:space="preserve">50) NOT NULL </w:t>
-            </w:r>
-          </w:p>
-        </w:tc>
-        <w:tc>
-          <w:tcPr>
-            <w:tcW w:w="2790" w:type="dxa"/>
+            <w:tcMar/>
           </w:tcPr>
           <w:p>
             <w:pPr>
@@ -21185,6 +21845,7 @@
           <w:tcPr>
             <w:tcW w:w="3073" w:type="dxa"/>
             <w:shd w:val="clear" w:color="auto" w:fill="76CDD8"/>
+            <w:tcMar/>
           </w:tcPr>
           <w:p>
             <w:pPr>
@@ -21207,6 +21868,7 @@
           <w:tcPr>
             <w:tcW w:w="3330" w:type="dxa"/>
             <w:shd w:val="clear" w:color="auto" w:fill="76CDD8"/>
+            <w:tcMar/>
           </w:tcPr>
           <w:p>
             <w:pPr>
@@ -21229,6 +21891,7 @@
           <w:tcPr>
             <w:tcW w:w="2790" w:type="dxa"/>
             <w:shd w:val="clear" w:color="auto" w:fill="76CDD8"/>
+            <w:tcMar/>
           </w:tcPr>
           <w:p>
             <w:pPr>
@@ -21254,6 +21917,7 @@
         <w:tc>
           <w:tcPr>
             <w:tcW w:w="3073" w:type="dxa"/>
+            <w:tcMar/>
           </w:tcPr>
           <w:p>
             <w:pPr>
@@ -21267,6 +21931,7 @@
         <w:tc>
           <w:tcPr>
             <w:tcW w:w="3330" w:type="dxa"/>
+            <w:tcMar/>
           </w:tcPr>
           <w:p>
             <w:pPr>
@@ -21280,6 +21945,7 @@
         <w:tc>
           <w:tcPr>
             <w:tcW w:w="2790" w:type="dxa"/>
+            <w:tcMar/>
           </w:tcPr>
           <w:p>
             <w:pPr>
@@ -21298,6 +21964,7 @@
         <w:tc>
           <w:tcPr>
             <w:tcW w:w="3073" w:type="dxa"/>
+            <w:tcMar/>
           </w:tcPr>
           <w:p>
             <w:pPr>
@@ -21311,6 +21978,7 @@
         <w:tc>
           <w:tcPr>
             <w:tcW w:w="3330" w:type="dxa"/>
+            <w:tcMar/>
           </w:tcPr>
           <w:p>
             <w:pPr>
@@ -21332,6 +22000,7 @@
         <w:tc>
           <w:tcPr>
             <w:tcW w:w="2790" w:type="dxa"/>
+            <w:tcMar/>
           </w:tcPr>
           <w:p>
             <w:pPr>
@@ -21358,6 +22027,7 @@
         <w:tc>
           <w:tcPr>
             <w:tcW w:w="3073" w:type="dxa"/>
+            <w:tcMar/>
           </w:tcPr>
           <w:p>
             <w:pPr>
@@ -21371,6 +22041,7 @@
         <w:tc>
           <w:tcPr>
             <w:tcW w:w="3330" w:type="dxa"/>
+            <w:tcMar/>
           </w:tcPr>
           <w:p>
             <w:pPr>
@@ -21392,6 +22063,7 @@
         <w:tc>
           <w:tcPr>
             <w:tcW w:w="2790" w:type="dxa"/>
+            <w:tcMar/>
           </w:tcPr>
           <w:p>
             <w:pPr>
@@ -21410,47 +22082,57 @@
         <w:tc>
           <w:tcPr>
             <w:tcW w:w="3073" w:type="dxa"/>
-          </w:tcPr>
-          <w:p>
-            <w:pPr>
-              <w:pStyle w:val="BodyText"/>
-            </w:pPr>
-            <w:r>
-              <w:t xml:space="preserve"> STORE_ZONE_CODE </w:t>
+            <w:tcMar/>
+          </w:tcPr>
+          <w:p>
+            <w:pPr>
+              <w:pStyle w:val="BodyText"/>
+            </w:pPr>
+            <w:r>
+              <w:rPr/>
+              <w:t xml:space="preserve"> STORE_ZONE_</w:t>
+            </w:r>
+            <w:r>
+              <w:rPr/>
+              <w:t>ID</w:t>
             </w:r>
           </w:p>
         </w:tc>
         <w:tc>
           <w:tcPr>
             <w:tcW w:w="3330" w:type="dxa"/>
-          </w:tcPr>
-          <w:p>
-            <w:pPr>
-              <w:pStyle w:val="BodyText"/>
-            </w:pPr>
-            <w:r>
+            <w:tcMar/>
+          </w:tcPr>
+          <w:p>
+            <w:pPr>
+              <w:pStyle w:val="BodyText"/>
+            </w:pPr>
+            <w:r>
+              <w:rPr/>
+              <w:t xml:space="preserve"> BIGINT NOT NULL</w:t>
+            </w:r>
+            <w:r>
+              <w:rPr/>
               <w:t xml:space="preserve"> </w:t>
             </w:r>
-            <w:proofErr w:type="gramStart"/>
-            <w:r>
-              <w:t>VARCHAR(</w:t>
-            </w:r>
-            <w:proofErr w:type="gramEnd"/>
-            <w:r>
-              <w:t xml:space="preserve">50) NOT NULL </w:t>
-            </w:r>
           </w:p>
         </w:tc>
         <w:tc>
           <w:tcPr>
             <w:tcW w:w="2790" w:type="dxa"/>
-          </w:tcPr>
-          <w:p>
-            <w:pPr>
-              <w:pStyle w:val="BodyText"/>
-            </w:pPr>
-            <w:r>
-              <w:t xml:space="preserve"> South / East / West / North / N/A </w:t>
+            <w:tcMar/>
+          </w:tcPr>
+          <w:p>
+            <w:pPr>
+              <w:pStyle w:val="BodyText"/>
+            </w:pPr>
+            <w:r>
+              <w:rPr/>
+              <w:t xml:space="preserve"> </w:t>
+            </w:r>
+            <w:r>
+              <w:rPr/>
+              <w:t>FK → CE_STORE_ZONES</w:t>
             </w:r>
           </w:p>
         </w:tc>
@@ -21462,55 +22144,58 @@
         <w:tc>
           <w:tcPr>
             <w:tcW w:w="3073" w:type="dxa"/>
-          </w:tcPr>
-          <w:p>
-            <w:pPr>
-              <w:pStyle w:val="BodyText"/>
-            </w:pPr>
-            <w:r>
-              <w:t xml:space="preserve"> STORE_ADDRESS </w:t>
+            <w:tcMar/>
+          </w:tcPr>
+          <w:p>
+            <w:pPr>
+              <w:pStyle w:val="BodyText"/>
+            </w:pPr>
+            <w:r>
+              <w:rPr/>
+              <w:t>STOR</w:t>
+            </w:r>
+            <w:r>
+              <w:rPr/>
+              <w:t>E_LOCATION_ID</w:t>
             </w:r>
           </w:p>
         </w:tc>
         <w:tc>
           <w:tcPr>
             <w:tcW w:w="3330" w:type="dxa"/>
-          </w:tcPr>
-          <w:p>
-            <w:pPr>
-              <w:pStyle w:val="BodyText"/>
-            </w:pPr>
-            <w:r>
+            <w:tcMar/>
+          </w:tcPr>
+          <w:p>
+            <w:pPr>
+              <w:pStyle w:val="BodyText"/>
+              <w:suppressLineNumbers w:val="0"/>
+              <w:bidi w:val="0"/>
+              <w:spacing w:before="120" w:beforeAutospacing="off" w:after="0" w:afterAutospacing="off" w:line="240" w:lineRule="auto"/>
+              <w:ind w:left="0" w:right="0"/>
+              <w:jc w:val="left"/>
+            </w:pPr>
+            <w:r>
+              <w:rPr/>
+              <w:t xml:space="preserve"> BIGINT NOT NULL</w:t>
+            </w:r>
+            <w:r>
+              <w:rPr/>
               <w:t xml:space="preserve"> </w:t>
             </w:r>
-            <w:proofErr w:type="gramStart"/>
-            <w:r>
-              <w:t>VARCHAR(</w:t>
-            </w:r>
-            <w:proofErr w:type="gramEnd"/>
-            <w:r>
-              <w:t xml:space="preserve">200) NOT NULL </w:t>
-            </w:r>
           </w:p>
         </w:tc>
         <w:tc>
           <w:tcPr>
             <w:tcW w:w="2790" w:type="dxa"/>
-          </w:tcPr>
-          <w:p>
-            <w:pPr>
-              <w:pStyle w:val="BodyText"/>
-            </w:pPr>
-            <w:r>
-              <w:t xml:space="preserve"> N/A for </w:t>
-            </w:r>
-            <w:proofErr w:type="spellStart"/>
-            <w:r>
-              <w:t>ecom</w:t>
-            </w:r>
-            <w:proofErr w:type="spellEnd"/>
-            <w:r>
-              <w:t xml:space="preserve"> </w:t>
+            <w:tcMar/>
+          </w:tcPr>
+          <w:p>
+            <w:pPr>
+              <w:pStyle w:val="BodyText"/>
+            </w:pPr>
+            <w:r>
+              <w:rPr/>
+              <w:t>FK → CE_LOCATIONS</w:t>
             </w:r>
           </w:p>
         </w:tc>
@@ -21522,53 +22207,46 @@
         <w:tc>
           <w:tcPr>
             <w:tcW w:w="3073" w:type="dxa"/>
-          </w:tcPr>
-          <w:p>
-            <w:pPr>
-              <w:pStyle w:val="BodyText"/>
-            </w:pPr>
-            <w:r>
-              <w:t xml:space="preserve"> STORE_CITY </w:t>
+            <w:tcMar/>
+          </w:tcPr>
+          <w:p>
+            <w:pPr>
+              <w:pStyle w:val="BodyText"/>
+            </w:pPr>
+            <w:r>
+              <w:t xml:space="preserve"> </w:t>
+            </w:r>
+            <w:r>
+              <w:t>TA_INSERT_DT</w:t>
+            </w:r>
+            <w:r>
+              <w:t xml:space="preserve"> </w:t>
             </w:r>
           </w:p>
         </w:tc>
         <w:tc>
           <w:tcPr>
             <w:tcW w:w="3330" w:type="dxa"/>
-          </w:tcPr>
-          <w:p>
-            <w:pPr>
-              <w:pStyle w:val="BodyText"/>
-            </w:pPr>
-            <w:r>
-              <w:t xml:space="preserve"> </w:t>
-            </w:r>
-            <w:proofErr w:type="gramStart"/>
-            <w:r>
-              <w:t>VARCHAR(</w:t>
-            </w:r>
-            <w:proofErr w:type="gramEnd"/>
-            <w:r>
-              <w:t xml:space="preserve">100) NOT NULL </w:t>
+            <w:tcMar/>
+          </w:tcPr>
+          <w:p>
+            <w:pPr>
+              <w:pStyle w:val="BodyText"/>
+            </w:pPr>
+            <w:r>
+              <w:t xml:space="preserve"> DATE NOT NULL </w:t>
             </w:r>
           </w:p>
         </w:tc>
         <w:tc>
           <w:tcPr>
             <w:tcW w:w="2790" w:type="dxa"/>
-          </w:tcPr>
-          <w:p>
-            <w:pPr>
-              <w:pStyle w:val="BodyText"/>
-            </w:pPr>
-            <w:r>
-              <w:t xml:space="preserve"> N/A for </w:t>
-            </w:r>
-            <w:proofErr w:type="spellStart"/>
-            <w:r>
-              <w:t>ecom</w:t>
-            </w:r>
-            <w:proofErr w:type="spellEnd"/>
+            <w:tcMar/>
+          </w:tcPr>
+          <w:p>
+            <w:pPr>
+              <w:pStyle w:val="BodyText"/>
+            </w:pPr>
             <w:r>
               <w:t xml:space="preserve"> </w:t>
             </w:r>
@@ -21582,53 +22260,46 @@
         <w:tc>
           <w:tcPr>
             <w:tcW w:w="3073" w:type="dxa"/>
-          </w:tcPr>
-          <w:p>
-            <w:pPr>
-              <w:pStyle w:val="BodyText"/>
-            </w:pPr>
-            <w:r>
-              <w:t xml:space="preserve"> STORE_STATE </w:t>
+            <w:tcMar/>
+          </w:tcPr>
+          <w:p>
+            <w:pPr>
+              <w:pStyle w:val="BodyText"/>
+            </w:pPr>
+            <w:r>
+              <w:t xml:space="preserve"> </w:t>
+            </w:r>
+            <w:r>
+              <w:t>TA_UPDATE_DT</w:t>
+            </w:r>
+            <w:r>
+              <w:t xml:space="preserve"> </w:t>
             </w:r>
           </w:p>
         </w:tc>
         <w:tc>
           <w:tcPr>
             <w:tcW w:w="3330" w:type="dxa"/>
-          </w:tcPr>
-          <w:p>
-            <w:pPr>
-              <w:pStyle w:val="BodyText"/>
-            </w:pPr>
-            <w:r>
-              <w:t xml:space="preserve"> </w:t>
-            </w:r>
-            <w:proofErr w:type="gramStart"/>
-            <w:r>
-              <w:t>CHAR(</w:t>
-            </w:r>
-            <w:proofErr w:type="gramEnd"/>
-            <w:r>
-              <w:t xml:space="preserve">2) NOT NULL </w:t>
+            <w:tcMar/>
+          </w:tcPr>
+          <w:p>
+            <w:pPr>
+              <w:pStyle w:val="BodyText"/>
+            </w:pPr>
+            <w:r>
+              <w:t xml:space="preserve"> DATE NOT NULL </w:t>
             </w:r>
           </w:p>
         </w:tc>
         <w:tc>
           <w:tcPr>
             <w:tcW w:w="2790" w:type="dxa"/>
-          </w:tcPr>
-          <w:p>
-            <w:pPr>
-              <w:pStyle w:val="BodyText"/>
-            </w:pPr>
-            <w:r>
-              <w:t xml:space="preserve"> N/A for </w:t>
-            </w:r>
-            <w:proofErr w:type="spellStart"/>
-            <w:r>
-              <w:t>ecom</w:t>
-            </w:r>
-            <w:proofErr w:type="spellEnd"/>
+            <w:tcMar/>
+          </w:tcPr>
+          <w:p>
+            <w:pPr>
+              <w:pStyle w:val="BodyText"/>
+            </w:pPr>
             <w:r>
               <w:t xml:space="preserve"> </w:t>
             </w:r>
@@ -21642,19 +22313,21 @@
         <w:tc>
           <w:tcPr>
             <w:tcW w:w="3073" w:type="dxa"/>
-          </w:tcPr>
-          <w:p>
-            <w:pPr>
-              <w:pStyle w:val="BodyText"/>
-            </w:pPr>
-            <w:r>
-              <w:t xml:space="preserve"> STORE_POSTAL_CODE </w:t>
+            <w:tcMar/>
+          </w:tcPr>
+          <w:p>
+            <w:pPr>
+              <w:pStyle w:val="BodyText"/>
+            </w:pPr>
+            <w:r>
+              <w:t xml:space="preserve"> SOURCE_SYSTEM </w:t>
             </w:r>
           </w:p>
         </w:tc>
         <w:tc>
           <w:tcPr>
             <w:tcW w:w="3330" w:type="dxa"/>
+            <w:tcMar/>
           </w:tcPr>
           <w:p>
             <w:pPr>
@@ -21669,26 +22342,19 @@
             </w:r>
             <w:proofErr w:type="gramEnd"/>
             <w:r>
-              <w:t xml:space="preserve">10) NOT NULL </w:t>
+              <w:t xml:space="preserve">50) NOT NULL </w:t>
             </w:r>
           </w:p>
         </w:tc>
         <w:tc>
           <w:tcPr>
             <w:tcW w:w="2790" w:type="dxa"/>
-          </w:tcPr>
-          <w:p>
-            <w:pPr>
-              <w:pStyle w:val="BodyText"/>
-            </w:pPr>
-            <w:r>
-              <w:t xml:space="preserve"> N/A for </w:t>
-            </w:r>
-            <w:proofErr w:type="spellStart"/>
-            <w:r>
-              <w:t>ecom</w:t>
-            </w:r>
-            <w:proofErr w:type="spellEnd"/>
+            <w:tcMar/>
+          </w:tcPr>
+          <w:p>
+            <w:pPr>
+              <w:pStyle w:val="BodyText"/>
+            </w:pPr>
             <w:r>
               <w:t xml:space="preserve"> </w:t>
             </w:r>
@@ -21702,6 +22368,21 @@
         <w:tc>
           <w:tcPr>
             <w:tcW w:w="3073" w:type="dxa"/>
+            <w:tcMar/>
+          </w:tcPr>
+          <w:p>
+            <w:pPr>
+              <w:pStyle w:val="BodyText"/>
+            </w:pPr>
+            <w:r>
+              <w:t xml:space="preserve"> SOURCE_ENTITY </w:t>
+            </w:r>
+          </w:p>
+        </w:tc>
+        <w:tc>
+          <w:tcPr>
+            <w:tcW w:w="3330" w:type="dxa"/>
+            <w:tcMar/>
           </w:tcPr>
           <w:p>
             <w:pPr>
@@ -21710,184 +22391,20 @@
             <w:r>
               <w:t xml:space="preserve"> </w:t>
             </w:r>
-            <w:r>
-              <w:t>TA_INSERT_DT</w:t>
-            </w:r>
-            <w:r>
-              <w:t xml:space="preserve"> </w:t>
-            </w:r>
-          </w:p>
-        </w:tc>
-        <w:tc>
-          <w:tcPr>
-            <w:tcW w:w="3330" w:type="dxa"/>
-          </w:tcPr>
-          <w:p>
-            <w:pPr>
-              <w:pStyle w:val="BodyText"/>
-            </w:pPr>
-            <w:r>
-              <w:t xml:space="preserve"> DATE NOT NULL </w:t>
+            <w:proofErr w:type="gramStart"/>
+            <w:r>
+              <w:t>VARCHAR(</w:t>
+            </w:r>
+            <w:proofErr w:type="gramEnd"/>
+            <w:r>
+              <w:t xml:space="preserve">50) NOT NULL </w:t>
             </w:r>
           </w:p>
         </w:tc>
         <w:tc>
           <w:tcPr>
             <w:tcW w:w="2790" w:type="dxa"/>
-          </w:tcPr>
-          <w:p>
-            <w:pPr>
-              <w:pStyle w:val="BodyText"/>
-            </w:pPr>
-            <w:r>
-              <w:t xml:space="preserve"> </w:t>
-            </w:r>
-          </w:p>
-        </w:tc>
-      </w:tr>
-      <w:tr>
-        <w:trPr>
-          <w:trHeight w:val="432"/>
-        </w:trPr>
-        <w:tc>
-          <w:tcPr>
-            <w:tcW w:w="3073" w:type="dxa"/>
-          </w:tcPr>
-          <w:p>
-            <w:pPr>
-              <w:pStyle w:val="BodyText"/>
-            </w:pPr>
-            <w:r>
-              <w:t xml:space="preserve"> </w:t>
-            </w:r>
-            <w:r>
-              <w:t>TA_UPDATE_DT</w:t>
-            </w:r>
-            <w:r>
-              <w:t xml:space="preserve"> </w:t>
-            </w:r>
-          </w:p>
-        </w:tc>
-        <w:tc>
-          <w:tcPr>
-            <w:tcW w:w="3330" w:type="dxa"/>
-          </w:tcPr>
-          <w:p>
-            <w:pPr>
-              <w:pStyle w:val="BodyText"/>
-            </w:pPr>
-            <w:r>
-              <w:t xml:space="preserve"> DATE NOT NULL </w:t>
-            </w:r>
-          </w:p>
-        </w:tc>
-        <w:tc>
-          <w:tcPr>
-            <w:tcW w:w="2790" w:type="dxa"/>
-          </w:tcPr>
-          <w:p>
-            <w:pPr>
-              <w:pStyle w:val="BodyText"/>
-            </w:pPr>
-            <w:r>
-              <w:t xml:space="preserve"> </w:t>
-            </w:r>
-          </w:p>
-        </w:tc>
-      </w:tr>
-      <w:tr>
-        <w:trPr>
-          <w:trHeight w:val="432"/>
-        </w:trPr>
-        <w:tc>
-          <w:tcPr>
-            <w:tcW w:w="3073" w:type="dxa"/>
-          </w:tcPr>
-          <w:p>
-            <w:pPr>
-              <w:pStyle w:val="BodyText"/>
-            </w:pPr>
-            <w:r>
-              <w:t xml:space="preserve"> SOURCE_SYSTEM </w:t>
-            </w:r>
-          </w:p>
-        </w:tc>
-        <w:tc>
-          <w:tcPr>
-            <w:tcW w:w="3330" w:type="dxa"/>
-          </w:tcPr>
-          <w:p>
-            <w:pPr>
-              <w:pStyle w:val="BodyText"/>
-            </w:pPr>
-            <w:r>
-              <w:t xml:space="preserve"> </w:t>
-            </w:r>
-            <w:proofErr w:type="gramStart"/>
-            <w:r>
-              <w:t>VARCHAR(</w:t>
-            </w:r>
-            <w:proofErr w:type="gramEnd"/>
-            <w:r>
-              <w:t xml:space="preserve">50) NOT NULL </w:t>
-            </w:r>
-          </w:p>
-        </w:tc>
-        <w:tc>
-          <w:tcPr>
-            <w:tcW w:w="2790" w:type="dxa"/>
-          </w:tcPr>
-          <w:p>
-            <w:pPr>
-              <w:pStyle w:val="BodyText"/>
-            </w:pPr>
-            <w:r>
-              <w:t xml:space="preserve"> </w:t>
-            </w:r>
-          </w:p>
-        </w:tc>
-      </w:tr>
-      <w:tr>
-        <w:trPr>
-          <w:trHeight w:val="432"/>
-        </w:trPr>
-        <w:tc>
-          <w:tcPr>
-            <w:tcW w:w="3073" w:type="dxa"/>
-          </w:tcPr>
-          <w:p>
-            <w:pPr>
-              <w:pStyle w:val="BodyText"/>
-            </w:pPr>
-            <w:r>
-              <w:t xml:space="preserve"> SOURCE_ENTITY </w:t>
-            </w:r>
-          </w:p>
-        </w:tc>
-        <w:tc>
-          <w:tcPr>
-            <w:tcW w:w="3330" w:type="dxa"/>
-          </w:tcPr>
-          <w:p>
-            <w:pPr>
-              <w:pStyle w:val="BodyText"/>
-            </w:pPr>
-            <w:r>
-              <w:t xml:space="preserve"> </w:t>
-            </w:r>
-            <w:proofErr w:type="gramStart"/>
-            <w:r>
-              <w:t>VARCHAR(</w:t>
-            </w:r>
-            <w:proofErr w:type="gramEnd"/>
-            <w:r>
-              <w:t xml:space="preserve">50) NOT NULL </w:t>
-            </w:r>
-          </w:p>
-        </w:tc>
-        <w:tc>
-          <w:tcPr>
-            <w:tcW w:w="2790" w:type="dxa"/>
+            <w:tcMar/>
           </w:tcPr>
           <w:p>
             <w:pPr>
@@ -23204,6 +23721,539 @@
     </w:p>
     <w:p>
       <w:pPr>
+        <w:pStyle w:val="Heading3"/>
+        <w:rPr/>
+      </w:pPr>
+      <w:r>
+        <w:rPr/>
+        <w:t>CE_STORE_ZONES (SCD Type 0)</w:t>
+      </w:r>
+    </w:p>
+    <w:p>
+      <w:pPr>
+        <w:pStyle w:val="BodyText"/>
+      </w:pPr>
+      <w:r>
+        <w:rPr/>
+        <w:t>Used to store information about store zones.</w:t>
+      </w:r>
+    </w:p>
+    <w:p>
+      <w:pPr>
+        <w:pStyle w:val="BodyText"/>
+      </w:pPr>
+    </w:p>
+    <w:tbl>
+      <w:tblPr>
+        <w:tblW w:w="0" w:type="auto"/>
+        <w:tblInd w:w="-5" w:type="dxa"/>
+        <w:tblBorders>
+          <w:top w:val="single" w:color="76CDD8" w:sz="4"/>
+          <w:left w:val="single" w:color="76CDD8" w:sz="4"/>
+          <w:bottom w:val="single" w:color="76CDD8" w:sz="4"/>
+          <w:right w:val="single" w:color="76CDD8" w:sz="4"/>
+          <w:insideH w:val="single" w:color="76CDD8" w:sz="4"/>
+          <w:insideV w:val="single" w:color="76CDD8" w:sz="4"/>
+        </w:tblBorders>
+        <w:tblLook w:val="0000" w:firstRow="0" w:lastRow="0" w:firstColumn="0" w:lastColumn="0" w:noHBand="0" w:noVBand="0"/>
+      </w:tblPr>
+      <w:tblGrid>
+        <w:gridCol w:w="3073"/>
+        <w:gridCol w:w="3330"/>
+        <w:gridCol w:w="2790"/>
+      </w:tblGrid>
+      <w:tr>
+        <w:trPr>
+          <w:trHeight w:val="292"/>
+        </w:trPr>
+        <w:tc>
+          <w:tcPr>
+            <w:tcW w:w="3073" w:type="dxa"/>
+            <w:shd w:val="clear" w:color="auto" w:fill="76CDD8"/>
+            <w:tcMar/>
+          </w:tcPr>
+          <w:p>
+            <w:pPr>
+              <w:pStyle w:val="BodyText"/>
+              <w:widowControl w:val="0"/>
+              <w:spacing w:line="360" w:lineRule="auto"/>
+              <w:jc w:val="center"/>
+              <w:rPr>
+                <w:color w:val="FFFFFF" w:themeColor="background1" w:themeTint="FF" w:themeShade="FF"/>
+                <w:sz w:val="18"/>
+                <w:szCs w:val="18"/>
+              </w:rPr>
+            </w:pPr>
+            <w:r>
+              <w:rPr/>
+              <w:t xml:space="preserve">Column Name </w:t>
+            </w:r>
+          </w:p>
+        </w:tc>
+        <w:tc>
+          <w:tcPr>
+            <w:tcW w:w="3330" w:type="dxa"/>
+            <w:shd w:val="clear" w:color="auto" w:fill="76CDD8"/>
+            <w:tcMar/>
+          </w:tcPr>
+          <w:p>
+            <w:pPr>
+              <w:pStyle w:val="BodyText"/>
+              <w:widowControl w:val="0"/>
+              <w:spacing w:line="360" w:lineRule="auto"/>
+              <w:jc w:val="center"/>
+              <w:rPr>
+                <w:color w:val="FFFFFF" w:themeColor="background1" w:themeTint="FF" w:themeShade="FF"/>
+                <w:sz w:val="18"/>
+                <w:szCs w:val="18"/>
+              </w:rPr>
+            </w:pPr>
+            <w:r>
+              <w:rPr/>
+              <w:t xml:space="preserve"> Data Type </w:t>
+            </w:r>
+          </w:p>
+        </w:tc>
+        <w:tc>
+          <w:tcPr>
+            <w:tcW w:w="2790" w:type="dxa"/>
+            <w:shd w:val="clear" w:color="auto" w:fill="76CDD8"/>
+            <w:tcMar/>
+          </w:tcPr>
+          <w:p>
+            <w:pPr>
+              <w:pStyle w:val="BodyText"/>
+              <w:widowControl w:val="0"/>
+              <w:spacing w:line="360" w:lineRule="auto"/>
+              <w:rPr>
+                <w:color w:val="FFFFFF" w:themeColor="background1" w:themeTint="FF" w:themeShade="FF"/>
+                <w:sz w:val="18"/>
+                <w:szCs w:val="18"/>
+              </w:rPr>
+            </w:pPr>
+            <w:r>
+              <w:rPr/>
+              <w:t xml:space="preserve"> Notes </w:t>
+            </w:r>
+          </w:p>
+        </w:tc>
+      </w:tr>
+      <w:tr>
+        <w:trPr>
+          <w:trHeight w:val="432"/>
+        </w:trPr>
+        <w:tc>
+          <w:tcPr>
+            <w:tcW w:w="3073" w:type="dxa"/>
+            <w:tcMar/>
+          </w:tcPr>
+          <w:p>
+            <w:pPr>
+              <w:spacing w:before="0" w:beforeAutospacing="off" w:after="0" w:afterAutospacing="off"/>
+              <w:jc w:val="left"/>
+              <w:rPr>
+                <w:rFonts w:ascii="Trebuchet MS" w:hAnsi="Trebuchet MS" w:eastAsia="Trebuchet MS" w:cs="Trebuchet MS"/>
+              </w:rPr>
+            </w:pPr>
+            <w:r>
+              <w:rPr>
+                <w:rFonts w:ascii="Trebuchet MS" w:hAnsi="Trebuchet MS" w:eastAsia="Trebuchet MS" w:cs="Trebuchet MS"/>
+              </w:rPr>
+              <w:t>STORE_ZONE_ID</w:t>
+            </w:r>
+          </w:p>
+        </w:tc>
+        <w:tc>
+          <w:tcPr>
+            <w:tcW w:w="3330" w:type="dxa"/>
+            <w:tcMar/>
+          </w:tcPr>
+          <w:p>
+            <w:pPr>
+              <w:spacing w:before="0" w:beforeAutospacing="off" w:after="0" w:afterAutospacing="off"/>
+              <w:jc w:val="left"/>
+              <w:rPr>
+                <w:rFonts w:ascii="Trebuchet MS" w:hAnsi="Trebuchet MS" w:eastAsia="Trebuchet MS" w:cs="Trebuchet MS"/>
+              </w:rPr>
+            </w:pPr>
+            <w:r>
+              <w:rPr>
+                <w:rFonts w:ascii="Trebuchet MS" w:hAnsi="Trebuchet MS" w:eastAsia="Trebuchet MS" w:cs="Trebuchet MS"/>
+              </w:rPr>
+              <w:t>BIGINT NOT NULL</w:t>
+            </w:r>
+          </w:p>
+        </w:tc>
+        <w:tc>
+          <w:tcPr>
+            <w:tcW w:w="2790" w:type="dxa"/>
+            <w:tcMar/>
+          </w:tcPr>
+          <w:p>
+            <w:pPr>
+              <w:spacing w:before="0" w:beforeAutospacing="off" w:after="0" w:afterAutospacing="off"/>
+              <w:jc w:val="left"/>
+              <w:rPr>
+                <w:rFonts w:ascii="Trebuchet MS" w:hAnsi="Trebuchet MS" w:eastAsia="Trebuchet MS" w:cs="Trebuchet MS"/>
+              </w:rPr>
+            </w:pPr>
+            <w:r>
+              <w:rPr>
+                <w:rFonts w:ascii="Trebuchet MS" w:hAnsi="Trebuchet MS" w:eastAsia="Trebuchet MS" w:cs="Trebuchet MS"/>
+              </w:rPr>
+              <w:t>PK — sequence</w:t>
+            </w:r>
+          </w:p>
+        </w:tc>
+      </w:tr>
+      <w:tr>
+        <w:trPr>
+          <w:trHeight w:val="432"/>
+        </w:trPr>
+        <w:tc>
+          <w:tcPr>
+            <w:tcW w:w="3073" w:type="dxa"/>
+            <w:tcMar/>
+          </w:tcPr>
+          <w:p>
+            <w:pPr>
+              <w:spacing w:before="0" w:beforeAutospacing="off" w:after="0" w:afterAutospacing="off"/>
+              <w:jc w:val="left"/>
+              <w:rPr>
+                <w:rFonts w:ascii="Trebuchet MS" w:hAnsi="Trebuchet MS" w:eastAsia="Trebuchet MS" w:cs="Trebuchet MS"/>
+              </w:rPr>
+            </w:pPr>
+            <w:r>
+              <w:rPr>
+                <w:rFonts w:ascii="Trebuchet MS" w:hAnsi="Trebuchet MS" w:eastAsia="Trebuchet MS" w:cs="Trebuchet MS"/>
+              </w:rPr>
+              <w:t>STORE_ZONE_SRC_ID</w:t>
+            </w:r>
+          </w:p>
+        </w:tc>
+        <w:tc>
+          <w:tcPr>
+            <w:tcW w:w="3330" w:type="dxa"/>
+            <w:tcMar/>
+          </w:tcPr>
+          <w:p>
+            <w:pPr>
+              <w:spacing w:before="0" w:beforeAutospacing="off" w:after="0" w:afterAutospacing="off"/>
+              <w:jc w:val="left"/>
+              <w:rPr>
+                <w:rFonts w:ascii="Trebuchet MS" w:hAnsi="Trebuchet MS" w:eastAsia="Trebuchet MS" w:cs="Trebuchet MS"/>
+              </w:rPr>
+            </w:pPr>
+            <w:r>
+              <w:rPr>
+                <w:rFonts w:ascii="Trebuchet MS" w:hAnsi="Trebuchet MS" w:eastAsia="Trebuchet MS" w:cs="Trebuchet MS"/>
+              </w:rPr>
+              <w:t>VARCHAR(100) NOT NULL</w:t>
+            </w:r>
+          </w:p>
+        </w:tc>
+        <w:tc>
+          <w:tcPr>
+            <w:tcW w:w="2790" w:type="dxa"/>
+            <w:tcMar/>
+          </w:tcPr>
+          <w:p>
+            <w:pPr>
+              <w:spacing w:before="0" w:beforeAutospacing="off" w:after="0" w:afterAutospacing="off"/>
+              <w:jc w:val="left"/>
+              <w:rPr>
+                <w:rFonts w:ascii="Trebuchet MS" w:hAnsi="Trebuchet MS" w:eastAsia="Trebuchet MS" w:cs="Trebuchet MS"/>
+              </w:rPr>
+            </w:pPr>
+            <w:r>
+              <w:rPr>
+                <w:rFonts w:ascii="Trebuchet MS" w:hAnsi="Trebuchet MS" w:eastAsia="Trebuchet MS" w:cs="Trebuchet MS"/>
+              </w:rPr>
+              <w:t>NK — generated from name</w:t>
+            </w:r>
+          </w:p>
+        </w:tc>
+      </w:tr>
+      <w:tr>
+        <w:trPr>
+          <w:trHeight w:val="432"/>
+        </w:trPr>
+        <w:tc>
+          <w:tcPr>
+            <w:tcW w:w="3073" w:type="dxa"/>
+            <w:tcMar/>
+          </w:tcPr>
+          <w:p>
+            <w:pPr>
+              <w:spacing w:before="0" w:beforeAutospacing="off" w:after="0" w:afterAutospacing="off"/>
+              <w:jc w:val="left"/>
+              <w:rPr>
+                <w:rFonts w:ascii="Trebuchet MS" w:hAnsi="Trebuchet MS" w:eastAsia="Trebuchet MS" w:cs="Trebuchet MS"/>
+              </w:rPr>
+            </w:pPr>
+            <w:r>
+              <w:rPr>
+                <w:rFonts w:ascii="Trebuchet MS" w:hAnsi="Trebuchet MS" w:eastAsia="Trebuchet MS" w:cs="Trebuchet MS"/>
+              </w:rPr>
+              <w:t>STORE_ZONE_NAME</w:t>
+            </w:r>
+          </w:p>
+        </w:tc>
+        <w:tc>
+          <w:tcPr>
+            <w:tcW w:w="3330" w:type="dxa"/>
+            <w:tcMar/>
+          </w:tcPr>
+          <w:p>
+            <w:pPr>
+              <w:spacing w:before="0" w:beforeAutospacing="off" w:after="0" w:afterAutospacing="off"/>
+              <w:jc w:val="left"/>
+              <w:rPr>
+                <w:rFonts w:ascii="Trebuchet MS" w:hAnsi="Trebuchet MS" w:eastAsia="Trebuchet MS" w:cs="Trebuchet MS"/>
+              </w:rPr>
+            </w:pPr>
+            <w:r>
+              <w:rPr>
+                <w:rFonts w:ascii="Trebuchet MS" w:hAnsi="Trebuchet MS" w:eastAsia="Trebuchet MS" w:cs="Trebuchet MS"/>
+              </w:rPr>
+              <w:t>VARCHAR(50) NOT NULL</w:t>
+            </w:r>
+          </w:p>
+        </w:tc>
+        <w:tc>
+          <w:tcPr>
+            <w:tcW w:w="2790" w:type="dxa"/>
+            <w:tcMar/>
+          </w:tcPr>
+          <w:p>
+            <w:pPr>
+              <w:spacing w:before="0" w:beforeAutospacing="off" w:after="0" w:afterAutospacing="off"/>
+              <w:jc w:val="left"/>
+              <w:rPr>
+                <w:rFonts w:ascii="Trebuchet MS" w:hAnsi="Trebuchet MS" w:eastAsia="Trebuchet MS" w:cs="Trebuchet MS"/>
+              </w:rPr>
+            </w:pPr>
+            <w:r>
+              <w:rPr>
+                <w:rFonts w:ascii="Trebuchet MS" w:hAnsi="Trebuchet MS" w:eastAsia="Trebuchet MS" w:cs="Trebuchet MS"/>
+              </w:rPr>
+              <w:t>North / South / East / West / N/A</w:t>
+            </w:r>
+          </w:p>
+        </w:tc>
+      </w:tr>
+      <w:tr>
+        <w:trPr>
+          <w:trHeight w:val="432"/>
+        </w:trPr>
+        <w:tc>
+          <w:tcPr>
+            <w:tcW w:w="3073" w:type="dxa"/>
+            <w:tcMar/>
+          </w:tcPr>
+          <w:p>
+            <w:pPr>
+              <w:spacing w:before="0" w:beforeAutospacing="off" w:after="0" w:afterAutospacing="off"/>
+              <w:jc w:val="left"/>
+              <w:rPr>
+                <w:rFonts w:ascii="Trebuchet MS" w:hAnsi="Trebuchet MS" w:eastAsia="Trebuchet MS" w:cs="Trebuchet MS"/>
+              </w:rPr>
+            </w:pPr>
+            <w:r>
+              <w:rPr>
+                <w:rFonts w:ascii="Trebuchet MS" w:hAnsi="Trebuchet MS" w:eastAsia="Trebuchet MS" w:cs="Trebuchet MS"/>
+              </w:rPr>
+              <w:t>TA_INSERT_DT</w:t>
+            </w:r>
+          </w:p>
+        </w:tc>
+        <w:tc>
+          <w:tcPr>
+            <w:tcW w:w="3330" w:type="dxa"/>
+            <w:tcMar/>
+          </w:tcPr>
+          <w:p>
+            <w:pPr>
+              <w:spacing w:before="0" w:beforeAutospacing="off" w:after="0" w:afterAutospacing="off"/>
+              <w:jc w:val="left"/>
+              <w:rPr>
+                <w:rFonts w:ascii="Trebuchet MS" w:hAnsi="Trebuchet MS" w:eastAsia="Trebuchet MS" w:cs="Trebuchet MS"/>
+              </w:rPr>
+            </w:pPr>
+            <w:r>
+              <w:rPr>
+                <w:rFonts w:ascii="Trebuchet MS" w:hAnsi="Trebuchet MS" w:eastAsia="Trebuchet MS" w:cs="Trebuchet MS"/>
+              </w:rPr>
+              <w:t>DATE NOT NULL</w:t>
+            </w:r>
+          </w:p>
+        </w:tc>
+        <w:tc>
+          <w:tcPr>
+            <w:tcW w:w="2790" w:type="dxa"/>
+            <w:tcMar/>
+          </w:tcPr>
+          <w:p>
+            <w:pPr>
+              <w:spacing w:before="0" w:beforeAutospacing="off" w:after="0" w:afterAutospacing="off"/>
+              <w:jc w:val="left"/>
+              <w:rPr>
+                <w:rFonts w:ascii="Trebuchet MS" w:hAnsi="Trebuchet MS" w:eastAsia="Trebuchet MS" w:cs="Trebuchet MS"/>
+              </w:rPr>
+            </w:pPr>
+            <w:r>
+              <w:rPr>
+                <w:rFonts w:ascii="Trebuchet MS" w:hAnsi="Trebuchet MS" w:eastAsia="Trebuchet MS" w:cs="Trebuchet MS"/>
+              </w:rPr>
+              <w:t>Row creation date</w:t>
+            </w:r>
+          </w:p>
+        </w:tc>
+      </w:tr>
+      <w:tr>
+        <w:trPr>
+          <w:trHeight w:val="432"/>
+        </w:trPr>
+        <w:tc>
+          <w:tcPr>
+            <w:tcW w:w="3073" w:type="dxa"/>
+            <w:tcMar/>
+          </w:tcPr>
+          <w:p>
+            <w:pPr>
+              <w:spacing w:before="0" w:beforeAutospacing="off" w:after="0" w:afterAutospacing="off"/>
+              <w:jc w:val="left"/>
+              <w:rPr>
+                <w:rFonts w:ascii="Trebuchet MS" w:hAnsi="Trebuchet MS" w:eastAsia="Trebuchet MS" w:cs="Trebuchet MS"/>
+              </w:rPr>
+            </w:pPr>
+            <w:r>
+              <w:rPr>
+                <w:rFonts w:ascii="Trebuchet MS" w:hAnsi="Trebuchet MS" w:eastAsia="Trebuchet MS" w:cs="Trebuchet MS"/>
+              </w:rPr>
+              <w:t>SOURCE_SYSTEM</w:t>
+            </w:r>
+          </w:p>
+        </w:tc>
+        <w:tc>
+          <w:tcPr>
+            <w:tcW w:w="3330" w:type="dxa"/>
+            <w:tcMar/>
+          </w:tcPr>
+          <w:p>
+            <w:pPr>
+              <w:spacing w:before="0" w:beforeAutospacing="off" w:after="0" w:afterAutospacing="off"/>
+              <w:jc w:val="left"/>
+              <w:rPr>
+                <w:rFonts w:ascii="Trebuchet MS" w:hAnsi="Trebuchet MS" w:eastAsia="Trebuchet MS" w:cs="Trebuchet MS"/>
+              </w:rPr>
+            </w:pPr>
+            <w:r>
+              <w:rPr>
+                <w:rFonts w:ascii="Trebuchet MS" w:hAnsi="Trebuchet MS" w:eastAsia="Trebuchet MS" w:cs="Trebuchet MS"/>
+              </w:rPr>
+              <w:t>VARCHAR(50) NOT NULL</w:t>
+            </w:r>
+          </w:p>
+        </w:tc>
+        <w:tc>
+          <w:tcPr>
+            <w:tcW w:w="2790" w:type="dxa"/>
+            <w:tcMar/>
+          </w:tcPr>
+          <w:p>
+            <w:pPr>
+              <w:spacing w:before="0" w:beforeAutospacing="off" w:after="0" w:afterAutospacing="off"/>
+              <w:jc w:val="left"/>
+              <w:rPr>
+                <w:rFonts w:ascii="Trebuchet MS" w:hAnsi="Trebuchet MS" w:eastAsia="Trebuchet MS" w:cs="Trebuchet MS"/>
+              </w:rPr>
+            </w:pPr>
+            <w:r>
+              <w:rPr>
+                <w:rFonts w:ascii="Trebuchet MS" w:hAnsi="Trebuchet MS" w:eastAsia="Trebuchet MS" w:cs="Trebuchet MS"/>
+              </w:rPr>
+              <w:t>'MANUAL'</w:t>
+            </w:r>
+          </w:p>
+        </w:tc>
+      </w:tr>
+      <w:tr>
+        <w:trPr>
+          <w:trHeight w:val="432"/>
+        </w:trPr>
+        <w:tc>
+          <w:tcPr>
+            <w:tcW w:w="3073" w:type="dxa"/>
+            <w:tcMar/>
+          </w:tcPr>
+          <w:p>
+            <w:pPr>
+              <w:spacing w:before="0" w:beforeAutospacing="off" w:after="0" w:afterAutospacing="off"/>
+              <w:jc w:val="left"/>
+              <w:rPr>
+                <w:rFonts w:ascii="Trebuchet MS" w:hAnsi="Trebuchet MS" w:eastAsia="Trebuchet MS" w:cs="Trebuchet MS"/>
+              </w:rPr>
+            </w:pPr>
+            <w:r>
+              <w:rPr>
+                <w:rFonts w:ascii="Trebuchet MS" w:hAnsi="Trebuchet MS" w:eastAsia="Trebuchet MS" w:cs="Trebuchet MS"/>
+              </w:rPr>
+              <w:t>SOURCE_ENTITY</w:t>
+            </w:r>
+          </w:p>
+        </w:tc>
+        <w:tc>
+          <w:tcPr>
+            <w:tcW w:w="3330" w:type="dxa"/>
+            <w:tcMar/>
+          </w:tcPr>
+          <w:p>
+            <w:pPr>
+              <w:spacing w:before="0" w:beforeAutospacing="off" w:after="0" w:afterAutospacing="off"/>
+              <w:jc w:val="left"/>
+              <w:rPr>
+                <w:rFonts w:ascii="Trebuchet MS" w:hAnsi="Trebuchet MS" w:eastAsia="Trebuchet MS" w:cs="Trebuchet MS"/>
+              </w:rPr>
+            </w:pPr>
+            <w:r>
+              <w:rPr>
+                <w:rFonts w:ascii="Trebuchet MS" w:hAnsi="Trebuchet MS" w:eastAsia="Trebuchet MS" w:cs="Trebuchet MS"/>
+              </w:rPr>
+              <w:t>VARCHAR(50) NOT NULL</w:t>
+            </w:r>
+          </w:p>
+        </w:tc>
+        <w:tc>
+          <w:tcPr>
+            <w:tcW w:w="2790" w:type="dxa"/>
+            <w:tcMar/>
+          </w:tcPr>
+          <w:p>
+            <w:pPr>
+              <w:spacing w:before="0" w:beforeAutospacing="off" w:after="0" w:afterAutospacing="off"/>
+              <w:jc w:val="left"/>
+              <w:rPr>
+                <w:rFonts w:ascii="Trebuchet MS" w:hAnsi="Trebuchet MS" w:eastAsia="Trebuchet MS" w:cs="Trebuchet MS"/>
+              </w:rPr>
+            </w:pPr>
+            <w:r>
+              <w:rPr>
+                <w:rFonts w:ascii="Trebuchet MS" w:hAnsi="Trebuchet MS" w:eastAsia="Trebuchet MS" w:cs="Trebuchet MS"/>
+              </w:rPr>
+              <w:t>'MANUAL'</w:t>
+            </w:r>
+          </w:p>
+        </w:tc>
+      </w:tr>
+    </w:tbl>
+    <w:p>
+      <w:pPr>
+        <w:pStyle w:val="BodyText"/>
+      </w:pPr>
+    </w:p>
+    <w:p>
+      <w:pPr>
         <w:pStyle w:val="Heading2"/>
         <w:rPr/>
       </w:pPr>
@@ -23218,10 +24268,10 @@
       </w:pPr>
       <w:r>
         <w:drawing>
-          <wp:inline wp14:editId="73C6E7AB" wp14:anchorId="2496C3C9">
-            <wp:extent cx="6305550" cy="5724525"/>
+          <wp:inline wp14:editId="46BBCAE9" wp14:anchorId="7DF77436">
+            <wp:extent cx="6305550" cy="6200775"/>
             <wp:effectExtent l="0" t="0" r="0" b="0"/>
-            <wp:docPr id="1738619295" name="drawing"/>
+            <wp:docPr id="431230276" name="drawing"/>
             <wp:cNvGraphicFramePr>
               <a:graphicFrameLocks noChangeAspect="1"/>
             </wp:cNvGraphicFramePr>
@@ -23229,11 +24279,11 @@
               <a:graphicData xmlns:a="http://schemas.openxmlformats.org/drawingml/2006/main" uri="http://schemas.openxmlformats.org/drawingml/2006/picture">
                 <pic:pic xmlns:pic="http://schemas.openxmlformats.org/drawingml/2006/picture">
                   <pic:nvPicPr>
-                    <pic:cNvPr id="1738619295" name="Picture 1738619295"/>
+                    <pic:cNvPr id="431230276" name="Picture 431230276"/>
                     <pic:cNvPicPr/>
                   </pic:nvPicPr>
                   <pic:blipFill>
-                    <a:blip xmlns:r="http://schemas.openxmlformats.org/officeDocument/2006/relationships" r:embed="rId1407784030">
+                    <a:blip xmlns:r="http://schemas.openxmlformats.org/officeDocument/2006/relationships" r:embed="rId937612466">
                       <a:extLst>
                         <a:ext uri="{28A0092B-C50C-407E-A947-70E740481C1C}">
                           <a14:useLocalDpi xmlns:a14="http://schemas.microsoft.com/office/drawing/2010/main"/>
@@ -23247,7 +24297,7 @@
                   <pic:spPr>
                     <a:xfrm>
                       <a:off x="0" y="0"/>
-                      <a:ext cx="6305550" cy="5724525"/>
+                      <a:ext cx="6305550" cy="6200775"/>
                     </a:xfrm>
                     <a:prstGeom prst="rect">
                       <a:avLst/>
